--- a/py 系统交互.docx
+++ b/py 系统交互.docx
@@ -185,12 +185,6 @@
             <w:insideH w:val="single" w:color="auto" w:sz="4" w:space="0"/>
             <w:insideV w:val="single" w:color="auto" w:sz="4" w:space="0"/>
           </w:tblBorders>
-          <w:tblCellMar>
-            <w:top w:w="0" w:type="dxa"/>
-            <w:left w:w="108" w:type="dxa"/>
-            <w:bottom w:w="0" w:type="dxa"/>
-            <w:right w:w="108" w:type="dxa"/>
-          </w:tblCellMar>
         </w:tblPrEx>
         <w:tc>
           <w:tcPr>
@@ -342,12 +336,6 @@
             <w:insideH w:val="single" w:color="auto" w:sz="4" w:space="0"/>
             <w:insideV w:val="single" w:color="auto" w:sz="4" w:space="0"/>
           </w:tblBorders>
-          <w:tblCellMar>
-            <w:top w:w="0" w:type="dxa"/>
-            <w:left w:w="108" w:type="dxa"/>
-            <w:bottom w:w="0" w:type="dxa"/>
-            <w:right w:w="108" w:type="dxa"/>
-          </w:tblCellMar>
         </w:tblPrEx>
         <w:tc>
           <w:tcPr>
@@ -572,12 +560,6 @@
             <w:insideH w:val="single" w:color="auto" w:sz="4" w:space="0"/>
             <w:insideV w:val="single" w:color="auto" w:sz="4" w:space="0"/>
           </w:tblBorders>
-          <w:tblCellMar>
-            <w:top w:w="0" w:type="dxa"/>
-            <w:left w:w="108" w:type="dxa"/>
-            <w:bottom w:w="0" w:type="dxa"/>
-            <w:right w:w="108" w:type="dxa"/>
-          </w:tblCellMar>
         </w:tblPrEx>
         <w:tc>
           <w:tcPr>
@@ -1074,12 +1056,6 @@
             <w:insideH w:val="single" w:color="auto" w:sz="4" w:space="0"/>
             <w:insideV w:val="single" w:color="auto" w:sz="4" w:space="0"/>
           </w:tblBorders>
-          <w:tblCellMar>
-            <w:top w:w="0" w:type="dxa"/>
-            <w:left w:w="108" w:type="dxa"/>
-            <w:bottom w:w="0" w:type="dxa"/>
-            <w:right w:w="108" w:type="dxa"/>
-          </w:tblCellMar>
         </w:tblPrEx>
         <w:tc>
           <w:tcPr>
@@ -1933,12 +1909,6 @@
             <w:insideH w:val="single" w:color="auto" w:sz="4" w:space="0"/>
             <w:insideV w:val="single" w:color="auto" w:sz="4" w:space="0"/>
           </w:tblBorders>
-          <w:tblCellMar>
-            <w:top w:w="0" w:type="dxa"/>
-            <w:left w:w="108" w:type="dxa"/>
-            <w:bottom w:w="0" w:type="dxa"/>
-            <w:right w:w="108" w:type="dxa"/>
-          </w:tblCellMar>
         </w:tblPrEx>
         <w:tc>
           <w:tcPr>
@@ -2004,12 +1974,6 @@
             <w:insideH w:val="single" w:color="auto" w:sz="4" w:space="0"/>
             <w:insideV w:val="single" w:color="auto" w:sz="4" w:space="0"/>
           </w:tblBorders>
-          <w:tblCellMar>
-            <w:top w:w="0" w:type="dxa"/>
-            <w:left w:w="108" w:type="dxa"/>
-            <w:bottom w:w="0" w:type="dxa"/>
-            <w:right w:w="108" w:type="dxa"/>
-          </w:tblCellMar>
         </w:tblPrEx>
         <w:tc>
           <w:tcPr>
@@ -2074,12 +2038,6 @@
             <w:insideH w:val="single" w:color="auto" w:sz="4" w:space="0"/>
             <w:insideV w:val="single" w:color="auto" w:sz="4" w:space="0"/>
           </w:tblBorders>
-          <w:tblCellMar>
-            <w:top w:w="0" w:type="dxa"/>
-            <w:left w:w="108" w:type="dxa"/>
-            <w:bottom w:w="0" w:type="dxa"/>
-            <w:right w:w="108" w:type="dxa"/>
-          </w:tblCellMar>
         </w:tblPrEx>
         <w:tc>
           <w:tcPr>
@@ -2181,12 +2139,6 @@
             <w:insideH w:val="single" w:color="auto" w:sz="4" w:space="0"/>
             <w:insideV w:val="single" w:color="auto" w:sz="4" w:space="0"/>
           </w:tblBorders>
-          <w:tblCellMar>
-            <w:top w:w="0" w:type="dxa"/>
-            <w:left w:w="108" w:type="dxa"/>
-            <w:bottom w:w="0" w:type="dxa"/>
-            <w:right w:w="108" w:type="dxa"/>
-          </w:tblCellMar>
         </w:tblPrEx>
         <w:tc>
           <w:tcPr>
@@ -2657,6 +2609,12 @@
             <w:insideH w:val="single" w:color="auto" w:sz="4" w:space="0"/>
             <w:insideV w:val="single" w:color="auto" w:sz="4" w:space="0"/>
           </w:tblBorders>
+          <w:tblCellMar>
+            <w:top w:w="0" w:type="dxa"/>
+            <w:left w:w="108" w:type="dxa"/>
+            <w:bottom w:w="0" w:type="dxa"/>
+            <w:right w:w="108" w:type="dxa"/>
+          </w:tblCellMar>
         </w:tblPrEx>
         <w:tc>
           <w:tcPr>
@@ -2983,12 +2941,6 @@
             <w:insideH w:val="single" w:color="auto" w:sz="4" w:space="0"/>
             <w:insideV w:val="single" w:color="auto" w:sz="4" w:space="0"/>
           </w:tblBorders>
-          <w:tblCellMar>
-            <w:top w:w="0" w:type="dxa"/>
-            <w:left w:w="108" w:type="dxa"/>
-            <w:bottom w:w="0" w:type="dxa"/>
-            <w:right w:w="108" w:type="dxa"/>
-          </w:tblCellMar>
         </w:tblPrEx>
         <w:tc>
           <w:tcPr>
@@ -6908,6 +6860,200 @@
           <w:spacing w:val="7"/>
         </w:rPr>
       </w:pPr>
+      <w:bookmarkStart w:id="27" w:name="_GoBack"/>
+      <w:bookmarkEnd w:id="27"/>
+    </w:p>
+    <w:p>
+      <w:pPr>
+        <w:rPr>
+          <w:rFonts w:cs="华文中宋"/>
+          <w:bCs/>
+          <w:color w:val="FF0000"/>
+          <w:spacing w:val="7"/>
+        </w:rPr>
+      </w:pPr>
+    </w:p>
+    <w:p>
+      <w:pPr>
+        <w:outlineLvl w:val="0"/>
+        <w:rPr>
+          <w:rFonts w:cs="华文中宋"/>
+          <w:bCs/>
+          <w:color w:val="FF0000"/>
+          <w:spacing w:val="7"/>
+        </w:rPr>
+      </w:pPr>
+      <w:r>
+        <w:rPr>
+          <w:rFonts w:hint="eastAsia" w:cs="华文中宋"/>
+          <w:bCs/>
+          <w:color w:val="70AD47" w:themeColor="accent6"/>
+          <w:szCs w:val="24"/>
+          <w:lang w:val="en-US" w:eastAsia="zh-CN"/>
+          <w14:textFill>
+            <w14:solidFill>
+              <w14:schemeClr w14:val="accent6"/>
+            </w14:solidFill>
+          </w14:textFill>
+        </w:rPr>
+        <w:t>仿真IsaacSim</w:t>
+      </w:r>
+      <w:r>
+        <w:rPr>
+          <w:rFonts w:hint="eastAsia" w:cs="华文中宋"/>
+          <w:bCs/>
+          <w:color w:val="70AD47" w:themeColor="accent6"/>
+          <w:szCs w:val="24"/>
+          <w14:textFill>
+            <w14:solidFill>
+              <w14:schemeClr w14:val="accent6"/>
+            </w14:solidFill>
+          </w14:textFill>
+        </w:rPr>
+        <w:t>：</w:t>
+      </w:r>
+    </w:p>
+    <w:p>
+      <w:pPr>
+        <w:numPr>
+          <w:ilvl w:val="0"/>
+          <w:numId w:val="0"/>
+        </w:numPr>
+        <w:outlineLvl w:val="9"/>
+        <w:rPr>
+          <w:rFonts w:hint="eastAsia" w:cs="华文中宋"/>
+          <w:b/>
+          <w:bCs/>
+          <w:i w:val="0"/>
+          <w:caps w:val="0"/>
+          <w:color w:val="ED7D31" w:themeColor="accent2"/>
+          <w:spacing w:val="7"/>
+          <w:sz w:val="21"/>
+          <w:szCs w:val="21"/>
+          <w:u w:val="single"/>
+          <w:lang w:val="en-US" w:eastAsia="zh-CN"/>
+          <w14:textFill>
+            <w14:solidFill>
+              <w14:schemeClr w14:val="accent2"/>
+            </w14:solidFill>
+          </w14:textFill>
+        </w:rPr>
+      </w:pPr>
+      <w:r>
+        <w:rPr>
+          <w:rFonts w:hint="eastAsia" w:cs="华文中宋"/>
+          <w:b/>
+          <w:bCs/>
+          <w:i w:val="0"/>
+          <w:caps w:val="0"/>
+          <w:color w:val="ED7D31" w:themeColor="accent2"/>
+          <w:spacing w:val="7"/>
+          <w:sz w:val="21"/>
+          <w:szCs w:val="21"/>
+          <w:u w:val="single"/>
+          <w:lang w:val="en-US" w:eastAsia="zh-CN"/>
+          <w14:textFill>
+            <w14:solidFill>
+              <w14:schemeClr w14:val="accent2"/>
+            </w14:solidFill>
+          </w14:textFill>
+        </w:rPr>
+        <w:fldChar w:fldCharType="begin"/>
+      </w:r>
+      <w:r>
+        <w:rPr>
+          <w:rFonts w:hint="eastAsia" w:cs="华文中宋"/>
+          <w:b/>
+          <w:bCs/>
+          <w:i w:val="0"/>
+          <w:caps w:val="0"/>
+          <w:color w:val="ED7D31" w:themeColor="accent2"/>
+          <w:spacing w:val="7"/>
+          <w:sz w:val="21"/>
+          <w:szCs w:val="21"/>
+          <w:u w:val="single"/>
+          <w:lang w:val="en-US" w:eastAsia="zh-CN"/>
+          <w14:textFill>
+            <w14:solidFill>
+              <w14:schemeClr w14:val="accent2"/>
+            </w14:solidFill>
+          </w14:textFill>
+        </w:rPr>
+        <w:instrText xml:space="preserve"> HYPERLINK "https://docs.isaacsim.omniverse.nvidia.com/latest/installation/index.html" </w:instrText>
+      </w:r>
+      <w:r>
+        <w:rPr>
+          <w:rFonts w:hint="eastAsia" w:cs="华文中宋"/>
+          <w:b/>
+          <w:bCs/>
+          <w:i w:val="0"/>
+          <w:caps w:val="0"/>
+          <w:color w:val="ED7D31" w:themeColor="accent2"/>
+          <w:spacing w:val="7"/>
+          <w:sz w:val="21"/>
+          <w:szCs w:val="21"/>
+          <w:u w:val="single"/>
+          <w:lang w:val="en-US" w:eastAsia="zh-CN"/>
+          <w14:textFill>
+            <w14:solidFill>
+              <w14:schemeClr w14:val="accent2"/>
+            </w14:solidFill>
+          </w14:textFill>
+        </w:rPr>
+        <w:fldChar w:fldCharType="separate"/>
+      </w:r>
+      <w:r>
+        <w:rPr>
+          <w:rFonts w:hint="eastAsia" w:cs="华文中宋"/>
+          <w:b/>
+          <w:bCs/>
+          <w:i w:val="0"/>
+          <w:caps w:val="0"/>
+          <w:color w:val="ED7D31" w:themeColor="accent2"/>
+          <w:spacing w:val="7"/>
+          <w:sz w:val="21"/>
+          <w:szCs w:val="21"/>
+          <w:u w:val="single"/>
+          <w:lang w:val="en-US" w:eastAsia="zh-CN"/>
+          <w14:textFill>
+            <w14:solidFill>
+              <w14:schemeClr w14:val="accent2"/>
+            </w14:solidFill>
+          </w14:textFill>
+        </w:rPr>
+        <w:t>https://docs.isaacsim.omniverse.nvidia.com/latest/installation/index.html</w:t>
+      </w:r>
+      <w:r>
+        <w:rPr>
+          <w:rFonts w:hint="eastAsia" w:cs="华文中宋"/>
+          <w:b/>
+          <w:bCs/>
+          <w:i w:val="0"/>
+          <w:caps w:val="0"/>
+          <w:color w:val="ED7D31" w:themeColor="accent2"/>
+          <w:spacing w:val="7"/>
+          <w:sz w:val="21"/>
+          <w:szCs w:val="21"/>
+          <w:u w:val="single"/>
+          <w:lang w:val="en-US" w:eastAsia="zh-CN"/>
+          <w14:textFill>
+            <w14:solidFill>
+              <w14:schemeClr w14:val="accent2"/>
+            </w14:solidFill>
+          </w14:textFill>
+        </w:rPr>
+        <w:fldChar w:fldCharType="end"/>
+      </w:r>
+    </w:p>
+    <w:p>
+      <w:pPr>
+        <w:rPr>
+          <w:rFonts w:cs="华文中宋"/>
+          <w:bCs/>
+          <w:color w:val="FF0000"/>
+          <w:spacing w:val="7"/>
+        </w:rPr>
+      </w:pPr>
     </w:p>
     <w:p>
       <w:pPr>
@@ -7512,12 +7658,6 @@
             <w:insideH w:val="single" w:color="auto" w:sz="4" w:space="0"/>
             <w:insideV w:val="single" w:color="auto" w:sz="4" w:space="0"/>
           </w:tblBorders>
-          <w:tblCellMar>
-            <w:top w:w="0" w:type="dxa"/>
-            <w:left w:w="108" w:type="dxa"/>
-            <w:bottom w:w="0" w:type="dxa"/>
-            <w:right w:w="108" w:type="dxa"/>
-          </w:tblCellMar>
         </w:tblPrEx>
         <w:tc>
           <w:tcPr>
@@ -8211,12 +8351,6 @@
             <w:insideH w:val="single" w:color="auto" w:sz="4" w:space="0"/>
             <w:insideV w:val="single" w:color="auto" w:sz="4" w:space="0"/>
           </w:tblBorders>
-          <w:tblCellMar>
-            <w:top w:w="0" w:type="dxa"/>
-            <w:left w:w="108" w:type="dxa"/>
-            <w:bottom w:w="0" w:type="dxa"/>
-            <w:right w:w="108" w:type="dxa"/>
-          </w:tblCellMar>
         </w:tblPrEx>
         <w:tc>
           <w:tcPr>
@@ -13497,6 +13631,12 @@
             <w:insideH w:val="single" w:color="auto" w:sz="4" w:space="0"/>
             <w:insideV w:val="single" w:color="auto" w:sz="4" w:space="0"/>
           </w:tblBorders>
+          <w:tblCellMar>
+            <w:top w:w="0" w:type="dxa"/>
+            <w:left w:w="108" w:type="dxa"/>
+            <w:bottom w:w="0" w:type="dxa"/>
+            <w:right w:w="108" w:type="dxa"/>
+          </w:tblCellMar>
         </w:tblPrEx>
         <w:tc>
           <w:tcPr>
@@ -14953,6 +15093,12 @@
             <w:insideH w:val="single" w:color="auto" w:sz="4" w:space="0"/>
             <w:insideV w:val="single" w:color="auto" w:sz="4" w:space="0"/>
           </w:tblBorders>
+          <w:tblCellMar>
+            <w:top w:w="0" w:type="dxa"/>
+            <w:left w:w="108" w:type="dxa"/>
+            <w:bottom w:w="0" w:type="dxa"/>
+            <w:right w:w="108" w:type="dxa"/>
+          </w:tblCellMar>
         </w:tblPrEx>
         <w:tc>
           <w:tcPr>
@@ -17005,12 +17151,6 @@
             <w:insideH w:val="single" w:color="auto" w:sz="4" w:space="0"/>
             <w:insideV w:val="single" w:color="auto" w:sz="4" w:space="0"/>
           </w:tblBorders>
-          <w:tblCellMar>
-            <w:top w:w="0" w:type="dxa"/>
-            <w:left w:w="108" w:type="dxa"/>
-            <w:bottom w:w="0" w:type="dxa"/>
-            <w:right w:w="108" w:type="dxa"/>
-          </w:tblCellMar>
         </w:tblPrEx>
         <w:tc>
           <w:tcPr>
@@ -21992,12 +22132,6 @@
             <w:insideH w:val="single" w:color="auto" w:sz="4" w:space="0"/>
             <w:insideV w:val="single" w:color="auto" w:sz="4" w:space="0"/>
           </w:tblBorders>
-          <w:tblCellMar>
-            <w:top w:w="0" w:type="dxa"/>
-            <w:left w:w="108" w:type="dxa"/>
-            <w:bottom w:w="0" w:type="dxa"/>
-            <w:right w:w="108" w:type="dxa"/>
-          </w:tblCellMar>
         </w:tblPrEx>
         <w:tc>
           <w:tcPr>
@@ -22424,12 +22558,6 @@
             <w:insideH w:val="single" w:color="auto" w:sz="4" w:space="0"/>
             <w:insideV w:val="single" w:color="auto" w:sz="4" w:space="0"/>
           </w:tblBorders>
-          <w:tblCellMar>
-            <w:top w:w="0" w:type="dxa"/>
-            <w:left w:w="108" w:type="dxa"/>
-            <w:bottom w:w="0" w:type="dxa"/>
-            <w:right w:w="108" w:type="dxa"/>
-          </w:tblCellMar>
         </w:tblPrEx>
         <w:tc>
           <w:tcPr>
@@ -22872,12 +23000,6 @@
             <w:insideH w:val="single" w:color="auto" w:sz="4" w:space="0"/>
             <w:insideV w:val="single" w:color="auto" w:sz="4" w:space="0"/>
           </w:tblBorders>
-          <w:tblCellMar>
-            <w:top w:w="0" w:type="dxa"/>
-            <w:left w:w="108" w:type="dxa"/>
-            <w:bottom w:w="0" w:type="dxa"/>
-            <w:right w:w="108" w:type="dxa"/>
-          </w:tblCellMar>
         </w:tblPrEx>
         <w:tc>
           <w:tcPr>
@@ -24647,12 +24769,6 @@
             <w:insideH w:val="single" w:color="auto" w:sz="4" w:space="0"/>
             <w:insideV w:val="single" w:color="auto" w:sz="4" w:space="0"/>
           </w:tblBorders>
-          <w:tblCellMar>
-            <w:top w:w="0" w:type="dxa"/>
-            <w:left w:w="108" w:type="dxa"/>
-            <w:bottom w:w="0" w:type="dxa"/>
-            <w:right w:w="108" w:type="dxa"/>
-          </w:tblCellMar>
         </w:tblPrEx>
         <w:tc>
           <w:tcPr>
@@ -25994,6 +26110,12 @@
             <w:insideH w:val="single" w:color="auto" w:sz="4" w:space="0"/>
             <w:insideV w:val="single" w:color="auto" w:sz="4" w:space="0"/>
           </w:tblBorders>
+          <w:tblCellMar>
+            <w:top w:w="0" w:type="dxa"/>
+            <w:left w:w="108" w:type="dxa"/>
+            <w:bottom w:w="0" w:type="dxa"/>
+            <w:right w:w="108" w:type="dxa"/>
+          </w:tblCellMar>
         </w:tblPrEx>
         <w:tc>
           <w:tcPr>
@@ -28473,12 +28595,6 @@
             <w:insideH w:val="single" w:color="auto" w:sz="4" w:space="0"/>
             <w:insideV w:val="single" w:color="auto" w:sz="4" w:space="0"/>
           </w:tblBorders>
-          <w:tblCellMar>
-            <w:top w:w="0" w:type="dxa"/>
-            <w:left w:w="108" w:type="dxa"/>
-            <w:bottom w:w="0" w:type="dxa"/>
-            <w:right w:w="108" w:type="dxa"/>
-          </w:tblCellMar>
         </w:tblPrEx>
         <w:tc>
           <w:tcPr>
@@ -28639,8 +28755,8 @@
         <w:outlineLvl w:val="0"/>
       </w:pPr>
       <w:bookmarkStart w:id="16" w:name="_Toc7235"/>
-      <w:bookmarkStart w:id="17" w:name="_Toc15387"/>
-      <w:bookmarkStart w:id="18" w:name="_Toc17683"/>
+      <w:bookmarkStart w:id="17" w:name="_Toc17683"/>
+      <w:bookmarkStart w:id="18" w:name="_Toc15387"/>
       <w:r>
         <w:rPr>
           <w:rFonts w:hint="eastAsia" w:cs="华文中宋"/>
@@ -28694,6 +28810,12 @@
             <w:insideH w:val="single" w:color="auto" w:sz="4" w:space="0"/>
             <w:insideV w:val="single" w:color="auto" w:sz="4" w:space="0"/>
           </w:tblBorders>
+          <w:tblCellMar>
+            <w:top w:w="0" w:type="dxa"/>
+            <w:left w:w="108" w:type="dxa"/>
+            <w:bottom w:w="0" w:type="dxa"/>
+            <w:right w:w="108" w:type="dxa"/>
+          </w:tblCellMar>
         </w:tblPrEx>
         <w:tc>
           <w:tcPr>
@@ -33125,12 +33247,6 @@
             <w:insideH w:val="single" w:color="auto" w:sz="4" w:space="0"/>
             <w:insideV w:val="single" w:color="auto" w:sz="4" w:space="0"/>
           </w:tblBorders>
-          <w:tblCellMar>
-            <w:top w:w="0" w:type="dxa"/>
-            <w:left w:w="108" w:type="dxa"/>
-            <w:bottom w:w="0" w:type="dxa"/>
-            <w:right w:w="108" w:type="dxa"/>
-          </w:tblCellMar>
         </w:tblPrEx>
         <w:tc>
           <w:tcPr>
@@ -33763,12 +33879,6 @@
             <w:insideH w:val="single" w:color="auto" w:sz="4" w:space="0"/>
             <w:insideV w:val="single" w:color="auto" w:sz="4" w:space="0"/>
           </w:tblBorders>
-          <w:tblCellMar>
-            <w:top w:w="0" w:type="dxa"/>
-            <w:left w:w="108" w:type="dxa"/>
-            <w:bottom w:w="0" w:type="dxa"/>
-            <w:right w:w="108" w:type="dxa"/>
-          </w:tblCellMar>
         </w:tblPrEx>
         <w:tc>
           <w:tcPr>
@@ -35863,12 +35973,6 @@
             <w:insideH w:val="single" w:color="auto" w:sz="4" w:space="0"/>
             <w:insideV w:val="single" w:color="auto" w:sz="4" w:space="0"/>
           </w:tblBorders>
-          <w:tblCellMar>
-            <w:top w:w="0" w:type="dxa"/>
-            <w:left w:w="108" w:type="dxa"/>
-            <w:bottom w:w="0" w:type="dxa"/>
-            <w:right w:w="108" w:type="dxa"/>
-          </w:tblCellMar>
         </w:tblPrEx>
         <w:tc>
           <w:tcPr>
@@ -36521,6 +36625,12 @@
             <w:insideH w:val="single" w:color="auto" w:sz="4" w:space="0"/>
             <w:insideV w:val="single" w:color="auto" w:sz="4" w:space="0"/>
           </w:tblBorders>
+          <w:tblCellMar>
+            <w:top w:w="0" w:type="dxa"/>
+            <w:left w:w="108" w:type="dxa"/>
+            <w:bottom w:w="0" w:type="dxa"/>
+            <w:right w:w="108" w:type="dxa"/>
+          </w:tblCellMar>
         </w:tblPrEx>
         <w:tc>
           <w:tcPr>
@@ -37029,12 +37139,6 @@
             <w:insideH w:val="single" w:color="auto" w:sz="4" w:space="0"/>
             <w:insideV w:val="single" w:color="auto" w:sz="4" w:space="0"/>
           </w:tblBorders>
-          <w:tblCellMar>
-            <w:top w:w="0" w:type="dxa"/>
-            <w:left w:w="108" w:type="dxa"/>
-            <w:bottom w:w="0" w:type="dxa"/>
-            <w:right w:w="108" w:type="dxa"/>
-          </w:tblCellMar>
         </w:tblPrEx>
         <w:tc>
           <w:tcPr>
@@ -37288,12 +37392,6 @@
             <w:insideH w:val="single" w:color="auto" w:sz="4" w:space="0"/>
             <w:insideV w:val="single" w:color="auto" w:sz="4" w:space="0"/>
           </w:tblBorders>
-          <w:tblCellMar>
-            <w:top w:w="0" w:type="dxa"/>
-            <w:left w:w="108" w:type="dxa"/>
-            <w:bottom w:w="0" w:type="dxa"/>
-            <w:right w:w="108" w:type="dxa"/>
-          </w:tblCellMar>
         </w:tblPrEx>
         <w:tc>
           <w:tcPr>
@@ -38488,12 +38586,6 @@
             <w:insideH w:val="single" w:color="auto" w:sz="4" w:space="0"/>
             <w:insideV w:val="single" w:color="auto" w:sz="4" w:space="0"/>
           </w:tblBorders>
-          <w:tblCellMar>
-            <w:top w:w="0" w:type="dxa"/>
-            <w:left w:w="108" w:type="dxa"/>
-            <w:bottom w:w="0" w:type="dxa"/>
-            <w:right w:w="108" w:type="dxa"/>
-          </w:tblCellMar>
         </w:tblPrEx>
         <w:tc>
           <w:tcPr>
@@ -39281,12 +39373,6 @@
             <w:insideH w:val="single" w:color="auto" w:sz="4" w:space="0"/>
             <w:insideV w:val="single" w:color="auto" w:sz="4" w:space="0"/>
           </w:tblBorders>
-          <w:tblCellMar>
-            <w:top w:w="0" w:type="dxa"/>
-            <w:left w:w="108" w:type="dxa"/>
-            <w:bottom w:w="0" w:type="dxa"/>
-            <w:right w:w="108" w:type="dxa"/>
-          </w:tblCellMar>
         </w:tblPrEx>
         <w:tc>
           <w:tcPr>
@@ -40674,12 +40760,6 @@
             <w:insideH w:val="single" w:color="auto" w:sz="4" w:space="0"/>
             <w:insideV w:val="single" w:color="auto" w:sz="4" w:space="0"/>
           </w:tblBorders>
-          <w:tblCellMar>
-            <w:top w:w="0" w:type="dxa"/>
-            <w:left w:w="108" w:type="dxa"/>
-            <w:bottom w:w="0" w:type="dxa"/>
-            <w:right w:w="108" w:type="dxa"/>
-          </w:tblCellMar>
         </w:tblPrEx>
         <w:tc>
           <w:tcPr>
@@ -42014,6 +42094,12 @@
             <w:insideH w:val="single" w:color="auto" w:sz="4" w:space="0"/>
             <w:insideV w:val="single" w:color="auto" w:sz="4" w:space="0"/>
           </w:tblBorders>
+          <w:tblCellMar>
+            <w:top w:w="0" w:type="dxa"/>
+            <w:left w:w="108" w:type="dxa"/>
+            <w:bottom w:w="0" w:type="dxa"/>
+            <w:right w:w="108" w:type="dxa"/>
+          </w:tblCellMar>
         </w:tblPrEx>
         <w:tc>
           <w:tcPr>
@@ -44413,8 +44499,8 @@
           </w14:textFill>
         </w:rPr>
       </w:pPr>
-      <w:bookmarkStart w:id="23" w:name="_Toc12616"/>
-      <w:bookmarkStart w:id="24" w:name="_Toc14852"/>
+      <w:bookmarkStart w:id="23" w:name="_Toc14852"/>
+      <w:bookmarkStart w:id="24" w:name="_Toc12616"/>
       <w:r>
         <w:rPr>
           <w:rFonts w:hint="eastAsia" w:cs="华文中宋"/>

--- a/py 系统交互.docx
+++ b/py 系统交互.docx
@@ -185,6 +185,12 @@
             <w:insideH w:val="single" w:color="auto" w:sz="4" w:space="0"/>
             <w:insideV w:val="single" w:color="auto" w:sz="4" w:space="0"/>
           </w:tblBorders>
+          <w:tblCellMar>
+            <w:top w:w="0" w:type="dxa"/>
+            <w:left w:w="108" w:type="dxa"/>
+            <w:bottom w:w="0" w:type="dxa"/>
+            <w:right w:w="108" w:type="dxa"/>
+          </w:tblCellMar>
         </w:tblPrEx>
         <w:tc>
           <w:tcPr>
@@ -336,6 +342,12 @@
             <w:insideH w:val="single" w:color="auto" w:sz="4" w:space="0"/>
             <w:insideV w:val="single" w:color="auto" w:sz="4" w:space="0"/>
           </w:tblBorders>
+          <w:tblCellMar>
+            <w:top w:w="0" w:type="dxa"/>
+            <w:left w:w="108" w:type="dxa"/>
+            <w:bottom w:w="0" w:type="dxa"/>
+            <w:right w:w="108" w:type="dxa"/>
+          </w:tblCellMar>
         </w:tblPrEx>
         <w:tc>
           <w:tcPr>
@@ -560,6 +572,12 @@
             <w:insideH w:val="single" w:color="auto" w:sz="4" w:space="0"/>
             <w:insideV w:val="single" w:color="auto" w:sz="4" w:space="0"/>
           </w:tblBorders>
+          <w:tblCellMar>
+            <w:top w:w="0" w:type="dxa"/>
+            <w:left w:w="108" w:type="dxa"/>
+            <w:bottom w:w="0" w:type="dxa"/>
+            <w:right w:w="108" w:type="dxa"/>
+          </w:tblCellMar>
         </w:tblPrEx>
         <w:tc>
           <w:tcPr>
@@ -1056,6 +1074,12 @@
             <w:insideH w:val="single" w:color="auto" w:sz="4" w:space="0"/>
             <w:insideV w:val="single" w:color="auto" w:sz="4" w:space="0"/>
           </w:tblBorders>
+          <w:tblCellMar>
+            <w:top w:w="0" w:type="dxa"/>
+            <w:left w:w="108" w:type="dxa"/>
+            <w:bottom w:w="0" w:type="dxa"/>
+            <w:right w:w="108" w:type="dxa"/>
+          </w:tblCellMar>
         </w:tblPrEx>
         <w:tc>
           <w:tcPr>
@@ -1909,6 +1933,12 @@
             <w:insideH w:val="single" w:color="auto" w:sz="4" w:space="0"/>
             <w:insideV w:val="single" w:color="auto" w:sz="4" w:space="0"/>
           </w:tblBorders>
+          <w:tblCellMar>
+            <w:top w:w="0" w:type="dxa"/>
+            <w:left w:w="108" w:type="dxa"/>
+            <w:bottom w:w="0" w:type="dxa"/>
+            <w:right w:w="108" w:type="dxa"/>
+          </w:tblCellMar>
         </w:tblPrEx>
         <w:tc>
           <w:tcPr>
@@ -1974,6 +2004,12 @@
             <w:insideH w:val="single" w:color="auto" w:sz="4" w:space="0"/>
             <w:insideV w:val="single" w:color="auto" w:sz="4" w:space="0"/>
           </w:tblBorders>
+          <w:tblCellMar>
+            <w:top w:w="0" w:type="dxa"/>
+            <w:left w:w="108" w:type="dxa"/>
+            <w:bottom w:w="0" w:type="dxa"/>
+            <w:right w:w="108" w:type="dxa"/>
+          </w:tblCellMar>
         </w:tblPrEx>
         <w:tc>
           <w:tcPr>
@@ -2038,6 +2074,12 @@
             <w:insideH w:val="single" w:color="auto" w:sz="4" w:space="0"/>
             <w:insideV w:val="single" w:color="auto" w:sz="4" w:space="0"/>
           </w:tblBorders>
+          <w:tblCellMar>
+            <w:top w:w="0" w:type="dxa"/>
+            <w:left w:w="108" w:type="dxa"/>
+            <w:bottom w:w="0" w:type="dxa"/>
+            <w:right w:w="108" w:type="dxa"/>
+          </w:tblCellMar>
         </w:tblPrEx>
         <w:tc>
           <w:tcPr>
@@ -2139,6 +2181,12 @@
             <w:insideH w:val="single" w:color="auto" w:sz="4" w:space="0"/>
             <w:insideV w:val="single" w:color="auto" w:sz="4" w:space="0"/>
           </w:tblBorders>
+          <w:tblCellMar>
+            <w:top w:w="0" w:type="dxa"/>
+            <w:left w:w="108" w:type="dxa"/>
+            <w:bottom w:w="0" w:type="dxa"/>
+            <w:right w:w="108" w:type="dxa"/>
+          </w:tblCellMar>
         </w:tblPrEx>
         <w:tc>
           <w:tcPr>
@@ -6633,8 +6681,8 @@
           </w14:textFill>
         </w:rPr>
       </w:pPr>
-      <w:bookmarkStart w:id="4" w:name="_Toc18446"/>
-      <w:bookmarkStart w:id="5" w:name="_Toc18611"/>
+      <w:bookmarkStart w:id="4" w:name="_Toc18611"/>
+      <w:bookmarkStart w:id="5" w:name="_Toc18446"/>
       <w:r>
         <w:rPr>
           <w:rFonts w:hint="eastAsia" w:cs="华文中宋"/>
@@ -6860,8 +6908,6 @@
           <w:spacing w:val="7"/>
         </w:rPr>
       </w:pPr>
-      <w:bookmarkStart w:id="27" w:name="_GoBack"/>
-      <w:bookmarkEnd w:id="27"/>
     </w:p>
     <w:p>
       <w:pPr>
@@ -6877,10 +6923,22 @@
       <w:pPr>
         <w:outlineLvl w:val="0"/>
         <w:rPr>
-          <w:rFonts w:cs="华文中宋"/>
+          <w:rFonts w:hint="eastAsia" w:ascii="华文中宋" w:hAnsi="华文中宋" w:eastAsia="华文中宋" w:cs="华文中宋"/>
+          <w:b/>
           <w:bCs/>
-          <w:color w:val="FF0000"/>
+          <w:i w:val="0"/>
+          <w:caps w:val="0"/>
+          <w:color w:val="ED7D31" w:themeColor="accent2"/>
           <w:spacing w:val="7"/>
+          <w:sz w:val="21"/>
+          <w:szCs w:val="21"/>
+          <w:u w:val="single"/>
+          <w:lang w:val="en-US" w:eastAsia="zh-CN"/>
+          <w14:textFill>
+            <w14:solidFill>
+              <w14:schemeClr w14:val="accent2"/>
+            </w14:solidFill>
+          </w14:textFill>
         </w:rPr>
       </w:pPr>
       <w:r>
@@ -6896,7 +6954,7 @@
             </w14:solidFill>
           </w14:textFill>
         </w:rPr>
-        <w:t>仿真IsaacSim</w:t>
+        <w:t>仿真isaaclab</w:t>
       </w:r>
       <w:r>
         <w:rPr>
@@ -6921,7 +6979,7 @@
         </w:numPr>
         <w:outlineLvl w:val="9"/>
         <w:rPr>
-          <w:rFonts w:hint="eastAsia" w:cs="华文中宋"/>
+          <w:rFonts w:hint="eastAsia" w:ascii="华文中宋" w:hAnsi="华文中宋" w:eastAsia="华文中宋" w:cs="华文中宋"/>
           <w:b/>
           <w:bCs/>
           <w:i w:val="0"/>
@@ -6941,7 +6999,7 @@
       </w:pPr>
       <w:r>
         <w:rPr>
-          <w:rFonts w:hint="eastAsia" w:cs="华文中宋"/>
+          <w:rFonts w:hint="eastAsia" w:ascii="华文中宋" w:hAnsi="华文中宋" w:eastAsia="华文中宋" w:cs="华文中宋"/>
           <w:b/>
           <w:bCs/>
           <w:i w:val="0"/>
@@ -6962,7 +7020,7 @@
       </w:r>
       <w:r>
         <w:rPr>
-          <w:rFonts w:hint="eastAsia" w:cs="华文中宋"/>
+          <w:rFonts w:hint="eastAsia" w:ascii="华文中宋" w:hAnsi="华文中宋" w:eastAsia="华文中宋" w:cs="华文中宋"/>
           <w:b/>
           <w:bCs/>
           <w:i w:val="0"/>
@@ -6979,11 +7037,11 @@
             </w14:solidFill>
           </w14:textFill>
         </w:rPr>
-        <w:instrText xml:space="preserve"> HYPERLINK "https://docs.isaacsim.omniverse.nvidia.com/latest/installation/index.html" </w:instrText>
+        <w:instrText xml:space="preserve"> HYPERLINK "https://isaac-sim.github.io/IsaacLab/main/source/setup/installation/index.html" </w:instrText>
       </w:r>
       <w:r>
         <w:rPr>
-          <w:rFonts w:hint="eastAsia" w:cs="华文中宋"/>
+          <w:rFonts w:hint="eastAsia" w:ascii="华文中宋" w:hAnsi="华文中宋" w:eastAsia="华文中宋" w:cs="华文中宋"/>
           <w:b/>
           <w:bCs/>
           <w:i w:val="0"/>
@@ -7004,7 +7062,7 @@
       </w:r>
       <w:r>
         <w:rPr>
-          <w:rFonts w:hint="eastAsia" w:cs="华文中宋"/>
+          <w:rFonts w:hint="eastAsia" w:ascii="华文中宋" w:hAnsi="华文中宋" w:eastAsia="华文中宋" w:cs="华文中宋"/>
           <w:b/>
           <w:bCs/>
           <w:i w:val="0"/>
@@ -7021,11 +7079,11 @@
             </w14:solidFill>
           </w14:textFill>
         </w:rPr>
-        <w:t>https://docs.isaacsim.omniverse.nvidia.com/latest/installation/index.html</w:t>
+        <w:t>https://isaac-sim.github.io/IsaacLab/main/source/setup/installation/index.html</w:t>
       </w:r>
       <w:r>
         <w:rPr>
-          <w:rFonts w:hint="eastAsia" w:cs="华文中宋"/>
+          <w:rFonts w:hint="eastAsia" w:ascii="华文中宋" w:hAnsi="华文中宋" w:eastAsia="华文中宋" w:cs="华文中宋"/>
           <w:b/>
           <w:bCs/>
           <w:i w:val="0"/>
@@ -7047,11 +7105,1264 @@
     </w:p>
     <w:p>
       <w:pPr>
+        <w:numPr>
+          <w:ilvl w:val="0"/>
+          <w:numId w:val="0"/>
+        </w:numPr>
+        <w:outlineLvl w:val="9"/>
         <w:rPr>
-          <w:rFonts w:cs="华文中宋"/>
+          <w:rFonts w:hint="eastAsia" w:ascii="华文中宋" w:hAnsi="华文中宋" w:eastAsia="华文中宋" w:cs="华文中宋"/>
+          <w:b/>
           <w:bCs/>
-          <w:color w:val="FF0000"/>
+          <w:i w:val="0"/>
+          <w:caps w:val="0"/>
+          <w:color w:val="ED7D31" w:themeColor="accent2"/>
           <w:spacing w:val="7"/>
+          <w:sz w:val="21"/>
+          <w:szCs w:val="21"/>
+          <w:u w:val="single"/>
+          <w:lang w:val="en-US" w:eastAsia="zh-CN"/>
+          <w14:textFill>
+            <w14:solidFill>
+              <w14:schemeClr w14:val="accent2"/>
+            </w14:solidFill>
+          </w14:textFill>
+        </w:rPr>
+      </w:pPr>
+      <w:r>
+        <w:rPr>
+          <w:rFonts w:hint="eastAsia" w:ascii="华文中宋" w:hAnsi="华文中宋" w:eastAsia="华文中宋" w:cs="华文中宋"/>
+          <w:b/>
+          <w:bCs/>
+          <w:i w:val="0"/>
+          <w:caps w:val="0"/>
+          <w:color w:val="ED7D31" w:themeColor="accent2"/>
+          <w:spacing w:val="7"/>
+          <w:sz w:val="21"/>
+          <w:szCs w:val="21"/>
+          <w:u w:val="single"/>
+          <w:lang w:val="en-US" w:eastAsia="zh-CN"/>
+          <w14:textFill>
+            <w14:solidFill>
+              <w14:schemeClr w14:val="accent2"/>
+            </w14:solidFill>
+          </w14:textFill>
+        </w:rPr>
+        <w:fldChar w:fldCharType="begin"/>
+      </w:r>
+      <w:r>
+        <w:rPr>
+          <w:rFonts w:hint="eastAsia" w:ascii="华文中宋" w:hAnsi="华文中宋" w:eastAsia="华文中宋" w:cs="华文中宋"/>
+          <w:b/>
+          <w:bCs/>
+          <w:i w:val="0"/>
+          <w:caps w:val="0"/>
+          <w:color w:val="ED7D31" w:themeColor="accent2"/>
+          <w:spacing w:val="7"/>
+          <w:sz w:val="21"/>
+          <w:szCs w:val="21"/>
+          <w:u w:val="single"/>
+          <w:lang w:val="en-US" w:eastAsia="zh-CN"/>
+          <w14:textFill>
+            <w14:solidFill>
+              <w14:schemeClr w14:val="accent2"/>
+            </w14:solidFill>
+          </w14:textFill>
+        </w:rPr>
+        <w:instrText xml:space="preserve"> HYPERLINK "https://isaac-sim.github.io/IsaacLab/main/source/tutorials/index.html" </w:instrText>
+      </w:r>
+      <w:r>
+        <w:rPr>
+          <w:rFonts w:hint="eastAsia" w:ascii="华文中宋" w:hAnsi="华文中宋" w:eastAsia="华文中宋" w:cs="华文中宋"/>
+          <w:b/>
+          <w:bCs/>
+          <w:i w:val="0"/>
+          <w:caps w:val="0"/>
+          <w:color w:val="ED7D31" w:themeColor="accent2"/>
+          <w:spacing w:val="7"/>
+          <w:sz w:val="21"/>
+          <w:szCs w:val="21"/>
+          <w:u w:val="single"/>
+          <w:lang w:val="en-US" w:eastAsia="zh-CN"/>
+          <w14:textFill>
+            <w14:solidFill>
+              <w14:schemeClr w14:val="accent2"/>
+            </w14:solidFill>
+          </w14:textFill>
+        </w:rPr>
+        <w:fldChar w:fldCharType="separate"/>
+      </w:r>
+      <w:r>
+        <w:rPr>
+          <w:rFonts w:hint="eastAsia" w:ascii="华文中宋" w:hAnsi="华文中宋" w:eastAsia="华文中宋" w:cs="华文中宋"/>
+          <w:b/>
+          <w:bCs/>
+          <w:i w:val="0"/>
+          <w:caps w:val="0"/>
+          <w:color w:val="ED7D31" w:themeColor="accent2"/>
+          <w:spacing w:val="7"/>
+          <w:sz w:val="21"/>
+          <w:szCs w:val="21"/>
+          <w:u w:val="single"/>
+          <w:lang w:val="en-US" w:eastAsia="zh-CN"/>
+          <w14:textFill>
+            <w14:solidFill>
+              <w14:schemeClr w14:val="accent2"/>
+            </w14:solidFill>
+          </w14:textFill>
+        </w:rPr>
+        <w:t>https://isaac-sim.github.io/IsaacLab/main/source/tutorials/index.html</w:t>
+      </w:r>
+      <w:r>
+        <w:rPr>
+          <w:rFonts w:hint="eastAsia" w:ascii="华文中宋" w:hAnsi="华文中宋" w:eastAsia="华文中宋" w:cs="华文中宋"/>
+          <w:b/>
+          <w:bCs/>
+          <w:i w:val="0"/>
+          <w:caps w:val="0"/>
+          <w:color w:val="ED7D31" w:themeColor="accent2"/>
+          <w:spacing w:val="7"/>
+          <w:sz w:val="21"/>
+          <w:szCs w:val="21"/>
+          <w:u w:val="single"/>
+          <w:lang w:val="en-US" w:eastAsia="zh-CN"/>
+          <w14:textFill>
+            <w14:solidFill>
+              <w14:schemeClr w14:val="accent2"/>
+            </w14:solidFill>
+          </w14:textFill>
+        </w:rPr>
+        <w:fldChar w:fldCharType="end"/>
+      </w:r>
+    </w:p>
+    <w:p>
+      <w:pPr>
+        <w:numPr>
+          <w:ilvl w:val="0"/>
+          <w:numId w:val="0"/>
+        </w:numPr>
+        <w:outlineLvl w:val="9"/>
+        <w:rPr>
+          <w:rFonts w:hint="eastAsia" w:ascii="华文中宋" w:hAnsi="华文中宋" w:eastAsia="华文中宋" w:cs="华文中宋"/>
+          <w:b/>
+          <w:bCs/>
+          <w:i w:val="0"/>
+          <w:caps w:val="0"/>
+          <w:color w:val="ED7D31" w:themeColor="accent2"/>
+          <w:spacing w:val="7"/>
+          <w:sz w:val="21"/>
+          <w:szCs w:val="21"/>
+          <w:u w:val="single"/>
+          <w:lang w:val="en-US" w:eastAsia="zh-CN"/>
+          <w14:textFill>
+            <w14:solidFill>
+              <w14:schemeClr w14:val="accent2"/>
+            </w14:solidFill>
+          </w14:textFill>
+        </w:rPr>
+      </w:pPr>
+    </w:p>
+    <w:tbl>
+      <w:tblPr>
+        <w:tblStyle w:val="11"/>
+        <w:tblW w:w="0" w:type="auto"/>
+        <w:tblInd w:w="0" w:type="dxa"/>
+        <w:tblBorders>
+          <w:top w:val="single" w:color="auto" w:sz="4" w:space="0"/>
+          <w:left w:val="single" w:color="auto" w:sz="4" w:space="0"/>
+          <w:bottom w:val="single" w:color="auto" w:sz="4" w:space="0"/>
+          <w:right w:val="single" w:color="auto" w:sz="4" w:space="0"/>
+          <w:insideH w:val="single" w:color="auto" w:sz="4" w:space="0"/>
+          <w:insideV w:val="single" w:color="auto" w:sz="4" w:space="0"/>
+        </w:tblBorders>
+        <w:tblLayout w:type="autofit"/>
+        <w:tblCellMar>
+          <w:top w:w="0" w:type="dxa"/>
+          <w:left w:w="108" w:type="dxa"/>
+          <w:bottom w:w="0" w:type="dxa"/>
+          <w:right w:w="108" w:type="dxa"/>
+        </w:tblCellMar>
+      </w:tblPr>
+      <w:tblGrid>
+        <w:gridCol w:w="3515"/>
+        <w:gridCol w:w="2866"/>
+      </w:tblGrid>
+      <w:tr>
+        <w:tblPrEx>
+          <w:tblBorders>
+            <w:top w:val="single" w:color="auto" w:sz="4" w:space="0"/>
+            <w:left w:val="single" w:color="auto" w:sz="4" w:space="0"/>
+            <w:bottom w:val="single" w:color="auto" w:sz="4" w:space="0"/>
+            <w:right w:val="single" w:color="auto" w:sz="4" w:space="0"/>
+            <w:insideH w:val="single" w:color="auto" w:sz="4" w:space="0"/>
+            <w:insideV w:val="single" w:color="auto" w:sz="4" w:space="0"/>
+          </w:tblBorders>
+          <w:tblCellMar>
+            <w:top w:w="0" w:type="dxa"/>
+            <w:left w:w="108" w:type="dxa"/>
+            <w:bottom w:w="0" w:type="dxa"/>
+            <w:right w:w="108" w:type="dxa"/>
+          </w:tblCellMar>
+        </w:tblPrEx>
+        <w:tc>
+          <w:tcPr>
+            <w:tcW w:w="0" w:type="auto"/>
+            <w:gridSpan w:val="2"/>
+            <w:vAlign w:val="center"/>
+          </w:tcPr>
+          <w:p>
+            <w:pPr>
+              <w:numPr>
+                <w:ilvl w:val="0"/>
+                <w:numId w:val="0"/>
+              </w:numPr>
+              <w:outlineLvl w:val="9"/>
+              <w:rPr>
+                <w:rFonts w:hint="default" w:ascii="华文中宋" w:hAnsi="华文中宋" w:eastAsia="华文中宋" w:cs="华文中宋"/>
+                <w:b/>
+                <w:bCs/>
+                <w:i w:val="0"/>
+                <w:caps w:val="0"/>
+                <w:color w:val="EA82F1"/>
+                <w:spacing w:val="7"/>
+                <w:sz w:val="21"/>
+                <w:szCs w:val="21"/>
+                <w:lang w:val="en-US" w:eastAsia="zh-CN"/>
+              </w:rPr>
+            </w:pPr>
+            <w:r>
+              <w:rPr>
+                <w:rFonts w:hint="eastAsia" w:cs="华文中宋"/>
+                <w:b/>
+                <w:bCs/>
+                <w:i w:val="0"/>
+                <w:caps w:val="0"/>
+                <w:color w:val="ED7D31" w:themeColor="accent2"/>
+                <w:spacing w:val="7"/>
+                <w:sz w:val="21"/>
+                <w:szCs w:val="21"/>
+                <w:lang w:val="en-US" w:eastAsia="zh-CN"/>
+                <w14:textFill>
+                  <w14:solidFill>
+                    <w14:schemeClr w14:val="accent2"/>
+                  </w14:solidFill>
+                </w14:textFill>
+              </w:rPr>
+              <w:t>app</w:t>
+            </w:r>
+            <w:r>
+              <w:rPr>
+                <w:rFonts w:hint="eastAsia" w:ascii="华文中宋" w:hAnsi="华文中宋" w:eastAsia="华文中宋" w:cs="华文中宋"/>
+                <w:b/>
+                <w:bCs/>
+                <w:i w:val="0"/>
+                <w:caps w:val="0"/>
+                <w:color w:val="ED7D31" w:themeColor="accent2"/>
+                <w:spacing w:val="7"/>
+                <w:sz w:val="21"/>
+                <w:szCs w:val="21"/>
+                <w:lang w:val="en-US" w:eastAsia="zh-CN"/>
+                <w14:textFill>
+                  <w14:solidFill>
+                    <w14:schemeClr w14:val="accent2"/>
+                  </w14:solidFill>
+                </w14:textFill>
+              </w:rPr>
+              <w:t>：</w:t>
+            </w:r>
+          </w:p>
+        </w:tc>
+      </w:tr>
+      <w:tr>
+        <w:tblPrEx>
+          <w:tblBorders>
+            <w:top w:val="single" w:color="auto" w:sz="4" w:space="0"/>
+            <w:left w:val="single" w:color="auto" w:sz="4" w:space="0"/>
+            <w:bottom w:val="single" w:color="auto" w:sz="4" w:space="0"/>
+            <w:right w:val="single" w:color="auto" w:sz="4" w:space="0"/>
+            <w:insideH w:val="single" w:color="auto" w:sz="4" w:space="0"/>
+            <w:insideV w:val="single" w:color="auto" w:sz="4" w:space="0"/>
+          </w:tblBorders>
+          <w:tblCellMar>
+            <w:top w:w="0" w:type="dxa"/>
+            <w:left w:w="108" w:type="dxa"/>
+            <w:bottom w:w="0" w:type="dxa"/>
+            <w:right w:w="108" w:type="dxa"/>
+          </w:tblCellMar>
+        </w:tblPrEx>
+        <w:tc>
+          <w:tcPr>
+            <w:tcW w:w="0" w:type="auto"/>
+            <w:vAlign w:val="center"/>
+          </w:tcPr>
+          <w:p>
+            <w:pPr>
+              <w:numPr>
+                <w:ilvl w:val="0"/>
+                <w:numId w:val="0"/>
+              </w:numPr>
+              <w:outlineLvl w:val="9"/>
+              <w:rPr>
+                <w:rFonts w:hint="default" w:ascii="华文中宋" w:hAnsi="华文中宋" w:eastAsia="华文中宋" w:cs="华文中宋"/>
+                <w:b/>
+                <w:bCs/>
+                <w:i w:val="0"/>
+                <w:caps w:val="0"/>
+                <w:color w:val="FF0000"/>
+                <w:spacing w:val="7"/>
+                <w:sz w:val="21"/>
+                <w:szCs w:val="21"/>
+                <w:lang w:val="en-US" w:eastAsia="zh-CN"/>
+              </w:rPr>
+            </w:pPr>
+            <w:r>
+              <w:rPr>
+                <w:rFonts w:hint="eastAsia" w:cs="华文中宋"/>
+                <w:b/>
+                <w:bCs/>
+                <w:i w:val="0"/>
+                <w:caps w:val="0"/>
+                <w:color w:val="FF0000"/>
+                <w:spacing w:val="7"/>
+                <w:sz w:val="21"/>
+                <w:szCs w:val="21"/>
+                <w:lang w:val="en-US" w:eastAsia="zh-CN"/>
+              </w:rPr>
+              <w:t>AppLaunchr(launch_args).app</w:t>
+            </w:r>
+          </w:p>
+        </w:tc>
+        <w:tc>
+          <w:tcPr>
+            <w:tcW w:w="0" w:type="auto"/>
+            <w:vAlign w:val="center"/>
+          </w:tcPr>
+          <w:p>
+            <w:pPr>
+              <w:numPr>
+                <w:ilvl w:val="0"/>
+                <w:numId w:val="0"/>
+              </w:numPr>
+              <w:outlineLvl w:val="9"/>
+              <w:rPr>
+                <w:rFonts w:hint="default" w:ascii="华文中宋" w:hAnsi="华文中宋" w:eastAsia="华文中宋" w:cs="华文中宋"/>
+                <w:b/>
+                <w:bCs/>
+                <w:i w:val="0"/>
+                <w:caps w:val="0"/>
+                <w:color w:val="EA82F1"/>
+                <w:spacing w:val="7"/>
+                <w:sz w:val="21"/>
+                <w:szCs w:val="21"/>
+                <w:lang w:val="en-US" w:eastAsia="zh-CN"/>
+              </w:rPr>
+            </w:pPr>
+            <w:r>
+              <w:rPr>
+                <w:rFonts w:hint="eastAsia" w:cs="华文中宋"/>
+                <w:b/>
+                <w:bCs/>
+                <w:i w:val="0"/>
+                <w:caps w:val="0"/>
+                <w:color w:val="ED7D31" w:themeColor="accent2"/>
+                <w:spacing w:val="7"/>
+                <w:sz w:val="21"/>
+                <w:szCs w:val="21"/>
+                <w:u w:val="none"/>
+                <w:lang w:val="en-US" w:eastAsia="zh-CN"/>
+                <w14:textFill>
+                  <w14:solidFill>
+                    <w14:schemeClr w14:val="accent2"/>
+                  </w14:solidFill>
+                </w14:textFill>
+              </w:rPr>
+              <w:t>isaacsim.SimulationApp</w:t>
+            </w:r>
+          </w:p>
+        </w:tc>
+      </w:tr>
+    </w:tbl>
+    <w:p>
+      <w:pPr>
+        <w:numPr>
+          <w:ilvl w:val="0"/>
+          <w:numId w:val="0"/>
+        </w:numPr>
+        <w:outlineLvl w:val="9"/>
+        <w:rPr>
+          <w:rFonts w:hint="eastAsia" w:ascii="华文中宋" w:hAnsi="华文中宋" w:eastAsia="华文中宋" w:cs="华文中宋"/>
+          <w:b/>
+          <w:bCs/>
+          <w:i w:val="0"/>
+          <w:caps w:val="0"/>
+          <w:color w:val="ED7D31" w:themeColor="accent2"/>
+          <w:spacing w:val="7"/>
+          <w:sz w:val="21"/>
+          <w:szCs w:val="21"/>
+          <w:u w:val="single"/>
+          <w:lang w:val="en-US" w:eastAsia="zh-CN"/>
+          <w14:textFill>
+            <w14:solidFill>
+              <w14:schemeClr w14:val="accent2"/>
+            </w14:solidFill>
+          </w14:textFill>
+        </w:rPr>
+      </w:pPr>
+    </w:p>
+    <w:tbl>
+      <w:tblPr>
+        <w:tblStyle w:val="11"/>
+        <w:tblW w:w="0" w:type="auto"/>
+        <w:tblInd w:w="0" w:type="dxa"/>
+        <w:tblBorders>
+          <w:top w:val="single" w:color="auto" w:sz="4" w:space="0"/>
+          <w:left w:val="single" w:color="auto" w:sz="4" w:space="0"/>
+          <w:bottom w:val="single" w:color="auto" w:sz="4" w:space="0"/>
+          <w:right w:val="single" w:color="auto" w:sz="4" w:space="0"/>
+          <w:insideH w:val="single" w:color="auto" w:sz="4" w:space="0"/>
+          <w:insideV w:val="single" w:color="auto" w:sz="4" w:space="0"/>
+        </w:tblBorders>
+        <w:tblLayout w:type="autofit"/>
+        <w:tblCellMar>
+          <w:top w:w="0" w:type="dxa"/>
+          <w:left w:w="108" w:type="dxa"/>
+          <w:bottom w:w="0" w:type="dxa"/>
+          <w:right w:w="108" w:type="dxa"/>
+        </w:tblCellMar>
+      </w:tblPr>
+      <w:tblGrid>
+        <w:gridCol w:w="2886"/>
+        <w:gridCol w:w="1113"/>
+      </w:tblGrid>
+      <w:tr>
+        <w:tblPrEx>
+          <w:tblBorders>
+            <w:top w:val="single" w:color="auto" w:sz="4" w:space="0"/>
+            <w:left w:val="single" w:color="auto" w:sz="4" w:space="0"/>
+            <w:bottom w:val="single" w:color="auto" w:sz="4" w:space="0"/>
+            <w:right w:val="single" w:color="auto" w:sz="4" w:space="0"/>
+            <w:insideH w:val="single" w:color="auto" w:sz="4" w:space="0"/>
+            <w:insideV w:val="single" w:color="auto" w:sz="4" w:space="0"/>
+          </w:tblBorders>
+          <w:tblCellMar>
+            <w:top w:w="0" w:type="dxa"/>
+            <w:left w:w="108" w:type="dxa"/>
+            <w:bottom w:w="0" w:type="dxa"/>
+            <w:right w:w="108" w:type="dxa"/>
+          </w:tblCellMar>
+        </w:tblPrEx>
+        <w:tc>
+          <w:tcPr>
+            <w:tcW w:w="0" w:type="auto"/>
+            <w:gridSpan w:val="2"/>
+            <w:vAlign w:val="center"/>
+          </w:tcPr>
+          <w:p>
+            <w:pPr>
+              <w:numPr>
+                <w:ilvl w:val="0"/>
+                <w:numId w:val="0"/>
+              </w:numPr>
+              <w:outlineLvl w:val="9"/>
+              <w:rPr>
+                <w:rFonts w:hint="default" w:ascii="华文中宋" w:hAnsi="华文中宋" w:eastAsia="华文中宋" w:cs="华文中宋"/>
+                <w:b/>
+                <w:bCs/>
+                <w:i w:val="0"/>
+                <w:caps w:val="0"/>
+                <w:color w:val="EA82F1"/>
+                <w:spacing w:val="7"/>
+                <w:sz w:val="21"/>
+                <w:szCs w:val="21"/>
+                <w:lang w:val="en-US" w:eastAsia="zh-CN"/>
+              </w:rPr>
+            </w:pPr>
+            <w:r>
+              <w:rPr>
+                <w:rFonts w:hint="eastAsia" w:cs="华文中宋"/>
+                <w:b/>
+                <w:bCs/>
+                <w:i w:val="0"/>
+                <w:caps w:val="0"/>
+                <w:color w:val="ED7D31" w:themeColor="accent2"/>
+                <w:spacing w:val="7"/>
+                <w:sz w:val="21"/>
+                <w:szCs w:val="21"/>
+                <w:lang w:val="en-US" w:eastAsia="zh-CN"/>
+                <w14:textFill>
+                  <w14:solidFill>
+                    <w14:schemeClr w14:val="accent2"/>
+                  </w14:solidFill>
+                </w14:textFill>
+              </w:rPr>
+              <w:t>sim</w:t>
+            </w:r>
+            <w:r>
+              <w:rPr>
+                <w:rFonts w:hint="eastAsia" w:ascii="华文中宋" w:hAnsi="华文中宋" w:eastAsia="华文中宋" w:cs="华文中宋"/>
+                <w:b/>
+                <w:bCs/>
+                <w:i w:val="0"/>
+                <w:caps w:val="0"/>
+                <w:color w:val="ED7D31" w:themeColor="accent2"/>
+                <w:spacing w:val="7"/>
+                <w:sz w:val="21"/>
+                <w:szCs w:val="21"/>
+                <w:lang w:val="en-US" w:eastAsia="zh-CN"/>
+                <w14:textFill>
+                  <w14:solidFill>
+                    <w14:schemeClr w14:val="accent2"/>
+                  </w14:solidFill>
+                </w14:textFill>
+              </w:rPr>
+              <w:t>：</w:t>
+            </w:r>
+          </w:p>
+        </w:tc>
+      </w:tr>
+      <w:tr>
+        <w:tblPrEx>
+          <w:tblBorders>
+            <w:top w:val="single" w:color="auto" w:sz="4" w:space="0"/>
+            <w:left w:val="single" w:color="auto" w:sz="4" w:space="0"/>
+            <w:bottom w:val="single" w:color="auto" w:sz="4" w:space="0"/>
+            <w:right w:val="single" w:color="auto" w:sz="4" w:space="0"/>
+            <w:insideH w:val="single" w:color="auto" w:sz="4" w:space="0"/>
+            <w:insideV w:val="single" w:color="auto" w:sz="4" w:space="0"/>
+          </w:tblBorders>
+          <w:tblCellMar>
+            <w:top w:w="0" w:type="dxa"/>
+            <w:left w:w="108" w:type="dxa"/>
+            <w:bottom w:w="0" w:type="dxa"/>
+            <w:right w:w="108" w:type="dxa"/>
+          </w:tblCellMar>
+        </w:tblPrEx>
+        <w:tc>
+          <w:tcPr>
+            <w:tcW w:w="0" w:type="auto"/>
+            <w:vAlign w:val="center"/>
+          </w:tcPr>
+          <w:p>
+            <w:pPr>
+              <w:numPr>
+                <w:ilvl w:val="0"/>
+                <w:numId w:val="0"/>
+              </w:numPr>
+              <w:outlineLvl w:val="9"/>
+              <w:rPr>
+                <w:rFonts w:hint="default" w:ascii="华文中宋" w:hAnsi="华文中宋" w:eastAsia="华文中宋" w:cs="华文中宋"/>
+                <w:b/>
+                <w:bCs/>
+                <w:i w:val="0"/>
+                <w:caps w:val="0"/>
+                <w:color w:val="FF0000"/>
+                <w:spacing w:val="7"/>
+                <w:sz w:val="21"/>
+                <w:szCs w:val="21"/>
+                <w:lang w:val="en-US" w:eastAsia="zh-CN"/>
+              </w:rPr>
+            </w:pPr>
+            <w:r>
+              <w:rPr>
+                <w:rFonts w:hint="eastAsia" w:cs="华文中宋"/>
+                <w:b/>
+                <w:bCs/>
+                <w:i w:val="0"/>
+                <w:caps w:val="0"/>
+                <w:color w:val="FF0000"/>
+                <w:spacing w:val="7"/>
+                <w:sz w:val="21"/>
+                <w:szCs w:val="21"/>
+                <w:lang w:val="en-US" w:eastAsia="zh-CN"/>
+              </w:rPr>
+              <w:t>SimulationCfg(**kwargs)</w:t>
+            </w:r>
+          </w:p>
+        </w:tc>
+        <w:tc>
+          <w:tcPr>
+            <w:tcW w:w="0" w:type="auto"/>
+            <w:vAlign w:val="center"/>
+          </w:tcPr>
+          <w:p>
+            <w:pPr>
+              <w:numPr>
+                <w:ilvl w:val="0"/>
+                <w:numId w:val="0"/>
+              </w:numPr>
+              <w:outlineLvl w:val="9"/>
+              <w:rPr>
+                <w:rFonts w:hint="default" w:ascii="华文中宋" w:hAnsi="华文中宋" w:eastAsia="华文中宋" w:cs="华文中宋"/>
+                <w:b/>
+                <w:bCs/>
+                <w:i w:val="0"/>
+                <w:caps w:val="0"/>
+                <w:color w:val="EA82F1"/>
+                <w:spacing w:val="7"/>
+                <w:sz w:val="21"/>
+                <w:szCs w:val="21"/>
+                <w:lang w:val="en-US" w:eastAsia="zh-CN"/>
+              </w:rPr>
+            </w:pPr>
+            <w:r>
+              <w:rPr>
+                <w:rFonts w:hint="eastAsia" w:cs="华文中宋"/>
+                <w:b/>
+                <w:bCs/>
+                <w:i w:val="0"/>
+                <w:caps w:val="0"/>
+                <w:color w:val="EA82F1"/>
+                <w:spacing w:val="7"/>
+                <w:sz w:val="21"/>
+                <w:szCs w:val="21"/>
+                <w:lang w:val="en-US" w:eastAsia="zh-CN"/>
+              </w:rPr>
+              <w:t>配置</w:t>
+            </w:r>
+            <w:r>
+              <w:rPr>
+                <w:rFonts w:hint="eastAsia" w:cs="华文中宋"/>
+                <w:b/>
+                <w:bCs/>
+                <w:i w:val="0"/>
+                <w:caps w:val="0"/>
+                <w:color w:val="ED7D31" w:themeColor="accent2"/>
+                <w:spacing w:val="7"/>
+                <w:sz w:val="21"/>
+                <w:szCs w:val="21"/>
+                <w:u w:val="none"/>
+                <w:lang w:val="en-US" w:eastAsia="zh-CN"/>
+                <w14:textFill>
+                  <w14:solidFill>
+                    <w14:schemeClr w14:val="accent2"/>
+                  </w14:solidFill>
+                </w14:textFill>
+              </w:rPr>
+              <w:t>文件</w:t>
+            </w:r>
+          </w:p>
+        </w:tc>
+      </w:tr>
+      <w:tr>
+        <w:tblPrEx>
+          <w:tblBorders>
+            <w:top w:val="single" w:color="auto" w:sz="4" w:space="0"/>
+            <w:left w:val="single" w:color="auto" w:sz="4" w:space="0"/>
+            <w:bottom w:val="single" w:color="auto" w:sz="4" w:space="0"/>
+            <w:right w:val="single" w:color="auto" w:sz="4" w:space="0"/>
+            <w:insideH w:val="single" w:color="auto" w:sz="4" w:space="0"/>
+            <w:insideV w:val="single" w:color="auto" w:sz="4" w:space="0"/>
+          </w:tblBorders>
+          <w:tblCellMar>
+            <w:top w:w="0" w:type="dxa"/>
+            <w:left w:w="108" w:type="dxa"/>
+            <w:bottom w:w="0" w:type="dxa"/>
+            <w:right w:w="108" w:type="dxa"/>
+          </w:tblCellMar>
+        </w:tblPrEx>
+        <w:tc>
+          <w:tcPr>
+            <w:tcW w:w="0" w:type="auto"/>
+            <w:vAlign w:val="center"/>
+          </w:tcPr>
+          <w:p>
+            <w:pPr>
+              <w:numPr>
+                <w:ilvl w:val="0"/>
+                <w:numId w:val="0"/>
+              </w:numPr>
+              <w:outlineLvl w:val="9"/>
+              <w:rPr>
+                <w:rFonts w:hint="default" w:cs="华文中宋"/>
+                <w:b/>
+                <w:bCs/>
+                <w:i w:val="0"/>
+                <w:caps w:val="0"/>
+                <w:color w:val="FF0000"/>
+                <w:spacing w:val="7"/>
+                <w:sz w:val="21"/>
+                <w:szCs w:val="21"/>
+                <w:lang w:val="en-US" w:eastAsia="zh-CN"/>
+              </w:rPr>
+            </w:pPr>
+            <w:r>
+              <w:rPr>
+                <w:rFonts w:hint="eastAsia" w:cs="华文中宋"/>
+                <w:b/>
+                <w:bCs/>
+                <w:i w:val="0"/>
+                <w:caps w:val="0"/>
+                <w:color w:val="FF0000"/>
+                <w:spacing w:val="7"/>
+                <w:sz w:val="21"/>
+                <w:szCs w:val="21"/>
+                <w:lang w:val="en-US" w:eastAsia="zh-CN"/>
+              </w:rPr>
+              <w:t>SimulationContext(cfg)</w:t>
+            </w:r>
+          </w:p>
+        </w:tc>
+        <w:tc>
+          <w:tcPr>
+            <w:tcW w:w="0" w:type="auto"/>
+            <w:vAlign w:val="center"/>
+          </w:tcPr>
+          <w:p>
+            <w:pPr>
+              <w:numPr>
+                <w:ilvl w:val="0"/>
+                <w:numId w:val="0"/>
+              </w:numPr>
+              <w:outlineLvl w:val="9"/>
+              <w:rPr>
+                <w:rFonts w:hint="eastAsia" w:cs="华文中宋"/>
+                <w:b/>
+                <w:bCs/>
+                <w:i w:val="0"/>
+                <w:caps w:val="0"/>
+                <w:color w:val="EA82F1"/>
+                <w:spacing w:val="7"/>
+                <w:sz w:val="21"/>
+                <w:szCs w:val="21"/>
+                <w:lang w:val="en-US" w:eastAsia="zh-CN"/>
+              </w:rPr>
+            </w:pPr>
+          </w:p>
+        </w:tc>
+      </w:tr>
+    </w:tbl>
+    <w:p>
+      <w:pPr>
+        <w:numPr>
+          <w:ilvl w:val="0"/>
+          <w:numId w:val="0"/>
+        </w:numPr>
+        <w:outlineLvl w:val="9"/>
+        <w:rPr>
+          <w:rFonts w:hint="eastAsia" w:ascii="华文中宋" w:hAnsi="华文中宋" w:eastAsia="华文中宋" w:cs="华文中宋"/>
+          <w:b/>
+          <w:bCs/>
+          <w:i w:val="0"/>
+          <w:caps w:val="0"/>
+          <w:color w:val="ED7D31" w:themeColor="accent2"/>
+          <w:spacing w:val="7"/>
+          <w:sz w:val="21"/>
+          <w:szCs w:val="21"/>
+          <w:u w:val="single"/>
+          <w:lang w:val="en-US" w:eastAsia="zh-CN"/>
+          <w14:textFill>
+            <w14:solidFill>
+              <w14:schemeClr w14:val="accent2"/>
+            </w14:solidFill>
+          </w14:textFill>
+        </w:rPr>
+      </w:pPr>
+    </w:p>
+    <w:p>
+      <w:pPr>
+        <w:numPr>
+          <w:ilvl w:val="0"/>
+          <w:numId w:val="0"/>
+        </w:numPr>
+        <w:outlineLvl w:val="9"/>
+        <w:rPr>
+          <w:rFonts w:hint="eastAsia" w:ascii="华文中宋" w:hAnsi="华文中宋" w:eastAsia="华文中宋" w:cs="华文中宋"/>
+          <w:b/>
+          <w:bCs/>
+          <w:i w:val="0"/>
+          <w:caps w:val="0"/>
+          <w:color w:val="ED7D31" w:themeColor="accent2"/>
+          <w:spacing w:val="7"/>
+          <w:sz w:val="21"/>
+          <w:szCs w:val="21"/>
+          <w:u w:val="single"/>
+          <w:lang w:val="en-US" w:eastAsia="zh-CN"/>
+          <w14:textFill>
+            <w14:solidFill>
+              <w14:schemeClr w14:val="accent2"/>
+            </w14:solidFill>
+          </w14:textFill>
+        </w:rPr>
+      </w:pPr>
+    </w:p>
+    <w:p>
+      <w:pPr>
+        <w:pStyle w:val="2"/>
+        <w:bidi w:val="0"/>
+        <w:rPr>
+          <w:rFonts w:hint="eastAsia"/>
+          <w:lang w:val="en-US" w:eastAsia="zh-CN"/>
+        </w:rPr>
+      </w:pPr>
+      <w:r>
+        <w:rPr>
+          <w:rFonts w:hint="eastAsia"/>
+          <w:lang w:val="en-US" w:eastAsia="zh-CN"/>
+        </w:rPr>
+        <w:t>isaacsim</w:t>
+      </w:r>
+      <w:r>
+        <w:rPr>
+          <w:rFonts w:hint="eastAsia"/>
+        </w:rPr>
+        <w:t>：</w:t>
+      </w:r>
+    </w:p>
+    <w:tbl>
+      <w:tblPr>
+        <w:tblStyle w:val="11"/>
+        <w:tblW w:w="0" w:type="auto"/>
+        <w:tblInd w:w="0" w:type="dxa"/>
+        <w:tblBorders>
+          <w:top w:val="single" w:color="auto" w:sz="4" w:space="0"/>
+          <w:left w:val="single" w:color="auto" w:sz="4" w:space="0"/>
+          <w:bottom w:val="single" w:color="auto" w:sz="4" w:space="0"/>
+          <w:right w:val="single" w:color="auto" w:sz="4" w:space="0"/>
+          <w:insideH w:val="single" w:color="auto" w:sz="4" w:space="0"/>
+          <w:insideV w:val="single" w:color="auto" w:sz="4" w:space="0"/>
+        </w:tblBorders>
+        <w:tblLayout w:type="autofit"/>
+        <w:tblCellMar>
+          <w:top w:w="0" w:type="dxa"/>
+          <w:left w:w="108" w:type="dxa"/>
+          <w:bottom w:w="0" w:type="dxa"/>
+          <w:right w:w="108" w:type="dxa"/>
+        </w:tblCellMar>
+      </w:tblPr>
+      <w:tblGrid>
+        <w:gridCol w:w="1439"/>
+        <w:gridCol w:w="2062"/>
+        <w:gridCol w:w="1113"/>
+      </w:tblGrid>
+      <w:tr>
+        <w:tblPrEx>
+          <w:tblBorders>
+            <w:top w:val="single" w:color="auto" w:sz="4" w:space="0"/>
+            <w:left w:val="single" w:color="auto" w:sz="4" w:space="0"/>
+            <w:bottom w:val="single" w:color="auto" w:sz="4" w:space="0"/>
+            <w:right w:val="single" w:color="auto" w:sz="4" w:space="0"/>
+            <w:insideH w:val="single" w:color="auto" w:sz="4" w:space="0"/>
+            <w:insideV w:val="single" w:color="auto" w:sz="4" w:space="0"/>
+          </w:tblBorders>
+          <w:tblCellMar>
+            <w:top w:w="0" w:type="dxa"/>
+            <w:left w:w="108" w:type="dxa"/>
+            <w:bottom w:w="0" w:type="dxa"/>
+            <w:right w:w="108" w:type="dxa"/>
+          </w:tblCellMar>
+        </w:tblPrEx>
+        <w:tc>
+          <w:tcPr>
+            <w:tcW w:w="0" w:type="auto"/>
+            <w:gridSpan w:val="2"/>
+            <w:vAlign w:val="center"/>
+          </w:tcPr>
+          <w:p>
+            <w:pPr>
+              <w:numPr>
+                <w:ilvl w:val="0"/>
+                <w:numId w:val="0"/>
+              </w:numPr>
+              <w:outlineLvl w:val="9"/>
+              <w:rPr>
+                <w:rFonts w:hint="default" w:ascii="华文中宋" w:hAnsi="华文中宋" w:eastAsia="华文中宋" w:cs="华文中宋"/>
+                <w:b/>
+                <w:bCs/>
+                <w:i w:val="0"/>
+                <w:caps w:val="0"/>
+                <w:color w:val="FF0000"/>
+                <w:spacing w:val="7"/>
+                <w:sz w:val="21"/>
+                <w:szCs w:val="21"/>
+                <w:lang w:val="en-US" w:eastAsia="zh-CN"/>
+              </w:rPr>
+            </w:pPr>
+            <w:r>
+              <w:rPr>
+                <w:rFonts w:hint="eastAsia" w:cs="华文中宋"/>
+                <w:b/>
+                <w:bCs/>
+                <w:i w:val="0"/>
+                <w:caps w:val="0"/>
+                <w:color w:val="FF0000"/>
+                <w:spacing w:val="7"/>
+                <w:sz w:val="21"/>
+                <w:szCs w:val="21"/>
+                <w:lang w:val="en-US" w:eastAsia="zh-CN"/>
+              </w:rPr>
+              <w:t>SimulationApp(launch_config)</w:t>
+            </w:r>
+          </w:p>
+        </w:tc>
+        <w:tc>
+          <w:tcPr>
+            <w:tcW w:w="0" w:type="auto"/>
+            <w:vAlign w:val="center"/>
+          </w:tcPr>
+          <w:p>
+            <w:pPr>
+              <w:numPr>
+                <w:ilvl w:val="0"/>
+                <w:numId w:val="0"/>
+              </w:numPr>
+              <w:outlineLvl w:val="9"/>
+              <w:rPr>
+                <w:rFonts w:hint="default" w:ascii="华文中宋" w:hAnsi="华文中宋" w:eastAsia="华文中宋" w:cs="华文中宋"/>
+                <w:b/>
+                <w:bCs/>
+                <w:i w:val="0"/>
+                <w:caps w:val="0"/>
+                <w:color w:val="EA82F1"/>
+                <w:spacing w:val="7"/>
+                <w:sz w:val="21"/>
+                <w:szCs w:val="21"/>
+                <w:lang w:val="en-US" w:eastAsia="zh-CN"/>
+              </w:rPr>
+            </w:pPr>
+            <w:r>
+              <w:rPr>
+                <w:rFonts w:hint="eastAsia" w:cs="华文中宋"/>
+                <w:b/>
+                <w:bCs/>
+                <w:i w:val="0"/>
+                <w:caps w:val="0"/>
+                <w:color w:val="EA82F1"/>
+                <w:spacing w:val="7"/>
+                <w:sz w:val="21"/>
+                <w:szCs w:val="21"/>
+                <w:lang w:val="en-US" w:eastAsia="zh-CN"/>
+              </w:rPr>
+              <w:t>应用程序</w:t>
+            </w:r>
+          </w:p>
+        </w:tc>
+      </w:tr>
+      <w:tr>
+        <w:tblPrEx>
+          <w:tblBorders>
+            <w:top w:val="single" w:color="auto" w:sz="4" w:space="0"/>
+            <w:left w:val="single" w:color="auto" w:sz="4" w:space="0"/>
+            <w:bottom w:val="single" w:color="auto" w:sz="4" w:space="0"/>
+            <w:right w:val="single" w:color="auto" w:sz="4" w:space="0"/>
+            <w:insideH w:val="single" w:color="auto" w:sz="4" w:space="0"/>
+            <w:insideV w:val="single" w:color="auto" w:sz="4" w:space="0"/>
+          </w:tblBorders>
+          <w:tblCellMar>
+            <w:top w:w="0" w:type="dxa"/>
+            <w:left w:w="108" w:type="dxa"/>
+            <w:bottom w:w="0" w:type="dxa"/>
+            <w:right w:w="108" w:type="dxa"/>
+          </w:tblCellMar>
+        </w:tblPrEx>
+        <w:tc>
+          <w:tcPr>
+            <w:tcW w:w="0" w:type="auto"/>
+            <w:vMerge w:val="restart"/>
+            <w:vAlign w:val="center"/>
+          </w:tcPr>
+          <w:p>
+            <w:pPr>
+              <w:numPr>
+                <w:ilvl w:val="0"/>
+                <w:numId w:val="0"/>
+              </w:numPr>
+              <w:outlineLvl w:val="9"/>
+              <w:rPr>
+                <w:rFonts w:hint="default" w:cs="华文中宋"/>
+                <w:b/>
+                <w:bCs/>
+                <w:i w:val="0"/>
+                <w:caps w:val="0"/>
+                <w:color w:val="FF0000"/>
+                <w:spacing w:val="7"/>
+                <w:sz w:val="21"/>
+                <w:szCs w:val="21"/>
+                <w:lang w:val="en-US" w:eastAsia="zh-CN"/>
+              </w:rPr>
+            </w:pPr>
+            <w:r>
+              <w:rPr>
+                <w:rFonts w:hint="eastAsia" w:cs="华文中宋"/>
+                <w:b/>
+                <w:bCs/>
+                <w:i w:val="0"/>
+                <w:caps w:val="0"/>
+                <w:color w:val="ED7D31" w:themeColor="accent2"/>
+                <w:spacing w:val="7"/>
+                <w:sz w:val="21"/>
+                <w:szCs w:val="21"/>
+                <w:lang w:val="en-US" w:eastAsia="zh-CN"/>
+                <w14:textFill>
+                  <w14:solidFill>
+                    <w14:schemeClr w14:val="accent2"/>
+                  </w14:solidFill>
+                </w14:textFill>
+              </w:rPr>
+              <w:t>实例方法</w:t>
+            </w:r>
+          </w:p>
+        </w:tc>
+        <w:tc>
+          <w:tcPr>
+            <w:tcW w:w="0" w:type="auto"/>
+            <w:vAlign w:val="center"/>
+          </w:tcPr>
+          <w:p>
+            <w:pPr>
+              <w:numPr>
+                <w:ilvl w:val="0"/>
+                <w:numId w:val="0"/>
+              </w:numPr>
+              <w:outlineLvl w:val="9"/>
+              <w:rPr>
+                <w:rFonts w:hint="default" w:cs="华文中宋"/>
+                <w:b/>
+                <w:bCs/>
+                <w:i w:val="0"/>
+                <w:caps w:val="0"/>
+                <w:color w:val="FF0000"/>
+                <w:spacing w:val="7"/>
+                <w:sz w:val="21"/>
+                <w:szCs w:val="21"/>
+                <w:lang w:val="en-US" w:eastAsia="zh-CN"/>
+              </w:rPr>
+            </w:pPr>
+            <w:r>
+              <w:rPr>
+                <w:rFonts w:hint="eastAsia" w:cs="华文中宋"/>
+                <w:b/>
+                <w:bCs/>
+                <w:i w:val="0"/>
+                <w:caps w:val="0"/>
+                <w:color w:val="FF0000"/>
+                <w:spacing w:val="7"/>
+                <w:sz w:val="21"/>
+                <w:szCs w:val="21"/>
+                <w:lang w:val="en-US" w:eastAsia="zh-CN"/>
+              </w:rPr>
+              <w:t>update()</w:t>
+            </w:r>
+          </w:p>
+        </w:tc>
+        <w:tc>
+          <w:tcPr>
+            <w:tcW w:w="0" w:type="auto"/>
+            <w:vAlign w:val="center"/>
+          </w:tcPr>
+          <w:p>
+            <w:pPr>
+              <w:numPr>
+                <w:ilvl w:val="0"/>
+                <w:numId w:val="0"/>
+              </w:numPr>
+              <w:outlineLvl w:val="9"/>
+              <w:rPr>
+                <w:rFonts w:hint="eastAsia" w:cs="华文中宋"/>
+                <w:b/>
+                <w:bCs/>
+                <w:i w:val="0"/>
+                <w:caps w:val="0"/>
+                <w:color w:val="ED7D31" w:themeColor="accent2"/>
+                <w:spacing w:val="7"/>
+                <w:sz w:val="21"/>
+                <w:szCs w:val="21"/>
+                <w:lang w:val="en-US" w:eastAsia="zh-CN"/>
+                <w14:textFill>
+                  <w14:solidFill>
+                    <w14:schemeClr w14:val="accent2"/>
+                  </w14:solidFill>
+                </w14:textFill>
+              </w:rPr>
+            </w:pPr>
+            <w:r>
+              <w:rPr>
+                <w:rFonts w:hint="eastAsia" w:cs="华文中宋"/>
+                <w:b/>
+                <w:bCs/>
+                <w:i w:val="0"/>
+                <w:caps w:val="0"/>
+                <w:color w:val="ED7D31" w:themeColor="accent2"/>
+                <w:spacing w:val="7"/>
+                <w:sz w:val="21"/>
+                <w:szCs w:val="21"/>
+                <w:lang w:val="en-US" w:eastAsia="zh-CN"/>
+                <w14:textFill>
+                  <w14:solidFill>
+                    <w14:schemeClr w14:val="accent2"/>
+                  </w14:solidFill>
+                </w14:textFill>
+              </w:rPr>
+              <w:t>更新一帧</w:t>
+            </w:r>
+          </w:p>
+        </w:tc>
+      </w:tr>
+      <w:tr>
+        <w:tblPrEx>
+          <w:tblBorders>
+            <w:top w:val="single" w:color="auto" w:sz="4" w:space="0"/>
+            <w:left w:val="single" w:color="auto" w:sz="4" w:space="0"/>
+            <w:bottom w:val="single" w:color="auto" w:sz="4" w:space="0"/>
+            <w:right w:val="single" w:color="auto" w:sz="4" w:space="0"/>
+            <w:insideH w:val="single" w:color="auto" w:sz="4" w:space="0"/>
+            <w:insideV w:val="single" w:color="auto" w:sz="4" w:space="0"/>
+          </w:tblBorders>
+          <w:tblCellMar>
+            <w:top w:w="0" w:type="dxa"/>
+            <w:left w:w="108" w:type="dxa"/>
+            <w:bottom w:w="0" w:type="dxa"/>
+            <w:right w:w="108" w:type="dxa"/>
+          </w:tblCellMar>
+        </w:tblPrEx>
+        <w:tc>
+          <w:tcPr>
+            <w:tcW w:w="0" w:type="auto"/>
+            <w:vMerge w:val="continue"/>
+            <w:tcBorders/>
+            <w:vAlign w:val="center"/>
+          </w:tcPr>
+          <w:p>
+            <w:pPr>
+              <w:numPr>
+                <w:ilvl w:val="0"/>
+                <w:numId w:val="0"/>
+              </w:numPr>
+              <w:outlineLvl w:val="9"/>
+              <w:rPr>
+                <w:rFonts w:hint="default" w:cs="华文中宋"/>
+                <w:b/>
+                <w:bCs/>
+                <w:i w:val="0"/>
+                <w:caps w:val="0"/>
+                <w:color w:val="FF0000"/>
+                <w:spacing w:val="7"/>
+                <w:sz w:val="21"/>
+                <w:szCs w:val="21"/>
+                <w:lang w:val="en-US" w:eastAsia="zh-CN"/>
+              </w:rPr>
+            </w:pPr>
+          </w:p>
+        </w:tc>
+        <w:tc>
+          <w:tcPr>
+            <w:tcW w:w="0" w:type="auto"/>
+            <w:vAlign w:val="center"/>
+          </w:tcPr>
+          <w:p>
+            <w:pPr>
+              <w:numPr>
+                <w:ilvl w:val="0"/>
+                <w:numId w:val="0"/>
+              </w:numPr>
+              <w:outlineLvl w:val="9"/>
+              <w:rPr>
+                <w:rFonts w:hint="default" w:cs="华文中宋"/>
+                <w:b/>
+                <w:bCs/>
+                <w:i w:val="0"/>
+                <w:caps w:val="0"/>
+                <w:color w:val="FF0000"/>
+                <w:spacing w:val="7"/>
+                <w:sz w:val="21"/>
+                <w:szCs w:val="21"/>
+                <w:lang w:val="en-US" w:eastAsia="zh-CN"/>
+              </w:rPr>
+            </w:pPr>
+            <w:r>
+              <w:rPr>
+                <w:rFonts w:hint="eastAsia" w:cs="华文中宋"/>
+                <w:b/>
+                <w:bCs/>
+                <w:i w:val="0"/>
+                <w:caps w:val="0"/>
+                <w:color w:val="FF0000"/>
+                <w:spacing w:val="7"/>
+                <w:sz w:val="21"/>
+                <w:szCs w:val="21"/>
+                <w:lang w:val="en-US" w:eastAsia="zh-CN"/>
+              </w:rPr>
+              <w:t>close()</w:t>
+            </w:r>
+          </w:p>
+        </w:tc>
+        <w:tc>
+          <w:tcPr>
+            <w:tcW w:w="0" w:type="auto"/>
+            <w:vAlign w:val="center"/>
+          </w:tcPr>
+          <w:p>
+            <w:pPr>
+              <w:numPr>
+                <w:ilvl w:val="0"/>
+                <w:numId w:val="0"/>
+              </w:numPr>
+              <w:outlineLvl w:val="9"/>
+              <w:rPr>
+                <w:rFonts w:hint="eastAsia" w:ascii="华文中宋" w:hAnsi="华文中宋" w:eastAsia="华文中宋" w:cs="华文中宋"/>
+                <w:b/>
+                <w:bCs/>
+                <w:i w:val="0"/>
+                <w:caps w:val="0"/>
+                <w:color w:val="ED7D31" w:themeColor="accent2"/>
+                <w:spacing w:val="7"/>
+                <w:sz w:val="21"/>
+                <w:szCs w:val="21"/>
+                <w:lang w:val="en-US" w:eastAsia="zh-CN"/>
+                <w14:textFill>
+                  <w14:solidFill>
+                    <w14:schemeClr w14:val="accent2"/>
+                  </w14:solidFill>
+                </w14:textFill>
+              </w:rPr>
+            </w:pPr>
+            <w:r>
+              <w:rPr>
+                <w:rFonts w:hint="eastAsia" w:cs="华文中宋"/>
+                <w:b/>
+                <w:bCs/>
+                <w:i w:val="0"/>
+                <w:caps w:val="0"/>
+                <w:color w:val="ED7D31" w:themeColor="accent2"/>
+                <w:spacing w:val="7"/>
+                <w:sz w:val="21"/>
+                <w:szCs w:val="21"/>
+                <w:lang w:val="en-US" w:eastAsia="zh-CN"/>
+                <w14:textFill>
+                  <w14:solidFill>
+                    <w14:schemeClr w14:val="accent2"/>
+                  </w14:solidFill>
+                </w14:textFill>
+              </w:rPr>
+              <w:t>关闭</w:t>
+            </w:r>
+          </w:p>
+        </w:tc>
+      </w:tr>
+    </w:tbl>
+    <w:p>
+      <w:pPr>
+        <w:numPr>
+          <w:ilvl w:val="0"/>
+          <w:numId w:val="0"/>
+        </w:numPr>
+        <w:outlineLvl w:val="9"/>
+        <w:rPr>
+          <w:rFonts w:hint="eastAsia" w:ascii="华文中宋" w:hAnsi="华文中宋" w:eastAsia="华文中宋" w:cs="华文中宋"/>
+          <w:b/>
+          <w:bCs/>
+          <w:i w:val="0"/>
+          <w:caps w:val="0"/>
+          <w:color w:val="ED7D31" w:themeColor="accent2"/>
+          <w:spacing w:val="7"/>
+          <w:sz w:val="21"/>
+          <w:szCs w:val="21"/>
+          <w:u w:val="single"/>
+          <w:lang w:val="en-US" w:eastAsia="zh-CN"/>
+          <w14:textFill>
+            <w14:solidFill>
+              <w14:schemeClr w14:val="accent2"/>
+            </w14:solidFill>
+          </w14:textFill>
         </w:rPr>
       </w:pPr>
     </w:p>
@@ -7083,8 +8394,8 @@
           </w14:textFill>
         </w:rPr>
       </w:pPr>
-      <w:bookmarkStart w:id="6" w:name="_Toc31407"/>
-      <w:bookmarkStart w:id="7" w:name="_Toc27725"/>
+      <w:bookmarkStart w:id="6" w:name="_Toc27725"/>
+      <w:bookmarkStart w:id="7" w:name="_Toc31407"/>
       <w:r>
         <w:rPr>
           <w:rFonts w:hint="eastAsia" w:cs="华文中宋"/>
@@ -18537,12 +19848,6 @@
             <w:insideH w:val="single" w:color="auto" w:sz="4" w:space="0"/>
             <w:insideV w:val="single" w:color="auto" w:sz="4" w:space="0"/>
           </w:tblBorders>
-          <w:tblCellMar>
-            <w:top w:w="0" w:type="dxa"/>
-            <w:left w:w="108" w:type="dxa"/>
-            <w:bottom w:w="0" w:type="dxa"/>
-            <w:right w:w="108" w:type="dxa"/>
-          </w:tblCellMar>
         </w:tblPrEx>
         <w:tc>
           <w:tcPr>
@@ -22132,6 +23437,12 @@
             <w:insideH w:val="single" w:color="auto" w:sz="4" w:space="0"/>
             <w:insideV w:val="single" w:color="auto" w:sz="4" w:space="0"/>
           </w:tblBorders>
+          <w:tblCellMar>
+            <w:top w:w="0" w:type="dxa"/>
+            <w:left w:w="108" w:type="dxa"/>
+            <w:bottom w:w="0" w:type="dxa"/>
+            <w:right w:w="108" w:type="dxa"/>
+          </w:tblCellMar>
         </w:tblPrEx>
         <w:tc>
           <w:tcPr>
@@ -22558,6 +23869,12 @@
             <w:insideH w:val="single" w:color="auto" w:sz="4" w:space="0"/>
             <w:insideV w:val="single" w:color="auto" w:sz="4" w:space="0"/>
           </w:tblBorders>
+          <w:tblCellMar>
+            <w:top w:w="0" w:type="dxa"/>
+            <w:left w:w="108" w:type="dxa"/>
+            <w:bottom w:w="0" w:type="dxa"/>
+            <w:right w:w="108" w:type="dxa"/>
+          </w:tblCellMar>
         </w:tblPrEx>
         <w:tc>
           <w:tcPr>
@@ -23000,6 +24317,12 @@
             <w:insideH w:val="single" w:color="auto" w:sz="4" w:space="0"/>
             <w:insideV w:val="single" w:color="auto" w:sz="4" w:space="0"/>
           </w:tblBorders>
+          <w:tblCellMar>
+            <w:top w:w="0" w:type="dxa"/>
+            <w:left w:w="108" w:type="dxa"/>
+            <w:bottom w:w="0" w:type="dxa"/>
+            <w:right w:w="108" w:type="dxa"/>
+          </w:tblCellMar>
         </w:tblPrEx>
         <w:tc>
           <w:tcPr>
@@ -24769,6 +26092,12 @@
             <w:insideH w:val="single" w:color="auto" w:sz="4" w:space="0"/>
             <w:insideV w:val="single" w:color="auto" w:sz="4" w:space="0"/>
           </w:tblBorders>
+          <w:tblCellMar>
+            <w:top w:w="0" w:type="dxa"/>
+            <w:left w:w="108" w:type="dxa"/>
+            <w:bottom w:w="0" w:type="dxa"/>
+            <w:right w:w="108" w:type="dxa"/>
+          </w:tblCellMar>
         </w:tblPrEx>
         <w:tc>
           <w:tcPr>
@@ -28595,6 +29924,12 @@
             <w:insideH w:val="single" w:color="auto" w:sz="4" w:space="0"/>
             <w:insideV w:val="single" w:color="auto" w:sz="4" w:space="0"/>
           </w:tblBorders>
+          <w:tblCellMar>
+            <w:top w:w="0" w:type="dxa"/>
+            <w:left w:w="108" w:type="dxa"/>
+            <w:bottom w:w="0" w:type="dxa"/>
+            <w:right w:w="108" w:type="dxa"/>
+          </w:tblCellMar>
         </w:tblPrEx>
         <w:tc>
           <w:tcPr>
@@ -28754,9 +30089,9 @@
       <w:pPr>
         <w:outlineLvl w:val="0"/>
       </w:pPr>
-      <w:bookmarkStart w:id="16" w:name="_Toc7235"/>
-      <w:bookmarkStart w:id="17" w:name="_Toc17683"/>
-      <w:bookmarkStart w:id="18" w:name="_Toc15387"/>
+      <w:bookmarkStart w:id="16" w:name="_Toc17683"/>
+      <w:bookmarkStart w:id="17" w:name="_Toc15387"/>
+      <w:bookmarkStart w:id="18" w:name="_Toc7235"/>
       <w:r>
         <w:rPr>
           <w:rFonts w:hint="eastAsia" w:cs="华文中宋"/>
@@ -33247,6 +34582,12 @@
             <w:insideH w:val="single" w:color="auto" w:sz="4" w:space="0"/>
             <w:insideV w:val="single" w:color="auto" w:sz="4" w:space="0"/>
           </w:tblBorders>
+          <w:tblCellMar>
+            <w:top w:w="0" w:type="dxa"/>
+            <w:left w:w="108" w:type="dxa"/>
+            <w:bottom w:w="0" w:type="dxa"/>
+            <w:right w:w="108" w:type="dxa"/>
+          </w:tblCellMar>
         </w:tblPrEx>
         <w:tc>
           <w:tcPr>
@@ -33879,6 +35220,12 @@
             <w:insideH w:val="single" w:color="auto" w:sz="4" w:space="0"/>
             <w:insideV w:val="single" w:color="auto" w:sz="4" w:space="0"/>
           </w:tblBorders>
+          <w:tblCellMar>
+            <w:top w:w="0" w:type="dxa"/>
+            <w:left w:w="108" w:type="dxa"/>
+            <w:bottom w:w="0" w:type="dxa"/>
+            <w:right w:w="108" w:type="dxa"/>
+          </w:tblCellMar>
         </w:tblPrEx>
         <w:tc>
           <w:tcPr>
@@ -35973,6 +37320,12 @@
             <w:insideH w:val="single" w:color="auto" w:sz="4" w:space="0"/>
             <w:insideV w:val="single" w:color="auto" w:sz="4" w:space="0"/>
           </w:tblBorders>
+          <w:tblCellMar>
+            <w:top w:w="0" w:type="dxa"/>
+            <w:left w:w="108" w:type="dxa"/>
+            <w:bottom w:w="0" w:type="dxa"/>
+            <w:right w:w="108" w:type="dxa"/>
+          </w:tblCellMar>
         </w:tblPrEx>
         <w:tc>
           <w:tcPr>
@@ -37139,6 +38492,12 @@
             <w:insideH w:val="single" w:color="auto" w:sz="4" w:space="0"/>
             <w:insideV w:val="single" w:color="auto" w:sz="4" w:space="0"/>
           </w:tblBorders>
+          <w:tblCellMar>
+            <w:top w:w="0" w:type="dxa"/>
+            <w:left w:w="108" w:type="dxa"/>
+            <w:bottom w:w="0" w:type="dxa"/>
+            <w:right w:w="108" w:type="dxa"/>
+          </w:tblCellMar>
         </w:tblPrEx>
         <w:tc>
           <w:tcPr>
@@ -37392,6 +38751,12 @@
             <w:insideH w:val="single" w:color="auto" w:sz="4" w:space="0"/>
             <w:insideV w:val="single" w:color="auto" w:sz="4" w:space="0"/>
           </w:tblBorders>
+          <w:tblCellMar>
+            <w:top w:w="0" w:type="dxa"/>
+            <w:left w:w="108" w:type="dxa"/>
+            <w:bottom w:w="0" w:type="dxa"/>
+            <w:right w:w="108" w:type="dxa"/>
+          </w:tblCellMar>
         </w:tblPrEx>
         <w:tc>
           <w:tcPr>
@@ -38586,6 +39951,12 @@
             <w:insideH w:val="single" w:color="auto" w:sz="4" w:space="0"/>
             <w:insideV w:val="single" w:color="auto" w:sz="4" w:space="0"/>
           </w:tblBorders>
+          <w:tblCellMar>
+            <w:top w:w="0" w:type="dxa"/>
+            <w:left w:w="108" w:type="dxa"/>
+            <w:bottom w:w="0" w:type="dxa"/>
+            <w:right w:w="108" w:type="dxa"/>
+          </w:tblCellMar>
         </w:tblPrEx>
         <w:tc>
           <w:tcPr>
@@ -40760,6 +42131,12 @@
             <w:insideH w:val="single" w:color="auto" w:sz="4" w:space="0"/>
             <w:insideV w:val="single" w:color="auto" w:sz="4" w:space="0"/>
           </w:tblBorders>
+          <w:tblCellMar>
+            <w:top w:w="0" w:type="dxa"/>
+            <w:left w:w="108" w:type="dxa"/>
+            <w:bottom w:w="0" w:type="dxa"/>
+            <w:right w:w="108" w:type="dxa"/>
+          </w:tblCellMar>
         </w:tblPrEx>
         <w:tc>
           <w:tcPr>
@@ -44499,8 +45876,8 @@
           </w14:textFill>
         </w:rPr>
       </w:pPr>
-      <w:bookmarkStart w:id="23" w:name="_Toc14852"/>
-      <w:bookmarkStart w:id="24" w:name="_Toc12616"/>
+      <w:bookmarkStart w:id="23" w:name="_Toc12616"/>
+      <w:bookmarkStart w:id="24" w:name="_Toc14852"/>
       <w:r>
         <w:rPr>
           <w:rFonts w:hint="eastAsia" w:cs="华文中宋"/>
@@ -45251,8 +46628,8 @@
           </w14:textFill>
         </w:rPr>
       </w:pPr>
-      <w:bookmarkStart w:id="25" w:name="_Toc7657"/>
-      <w:bookmarkStart w:id="26" w:name="_Toc19183"/>
+      <w:bookmarkStart w:id="25" w:name="_Toc19183"/>
+      <w:bookmarkStart w:id="26" w:name="_Toc7657"/>
       <w:r>
         <w:rPr>
           <w:rFonts w:hint="eastAsia" w:cs="华文中宋"/>

--- a/py 系统交互.docx
+++ b/py 系统交互.docx
@@ -718,8 +718,8 @@
           </w14:textFill>
         </w:rPr>
       </w:pPr>
-      <w:bookmarkStart w:id="2" w:name="_Toc22979"/>
-      <w:bookmarkStart w:id="3" w:name="_Toc30515"/>
+      <w:bookmarkStart w:id="2" w:name="_Toc30515"/>
+      <w:bookmarkStart w:id="3" w:name="_Toc22979"/>
       <w:r>
         <w:rPr>
           <w:rFonts w:hint="eastAsia" w:cs="华文中宋"/>
@@ -6681,8 +6681,8 @@
           </w14:textFill>
         </w:rPr>
       </w:pPr>
-      <w:bookmarkStart w:id="4" w:name="_Toc18611"/>
-      <w:bookmarkStart w:id="5" w:name="_Toc18446"/>
+      <w:bookmarkStart w:id="4" w:name="_Toc18446"/>
+      <w:bookmarkStart w:id="5" w:name="_Toc18611"/>
       <w:r>
         <w:rPr>
           <w:rFonts w:hint="eastAsia" w:cs="华文中宋"/>
@@ -8218,7 +8218,6 @@
           <w:tcPr>
             <w:tcW w:w="0" w:type="auto"/>
             <w:vMerge w:val="continue"/>
-            <w:tcBorders/>
             <w:vAlign w:val="center"/>
           </w:tcPr>
           <w:p>
@@ -19848,6 +19847,12 @@
             <w:insideH w:val="single" w:color="auto" w:sz="4" w:space="0"/>
             <w:insideV w:val="single" w:color="auto" w:sz="4" w:space="0"/>
           </w:tblBorders>
+          <w:tblCellMar>
+            <w:top w:w="0" w:type="dxa"/>
+            <w:left w:w="108" w:type="dxa"/>
+            <w:bottom w:w="0" w:type="dxa"/>
+            <w:right w:w="108" w:type="dxa"/>
+          </w:tblCellMar>
         </w:tblPrEx>
         <w:tc>
           <w:tcPr>
@@ -30089,9 +30094,9 @@
       <w:pPr>
         <w:outlineLvl w:val="0"/>
       </w:pPr>
-      <w:bookmarkStart w:id="16" w:name="_Toc17683"/>
-      <w:bookmarkStart w:id="17" w:name="_Toc15387"/>
-      <w:bookmarkStart w:id="18" w:name="_Toc7235"/>
+      <w:bookmarkStart w:id="16" w:name="_Toc15387"/>
+      <w:bookmarkStart w:id="17" w:name="_Toc7235"/>
+      <w:bookmarkStart w:id="18" w:name="_Toc17683"/>
       <w:r>
         <w:rPr>
           <w:rFonts w:hint="eastAsia" w:cs="华文中宋"/>
@@ -40341,6 +40346,288 @@
         </w:tc>
       </w:tr>
     </w:tbl>
+    <w:p>
+      <w:pPr>
+        <w:rPr>
+          <w:rFonts w:cs="华文中宋"/>
+          <w:bCs/>
+          <w:color w:val="FF0000"/>
+          <w:spacing w:val="7"/>
+        </w:rPr>
+      </w:pPr>
+    </w:p>
+    <w:p>
+      <w:pPr>
+        <w:rPr>
+          <w:rFonts w:cs="华文中宋"/>
+          <w:bCs/>
+          <w:color w:val="FF0000"/>
+          <w:spacing w:val="7"/>
+        </w:rPr>
+      </w:pPr>
+    </w:p>
+    <w:p>
+      <w:pPr>
+        <w:pStyle w:val="3"/>
+        <w:bidi w:val="0"/>
+        <w:rPr>
+          <w:rFonts w:hint="default"/>
+          <w:lang w:val="en-US" w:eastAsia="zh-CN"/>
+        </w:rPr>
+      </w:pPr>
+      <w:r>
+        <w:rPr>
+          <w:rFonts w:hint="eastAsia"/>
+          <w:lang w:val="en-US" w:eastAsia="zh-CN"/>
+        </w:rPr>
+        <w:t>通信ros_numpy：</w:t>
+      </w:r>
+    </w:p>
+    <w:p>
+      <w:pPr>
+        <w:rPr>
+          <w:rFonts w:hint="eastAsia" w:cs="华文中宋"/>
+          <w:bCs/>
+          <w:color w:val="ED7D31" w:themeColor="accent2"/>
+          <w:spacing w:val="7"/>
+          <w:lang w:val="en-US" w:eastAsia="zh-CN"/>
+          <w14:textFill>
+            <w14:solidFill>
+              <w14:schemeClr w14:val="accent2"/>
+            </w14:solidFill>
+          </w14:textFill>
+        </w:rPr>
+      </w:pPr>
+      <w:r>
+        <w:rPr>
+          <w:rFonts w:hint="eastAsia" w:cs="华文中宋"/>
+          <w:bCs/>
+          <w:color w:val="ED7D31" w:themeColor="accent2"/>
+          <w:spacing w:val="7"/>
+          <w:lang w:val="en-US" w:eastAsia="zh-CN"/>
+          <w14:textFill>
+            <w14:solidFill>
+              <w14:schemeClr w14:val="accent2"/>
+            </w14:solidFill>
+          </w14:textFill>
+        </w:rPr>
+        <w:t>git+https://github.com/eric-wieser/ros_numpy</w:t>
+      </w:r>
+    </w:p>
+    <w:p>
+      <w:pPr>
+        <w:rPr>
+          <w:rFonts w:hint="default" w:cs="华文中宋"/>
+          <w:bCs/>
+          <w:color w:val="FF0000"/>
+          <w:spacing w:val="7"/>
+          <w:lang w:val="en-US" w:eastAsia="zh-CN"/>
+        </w:rPr>
+      </w:pPr>
+    </w:p>
+    <w:tbl>
+      <w:tblPr>
+        <w:tblStyle w:val="11"/>
+        <w:tblW w:w="0" w:type="auto"/>
+        <w:tblInd w:w="0" w:type="dxa"/>
+        <w:tblBorders>
+          <w:top w:val="single" w:color="auto" w:sz="4" w:space="0"/>
+          <w:left w:val="single" w:color="auto" w:sz="4" w:space="0"/>
+          <w:bottom w:val="single" w:color="auto" w:sz="4" w:space="0"/>
+          <w:right w:val="single" w:color="auto" w:sz="4" w:space="0"/>
+          <w:insideH w:val="single" w:color="auto" w:sz="4" w:space="0"/>
+          <w:insideV w:val="single" w:color="auto" w:sz="4" w:space="0"/>
+        </w:tblBorders>
+        <w:tblLayout w:type="autofit"/>
+        <w:tblCellMar>
+          <w:top w:w="0" w:type="dxa"/>
+          <w:left w:w="108" w:type="dxa"/>
+          <w:bottom w:w="0" w:type="dxa"/>
+          <w:right w:w="108" w:type="dxa"/>
+        </w:tblCellMar>
+      </w:tblPr>
+      <w:tblGrid>
+        <w:gridCol w:w="1812"/>
+        <w:gridCol w:w="1413"/>
+      </w:tblGrid>
+      <w:tr>
+        <w:tblPrEx>
+          <w:tblBorders>
+            <w:top w:val="single" w:color="auto" w:sz="4" w:space="0"/>
+            <w:left w:val="single" w:color="auto" w:sz="4" w:space="0"/>
+            <w:bottom w:val="single" w:color="auto" w:sz="4" w:space="0"/>
+            <w:right w:val="single" w:color="auto" w:sz="4" w:space="0"/>
+            <w:insideH w:val="single" w:color="auto" w:sz="4" w:space="0"/>
+            <w:insideV w:val="single" w:color="auto" w:sz="4" w:space="0"/>
+          </w:tblBorders>
+          <w:tblCellMar>
+            <w:top w:w="0" w:type="dxa"/>
+            <w:left w:w="108" w:type="dxa"/>
+            <w:bottom w:w="0" w:type="dxa"/>
+            <w:right w:w="108" w:type="dxa"/>
+          </w:tblCellMar>
+        </w:tblPrEx>
+        <w:tc>
+          <w:tcPr>
+            <w:tcW w:w="0" w:type="auto"/>
+            <w:vAlign w:val="center"/>
+          </w:tcPr>
+          <w:p>
+            <w:pPr>
+              <w:pStyle w:val="17"/>
+              <w:bidi w:val="0"/>
+              <w:jc w:val="both"/>
+              <w:rPr>
+                <w:rFonts w:hint="default"/>
+                <w:lang w:val="en-US" w:eastAsia="zh-CN"/>
+              </w:rPr>
+            </w:pPr>
+            <w:r>
+              <w:rPr>
+                <w:rFonts w:hint="eastAsia"/>
+                <w:lang w:val="en-US" w:eastAsia="zh-CN"/>
+              </w:rPr>
+              <w:t>msgify(msgT, x)</w:t>
+            </w:r>
+          </w:p>
+        </w:tc>
+        <w:tc>
+          <w:tcPr>
+            <w:tcW w:w="0" w:type="auto"/>
+            <w:vAlign w:val="center"/>
+          </w:tcPr>
+          <w:p>
+            <w:pPr>
+              <w:jc w:val="both"/>
+              <w:rPr>
+                <w:rFonts w:hint="default" w:cs="华文中宋"/>
+                <w:b/>
+                <w:bCs/>
+                <w:color w:val="EA82E5"/>
+                <w:kern w:val="2"/>
+                <w:sz w:val="21"/>
+                <w:szCs w:val="21"/>
+                <w:lang w:val="en-US" w:eastAsia="zh-CN" w:bidi="ar-SA"/>
+              </w:rPr>
+            </w:pPr>
+            <w:r>
+              <w:rPr>
+                <w:rFonts w:hint="eastAsia" w:cs="华文中宋"/>
+                <w:b/>
+                <w:bCs/>
+                <w:color w:val="EA82E5"/>
+                <w:kern w:val="2"/>
+                <w:sz w:val="21"/>
+                <w:szCs w:val="21"/>
+                <w:lang w:val="en-US" w:eastAsia="zh-CN" w:bidi="ar-SA"/>
+              </w:rPr>
+              <w:t>转为消息</w:t>
+            </w:r>
+          </w:p>
+        </w:tc>
+      </w:tr>
+      <w:tr>
+        <w:tblPrEx>
+          <w:tblBorders>
+            <w:top w:val="single" w:color="auto" w:sz="4" w:space="0"/>
+            <w:left w:val="single" w:color="auto" w:sz="4" w:space="0"/>
+            <w:bottom w:val="single" w:color="auto" w:sz="4" w:space="0"/>
+            <w:right w:val="single" w:color="auto" w:sz="4" w:space="0"/>
+            <w:insideH w:val="single" w:color="auto" w:sz="4" w:space="0"/>
+            <w:insideV w:val="single" w:color="auto" w:sz="4" w:space="0"/>
+          </w:tblBorders>
+          <w:tblCellMar>
+            <w:top w:w="0" w:type="dxa"/>
+            <w:left w:w="108" w:type="dxa"/>
+            <w:bottom w:w="0" w:type="dxa"/>
+            <w:right w:w="108" w:type="dxa"/>
+          </w:tblCellMar>
+        </w:tblPrEx>
+        <w:tc>
+          <w:tcPr>
+            <w:tcW w:w="0" w:type="auto"/>
+            <w:vAlign w:val="center"/>
+          </w:tcPr>
+          <w:p>
+            <w:pPr>
+              <w:pStyle w:val="17"/>
+              <w:bidi w:val="0"/>
+              <w:jc w:val="both"/>
+              <w:rPr>
+                <w:rFonts w:hint="default" w:ascii="华文中宋" w:hAnsi="华文中宋" w:eastAsia="华文中宋" w:cs="华文中宋"/>
+                <w:b/>
+                <w:bCs/>
+                <w:color w:val="FF0000"/>
+                <w:kern w:val="2"/>
+                <w:sz w:val="21"/>
+                <w:szCs w:val="21"/>
+                <w:lang w:val="en-US" w:eastAsia="zh-CN" w:bidi="ar-SA"/>
+              </w:rPr>
+            </w:pPr>
+            <w:r>
+              <w:rPr>
+                <w:rFonts w:hint="eastAsia"/>
+                <w:lang w:val="en-US" w:eastAsia="zh-CN"/>
+              </w:rPr>
+              <w:t>numpify(msg</w:t>
+            </w:r>
+            <w:bookmarkStart w:id="27" w:name="_GoBack"/>
+            <w:bookmarkEnd w:id="27"/>
+            <w:r>
+              <w:rPr>
+                <w:rFonts w:hint="eastAsia"/>
+                <w:lang w:val="en-US" w:eastAsia="zh-CN"/>
+              </w:rPr>
+              <w:t>)</w:t>
+            </w:r>
+          </w:p>
+        </w:tc>
+        <w:tc>
+          <w:tcPr>
+            <w:tcW w:w="0" w:type="auto"/>
+            <w:vAlign w:val="center"/>
+          </w:tcPr>
+          <w:p>
+            <w:pPr>
+              <w:jc w:val="both"/>
+              <w:rPr>
+                <w:rFonts w:hint="default" w:ascii="华文中宋" w:hAnsi="华文中宋" w:eastAsia="华文中宋" w:cs="华文中宋"/>
+                <w:b/>
+                <w:bCs/>
+                <w:color w:val="EA82E5"/>
+                <w:kern w:val="2"/>
+                <w:sz w:val="21"/>
+                <w:szCs w:val="21"/>
+                <w:lang w:val="en-US" w:eastAsia="zh-CN" w:bidi="ar-SA"/>
+              </w:rPr>
+            </w:pPr>
+            <w:r>
+              <w:rPr>
+                <w:rFonts w:hint="eastAsia" w:cs="华文中宋"/>
+                <w:b/>
+                <w:bCs/>
+                <w:color w:val="EA82E5"/>
+                <w:kern w:val="2"/>
+                <w:sz w:val="21"/>
+                <w:szCs w:val="21"/>
+                <w:lang w:val="en-US" w:eastAsia="zh-CN" w:bidi="ar-SA"/>
+              </w:rPr>
+              <w:t>转为numpy</w:t>
+            </w:r>
+          </w:p>
+        </w:tc>
+      </w:tr>
+    </w:tbl>
+    <w:p>
+      <w:pPr>
+        <w:rPr>
+          <w:rFonts w:cs="华文中宋"/>
+          <w:bCs/>
+          <w:color w:val="FF0000"/>
+          <w:spacing w:val="7"/>
+        </w:rPr>
+      </w:pPr>
+    </w:p>
     <w:p>
       <w:pPr>
         <w:rPr>

--- a/py 系统交互.docx
+++ b/py 系统交互.docx
@@ -18,8 +18,8 @@
           </w14:textFill>
         </w:rPr>
       </w:pPr>
-      <w:bookmarkStart w:id="0" w:name="_Toc1708"/>
-      <w:bookmarkStart w:id="1" w:name="_Toc12288"/>
+      <w:bookmarkStart w:id="0" w:name="_Toc12288"/>
+      <w:bookmarkStart w:id="1" w:name="_Toc1708"/>
       <w:r>
         <w:rPr>
           <w:rFonts w:hint="eastAsia" w:cs="华文中宋"/>
@@ -2989,6 +2989,12 @@
             <w:insideH w:val="single" w:color="auto" w:sz="4" w:space="0"/>
             <w:insideV w:val="single" w:color="auto" w:sz="4" w:space="0"/>
           </w:tblBorders>
+          <w:tblCellMar>
+            <w:top w:w="0" w:type="dxa"/>
+            <w:left w:w="108" w:type="dxa"/>
+            <w:bottom w:w="0" w:type="dxa"/>
+            <w:right w:w="108" w:type="dxa"/>
+          </w:tblCellMar>
         </w:tblPrEx>
         <w:tc>
           <w:tcPr>
@@ -6031,12 +6037,6 @@
             <w:insideH w:val="single" w:color="auto" w:sz="4" w:space="0"/>
             <w:insideV w:val="single" w:color="auto" w:sz="4" w:space="0"/>
           </w:tblBorders>
-          <w:tblCellMar>
-            <w:top w:w="0" w:type="dxa"/>
-            <w:left w:w="108" w:type="dxa"/>
-            <w:bottom w:w="0" w:type="dxa"/>
-            <w:right w:w="108" w:type="dxa"/>
-          </w:tblCellMar>
         </w:tblPrEx>
         <w:tc>
           <w:tcPr>
@@ -6160,12 +6160,6 @@
             <w:insideH w:val="single" w:color="auto" w:sz="4" w:space="0"/>
             <w:insideV w:val="single" w:color="auto" w:sz="4" w:space="0"/>
           </w:tblBorders>
-          <w:tblCellMar>
-            <w:top w:w="0" w:type="dxa"/>
-            <w:left w:w="108" w:type="dxa"/>
-            <w:bottom w:w="0" w:type="dxa"/>
-            <w:right w:w="108" w:type="dxa"/>
-          </w:tblCellMar>
         </w:tblPrEx>
         <w:tc>
           <w:tcPr>
@@ -6506,12 +6500,6 @@
             <w:insideH w:val="single" w:color="auto" w:sz="4" w:space="0"/>
             <w:insideV w:val="single" w:color="auto" w:sz="4" w:space="0"/>
           </w:tblBorders>
-          <w:tblCellMar>
-            <w:top w:w="0" w:type="dxa"/>
-            <w:left w:w="108" w:type="dxa"/>
-            <w:bottom w:w="0" w:type="dxa"/>
-            <w:right w:w="108" w:type="dxa"/>
-          </w:tblCellMar>
         </w:tblPrEx>
         <w:tc>
           <w:tcPr>
@@ -6681,8 +6669,8 @@
           </w14:textFill>
         </w:rPr>
       </w:pPr>
-      <w:bookmarkStart w:id="4" w:name="_Toc18446"/>
-      <w:bookmarkStart w:id="5" w:name="_Toc18611"/>
+      <w:bookmarkStart w:id="4" w:name="_Toc18611"/>
+      <w:bookmarkStart w:id="5" w:name="_Toc18446"/>
       <w:r>
         <w:rPr>
           <w:rFonts w:hint="eastAsia" w:cs="华文中宋"/>
@@ -6735,12 +6723,6 @@
             <w:insideH w:val="single" w:color="auto" w:sz="4" w:space="0"/>
             <w:insideV w:val="single" w:color="auto" w:sz="4" w:space="0"/>
           </w:tblBorders>
-          <w:tblCellMar>
-            <w:top w:w="0" w:type="dxa"/>
-            <w:left w:w="108" w:type="dxa"/>
-            <w:bottom w:w="0" w:type="dxa"/>
-            <w:right w:w="108" w:type="dxa"/>
-          </w:tblCellMar>
         </w:tblPrEx>
         <w:trPr>
           <w:trHeight w:val="265" w:hRule="atLeast"/>
@@ -8393,8 +8375,8 @@
           </w14:textFill>
         </w:rPr>
       </w:pPr>
-      <w:bookmarkStart w:id="6" w:name="_Toc27725"/>
-      <w:bookmarkStart w:id="7" w:name="_Toc31407"/>
+      <w:bookmarkStart w:id="6" w:name="_Toc31407"/>
+      <w:bookmarkStart w:id="7" w:name="_Toc27725"/>
       <w:r>
         <w:rPr>
           <w:rFonts w:hint="eastAsia" w:cs="华文中宋"/>
@@ -8968,6 +8950,12 @@
             <w:insideH w:val="single" w:color="auto" w:sz="4" w:space="0"/>
             <w:insideV w:val="single" w:color="auto" w:sz="4" w:space="0"/>
           </w:tblBorders>
+          <w:tblCellMar>
+            <w:top w:w="0" w:type="dxa"/>
+            <w:left w:w="108" w:type="dxa"/>
+            <w:bottom w:w="0" w:type="dxa"/>
+            <w:right w:w="108" w:type="dxa"/>
+          </w:tblCellMar>
         </w:tblPrEx>
         <w:tc>
           <w:tcPr>
@@ -9661,6 +9649,12 @@
             <w:insideH w:val="single" w:color="auto" w:sz="4" w:space="0"/>
             <w:insideV w:val="single" w:color="auto" w:sz="4" w:space="0"/>
           </w:tblBorders>
+          <w:tblCellMar>
+            <w:top w:w="0" w:type="dxa"/>
+            <w:left w:w="108" w:type="dxa"/>
+            <w:bottom w:w="0" w:type="dxa"/>
+            <w:right w:w="108" w:type="dxa"/>
+          </w:tblCellMar>
         </w:tblPrEx>
         <w:tc>
           <w:tcPr>
@@ -14887,8 +14881,8 @@
           <w:lang w:val="en-US" w:eastAsia="zh-CN"/>
         </w:rPr>
       </w:pPr>
-      <w:bookmarkStart w:id="8" w:name="_Toc14497"/>
-      <w:bookmarkStart w:id="9" w:name="_Toc28515"/>
+      <w:bookmarkStart w:id="8" w:name="_Toc28515"/>
+      <w:bookmarkStart w:id="9" w:name="_Toc14497"/>
       <w:r>
         <w:rPr>
           <w:rFonts w:hint="eastAsia" w:cs="华文中宋"/>
@@ -15205,12 +15199,6 @@
             <w:insideH w:val="single" w:color="auto" w:sz="4" w:space="0"/>
             <w:insideV w:val="single" w:color="auto" w:sz="4" w:space="0"/>
           </w:tblBorders>
-          <w:tblCellMar>
-            <w:top w:w="0" w:type="dxa"/>
-            <w:left w:w="108" w:type="dxa"/>
-            <w:bottom w:w="0" w:type="dxa"/>
-            <w:right w:w="108" w:type="dxa"/>
-          </w:tblCellMar>
         </w:tblPrEx>
         <w:tc>
           <w:tcPr>
@@ -18461,6 +18449,12 @@
             <w:insideH w:val="single" w:color="auto" w:sz="4" w:space="0"/>
             <w:insideV w:val="single" w:color="auto" w:sz="4" w:space="0"/>
           </w:tblBorders>
+          <w:tblCellMar>
+            <w:top w:w="0" w:type="dxa"/>
+            <w:left w:w="108" w:type="dxa"/>
+            <w:bottom w:w="0" w:type="dxa"/>
+            <w:right w:w="108" w:type="dxa"/>
+          </w:tblCellMar>
         </w:tblPrEx>
         <w:tc>
           <w:tcPr>
@@ -21793,7 +21787,28 @@
                 <w:color w:val="FF0000"/>
                 <w:spacing w:val="7"/>
               </w:rPr>
-              <w:t>()</w:t>
+              <w:t>(</w:t>
+            </w:r>
+            <w:r>
+              <w:rPr>
+                <w:rFonts w:hint="eastAsia" w:cs="华文中宋"/>
+                <w:bCs/>
+                <w:color w:val="FF0000"/>
+                <w:spacing w:val="7"/>
+                <w:lang w:val="en-US" w:eastAsia="zh-CN"/>
+              </w:rPr>
+              <w:t>lock</w:t>
+            </w:r>
+            <w:bookmarkStart w:id="27" w:name="_GoBack"/>
+            <w:bookmarkEnd w:id="27"/>
+            <w:r>
+              <w:rPr>
+                <w:rFonts w:hint="eastAsia" w:cs="华文中宋"/>
+                <w:bCs/>
+                <w:color w:val="FF0000"/>
+                <w:spacing w:val="7"/>
+              </w:rPr>
+              <w:t>)</w:t>
             </w:r>
           </w:p>
         </w:tc>
@@ -27390,8 +27405,8 @@
           </w14:textFill>
         </w:rPr>
       </w:pPr>
-      <w:bookmarkStart w:id="13" w:name="_Toc23811"/>
-      <w:bookmarkStart w:id="14" w:name="_Toc10652"/>
+      <w:bookmarkStart w:id="13" w:name="_Toc10652"/>
+      <w:bookmarkStart w:id="14" w:name="_Toc23811"/>
       <w:r>
         <w:rPr>
           <w:rFonts w:hint="eastAsia" w:cs="华文中宋"/>
@@ -30583,12 +30598,6 @@
             <w:insideH w:val="single" w:color="auto" w:sz="4" w:space="0"/>
             <w:insideV w:val="single" w:color="auto" w:sz="4" w:space="0"/>
           </w:tblBorders>
-          <w:tblCellMar>
-            <w:top w:w="0" w:type="dxa"/>
-            <w:left w:w="108" w:type="dxa"/>
-            <w:bottom w:w="0" w:type="dxa"/>
-            <w:right w:w="108" w:type="dxa"/>
-          </w:tblCellMar>
         </w:tblPrEx>
         <w:tc>
           <w:tcPr>
@@ -37975,14 +37984,6 @@
       </w:tblGrid>
       <w:tr>
         <w:tblPrEx>
-          <w:tblBorders>
-            <w:top w:val="single" w:color="auto" w:sz="4" w:space="0"/>
-            <w:left w:val="single" w:color="auto" w:sz="4" w:space="0"/>
-            <w:bottom w:val="single" w:color="auto" w:sz="4" w:space="0"/>
-            <w:right w:val="single" w:color="auto" w:sz="4" w:space="0"/>
-            <w:insideH w:val="single" w:color="auto" w:sz="4" w:space="0"/>
-            <w:insideV w:val="single" w:color="auto" w:sz="4" w:space="0"/>
-          </w:tblBorders>
           <w:tblCellMar>
             <w:top w:w="0" w:type="dxa"/>
             <w:left w:w="108" w:type="dxa"/>
@@ -40569,16 +40570,7 @@
                 <w:rFonts w:hint="eastAsia"/>
                 <w:lang w:val="en-US" w:eastAsia="zh-CN"/>
               </w:rPr>
-              <w:t>numpify(msg</w:t>
-            </w:r>
-            <w:bookmarkStart w:id="27" w:name="_GoBack"/>
-            <w:bookmarkEnd w:id="27"/>
-            <w:r>
-              <w:rPr>
-                <w:rFonts w:hint="eastAsia"/>
-                <w:lang w:val="en-US" w:eastAsia="zh-CN"/>
-              </w:rPr>
-              <w:t>)</w:t>
+              <w:t>numpify(msg)</w:t>
             </w:r>
           </w:p>
         </w:tc>
@@ -41031,6 +41023,12 @@
             <w:insideH w:val="single" w:color="auto" w:sz="4" w:space="0"/>
             <w:insideV w:val="single" w:color="auto" w:sz="4" w:space="0"/>
           </w:tblBorders>
+          <w:tblCellMar>
+            <w:top w:w="0" w:type="dxa"/>
+            <w:left w:w="108" w:type="dxa"/>
+            <w:bottom w:w="0" w:type="dxa"/>
+            <w:right w:w="108" w:type="dxa"/>
+          </w:tblCellMar>
         </w:tblPrEx>
         <w:tc>
           <w:tcPr>
@@ -43702,8 +43700,8 @@
           <w:spacing w:val="7"/>
         </w:rPr>
       </w:pPr>
-      <w:bookmarkStart w:id="21" w:name="_Toc20558"/>
-      <w:bookmarkStart w:id="22" w:name="_Toc6828"/>
+      <w:bookmarkStart w:id="21" w:name="_Toc6828"/>
+      <w:bookmarkStart w:id="22" w:name="_Toc20558"/>
       <w:r>
         <w:rPr>
           <w:rFonts w:hint="eastAsia" w:cs="华文中宋"/>
@@ -46163,8 +46161,8 @@
           </w14:textFill>
         </w:rPr>
       </w:pPr>
-      <w:bookmarkStart w:id="23" w:name="_Toc12616"/>
-      <w:bookmarkStart w:id="24" w:name="_Toc14852"/>
+      <w:bookmarkStart w:id="23" w:name="_Toc14852"/>
+      <w:bookmarkStart w:id="24" w:name="_Toc12616"/>
       <w:r>
         <w:rPr>
           <w:rFonts w:hint="eastAsia" w:cs="华文中宋"/>
@@ -46915,8 +46913,8 @@
           </w14:textFill>
         </w:rPr>
       </w:pPr>
-      <w:bookmarkStart w:id="25" w:name="_Toc19183"/>
-      <w:bookmarkStart w:id="26" w:name="_Toc7657"/>
+      <w:bookmarkStart w:id="25" w:name="_Toc7657"/>
+      <w:bookmarkStart w:id="26" w:name="_Toc19183"/>
       <w:r>
         <w:rPr>
           <w:rFonts w:hint="eastAsia" w:cs="华文中宋"/>

--- a/py 系统交互.docx
+++ b/py 系统交互.docx
@@ -572,12 +572,6 @@
             <w:insideH w:val="single" w:color="auto" w:sz="4" w:space="0"/>
             <w:insideV w:val="single" w:color="auto" w:sz="4" w:space="0"/>
           </w:tblBorders>
-          <w:tblCellMar>
-            <w:top w:w="0" w:type="dxa"/>
-            <w:left w:w="108" w:type="dxa"/>
-            <w:bottom w:w="0" w:type="dxa"/>
-            <w:right w:w="108" w:type="dxa"/>
-          </w:tblCellMar>
         </w:tblPrEx>
         <w:tc>
           <w:tcPr>
@@ -3256,12 +3250,6 @@
             <w:insideH w:val="single" w:color="auto" w:sz="4" w:space="0"/>
             <w:insideV w:val="single" w:color="auto" w:sz="4" w:space="0"/>
           </w:tblBorders>
-          <w:tblCellMar>
-            <w:top w:w="0" w:type="dxa"/>
-            <w:left w:w="108" w:type="dxa"/>
-            <w:bottom w:w="0" w:type="dxa"/>
-            <w:right w:w="108" w:type="dxa"/>
-          </w:tblCellMar>
         </w:tblPrEx>
         <w:tc>
           <w:tcPr>
@@ -3376,12 +3364,6 @@
             <w:insideH w:val="single" w:color="auto" w:sz="4" w:space="0"/>
             <w:insideV w:val="single" w:color="auto" w:sz="4" w:space="0"/>
           </w:tblBorders>
-          <w:tblCellMar>
-            <w:top w:w="0" w:type="dxa"/>
-            <w:left w:w="108" w:type="dxa"/>
-            <w:bottom w:w="0" w:type="dxa"/>
-            <w:right w:w="108" w:type="dxa"/>
-          </w:tblCellMar>
         </w:tblPrEx>
         <w:tc>
           <w:tcPr>
@@ -3532,12 +3514,6 @@
             <w:insideH w:val="single" w:color="auto" w:sz="4" w:space="0"/>
             <w:insideV w:val="single" w:color="auto" w:sz="4" w:space="0"/>
           </w:tblBorders>
-          <w:tblCellMar>
-            <w:top w:w="0" w:type="dxa"/>
-            <w:left w:w="108" w:type="dxa"/>
-            <w:bottom w:w="0" w:type="dxa"/>
-            <w:right w:w="108" w:type="dxa"/>
-          </w:tblCellMar>
         </w:tblPrEx>
         <w:tc>
           <w:tcPr>
@@ -3712,12 +3688,6 @@
             <w:insideH w:val="single" w:color="auto" w:sz="4" w:space="0"/>
             <w:insideV w:val="single" w:color="auto" w:sz="4" w:space="0"/>
           </w:tblBorders>
-          <w:tblCellMar>
-            <w:top w:w="0" w:type="dxa"/>
-            <w:left w:w="108" w:type="dxa"/>
-            <w:bottom w:w="0" w:type="dxa"/>
-            <w:right w:w="108" w:type="dxa"/>
-          </w:tblCellMar>
         </w:tblPrEx>
         <w:tc>
           <w:tcPr>
@@ -3830,12 +3800,6 @@
             <w:insideH w:val="single" w:color="auto" w:sz="4" w:space="0"/>
             <w:insideV w:val="single" w:color="auto" w:sz="4" w:space="0"/>
           </w:tblBorders>
-          <w:tblCellMar>
-            <w:top w:w="0" w:type="dxa"/>
-            <w:left w:w="108" w:type="dxa"/>
-            <w:bottom w:w="0" w:type="dxa"/>
-            <w:right w:w="108" w:type="dxa"/>
-          </w:tblCellMar>
         </w:tblPrEx>
         <w:tc>
           <w:tcPr>
@@ -3982,12 +3946,6 @@
             <w:insideH w:val="single" w:color="auto" w:sz="4" w:space="0"/>
             <w:insideV w:val="single" w:color="auto" w:sz="4" w:space="0"/>
           </w:tblBorders>
-          <w:tblCellMar>
-            <w:top w:w="0" w:type="dxa"/>
-            <w:left w:w="108" w:type="dxa"/>
-            <w:bottom w:w="0" w:type="dxa"/>
-            <w:right w:w="108" w:type="dxa"/>
-          </w:tblCellMar>
         </w:tblPrEx>
         <w:tc>
           <w:tcPr>
@@ -4130,12 +4088,6 @@
             <w:insideH w:val="single" w:color="auto" w:sz="4" w:space="0"/>
             <w:insideV w:val="single" w:color="auto" w:sz="4" w:space="0"/>
           </w:tblBorders>
-          <w:tblCellMar>
-            <w:top w:w="0" w:type="dxa"/>
-            <w:left w:w="108" w:type="dxa"/>
-            <w:bottom w:w="0" w:type="dxa"/>
-            <w:right w:w="108" w:type="dxa"/>
-          </w:tblCellMar>
         </w:tblPrEx>
         <w:tc>
           <w:tcPr>
@@ -4360,12 +4312,6 @@
             <w:insideH w:val="single" w:color="auto" w:sz="4" w:space="0"/>
             <w:insideV w:val="single" w:color="auto" w:sz="4" w:space="0"/>
           </w:tblBorders>
-          <w:tblCellMar>
-            <w:top w:w="0" w:type="dxa"/>
-            <w:left w:w="108" w:type="dxa"/>
-            <w:bottom w:w="0" w:type="dxa"/>
-            <w:right w:w="108" w:type="dxa"/>
-          </w:tblCellMar>
         </w:tblPrEx>
         <w:tc>
           <w:tcPr>
@@ -4532,12 +4478,6 @@
             <w:insideH w:val="single" w:color="auto" w:sz="4" w:space="0"/>
             <w:insideV w:val="single" w:color="auto" w:sz="4" w:space="0"/>
           </w:tblBorders>
-          <w:tblCellMar>
-            <w:top w:w="0" w:type="dxa"/>
-            <w:left w:w="108" w:type="dxa"/>
-            <w:bottom w:w="0" w:type="dxa"/>
-            <w:right w:w="108" w:type="dxa"/>
-          </w:tblCellMar>
         </w:tblPrEx>
         <w:tc>
           <w:tcPr>
@@ -4589,12 +4529,6 @@
             <w:insideH w:val="single" w:color="auto" w:sz="4" w:space="0"/>
             <w:insideV w:val="single" w:color="auto" w:sz="4" w:space="0"/>
           </w:tblBorders>
-          <w:tblCellMar>
-            <w:top w:w="0" w:type="dxa"/>
-            <w:left w:w="108" w:type="dxa"/>
-            <w:bottom w:w="0" w:type="dxa"/>
-            <w:right w:w="108" w:type="dxa"/>
-          </w:tblCellMar>
         </w:tblPrEx>
         <w:tc>
           <w:tcPr>
@@ -4696,12 +4630,6 @@
             <w:insideH w:val="single" w:color="auto" w:sz="4" w:space="0"/>
             <w:insideV w:val="single" w:color="auto" w:sz="4" w:space="0"/>
           </w:tblBorders>
-          <w:tblCellMar>
-            <w:top w:w="0" w:type="dxa"/>
-            <w:left w:w="108" w:type="dxa"/>
-            <w:bottom w:w="0" w:type="dxa"/>
-            <w:right w:w="108" w:type="dxa"/>
-          </w:tblCellMar>
         </w:tblPrEx>
         <w:tc>
           <w:tcPr>
@@ -4793,12 +4721,6 @@
             <w:insideH w:val="single" w:color="auto" w:sz="4" w:space="0"/>
             <w:insideV w:val="single" w:color="auto" w:sz="4" w:space="0"/>
           </w:tblBorders>
-          <w:tblCellMar>
-            <w:top w:w="0" w:type="dxa"/>
-            <w:left w:w="108" w:type="dxa"/>
-            <w:bottom w:w="0" w:type="dxa"/>
-            <w:right w:w="108" w:type="dxa"/>
-          </w:tblCellMar>
         </w:tblPrEx>
         <w:tc>
           <w:tcPr>
@@ -4961,12 +4883,6 @@
             <w:insideH w:val="single" w:color="auto" w:sz="4" w:space="0"/>
             <w:insideV w:val="single" w:color="auto" w:sz="4" w:space="0"/>
           </w:tblBorders>
-          <w:tblCellMar>
-            <w:top w:w="0" w:type="dxa"/>
-            <w:left w:w="108" w:type="dxa"/>
-            <w:bottom w:w="0" w:type="dxa"/>
-            <w:right w:w="108" w:type="dxa"/>
-          </w:tblCellMar>
         </w:tblPrEx>
         <w:tc>
           <w:tcPr>
@@ -5280,12 +5196,6 @@
             <w:insideH w:val="single" w:color="auto" w:sz="4" w:space="0"/>
             <w:insideV w:val="single" w:color="auto" w:sz="4" w:space="0"/>
           </w:tblBorders>
-          <w:tblCellMar>
-            <w:top w:w="0" w:type="dxa"/>
-            <w:left w:w="108" w:type="dxa"/>
-            <w:bottom w:w="0" w:type="dxa"/>
-            <w:right w:w="108" w:type="dxa"/>
-          </w:tblCellMar>
         </w:tblPrEx>
         <w:tc>
           <w:tcPr>
@@ -5608,12 +5518,6 @@
             <w:insideH w:val="single" w:color="auto" w:sz="4" w:space="0"/>
             <w:insideV w:val="single" w:color="auto" w:sz="4" w:space="0"/>
           </w:tblBorders>
-          <w:tblCellMar>
-            <w:top w:w="0" w:type="dxa"/>
-            <w:left w:w="108" w:type="dxa"/>
-            <w:bottom w:w="0" w:type="dxa"/>
-            <w:right w:w="108" w:type="dxa"/>
-          </w:tblCellMar>
         </w:tblPrEx>
         <w:tc>
           <w:tcPr>
@@ -5706,12 +5610,6 @@
             <w:insideH w:val="single" w:color="auto" w:sz="4" w:space="0"/>
             <w:insideV w:val="single" w:color="auto" w:sz="4" w:space="0"/>
           </w:tblBorders>
-          <w:tblCellMar>
-            <w:top w:w="0" w:type="dxa"/>
-            <w:left w:w="108" w:type="dxa"/>
-            <w:bottom w:w="0" w:type="dxa"/>
-            <w:right w:w="108" w:type="dxa"/>
-          </w:tblCellMar>
         </w:tblPrEx>
         <w:tc>
           <w:tcPr>
@@ -5811,12 +5709,6 @@
             <w:insideH w:val="single" w:color="auto" w:sz="4" w:space="0"/>
             <w:insideV w:val="single" w:color="auto" w:sz="4" w:space="0"/>
           </w:tblBorders>
-          <w:tblCellMar>
-            <w:top w:w="0" w:type="dxa"/>
-            <w:left w:w="108" w:type="dxa"/>
-            <w:bottom w:w="0" w:type="dxa"/>
-            <w:right w:w="108" w:type="dxa"/>
-          </w:tblCellMar>
         </w:tblPrEx>
         <w:tc>
           <w:tcPr>
@@ -5906,12 +5798,6 @@
             <w:insideH w:val="single" w:color="auto" w:sz="4" w:space="0"/>
             <w:insideV w:val="single" w:color="auto" w:sz="4" w:space="0"/>
           </w:tblBorders>
-          <w:tblCellMar>
-            <w:top w:w="0" w:type="dxa"/>
-            <w:left w:w="108" w:type="dxa"/>
-            <w:bottom w:w="0" w:type="dxa"/>
-            <w:right w:w="108" w:type="dxa"/>
-          </w:tblCellMar>
         </w:tblPrEx>
         <w:tc>
           <w:tcPr>
@@ -6232,12 +6118,6 @@
             <w:insideH w:val="single" w:color="auto" w:sz="4" w:space="0"/>
             <w:insideV w:val="single" w:color="auto" w:sz="4" w:space="0"/>
           </w:tblBorders>
-          <w:tblCellMar>
-            <w:top w:w="0" w:type="dxa"/>
-            <w:left w:w="108" w:type="dxa"/>
-            <w:bottom w:w="0" w:type="dxa"/>
-            <w:right w:w="108" w:type="dxa"/>
-          </w:tblCellMar>
         </w:tblPrEx>
         <w:tc>
           <w:tcPr>
@@ -6355,12 +6235,6 @@
             <w:insideH w:val="single" w:color="auto" w:sz="4" w:space="0"/>
             <w:insideV w:val="single" w:color="auto" w:sz="4" w:space="0"/>
           </w:tblBorders>
-          <w:tblCellMar>
-            <w:top w:w="0" w:type="dxa"/>
-            <w:left w:w="108" w:type="dxa"/>
-            <w:bottom w:w="0" w:type="dxa"/>
-            <w:right w:w="108" w:type="dxa"/>
-          </w:tblCellMar>
         </w:tblPrEx>
         <w:tc>
           <w:tcPr>
@@ -6571,12 +6445,6 @@
             <w:insideH w:val="single" w:color="auto" w:sz="4" w:space="0"/>
             <w:insideV w:val="single" w:color="auto" w:sz="4" w:space="0"/>
           </w:tblBorders>
-          <w:tblCellMar>
-            <w:top w:w="0" w:type="dxa"/>
-            <w:left w:w="108" w:type="dxa"/>
-            <w:bottom w:w="0" w:type="dxa"/>
-            <w:right w:w="108" w:type="dxa"/>
-          </w:tblCellMar>
         </w:tblPrEx>
         <w:tc>
           <w:tcPr>
@@ -6805,12 +6673,6 @@
             <w:insideH w:val="single" w:color="auto" w:sz="4" w:space="0"/>
             <w:insideV w:val="single" w:color="auto" w:sz="4" w:space="0"/>
           </w:tblBorders>
-          <w:tblCellMar>
-            <w:top w:w="0" w:type="dxa"/>
-            <w:left w:w="108" w:type="dxa"/>
-            <w:bottom w:w="0" w:type="dxa"/>
-            <w:right w:w="108" w:type="dxa"/>
-          </w:tblCellMar>
         </w:tblPrEx>
         <w:tc>
           <w:tcPr>
@@ -7279,12 +7141,6 @@
             <w:insideH w:val="single" w:color="auto" w:sz="4" w:space="0"/>
             <w:insideV w:val="single" w:color="auto" w:sz="4" w:space="0"/>
           </w:tblBorders>
-          <w:tblCellMar>
-            <w:top w:w="0" w:type="dxa"/>
-            <w:left w:w="108" w:type="dxa"/>
-            <w:bottom w:w="0" w:type="dxa"/>
-            <w:right w:w="108" w:type="dxa"/>
-          </w:tblCellMar>
         </w:tblPrEx>
         <w:tc>
           <w:tcPr>
@@ -7365,12 +7221,6 @@
             <w:insideH w:val="single" w:color="auto" w:sz="4" w:space="0"/>
             <w:insideV w:val="single" w:color="auto" w:sz="4" w:space="0"/>
           </w:tblBorders>
-          <w:tblCellMar>
-            <w:top w:w="0" w:type="dxa"/>
-            <w:left w:w="108" w:type="dxa"/>
-            <w:bottom w:w="0" w:type="dxa"/>
-            <w:right w:w="108" w:type="dxa"/>
-          </w:tblCellMar>
         </w:tblPrEx>
         <w:tc>
           <w:tcPr>
@@ -7526,12 +7376,6 @@
             <w:insideH w:val="single" w:color="auto" w:sz="4" w:space="0"/>
             <w:insideV w:val="single" w:color="auto" w:sz="4" w:space="0"/>
           </w:tblBorders>
-          <w:tblCellMar>
-            <w:top w:w="0" w:type="dxa"/>
-            <w:left w:w="108" w:type="dxa"/>
-            <w:bottom w:w="0" w:type="dxa"/>
-            <w:right w:w="108" w:type="dxa"/>
-          </w:tblCellMar>
         </w:tblPrEx>
         <w:tc>
           <w:tcPr>
@@ -7612,12 +7456,6 @@
             <w:insideH w:val="single" w:color="auto" w:sz="4" w:space="0"/>
             <w:insideV w:val="single" w:color="auto" w:sz="4" w:space="0"/>
           </w:tblBorders>
-          <w:tblCellMar>
-            <w:top w:w="0" w:type="dxa"/>
-            <w:left w:w="108" w:type="dxa"/>
-            <w:bottom w:w="0" w:type="dxa"/>
-            <w:right w:w="108" w:type="dxa"/>
-          </w:tblCellMar>
         </w:tblPrEx>
         <w:tc>
           <w:tcPr>
@@ -7735,12 +7573,6 @@
             <w:insideH w:val="single" w:color="auto" w:sz="4" w:space="0"/>
             <w:insideV w:val="single" w:color="auto" w:sz="4" w:space="0"/>
           </w:tblBorders>
-          <w:tblCellMar>
-            <w:top w:w="0" w:type="dxa"/>
-            <w:left w:w="108" w:type="dxa"/>
-            <w:bottom w:w="0" w:type="dxa"/>
-            <w:right w:w="108" w:type="dxa"/>
-          </w:tblCellMar>
         </w:tblPrEx>
         <w:tc>
           <w:tcPr>
@@ -8450,12 +8282,6 @@
             <w:insideH w:val="single" w:color="auto" w:sz="4" w:space="0"/>
             <w:insideV w:val="single" w:color="auto" w:sz="4" w:space="0"/>
           </w:tblBorders>
-          <w:tblCellMar>
-            <w:top w:w="0" w:type="dxa"/>
-            <w:left w:w="108" w:type="dxa"/>
-            <w:bottom w:w="0" w:type="dxa"/>
-            <w:right w:w="108" w:type="dxa"/>
-          </w:tblCellMar>
         </w:tblPrEx>
         <w:tc>
           <w:tcPr>
@@ -8565,12 +8391,6 @@
             <w:insideH w:val="single" w:color="auto" w:sz="4" w:space="0"/>
             <w:insideV w:val="single" w:color="auto" w:sz="4" w:space="0"/>
           </w:tblBorders>
-          <w:tblCellMar>
-            <w:top w:w="0" w:type="dxa"/>
-            <w:left w:w="108" w:type="dxa"/>
-            <w:bottom w:w="0" w:type="dxa"/>
-            <w:right w:w="108" w:type="dxa"/>
-          </w:tblCellMar>
         </w:tblPrEx>
         <w:tc>
           <w:tcPr>
@@ -8710,12 +8530,6 @@
             <w:insideH w:val="single" w:color="auto" w:sz="4" w:space="0"/>
             <w:insideV w:val="single" w:color="auto" w:sz="4" w:space="0"/>
           </w:tblBorders>
-          <w:tblCellMar>
-            <w:top w:w="0" w:type="dxa"/>
-            <w:left w:w="108" w:type="dxa"/>
-            <w:bottom w:w="0" w:type="dxa"/>
-            <w:right w:w="108" w:type="dxa"/>
-          </w:tblCellMar>
         </w:tblPrEx>
         <w:tc>
           <w:tcPr>
@@ -8950,12 +8764,6 @@
             <w:insideH w:val="single" w:color="auto" w:sz="4" w:space="0"/>
             <w:insideV w:val="single" w:color="auto" w:sz="4" w:space="0"/>
           </w:tblBorders>
-          <w:tblCellMar>
-            <w:top w:w="0" w:type="dxa"/>
-            <w:left w:w="108" w:type="dxa"/>
-            <w:bottom w:w="0" w:type="dxa"/>
-            <w:right w:w="108" w:type="dxa"/>
-          </w:tblCellMar>
         </w:tblPrEx>
         <w:tc>
           <w:tcPr>
@@ -9065,12 +8873,6 @@
             <w:insideH w:val="single" w:color="auto" w:sz="4" w:space="0"/>
             <w:insideV w:val="single" w:color="auto" w:sz="4" w:space="0"/>
           </w:tblBorders>
-          <w:tblCellMar>
-            <w:top w:w="0" w:type="dxa"/>
-            <w:left w:w="108" w:type="dxa"/>
-            <w:bottom w:w="0" w:type="dxa"/>
-            <w:right w:w="108" w:type="dxa"/>
-          </w:tblCellMar>
         </w:tblPrEx>
         <w:tc>
           <w:tcPr>
@@ -9292,12 +9094,6 @@
             <w:insideH w:val="single" w:color="auto" w:sz="4" w:space="0"/>
             <w:insideV w:val="single" w:color="auto" w:sz="4" w:space="0"/>
           </w:tblBorders>
-          <w:tblCellMar>
-            <w:top w:w="0" w:type="dxa"/>
-            <w:left w:w="108" w:type="dxa"/>
-            <w:bottom w:w="0" w:type="dxa"/>
-            <w:right w:w="108" w:type="dxa"/>
-          </w:tblCellMar>
         </w:tblPrEx>
         <w:tc>
           <w:tcPr>
@@ -9504,12 +9300,6 @@
             <w:insideH w:val="single" w:color="auto" w:sz="4" w:space="0"/>
             <w:insideV w:val="single" w:color="auto" w:sz="4" w:space="0"/>
           </w:tblBorders>
-          <w:tblCellMar>
-            <w:top w:w="0" w:type="dxa"/>
-            <w:left w:w="108" w:type="dxa"/>
-            <w:bottom w:w="0" w:type="dxa"/>
-            <w:right w:w="108" w:type="dxa"/>
-          </w:tblCellMar>
         </w:tblPrEx>
         <w:tc>
           <w:tcPr>
@@ -9649,12 +9439,6 @@
             <w:insideH w:val="single" w:color="auto" w:sz="4" w:space="0"/>
             <w:insideV w:val="single" w:color="auto" w:sz="4" w:space="0"/>
           </w:tblBorders>
-          <w:tblCellMar>
-            <w:top w:w="0" w:type="dxa"/>
-            <w:left w:w="108" w:type="dxa"/>
-            <w:bottom w:w="0" w:type="dxa"/>
-            <w:right w:w="108" w:type="dxa"/>
-          </w:tblCellMar>
         </w:tblPrEx>
         <w:tc>
           <w:tcPr>
@@ -9876,12 +9660,6 @@
             <w:insideH w:val="single" w:color="auto" w:sz="4" w:space="0"/>
             <w:insideV w:val="single" w:color="auto" w:sz="4" w:space="0"/>
           </w:tblBorders>
-          <w:tblCellMar>
-            <w:top w:w="0" w:type="dxa"/>
-            <w:left w:w="108" w:type="dxa"/>
-            <w:bottom w:w="0" w:type="dxa"/>
-            <w:right w:w="108" w:type="dxa"/>
-          </w:tblCellMar>
         </w:tblPrEx>
         <w:tc>
           <w:tcPr>
@@ -10082,12 +9860,6 @@
             <w:insideH w:val="single" w:color="auto" w:sz="4" w:space="0"/>
             <w:insideV w:val="single" w:color="auto" w:sz="4" w:space="0"/>
           </w:tblBorders>
-          <w:tblCellMar>
-            <w:top w:w="0" w:type="dxa"/>
-            <w:left w:w="108" w:type="dxa"/>
-            <w:bottom w:w="0" w:type="dxa"/>
-            <w:right w:w="108" w:type="dxa"/>
-          </w:tblCellMar>
         </w:tblPrEx>
         <w:tc>
           <w:tcPr>
@@ -10230,12 +10002,6 @@
             <w:insideH w:val="single" w:color="auto" w:sz="4" w:space="0"/>
             <w:insideV w:val="single" w:color="auto" w:sz="4" w:space="0"/>
           </w:tblBorders>
-          <w:tblCellMar>
-            <w:top w:w="0" w:type="dxa"/>
-            <w:left w:w="108" w:type="dxa"/>
-            <w:bottom w:w="0" w:type="dxa"/>
-            <w:right w:w="108" w:type="dxa"/>
-          </w:tblCellMar>
         </w:tblPrEx>
         <w:tc>
           <w:tcPr>
@@ -10393,12 +10159,6 @@
             <w:insideH w:val="single" w:color="auto" w:sz="4" w:space="0"/>
             <w:insideV w:val="single" w:color="auto" w:sz="4" w:space="0"/>
           </w:tblBorders>
-          <w:tblCellMar>
-            <w:top w:w="0" w:type="dxa"/>
-            <w:left w:w="108" w:type="dxa"/>
-            <w:bottom w:w="0" w:type="dxa"/>
-            <w:right w:w="108" w:type="dxa"/>
-          </w:tblCellMar>
         </w:tblPrEx>
         <w:tc>
           <w:tcPr>
@@ -10616,12 +10376,6 @@
             <w:insideH w:val="single" w:color="auto" w:sz="4" w:space="0"/>
             <w:insideV w:val="single" w:color="auto" w:sz="4" w:space="0"/>
           </w:tblBorders>
-          <w:tblCellMar>
-            <w:top w:w="0" w:type="dxa"/>
-            <w:left w:w="108" w:type="dxa"/>
-            <w:bottom w:w="0" w:type="dxa"/>
-            <w:right w:w="108" w:type="dxa"/>
-          </w:tblCellMar>
         </w:tblPrEx>
         <w:trPr>
           <w:trHeight w:val="90" w:hRule="atLeast"/>
@@ -10762,12 +10516,6 @@
             <w:insideH w:val="single" w:color="auto" w:sz="4" w:space="0"/>
             <w:insideV w:val="single" w:color="auto" w:sz="4" w:space="0"/>
           </w:tblBorders>
-          <w:tblCellMar>
-            <w:top w:w="0" w:type="dxa"/>
-            <w:left w:w="108" w:type="dxa"/>
-            <w:bottom w:w="0" w:type="dxa"/>
-            <w:right w:w="108" w:type="dxa"/>
-          </w:tblCellMar>
         </w:tblPrEx>
         <w:trPr>
           <w:trHeight w:val="90" w:hRule="atLeast"/>
@@ -10893,12 +10641,6 @@
             <w:insideH w:val="single" w:color="auto" w:sz="4" w:space="0"/>
             <w:insideV w:val="single" w:color="auto" w:sz="4" w:space="0"/>
           </w:tblBorders>
-          <w:tblCellMar>
-            <w:top w:w="0" w:type="dxa"/>
-            <w:left w:w="108" w:type="dxa"/>
-            <w:bottom w:w="0" w:type="dxa"/>
-            <w:right w:w="108" w:type="dxa"/>
-          </w:tblCellMar>
         </w:tblPrEx>
         <w:trPr>
           <w:trHeight w:val="90" w:hRule="atLeast"/>
@@ -11024,12 +10766,6 @@
             <w:insideH w:val="single" w:color="auto" w:sz="4" w:space="0"/>
             <w:insideV w:val="single" w:color="auto" w:sz="4" w:space="0"/>
           </w:tblBorders>
-          <w:tblCellMar>
-            <w:top w:w="0" w:type="dxa"/>
-            <w:left w:w="108" w:type="dxa"/>
-            <w:bottom w:w="0" w:type="dxa"/>
-            <w:right w:w="108" w:type="dxa"/>
-          </w:tblCellMar>
         </w:tblPrEx>
         <w:trPr>
           <w:trHeight w:val="90" w:hRule="atLeast"/>
@@ -11270,12 +11006,6 @@
             <w:insideH w:val="single" w:color="auto" w:sz="4" w:space="0"/>
             <w:insideV w:val="single" w:color="auto" w:sz="4" w:space="0"/>
           </w:tblBorders>
-          <w:tblCellMar>
-            <w:top w:w="0" w:type="dxa"/>
-            <w:left w:w="108" w:type="dxa"/>
-            <w:bottom w:w="0" w:type="dxa"/>
-            <w:right w:w="108" w:type="dxa"/>
-          </w:tblCellMar>
         </w:tblPrEx>
         <w:tc>
           <w:tcPr>
@@ -11379,6 +11109,600 @@
                 <w:lang w:val="en-US" w:eastAsia="zh-CN"/>
               </w:rPr>
               <w:t>相对路径</w:t>
+            </w:r>
+          </w:p>
+        </w:tc>
+      </w:tr>
+      <w:tr>
+        <w:tblPrEx>
+          <w:tblBorders>
+            <w:top w:val="single" w:color="auto" w:sz="4" w:space="0"/>
+            <w:left w:val="single" w:color="auto" w:sz="4" w:space="0"/>
+            <w:bottom w:val="single" w:color="auto" w:sz="4" w:space="0"/>
+            <w:right w:val="single" w:color="auto" w:sz="4" w:space="0"/>
+            <w:insideH w:val="single" w:color="auto" w:sz="4" w:space="0"/>
+            <w:insideV w:val="single" w:color="auto" w:sz="4" w:space="0"/>
+          </w:tblBorders>
+        </w:tblPrEx>
+        <w:tc>
+          <w:tcPr>
+            <w:tcW w:w="0" w:type="auto"/>
+            <w:vAlign w:val="center"/>
+          </w:tcPr>
+          <w:p>
+            <w:pPr>
+              <w:numPr>
+                <w:ilvl w:val="0"/>
+                <w:numId w:val="0"/>
+              </w:numPr>
+              <w:outlineLvl w:val="9"/>
+              <w:rPr>
+                <w:rFonts w:hint="eastAsia" w:ascii="华文中宋" w:hAnsi="华文中宋" w:eastAsia="华文中宋" w:cs="华文中宋"/>
+                <w:b/>
+                <w:bCs/>
+                <w:i w:val="0"/>
+                <w:caps w:val="0"/>
+                <w:color w:val="ED7D31" w:themeColor="accent2"/>
+                <w:spacing w:val="7"/>
+                <w:sz w:val="21"/>
+                <w:szCs w:val="21"/>
+                <w:vertAlign w:val="baseline"/>
+                <w:lang w:val="en-US" w:eastAsia="zh-CN"/>
+                <w14:textFill>
+                  <w14:solidFill>
+                    <w14:schemeClr w14:val="accent2"/>
+                  </w14:solidFill>
+                </w14:textFill>
+              </w:rPr>
+            </w:pPr>
+            <w:r>
+              <w:rPr>
+                <w:rFonts w:hint="eastAsia" w:ascii="华文中宋" w:hAnsi="华文中宋" w:eastAsia="华文中宋" w:cs="华文中宋"/>
+                <w:b/>
+                <w:bCs/>
+                <w:i w:val="0"/>
+                <w:caps w:val="0"/>
+                <w:color w:val="FF0000"/>
+                <w:spacing w:val="7"/>
+                <w:sz w:val="21"/>
+                <w:szCs w:val="21"/>
+                <w:lang w:val="en-US" w:eastAsia="zh-CN"/>
+              </w:rPr>
+              <w:t>basename(</w:t>
+            </w:r>
+            <w:r>
+              <w:rPr>
+                <w:rFonts w:hint="eastAsia" w:cs="华文中宋"/>
+                <w:b/>
+                <w:bCs/>
+                <w:i w:val="0"/>
+                <w:caps w:val="0"/>
+                <w:color w:val="FF0000"/>
+                <w:spacing w:val="7"/>
+                <w:sz w:val="21"/>
+                <w:szCs w:val="21"/>
+                <w:lang w:val="en-US" w:eastAsia="zh-CN"/>
+              </w:rPr>
+              <w:t>path</w:t>
+            </w:r>
+            <w:r>
+              <w:rPr>
+                <w:rFonts w:hint="eastAsia" w:ascii="华文中宋" w:hAnsi="华文中宋" w:eastAsia="华文中宋" w:cs="华文中宋"/>
+                <w:b/>
+                <w:bCs/>
+                <w:i w:val="0"/>
+                <w:caps w:val="0"/>
+                <w:color w:val="FF0000"/>
+                <w:spacing w:val="7"/>
+                <w:sz w:val="21"/>
+                <w:szCs w:val="21"/>
+                <w:lang w:val="en-US" w:eastAsia="zh-CN"/>
+              </w:rPr>
+              <w:t>)</w:t>
+            </w:r>
+          </w:p>
+        </w:tc>
+        <w:tc>
+          <w:tcPr>
+            <w:tcW w:w="0" w:type="auto"/>
+            <w:gridSpan w:val="3"/>
+            <w:vAlign w:val="center"/>
+          </w:tcPr>
+          <w:p>
+            <w:pPr>
+              <w:numPr>
+                <w:ilvl w:val="0"/>
+                <w:numId w:val="0"/>
+              </w:numPr>
+              <w:outlineLvl w:val="9"/>
+              <w:rPr>
+                <w:rFonts w:hint="eastAsia" w:ascii="华文中宋" w:hAnsi="华文中宋" w:eastAsia="华文中宋" w:cs="华文中宋"/>
+                <w:b/>
+                <w:bCs/>
+                <w:i w:val="0"/>
+                <w:caps w:val="0"/>
+                <w:color w:val="ED7D31" w:themeColor="accent2"/>
+                <w:spacing w:val="7"/>
+                <w:sz w:val="21"/>
+                <w:szCs w:val="21"/>
+                <w:lang w:val="en-US" w:eastAsia="zh-CN"/>
+                <w14:textFill>
+                  <w14:solidFill>
+                    <w14:schemeClr w14:val="accent2"/>
+                  </w14:solidFill>
+                </w14:textFill>
+              </w:rPr>
+            </w:pPr>
+            <w:r>
+              <w:rPr>
+                <w:rFonts w:hint="eastAsia" w:ascii="华文中宋" w:hAnsi="华文中宋" w:eastAsia="华文中宋" w:cs="华文中宋"/>
+                <w:b/>
+                <w:bCs/>
+                <w:i w:val="0"/>
+                <w:caps w:val="0"/>
+                <w:color w:val="ED7D31" w:themeColor="accent2"/>
+                <w:spacing w:val="7"/>
+                <w:sz w:val="21"/>
+                <w:szCs w:val="21"/>
+                <w:lang w:val="en-US" w:eastAsia="zh-CN"/>
+                <w14:textFill>
+                  <w14:solidFill>
+                    <w14:schemeClr w14:val="accent2"/>
+                  </w14:solidFill>
+                </w14:textFill>
+              </w:rPr>
+              <w:t>返回</w:t>
+            </w:r>
+            <w:r>
+              <w:rPr>
+                <w:rFonts w:hint="eastAsia" w:ascii="华文中宋" w:hAnsi="华文中宋" w:eastAsia="华文中宋" w:cs="华文中宋"/>
+                <w:b/>
+                <w:bCs/>
+                <w:i w:val="0"/>
+                <w:caps w:val="0"/>
+                <w:color w:val="EA82F1"/>
+                <w:spacing w:val="7"/>
+                <w:sz w:val="21"/>
+                <w:szCs w:val="21"/>
+                <w:lang w:val="en-US" w:eastAsia="zh-CN"/>
+              </w:rPr>
+              <w:t>文件名</w:t>
+            </w:r>
+          </w:p>
+        </w:tc>
+      </w:tr>
+      <w:tr>
+        <w:tblPrEx>
+          <w:tblBorders>
+            <w:top w:val="single" w:color="auto" w:sz="4" w:space="0"/>
+            <w:left w:val="single" w:color="auto" w:sz="4" w:space="0"/>
+            <w:bottom w:val="single" w:color="auto" w:sz="4" w:space="0"/>
+            <w:right w:val="single" w:color="auto" w:sz="4" w:space="0"/>
+            <w:insideH w:val="single" w:color="auto" w:sz="4" w:space="0"/>
+            <w:insideV w:val="single" w:color="auto" w:sz="4" w:space="0"/>
+          </w:tblBorders>
+        </w:tblPrEx>
+        <w:tc>
+          <w:tcPr>
+            <w:tcW w:w="0" w:type="auto"/>
+            <w:vAlign w:val="center"/>
+          </w:tcPr>
+          <w:p>
+            <w:pPr>
+              <w:numPr>
+                <w:ilvl w:val="0"/>
+                <w:numId w:val="0"/>
+              </w:numPr>
+              <w:outlineLvl w:val="9"/>
+              <w:rPr>
+                <w:rFonts w:hint="eastAsia" w:ascii="华文中宋" w:hAnsi="华文中宋" w:eastAsia="华文中宋" w:cs="华文中宋"/>
+                <w:b/>
+                <w:bCs/>
+                <w:i w:val="0"/>
+                <w:caps w:val="0"/>
+                <w:color w:val="ED7D31" w:themeColor="accent2"/>
+                <w:spacing w:val="7"/>
+                <w:sz w:val="21"/>
+                <w:szCs w:val="21"/>
+                <w:vertAlign w:val="baseline"/>
+                <w:lang w:val="en-US" w:eastAsia="zh-CN"/>
+                <w14:textFill>
+                  <w14:solidFill>
+                    <w14:schemeClr w14:val="accent2"/>
+                  </w14:solidFill>
+                </w14:textFill>
+              </w:rPr>
+            </w:pPr>
+            <w:r>
+              <w:rPr>
+                <w:rFonts w:hint="eastAsia" w:ascii="华文中宋" w:hAnsi="华文中宋" w:eastAsia="华文中宋" w:cs="华文中宋"/>
+                <w:b/>
+                <w:bCs/>
+                <w:i w:val="0"/>
+                <w:caps w:val="0"/>
+                <w:color w:val="FF0000"/>
+                <w:spacing w:val="7"/>
+                <w:sz w:val="21"/>
+                <w:szCs w:val="21"/>
+                <w:lang w:val="en-US" w:eastAsia="zh-CN"/>
+              </w:rPr>
+              <w:t>dirname(</w:t>
+            </w:r>
+            <w:r>
+              <w:rPr>
+                <w:rFonts w:hint="eastAsia" w:cs="华文中宋"/>
+                <w:b/>
+                <w:bCs/>
+                <w:i w:val="0"/>
+                <w:caps w:val="0"/>
+                <w:color w:val="FF0000"/>
+                <w:spacing w:val="7"/>
+                <w:sz w:val="21"/>
+                <w:szCs w:val="21"/>
+                <w:lang w:val="en-US" w:eastAsia="zh-CN"/>
+              </w:rPr>
+              <w:t>path</w:t>
+            </w:r>
+            <w:r>
+              <w:rPr>
+                <w:rFonts w:hint="eastAsia" w:ascii="华文中宋" w:hAnsi="华文中宋" w:eastAsia="华文中宋" w:cs="华文中宋"/>
+                <w:b/>
+                <w:bCs/>
+                <w:i w:val="0"/>
+                <w:caps w:val="0"/>
+                <w:color w:val="FF0000"/>
+                <w:spacing w:val="7"/>
+                <w:sz w:val="21"/>
+                <w:szCs w:val="21"/>
+                <w:lang w:val="en-US" w:eastAsia="zh-CN"/>
+              </w:rPr>
+              <w:t>)</w:t>
+            </w:r>
+          </w:p>
+        </w:tc>
+        <w:tc>
+          <w:tcPr>
+            <w:tcW w:w="0" w:type="auto"/>
+            <w:gridSpan w:val="3"/>
+            <w:vAlign w:val="center"/>
+          </w:tcPr>
+          <w:p>
+            <w:pPr>
+              <w:numPr>
+                <w:ilvl w:val="0"/>
+                <w:numId w:val="0"/>
+              </w:numPr>
+              <w:outlineLvl w:val="9"/>
+              <w:rPr>
+                <w:rFonts w:hint="eastAsia" w:ascii="华文中宋" w:hAnsi="华文中宋" w:eastAsia="华文中宋" w:cs="华文中宋"/>
+                <w:b/>
+                <w:bCs/>
+                <w:i w:val="0"/>
+                <w:caps w:val="0"/>
+                <w:color w:val="ED7D31" w:themeColor="accent2"/>
+                <w:spacing w:val="7"/>
+                <w:sz w:val="21"/>
+                <w:szCs w:val="21"/>
+                <w:lang w:val="en-US" w:eastAsia="zh-CN"/>
+                <w14:textFill>
+                  <w14:solidFill>
+                    <w14:schemeClr w14:val="accent2"/>
+                  </w14:solidFill>
+                </w14:textFill>
+              </w:rPr>
+            </w:pPr>
+            <w:r>
+              <w:rPr>
+                <w:rFonts w:hint="eastAsia" w:ascii="华文中宋" w:hAnsi="华文中宋" w:eastAsia="华文中宋" w:cs="华文中宋"/>
+                <w:b/>
+                <w:bCs/>
+                <w:i w:val="0"/>
+                <w:caps w:val="0"/>
+                <w:color w:val="ED7D31" w:themeColor="accent2"/>
+                <w:spacing w:val="7"/>
+                <w:sz w:val="21"/>
+                <w:szCs w:val="21"/>
+                <w:lang w:val="en-US" w:eastAsia="zh-CN"/>
+                <w14:textFill>
+                  <w14:solidFill>
+                    <w14:schemeClr w14:val="accent2"/>
+                  </w14:solidFill>
+                </w14:textFill>
+              </w:rPr>
+              <w:t>返回</w:t>
+            </w:r>
+            <w:r>
+              <w:rPr>
+                <w:rFonts w:hint="eastAsia" w:ascii="华文中宋" w:hAnsi="华文中宋" w:eastAsia="华文中宋" w:cs="华文中宋"/>
+                <w:b/>
+                <w:bCs/>
+                <w:i w:val="0"/>
+                <w:caps w:val="0"/>
+                <w:color w:val="EA82F1"/>
+                <w:spacing w:val="7"/>
+                <w:sz w:val="21"/>
+                <w:szCs w:val="21"/>
+                <w:lang w:val="en-US" w:eastAsia="zh-CN"/>
+              </w:rPr>
+              <w:t>目录路径</w:t>
+            </w:r>
+          </w:p>
+        </w:tc>
+      </w:tr>
+      <w:tr>
+        <w:tblPrEx>
+          <w:tblBorders>
+            <w:top w:val="single" w:color="auto" w:sz="4" w:space="0"/>
+            <w:left w:val="single" w:color="auto" w:sz="4" w:space="0"/>
+            <w:bottom w:val="single" w:color="auto" w:sz="4" w:space="0"/>
+            <w:right w:val="single" w:color="auto" w:sz="4" w:space="0"/>
+            <w:insideH w:val="single" w:color="auto" w:sz="4" w:space="0"/>
+            <w:insideV w:val="single" w:color="auto" w:sz="4" w:space="0"/>
+          </w:tblBorders>
+        </w:tblPrEx>
+        <w:tc>
+          <w:tcPr>
+            <w:tcW w:w="0" w:type="auto"/>
+            <w:vAlign w:val="center"/>
+          </w:tcPr>
+          <w:p>
+            <w:pPr>
+              <w:numPr>
+                <w:ilvl w:val="0"/>
+                <w:numId w:val="0"/>
+              </w:numPr>
+              <w:outlineLvl w:val="9"/>
+              <w:rPr>
+                <w:rFonts w:hint="eastAsia" w:ascii="华文中宋" w:hAnsi="华文中宋" w:eastAsia="华文中宋" w:cs="华文中宋"/>
+                <w:b/>
+                <w:bCs/>
+                <w:i w:val="0"/>
+                <w:caps w:val="0"/>
+                <w:color w:val="ED7D31" w:themeColor="accent2"/>
+                <w:spacing w:val="7"/>
+                <w:sz w:val="21"/>
+                <w:szCs w:val="21"/>
+                <w:vertAlign w:val="baseline"/>
+                <w:lang w:val="en-US" w:eastAsia="zh-CN"/>
+                <w14:textFill>
+                  <w14:solidFill>
+                    <w14:schemeClr w14:val="accent2"/>
+                  </w14:solidFill>
+                </w14:textFill>
+              </w:rPr>
+            </w:pPr>
+            <w:r>
+              <w:rPr>
+                <w:rFonts w:hint="eastAsia" w:ascii="华文中宋" w:hAnsi="华文中宋" w:eastAsia="华文中宋" w:cs="华文中宋"/>
+                <w:b/>
+                <w:bCs/>
+                <w:i w:val="0"/>
+                <w:caps w:val="0"/>
+                <w:color w:val="FF0000"/>
+                <w:spacing w:val="7"/>
+                <w:sz w:val="21"/>
+                <w:szCs w:val="21"/>
+                <w:lang w:val="en-US" w:eastAsia="zh-CN"/>
+              </w:rPr>
+              <w:t>split(</w:t>
+            </w:r>
+            <w:r>
+              <w:rPr>
+                <w:rFonts w:hint="eastAsia" w:cs="华文中宋"/>
+                <w:b/>
+                <w:bCs/>
+                <w:i w:val="0"/>
+                <w:caps w:val="0"/>
+                <w:color w:val="FF0000"/>
+                <w:spacing w:val="7"/>
+                <w:sz w:val="21"/>
+                <w:szCs w:val="21"/>
+                <w:lang w:val="en-US" w:eastAsia="zh-CN"/>
+              </w:rPr>
+              <w:t>path</w:t>
+            </w:r>
+            <w:r>
+              <w:rPr>
+                <w:rFonts w:hint="eastAsia" w:ascii="华文中宋" w:hAnsi="华文中宋" w:eastAsia="华文中宋" w:cs="华文中宋"/>
+                <w:b/>
+                <w:bCs/>
+                <w:i w:val="0"/>
+                <w:caps w:val="0"/>
+                <w:color w:val="FF0000"/>
+                <w:spacing w:val="7"/>
+                <w:sz w:val="21"/>
+                <w:szCs w:val="21"/>
+                <w:lang w:val="en-US" w:eastAsia="zh-CN"/>
+              </w:rPr>
+              <w:t>)</w:t>
+            </w:r>
+          </w:p>
+        </w:tc>
+        <w:tc>
+          <w:tcPr>
+            <w:tcW w:w="0" w:type="auto"/>
+            <w:vMerge w:val="restart"/>
+            <w:vAlign w:val="center"/>
+          </w:tcPr>
+          <w:p>
+            <w:pPr>
+              <w:numPr>
+                <w:ilvl w:val="0"/>
+                <w:numId w:val="0"/>
+              </w:numPr>
+              <w:outlineLvl w:val="9"/>
+              <w:rPr>
+                <w:rFonts w:hint="eastAsia" w:ascii="华文中宋" w:hAnsi="华文中宋" w:eastAsia="华文中宋" w:cs="华文中宋"/>
+                <w:b/>
+                <w:bCs/>
+                <w:i w:val="0"/>
+                <w:caps w:val="0"/>
+                <w:color w:val="ED7D31" w:themeColor="accent2"/>
+                <w:spacing w:val="7"/>
+                <w:sz w:val="21"/>
+                <w:szCs w:val="21"/>
+                <w:lang w:val="en-US" w:eastAsia="zh-CN"/>
+                <w14:textFill>
+                  <w14:solidFill>
+                    <w14:schemeClr w14:val="accent2"/>
+                  </w14:solidFill>
+                </w14:textFill>
+              </w:rPr>
+            </w:pPr>
+            <w:r>
+              <w:rPr>
+                <w:rFonts w:hint="eastAsia" w:ascii="华文中宋" w:hAnsi="华文中宋" w:eastAsia="华文中宋" w:cs="华文中宋"/>
+                <w:b/>
+                <w:bCs/>
+                <w:i w:val="0"/>
+                <w:caps w:val="0"/>
+                <w:color w:val="ED7D31" w:themeColor="accent2"/>
+                <w:spacing w:val="7"/>
+                <w:sz w:val="21"/>
+                <w:szCs w:val="21"/>
+                <w:lang w:val="en-US" w:eastAsia="zh-CN"/>
+                <w14:textFill>
+                  <w14:solidFill>
+                    <w14:schemeClr w14:val="accent2"/>
+                  </w14:solidFill>
+                </w14:textFill>
+              </w:rPr>
+              <w:t>返回</w:t>
+            </w:r>
+          </w:p>
+          <w:p>
+            <w:pPr>
+              <w:numPr>
+                <w:ilvl w:val="0"/>
+                <w:numId w:val="0"/>
+              </w:numPr>
+              <w:outlineLvl w:val="9"/>
+              <w:rPr>
+                <w:rFonts w:hint="eastAsia" w:ascii="华文中宋" w:hAnsi="华文中宋" w:eastAsia="华文中宋" w:cs="华文中宋"/>
+                <w:b/>
+                <w:bCs/>
+                <w:i w:val="0"/>
+                <w:caps w:val="0"/>
+                <w:color w:val="ED7D31" w:themeColor="accent2"/>
+                <w:spacing w:val="7"/>
+                <w:sz w:val="21"/>
+                <w:szCs w:val="21"/>
+                <w:vertAlign w:val="baseline"/>
+                <w:lang w:val="en-US" w:eastAsia="zh-CN"/>
+                <w14:textFill>
+                  <w14:solidFill>
+                    <w14:schemeClr w14:val="accent2"/>
+                  </w14:solidFill>
+                </w14:textFill>
+              </w:rPr>
+            </w:pPr>
+            <w:r>
+              <w:rPr>
+                <w:rFonts w:hint="eastAsia" w:ascii="华文中宋" w:hAnsi="华文中宋" w:eastAsia="华文中宋" w:cs="华文中宋"/>
+                <w:b/>
+                <w:bCs/>
+                <w:i w:val="0"/>
+                <w:caps w:val="0"/>
+                <w:color w:val="EA82F1"/>
+                <w:spacing w:val="7"/>
+                <w:sz w:val="21"/>
+                <w:szCs w:val="21"/>
+                <w:lang w:val="en-US" w:eastAsia="zh-CN"/>
+              </w:rPr>
+              <w:t>元组</w:t>
+            </w:r>
+          </w:p>
+        </w:tc>
+        <w:tc>
+          <w:tcPr>
+            <w:tcW w:w="0" w:type="auto"/>
+            <w:gridSpan w:val="2"/>
+            <w:vAlign w:val="center"/>
+          </w:tcPr>
+          <w:p>
+            <w:pPr>
+              <w:numPr>
+                <w:ilvl w:val="0"/>
+                <w:numId w:val="0"/>
+              </w:numPr>
+              <w:outlineLvl w:val="9"/>
+              <w:rPr>
+                <w:rFonts w:hint="eastAsia" w:ascii="华文中宋" w:hAnsi="华文中宋" w:eastAsia="华文中宋" w:cs="华文中宋"/>
+                <w:b/>
+                <w:bCs/>
+                <w:i w:val="0"/>
+                <w:caps w:val="0"/>
+                <w:color w:val="ED7D31" w:themeColor="accent2"/>
+                <w:spacing w:val="7"/>
+                <w:sz w:val="21"/>
+                <w:szCs w:val="21"/>
+                <w:lang w:val="en-US" w:eastAsia="zh-CN"/>
+                <w14:textFill>
+                  <w14:solidFill>
+                    <w14:schemeClr w14:val="accent2"/>
+                  </w14:solidFill>
+                </w14:textFill>
+              </w:rPr>
+            </w:pPr>
+            <w:r>
+              <w:rPr>
+                <w:rFonts w:hint="eastAsia" w:ascii="华文中宋" w:hAnsi="华文中宋" w:eastAsia="华文中宋" w:cs="华文中宋"/>
+                <w:b/>
+                <w:bCs/>
+                <w:i w:val="0"/>
+                <w:caps w:val="0"/>
+                <w:color w:val="ED7D31" w:themeColor="accent2"/>
+                <w:spacing w:val="7"/>
+                <w:sz w:val="21"/>
+                <w:szCs w:val="21"/>
+                <w:lang w:val="en-US" w:eastAsia="zh-CN"/>
+                <w14:textFill>
+                  <w14:solidFill>
+                    <w14:schemeClr w14:val="accent2"/>
+                  </w14:solidFill>
+                </w14:textFill>
+              </w:rPr>
+              <w:t>路径</w:t>
+            </w:r>
+            <w:r>
+              <w:rPr>
+                <w:rFonts w:hint="eastAsia" w:cs="华文中宋"/>
+                <w:b/>
+                <w:bCs/>
+                <w:i w:val="0"/>
+                <w:caps w:val="0"/>
+                <w:color w:val="ED7D31" w:themeColor="accent2"/>
+                <w:spacing w:val="7"/>
+                <w:sz w:val="21"/>
+                <w:szCs w:val="21"/>
+                <w:lang w:val="en-US" w:eastAsia="zh-CN"/>
+                <w14:textFill>
+                  <w14:solidFill>
+                    <w14:schemeClr w14:val="accent2"/>
+                  </w14:solidFill>
+                </w14:textFill>
+              </w:rPr>
+              <w:t>、</w:t>
+            </w:r>
+            <w:r>
+              <w:rPr>
+                <w:rFonts w:hint="eastAsia" w:ascii="华文中宋" w:hAnsi="华文中宋" w:eastAsia="华文中宋" w:cs="华文中宋"/>
+                <w:b/>
+                <w:bCs/>
+                <w:i w:val="0"/>
+                <w:caps w:val="0"/>
+                <w:color w:val="ED7D31" w:themeColor="accent2"/>
+                <w:spacing w:val="7"/>
+                <w:sz w:val="21"/>
+                <w:szCs w:val="21"/>
+                <w:lang w:val="en-US" w:eastAsia="zh-CN"/>
+                <w14:textFill>
+                  <w14:solidFill>
+                    <w14:schemeClr w14:val="accent2"/>
+                  </w14:solidFill>
+                </w14:textFill>
+              </w:rPr>
+              <w:t>文件名</w:t>
             </w:r>
           </w:p>
         </w:tc>
@@ -11444,7 +11768,7 @@
                 <w:szCs w:val="21"/>
                 <w:lang w:val="en-US" w:eastAsia="zh-CN"/>
               </w:rPr>
-              <w:t>basename(</w:t>
+              <w:t>splitext(</w:t>
             </w:r>
             <w:r>
               <w:rPr>
@@ -11481,7 +11805,7 @@
         <w:tc>
           <w:tcPr>
             <w:tcW w:w="0" w:type="auto"/>
-            <w:gridSpan w:val="3"/>
+            <w:vMerge w:val="continue"/>
             <w:vAlign w:val="center"/>
           </w:tcPr>
           <w:p>
@@ -11501,15 +11825,30 @@
                 <w:spacing w:val="7"/>
                 <w:sz w:val="21"/>
                 <w:szCs w:val="21"/>
-                <w:lang w:val="en-US" w:eastAsia="zh-CN"/>
-                <w14:textFill>
-                  <w14:solidFill>
-                    <w14:schemeClr w14:val="accent2"/>
-                  </w14:solidFill>
-                </w14:textFill>
-              </w:rPr>
-            </w:pPr>
-            <w:r>
+                <w:vertAlign w:val="baseline"/>
+                <w:lang w:val="en-US" w:eastAsia="zh-CN"/>
+                <w14:textFill>
+                  <w14:solidFill>
+                    <w14:schemeClr w14:val="accent2"/>
+                  </w14:solidFill>
+                </w14:textFill>
+              </w:rPr>
+            </w:pPr>
+          </w:p>
+        </w:tc>
+        <w:tc>
+          <w:tcPr>
+            <w:tcW w:w="0" w:type="auto"/>
+            <w:gridSpan w:val="2"/>
+            <w:vAlign w:val="center"/>
+          </w:tcPr>
+          <w:p>
+            <w:pPr>
+              <w:numPr>
+                <w:ilvl w:val="0"/>
+                <w:numId w:val="0"/>
+              </w:numPr>
+              <w:outlineLvl w:val="9"/>
               <w:rPr>
                 <w:rFonts w:hint="eastAsia" w:ascii="华文中宋" w:hAnsi="华文中宋" w:eastAsia="华文中宋" w:cs="华文中宋"/>
                 <w:b/>
@@ -11527,8 +11866,7 @@
                   </w14:solidFill>
                 </w14:textFill>
               </w:rPr>
-              <w:t>返回</w:t>
-            </w:r>
+            </w:pPr>
             <w:r>
               <w:rPr>
                 <w:rFonts w:hint="eastAsia" w:ascii="华文中宋" w:hAnsi="华文中宋" w:eastAsia="华文中宋" w:cs="华文中宋"/>
@@ -11536,13 +11874,18 @@
                 <w:bCs/>
                 <w:i w:val="0"/>
                 <w:caps w:val="0"/>
-                <w:color w:val="EA82F1"/>
-                <w:spacing w:val="7"/>
-                <w:sz w:val="21"/>
-                <w:szCs w:val="21"/>
-                <w:lang w:val="en-US" w:eastAsia="zh-CN"/>
-              </w:rPr>
-              <w:t>文件名</w:t>
+                <w:color w:val="ED7D31" w:themeColor="accent2"/>
+                <w:spacing w:val="7"/>
+                <w:sz w:val="21"/>
+                <w:szCs w:val="21"/>
+                <w:lang w:val="en-US" w:eastAsia="zh-CN"/>
+                <w14:textFill>
+                  <w14:solidFill>
+                    <w14:schemeClr w14:val="accent2"/>
+                  </w14:solidFill>
+                </w14:textFill>
+              </w:rPr>
+              <w:t>文件名、拓展名</w:t>
             </w:r>
           </w:p>
         </w:tc>
@@ -11557,12 +11900,6 @@
             <w:insideH w:val="single" w:color="auto" w:sz="4" w:space="0"/>
             <w:insideV w:val="single" w:color="auto" w:sz="4" w:space="0"/>
           </w:tblBorders>
-          <w:tblCellMar>
-            <w:top w:w="0" w:type="dxa"/>
-            <w:left w:w="108" w:type="dxa"/>
-            <w:bottom w:w="0" w:type="dxa"/>
-            <w:right w:w="108" w:type="dxa"/>
-          </w:tblCellMar>
         </w:tblPrEx>
         <w:tc>
           <w:tcPr>
@@ -11608,7 +11945,7 @@
                 <w:szCs w:val="21"/>
                 <w:lang w:val="en-US" w:eastAsia="zh-CN"/>
               </w:rPr>
-              <w:t>dirname(</w:t>
+              <w:t>getsize(</w:t>
             </w:r>
             <w:r>
               <w:rPr>
@@ -11623,7 +11960,7 @@
                 <w:szCs w:val="21"/>
                 <w:lang w:val="en-US" w:eastAsia="zh-CN"/>
               </w:rPr>
-              <w:t>path</w:t>
+              <w:t>file</w:t>
             </w:r>
             <w:r>
               <w:rPr>
@@ -11645,7 +11982,7 @@
         <w:tc>
           <w:tcPr>
             <w:tcW w:w="0" w:type="auto"/>
-            <w:gridSpan w:val="3"/>
+            <w:vMerge w:val="restart"/>
             <w:vAlign w:val="center"/>
           </w:tcPr>
           <w:p>
@@ -11693,9 +12030,89 @@
               </w:rPr>
               <w:t>返回</w:t>
             </w:r>
-            <w:r>
+          </w:p>
+          <w:p>
+            <w:pPr>
+              <w:numPr>
+                <w:ilvl w:val="0"/>
+                <w:numId w:val="0"/>
+              </w:numPr>
+              <w:outlineLvl w:val="9"/>
               <w:rPr>
                 <w:rFonts w:hint="eastAsia" w:ascii="华文中宋" w:hAnsi="华文中宋" w:eastAsia="华文中宋" w:cs="华文中宋"/>
+                <w:b/>
+                <w:bCs/>
+                <w:i w:val="0"/>
+                <w:caps w:val="0"/>
+                <w:color w:val="ED7D31" w:themeColor="accent2"/>
+                <w:spacing w:val="7"/>
+                <w:sz w:val="21"/>
+                <w:szCs w:val="21"/>
+                <w:vertAlign w:val="baseline"/>
+                <w:lang w:val="en-US" w:eastAsia="zh-CN"/>
+                <w14:textFill>
+                  <w14:solidFill>
+                    <w14:schemeClr w14:val="accent2"/>
+                  </w14:solidFill>
+                </w14:textFill>
+              </w:rPr>
+            </w:pPr>
+            <w:r>
+              <w:rPr>
+                <w:rFonts w:hint="eastAsia" w:cs="华文中宋"/>
+                <w:b/>
+                <w:bCs/>
+                <w:i w:val="0"/>
+                <w:caps w:val="0"/>
+                <w:color w:val="ED7D31" w:themeColor="accent2"/>
+                <w:spacing w:val="7"/>
+                <w:sz w:val="21"/>
+                <w:szCs w:val="21"/>
+                <w:lang w:val="en-US" w:eastAsia="zh-CN"/>
+                <w14:textFill>
+                  <w14:solidFill>
+                    <w14:schemeClr w14:val="accent2"/>
+                  </w14:solidFill>
+                </w14:textFill>
+              </w:rPr>
+              <w:t>file</w:t>
+            </w:r>
+          </w:p>
+        </w:tc>
+        <w:tc>
+          <w:tcPr>
+            <w:tcW w:w="0" w:type="auto"/>
+            <w:gridSpan w:val="2"/>
+            <w:vAlign w:val="center"/>
+          </w:tcPr>
+          <w:p>
+            <w:pPr>
+              <w:numPr>
+                <w:ilvl w:val="0"/>
+                <w:numId w:val="0"/>
+              </w:numPr>
+              <w:outlineLvl w:val="9"/>
+              <w:rPr>
+                <w:rFonts w:hint="eastAsia" w:ascii="华文中宋" w:hAnsi="华文中宋" w:eastAsia="华文中宋" w:cs="华文中宋"/>
+                <w:b/>
+                <w:bCs/>
+                <w:i w:val="0"/>
+                <w:caps w:val="0"/>
+                <w:color w:val="ED7D31" w:themeColor="accent2"/>
+                <w:spacing w:val="7"/>
+                <w:sz w:val="21"/>
+                <w:szCs w:val="21"/>
+                <w:lang w:val="en-US" w:eastAsia="zh-CN"/>
+                <w14:textFill>
+                  <w14:solidFill>
+                    <w14:schemeClr w14:val="accent2"/>
+                  </w14:solidFill>
+                </w14:textFill>
+              </w:rPr>
+            </w:pPr>
+            <w:r>
+              <w:rPr>
+                <w:rFonts w:hint="eastAsia" w:cs="华文中宋"/>
                 <w:b/>
                 <w:bCs/>
                 <w:i w:val="0"/>
@@ -11706,7 +12123,27 @@
                 <w:szCs w:val="21"/>
                 <w:lang w:val="en-US" w:eastAsia="zh-CN"/>
               </w:rPr>
-              <w:t>目录路径</w:t>
+              <w:t xml:space="preserve">占用空间 </w:t>
+            </w:r>
+            <w:r>
+              <w:rPr>
+                <w:rFonts w:hint="eastAsia" w:ascii="华文中宋" w:hAnsi="华文中宋" w:eastAsia="华文中宋" w:cs="华文中宋"/>
+                <w:b/>
+                <w:bCs/>
+                <w:i w:val="0"/>
+                <w:caps w:val="0"/>
+                <w:color w:val="ED7D31" w:themeColor="accent2"/>
+                <w:spacing w:val="7"/>
+                <w:sz w:val="21"/>
+                <w:szCs w:val="21"/>
+                <w:lang w:val="en-US" w:eastAsia="zh-CN"/>
+                <w14:textFill>
+                  <w14:solidFill>
+                    <w14:schemeClr w14:val="accent2"/>
+                  </w14:solidFill>
+                </w14:textFill>
+              </w:rPr>
+              <w:t>(单位：Byte)</w:t>
             </w:r>
           </w:p>
         </w:tc>
@@ -11721,743 +12158,6 @@
             <w:insideH w:val="single" w:color="auto" w:sz="4" w:space="0"/>
             <w:insideV w:val="single" w:color="auto" w:sz="4" w:space="0"/>
           </w:tblBorders>
-          <w:tblCellMar>
-            <w:top w:w="0" w:type="dxa"/>
-            <w:left w:w="108" w:type="dxa"/>
-            <w:bottom w:w="0" w:type="dxa"/>
-            <w:right w:w="108" w:type="dxa"/>
-          </w:tblCellMar>
-        </w:tblPrEx>
-        <w:tc>
-          <w:tcPr>
-            <w:tcW w:w="0" w:type="auto"/>
-            <w:vAlign w:val="center"/>
-          </w:tcPr>
-          <w:p>
-            <w:pPr>
-              <w:numPr>
-                <w:ilvl w:val="0"/>
-                <w:numId w:val="0"/>
-              </w:numPr>
-              <w:outlineLvl w:val="9"/>
-              <w:rPr>
-                <w:rFonts w:hint="eastAsia" w:ascii="华文中宋" w:hAnsi="华文中宋" w:eastAsia="华文中宋" w:cs="华文中宋"/>
-                <w:b/>
-                <w:bCs/>
-                <w:i w:val="0"/>
-                <w:caps w:val="0"/>
-                <w:color w:val="ED7D31" w:themeColor="accent2"/>
-                <w:spacing w:val="7"/>
-                <w:sz w:val="21"/>
-                <w:szCs w:val="21"/>
-                <w:vertAlign w:val="baseline"/>
-                <w:lang w:val="en-US" w:eastAsia="zh-CN"/>
-                <w14:textFill>
-                  <w14:solidFill>
-                    <w14:schemeClr w14:val="accent2"/>
-                  </w14:solidFill>
-                </w14:textFill>
-              </w:rPr>
-            </w:pPr>
-            <w:r>
-              <w:rPr>
-                <w:rFonts w:hint="eastAsia" w:ascii="华文中宋" w:hAnsi="华文中宋" w:eastAsia="华文中宋" w:cs="华文中宋"/>
-                <w:b/>
-                <w:bCs/>
-                <w:i w:val="0"/>
-                <w:caps w:val="0"/>
-                <w:color w:val="FF0000"/>
-                <w:spacing w:val="7"/>
-                <w:sz w:val="21"/>
-                <w:szCs w:val="21"/>
-                <w:lang w:val="en-US" w:eastAsia="zh-CN"/>
-              </w:rPr>
-              <w:t>split(</w:t>
-            </w:r>
-            <w:r>
-              <w:rPr>
-                <w:rFonts w:hint="eastAsia" w:cs="华文中宋"/>
-                <w:b/>
-                <w:bCs/>
-                <w:i w:val="0"/>
-                <w:caps w:val="0"/>
-                <w:color w:val="FF0000"/>
-                <w:spacing w:val="7"/>
-                <w:sz w:val="21"/>
-                <w:szCs w:val="21"/>
-                <w:lang w:val="en-US" w:eastAsia="zh-CN"/>
-              </w:rPr>
-              <w:t>path</w:t>
-            </w:r>
-            <w:r>
-              <w:rPr>
-                <w:rFonts w:hint="eastAsia" w:ascii="华文中宋" w:hAnsi="华文中宋" w:eastAsia="华文中宋" w:cs="华文中宋"/>
-                <w:b/>
-                <w:bCs/>
-                <w:i w:val="0"/>
-                <w:caps w:val="0"/>
-                <w:color w:val="FF0000"/>
-                <w:spacing w:val="7"/>
-                <w:sz w:val="21"/>
-                <w:szCs w:val="21"/>
-                <w:lang w:val="en-US" w:eastAsia="zh-CN"/>
-              </w:rPr>
-              <w:t>)</w:t>
-            </w:r>
-          </w:p>
-        </w:tc>
-        <w:tc>
-          <w:tcPr>
-            <w:tcW w:w="0" w:type="auto"/>
-            <w:vMerge w:val="restart"/>
-            <w:vAlign w:val="center"/>
-          </w:tcPr>
-          <w:p>
-            <w:pPr>
-              <w:numPr>
-                <w:ilvl w:val="0"/>
-                <w:numId w:val="0"/>
-              </w:numPr>
-              <w:outlineLvl w:val="9"/>
-              <w:rPr>
-                <w:rFonts w:hint="eastAsia" w:ascii="华文中宋" w:hAnsi="华文中宋" w:eastAsia="华文中宋" w:cs="华文中宋"/>
-                <w:b/>
-                <w:bCs/>
-                <w:i w:val="0"/>
-                <w:caps w:val="0"/>
-                <w:color w:val="ED7D31" w:themeColor="accent2"/>
-                <w:spacing w:val="7"/>
-                <w:sz w:val="21"/>
-                <w:szCs w:val="21"/>
-                <w:lang w:val="en-US" w:eastAsia="zh-CN"/>
-                <w14:textFill>
-                  <w14:solidFill>
-                    <w14:schemeClr w14:val="accent2"/>
-                  </w14:solidFill>
-                </w14:textFill>
-              </w:rPr>
-            </w:pPr>
-            <w:r>
-              <w:rPr>
-                <w:rFonts w:hint="eastAsia" w:ascii="华文中宋" w:hAnsi="华文中宋" w:eastAsia="华文中宋" w:cs="华文中宋"/>
-                <w:b/>
-                <w:bCs/>
-                <w:i w:val="0"/>
-                <w:caps w:val="0"/>
-                <w:color w:val="ED7D31" w:themeColor="accent2"/>
-                <w:spacing w:val="7"/>
-                <w:sz w:val="21"/>
-                <w:szCs w:val="21"/>
-                <w:lang w:val="en-US" w:eastAsia="zh-CN"/>
-                <w14:textFill>
-                  <w14:solidFill>
-                    <w14:schemeClr w14:val="accent2"/>
-                  </w14:solidFill>
-                </w14:textFill>
-              </w:rPr>
-              <w:t>返回</w:t>
-            </w:r>
-          </w:p>
-          <w:p>
-            <w:pPr>
-              <w:numPr>
-                <w:ilvl w:val="0"/>
-                <w:numId w:val="0"/>
-              </w:numPr>
-              <w:outlineLvl w:val="9"/>
-              <w:rPr>
-                <w:rFonts w:hint="eastAsia" w:ascii="华文中宋" w:hAnsi="华文中宋" w:eastAsia="华文中宋" w:cs="华文中宋"/>
-                <w:b/>
-                <w:bCs/>
-                <w:i w:val="0"/>
-                <w:caps w:val="0"/>
-                <w:color w:val="ED7D31" w:themeColor="accent2"/>
-                <w:spacing w:val="7"/>
-                <w:sz w:val="21"/>
-                <w:szCs w:val="21"/>
-                <w:vertAlign w:val="baseline"/>
-                <w:lang w:val="en-US" w:eastAsia="zh-CN"/>
-                <w14:textFill>
-                  <w14:solidFill>
-                    <w14:schemeClr w14:val="accent2"/>
-                  </w14:solidFill>
-                </w14:textFill>
-              </w:rPr>
-            </w:pPr>
-            <w:r>
-              <w:rPr>
-                <w:rFonts w:hint="eastAsia" w:ascii="华文中宋" w:hAnsi="华文中宋" w:eastAsia="华文中宋" w:cs="华文中宋"/>
-                <w:b/>
-                <w:bCs/>
-                <w:i w:val="0"/>
-                <w:caps w:val="0"/>
-                <w:color w:val="EA82F1"/>
-                <w:spacing w:val="7"/>
-                <w:sz w:val="21"/>
-                <w:szCs w:val="21"/>
-                <w:lang w:val="en-US" w:eastAsia="zh-CN"/>
-              </w:rPr>
-              <w:t>元组</w:t>
-            </w:r>
-          </w:p>
-        </w:tc>
-        <w:tc>
-          <w:tcPr>
-            <w:tcW w:w="0" w:type="auto"/>
-            <w:gridSpan w:val="2"/>
-            <w:vAlign w:val="center"/>
-          </w:tcPr>
-          <w:p>
-            <w:pPr>
-              <w:numPr>
-                <w:ilvl w:val="0"/>
-                <w:numId w:val="0"/>
-              </w:numPr>
-              <w:outlineLvl w:val="9"/>
-              <w:rPr>
-                <w:rFonts w:hint="eastAsia" w:ascii="华文中宋" w:hAnsi="华文中宋" w:eastAsia="华文中宋" w:cs="华文中宋"/>
-                <w:b/>
-                <w:bCs/>
-                <w:i w:val="0"/>
-                <w:caps w:val="0"/>
-                <w:color w:val="ED7D31" w:themeColor="accent2"/>
-                <w:spacing w:val="7"/>
-                <w:sz w:val="21"/>
-                <w:szCs w:val="21"/>
-                <w:lang w:val="en-US" w:eastAsia="zh-CN"/>
-                <w14:textFill>
-                  <w14:solidFill>
-                    <w14:schemeClr w14:val="accent2"/>
-                  </w14:solidFill>
-                </w14:textFill>
-              </w:rPr>
-            </w:pPr>
-            <w:r>
-              <w:rPr>
-                <w:rFonts w:hint="eastAsia" w:ascii="华文中宋" w:hAnsi="华文中宋" w:eastAsia="华文中宋" w:cs="华文中宋"/>
-                <w:b/>
-                <w:bCs/>
-                <w:i w:val="0"/>
-                <w:caps w:val="0"/>
-                <w:color w:val="ED7D31" w:themeColor="accent2"/>
-                <w:spacing w:val="7"/>
-                <w:sz w:val="21"/>
-                <w:szCs w:val="21"/>
-                <w:lang w:val="en-US" w:eastAsia="zh-CN"/>
-                <w14:textFill>
-                  <w14:solidFill>
-                    <w14:schemeClr w14:val="accent2"/>
-                  </w14:solidFill>
-                </w14:textFill>
-              </w:rPr>
-              <w:t>路径</w:t>
-            </w:r>
-            <w:r>
-              <w:rPr>
-                <w:rFonts w:hint="eastAsia" w:cs="华文中宋"/>
-                <w:b/>
-                <w:bCs/>
-                <w:i w:val="0"/>
-                <w:caps w:val="0"/>
-                <w:color w:val="ED7D31" w:themeColor="accent2"/>
-                <w:spacing w:val="7"/>
-                <w:sz w:val="21"/>
-                <w:szCs w:val="21"/>
-                <w:lang w:val="en-US" w:eastAsia="zh-CN"/>
-                <w14:textFill>
-                  <w14:solidFill>
-                    <w14:schemeClr w14:val="accent2"/>
-                  </w14:solidFill>
-                </w14:textFill>
-              </w:rPr>
-              <w:t>、</w:t>
-            </w:r>
-            <w:r>
-              <w:rPr>
-                <w:rFonts w:hint="eastAsia" w:ascii="华文中宋" w:hAnsi="华文中宋" w:eastAsia="华文中宋" w:cs="华文中宋"/>
-                <w:b/>
-                <w:bCs/>
-                <w:i w:val="0"/>
-                <w:caps w:val="0"/>
-                <w:color w:val="ED7D31" w:themeColor="accent2"/>
-                <w:spacing w:val="7"/>
-                <w:sz w:val="21"/>
-                <w:szCs w:val="21"/>
-                <w:lang w:val="en-US" w:eastAsia="zh-CN"/>
-                <w14:textFill>
-                  <w14:solidFill>
-                    <w14:schemeClr w14:val="accent2"/>
-                  </w14:solidFill>
-                </w14:textFill>
-              </w:rPr>
-              <w:t>文件名</w:t>
-            </w:r>
-          </w:p>
-        </w:tc>
-      </w:tr>
-      <w:tr>
-        <w:tblPrEx>
-          <w:tblBorders>
-            <w:top w:val="single" w:color="auto" w:sz="4" w:space="0"/>
-            <w:left w:val="single" w:color="auto" w:sz="4" w:space="0"/>
-            <w:bottom w:val="single" w:color="auto" w:sz="4" w:space="0"/>
-            <w:right w:val="single" w:color="auto" w:sz="4" w:space="0"/>
-            <w:insideH w:val="single" w:color="auto" w:sz="4" w:space="0"/>
-            <w:insideV w:val="single" w:color="auto" w:sz="4" w:space="0"/>
-          </w:tblBorders>
-          <w:tblCellMar>
-            <w:top w:w="0" w:type="dxa"/>
-            <w:left w:w="108" w:type="dxa"/>
-            <w:bottom w:w="0" w:type="dxa"/>
-            <w:right w:w="108" w:type="dxa"/>
-          </w:tblCellMar>
-        </w:tblPrEx>
-        <w:tc>
-          <w:tcPr>
-            <w:tcW w:w="0" w:type="auto"/>
-            <w:vAlign w:val="center"/>
-          </w:tcPr>
-          <w:p>
-            <w:pPr>
-              <w:numPr>
-                <w:ilvl w:val="0"/>
-                <w:numId w:val="0"/>
-              </w:numPr>
-              <w:outlineLvl w:val="9"/>
-              <w:rPr>
-                <w:rFonts w:hint="eastAsia" w:ascii="华文中宋" w:hAnsi="华文中宋" w:eastAsia="华文中宋" w:cs="华文中宋"/>
-                <w:b/>
-                <w:bCs/>
-                <w:i w:val="0"/>
-                <w:caps w:val="0"/>
-                <w:color w:val="ED7D31" w:themeColor="accent2"/>
-                <w:spacing w:val="7"/>
-                <w:sz w:val="21"/>
-                <w:szCs w:val="21"/>
-                <w:vertAlign w:val="baseline"/>
-                <w:lang w:val="en-US" w:eastAsia="zh-CN"/>
-                <w14:textFill>
-                  <w14:solidFill>
-                    <w14:schemeClr w14:val="accent2"/>
-                  </w14:solidFill>
-                </w14:textFill>
-              </w:rPr>
-            </w:pPr>
-            <w:r>
-              <w:rPr>
-                <w:rFonts w:hint="eastAsia" w:ascii="华文中宋" w:hAnsi="华文中宋" w:eastAsia="华文中宋" w:cs="华文中宋"/>
-                <w:b/>
-                <w:bCs/>
-                <w:i w:val="0"/>
-                <w:caps w:val="0"/>
-                <w:color w:val="FF0000"/>
-                <w:spacing w:val="7"/>
-                <w:sz w:val="21"/>
-                <w:szCs w:val="21"/>
-                <w:lang w:val="en-US" w:eastAsia="zh-CN"/>
-              </w:rPr>
-              <w:t>splitext(</w:t>
-            </w:r>
-            <w:r>
-              <w:rPr>
-                <w:rFonts w:hint="eastAsia" w:cs="华文中宋"/>
-                <w:b/>
-                <w:bCs/>
-                <w:i w:val="0"/>
-                <w:caps w:val="0"/>
-                <w:color w:val="FF0000"/>
-                <w:spacing w:val="7"/>
-                <w:sz w:val="21"/>
-                <w:szCs w:val="21"/>
-                <w:lang w:val="en-US" w:eastAsia="zh-CN"/>
-              </w:rPr>
-              <w:t>path</w:t>
-            </w:r>
-            <w:r>
-              <w:rPr>
-                <w:rFonts w:hint="eastAsia" w:ascii="华文中宋" w:hAnsi="华文中宋" w:eastAsia="华文中宋" w:cs="华文中宋"/>
-                <w:b/>
-                <w:bCs/>
-                <w:i w:val="0"/>
-                <w:caps w:val="0"/>
-                <w:color w:val="FF0000"/>
-                <w:spacing w:val="7"/>
-                <w:sz w:val="21"/>
-                <w:szCs w:val="21"/>
-                <w:lang w:val="en-US" w:eastAsia="zh-CN"/>
-              </w:rPr>
-              <w:t>)</w:t>
-            </w:r>
-          </w:p>
-        </w:tc>
-        <w:tc>
-          <w:tcPr>
-            <w:tcW w:w="0" w:type="auto"/>
-            <w:vMerge w:val="continue"/>
-            <w:vAlign w:val="center"/>
-          </w:tcPr>
-          <w:p>
-            <w:pPr>
-              <w:numPr>
-                <w:ilvl w:val="0"/>
-                <w:numId w:val="0"/>
-              </w:numPr>
-              <w:outlineLvl w:val="9"/>
-              <w:rPr>
-                <w:rFonts w:hint="eastAsia" w:ascii="华文中宋" w:hAnsi="华文中宋" w:eastAsia="华文中宋" w:cs="华文中宋"/>
-                <w:b/>
-                <w:bCs/>
-                <w:i w:val="0"/>
-                <w:caps w:val="0"/>
-                <w:color w:val="ED7D31" w:themeColor="accent2"/>
-                <w:spacing w:val="7"/>
-                <w:sz w:val="21"/>
-                <w:szCs w:val="21"/>
-                <w:vertAlign w:val="baseline"/>
-                <w:lang w:val="en-US" w:eastAsia="zh-CN"/>
-                <w14:textFill>
-                  <w14:solidFill>
-                    <w14:schemeClr w14:val="accent2"/>
-                  </w14:solidFill>
-                </w14:textFill>
-              </w:rPr>
-            </w:pPr>
-          </w:p>
-        </w:tc>
-        <w:tc>
-          <w:tcPr>
-            <w:tcW w:w="0" w:type="auto"/>
-            <w:gridSpan w:val="2"/>
-            <w:vAlign w:val="center"/>
-          </w:tcPr>
-          <w:p>
-            <w:pPr>
-              <w:numPr>
-                <w:ilvl w:val="0"/>
-                <w:numId w:val="0"/>
-              </w:numPr>
-              <w:outlineLvl w:val="9"/>
-              <w:rPr>
-                <w:rFonts w:hint="eastAsia" w:ascii="华文中宋" w:hAnsi="华文中宋" w:eastAsia="华文中宋" w:cs="华文中宋"/>
-                <w:b/>
-                <w:bCs/>
-                <w:i w:val="0"/>
-                <w:caps w:val="0"/>
-                <w:color w:val="ED7D31" w:themeColor="accent2"/>
-                <w:spacing w:val="7"/>
-                <w:sz w:val="21"/>
-                <w:szCs w:val="21"/>
-                <w:lang w:val="en-US" w:eastAsia="zh-CN"/>
-                <w14:textFill>
-                  <w14:solidFill>
-                    <w14:schemeClr w14:val="accent2"/>
-                  </w14:solidFill>
-                </w14:textFill>
-              </w:rPr>
-            </w:pPr>
-            <w:r>
-              <w:rPr>
-                <w:rFonts w:hint="eastAsia" w:ascii="华文中宋" w:hAnsi="华文中宋" w:eastAsia="华文中宋" w:cs="华文中宋"/>
-                <w:b/>
-                <w:bCs/>
-                <w:i w:val="0"/>
-                <w:caps w:val="0"/>
-                <w:color w:val="ED7D31" w:themeColor="accent2"/>
-                <w:spacing w:val="7"/>
-                <w:sz w:val="21"/>
-                <w:szCs w:val="21"/>
-                <w:lang w:val="en-US" w:eastAsia="zh-CN"/>
-                <w14:textFill>
-                  <w14:solidFill>
-                    <w14:schemeClr w14:val="accent2"/>
-                  </w14:solidFill>
-                </w14:textFill>
-              </w:rPr>
-              <w:t>文件名、拓展名</w:t>
-            </w:r>
-          </w:p>
-        </w:tc>
-      </w:tr>
-      <w:tr>
-        <w:tblPrEx>
-          <w:tblBorders>
-            <w:top w:val="single" w:color="auto" w:sz="4" w:space="0"/>
-            <w:left w:val="single" w:color="auto" w:sz="4" w:space="0"/>
-            <w:bottom w:val="single" w:color="auto" w:sz="4" w:space="0"/>
-            <w:right w:val="single" w:color="auto" w:sz="4" w:space="0"/>
-            <w:insideH w:val="single" w:color="auto" w:sz="4" w:space="0"/>
-            <w:insideV w:val="single" w:color="auto" w:sz="4" w:space="0"/>
-          </w:tblBorders>
-          <w:tblCellMar>
-            <w:top w:w="0" w:type="dxa"/>
-            <w:left w:w="108" w:type="dxa"/>
-            <w:bottom w:w="0" w:type="dxa"/>
-            <w:right w:w="108" w:type="dxa"/>
-          </w:tblCellMar>
-        </w:tblPrEx>
-        <w:tc>
-          <w:tcPr>
-            <w:tcW w:w="0" w:type="auto"/>
-            <w:vAlign w:val="center"/>
-          </w:tcPr>
-          <w:p>
-            <w:pPr>
-              <w:numPr>
-                <w:ilvl w:val="0"/>
-                <w:numId w:val="0"/>
-              </w:numPr>
-              <w:outlineLvl w:val="9"/>
-              <w:rPr>
-                <w:rFonts w:hint="eastAsia" w:ascii="华文中宋" w:hAnsi="华文中宋" w:eastAsia="华文中宋" w:cs="华文中宋"/>
-                <w:b/>
-                <w:bCs/>
-                <w:i w:val="0"/>
-                <w:caps w:val="0"/>
-                <w:color w:val="ED7D31" w:themeColor="accent2"/>
-                <w:spacing w:val="7"/>
-                <w:sz w:val="21"/>
-                <w:szCs w:val="21"/>
-                <w:vertAlign w:val="baseline"/>
-                <w:lang w:val="en-US" w:eastAsia="zh-CN"/>
-                <w14:textFill>
-                  <w14:solidFill>
-                    <w14:schemeClr w14:val="accent2"/>
-                  </w14:solidFill>
-                </w14:textFill>
-              </w:rPr>
-            </w:pPr>
-            <w:r>
-              <w:rPr>
-                <w:rFonts w:hint="eastAsia" w:ascii="华文中宋" w:hAnsi="华文中宋" w:eastAsia="华文中宋" w:cs="华文中宋"/>
-                <w:b/>
-                <w:bCs/>
-                <w:i w:val="0"/>
-                <w:caps w:val="0"/>
-                <w:color w:val="FF0000"/>
-                <w:spacing w:val="7"/>
-                <w:sz w:val="21"/>
-                <w:szCs w:val="21"/>
-                <w:lang w:val="en-US" w:eastAsia="zh-CN"/>
-              </w:rPr>
-              <w:t>getsize(</w:t>
-            </w:r>
-            <w:r>
-              <w:rPr>
-                <w:rFonts w:hint="eastAsia" w:cs="华文中宋"/>
-                <w:b/>
-                <w:bCs/>
-                <w:i w:val="0"/>
-                <w:caps w:val="0"/>
-                <w:color w:val="FF0000"/>
-                <w:spacing w:val="7"/>
-                <w:sz w:val="21"/>
-                <w:szCs w:val="21"/>
-                <w:lang w:val="en-US" w:eastAsia="zh-CN"/>
-              </w:rPr>
-              <w:t>file</w:t>
-            </w:r>
-            <w:r>
-              <w:rPr>
-                <w:rFonts w:hint="eastAsia" w:ascii="华文中宋" w:hAnsi="华文中宋" w:eastAsia="华文中宋" w:cs="华文中宋"/>
-                <w:b/>
-                <w:bCs/>
-                <w:i w:val="0"/>
-                <w:caps w:val="0"/>
-                <w:color w:val="FF0000"/>
-                <w:spacing w:val="7"/>
-                <w:sz w:val="21"/>
-                <w:szCs w:val="21"/>
-                <w:lang w:val="en-US" w:eastAsia="zh-CN"/>
-              </w:rPr>
-              <w:t>)</w:t>
-            </w:r>
-          </w:p>
-        </w:tc>
-        <w:tc>
-          <w:tcPr>
-            <w:tcW w:w="0" w:type="auto"/>
-            <w:vMerge w:val="restart"/>
-            <w:vAlign w:val="center"/>
-          </w:tcPr>
-          <w:p>
-            <w:pPr>
-              <w:numPr>
-                <w:ilvl w:val="0"/>
-                <w:numId w:val="0"/>
-              </w:numPr>
-              <w:outlineLvl w:val="9"/>
-              <w:rPr>
-                <w:rFonts w:hint="eastAsia" w:ascii="华文中宋" w:hAnsi="华文中宋" w:eastAsia="华文中宋" w:cs="华文中宋"/>
-                <w:b/>
-                <w:bCs/>
-                <w:i w:val="0"/>
-                <w:caps w:val="0"/>
-                <w:color w:val="ED7D31" w:themeColor="accent2"/>
-                <w:spacing w:val="7"/>
-                <w:sz w:val="21"/>
-                <w:szCs w:val="21"/>
-                <w:lang w:val="en-US" w:eastAsia="zh-CN"/>
-                <w14:textFill>
-                  <w14:solidFill>
-                    <w14:schemeClr w14:val="accent2"/>
-                  </w14:solidFill>
-                </w14:textFill>
-              </w:rPr>
-            </w:pPr>
-            <w:r>
-              <w:rPr>
-                <w:rFonts w:hint="eastAsia" w:ascii="华文中宋" w:hAnsi="华文中宋" w:eastAsia="华文中宋" w:cs="华文中宋"/>
-                <w:b/>
-                <w:bCs/>
-                <w:i w:val="0"/>
-                <w:caps w:val="0"/>
-                <w:color w:val="ED7D31" w:themeColor="accent2"/>
-                <w:spacing w:val="7"/>
-                <w:sz w:val="21"/>
-                <w:szCs w:val="21"/>
-                <w:lang w:val="en-US" w:eastAsia="zh-CN"/>
-                <w14:textFill>
-                  <w14:solidFill>
-                    <w14:schemeClr w14:val="accent2"/>
-                  </w14:solidFill>
-                </w14:textFill>
-              </w:rPr>
-              <w:t>返回</w:t>
-            </w:r>
-          </w:p>
-          <w:p>
-            <w:pPr>
-              <w:numPr>
-                <w:ilvl w:val="0"/>
-                <w:numId w:val="0"/>
-              </w:numPr>
-              <w:outlineLvl w:val="9"/>
-              <w:rPr>
-                <w:rFonts w:hint="eastAsia" w:ascii="华文中宋" w:hAnsi="华文中宋" w:eastAsia="华文中宋" w:cs="华文中宋"/>
-                <w:b/>
-                <w:bCs/>
-                <w:i w:val="0"/>
-                <w:caps w:val="0"/>
-                <w:color w:val="ED7D31" w:themeColor="accent2"/>
-                <w:spacing w:val="7"/>
-                <w:sz w:val="21"/>
-                <w:szCs w:val="21"/>
-                <w:vertAlign w:val="baseline"/>
-                <w:lang w:val="en-US" w:eastAsia="zh-CN"/>
-                <w14:textFill>
-                  <w14:solidFill>
-                    <w14:schemeClr w14:val="accent2"/>
-                  </w14:solidFill>
-                </w14:textFill>
-              </w:rPr>
-            </w:pPr>
-            <w:r>
-              <w:rPr>
-                <w:rFonts w:hint="eastAsia" w:cs="华文中宋"/>
-                <w:b/>
-                <w:bCs/>
-                <w:i w:val="0"/>
-                <w:caps w:val="0"/>
-                <w:color w:val="ED7D31" w:themeColor="accent2"/>
-                <w:spacing w:val="7"/>
-                <w:sz w:val="21"/>
-                <w:szCs w:val="21"/>
-                <w:lang w:val="en-US" w:eastAsia="zh-CN"/>
-                <w14:textFill>
-                  <w14:solidFill>
-                    <w14:schemeClr w14:val="accent2"/>
-                  </w14:solidFill>
-                </w14:textFill>
-              </w:rPr>
-              <w:t>file</w:t>
-            </w:r>
-          </w:p>
-        </w:tc>
-        <w:tc>
-          <w:tcPr>
-            <w:tcW w:w="0" w:type="auto"/>
-            <w:gridSpan w:val="2"/>
-            <w:vAlign w:val="center"/>
-          </w:tcPr>
-          <w:p>
-            <w:pPr>
-              <w:numPr>
-                <w:ilvl w:val="0"/>
-                <w:numId w:val="0"/>
-              </w:numPr>
-              <w:outlineLvl w:val="9"/>
-              <w:rPr>
-                <w:rFonts w:hint="eastAsia" w:ascii="华文中宋" w:hAnsi="华文中宋" w:eastAsia="华文中宋" w:cs="华文中宋"/>
-                <w:b/>
-                <w:bCs/>
-                <w:i w:val="0"/>
-                <w:caps w:val="0"/>
-                <w:color w:val="ED7D31" w:themeColor="accent2"/>
-                <w:spacing w:val="7"/>
-                <w:sz w:val="21"/>
-                <w:szCs w:val="21"/>
-                <w:lang w:val="en-US" w:eastAsia="zh-CN"/>
-                <w14:textFill>
-                  <w14:solidFill>
-                    <w14:schemeClr w14:val="accent2"/>
-                  </w14:solidFill>
-                </w14:textFill>
-              </w:rPr>
-            </w:pPr>
-            <w:r>
-              <w:rPr>
-                <w:rFonts w:hint="eastAsia" w:cs="华文中宋"/>
-                <w:b/>
-                <w:bCs/>
-                <w:i w:val="0"/>
-                <w:caps w:val="0"/>
-                <w:color w:val="EA82F1"/>
-                <w:spacing w:val="7"/>
-                <w:sz w:val="21"/>
-                <w:szCs w:val="21"/>
-                <w:lang w:val="en-US" w:eastAsia="zh-CN"/>
-              </w:rPr>
-              <w:t xml:space="preserve">占用空间 </w:t>
-            </w:r>
-            <w:r>
-              <w:rPr>
-                <w:rFonts w:hint="eastAsia" w:ascii="华文中宋" w:hAnsi="华文中宋" w:eastAsia="华文中宋" w:cs="华文中宋"/>
-                <w:b/>
-                <w:bCs/>
-                <w:i w:val="0"/>
-                <w:caps w:val="0"/>
-                <w:color w:val="ED7D31" w:themeColor="accent2"/>
-                <w:spacing w:val="7"/>
-                <w:sz w:val="21"/>
-                <w:szCs w:val="21"/>
-                <w:lang w:val="en-US" w:eastAsia="zh-CN"/>
-                <w14:textFill>
-                  <w14:solidFill>
-                    <w14:schemeClr w14:val="accent2"/>
-                  </w14:solidFill>
-                </w14:textFill>
-              </w:rPr>
-              <w:t>(单位：Byte)</w:t>
-            </w:r>
-          </w:p>
-        </w:tc>
-      </w:tr>
-      <w:tr>
-        <w:tblPrEx>
-          <w:tblBorders>
-            <w:top w:val="single" w:color="auto" w:sz="4" w:space="0"/>
-            <w:left w:val="single" w:color="auto" w:sz="4" w:space="0"/>
-            <w:bottom w:val="single" w:color="auto" w:sz="4" w:space="0"/>
-            <w:right w:val="single" w:color="auto" w:sz="4" w:space="0"/>
-            <w:insideH w:val="single" w:color="auto" w:sz="4" w:space="0"/>
-            <w:insideV w:val="single" w:color="auto" w:sz="4" w:space="0"/>
-          </w:tblBorders>
-          <w:tblCellMar>
-            <w:top w:w="0" w:type="dxa"/>
-            <w:left w:w="108" w:type="dxa"/>
-            <w:bottom w:w="0" w:type="dxa"/>
-            <w:right w:w="108" w:type="dxa"/>
-          </w:tblCellMar>
         </w:tblPrEx>
         <w:tc>
           <w:tcPr>
@@ -14689,12 +14389,6 @@
             <w:insideH w:val="single" w:color="auto" w:sz="4" w:space="0"/>
             <w:insideV w:val="single" w:color="auto" w:sz="4" w:space="0"/>
           </w:tblBorders>
-          <w:tblCellMar>
-            <w:top w:w="0" w:type="dxa"/>
-            <w:left w:w="108" w:type="dxa"/>
-            <w:bottom w:w="0" w:type="dxa"/>
-            <w:right w:w="108" w:type="dxa"/>
-          </w:tblCellMar>
         </w:tblPrEx>
         <w:tc>
           <w:tcPr>
@@ -14935,12 +14629,6 @@
             <w:insideH w:val="single" w:color="auto" w:sz="4" w:space="0"/>
             <w:insideV w:val="single" w:color="auto" w:sz="4" w:space="0"/>
           </w:tblBorders>
-          <w:tblCellMar>
-            <w:top w:w="0" w:type="dxa"/>
-            <w:left w:w="108" w:type="dxa"/>
-            <w:bottom w:w="0" w:type="dxa"/>
-            <w:right w:w="108" w:type="dxa"/>
-          </w:tblCellMar>
         </w:tblPrEx>
         <w:tc>
           <w:tcPr>
@@ -14989,12 +14677,6 @@
             <w:insideH w:val="single" w:color="auto" w:sz="4" w:space="0"/>
             <w:insideV w:val="single" w:color="auto" w:sz="4" w:space="0"/>
           </w:tblBorders>
-          <w:tblCellMar>
-            <w:top w:w="0" w:type="dxa"/>
-            <w:left w:w="108" w:type="dxa"/>
-            <w:bottom w:w="0" w:type="dxa"/>
-            <w:right w:w="108" w:type="dxa"/>
-          </w:tblCellMar>
         </w:tblPrEx>
         <w:tc>
           <w:tcPr>
@@ -15076,12 +14758,6 @@
             <w:insideH w:val="single" w:color="auto" w:sz="4" w:space="0"/>
             <w:insideV w:val="single" w:color="auto" w:sz="4" w:space="0"/>
           </w:tblBorders>
-          <w:tblCellMar>
-            <w:top w:w="0" w:type="dxa"/>
-            <w:left w:w="108" w:type="dxa"/>
-            <w:bottom w:w="0" w:type="dxa"/>
-            <w:right w:w="108" w:type="dxa"/>
-          </w:tblCellMar>
         </w:tblPrEx>
         <w:tc>
           <w:tcPr>
@@ -15199,6 +14875,12 @@
             <w:insideH w:val="single" w:color="auto" w:sz="4" w:space="0"/>
             <w:insideV w:val="single" w:color="auto" w:sz="4" w:space="0"/>
           </w:tblBorders>
+          <w:tblCellMar>
+            <w:top w:w="0" w:type="dxa"/>
+            <w:left w:w="108" w:type="dxa"/>
+            <w:bottom w:w="0" w:type="dxa"/>
+            <w:right w:w="108" w:type="dxa"/>
+          </w:tblCellMar>
         </w:tblPrEx>
         <w:tc>
           <w:tcPr>
@@ -15594,6 +15276,275 @@
             <w:insideH w:val="single" w:color="auto" w:sz="4" w:space="0"/>
             <w:insideV w:val="single" w:color="auto" w:sz="4" w:space="0"/>
           </w:tblBorders>
+        </w:tblPrEx>
+        <w:tc>
+          <w:tcPr>
+            <w:tcW w:w="0" w:type="auto"/>
+            <w:gridSpan w:val="2"/>
+            <w:vAlign w:val="center"/>
+          </w:tcPr>
+          <w:p>
+            <w:pPr>
+              <w:rPr>
+                <w:rFonts w:cs="华文中宋"/>
+                <w:bCs/>
+                <w:color w:val="FF0000"/>
+                <w:spacing w:val="7"/>
+              </w:rPr>
+            </w:pPr>
+            <w:r>
+              <w:rPr>
+                <w:rFonts w:hint="eastAsia" w:cs="华文中宋"/>
+                <w:bCs/>
+                <w:color w:val="FF0000"/>
+                <w:spacing w:val="7"/>
+              </w:rPr>
+              <w:t>current_process()</w:t>
+            </w:r>
+          </w:p>
+        </w:tc>
+        <w:tc>
+          <w:tcPr>
+            <w:tcW w:w="0" w:type="auto"/>
+            <w:vAlign w:val="center"/>
+          </w:tcPr>
+          <w:p>
+            <w:pPr>
+              <w:rPr>
+                <w:rFonts w:cs="华文中宋"/>
+                <w:bCs/>
+                <w:color w:val="ED7D31" w:themeColor="accent2"/>
+                <w:spacing w:val="7"/>
+                <w14:textFill>
+                  <w14:solidFill>
+                    <w14:schemeClr w14:val="accent2"/>
+                  </w14:solidFill>
+                </w14:textFill>
+              </w:rPr>
+            </w:pPr>
+            <w:r>
+              <w:rPr>
+                <w:rFonts w:hint="eastAsia" w:cs="华文中宋"/>
+                <w:bCs/>
+                <w:color w:val="ED7D31" w:themeColor="accent2"/>
+                <w:spacing w:val="7"/>
+                <w14:textFill>
+                  <w14:solidFill>
+                    <w14:schemeClr w14:val="accent2"/>
+                  </w14:solidFill>
+                </w14:textFill>
+              </w:rPr>
+              <w:t>返回</w:t>
+            </w:r>
+            <w:r>
+              <w:rPr>
+                <w:rFonts w:hint="eastAsia" w:cs="华文中宋"/>
+                <w:bCs/>
+                <w:color w:val="EA82F1"/>
+                <w:spacing w:val="7"/>
+              </w:rPr>
+              <w:t>当前进程</w:t>
+            </w:r>
+          </w:p>
+        </w:tc>
+      </w:tr>
+      <w:tr>
+        <w:tblPrEx>
+          <w:tblBorders>
+            <w:top w:val="single" w:color="auto" w:sz="4" w:space="0"/>
+            <w:left w:val="single" w:color="auto" w:sz="4" w:space="0"/>
+            <w:bottom w:val="single" w:color="auto" w:sz="4" w:space="0"/>
+            <w:right w:val="single" w:color="auto" w:sz="4" w:space="0"/>
+            <w:insideH w:val="single" w:color="auto" w:sz="4" w:space="0"/>
+            <w:insideV w:val="single" w:color="auto" w:sz="4" w:space="0"/>
+          </w:tblBorders>
+        </w:tblPrEx>
+        <w:trPr>
+          <w:trHeight w:val="90" w:hRule="atLeast"/>
+        </w:trPr>
+        <w:tc>
+          <w:tcPr>
+            <w:tcW w:w="0" w:type="auto"/>
+            <w:gridSpan w:val="2"/>
+            <w:vAlign w:val="center"/>
+          </w:tcPr>
+          <w:p>
+            <w:pPr>
+              <w:rPr>
+                <w:rFonts w:cs="华文中宋"/>
+                <w:bCs/>
+                <w:color w:val="FF0000"/>
+                <w:spacing w:val="7"/>
+              </w:rPr>
+            </w:pPr>
+            <w:r>
+              <w:rPr>
+                <w:rFonts w:hint="eastAsia" w:cs="华文中宋"/>
+                <w:bCs/>
+                <w:color w:val="FF0000"/>
+                <w:spacing w:val="7"/>
+              </w:rPr>
+              <w:t>Process(target, name, args, kwargs, daemon)</w:t>
+            </w:r>
+          </w:p>
+        </w:tc>
+        <w:tc>
+          <w:tcPr>
+            <w:tcW w:w="0" w:type="auto"/>
+            <w:vAlign w:val="center"/>
+          </w:tcPr>
+          <w:p>
+            <w:pPr>
+              <w:rPr>
+                <w:rFonts w:hint="default" w:eastAsia="华文中宋" w:cs="华文中宋"/>
+                <w:bCs/>
+                <w:color w:val="ED7D31" w:themeColor="accent2"/>
+                <w:spacing w:val="7"/>
+                <w:lang w:val="en-US" w:eastAsia="zh-CN"/>
+                <w14:textFill>
+                  <w14:solidFill>
+                    <w14:schemeClr w14:val="accent2"/>
+                  </w14:solidFill>
+                </w14:textFill>
+              </w:rPr>
+            </w:pPr>
+            <w:r>
+              <w:rPr>
+                <w:rFonts w:hint="eastAsia" w:cs="华文中宋"/>
+                <w:bCs/>
+                <w:color w:val="EA82F1"/>
+                <w:spacing w:val="7"/>
+              </w:rPr>
+              <w:t>进程</w:t>
+            </w:r>
+            <w:r>
+              <w:rPr>
+                <w:rFonts w:hint="eastAsia" w:cs="华文中宋"/>
+                <w:bCs/>
+                <w:color w:val="ED7D31" w:themeColor="accent2"/>
+                <w:spacing w:val="7"/>
+                <w:lang w:val="en-US" w:eastAsia="zh-CN"/>
+                <w14:textFill>
+                  <w14:solidFill>
+                    <w14:schemeClr w14:val="accent2"/>
+                  </w14:solidFill>
+                </w14:textFill>
+              </w:rPr>
+              <w:t xml:space="preserve"> (</w:t>
+            </w:r>
+            <w:r>
+              <w:rPr>
+                <w:rFonts w:hint="eastAsia" w:cs="华文中宋"/>
+                <w:bCs/>
+                <w:color w:val="ED7D31" w:themeColor="accent2"/>
+                <w:spacing w:val="7"/>
+                <w14:textFill>
+                  <w14:solidFill>
+                    <w14:schemeClr w14:val="accent2"/>
+                  </w14:solidFill>
+                </w14:textFill>
+              </w:rPr>
+              <w:t>import主代码</w:t>
+            </w:r>
+            <w:r>
+              <w:rPr>
+                <w:rFonts w:hint="eastAsia" w:cs="华文中宋"/>
+                <w:bCs/>
+                <w:color w:val="ED7D31" w:themeColor="accent2"/>
+                <w:spacing w:val="7"/>
+                <w:lang w:val="en-US" w:eastAsia="zh-CN"/>
+                <w14:textFill>
+                  <w14:solidFill>
+                    <w14:schemeClr w14:val="accent2"/>
+                  </w14:solidFill>
+                </w14:textFill>
+              </w:rPr>
+              <w:t>)</w:t>
+            </w:r>
+          </w:p>
+        </w:tc>
+      </w:tr>
+      <w:tr>
+        <w:tblPrEx>
+          <w:tblBorders>
+            <w:top w:val="single" w:color="auto" w:sz="4" w:space="0"/>
+            <w:left w:val="single" w:color="auto" w:sz="4" w:space="0"/>
+            <w:bottom w:val="single" w:color="auto" w:sz="4" w:space="0"/>
+            <w:right w:val="single" w:color="auto" w:sz="4" w:space="0"/>
+            <w:insideH w:val="single" w:color="auto" w:sz="4" w:space="0"/>
+            <w:insideV w:val="single" w:color="auto" w:sz="4" w:space="0"/>
+          </w:tblBorders>
+        </w:tblPrEx>
+        <w:trPr>
+          <w:trHeight w:val="90" w:hRule="atLeast"/>
+        </w:trPr>
+        <w:tc>
+          <w:tcPr>
+            <w:tcW w:w="0" w:type="auto"/>
+            <w:gridSpan w:val="2"/>
+            <w:vAlign w:val="center"/>
+          </w:tcPr>
+          <w:p>
+            <w:pPr>
+              <w:rPr>
+                <w:rFonts w:cs="华文中宋"/>
+                <w:bCs/>
+                <w:color w:val="FF0000"/>
+                <w:spacing w:val="7"/>
+              </w:rPr>
+            </w:pPr>
+            <w:r>
+              <w:rPr>
+                <w:rFonts w:hint="eastAsia" w:cs="华文中宋"/>
+                <w:bCs/>
+                <w:color w:val="FFC000"/>
+                <w:spacing w:val="7"/>
+              </w:rPr>
+              <w:t>Thread(target, name, args, kwargs, daemon)</w:t>
+            </w:r>
+          </w:p>
+        </w:tc>
+        <w:tc>
+          <w:tcPr>
+            <w:tcW w:w="0" w:type="auto"/>
+            <w:vAlign w:val="center"/>
+          </w:tcPr>
+          <w:p>
+            <w:pPr>
+              <w:rPr>
+                <w:rFonts w:cs="华文中宋"/>
+                <w:bCs/>
+                <w:color w:val="ED7D31" w:themeColor="accent2"/>
+                <w:spacing w:val="7"/>
+                <w14:textFill>
+                  <w14:solidFill>
+                    <w14:schemeClr w14:val="accent2"/>
+                  </w14:solidFill>
+                </w14:textFill>
+              </w:rPr>
+            </w:pPr>
+            <w:r>
+              <w:rPr>
+                <w:rFonts w:hint="eastAsia" w:cs="华文中宋"/>
+                <w:bCs/>
+                <w:color w:val="EA82F1"/>
+                <w:spacing w:val="7"/>
+              </w:rPr>
+              <w:t>线程</w:t>
+            </w:r>
+          </w:p>
+        </w:tc>
+      </w:tr>
+      <w:tr>
+        <w:tblPrEx>
+          <w:tblBorders>
+            <w:top w:val="single" w:color="auto" w:sz="4" w:space="0"/>
+            <w:left w:val="single" w:color="auto" w:sz="4" w:space="0"/>
+            <w:bottom w:val="single" w:color="auto" w:sz="4" w:space="0"/>
+            <w:right w:val="single" w:color="auto" w:sz="4" w:space="0"/>
+            <w:insideH w:val="single" w:color="auto" w:sz="4" w:space="0"/>
+            <w:insideV w:val="single" w:color="auto" w:sz="4" w:space="0"/>
+          </w:tblBorders>
           <w:tblCellMar>
             <w:top w:w="0" w:type="dxa"/>
             <w:left w:w="108" w:type="dxa"/>
@@ -15604,7 +15555,6 @@
         <w:tc>
           <w:tcPr>
             <w:tcW w:w="0" w:type="auto"/>
-            <w:gridSpan w:val="2"/>
             <w:vAlign w:val="center"/>
           </w:tcPr>
           <w:p>
@@ -15620,10 +15570,15 @@
               <w:rPr>
                 <w:rFonts w:hint="eastAsia" w:cs="华文中宋"/>
                 <w:bCs/>
-                <w:color w:val="FF0000"/>
-                <w:spacing w:val="7"/>
-              </w:rPr>
-              <w:t>current_process()</w:t>
+                <w:color w:val="ED7D31" w:themeColor="accent2"/>
+                <w:spacing w:val="7"/>
+                <w14:textFill>
+                  <w14:solidFill>
+                    <w14:schemeClr w14:val="accent2"/>
+                  </w14:solidFill>
+                </w14:textFill>
+              </w:rPr>
+              <w:t>实例属性</w:t>
             </w:r>
           </w:p>
         </w:tc>
@@ -15637,28 +15592,53 @@
               <w:rPr>
                 <w:rFonts w:cs="华文中宋"/>
                 <w:bCs/>
-                <w:color w:val="ED7D31" w:themeColor="accent2"/>
-                <w:spacing w:val="7"/>
-                <w14:textFill>
-                  <w14:solidFill>
-                    <w14:schemeClr w14:val="accent2"/>
-                  </w14:solidFill>
-                </w14:textFill>
-              </w:rPr>
-            </w:pPr>
-            <w:r>
-              <w:rPr>
-                <w:rFonts w:hint="eastAsia" w:cs="华文中宋"/>
-                <w:bCs/>
-                <w:color w:val="ED7D31" w:themeColor="accent2"/>
-                <w:spacing w:val="7"/>
-                <w14:textFill>
-                  <w14:solidFill>
-                    <w14:schemeClr w14:val="accent2"/>
-                  </w14:solidFill>
-                </w14:textFill>
-              </w:rPr>
-              <w:t>返回</w:t>
+                <w:color w:val="FF0000"/>
+                <w:spacing w:val="7"/>
+              </w:rPr>
+            </w:pPr>
+            <w:r>
+              <w:rPr>
+                <w:rFonts w:hint="eastAsia" w:cs="华文中宋"/>
+                <w:bCs/>
+                <w:color w:val="FF0000"/>
+                <w:spacing w:val="7"/>
+              </w:rPr>
+              <w:t>name</w:t>
+            </w:r>
+          </w:p>
+        </w:tc>
+        <w:tc>
+          <w:tcPr>
+            <w:tcW w:w="0" w:type="auto"/>
+            <w:vAlign w:val="center"/>
+          </w:tcPr>
+          <w:p>
+            <w:pPr>
+              <w:rPr>
+                <w:rFonts w:cs="华文中宋"/>
+                <w:bCs/>
+                <w:color w:val="ED7D31" w:themeColor="accent2"/>
+                <w:spacing w:val="7"/>
+                <w14:textFill>
+                  <w14:solidFill>
+                    <w14:schemeClr w14:val="accent2"/>
+                  </w14:solidFill>
+                </w14:textFill>
+              </w:rPr>
+            </w:pPr>
+            <w:r>
+              <w:rPr>
+                <w:rFonts w:hint="eastAsia" w:cs="华文中宋"/>
+                <w:bCs/>
+                <w:color w:val="ED7D31" w:themeColor="accent2"/>
+                <w:spacing w:val="7"/>
+                <w14:textFill>
+                  <w14:solidFill>
+                    <w14:schemeClr w14:val="accent2"/>
+                  </w14:solidFill>
+                </w14:textFill>
+              </w:rPr>
+              <w:t>进程</w:t>
             </w:r>
             <w:r>
               <w:rPr>
@@ -15667,7 +15647,7 @@
                 <w:color w:val="EA82F1"/>
                 <w:spacing w:val="7"/>
               </w:rPr>
-              <w:t>当前进程</w:t>
+              <w:t>名称</w:t>
             </w:r>
           </w:p>
         </w:tc>
@@ -15695,7 +15675,7 @@
         <w:tc>
           <w:tcPr>
             <w:tcW w:w="0" w:type="auto"/>
-            <w:gridSpan w:val="2"/>
+            <w:vMerge w:val="restart"/>
             <w:vAlign w:val="center"/>
           </w:tcPr>
           <w:p>
@@ -15711,33 +15691,76 @@
               <w:rPr>
                 <w:rFonts w:hint="eastAsia" w:cs="华文中宋"/>
                 <w:bCs/>
-                <w:color w:val="FF0000"/>
-                <w:spacing w:val="7"/>
-              </w:rPr>
-              <w:t>Process(target, name, args, kwargs, daemon)</w:t>
-            </w:r>
-          </w:p>
-        </w:tc>
-        <w:tc>
-          <w:tcPr>
-            <w:tcW w:w="0" w:type="auto"/>
-            <w:vAlign w:val="center"/>
-          </w:tcPr>
-          <w:p>
-            <w:pPr>
-              <w:rPr>
-                <w:rFonts w:hint="default" w:eastAsia="华文中宋" w:cs="华文中宋"/>
-                <w:bCs/>
-                <w:color w:val="ED7D31" w:themeColor="accent2"/>
-                <w:spacing w:val="7"/>
-                <w:lang w:val="en-US" w:eastAsia="zh-CN"/>
-                <w14:textFill>
-                  <w14:solidFill>
-                    <w14:schemeClr w14:val="accent2"/>
-                  </w14:solidFill>
-                </w14:textFill>
-              </w:rPr>
-            </w:pPr>
+                <w:color w:val="ED7D31" w:themeColor="accent2"/>
+                <w:spacing w:val="7"/>
+                <w14:textFill>
+                  <w14:solidFill>
+                    <w14:schemeClr w14:val="accent2"/>
+                  </w14:solidFill>
+                </w14:textFill>
+              </w:rPr>
+              <w:t>实例方法</w:t>
+            </w:r>
+          </w:p>
+        </w:tc>
+        <w:tc>
+          <w:tcPr>
+            <w:tcW w:w="0" w:type="auto"/>
+            <w:vAlign w:val="center"/>
+          </w:tcPr>
+          <w:p>
+            <w:pPr>
+              <w:rPr>
+                <w:rFonts w:cs="华文中宋"/>
+                <w:bCs/>
+                <w:color w:val="FF0000"/>
+                <w:spacing w:val="7"/>
+              </w:rPr>
+            </w:pPr>
+            <w:r>
+              <w:rPr>
+                <w:rFonts w:hint="eastAsia" w:cs="华文中宋"/>
+                <w:bCs/>
+                <w:color w:val="FF0000"/>
+                <w:spacing w:val="7"/>
+              </w:rPr>
+              <w:t>start()</w:t>
+            </w:r>
+          </w:p>
+        </w:tc>
+        <w:tc>
+          <w:tcPr>
+            <w:tcW w:w="0" w:type="auto"/>
+            <w:vAlign w:val="center"/>
+          </w:tcPr>
+          <w:p>
+            <w:pPr>
+              <w:rPr>
+                <w:rFonts w:cs="华文中宋"/>
+                <w:bCs/>
+                <w:color w:val="ED7D31" w:themeColor="accent2"/>
+                <w:spacing w:val="7"/>
+                <w14:textFill>
+                  <w14:solidFill>
+                    <w14:schemeClr w14:val="accent2"/>
+                  </w14:solidFill>
+                </w14:textFill>
+              </w:rPr>
+            </w:pPr>
+            <w:r>
+              <w:rPr>
+                <w:rFonts w:hint="eastAsia" w:cs="华文中宋"/>
+                <w:bCs/>
+                <w:color w:val="ED7D31" w:themeColor="accent2"/>
+                <w:spacing w:val="7"/>
+                <w14:textFill>
+                  <w14:solidFill>
+                    <w14:schemeClr w14:val="accent2"/>
+                  </w14:solidFill>
+                </w14:textFill>
+              </w:rPr>
+              <w:t>开始</w:t>
+            </w:r>
             <w:r>
               <w:rPr>
                 <w:rFonts w:hint="eastAsia" w:cs="华文中宋"/>
@@ -15745,51 +15768,21 @@
                 <w:color w:val="EA82F1"/>
                 <w:spacing w:val="7"/>
               </w:rPr>
+              <w:t>运行</w:t>
+            </w:r>
+            <w:r>
+              <w:rPr>
+                <w:rFonts w:hint="eastAsia" w:cs="华文中宋"/>
+                <w:bCs/>
+                <w:color w:val="ED7D31" w:themeColor="accent2"/>
+                <w:spacing w:val="7"/>
+                <w14:textFill>
+                  <w14:solidFill>
+                    <w14:schemeClr w14:val="accent2"/>
+                  </w14:solidFill>
+                </w14:textFill>
+              </w:rPr>
               <w:t>进程</w:t>
-            </w:r>
-            <w:r>
-              <w:rPr>
-                <w:rFonts w:hint="eastAsia" w:cs="华文中宋"/>
-                <w:bCs/>
-                <w:color w:val="ED7D31" w:themeColor="accent2"/>
-                <w:spacing w:val="7"/>
-                <w:lang w:val="en-US" w:eastAsia="zh-CN"/>
-                <w14:textFill>
-                  <w14:solidFill>
-                    <w14:schemeClr w14:val="accent2"/>
-                  </w14:solidFill>
-                </w14:textFill>
-              </w:rPr>
-              <w:t xml:space="preserve"> (</w:t>
-            </w:r>
-            <w:r>
-              <w:rPr>
-                <w:rFonts w:hint="eastAsia" w:cs="华文中宋"/>
-                <w:bCs/>
-                <w:color w:val="ED7D31" w:themeColor="accent2"/>
-                <w:spacing w:val="7"/>
-                <w14:textFill>
-                  <w14:solidFill>
-                    <w14:schemeClr w14:val="accent2"/>
-                  </w14:solidFill>
-                </w14:textFill>
-              </w:rPr>
-              <w:t>import主代码</w:t>
-            </w:r>
-            <w:r>
-              <w:rPr>
-                <w:rFonts w:hint="eastAsia" w:cs="华文中宋"/>
-                <w:bCs/>
-                <w:color w:val="ED7D31" w:themeColor="accent2"/>
-                <w:spacing w:val="7"/>
-                <w:lang w:val="en-US" w:eastAsia="zh-CN"/>
-                <w14:textFill>
-                  <w14:solidFill>
-                    <w14:schemeClr w14:val="accent2"/>
-                  </w14:solidFill>
-                </w14:textFill>
-              </w:rPr>
-              <w:t>)</w:t>
             </w:r>
           </w:p>
         </w:tc>
@@ -15817,41 +15810,65 @@
         <w:tc>
           <w:tcPr>
             <w:tcW w:w="0" w:type="auto"/>
-            <w:gridSpan w:val="2"/>
-            <w:vAlign w:val="center"/>
-          </w:tcPr>
-          <w:p>
-            <w:pPr>
-              <w:rPr>
-                <w:rFonts w:cs="华文中宋"/>
-                <w:bCs/>
-                <w:color w:val="FF0000"/>
-                <w:spacing w:val="7"/>
-              </w:rPr>
-            </w:pPr>
-            <w:r>
-              <w:rPr>
-                <w:rFonts w:hint="eastAsia" w:cs="华文中宋"/>
-                <w:bCs/>
-                <w:color w:val="FFC000"/>
-                <w:spacing w:val="7"/>
-              </w:rPr>
-              <w:t>Thread(target, name, args, kwargs, daemon)</w:t>
-            </w:r>
-          </w:p>
-        </w:tc>
-        <w:tc>
-          <w:tcPr>
-            <w:tcW w:w="0" w:type="auto"/>
-            <w:vAlign w:val="center"/>
-          </w:tcPr>
-          <w:p>
-            <w:pPr>
-              <w:rPr>
-                <w:rFonts w:cs="华文中宋"/>
-                <w:bCs/>
-                <w:color w:val="ED7D31" w:themeColor="accent2"/>
-                <w:spacing w:val="7"/>
+            <w:vMerge w:val="continue"/>
+            <w:vAlign w:val="center"/>
+          </w:tcPr>
+          <w:p>
+            <w:pPr>
+              <w:rPr>
+                <w:rFonts w:hint="eastAsia" w:cs="华文中宋"/>
+                <w:bCs/>
+                <w:color w:val="ED7D31" w:themeColor="accent2"/>
+                <w:spacing w:val="7"/>
+                <w14:textFill>
+                  <w14:solidFill>
+                    <w14:schemeClr w14:val="accent2"/>
+                  </w14:solidFill>
+                </w14:textFill>
+              </w:rPr>
+            </w:pPr>
+          </w:p>
+        </w:tc>
+        <w:tc>
+          <w:tcPr>
+            <w:tcW w:w="0" w:type="auto"/>
+            <w:vAlign w:val="center"/>
+          </w:tcPr>
+          <w:p>
+            <w:pPr>
+              <w:rPr>
+                <w:rFonts w:hint="default" w:eastAsia="华文中宋" w:cs="华文中宋"/>
+                <w:bCs/>
+                <w:color w:val="FF0000"/>
+                <w:spacing w:val="7"/>
+                <w:lang w:val="en-US" w:eastAsia="zh-CN"/>
+              </w:rPr>
+            </w:pPr>
+            <w:r>
+              <w:rPr>
+                <w:rFonts w:hint="eastAsia" w:cs="华文中宋"/>
+                <w:bCs/>
+                <w:color w:val="FF0000"/>
+                <w:spacing w:val="7"/>
+                <w:lang w:val="en-US" w:eastAsia="zh-CN"/>
+              </w:rPr>
+              <w:t>run()</w:t>
+            </w:r>
+          </w:p>
+        </w:tc>
+        <w:tc>
+          <w:tcPr>
+            <w:tcW w:w="0" w:type="auto"/>
+            <w:vAlign w:val="center"/>
+          </w:tcPr>
+          <w:p>
+            <w:pPr>
+              <w:rPr>
+                <w:rFonts w:hint="default" w:eastAsia="华文中宋" w:cs="华文中宋"/>
+                <w:bCs/>
+                <w:color w:val="ED7D31" w:themeColor="accent2"/>
+                <w:spacing w:val="7"/>
+                <w:lang w:val="en-US" w:eastAsia="zh-CN"/>
                 <w14:textFill>
                   <w14:solidFill>
                     <w14:schemeClr w14:val="accent2"/>
@@ -15865,8 +15882,24 @@
                 <w:bCs/>
                 <w:color w:val="EA82F1"/>
                 <w:spacing w:val="7"/>
-              </w:rPr>
-              <w:t>线程</w:t>
+                <w:lang w:val="en-US" w:eastAsia="zh-CN"/>
+              </w:rPr>
+              <w:t>主函数</w:t>
+            </w:r>
+            <w:r>
+              <w:rPr>
+                <w:rFonts w:hint="eastAsia" w:cs="华文中宋"/>
+                <w:bCs/>
+                <w:color w:val="ED7D31" w:themeColor="accent2"/>
+                <w:spacing w:val="7"/>
+                <w:lang w:val="en-US" w:eastAsia="zh-CN"/>
+                <w14:textFill>
+                  <w14:solidFill>
+                    <w14:schemeClr w14:val="accent2"/>
+                  </w14:solidFill>
+                </w14:textFill>
+              </w:rPr>
+              <w:t xml:space="preserve"> (可重写)</w:t>
             </w:r>
           </w:p>
         </w:tc>
@@ -15881,381 +15914,6 @@
             <w:insideH w:val="single" w:color="auto" w:sz="4" w:space="0"/>
             <w:insideV w:val="single" w:color="auto" w:sz="4" w:space="0"/>
           </w:tblBorders>
-          <w:tblCellMar>
-            <w:top w:w="0" w:type="dxa"/>
-            <w:left w:w="108" w:type="dxa"/>
-            <w:bottom w:w="0" w:type="dxa"/>
-            <w:right w:w="108" w:type="dxa"/>
-          </w:tblCellMar>
-        </w:tblPrEx>
-        <w:tc>
-          <w:tcPr>
-            <w:tcW w:w="0" w:type="auto"/>
-            <w:vAlign w:val="center"/>
-          </w:tcPr>
-          <w:p>
-            <w:pPr>
-              <w:rPr>
-                <w:rFonts w:cs="华文中宋"/>
-                <w:bCs/>
-                <w:color w:val="FF0000"/>
-                <w:spacing w:val="7"/>
-              </w:rPr>
-            </w:pPr>
-            <w:r>
-              <w:rPr>
-                <w:rFonts w:hint="eastAsia" w:cs="华文中宋"/>
-                <w:bCs/>
-                <w:color w:val="ED7D31" w:themeColor="accent2"/>
-                <w:spacing w:val="7"/>
-                <w14:textFill>
-                  <w14:solidFill>
-                    <w14:schemeClr w14:val="accent2"/>
-                  </w14:solidFill>
-                </w14:textFill>
-              </w:rPr>
-              <w:t>实例属性</w:t>
-            </w:r>
-          </w:p>
-        </w:tc>
-        <w:tc>
-          <w:tcPr>
-            <w:tcW w:w="0" w:type="auto"/>
-            <w:vAlign w:val="center"/>
-          </w:tcPr>
-          <w:p>
-            <w:pPr>
-              <w:rPr>
-                <w:rFonts w:cs="华文中宋"/>
-                <w:bCs/>
-                <w:color w:val="FF0000"/>
-                <w:spacing w:val="7"/>
-              </w:rPr>
-            </w:pPr>
-            <w:r>
-              <w:rPr>
-                <w:rFonts w:hint="eastAsia" w:cs="华文中宋"/>
-                <w:bCs/>
-                <w:color w:val="FF0000"/>
-                <w:spacing w:val="7"/>
-              </w:rPr>
-              <w:t>name</w:t>
-            </w:r>
-          </w:p>
-        </w:tc>
-        <w:tc>
-          <w:tcPr>
-            <w:tcW w:w="0" w:type="auto"/>
-            <w:vAlign w:val="center"/>
-          </w:tcPr>
-          <w:p>
-            <w:pPr>
-              <w:rPr>
-                <w:rFonts w:cs="华文中宋"/>
-                <w:bCs/>
-                <w:color w:val="ED7D31" w:themeColor="accent2"/>
-                <w:spacing w:val="7"/>
-                <w14:textFill>
-                  <w14:solidFill>
-                    <w14:schemeClr w14:val="accent2"/>
-                  </w14:solidFill>
-                </w14:textFill>
-              </w:rPr>
-            </w:pPr>
-            <w:r>
-              <w:rPr>
-                <w:rFonts w:hint="eastAsia" w:cs="华文中宋"/>
-                <w:bCs/>
-                <w:color w:val="ED7D31" w:themeColor="accent2"/>
-                <w:spacing w:val="7"/>
-                <w14:textFill>
-                  <w14:solidFill>
-                    <w14:schemeClr w14:val="accent2"/>
-                  </w14:solidFill>
-                </w14:textFill>
-              </w:rPr>
-              <w:t>进程</w:t>
-            </w:r>
-            <w:r>
-              <w:rPr>
-                <w:rFonts w:hint="eastAsia" w:cs="华文中宋"/>
-                <w:bCs/>
-                <w:color w:val="EA82F1"/>
-                <w:spacing w:val="7"/>
-              </w:rPr>
-              <w:t>名称</w:t>
-            </w:r>
-          </w:p>
-        </w:tc>
-      </w:tr>
-      <w:tr>
-        <w:tblPrEx>
-          <w:tblBorders>
-            <w:top w:val="single" w:color="auto" w:sz="4" w:space="0"/>
-            <w:left w:val="single" w:color="auto" w:sz="4" w:space="0"/>
-            <w:bottom w:val="single" w:color="auto" w:sz="4" w:space="0"/>
-            <w:right w:val="single" w:color="auto" w:sz="4" w:space="0"/>
-            <w:insideH w:val="single" w:color="auto" w:sz="4" w:space="0"/>
-            <w:insideV w:val="single" w:color="auto" w:sz="4" w:space="0"/>
-          </w:tblBorders>
-          <w:tblCellMar>
-            <w:top w:w="0" w:type="dxa"/>
-            <w:left w:w="108" w:type="dxa"/>
-            <w:bottom w:w="0" w:type="dxa"/>
-            <w:right w:w="108" w:type="dxa"/>
-          </w:tblCellMar>
-        </w:tblPrEx>
-        <w:trPr>
-          <w:trHeight w:val="90" w:hRule="atLeast"/>
-        </w:trPr>
-        <w:tc>
-          <w:tcPr>
-            <w:tcW w:w="0" w:type="auto"/>
-            <w:vMerge w:val="restart"/>
-            <w:vAlign w:val="center"/>
-          </w:tcPr>
-          <w:p>
-            <w:pPr>
-              <w:rPr>
-                <w:rFonts w:cs="华文中宋"/>
-                <w:bCs/>
-                <w:color w:val="FF0000"/>
-                <w:spacing w:val="7"/>
-              </w:rPr>
-            </w:pPr>
-            <w:r>
-              <w:rPr>
-                <w:rFonts w:hint="eastAsia" w:cs="华文中宋"/>
-                <w:bCs/>
-                <w:color w:val="ED7D31" w:themeColor="accent2"/>
-                <w:spacing w:val="7"/>
-                <w14:textFill>
-                  <w14:solidFill>
-                    <w14:schemeClr w14:val="accent2"/>
-                  </w14:solidFill>
-                </w14:textFill>
-              </w:rPr>
-              <w:t>实例方法</w:t>
-            </w:r>
-          </w:p>
-        </w:tc>
-        <w:tc>
-          <w:tcPr>
-            <w:tcW w:w="0" w:type="auto"/>
-            <w:vAlign w:val="center"/>
-          </w:tcPr>
-          <w:p>
-            <w:pPr>
-              <w:rPr>
-                <w:rFonts w:cs="华文中宋"/>
-                <w:bCs/>
-                <w:color w:val="FF0000"/>
-                <w:spacing w:val="7"/>
-              </w:rPr>
-            </w:pPr>
-            <w:r>
-              <w:rPr>
-                <w:rFonts w:hint="eastAsia" w:cs="华文中宋"/>
-                <w:bCs/>
-                <w:color w:val="FF0000"/>
-                <w:spacing w:val="7"/>
-              </w:rPr>
-              <w:t>start()</w:t>
-            </w:r>
-          </w:p>
-        </w:tc>
-        <w:tc>
-          <w:tcPr>
-            <w:tcW w:w="0" w:type="auto"/>
-            <w:vAlign w:val="center"/>
-          </w:tcPr>
-          <w:p>
-            <w:pPr>
-              <w:rPr>
-                <w:rFonts w:cs="华文中宋"/>
-                <w:bCs/>
-                <w:color w:val="ED7D31" w:themeColor="accent2"/>
-                <w:spacing w:val="7"/>
-                <w14:textFill>
-                  <w14:solidFill>
-                    <w14:schemeClr w14:val="accent2"/>
-                  </w14:solidFill>
-                </w14:textFill>
-              </w:rPr>
-            </w:pPr>
-            <w:r>
-              <w:rPr>
-                <w:rFonts w:hint="eastAsia" w:cs="华文中宋"/>
-                <w:bCs/>
-                <w:color w:val="ED7D31" w:themeColor="accent2"/>
-                <w:spacing w:val="7"/>
-                <w14:textFill>
-                  <w14:solidFill>
-                    <w14:schemeClr w14:val="accent2"/>
-                  </w14:solidFill>
-                </w14:textFill>
-              </w:rPr>
-              <w:t>开始</w:t>
-            </w:r>
-            <w:r>
-              <w:rPr>
-                <w:rFonts w:hint="eastAsia" w:cs="华文中宋"/>
-                <w:bCs/>
-                <w:color w:val="EA82F1"/>
-                <w:spacing w:val="7"/>
-              </w:rPr>
-              <w:t>运行</w:t>
-            </w:r>
-            <w:r>
-              <w:rPr>
-                <w:rFonts w:hint="eastAsia" w:cs="华文中宋"/>
-                <w:bCs/>
-                <w:color w:val="ED7D31" w:themeColor="accent2"/>
-                <w:spacing w:val="7"/>
-                <w14:textFill>
-                  <w14:solidFill>
-                    <w14:schemeClr w14:val="accent2"/>
-                  </w14:solidFill>
-                </w14:textFill>
-              </w:rPr>
-              <w:t>进程</w:t>
-            </w:r>
-          </w:p>
-        </w:tc>
-      </w:tr>
-      <w:tr>
-        <w:tblPrEx>
-          <w:tblBorders>
-            <w:top w:val="single" w:color="auto" w:sz="4" w:space="0"/>
-            <w:left w:val="single" w:color="auto" w:sz="4" w:space="0"/>
-            <w:bottom w:val="single" w:color="auto" w:sz="4" w:space="0"/>
-            <w:right w:val="single" w:color="auto" w:sz="4" w:space="0"/>
-            <w:insideH w:val="single" w:color="auto" w:sz="4" w:space="0"/>
-            <w:insideV w:val="single" w:color="auto" w:sz="4" w:space="0"/>
-          </w:tblBorders>
-          <w:tblCellMar>
-            <w:top w:w="0" w:type="dxa"/>
-            <w:left w:w="108" w:type="dxa"/>
-            <w:bottom w:w="0" w:type="dxa"/>
-            <w:right w:w="108" w:type="dxa"/>
-          </w:tblCellMar>
-        </w:tblPrEx>
-        <w:trPr>
-          <w:trHeight w:val="90" w:hRule="atLeast"/>
-        </w:trPr>
-        <w:tc>
-          <w:tcPr>
-            <w:tcW w:w="0" w:type="auto"/>
-            <w:vMerge w:val="continue"/>
-            <w:vAlign w:val="center"/>
-          </w:tcPr>
-          <w:p>
-            <w:pPr>
-              <w:rPr>
-                <w:rFonts w:hint="eastAsia" w:cs="华文中宋"/>
-                <w:bCs/>
-                <w:color w:val="ED7D31" w:themeColor="accent2"/>
-                <w:spacing w:val="7"/>
-                <w14:textFill>
-                  <w14:solidFill>
-                    <w14:schemeClr w14:val="accent2"/>
-                  </w14:solidFill>
-                </w14:textFill>
-              </w:rPr>
-            </w:pPr>
-          </w:p>
-        </w:tc>
-        <w:tc>
-          <w:tcPr>
-            <w:tcW w:w="0" w:type="auto"/>
-            <w:vAlign w:val="center"/>
-          </w:tcPr>
-          <w:p>
-            <w:pPr>
-              <w:rPr>
-                <w:rFonts w:hint="default" w:eastAsia="华文中宋" w:cs="华文中宋"/>
-                <w:bCs/>
-                <w:color w:val="FF0000"/>
-                <w:spacing w:val="7"/>
-                <w:lang w:val="en-US" w:eastAsia="zh-CN"/>
-              </w:rPr>
-            </w:pPr>
-            <w:r>
-              <w:rPr>
-                <w:rFonts w:hint="eastAsia" w:cs="华文中宋"/>
-                <w:bCs/>
-                <w:color w:val="FF0000"/>
-                <w:spacing w:val="7"/>
-                <w:lang w:val="en-US" w:eastAsia="zh-CN"/>
-              </w:rPr>
-              <w:t>run()</w:t>
-            </w:r>
-          </w:p>
-        </w:tc>
-        <w:tc>
-          <w:tcPr>
-            <w:tcW w:w="0" w:type="auto"/>
-            <w:vAlign w:val="center"/>
-          </w:tcPr>
-          <w:p>
-            <w:pPr>
-              <w:rPr>
-                <w:rFonts w:hint="default" w:eastAsia="华文中宋" w:cs="华文中宋"/>
-                <w:bCs/>
-                <w:color w:val="ED7D31" w:themeColor="accent2"/>
-                <w:spacing w:val="7"/>
-                <w:lang w:val="en-US" w:eastAsia="zh-CN"/>
-                <w14:textFill>
-                  <w14:solidFill>
-                    <w14:schemeClr w14:val="accent2"/>
-                  </w14:solidFill>
-                </w14:textFill>
-              </w:rPr>
-            </w:pPr>
-            <w:r>
-              <w:rPr>
-                <w:rFonts w:hint="eastAsia" w:cs="华文中宋"/>
-                <w:bCs/>
-                <w:color w:val="EA82F1"/>
-                <w:spacing w:val="7"/>
-                <w:lang w:val="en-US" w:eastAsia="zh-CN"/>
-              </w:rPr>
-              <w:t>主函数</w:t>
-            </w:r>
-            <w:r>
-              <w:rPr>
-                <w:rFonts w:hint="eastAsia" w:cs="华文中宋"/>
-                <w:bCs/>
-                <w:color w:val="ED7D31" w:themeColor="accent2"/>
-                <w:spacing w:val="7"/>
-                <w:lang w:val="en-US" w:eastAsia="zh-CN"/>
-                <w14:textFill>
-                  <w14:solidFill>
-                    <w14:schemeClr w14:val="accent2"/>
-                  </w14:solidFill>
-                </w14:textFill>
-              </w:rPr>
-              <w:t xml:space="preserve"> (可重写)</w:t>
-            </w:r>
-          </w:p>
-        </w:tc>
-      </w:tr>
-      <w:tr>
-        <w:tblPrEx>
-          <w:tblBorders>
-            <w:top w:val="single" w:color="auto" w:sz="4" w:space="0"/>
-            <w:left w:val="single" w:color="auto" w:sz="4" w:space="0"/>
-            <w:bottom w:val="single" w:color="auto" w:sz="4" w:space="0"/>
-            <w:right w:val="single" w:color="auto" w:sz="4" w:space="0"/>
-            <w:insideH w:val="single" w:color="auto" w:sz="4" w:space="0"/>
-            <w:insideV w:val="single" w:color="auto" w:sz="4" w:space="0"/>
-          </w:tblBorders>
-          <w:tblCellMar>
-            <w:top w:w="0" w:type="dxa"/>
-            <w:left w:w="108" w:type="dxa"/>
-            <w:bottom w:w="0" w:type="dxa"/>
-            <w:right w:w="108" w:type="dxa"/>
-          </w:tblCellMar>
         </w:tblPrEx>
         <w:tc>
           <w:tcPr>
@@ -16660,12 +16318,6 @@
             <w:insideH w:val="single" w:color="auto" w:sz="4" w:space="0"/>
             <w:insideV w:val="single" w:color="auto" w:sz="4" w:space="0"/>
           </w:tblBorders>
-          <w:tblCellMar>
-            <w:top w:w="0" w:type="dxa"/>
-            <w:left w:w="108" w:type="dxa"/>
-            <w:bottom w:w="0" w:type="dxa"/>
-            <w:right w:w="108" w:type="dxa"/>
-          </w:tblCellMar>
         </w:tblPrEx>
         <w:tc>
           <w:tcPr>
@@ -16946,12 +16598,6 @@
             <w:insideH w:val="single" w:color="auto" w:sz="4" w:space="0"/>
             <w:insideV w:val="single" w:color="auto" w:sz="4" w:space="0"/>
           </w:tblBorders>
-          <w:tblCellMar>
-            <w:top w:w="0" w:type="dxa"/>
-            <w:left w:w="108" w:type="dxa"/>
-            <w:bottom w:w="0" w:type="dxa"/>
-            <w:right w:w="108" w:type="dxa"/>
-          </w:tblCellMar>
         </w:tblPrEx>
         <w:tc>
           <w:tcPr>
@@ -17029,12 +16675,6 @@
             <w:insideH w:val="single" w:color="auto" w:sz="4" w:space="0"/>
             <w:insideV w:val="single" w:color="auto" w:sz="4" w:space="0"/>
           </w:tblBorders>
-          <w:tblCellMar>
-            <w:top w:w="0" w:type="dxa"/>
-            <w:left w:w="108" w:type="dxa"/>
-            <w:bottom w:w="0" w:type="dxa"/>
-            <w:right w:w="108" w:type="dxa"/>
-          </w:tblCellMar>
         </w:tblPrEx>
         <w:tc>
           <w:tcPr>
@@ -17103,12 +16743,6 @@
             <w:insideH w:val="single" w:color="auto" w:sz="4" w:space="0"/>
             <w:insideV w:val="single" w:color="auto" w:sz="4" w:space="0"/>
           </w:tblBorders>
-          <w:tblCellMar>
-            <w:top w:w="0" w:type="dxa"/>
-            <w:left w:w="108" w:type="dxa"/>
-            <w:bottom w:w="0" w:type="dxa"/>
-            <w:right w:w="108" w:type="dxa"/>
-          </w:tblCellMar>
         </w:tblPrEx>
         <w:tc>
           <w:tcPr>
@@ -17177,12 +16811,6 @@
             <w:insideH w:val="single" w:color="auto" w:sz="4" w:space="0"/>
             <w:insideV w:val="single" w:color="auto" w:sz="4" w:space="0"/>
           </w:tblBorders>
-          <w:tblCellMar>
-            <w:top w:w="0" w:type="dxa"/>
-            <w:left w:w="108" w:type="dxa"/>
-            <w:bottom w:w="0" w:type="dxa"/>
-            <w:right w:w="108" w:type="dxa"/>
-          </w:tblCellMar>
         </w:tblPrEx>
         <w:tc>
           <w:tcPr>
@@ -17295,12 +16923,6 @@
             <w:insideH w:val="single" w:color="auto" w:sz="4" w:space="0"/>
             <w:insideV w:val="single" w:color="auto" w:sz="4" w:space="0"/>
           </w:tblBorders>
-          <w:tblCellMar>
-            <w:top w:w="0" w:type="dxa"/>
-            <w:left w:w="108" w:type="dxa"/>
-            <w:bottom w:w="0" w:type="dxa"/>
-            <w:right w:w="108" w:type="dxa"/>
-          </w:tblCellMar>
         </w:tblPrEx>
         <w:tc>
           <w:tcPr>
@@ -17404,12 +17026,6 @@
             <w:insideH w:val="single" w:color="auto" w:sz="4" w:space="0"/>
             <w:insideV w:val="single" w:color="auto" w:sz="4" w:space="0"/>
           </w:tblBorders>
-          <w:tblCellMar>
-            <w:top w:w="0" w:type="dxa"/>
-            <w:left w:w="108" w:type="dxa"/>
-            <w:bottom w:w="0" w:type="dxa"/>
-            <w:right w:w="108" w:type="dxa"/>
-          </w:tblCellMar>
         </w:tblPrEx>
         <w:tc>
           <w:tcPr>
@@ -17513,12 +17129,6 @@
             <w:insideH w:val="single" w:color="auto" w:sz="4" w:space="0"/>
             <w:insideV w:val="single" w:color="auto" w:sz="4" w:space="0"/>
           </w:tblBorders>
-          <w:tblCellMar>
-            <w:top w:w="0" w:type="dxa"/>
-            <w:left w:w="108" w:type="dxa"/>
-            <w:bottom w:w="0" w:type="dxa"/>
-            <w:right w:w="108" w:type="dxa"/>
-          </w:tblCellMar>
         </w:tblPrEx>
         <w:tc>
           <w:tcPr>
@@ -17704,12 +17314,6 @@
             <w:insideH w:val="single" w:color="auto" w:sz="4" w:space="0"/>
             <w:insideV w:val="single" w:color="auto" w:sz="4" w:space="0"/>
           </w:tblBorders>
-          <w:tblCellMar>
-            <w:top w:w="0" w:type="dxa"/>
-            <w:left w:w="108" w:type="dxa"/>
-            <w:bottom w:w="0" w:type="dxa"/>
-            <w:right w:w="108" w:type="dxa"/>
-          </w:tblCellMar>
         </w:tblPrEx>
         <w:tc>
           <w:tcPr>
@@ -17856,12 +17460,6 @@
             <w:insideH w:val="single" w:color="auto" w:sz="4" w:space="0"/>
             <w:insideV w:val="single" w:color="auto" w:sz="4" w:space="0"/>
           </w:tblBorders>
-          <w:tblCellMar>
-            <w:top w:w="0" w:type="dxa"/>
-            <w:left w:w="108" w:type="dxa"/>
-            <w:bottom w:w="0" w:type="dxa"/>
-            <w:right w:w="108" w:type="dxa"/>
-          </w:tblCellMar>
         </w:tblPrEx>
         <w:tc>
           <w:tcPr>
@@ -18002,12 +17600,6 @@
             <w:insideH w:val="single" w:color="auto" w:sz="4" w:space="0"/>
             <w:insideV w:val="single" w:color="auto" w:sz="4" w:space="0"/>
           </w:tblBorders>
-          <w:tblCellMar>
-            <w:top w:w="0" w:type="dxa"/>
-            <w:left w:w="108" w:type="dxa"/>
-            <w:bottom w:w="0" w:type="dxa"/>
-            <w:right w:w="108" w:type="dxa"/>
-          </w:tblCellMar>
         </w:tblPrEx>
         <w:tc>
           <w:tcPr>
@@ -18185,12 +17777,6 @@
             <w:insideH w:val="single" w:color="auto" w:sz="4" w:space="0"/>
             <w:insideV w:val="single" w:color="auto" w:sz="4" w:space="0"/>
           </w:tblBorders>
-          <w:tblCellMar>
-            <w:top w:w="0" w:type="dxa"/>
-            <w:left w:w="108" w:type="dxa"/>
-            <w:bottom w:w="0" w:type="dxa"/>
-            <w:right w:w="108" w:type="dxa"/>
-          </w:tblCellMar>
         </w:tblPrEx>
         <w:tc>
           <w:tcPr>
@@ -18239,12 +17825,6 @@
             <w:insideH w:val="single" w:color="auto" w:sz="4" w:space="0"/>
             <w:insideV w:val="single" w:color="auto" w:sz="4" w:space="0"/>
           </w:tblBorders>
-          <w:tblCellMar>
-            <w:top w:w="0" w:type="dxa"/>
-            <w:left w:w="108" w:type="dxa"/>
-            <w:bottom w:w="0" w:type="dxa"/>
-            <w:right w:w="108" w:type="dxa"/>
-          </w:tblCellMar>
         </w:tblPrEx>
         <w:tc>
           <w:tcPr>
@@ -18336,12 +17916,6 @@
             <w:insideH w:val="single" w:color="auto" w:sz="4" w:space="0"/>
             <w:insideV w:val="single" w:color="auto" w:sz="4" w:space="0"/>
           </w:tblBorders>
-          <w:tblCellMar>
-            <w:top w:w="0" w:type="dxa"/>
-            <w:left w:w="108" w:type="dxa"/>
-            <w:bottom w:w="0" w:type="dxa"/>
-            <w:right w:w="108" w:type="dxa"/>
-          </w:tblCellMar>
         </w:tblPrEx>
         <w:tc>
           <w:tcPr>
@@ -18449,12 +18023,6 @@
             <w:insideH w:val="single" w:color="auto" w:sz="4" w:space="0"/>
             <w:insideV w:val="single" w:color="auto" w:sz="4" w:space="0"/>
           </w:tblBorders>
-          <w:tblCellMar>
-            <w:top w:w="0" w:type="dxa"/>
-            <w:left w:w="108" w:type="dxa"/>
-            <w:bottom w:w="0" w:type="dxa"/>
-            <w:right w:w="108" w:type="dxa"/>
-          </w:tblCellMar>
         </w:tblPrEx>
         <w:tc>
           <w:tcPr>
@@ -18553,12 +18121,6 @@
             <w:insideH w:val="single" w:color="auto" w:sz="4" w:space="0"/>
             <w:insideV w:val="single" w:color="auto" w:sz="4" w:space="0"/>
           </w:tblBorders>
-          <w:tblCellMar>
-            <w:top w:w="0" w:type="dxa"/>
-            <w:left w:w="108" w:type="dxa"/>
-            <w:bottom w:w="0" w:type="dxa"/>
-            <w:right w:w="108" w:type="dxa"/>
-          </w:tblCellMar>
         </w:tblPrEx>
         <w:tc>
           <w:tcPr>
@@ -18666,12 +18228,6 @@
             <w:insideH w:val="single" w:color="auto" w:sz="4" w:space="0"/>
             <w:insideV w:val="single" w:color="auto" w:sz="4" w:space="0"/>
           </w:tblBorders>
-          <w:tblCellMar>
-            <w:top w:w="0" w:type="dxa"/>
-            <w:left w:w="108" w:type="dxa"/>
-            <w:bottom w:w="0" w:type="dxa"/>
-            <w:right w:w="108" w:type="dxa"/>
-          </w:tblCellMar>
         </w:tblPrEx>
         <w:tc>
           <w:tcPr>
@@ -20023,12 +19579,6 @@
             <w:insideH w:val="single" w:color="auto" w:sz="4" w:space="0"/>
             <w:insideV w:val="single" w:color="auto" w:sz="4" w:space="0"/>
           </w:tblBorders>
-          <w:tblCellMar>
-            <w:top w:w="0" w:type="dxa"/>
-            <w:left w:w="108" w:type="dxa"/>
-            <w:bottom w:w="0" w:type="dxa"/>
-            <w:right w:w="108" w:type="dxa"/>
-          </w:tblCellMar>
         </w:tblPrEx>
         <w:trPr>
           <w:trHeight w:val="90" w:hRule="atLeast"/>
@@ -20080,12 +19630,6 @@
             <w:insideH w:val="single" w:color="auto" w:sz="4" w:space="0"/>
             <w:insideV w:val="single" w:color="auto" w:sz="4" w:space="0"/>
           </w:tblBorders>
-          <w:tblCellMar>
-            <w:top w:w="0" w:type="dxa"/>
-            <w:left w:w="108" w:type="dxa"/>
-            <w:bottom w:w="0" w:type="dxa"/>
-            <w:right w:w="108" w:type="dxa"/>
-          </w:tblCellMar>
         </w:tblPrEx>
         <w:tc>
           <w:tcPr>
@@ -20154,12 +19698,6 @@
             <w:insideH w:val="single" w:color="auto" w:sz="4" w:space="0"/>
             <w:insideV w:val="single" w:color="auto" w:sz="4" w:space="0"/>
           </w:tblBorders>
-          <w:tblCellMar>
-            <w:top w:w="0" w:type="dxa"/>
-            <w:left w:w="108" w:type="dxa"/>
-            <w:bottom w:w="0" w:type="dxa"/>
-            <w:right w:w="108" w:type="dxa"/>
-          </w:tblCellMar>
         </w:tblPrEx>
         <w:tc>
           <w:tcPr>
@@ -20288,12 +19826,6 @@
             <w:insideH w:val="single" w:color="auto" w:sz="4" w:space="0"/>
             <w:insideV w:val="single" w:color="auto" w:sz="4" w:space="0"/>
           </w:tblBorders>
-          <w:tblCellMar>
-            <w:top w:w="0" w:type="dxa"/>
-            <w:left w:w="108" w:type="dxa"/>
-            <w:bottom w:w="0" w:type="dxa"/>
-            <w:right w:w="108" w:type="dxa"/>
-          </w:tblCellMar>
         </w:tblPrEx>
         <w:tc>
           <w:tcPr>
@@ -20397,12 +19929,6 @@
             <w:insideH w:val="single" w:color="auto" w:sz="4" w:space="0"/>
             <w:insideV w:val="single" w:color="auto" w:sz="4" w:space="0"/>
           </w:tblBorders>
-          <w:tblCellMar>
-            <w:top w:w="0" w:type="dxa"/>
-            <w:left w:w="108" w:type="dxa"/>
-            <w:bottom w:w="0" w:type="dxa"/>
-            <w:right w:w="108" w:type="dxa"/>
-          </w:tblCellMar>
         </w:tblPrEx>
         <w:tc>
           <w:tcPr>
@@ -20532,12 +20058,6 @@
             <w:insideH w:val="single" w:color="auto" w:sz="4" w:space="0"/>
             <w:insideV w:val="single" w:color="auto" w:sz="4" w:space="0"/>
           </w:tblBorders>
-          <w:tblCellMar>
-            <w:top w:w="0" w:type="dxa"/>
-            <w:left w:w="108" w:type="dxa"/>
-            <w:bottom w:w="0" w:type="dxa"/>
-            <w:right w:w="108" w:type="dxa"/>
-          </w:tblCellMar>
         </w:tblPrEx>
         <w:tc>
           <w:tcPr>
@@ -20676,12 +20196,6 @@
             <w:insideH w:val="single" w:color="auto" w:sz="4" w:space="0"/>
             <w:insideV w:val="single" w:color="auto" w:sz="4" w:space="0"/>
           </w:tblBorders>
-          <w:tblCellMar>
-            <w:top w:w="0" w:type="dxa"/>
-            <w:left w:w="108" w:type="dxa"/>
-            <w:bottom w:w="0" w:type="dxa"/>
-            <w:right w:w="108" w:type="dxa"/>
-          </w:tblCellMar>
         </w:tblPrEx>
         <w:tc>
           <w:tcPr>
@@ -20797,12 +20311,6 @@
             <w:insideH w:val="single" w:color="auto" w:sz="4" w:space="0"/>
             <w:insideV w:val="single" w:color="auto" w:sz="4" w:space="0"/>
           </w:tblBorders>
-          <w:tblCellMar>
-            <w:top w:w="0" w:type="dxa"/>
-            <w:left w:w="108" w:type="dxa"/>
-            <w:bottom w:w="0" w:type="dxa"/>
-            <w:right w:w="108" w:type="dxa"/>
-          </w:tblCellMar>
         </w:tblPrEx>
         <w:tc>
           <w:tcPr>
@@ -20949,12 +20457,6 @@
             <w:insideH w:val="single" w:color="auto" w:sz="4" w:space="0"/>
             <w:insideV w:val="single" w:color="auto" w:sz="4" w:space="0"/>
           </w:tblBorders>
-          <w:tblCellMar>
-            <w:top w:w="0" w:type="dxa"/>
-            <w:left w:w="108" w:type="dxa"/>
-            <w:bottom w:w="0" w:type="dxa"/>
-            <w:right w:w="108" w:type="dxa"/>
-          </w:tblCellMar>
         </w:tblPrEx>
         <w:trPr>
           <w:trHeight w:val="290" w:hRule="atLeast"/>
@@ -21748,12 +21250,6 @@
             <w:insideH w:val="single" w:color="auto" w:sz="4" w:space="0"/>
             <w:insideV w:val="single" w:color="auto" w:sz="4" w:space="0"/>
           </w:tblBorders>
-          <w:tblCellMar>
-            <w:top w:w="0" w:type="dxa"/>
-            <w:left w:w="108" w:type="dxa"/>
-            <w:bottom w:w="0" w:type="dxa"/>
-            <w:right w:w="108" w:type="dxa"/>
-          </w:tblCellMar>
         </w:tblPrEx>
         <w:tc>
           <w:tcPr>
@@ -21799,8 +21295,6 @@
               </w:rPr>
               <w:t>lock</w:t>
             </w:r>
-            <w:bookmarkStart w:id="27" w:name="_GoBack"/>
-            <w:bookmarkEnd w:id="27"/>
             <w:r>
               <w:rPr>
                 <w:rFonts w:hint="eastAsia" w:cs="华文中宋"/>
@@ -23012,12 +22506,6 @@
             <w:insideH w:val="single" w:color="auto" w:sz="4" w:space="0"/>
             <w:insideV w:val="single" w:color="auto" w:sz="4" w:space="0"/>
           </w:tblBorders>
-          <w:tblCellMar>
-            <w:top w:w="0" w:type="dxa"/>
-            <w:left w:w="108" w:type="dxa"/>
-            <w:bottom w:w="0" w:type="dxa"/>
-            <w:right w:w="108" w:type="dxa"/>
-          </w:tblCellMar>
         </w:tblPrEx>
         <w:tc>
           <w:tcPr>
@@ -23238,12 +22726,6 @@
             <w:insideH w:val="single" w:color="auto" w:sz="4" w:space="0"/>
             <w:insideV w:val="single" w:color="auto" w:sz="4" w:space="0"/>
           </w:tblBorders>
-          <w:tblCellMar>
-            <w:top w:w="0" w:type="dxa"/>
-            <w:left w:w="108" w:type="dxa"/>
-            <w:bottom w:w="0" w:type="dxa"/>
-            <w:right w:w="108" w:type="dxa"/>
-          </w:tblCellMar>
         </w:tblPrEx>
         <w:tc>
           <w:tcPr>
@@ -23329,12 +22811,6 @@
             <w:insideH w:val="single" w:color="auto" w:sz="4" w:space="0"/>
             <w:insideV w:val="single" w:color="auto" w:sz="4" w:space="0"/>
           </w:tblBorders>
-          <w:tblCellMar>
-            <w:top w:w="0" w:type="dxa"/>
-            <w:left w:w="108" w:type="dxa"/>
-            <w:bottom w:w="0" w:type="dxa"/>
-            <w:right w:w="108" w:type="dxa"/>
-          </w:tblCellMar>
         </w:tblPrEx>
         <w:tc>
           <w:tcPr>
@@ -23457,12 +22933,6 @@
             <w:insideH w:val="single" w:color="auto" w:sz="4" w:space="0"/>
             <w:insideV w:val="single" w:color="auto" w:sz="4" w:space="0"/>
           </w:tblBorders>
-          <w:tblCellMar>
-            <w:top w:w="0" w:type="dxa"/>
-            <w:left w:w="108" w:type="dxa"/>
-            <w:bottom w:w="0" w:type="dxa"/>
-            <w:right w:w="108" w:type="dxa"/>
-          </w:tblCellMar>
         </w:tblPrEx>
         <w:tc>
           <w:tcPr>
@@ -23560,12 +23030,6 @@
             <w:insideH w:val="single" w:color="auto" w:sz="4" w:space="0"/>
             <w:insideV w:val="single" w:color="auto" w:sz="4" w:space="0"/>
           </w:tblBorders>
-          <w:tblCellMar>
-            <w:top w:w="0" w:type="dxa"/>
-            <w:left w:w="108" w:type="dxa"/>
-            <w:bottom w:w="0" w:type="dxa"/>
-            <w:right w:w="108" w:type="dxa"/>
-          </w:tblCellMar>
         </w:tblPrEx>
         <w:tc>
           <w:tcPr>
@@ -23673,12 +23137,6 @@
             <w:insideH w:val="single" w:color="auto" w:sz="4" w:space="0"/>
             <w:insideV w:val="single" w:color="auto" w:sz="4" w:space="0"/>
           </w:tblBorders>
-          <w:tblCellMar>
-            <w:top w:w="0" w:type="dxa"/>
-            <w:left w:w="108" w:type="dxa"/>
-            <w:bottom w:w="0" w:type="dxa"/>
-            <w:right w:w="108" w:type="dxa"/>
-          </w:tblCellMar>
         </w:tblPrEx>
         <w:tc>
           <w:tcPr>
@@ -23776,12 +23234,6 @@
             <w:insideH w:val="single" w:color="auto" w:sz="4" w:space="0"/>
             <w:insideV w:val="single" w:color="auto" w:sz="4" w:space="0"/>
           </w:tblBorders>
-          <w:tblCellMar>
-            <w:top w:w="0" w:type="dxa"/>
-            <w:left w:w="108" w:type="dxa"/>
-            <w:bottom w:w="0" w:type="dxa"/>
-            <w:right w:w="108" w:type="dxa"/>
-          </w:tblCellMar>
         </w:tblPrEx>
         <w:tc>
           <w:tcPr>
@@ -23889,12 +23341,6 @@
             <w:insideH w:val="single" w:color="auto" w:sz="4" w:space="0"/>
             <w:insideV w:val="single" w:color="auto" w:sz="4" w:space="0"/>
           </w:tblBorders>
-          <w:tblCellMar>
-            <w:top w:w="0" w:type="dxa"/>
-            <w:left w:w="108" w:type="dxa"/>
-            <w:bottom w:w="0" w:type="dxa"/>
-            <w:right w:w="108" w:type="dxa"/>
-          </w:tblCellMar>
         </w:tblPrEx>
         <w:tc>
           <w:tcPr>
@@ -24101,12 +23547,6 @@
             <w:insideH w:val="single" w:color="auto" w:sz="4" w:space="0"/>
             <w:insideV w:val="single" w:color="auto" w:sz="4" w:space="0"/>
           </w:tblBorders>
-          <w:tblCellMar>
-            <w:top w:w="0" w:type="dxa"/>
-            <w:left w:w="108" w:type="dxa"/>
-            <w:bottom w:w="0" w:type="dxa"/>
-            <w:right w:w="108" w:type="dxa"/>
-          </w:tblCellMar>
         </w:tblPrEx>
         <w:tc>
           <w:tcPr>
@@ -24154,12 +23594,6 @@
             <w:insideH w:val="single" w:color="auto" w:sz="4" w:space="0"/>
             <w:insideV w:val="single" w:color="auto" w:sz="4" w:space="0"/>
           </w:tblBorders>
-          <w:tblCellMar>
-            <w:top w:w="0" w:type="dxa"/>
-            <w:left w:w="108" w:type="dxa"/>
-            <w:bottom w:w="0" w:type="dxa"/>
-            <w:right w:w="108" w:type="dxa"/>
-          </w:tblCellMar>
         </w:tblPrEx>
         <w:tc>
           <w:tcPr>
@@ -24239,12 +23673,6 @@
             <w:insideH w:val="single" w:color="auto" w:sz="4" w:space="0"/>
             <w:insideV w:val="single" w:color="auto" w:sz="4" w:space="0"/>
           </w:tblBorders>
-          <w:tblCellMar>
-            <w:top w:w="0" w:type="dxa"/>
-            <w:left w:w="108" w:type="dxa"/>
-            <w:bottom w:w="0" w:type="dxa"/>
-            <w:right w:w="108" w:type="dxa"/>
-          </w:tblCellMar>
         </w:tblPrEx>
         <w:tc>
           <w:tcPr>
@@ -24337,12 +23765,6 @@
             <w:insideH w:val="single" w:color="auto" w:sz="4" w:space="0"/>
             <w:insideV w:val="single" w:color="auto" w:sz="4" w:space="0"/>
           </w:tblBorders>
-          <w:tblCellMar>
-            <w:top w:w="0" w:type="dxa"/>
-            <w:left w:w="108" w:type="dxa"/>
-            <w:bottom w:w="0" w:type="dxa"/>
-            <w:right w:w="108" w:type="dxa"/>
-          </w:tblCellMar>
         </w:tblPrEx>
         <w:tc>
           <w:tcPr>
@@ -25005,12 +24427,6 @@
             <w:insideH w:val="single" w:color="auto" w:sz="4" w:space="0"/>
             <w:insideV w:val="single" w:color="auto" w:sz="4" w:space="0"/>
           </w:tblBorders>
-          <w:tblCellMar>
-            <w:top w:w="0" w:type="dxa"/>
-            <w:left w:w="108" w:type="dxa"/>
-            <w:bottom w:w="0" w:type="dxa"/>
-            <w:right w:w="108" w:type="dxa"/>
-          </w:tblCellMar>
         </w:tblPrEx>
         <w:tc>
           <w:tcPr>
@@ -25053,12 +24469,6 @@
             <w:insideH w:val="single" w:color="auto" w:sz="4" w:space="0"/>
             <w:insideV w:val="single" w:color="auto" w:sz="4" w:space="0"/>
           </w:tblBorders>
-          <w:tblCellMar>
-            <w:top w:w="0" w:type="dxa"/>
-            <w:left w:w="108" w:type="dxa"/>
-            <w:bottom w:w="0" w:type="dxa"/>
-            <w:right w:w="108" w:type="dxa"/>
-          </w:tblCellMar>
         </w:tblPrEx>
         <w:tc>
           <w:tcPr>
@@ -25119,12 +24529,6 @@
             <w:insideH w:val="single" w:color="auto" w:sz="4" w:space="0"/>
             <w:insideV w:val="single" w:color="auto" w:sz="4" w:space="0"/>
           </w:tblBorders>
-          <w:tblCellMar>
-            <w:top w:w="0" w:type="dxa"/>
-            <w:left w:w="108" w:type="dxa"/>
-            <w:bottom w:w="0" w:type="dxa"/>
-            <w:right w:w="108" w:type="dxa"/>
-          </w:tblCellMar>
         </w:tblPrEx>
         <w:tc>
           <w:tcPr>
@@ -25185,12 +24589,6 @@
             <w:insideH w:val="single" w:color="auto" w:sz="4" w:space="0"/>
             <w:insideV w:val="single" w:color="auto" w:sz="4" w:space="0"/>
           </w:tblBorders>
-          <w:tblCellMar>
-            <w:top w:w="0" w:type="dxa"/>
-            <w:left w:w="108" w:type="dxa"/>
-            <w:bottom w:w="0" w:type="dxa"/>
-            <w:right w:w="108" w:type="dxa"/>
-          </w:tblCellMar>
         </w:tblPrEx>
         <w:tc>
           <w:tcPr>
@@ -25251,12 +24649,6 @@
             <w:insideH w:val="single" w:color="auto" w:sz="4" w:space="0"/>
             <w:insideV w:val="single" w:color="auto" w:sz="4" w:space="0"/>
           </w:tblBorders>
-          <w:tblCellMar>
-            <w:top w:w="0" w:type="dxa"/>
-            <w:left w:w="108" w:type="dxa"/>
-            <w:bottom w:w="0" w:type="dxa"/>
-            <w:right w:w="108" w:type="dxa"/>
-          </w:tblCellMar>
         </w:tblPrEx>
         <w:tc>
           <w:tcPr>
@@ -25467,12 +24859,6 @@
             <w:insideH w:val="single" w:color="auto" w:sz="4" w:space="0"/>
             <w:insideV w:val="single" w:color="auto" w:sz="4" w:space="0"/>
           </w:tblBorders>
-          <w:tblCellMar>
-            <w:top w:w="0" w:type="dxa"/>
-            <w:left w:w="108" w:type="dxa"/>
-            <w:bottom w:w="0" w:type="dxa"/>
-            <w:right w:w="108" w:type="dxa"/>
-          </w:tblCellMar>
         </w:tblPrEx>
         <w:tc>
           <w:tcPr>
@@ -25627,12 +25013,6 @@
             <w:insideH w:val="single" w:color="auto" w:sz="4" w:space="0"/>
             <w:insideV w:val="single" w:color="auto" w:sz="4" w:space="0"/>
           </w:tblBorders>
-          <w:tblCellMar>
-            <w:top w:w="0" w:type="dxa"/>
-            <w:left w:w="108" w:type="dxa"/>
-            <w:bottom w:w="0" w:type="dxa"/>
-            <w:right w:w="108" w:type="dxa"/>
-          </w:tblCellMar>
         </w:tblPrEx>
         <w:tc>
           <w:tcPr>
@@ -26112,12 +25492,6 @@
             <w:insideH w:val="single" w:color="auto" w:sz="4" w:space="0"/>
             <w:insideV w:val="single" w:color="auto" w:sz="4" w:space="0"/>
           </w:tblBorders>
-          <w:tblCellMar>
-            <w:top w:w="0" w:type="dxa"/>
-            <w:left w:w="108" w:type="dxa"/>
-            <w:bottom w:w="0" w:type="dxa"/>
-            <w:right w:w="108" w:type="dxa"/>
-          </w:tblCellMar>
         </w:tblPrEx>
         <w:tc>
           <w:tcPr>
@@ -26340,12 +25714,6 @@
             <w:insideH w:val="single" w:color="auto" w:sz="4" w:space="0"/>
             <w:insideV w:val="single" w:color="auto" w:sz="4" w:space="0"/>
           </w:tblBorders>
-          <w:tblCellMar>
-            <w:top w:w="0" w:type="dxa"/>
-            <w:left w:w="108" w:type="dxa"/>
-            <w:bottom w:w="0" w:type="dxa"/>
-            <w:right w:w="108" w:type="dxa"/>
-          </w:tblCellMar>
         </w:tblPrEx>
         <w:tc>
           <w:tcPr>
@@ -26404,12 +25772,6 @@
             <w:insideH w:val="single" w:color="auto" w:sz="4" w:space="0"/>
             <w:insideV w:val="single" w:color="auto" w:sz="4" w:space="0"/>
           </w:tblBorders>
-          <w:tblCellMar>
-            <w:top w:w="0" w:type="dxa"/>
-            <w:left w:w="108" w:type="dxa"/>
-            <w:bottom w:w="0" w:type="dxa"/>
-            <w:right w:w="108" w:type="dxa"/>
-          </w:tblCellMar>
         </w:tblPrEx>
         <w:tc>
           <w:tcPr>
@@ -26486,12 +25848,6 @@
             <w:insideH w:val="single" w:color="auto" w:sz="4" w:space="0"/>
             <w:insideV w:val="single" w:color="auto" w:sz="4" w:space="0"/>
           </w:tblBorders>
-          <w:tblCellMar>
-            <w:top w:w="0" w:type="dxa"/>
-            <w:left w:w="108" w:type="dxa"/>
-            <w:bottom w:w="0" w:type="dxa"/>
-            <w:right w:w="108" w:type="dxa"/>
-          </w:tblCellMar>
         </w:tblPrEx>
         <w:tc>
           <w:tcPr>
@@ -26568,12 +25924,6 @@
             <w:insideH w:val="single" w:color="auto" w:sz="4" w:space="0"/>
             <w:insideV w:val="single" w:color="auto" w:sz="4" w:space="0"/>
           </w:tblBorders>
-          <w:tblCellMar>
-            <w:top w:w="0" w:type="dxa"/>
-            <w:left w:w="108" w:type="dxa"/>
-            <w:bottom w:w="0" w:type="dxa"/>
-            <w:right w:w="108" w:type="dxa"/>
-          </w:tblCellMar>
         </w:tblPrEx>
         <w:tc>
           <w:tcPr>
@@ -26661,12 +26011,6 @@
             <w:insideH w:val="single" w:color="auto" w:sz="4" w:space="0"/>
             <w:insideV w:val="single" w:color="auto" w:sz="4" w:space="0"/>
           </w:tblBorders>
-          <w:tblCellMar>
-            <w:top w:w="0" w:type="dxa"/>
-            <w:left w:w="108" w:type="dxa"/>
-            <w:bottom w:w="0" w:type="dxa"/>
-            <w:right w:w="108" w:type="dxa"/>
-          </w:tblCellMar>
         </w:tblPrEx>
         <w:tc>
           <w:tcPr>
@@ -26773,12 +26117,6 @@
             <w:insideH w:val="single" w:color="auto" w:sz="4" w:space="0"/>
             <w:insideV w:val="single" w:color="auto" w:sz="4" w:space="0"/>
           </w:tblBorders>
-          <w:tblCellMar>
-            <w:top w:w="0" w:type="dxa"/>
-            <w:left w:w="108" w:type="dxa"/>
-            <w:bottom w:w="0" w:type="dxa"/>
-            <w:right w:w="108" w:type="dxa"/>
-          </w:tblCellMar>
         </w:tblPrEx>
         <w:tc>
           <w:tcPr>
@@ -27053,12 +26391,6 @@
             <w:insideH w:val="single" w:color="auto" w:sz="4" w:space="0"/>
             <w:insideV w:val="single" w:color="auto" w:sz="4" w:space="0"/>
           </w:tblBorders>
-          <w:tblCellMar>
-            <w:top w:w="0" w:type="dxa"/>
-            <w:left w:w="108" w:type="dxa"/>
-            <w:bottom w:w="0" w:type="dxa"/>
-            <w:right w:w="108" w:type="dxa"/>
-          </w:tblCellMar>
         </w:tblPrEx>
         <w:tc>
           <w:tcPr>
@@ -27148,12 +26480,6 @@
             <w:insideH w:val="single" w:color="auto" w:sz="4" w:space="0"/>
             <w:insideV w:val="single" w:color="auto" w:sz="4" w:space="0"/>
           </w:tblBorders>
-          <w:tblCellMar>
-            <w:top w:w="0" w:type="dxa"/>
-            <w:left w:w="108" w:type="dxa"/>
-            <w:bottom w:w="0" w:type="dxa"/>
-            <w:right w:w="108" w:type="dxa"/>
-          </w:tblCellMar>
         </w:tblPrEx>
         <w:tc>
           <w:tcPr>
@@ -27256,12 +26582,6 @@
             <w:insideH w:val="single" w:color="auto" w:sz="4" w:space="0"/>
             <w:insideV w:val="single" w:color="auto" w:sz="4" w:space="0"/>
           </w:tblBorders>
-          <w:tblCellMar>
-            <w:top w:w="0" w:type="dxa"/>
-            <w:left w:w="108" w:type="dxa"/>
-            <w:bottom w:w="0" w:type="dxa"/>
-            <w:right w:w="108" w:type="dxa"/>
-          </w:tblCellMar>
         </w:tblPrEx>
         <w:tc>
           <w:tcPr>
@@ -27729,12 +27049,6 @@
             <w:insideH w:val="single" w:color="auto" w:sz="4" w:space="0"/>
             <w:insideV w:val="single" w:color="auto" w:sz="4" w:space="0"/>
           </w:tblBorders>
-          <w:tblCellMar>
-            <w:top w:w="0" w:type="dxa"/>
-            <w:left w:w="108" w:type="dxa"/>
-            <w:bottom w:w="0" w:type="dxa"/>
-            <w:right w:w="108" w:type="dxa"/>
-          </w:tblCellMar>
         </w:tblPrEx>
         <w:tc>
           <w:tcPr>
@@ -27783,12 +27097,6 @@
             <w:insideH w:val="single" w:color="auto" w:sz="4" w:space="0"/>
             <w:insideV w:val="single" w:color="auto" w:sz="4" w:space="0"/>
           </w:tblBorders>
-          <w:tblCellMar>
-            <w:top w:w="0" w:type="dxa"/>
-            <w:left w:w="108" w:type="dxa"/>
-            <w:bottom w:w="0" w:type="dxa"/>
-            <w:right w:w="108" w:type="dxa"/>
-          </w:tblCellMar>
         </w:tblPrEx>
         <w:tc>
           <w:tcPr>
@@ -28873,12 +28181,6 @@
             <w:insideH w:val="single" w:color="auto" w:sz="4" w:space="0"/>
             <w:insideV w:val="single" w:color="auto" w:sz="4" w:space="0"/>
           </w:tblBorders>
-          <w:tblCellMar>
-            <w:top w:w="0" w:type="dxa"/>
-            <w:left w:w="108" w:type="dxa"/>
-            <w:bottom w:w="0" w:type="dxa"/>
-            <w:right w:w="108" w:type="dxa"/>
-          </w:tblCellMar>
         </w:tblPrEx>
         <w:tc>
           <w:tcPr>
@@ -28926,12 +28228,6 @@
             <w:insideH w:val="single" w:color="auto" w:sz="4" w:space="0"/>
             <w:insideV w:val="single" w:color="auto" w:sz="4" w:space="0"/>
           </w:tblBorders>
-          <w:tblCellMar>
-            <w:top w:w="0" w:type="dxa"/>
-            <w:left w:w="108" w:type="dxa"/>
-            <w:bottom w:w="0" w:type="dxa"/>
-            <w:right w:w="108" w:type="dxa"/>
-          </w:tblCellMar>
         </w:tblPrEx>
         <w:tc>
           <w:tcPr>
@@ -29060,12 +28356,6 @@
             <w:insideH w:val="single" w:color="auto" w:sz="4" w:space="0"/>
             <w:insideV w:val="single" w:color="auto" w:sz="4" w:space="0"/>
           </w:tblBorders>
-          <w:tblCellMar>
-            <w:top w:w="0" w:type="dxa"/>
-            <w:left w:w="108" w:type="dxa"/>
-            <w:bottom w:w="0" w:type="dxa"/>
-            <w:right w:w="108" w:type="dxa"/>
-          </w:tblCellMar>
         </w:tblPrEx>
         <w:tc>
           <w:tcPr>
@@ -29351,12 +28641,6 @@
             <w:insideH w:val="single" w:color="auto" w:sz="4" w:space="0"/>
             <w:insideV w:val="single" w:color="auto" w:sz="4" w:space="0"/>
           </w:tblBorders>
-          <w:tblCellMar>
-            <w:top w:w="0" w:type="dxa"/>
-            <w:left w:w="108" w:type="dxa"/>
-            <w:bottom w:w="0" w:type="dxa"/>
-            <w:right w:w="108" w:type="dxa"/>
-          </w:tblCellMar>
         </w:tblPrEx>
         <w:tc>
           <w:tcPr>
@@ -29433,12 +28717,6 @@
             <w:insideH w:val="single" w:color="auto" w:sz="4" w:space="0"/>
             <w:insideV w:val="single" w:color="auto" w:sz="4" w:space="0"/>
           </w:tblBorders>
-          <w:tblCellMar>
-            <w:top w:w="0" w:type="dxa"/>
-            <w:left w:w="108" w:type="dxa"/>
-            <w:bottom w:w="0" w:type="dxa"/>
-            <w:right w:w="108" w:type="dxa"/>
-          </w:tblCellMar>
         </w:tblPrEx>
         <w:trPr>
           <w:trHeight w:val="104" w:hRule="atLeast"/>
@@ -29524,12 +28802,6 @@
             <w:insideH w:val="single" w:color="auto" w:sz="4" w:space="0"/>
             <w:insideV w:val="single" w:color="auto" w:sz="4" w:space="0"/>
           </w:tblBorders>
-          <w:tblCellMar>
-            <w:top w:w="0" w:type="dxa"/>
-            <w:left w:w="108" w:type="dxa"/>
-            <w:bottom w:w="0" w:type="dxa"/>
-            <w:right w:w="108" w:type="dxa"/>
-          </w:tblCellMar>
         </w:tblPrEx>
         <w:trPr>
           <w:trHeight w:val="104" w:hRule="atLeast"/>
@@ -29597,12 +28869,6 @@
             <w:insideH w:val="single" w:color="auto" w:sz="4" w:space="0"/>
             <w:insideV w:val="single" w:color="auto" w:sz="4" w:space="0"/>
           </w:tblBorders>
-          <w:tblCellMar>
-            <w:top w:w="0" w:type="dxa"/>
-            <w:left w:w="108" w:type="dxa"/>
-            <w:bottom w:w="0" w:type="dxa"/>
-            <w:right w:w="108" w:type="dxa"/>
-          </w:tblCellMar>
         </w:tblPrEx>
         <w:trPr>
           <w:trHeight w:val="104" w:hRule="atLeast"/>
@@ -29670,12 +28936,6 @@
             <w:insideH w:val="single" w:color="auto" w:sz="4" w:space="0"/>
             <w:insideV w:val="single" w:color="auto" w:sz="4" w:space="0"/>
           </w:tblBorders>
-          <w:tblCellMar>
-            <w:top w:w="0" w:type="dxa"/>
-            <w:left w:w="108" w:type="dxa"/>
-            <w:bottom w:w="0" w:type="dxa"/>
-            <w:right w:w="108" w:type="dxa"/>
-          </w:tblCellMar>
         </w:tblPrEx>
         <w:trPr>
           <w:trHeight w:val="104" w:hRule="atLeast"/>
@@ -29770,12 +29030,6 @@
             <w:insideH w:val="single" w:color="auto" w:sz="4" w:space="0"/>
             <w:insideV w:val="single" w:color="auto" w:sz="4" w:space="0"/>
           </w:tblBorders>
-          <w:tblCellMar>
-            <w:top w:w="0" w:type="dxa"/>
-            <w:left w:w="108" w:type="dxa"/>
-            <w:bottom w:w="0" w:type="dxa"/>
-            <w:right w:w="108" w:type="dxa"/>
-          </w:tblCellMar>
         </w:tblPrEx>
         <w:tc>
           <w:tcPr>
@@ -29809,12 +29063,6 @@
             <w:insideH w:val="single" w:color="auto" w:sz="4" w:space="0"/>
             <w:insideV w:val="single" w:color="auto" w:sz="4" w:space="0"/>
           </w:tblBorders>
-          <w:tblCellMar>
-            <w:top w:w="0" w:type="dxa"/>
-            <w:left w:w="108" w:type="dxa"/>
-            <w:bottom w:w="0" w:type="dxa"/>
-            <w:right w:w="108" w:type="dxa"/>
-          </w:tblCellMar>
         </w:tblPrEx>
         <w:tc>
           <w:tcPr>
@@ -29873,12 +29121,6 @@
             <w:insideH w:val="single" w:color="auto" w:sz="4" w:space="0"/>
             <w:insideV w:val="single" w:color="auto" w:sz="4" w:space="0"/>
           </w:tblBorders>
-          <w:tblCellMar>
-            <w:top w:w="0" w:type="dxa"/>
-            <w:left w:w="108" w:type="dxa"/>
-            <w:bottom w:w="0" w:type="dxa"/>
-            <w:right w:w="108" w:type="dxa"/>
-          </w:tblCellMar>
         </w:tblPrEx>
         <w:tc>
           <w:tcPr>
@@ -29944,12 +29186,6 @@
             <w:insideH w:val="single" w:color="auto" w:sz="4" w:space="0"/>
             <w:insideV w:val="single" w:color="auto" w:sz="4" w:space="0"/>
           </w:tblBorders>
-          <w:tblCellMar>
-            <w:top w:w="0" w:type="dxa"/>
-            <w:left w:w="108" w:type="dxa"/>
-            <w:bottom w:w="0" w:type="dxa"/>
-            <w:right w:w="108" w:type="dxa"/>
-          </w:tblCellMar>
         </w:tblPrEx>
         <w:tc>
           <w:tcPr>
@@ -30004,12 +29240,6 @@
             <w:insideH w:val="single" w:color="auto" w:sz="4" w:space="0"/>
             <w:insideV w:val="single" w:color="auto" w:sz="4" w:space="0"/>
           </w:tblBorders>
-          <w:tblCellMar>
-            <w:top w:w="0" w:type="dxa"/>
-            <w:left w:w="108" w:type="dxa"/>
-            <w:bottom w:w="0" w:type="dxa"/>
-            <w:right w:w="108" w:type="dxa"/>
-          </w:tblCellMar>
         </w:tblPrEx>
         <w:tc>
           <w:tcPr>
@@ -30109,9 +29339,9 @@
       <w:pPr>
         <w:outlineLvl w:val="0"/>
       </w:pPr>
-      <w:bookmarkStart w:id="16" w:name="_Toc15387"/>
+      <w:bookmarkStart w:id="16" w:name="_Toc17683"/>
       <w:bookmarkStart w:id="17" w:name="_Toc7235"/>
-      <w:bookmarkStart w:id="18" w:name="_Toc17683"/>
+      <w:bookmarkStart w:id="18" w:name="_Toc15387"/>
       <w:r>
         <w:rPr>
           <w:rFonts w:hint="eastAsia" w:cs="华文中宋"/>
@@ -30165,12 +29395,6 @@
             <w:insideH w:val="single" w:color="auto" w:sz="4" w:space="0"/>
             <w:insideV w:val="single" w:color="auto" w:sz="4" w:space="0"/>
           </w:tblBorders>
-          <w:tblCellMar>
-            <w:top w:w="0" w:type="dxa"/>
-            <w:left w:w="108" w:type="dxa"/>
-            <w:bottom w:w="0" w:type="dxa"/>
-            <w:right w:w="108" w:type="dxa"/>
-          </w:tblCellMar>
         </w:tblPrEx>
         <w:tc>
           <w:tcPr>
@@ -30203,12 +29427,6 @@
             <w:insideH w:val="single" w:color="auto" w:sz="4" w:space="0"/>
             <w:insideV w:val="single" w:color="auto" w:sz="4" w:space="0"/>
           </w:tblBorders>
-          <w:tblCellMar>
-            <w:top w:w="0" w:type="dxa"/>
-            <w:left w:w="108" w:type="dxa"/>
-            <w:bottom w:w="0" w:type="dxa"/>
-            <w:right w:w="108" w:type="dxa"/>
-          </w:tblCellMar>
         </w:tblPrEx>
         <w:tc>
           <w:tcPr>
@@ -30281,12 +29499,6 @@
             <w:insideH w:val="single" w:color="auto" w:sz="4" w:space="0"/>
             <w:insideV w:val="single" w:color="auto" w:sz="4" w:space="0"/>
           </w:tblBorders>
-          <w:tblCellMar>
-            <w:top w:w="0" w:type="dxa"/>
-            <w:left w:w="108" w:type="dxa"/>
-            <w:bottom w:w="0" w:type="dxa"/>
-            <w:right w:w="108" w:type="dxa"/>
-          </w:tblCellMar>
         </w:tblPrEx>
         <w:tc>
           <w:tcPr>
@@ -30319,12 +29531,6 @@
             <w:insideH w:val="single" w:color="auto" w:sz="4" w:space="0"/>
             <w:insideV w:val="single" w:color="auto" w:sz="4" w:space="0"/>
           </w:tblBorders>
-          <w:tblCellMar>
-            <w:top w:w="0" w:type="dxa"/>
-            <w:left w:w="108" w:type="dxa"/>
-            <w:bottom w:w="0" w:type="dxa"/>
-            <w:right w:w="108" w:type="dxa"/>
-          </w:tblCellMar>
         </w:tblPrEx>
         <w:tc>
           <w:tcPr>
@@ -30394,12 +29600,6 @@
             <w:insideH w:val="single" w:color="auto" w:sz="4" w:space="0"/>
             <w:insideV w:val="single" w:color="auto" w:sz="4" w:space="0"/>
           </w:tblBorders>
-          <w:tblCellMar>
-            <w:top w:w="0" w:type="dxa"/>
-            <w:left w:w="108" w:type="dxa"/>
-            <w:bottom w:w="0" w:type="dxa"/>
-            <w:right w:w="108" w:type="dxa"/>
-          </w:tblCellMar>
         </w:tblPrEx>
         <w:tc>
           <w:tcPr>
@@ -30496,12 +29696,6 @@
             <w:insideH w:val="single" w:color="auto" w:sz="4" w:space="0"/>
             <w:insideV w:val="single" w:color="auto" w:sz="4" w:space="0"/>
           </w:tblBorders>
-          <w:tblCellMar>
-            <w:top w:w="0" w:type="dxa"/>
-            <w:left w:w="108" w:type="dxa"/>
-            <w:bottom w:w="0" w:type="dxa"/>
-            <w:right w:w="108" w:type="dxa"/>
-          </w:tblCellMar>
         </w:tblPrEx>
         <w:tc>
           <w:tcPr>
@@ -30598,6 +29792,12 @@
             <w:insideH w:val="single" w:color="auto" w:sz="4" w:space="0"/>
             <w:insideV w:val="single" w:color="auto" w:sz="4" w:space="0"/>
           </w:tblBorders>
+          <w:tblCellMar>
+            <w:top w:w="0" w:type="dxa"/>
+            <w:left w:w="108" w:type="dxa"/>
+            <w:bottom w:w="0" w:type="dxa"/>
+            <w:right w:w="108" w:type="dxa"/>
+          </w:tblCellMar>
         </w:tblPrEx>
         <w:tc>
           <w:tcPr>
@@ -30824,12 +30024,6 @@
             <w:insideH w:val="single" w:color="auto" w:sz="4" w:space="0"/>
             <w:insideV w:val="single" w:color="auto" w:sz="4" w:space="0"/>
           </w:tblBorders>
-          <w:tblCellMar>
-            <w:top w:w="0" w:type="dxa"/>
-            <w:left w:w="108" w:type="dxa"/>
-            <w:bottom w:w="0" w:type="dxa"/>
-            <w:right w:w="108" w:type="dxa"/>
-          </w:tblCellMar>
         </w:tblPrEx>
         <w:trPr>
           <w:trHeight w:val="242" w:hRule="atLeast"/>
@@ -30876,12 +30070,6 @@
             <w:insideH w:val="single" w:color="auto" w:sz="4" w:space="0"/>
             <w:insideV w:val="single" w:color="auto" w:sz="4" w:space="0"/>
           </w:tblBorders>
-          <w:tblCellMar>
-            <w:top w:w="0" w:type="dxa"/>
-            <w:left w:w="108" w:type="dxa"/>
-            <w:bottom w:w="0" w:type="dxa"/>
-            <w:right w:w="108" w:type="dxa"/>
-          </w:tblCellMar>
         </w:tblPrEx>
         <w:trPr>
           <w:trHeight w:val="151" w:hRule="atLeast"/>
@@ -30970,12 +30158,6 @@
             <w:insideH w:val="single" w:color="auto" w:sz="4" w:space="0"/>
             <w:insideV w:val="single" w:color="auto" w:sz="4" w:space="0"/>
           </w:tblBorders>
-          <w:tblCellMar>
-            <w:top w:w="0" w:type="dxa"/>
-            <w:left w:w="108" w:type="dxa"/>
-            <w:bottom w:w="0" w:type="dxa"/>
-            <w:right w:w="108" w:type="dxa"/>
-          </w:tblCellMar>
         </w:tblPrEx>
         <w:trPr>
           <w:trHeight w:val="242" w:hRule="atLeast"/>
@@ -31031,12 +30213,6 @@
             <w:insideH w:val="single" w:color="auto" w:sz="4" w:space="0"/>
             <w:insideV w:val="single" w:color="auto" w:sz="4" w:space="0"/>
           </w:tblBorders>
-          <w:tblCellMar>
-            <w:top w:w="0" w:type="dxa"/>
-            <w:left w:w="108" w:type="dxa"/>
-            <w:bottom w:w="0" w:type="dxa"/>
-            <w:right w:w="108" w:type="dxa"/>
-          </w:tblCellMar>
         </w:tblPrEx>
         <w:trPr>
           <w:trHeight w:val="151" w:hRule="atLeast"/>
@@ -31092,12 +30268,6 @@
             <w:insideH w:val="single" w:color="auto" w:sz="4" w:space="0"/>
             <w:insideV w:val="single" w:color="auto" w:sz="4" w:space="0"/>
           </w:tblBorders>
-          <w:tblCellMar>
-            <w:top w:w="0" w:type="dxa"/>
-            <w:left w:w="108" w:type="dxa"/>
-            <w:bottom w:w="0" w:type="dxa"/>
-            <w:right w:w="108" w:type="dxa"/>
-          </w:tblCellMar>
         </w:tblPrEx>
         <w:trPr>
           <w:trHeight w:val="151" w:hRule="atLeast"/>
@@ -31148,12 +30318,6 @@
             <w:insideH w:val="single" w:color="auto" w:sz="4" w:space="0"/>
             <w:insideV w:val="single" w:color="auto" w:sz="4" w:space="0"/>
           </w:tblBorders>
-          <w:tblCellMar>
-            <w:top w:w="0" w:type="dxa"/>
-            <w:left w:w="108" w:type="dxa"/>
-            <w:bottom w:w="0" w:type="dxa"/>
-            <w:right w:w="108" w:type="dxa"/>
-          </w:tblCellMar>
         </w:tblPrEx>
         <w:tc>
           <w:tcPr>
@@ -31244,12 +30408,6 @@
             <w:insideH w:val="single" w:color="auto" w:sz="4" w:space="0"/>
             <w:insideV w:val="single" w:color="auto" w:sz="4" w:space="0"/>
           </w:tblBorders>
-          <w:tblCellMar>
-            <w:top w:w="0" w:type="dxa"/>
-            <w:left w:w="108" w:type="dxa"/>
-            <w:bottom w:w="0" w:type="dxa"/>
-            <w:right w:w="108" w:type="dxa"/>
-          </w:tblCellMar>
         </w:tblPrEx>
         <w:tc>
           <w:tcPr>
@@ -31328,12 +30486,6 @@
             <w:insideH w:val="single" w:color="auto" w:sz="4" w:space="0"/>
             <w:insideV w:val="single" w:color="auto" w:sz="4" w:space="0"/>
           </w:tblBorders>
-          <w:tblCellMar>
-            <w:top w:w="0" w:type="dxa"/>
-            <w:left w:w="108" w:type="dxa"/>
-            <w:bottom w:w="0" w:type="dxa"/>
-            <w:right w:w="108" w:type="dxa"/>
-          </w:tblCellMar>
         </w:tblPrEx>
         <w:tc>
           <w:tcPr>
@@ -31412,12 +30564,6 @@
             <w:insideH w:val="single" w:color="auto" w:sz="4" w:space="0"/>
             <w:insideV w:val="single" w:color="auto" w:sz="4" w:space="0"/>
           </w:tblBorders>
-          <w:tblCellMar>
-            <w:top w:w="0" w:type="dxa"/>
-            <w:left w:w="108" w:type="dxa"/>
-            <w:bottom w:w="0" w:type="dxa"/>
-            <w:right w:w="108" w:type="dxa"/>
-          </w:tblCellMar>
         </w:tblPrEx>
         <w:tc>
           <w:tcPr>
@@ -31496,12 +30642,6 @@
             <w:insideH w:val="single" w:color="auto" w:sz="4" w:space="0"/>
             <w:insideV w:val="single" w:color="auto" w:sz="4" w:space="0"/>
           </w:tblBorders>
-          <w:tblCellMar>
-            <w:top w:w="0" w:type="dxa"/>
-            <w:left w:w="108" w:type="dxa"/>
-            <w:bottom w:w="0" w:type="dxa"/>
-            <w:right w:w="108" w:type="dxa"/>
-          </w:tblCellMar>
         </w:tblPrEx>
         <w:tc>
           <w:tcPr>
@@ -31592,12 +30732,6 @@
             <w:insideH w:val="single" w:color="auto" w:sz="4" w:space="0"/>
             <w:insideV w:val="single" w:color="auto" w:sz="4" w:space="0"/>
           </w:tblBorders>
-          <w:tblCellMar>
-            <w:top w:w="0" w:type="dxa"/>
-            <w:left w:w="108" w:type="dxa"/>
-            <w:bottom w:w="0" w:type="dxa"/>
-            <w:right w:w="108" w:type="dxa"/>
-          </w:tblCellMar>
         </w:tblPrEx>
         <w:tc>
           <w:tcPr>
@@ -31734,12 +30868,6 @@
             <w:insideH w:val="single" w:color="auto" w:sz="4" w:space="0"/>
             <w:insideV w:val="single" w:color="auto" w:sz="4" w:space="0"/>
           </w:tblBorders>
-          <w:tblCellMar>
-            <w:top w:w="0" w:type="dxa"/>
-            <w:left w:w="108" w:type="dxa"/>
-            <w:bottom w:w="0" w:type="dxa"/>
-            <w:right w:w="108" w:type="dxa"/>
-          </w:tblCellMar>
         </w:tblPrEx>
         <w:tc>
           <w:tcPr>
@@ -31783,12 +30911,6 @@
             <w:insideH w:val="single" w:color="auto" w:sz="4" w:space="0"/>
             <w:insideV w:val="single" w:color="auto" w:sz="4" w:space="0"/>
           </w:tblBorders>
-          <w:tblCellMar>
-            <w:top w:w="0" w:type="dxa"/>
-            <w:left w:w="108" w:type="dxa"/>
-            <w:bottom w:w="0" w:type="dxa"/>
-            <w:right w:w="108" w:type="dxa"/>
-          </w:tblCellMar>
         </w:tblPrEx>
         <w:tc>
           <w:tcPr>
@@ -31899,12 +31021,6 @@
             <w:insideH w:val="single" w:color="auto" w:sz="4" w:space="0"/>
             <w:insideV w:val="single" w:color="auto" w:sz="4" w:space="0"/>
           </w:tblBorders>
-          <w:tblCellMar>
-            <w:top w:w="0" w:type="dxa"/>
-            <w:left w:w="108" w:type="dxa"/>
-            <w:bottom w:w="0" w:type="dxa"/>
-            <w:right w:w="108" w:type="dxa"/>
-          </w:tblCellMar>
         </w:tblPrEx>
         <w:tc>
           <w:tcPr>
@@ -32063,7 +31179,7 @@
           <w:rFonts w:hint="eastAsia"/>
           <w:lang w:val="en-US" w:eastAsia="zh-CN"/>
         </w:rPr>
-        <w:t>humble：</w:t>
+        <w:t>foxy：</w:t>
       </w:r>
     </w:p>
     <w:p>
@@ -32260,12 +31376,6 @@
             <w:insideH w:val="single" w:color="auto" w:sz="4" w:space="0"/>
             <w:insideV w:val="single" w:color="auto" w:sz="4" w:space="0"/>
           </w:tblBorders>
-          <w:tblCellMar>
-            <w:top w:w="0" w:type="dxa"/>
-            <w:left w:w="108" w:type="dxa"/>
-            <w:bottom w:w="0" w:type="dxa"/>
-            <w:right w:w="108" w:type="dxa"/>
-          </w:tblCellMar>
         </w:tblPrEx>
         <w:tc>
           <w:tcPr>
@@ -32377,12 +31487,6 @@
             <w:insideH w:val="single" w:color="auto" w:sz="4" w:space="0"/>
             <w:insideV w:val="single" w:color="auto" w:sz="4" w:space="0"/>
           </w:tblBorders>
-          <w:tblCellMar>
-            <w:top w:w="0" w:type="dxa"/>
-            <w:left w:w="108" w:type="dxa"/>
-            <w:bottom w:w="0" w:type="dxa"/>
-            <w:right w:w="108" w:type="dxa"/>
-          </w:tblCellMar>
         </w:tblPrEx>
         <w:tc>
           <w:tcPr>
@@ -32477,12 +31581,6 @@
             <w:insideH w:val="single" w:color="auto" w:sz="4" w:space="0"/>
             <w:insideV w:val="single" w:color="auto" w:sz="4" w:space="0"/>
           </w:tblBorders>
-          <w:tblCellMar>
-            <w:top w:w="0" w:type="dxa"/>
-            <w:left w:w="108" w:type="dxa"/>
-            <w:bottom w:w="0" w:type="dxa"/>
-            <w:right w:w="108" w:type="dxa"/>
-          </w:tblCellMar>
         </w:tblPrEx>
         <w:tc>
           <w:tcPr>
@@ -32607,12 +31705,6 @@
             <w:insideH w:val="single" w:color="auto" w:sz="4" w:space="0"/>
             <w:insideV w:val="single" w:color="auto" w:sz="4" w:space="0"/>
           </w:tblBorders>
-          <w:tblCellMar>
-            <w:top w:w="0" w:type="dxa"/>
-            <w:left w:w="108" w:type="dxa"/>
-            <w:bottom w:w="0" w:type="dxa"/>
-            <w:right w:w="108" w:type="dxa"/>
-          </w:tblCellMar>
         </w:tblPrEx>
         <w:tc>
           <w:tcPr>
@@ -33604,12 +32696,6 @@
             <w:insideH w:val="single" w:color="auto" w:sz="4" w:space="0"/>
             <w:insideV w:val="single" w:color="auto" w:sz="4" w:space="0"/>
           </w:tblBorders>
-          <w:tblCellMar>
-            <w:top w:w="0" w:type="dxa"/>
-            <w:left w:w="108" w:type="dxa"/>
-            <w:bottom w:w="0" w:type="dxa"/>
-            <w:right w:w="108" w:type="dxa"/>
-          </w:tblCellMar>
         </w:tblPrEx>
         <w:tc>
           <w:tcPr>
@@ -34596,12 +33682,6 @@
             <w:insideH w:val="single" w:color="auto" w:sz="4" w:space="0"/>
             <w:insideV w:val="single" w:color="auto" w:sz="4" w:space="0"/>
           </w:tblBorders>
-          <w:tblCellMar>
-            <w:top w:w="0" w:type="dxa"/>
-            <w:left w:w="108" w:type="dxa"/>
-            <w:bottom w:w="0" w:type="dxa"/>
-            <w:right w:w="108" w:type="dxa"/>
-          </w:tblCellMar>
         </w:tblPrEx>
         <w:tc>
           <w:tcPr>
@@ -34953,12 +34033,6 @@
             <w:insideH w:val="single" w:color="auto" w:sz="4" w:space="0"/>
             <w:insideV w:val="single" w:color="auto" w:sz="4" w:space="0"/>
           </w:tblBorders>
-          <w:tblCellMar>
-            <w:top w:w="0" w:type="dxa"/>
-            <w:left w:w="108" w:type="dxa"/>
-            <w:bottom w:w="0" w:type="dxa"/>
-            <w:right w:w="108" w:type="dxa"/>
-          </w:tblCellMar>
         </w:tblPrEx>
         <w:tc>
           <w:tcPr>
@@ -35007,12 +34081,6 @@
             <w:insideH w:val="single" w:color="auto" w:sz="4" w:space="0"/>
             <w:insideV w:val="single" w:color="auto" w:sz="4" w:space="0"/>
           </w:tblBorders>
-          <w:tblCellMar>
-            <w:top w:w="0" w:type="dxa"/>
-            <w:left w:w="108" w:type="dxa"/>
-            <w:bottom w:w="0" w:type="dxa"/>
-            <w:right w:w="108" w:type="dxa"/>
-          </w:tblCellMar>
         </w:tblPrEx>
         <w:tc>
           <w:tcPr>
@@ -35110,12 +34178,6 @@
             <w:insideH w:val="single" w:color="auto" w:sz="4" w:space="0"/>
             <w:insideV w:val="single" w:color="auto" w:sz="4" w:space="0"/>
           </w:tblBorders>
-          <w:tblCellMar>
-            <w:top w:w="0" w:type="dxa"/>
-            <w:left w:w="108" w:type="dxa"/>
-            <w:bottom w:w="0" w:type="dxa"/>
-            <w:right w:w="108" w:type="dxa"/>
-          </w:tblCellMar>
         </w:tblPrEx>
         <w:tc>
           <w:tcPr>
@@ -35234,12 +34296,6 @@
             <w:insideH w:val="single" w:color="auto" w:sz="4" w:space="0"/>
             <w:insideV w:val="single" w:color="auto" w:sz="4" w:space="0"/>
           </w:tblBorders>
-          <w:tblCellMar>
-            <w:top w:w="0" w:type="dxa"/>
-            <w:left w:w="108" w:type="dxa"/>
-            <w:bottom w:w="0" w:type="dxa"/>
-            <w:right w:w="108" w:type="dxa"/>
-          </w:tblCellMar>
         </w:tblPrEx>
         <w:tc>
           <w:tcPr>
@@ -35274,12 +34330,6 @@
             <w:insideH w:val="single" w:color="auto" w:sz="4" w:space="0"/>
             <w:insideV w:val="single" w:color="auto" w:sz="4" w:space="0"/>
           </w:tblBorders>
-          <w:tblCellMar>
-            <w:top w:w="0" w:type="dxa"/>
-            <w:left w:w="108" w:type="dxa"/>
-            <w:bottom w:w="0" w:type="dxa"/>
-            <w:right w:w="108" w:type="dxa"/>
-          </w:tblCellMar>
         </w:tblPrEx>
         <w:tc>
           <w:tcPr>
@@ -36608,12 +35658,6 @@
             <w:insideH w:val="single" w:color="auto" w:sz="4" w:space="0"/>
             <w:insideV w:val="single" w:color="auto" w:sz="4" w:space="0"/>
           </w:tblBorders>
-          <w:tblCellMar>
-            <w:top w:w="0" w:type="dxa"/>
-            <w:left w:w="108" w:type="dxa"/>
-            <w:bottom w:w="0" w:type="dxa"/>
-            <w:right w:w="108" w:type="dxa"/>
-          </w:tblCellMar>
         </w:tblPrEx>
         <w:tc>
           <w:tcPr>
@@ -36663,12 +35707,6 @@
             <w:insideH w:val="single" w:color="auto" w:sz="4" w:space="0"/>
             <w:insideV w:val="single" w:color="auto" w:sz="4" w:space="0"/>
           </w:tblBorders>
-          <w:tblCellMar>
-            <w:top w:w="0" w:type="dxa"/>
-            <w:left w:w="108" w:type="dxa"/>
-            <w:bottom w:w="0" w:type="dxa"/>
-            <w:right w:w="108" w:type="dxa"/>
-          </w:tblCellMar>
         </w:tblPrEx>
         <w:tc>
           <w:tcPr>
@@ -36774,12 +35812,6 @@
             <w:insideH w:val="single" w:color="auto" w:sz="4" w:space="0"/>
             <w:insideV w:val="single" w:color="auto" w:sz="4" w:space="0"/>
           </w:tblBorders>
-          <w:tblCellMar>
-            <w:top w:w="0" w:type="dxa"/>
-            <w:left w:w="108" w:type="dxa"/>
-            <w:bottom w:w="0" w:type="dxa"/>
-            <w:right w:w="108" w:type="dxa"/>
-          </w:tblCellMar>
         </w:tblPrEx>
         <w:tc>
           <w:tcPr>
@@ -36864,12 +35896,6 @@
             <w:insideH w:val="single" w:color="auto" w:sz="4" w:space="0"/>
             <w:insideV w:val="single" w:color="auto" w:sz="4" w:space="0"/>
           </w:tblBorders>
-          <w:tblCellMar>
-            <w:top w:w="0" w:type="dxa"/>
-            <w:left w:w="108" w:type="dxa"/>
-            <w:bottom w:w="0" w:type="dxa"/>
-            <w:right w:w="108" w:type="dxa"/>
-          </w:tblCellMar>
         </w:tblPrEx>
         <w:tc>
           <w:tcPr>
@@ -36961,12 +35987,6 @@
             <w:insideH w:val="single" w:color="auto" w:sz="4" w:space="0"/>
             <w:insideV w:val="single" w:color="auto" w:sz="4" w:space="0"/>
           </w:tblBorders>
-          <w:tblCellMar>
-            <w:top w:w="0" w:type="dxa"/>
-            <w:left w:w="108" w:type="dxa"/>
-            <w:bottom w:w="0" w:type="dxa"/>
-            <w:right w:w="108" w:type="dxa"/>
-          </w:tblCellMar>
         </w:tblPrEx>
         <w:tc>
           <w:tcPr>
@@ -37051,12 +36071,6 @@
             <w:insideH w:val="single" w:color="auto" w:sz="4" w:space="0"/>
             <w:insideV w:val="single" w:color="auto" w:sz="4" w:space="0"/>
           </w:tblBorders>
-          <w:tblCellMar>
-            <w:top w:w="0" w:type="dxa"/>
-            <w:left w:w="108" w:type="dxa"/>
-            <w:bottom w:w="0" w:type="dxa"/>
-            <w:right w:w="108" w:type="dxa"/>
-          </w:tblCellMar>
         </w:tblPrEx>
         <w:tc>
           <w:tcPr>
@@ -37141,12 +36155,6 @@
             <w:insideH w:val="single" w:color="auto" w:sz="4" w:space="0"/>
             <w:insideV w:val="single" w:color="auto" w:sz="4" w:space="0"/>
           </w:tblBorders>
-          <w:tblCellMar>
-            <w:top w:w="0" w:type="dxa"/>
-            <w:left w:w="108" w:type="dxa"/>
-            <w:bottom w:w="0" w:type="dxa"/>
-            <w:right w:w="108" w:type="dxa"/>
-          </w:tblCellMar>
         </w:tblPrEx>
         <w:tc>
           <w:tcPr>
@@ -37244,12 +36252,6 @@
             <w:insideH w:val="single" w:color="auto" w:sz="4" w:space="0"/>
             <w:insideV w:val="single" w:color="auto" w:sz="4" w:space="0"/>
           </w:tblBorders>
-          <w:tblCellMar>
-            <w:top w:w="0" w:type="dxa"/>
-            <w:left w:w="108" w:type="dxa"/>
-            <w:bottom w:w="0" w:type="dxa"/>
-            <w:right w:w="108" w:type="dxa"/>
-          </w:tblCellMar>
         </w:tblPrEx>
         <w:tc>
           <w:tcPr>
@@ -37334,12 +36336,6 @@
             <w:insideH w:val="single" w:color="auto" w:sz="4" w:space="0"/>
             <w:insideV w:val="single" w:color="auto" w:sz="4" w:space="0"/>
           </w:tblBorders>
-          <w:tblCellMar>
-            <w:top w:w="0" w:type="dxa"/>
-            <w:left w:w="108" w:type="dxa"/>
-            <w:bottom w:w="0" w:type="dxa"/>
-            <w:right w:w="108" w:type="dxa"/>
-          </w:tblCellMar>
         </w:tblPrEx>
         <w:tc>
           <w:tcPr>
@@ -37984,6 +36980,14 @@
       </w:tblGrid>
       <w:tr>
         <w:tblPrEx>
+          <w:tblBorders>
+            <w:top w:val="single" w:color="auto" w:sz="4" w:space="0"/>
+            <w:left w:val="single" w:color="auto" w:sz="4" w:space="0"/>
+            <w:bottom w:val="single" w:color="auto" w:sz="4" w:space="0"/>
+            <w:right w:val="single" w:color="auto" w:sz="4" w:space="0"/>
+            <w:insideH w:val="single" w:color="auto" w:sz="4" w:space="0"/>
+            <w:insideV w:val="single" w:color="auto" w:sz="4" w:space="0"/>
+          </w:tblBorders>
           <w:tblCellMar>
             <w:top w:w="0" w:type="dxa"/>
             <w:left w:w="108" w:type="dxa"/>
@@ -38187,6 +37191,3149 @@
         </w:tc>
       </w:tr>
     </w:tbl>
+    <w:p>
+      <w:pPr>
+        <w:rPr>
+          <w:rFonts w:hint="eastAsia" w:cs="华文中宋"/>
+          <w:bCs/>
+          <w:color w:val="FF0000"/>
+          <w:spacing w:val="7"/>
+          <w:lang w:val="en-US" w:eastAsia="zh-CN"/>
+        </w:rPr>
+      </w:pPr>
+    </w:p>
+    <w:p>
+      <w:pPr>
+        <w:rPr>
+          <w:rFonts w:hint="eastAsia" w:cs="华文中宋"/>
+          <w:bCs/>
+          <w:color w:val="FF0000"/>
+          <w:spacing w:val="7"/>
+          <w:lang w:val="en-US" w:eastAsia="zh-CN"/>
+        </w:rPr>
+      </w:pPr>
+    </w:p>
+    <w:p>
+      <w:pPr>
+        <w:pStyle w:val="3"/>
+        <w:bidi w:val="0"/>
+        <w:rPr>
+          <w:rFonts w:hint="default"/>
+          <w:lang w:val="en-US" w:eastAsia="zh-CN"/>
+        </w:rPr>
+      </w:pPr>
+      <w:r>
+        <w:rPr>
+          <w:rFonts w:hint="eastAsia"/>
+          <w:lang w:val="en-US" w:eastAsia="zh-CN"/>
+        </w:rPr>
+        <w:t>动作actionlib：</w:t>
+      </w:r>
+    </w:p>
+    <w:tbl>
+      <w:tblPr>
+        <w:tblStyle w:val="11"/>
+        <w:tblW w:w="0" w:type="auto"/>
+        <w:tblInd w:w="0" w:type="dxa"/>
+        <w:tblBorders>
+          <w:top w:val="single" w:color="auto" w:sz="4" w:space="0"/>
+          <w:left w:val="single" w:color="auto" w:sz="4" w:space="0"/>
+          <w:bottom w:val="single" w:color="auto" w:sz="4" w:space="0"/>
+          <w:right w:val="single" w:color="auto" w:sz="4" w:space="0"/>
+          <w:insideH w:val="single" w:color="auto" w:sz="4" w:space="0"/>
+          <w:insideV w:val="single" w:color="auto" w:sz="4" w:space="0"/>
+        </w:tblBorders>
+        <w:tblLayout w:type="autofit"/>
+        <w:tblCellMar>
+          <w:top w:w="0" w:type="dxa"/>
+          <w:left w:w="108" w:type="dxa"/>
+          <w:bottom w:w="0" w:type="dxa"/>
+          <w:right w:w="108" w:type="dxa"/>
+        </w:tblCellMar>
+      </w:tblPr>
+      <w:tblGrid>
+        <w:gridCol w:w="637"/>
+        <w:gridCol w:w="2674"/>
+        <w:gridCol w:w="1057"/>
+      </w:tblGrid>
+      <w:tr>
+        <w:tblPrEx>
+          <w:tblBorders>
+            <w:top w:val="single" w:color="auto" w:sz="4" w:space="0"/>
+            <w:left w:val="single" w:color="auto" w:sz="4" w:space="0"/>
+            <w:bottom w:val="single" w:color="auto" w:sz="4" w:space="0"/>
+            <w:right w:val="single" w:color="auto" w:sz="4" w:space="0"/>
+            <w:insideH w:val="single" w:color="auto" w:sz="4" w:space="0"/>
+            <w:insideV w:val="single" w:color="auto" w:sz="4" w:space="0"/>
+          </w:tblBorders>
+          <w:tblCellMar>
+            <w:top w:w="0" w:type="dxa"/>
+            <w:left w:w="108" w:type="dxa"/>
+            <w:bottom w:w="0" w:type="dxa"/>
+            <w:right w:w="108" w:type="dxa"/>
+          </w:tblCellMar>
+        </w:tblPrEx>
+        <w:tc>
+          <w:tcPr>
+            <w:tcW w:w="0" w:type="auto"/>
+            <w:gridSpan w:val="2"/>
+            <w:vAlign w:val="center"/>
+          </w:tcPr>
+          <w:p>
+            <w:pPr>
+              <w:pStyle w:val="17"/>
+              <w:bidi w:val="0"/>
+              <w:jc w:val="both"/>
+              <w:rPr>
+                <w:rFonts w:hint="default" w:ascii="华文中宋" w:hAnsi="华文中宋" w:eastAsia="华文中宋" w:cs="华文中宋"/>
+                <w:b/>
+                <w:bCs/>
+                <w:color w:val="FF0000"/>
+                <w:kern w:val="2"/>
+                <w:sz w:val="21"/>
+                <w:szCs w:val="21"/>
+                <w:lang w:val="en-US" w:eastAsia="zh-CN" w:bidi="ar-SA"/>
+              </w:rPr>
+            </w:pPr>
+            <w:r>
+              <w:rPr>
+                <w:rFonts w:hint="eastAsia"/>
+                <w:lang w:val="en-US" w:eastAsia="zh-CN"/>
+              </w:rPr>
+              <w:t>SimpleActionClient(ns, actT)</w:t>
+            </w:r>
+          </w:p>
+        </w:tc>
+        <w:tc>
+          <w:tcPr>
+            <w:tcW w:w="0" w:type="auto"/>
+            <w:vAlign w:val="center"/>
+          </w:tcPr>
+          <w:p>
+            <w:pPr>
+              <w:pStyle w:val="19"/>
+              <w:bidi w:val="0"/>
+              <w:rPr>
+                <w:rFonts w:hint="default" w:ascii="华文中宋" w:hAnsi="华文中宋" w:eastAsia="华文中宋" w:cs="华文中宋"/>
+                <w:b/>
+                <w:bCs/>
+                <w:color w:val="ED7D31" w:themeColor="accent2"/>
+                <w:kern w:val="2"/>
+                <w:szCs w:val="21"/>
+                <w:vertAlign w:val="baseline"/>
+                <w:lang w:val="en-US" w:eastAsia="zh-CN" w:bidi="ar-SA"/>
+                <w14:textFill>
+                  <w14:solidFill>
+                    <w14:schemeClr w14:val="accent2"/>
+                  </w14:solidFill>
+                </w14:textFill>
+              </w:rPr>
+            </w:pPr>
+            <w:r>
+              <w:rPr>
+                <w:rFonts w:hint="eastAsia"/>
+                <w:lang w:val="en-US" w:eastAsia="zh-CN"/>
+              </w:rPr>
+              <w:t xml:space="preserve">操作器 </w:t>
+            </w:r>
+          </w:p>
+        </w:tc>
+      </w:tr>
+      <w:tr>
+        <w:tblPrEx>
+          <w:tblBorders>
+            <w:top w:val="single" w:color="auto" w:sz="4" w:space="0"/>
+            <w:left w:val="single" w:color="auto" w:sz="4" w:space="0"/>
+            <w:bottom w:val="single" w:color="auto" w:sz="4" w:space="0"/>
+            <w:right w:val="single" w:color="auto" w:sz="4" w:space="0"/>
+            <w:insideH w:val="single" w:color="auto" w:sz="4" w:space="0"/>
+            <w:insideV w:val="single" w:color="auto" w:sz="4" w:space="0"/>
+          </w:tblBorders>
+          <w:tblCellMar>
+            <w:top w:w="0" w:type="dxa"/>
+            <w:left w:w="108" w:type="dxa"/>
+            <w:bottom w:w="0" w:type="dxa"/>
+            <w:right w:w="108" w:type="dxa"/>
+          </w:tblCellMar>
+        </w:tblPrEx>
+        <w:tc>
+          <w:tcPr>
+            <w:tcW w:w="0" w:type="auto"/>
+            <w:vMerge w:val="restart"/>
+            <w:vAlign w:val="center"/>
+          </w:tcPr>
+          <w:p>
+            <w:pPr>
+              <w:pStyle w:val="17"/>
+              <w:bidi w:val="0"/>
+              <w:jc w:val="both"/>
+              <w:rPr>
+                <w:rFonts w:hint="eastAsia"/>
+                <w:lang w:val="en-US" w:eastAsia="zh-CN"/>
+              </w:rPr>
+            </w:pPr>
+            <w:r>
+              <w:rPr>
+                <w:rFonts w:hint="eastAsia" w:ascii="华文中宋" w:hAnsi="华文中宋" w:eastAsia="华文中宋" w:cs="华文中宋"/>
+                <w:b/>
+                <w:bCs/>
+                <w:color w:val="ED7D31" w:themeColor="accent2"/>
+                <w:kern w:val="2"/>
+                <w:sz w:val="21"/>
+                <w:szCs w:val="21"/>
+                <w:vertAlign w:val="baseline"/>
+                <w:lang w:val="en-US" w:eastAsia="zh-CN" w:bidi="ar-SA"/>
+                <w14:textFill>
+                  <w14:solidFill>
+                    <w14:schemeClr w14:val="accent2"/>
+                  </w14:solidFill>
+                </w14:textFill>
+              </w:rPr>
+              <w:t>方法</w:t>
+            </w:r>
+          </w:p>
+        </w:tc>
+        <w:tc>
+          <w:tcPr>
+            <w:tcW w:w="0" w:type="auto"/>
+            <w:vAlign w:val="center"/>
+          </w:tcPr>
+          <w:p>
+            <w:pPr>
+              <w:pStyle w:val="17"/>
+              <w:bidi w:val="0"/>
+              <w:jc w:val="both"/>
+              <w:rPr>
+                <w:rFonts w:hint="default"/>
+                <w:lang w:val="en-US" w:eastAsia="zh-CN"/>
+              </w:rPr>
+            </w:pPr>
+            <w:r>
+              <w:rPr>
+                <w:rFonts w:hint="default"/>
+                <w:lang w:val="en-US" w:eastAsia="zh-CN"/>
+              </w:rPr>
+              <w:t>wait_for_server</w:t>
+            </w:r>
+            <w:r>
+              <w:rPr>
+                <w:rFonts w:hint="eastAsia"/>
+                <w:lang w:val="en-US" w:eastAsia="zh-CN"/>
+              </w:rPr>
+              <w:t>(timeout)</w:t>
+            </w:r>
+          </w:p>
+        </w:tc>
+        <w:tc>
+          <w:tcPr>
+            <w:tcW w:w="0" w:type="auto"/>
+            <w:vAlign w:val="center"/>
+          </w:tcPr>
+          <w:p>
+            <w:pPr>
+              <w:pStyle w:val="19"/>
+              <w:bidi w:val="0"/>
+              <w:rPr>
+                <w:rFonts w:hint="default"/>
+                <w:lang w:val="en-US" w:eastAsia="zh-CN"/>
+              </w:rPr>
+            </w:pPr>
+            <w:r>
+              <w:rPr>
+                <w:rFonts w:hint="eastAsia" w:ascii="华文中宋" w:hAnsi="华文中宋" w:eastAsia="华文中宋" w:cs="华文中宋"/>
+                <w:b/>
+                <w:bCs/>
+                <w:color w:val="ED7D31" w:themeColor="accent2"/>
+                <w:kern w:val="2"/>
+                <w:sz w:val="21"/>
+                <w:szCs w:val="21"/>
+                <w:vertAlign w:val="baseline"/>
+                <w:lang w:val="en-US" w:eastAsia="zh-CN" w:bidi="ar-SA"/>
+                <w14:textFill>
+                  <w14:solidFill>
+                    <w14:schemeClr w14:val="accent2"/>
+                  </w14:solidFill>
+                </w14:textFill>
+              </w:rPr>
+              <w:t>等待</w:t>
+            </w:r>
+            <w:r>
+              <w:rPr>
+                <w:rFonts w:hint="eastAsia"/>
+                <w:lang w:val="en-US" w:eastAsia="zh-CN"/>
+              </w:rPr>
+              <w:t>连接</w:t>
+            </w:r>
+          </w:p>
+        </w:tc>
+      </w:tr>
+      <w:tr>
+        <w:tblPrEx>
+          <w:tblBorders>
+            <w:top w:val="single" w:color="auto" w:sz="4" w:space="0"/>
+            <w:left w:val="single" w:color="auto" w:sz="4" w:space="0"/>
+            <w:bottom w:val="single" w:color="auto" w:sz="4" w:space="0"/>
+            <w:right w:val="single" w:color="auto" w:sz="4" w:space="0"/>
+            <w:insideH w:val="single" w:color="auto" w:sz="4" w:space="0"/>
+            <w:insideV w:val="single" w:color="auto" w:sz="4" w:space="0"/>
+          </w:tblBorders>
+          <w:tblCellMar>
+            <w:top w:w="0" w:type="dxa"/>
+            <w:left w:w="108" w:type="dxa"/>
+            <w:bottom w:w="0" w:type="dxa"/>
+            <w:right w:w="108" w:type="dxa"/>
+          </w:tblCellMar>
+        </w:tblPrEx>
+        <w:tc>
+          <w:tcPr>
+            <w:tcW w:w="0" w:type="auto"/>
+            <w:vMerge w:val="continue"/>
+            <w:vAlign w:val="center"/>
+          </w:tcPr>
+          <w:p>
+            <w:pPr>
+              <w:pStyle w:val="17"/>
+              <w:bidi w:val="0"/>
+              <w:jc w:val="both"/>
+              <w:rPr>
+                <w:rFonts w:hint="eastAsia" w:ascii="华文中宋" w:hAnsi="华文中宋" w:eastAsia="华文中宋" w:cs="华文中宋"/>
+                <w:b/>
+                <w:bCs/>
+                <w:color w:val="ED7D31" w:themeColor="accent2"/>
+                <w:kern w:val="2"/>
+                <w:sz w:val="21"/>
+                <w:szCs w:val="21"/>
+                <w:vertAlign w:val="baseline"/>
+                <w:lang w:val="en-US" w:eastAsia="zh-CN" w:bidi="ar-SA"/>
+                <w14:textFill>
+                  <w14:solidFill>
+                    <w14:schemeClr w14:val="accent2"/>
+                  </w14:solidFill>
+                </w14:textFill>
+              </w:rPr>
+            </w:pPr>
+          </w:p>
+        </w:tc>
+        <w:tc>
+          <w:tcPr>
+            <w:tcW w:w="0" w:type="auto"/>
+            <w:vAlign w:val="center"/>
+          </w:tcPr>
+          <w:p>
+            <w:pPr>
+              <w:pStyle w:val="17"/>
+              <w:bidi w:val="0"/>
+              <w:jc w:val="both"/>
+              <w:rPr>
+                <w:rFonts w:hint="default"/>
+                <w:lang w:val="en-US" w:eastAsia="zh-CN"/>
+              </w:rPr>
+            </w:pPr>
+            <w:r>
+              <w:rPr>
+                <w:rFonts w:hint="eastAsia"/>
+                <w:lang w:val="en-US" w:eastAsia="zh-CN"/>
+              </w:rPr>
+              <w:t>send_goal(goal)</w:t>
+            </w:r>
+          </w:p>
+        </w:tc>
+        <w:tc>
+          <w:tcPr>
+            <w:tcW w:w="0" w:type="auto"/>
+            <w:vAlign w:val="center"/>
+          </w:tcPr>
+          <w:p>
+            <w:pPr>
+              <w:pStyle w:val="19"/>
+              <w:bidi w:val="0"/>
+              <w:rPr>
+                <w:rFonts w:hint="eastAsia"/>
+                <w:lang w:val="en-US" w:eastAsia="zh-CN"/>
+              </w:rPr>
+            </w:pPr>
+            <w:r>
+              <w:rPr>
+                <w:rFonts w:hint="eastAsia" w:ascii="华文中宋" w:hAnsi="华文中宋" w:eastAsia="华文中宋" w:cs="华文中宋"/>
+                <w:b/>
+                <w:bCs/>
+                <w:color w:val="ED7D31" w:themeColor="accent2"/>
+                <w:kern w:val="2"/>
+                <w:sz w:val="21"/>
+                <w:szCs w:val="21"/>
+                <w:vertAlign w:val="baseline"/>
+                <w:lang w:val="en-US" w:eastAsia="zh-CN" w:bidi="ar-SA"/>
+                <w14:textFill>
+                  <w14:solidFill>
+                    <w14:schemeClr w14:val="accent2"/>
+                  </w14:solidFill>
+                </w14:textFill>
+              </w:rPr>
+              <w:t>发送</w:t>
+            </w:r>
+            <w:r>
+              <w:rPr>
+                <w:rFonts w:hint="eastAsia"/>
+                <w:lang w:val="en-US" w:eastAsia="zh-CN"/>
+              </w:rPr>
+              <w:t>目标</w:t>
+            </w:r>
+          </w:p>
+        </w:tc>
+      </w:tr>
+      <w:tr>
+        <w:tblPrEx>
+          <w:tblBorders>
+            <w:top w:val="single" w:color="auto" w:sz="4" w:space="0"/>
+            <w:left w:val="single" w:color="auto" w:sz="4" w:space="0"/>
+            <w:bottom w:val="single" w:color="auto" w:sz="4" w:space="0"/>
+            <w:right w:val="single" w:color="auto" w:sz="4" w:space="0"/>
+            <w:insideH w:val="single" w:color="auto" w:sz="4" w:space="0"/>
+            <w:insideV w:val="single" w:color="auto" w:sz="4" w:space="0"/>
+          </w:tblBorders>
+          <w:tblCellMar>
+            <w:top w:w="0" w:type="dxa"/>
+            <w:left w:w="108" w:type="dxa"/>
+            <w:bottom w:w="0" w:type="dxa"/>
+            <w:right w:w="108" w:type="dxa"/>
+          </w:tblCellMar>
+        </w:tblPrEx>
+        <w:tc>
+          <w:tcPr>
+            <w:tcW w:w="0" w:type="auto"/>
+            <w:vMerge w:val="continue"/>
+            <w:vAlign w:val="center"/>
+          </w:tcPr>
+          <w:p>
+            <w:pPr>
+              <w:pStyle w:val="17"/>
+              <w:bidi w:val="0"/>
+              <w:jc w:val="both"/>
+              <w:rPr>
+                <w:rFonts w:hint="eastAsia" w:ascii="华文中宋" w:hAnsi="华文中宋" w:eastAsia="华文中宋" w:cs="华文中宋"/>
+                <w:b/>
+                <w:bCs/>
+                <w:color w:val="ED7D31" w:themeColor="accent2"/>
+                <w:kern w:val="2"/>
+                <w:sz w:val="21"/>
+                <w:szCs w:val="21"/>
+                <w:vertAlign w:val="baseline"/>
+                <w:lang w:val="en-US" w:eastAsia="zh-CN" w:bidi="ar-SA"/>
+                <w14:textFill>
+                  <w14:solidFill>
+                    <w14:schemeClr w14:val="accent2"/>
+                  </w14:solidFill>
+                </w14:textFill>
+              </w:rPr>
+            </w:pPr>
+          </w:p>
+        </w:tc>
+        <w:tc>
+          <w:tcPr>
+            <w:tcW w:w="0" w:type="auto"/>
+            <w:vAlign w:val="center"/>
+          </w:tcPr>
+          <w:p>
+            <w:pPr>
+              <w:pStyle w:val="17"/>
+              <w:bidi w:val="0"/>
+              <w:jc w:val="both"/>
+              <w:rPr>
+                <w:rFonts w:hint="eastAsia"/>
+                <w:lang w:val="en-US" w:eastAsia="zh-CN"/>
+              </w:rPr>
+            </w:pPr>
+            <w:r>
+              <w:rPr>
+                <w:rFonts w:hint="default"/>
+                <w:lang w:val="en-US" w:eastAsia="zh-CN"/>
+              </w:rPr>
+              <w:t>wait_for_</w:t>
+            </w:r>
+            <w:r>
+              <w:rPr>
+                <w:rFonts w:hint="eastAsia"/>
+                <w:lang w:val="en-US" w:eastAsia="zh-CN"/>
+              </w:rPr>
+              <w:t>result(timeout)</w:t>
+            </w:r>
+          </w:p>
+        </w:tc>
+        <w:tc>
+          <w:tcPr>
+            <w:tcW w:w="0" w:type="auto"/>
+            <w:vAlign w:val="center"/>
+          </w:tcPr>
+          <w:p>
+            <w:pPr>
+              <w:pStyle w:val="19"/>
+              <w:bidi w:val="0"/>
+              <w:rPr>
+                <w:rFonts w:hint="eastAsia" w:ascii="华文中宋" w:hAnsi="华文中宋" w:eastAsia="华文中宋" w:cs="华文中宋"/>
+                <w:b/>
+                <w:bCs/>
+                <w:color w:val="ED7D31" w:themeColor="accent2"/>
+                <w:kern w:val="2"/>
+                <w:sz w:val="21"/>
+                <w:szCs w:val="21"/>
+                <w:vertAlign w:val="baseline"/>
+                <w:lang w:val="en-US" w:eastAsia="zh-CN" w:bidi="ar-SA"/>
+                <w14:textFill>
+                  <w14:solidFill>
+                    <w14:schemeClr w14:val="accent2"/>
+                  </w14:solidFill>
+                </w14:textFill>
+              </w:rPr>
+            </w:pPr>
+            <w:r>
+              <w:rPr>
+                <w:rFonts w:hint="eastAsia" w:ascii="华文中宋" w:hAnsi="华文中宋" w:eastAsia="华文中宋" w:cs="华文中宋"/>
+                <w:b/>
+                <w:bCs/>
+                <w:color w:val="ED7D31" w:themeColor="accent2"/>
+                <w:kern w:val="2"/>
+                <w:sz w:val="21"/>
+                <w:szCs w:val="21"/>
+                <w:vertAlign w:val="baseline"/>
+                <w:lang w:val="en-US" w:eastAsia="zh-CN" w:bidi="ar-SA"/>
+                <w14:textFill>
+                  <w14:solidFill>
+                    <w14:schemeClr w14:val="accent2"/>
+                  </w14:solidFill>
+                </w14:textFill>
+              </w:rPr>
+              <w:t>等待</w:t>
+            </w:r>
+            <w:r>
+              <w:rPr>
+                <w:rFonts w:hint="eastAsia"/>
+                <w:lang w:val="en-US" w:eastAsia="zh-CN"/>
+              </w:rPr>
+              <w:t>结果</w:t>
+            </w:r>
+          </w:p>
+        </w:tc>
+      </w:tr>
+    </w:tbl>
+    <w:p>
+      <w:pPr>
+        <w:rPr>
+          <w:rFonts w:hint="eastAsia" w:cs="华文中宋"/>
+          <w:bCs/>
+          <w:color w:val="FF0000"/>
+          <w:spacing w:val="7"/>
+          <w:lang w:val="en-US" w:eastAsia="zh-CN"/>
+        </w:rPr>
+      </w:pPr>
+    </w:p>
+    <w:p>
+      <w:pPr>
+        <w:rPr>
+          <w:rFonts w:hint="eastAsia" w:cs="华文中宋"/>
+          <w:bCs/>
+          <w:color w:val="FF0000"/>
+          <w:spacing w:val="7"/>
+          <w:lang w:val="en-US" w:eastAsia="zh-CN"/>
+        </w:rPr>
+      </w:pPr>
+    </w:p>
+    <w:p>
+      <w:pPr>
+        <w:pStyle w:val="3"/>
+        <w:bidi w:val="0"/>
+        <w:rPr>
+          <w:rFonts w:hint="default"/>
+          <w:lang w:val="en-US" w:eastAsia="zh-CN"/>
+        </w:rPr>
+      </w:pPr>
+      <w:r>
+        <w:rPr>
+          <w:rFonts w:hint="eastAsia"/>
+          <w:lang w:val="en-US" w:eastAsia="zh-CN"/>
+        </w:rPr>
+        <w:t>图像cv_bridge：</w:t>
+      </w:r>
+    </w:p>
+    <w:tbl>
+      <w:tblPr>
+        <w:tblStyle w:val="11"/>
+        <w:tblW w:w="0" w:type="auto"/>
+        <w:tblInd w:w="0" w:type="dxa"/>
+        <w:tblBorders>
+          <w:top w:val="single" w:color="auto" w:sz="4" w:space="0"/>
+          <w:left w:val="single" w:color="auto" w:sz="4" w:space="0"/>
+          <w:bottom w:val="single" w:color="auto" w:sz="4" w:space="0"/>
+          <w:right w:val="single" w:color="auto" w:sz="4" w:space="0"/>
+          <w:insideH w:val="single" w:color="auto" w:sz="4" w:space="0"/>
+          <w:insideV w:val="single" w:color="auto" w:sz="4" w:space="0"/>
+        </w:tblBorders>
+        <w:tblLayout w:type="autofit"/>
+        <w:tblCellMar>
+          <w:top w:w="0" w:type="dxa"/>
+          <w:left w:w="108" w:type="dxa"/>
+          <w:bottom w:w="0" w:type="dxa"/>
+          <w:right w:w="108" w:type="dxa"/>
+        </w:tblCellMar>
+      </w:tblPr>
+      <w:tblGrid>
+        <w:gridCol w:w="637"/>
+        <w:gridCol w:w="4223"/>
+        <w:gridCol w:w="1110"/>
+      </w:tblGrid>
+      <w:tr>
+        <w:tblPrEx>
+          <w:tblBorders>
+            <w:top w:val="single" w:color="auto" w:sz="4" w:space="0"/>
+            <w:left w:val="single" w:color="auto" w:sz="4" w:space="0"/>
+            <w:bottom w:val="single" w:color="auto" w:sz="4" w:space="0"/>
+            <w:right w:val="single" w:color="auto" w:sz="4" w:space="0"/>
+            <w:insideH w:val="single" w:color="auto" w:sz="4" w:space="0"/>
+            <w:insideV w:val="single" w:color="auto" w:sz="4" w:space="0"/>
+          </w:tblBorders>
+        </w:tblPrEx>
+        <w:tc>
+          <w:tcPr>
+            <w:tcW w:w="0" w:type="auto"/>
+            <w:gridSpan w:val="2"/>
+            <w:vAlign w:val="center"/>
+          </w:tcPr>
+          <w:p>
+            <w:pPr>
+              <w:pStyle w:val="17"/>
+              <w:bidi w:val="0"/>
+              <w:jc w:val="both"/>
+              <w:rPr>
+                <w:rFonts w:hint="default" w:ascii="华文中宋" w:hAnsi="华文中宋" w:eastAsia="华文中宋" w:cs="华文中宋"/>
+                <w:b/>
+                <w:bCs/>
+                <w:color w:val="FF0000"/>
+                <w:kern w:val="2"/>
+                <w:sz w:val="21"/>
+                <w:szCs w:val="21"/>
+                <w:lang w:val="en-US" w:eastAsia="zh-CN" w:bidi="ar-SA"/>
+              </w:rPr>
+            </w:pPr>
+            <w:r>
+              <w:rPr>
+                <w:rFonts w:hint="eastAsia"/>
+                <w:lang w:val="en-US" w:eastAsia="zh-CN"/>
+              </w:rPr>
+              <w:t>CvBridge()</w:t>
+            </w:r>
+          </w:p>
+        </w:tc>
+        <w:tc>
+          <w:tcPr>
+            <w:tcW w:w="0" w:type="auto"/>
+            <w:vAlign w:val="center"/>
+          </w:tcPr>
+          <w:p>
+            <w:pPr>
+              <w:pStyle w:val="19"/>
+              <w:bidi w:val="0"/>
+              <w:rPr>
+                <w:rFonts w:hint="default" w:ascii="华文中宋" w:hAnsi="华文中宋" w:eastAsia="华文中宋" w:cs="华文中宋"/>
+                <w:b/>
+                <w:bCs/>
+                <w:color w:val="ED7D31" w:themeColor="accent2"/>
+                <w:kern w:val="2"/>
+                <w:szCs w:val="21"/>
+                <w:vertAlign w:val="baseline"/>
+                <w:lang w:val="en-US" w:eastAsia="zh-CN" w:bidi="ar-SA"/>
+                <w14:textFill>
+                  <w14:solidFill>
+                    <w14:schemeClr w14:val="accent2"/>
+                  </w14:solidFill>
+                </w14:textFill>
+              </w:rPr>
+            </w:pPr>
+            <w:r>
+              <w:rPr>
+                <w:rFonts w:hint="eastAsia"/>
+                <w:lang w:val="en-US" w:eastAsia="zh-CN"/>
+              </w:rPr>
+              <w:t xml:space="preserve">转换器 </w:t>
+            </w:r>
+          </w:p>
+        </w:tc>
+      </w:tr>
+      <w:tr>
+        <w:tblPrEx>
+          <w:tblBorders>
+            <w:top w:val="single" w:color="auto" w:sz="4" w:space="0"/>
+            <w:left w:val="single" w:color="auto" w:sz="4" w:space="0"/>
+            <w:bottom w:val="single" w:color="auto" w:sz="4" w:space="0"/>
+            <w:right w:val="single" w:color="auto" w:sz="4" w:space="0"/>
+            <w:insideH w:val="single" w:color="auto" w:sz="4" w:space="0"/>
+            <w:insideV w:val="single" w:color="auto" w:sz="4" w:space="0"/>
+          </w:tblBorders>
+        </w:tblPrEx>
+        <w:tc>
+          <w:tcPr>
+            <w:tcW w:w="0" w:type="auto"/>
+            <w:vMerge w:val="restart"/>
+            <w:vAlign w:val="center"/>
+          </w:tcPr>
+          <w:p>
+            <w:pPr>
+              <w:pStyle w:val="17"/>
+              <w:bidi w:val="0"/>
+              <w:jc w:val="both"/>
+              <w:rPr>
+                <w:rFonts w:hint="eastAsia"/>
+                <w:lang w:val="en-US" w:eastAsia="zh-CN"/>
+              </w:rPr>
+            </w:pPr>
+            <w:r>
+              <w:rPr>
+                <w:rFonts w:hint="eastAsia" w:ascii="华文中宋" w:hAnsi="华文中宋" w:eastAsia="华文中宋" w:cs="华文中宋"/>
+                <w:b/>
+                <w:bCs/>
+                <w:color w:val="ED7D31" w:themeColor="accent2"/>
+                <w:kern w:val="2"/>
+                <w:sz w:val="21"/>
+                <w:szCs w:val="21"/>
+                <w:vertAlign w:val="baseline"/>
+                <w:lang w:val="en-US" w:eastAsia="zh-CN" w:bidi="ar-SA"/>
+                <w14:textFill>
+                  <w14:solidFill>
+                    <w14:schemeClr w14:val="accent2"/>
+                  </w14:solidFill>
+                </w14:textFill>
+              </w:rPr>
+              <w:t>方法</w:t>
+            </w:r>
+          </w:p>
+        </w:tc>
+        <w:tc>
+          <w:tcPr>
+            <w:tcW w:w="0" w:type="auto"/>
+            <w:vAlign w:val="center"/>
+          </w:tcPr>
+          <w:p>
+            <w:pPr>
+              <w:pStyle w:val="17"/>
+              <w:bidi w:val="0"/>
+              <w:jc w:val="both"/>
+              <w:rPr>
+                <w:rFonts w:hint="default"/>
+                <w:lang w:val="en-US" w:eastAsia="zh-CN"/>
+              </w:rPr>
+            </w:pPr>
+            <w:r>
+              <w:rPr>
+                <w:rFonts w:hint="eastAsia"/>
+                <w:lang w:val="en-US" w:eastAsia="zh-CN"/>
+              </w:rPr>
+              <w:t>imgmsg_to_cv2(msg, desired_encoding)</w:t>
+            </w:r>
+          </w:p>
+        </w:tc>
+        <w:tc>
+          <w:tcPr>
+            <w:tcW w:w="0" w:type="auto"/>
+            <w:vAlign w:val="center"/>
+          </w:tcPr>
+          <w:p>
+            <w:pPr>
+              <w:pStyle w:val="19"/>
+              <w:bidi w:val="0"/>
+              <w:rPr>
+                <w:rFonts w:hint="default"/>
+                <w:lang w:val="en-US" w:eastAsia="zh-CN"/>
+              </w:rPr>
+            </w:pPr>
+            <w:r>
+              <w:rPr>
+                <w:rFonts w:hint="eastAsia"/>
+                <w:lang w:val="en-US" w:eastAsia="zh-CN"/>
+              </w:rPr>
+              <w:t>转为cv2</w:t>
+            </w:r>
+          </w:p>
+        </w:tc>
+      </w:tr>
+      <w:tr>
+        <w:tblPrEx>
+          <w:tblBorders>
+            <w:top w:val="single" w:color="auto" w:sz="4" w:space="0"/>
+            <w:left w:val="single" w:color="auto" w:sz="4" w:space="0"/>
+            <w:bottom w:val="single" w:color="auto" w:sz="4" w:space="0"/>
+            <w:right w:val="single" w:color="auto" w:sz="4" w:space="0"/>
+            <w:insideH w:val="single" w:color="auto" w:sz="4" w:space="0"/>
+            <w:insideV w:val="single" w:color="auto" w:sz="4" w:space="0"/>
+          </w:tblBorders>
+        </w:tblPrEx>
+        <w:tc>
+          <w:tcPr>
+            <w:tcW w:w="0" w:type="auto"/>
+            <w:vMerge w:val="continue"/>
+            <w:vAlign w:val="center"/>
+          </w:tcPr>
+          <w:p>
+            <w:pPr>
+              <w:pStyle w:val="17"/>
+              <w:bidi w:val="0"/>
+              <w:jc w:val="both"/>
+              <w:rPr>
+                <w:rFonts w:hint="eastAsia" w:ascii="华文中宋" w:hAnsi="华文中宋" w:eastAsia="华文中宋" w:cs="华文中宋"/>
+                <w:b/>
+                <w:bCs/>
+                <w:color w:val="ED7D31" w:themeColor="accent2"/>
+                <w:kern w:val="2"/>
+                <w:sz w:val="21"/>
+                <w:szCs w:val="21"/>
+                <w:vertAlign w:val="baseline"/>
+                <w:lang w:val="en-US" w:eastAsia="zh-CN" w:bidi="ar-SA"/>
+                <w14:textFill>
+                  <w14:solidFill>
+                    <w14:schemeClr w14:val="accent2"/>
+                  </w14:solidFill>
+                </w14:textFill>
+              </w:rPr>
+            </w:pPr>
+          </w:p>
+        </w:tc>
+        <w:tc>
+          <w:tcPr>
+            <w:tcW w:w="0" w:type="auto"/>
+            <w:vAlign w:val="center"/>
+          </w:tcPr>
+          <w:p>
+            <w:pPr>
+              <w:pStyle w:val="17"/>
+              <w:bidi w:val="0"/>
+              <w:jc w:val="both"/>
+              <w:rPr>
+                <w:rFonts w:hint="default"/>
+                <w:lang w:val="en-US" w:eastAsia="zh-CN"/>
+              </w:rPr>
+            </w:pPr>
+            <w:r>
+              <w:rPr>
+                <w:rFonts w:hint="eastAsia"/>
+                <w:lang w:val="en-US" w:eastAsia="zh-CN"/>
+              </w:rPr>
+              <w:t>cv2_to_imgmsg(array, encoding)</w:t>
+            </w:r>
+          </w:p>
+        </w:tc>
+        <w:tc>
+          <w:tcPr>
+            <w:tcW w:w="0" w:type="auto"/>
+            <w:vAlign w:val="center"/>
+          </w:tcPr>
+          <w:p>
+            <w:pPr>
+              <w:pStyle w:val="19"/>
+              <w:bidi w:val="0"/>
+              <w:rPr>
+                <w:rFonts w:hint="default"/>
+                <w:lang w:val="en-US" w:eastAsia="zh-CN"/>
+              </w:rPr>
+            </w:pPr>
+            <w:r>
+              <w:rPr>
+                <w:rFonts w:hint="eastAsia"/>
+                <w:lang w:val="en-US" w:eastAsia="zh-CN"/>
+              </w:rPr>
+              <w:t>转为msg</w:t>
+            </w:r>
+          </w:p>
+        </w:tc>
+      </w:tr>
+    </w:tbl>
+    <w:p>
+      <w:pPr>
+        <w:rPr>
+          <w:rFonts w:hint="eastAsia" w:cs="华文中宋"/>
+          <w:bCs/>
+          <w:color w:val="FF0000"/>
+          <w:spacing w:val="7"/>
+          <w:lang w:val="en-US" w:eastAsia="zh-CN"/>
+        </w:rPr>
+      </w:pPr>
+    </w:p>
+    <w:p>
+      <w:pPr>
+        <w:rPr>
+          <w:rFonts w:hint="eastAsia" w:cs="华文中宋"/>
+          <w:bCs/>
+          <w:color w:val="FF0000"/>
+          <w:spacing w:val="7"/>
+          <w:lang w:val="en-US" w:eastAsia="zh-CN"/>
+        </w:rPr>
+      </w:pPr>
+    </w:p>
+    <w:p>
+      <w:pPr>
+        <w:pStyle w:val="3"/>
+        <w:bidi w:val="0"/>
+        <w:rPr>
+          <w:rFonts w:hint="default"/>
+          <w:lang w:val="en-US" w:eastAsia="zh-CN"/>
+        </w:rPr>
+      </w:pPr>
+      <w:r>
+        <w:rPr>
+          <w:rFonts w:hint="eastAsia"/>
+          <w:lang w:val="en-US" w:eastAsia="zh-CN"/>
+        </w:rPr>
+        <w:t>同步message_filters：</w:t>
+      </w:r>
+    </w:p>
+    <w:tbl>
+      <w:tblPr>
+        <w:tblStyle w:val="11"/>
+        <w:tblW w:w="0" w:type="auto"/>
+        <w:tblInd w:w="0" w:type="dxa"/>
+        <w:tblBorders>
+          <w:top w:val="single" w:color="auto" w:sz="4" w:space="0"/>
+          <w:left w:val="single" w:color="auto" w:sz="4" w:space="0"/>
+          <w:bottom w:val="single" w:color="auto" w:sz="4" w:space="0"/>
+          <w:right w:val="single" w:color="auto" w:sz="4" w:space="0"/>
+          <w:insideH w:val="single" w:color="auto" w:sz="4" w:space="0"/>
+          <w:insideV w:val="single" w:color="auto" w:sz="4" w:space="0"/>
+        </w:tblBorders>
+        <w:tblLayout w:type="autofit"/>
+        <w:tblCellMar>
+          <w:top w:w="0" w:type="dxa"/>
+          <w:left w:w="108" w:type="dxa"/>
+          <w:bottom w:w="0" w:type="dxa"/>
+          <w:right w:w="108" w:type="dxa"/>
+        </w:tblCellMar>
+      </w:tblPr>
+      <w:tblGrid>
+        <w:gridCol w:w="2649"/>
+        <w:gridCol w:w="847"/>
+      </w:tblGrid>
+      <w:tr>
+        <w:tblPrEx>
+          <w:tblBorders>
+            <w:top w:val="single" w:color="auto" w:sz="4" w:space="0"/>
+            <w:left w:val="single" w:color="auto" w:sz="4" w:space="0"/>
+            <w:bottom w:val="single" w:color="auto" w:sz="4" w:space="0"/>
+            <w:right w:val="single" w:color="auto" w:sz="4" w:space="0"/>
+            <w:insideH w:val="single" w:color="auto" w:sz="4" w:space="0"/>
+            <w:insideV w:val="single" w:color="auto" w:sz="4" w:space="0"/>
+          </w:tblBorders>
+          <w:tblCellMar>
+            <w:top w:w="0" w:type="dxa"/>
+            <w:left w:w="108" w:type="dxa"/>
+            <w:bottom w:w="0" w:type="dxa"/>
+            <w:right w:w="108" w:type="dxa"/>
+          </w:tblCellMar>
+        </w:tblPrEx>
+        <w:tc>
+          <w:tcPr>
+            <w:tcW w:w="0" w:type="auto"/>
+            <w:vAlign w:val="center"/>
+          </w:tcPr>
+          <w:p>
+            <w:pPr>
+              <w:pStyle w:val="17"/>
+              <w:bidi w:val="0"/>
+              <w:jc w:val="both"/>
+              <w:rPr>
+                <w:rFonts w:hint="default" w:ascii="华文中宋" w:hAnsi="华文中宋" w:eastAsia="华文中宋" w:cs="华文中宋"/>
+                <w:b/>
+                <w:bCs/>
+                <w:color w:val="FF0000"/>
+                <w:kern w:val="2"/>
+                <w:sz w:val="21"/>
+                <w:szCs w:val="21"/>
+                <w:lang w:val="en-US" w:eastAsia="zh-CN" w:bidi="ar-SA"/>
+              </w:rPr>
+            </w:pPr>
+            <w:r>
+              <w:rPr>
+                <w:rFonts w:hint="eastAsia"/>
+                <w:lang w:val="en-US" w:eastAsia="zh-CN"/>
+              </w:rPr>
+              <w:t>Subscriber(topic, msgT)</w:t>
+            </w:r>
+          </w:p>
+        </w:tc>
+        <w:tc>
+          <w:tcPr>
+            <w:tcW w:w="0" w:type="auto"/>
+            <w:vAlign w:val="center"/>
+          </w:tcPr>
+          <w:p>
+            <w:pPr>
+              <w:pStyle w:val="19"/>
+              <w:bidi w:val="0"/>
+              <w:rPr>
+                <w:rFonts w:hint="default" w:ascii="华文中宋" w:hAnsi="华文中宋" w:eastAsia="华文中宋" w:cs="华文中宋"/>
+                <w:b/>
+                <w:bCs/>
+                <w:color w:val="ED7D31" w:themeColor="accent2"/>
+                <w:kern w:val="2"/>
+                <w:szCs w:val="21"/>
+                <w:vertAlign w:val="baseline"/>
+                <w:lang w:val="en-US" w:eastAsia="zh-CN" w:bidi="ar-SA"/>
+                <w14:textFill>
+                  <w14:solidFill>
+                    <w14:schemeClr w14:val="accent2"/>
+                  </w14:solidFill>
+                </w14:textFill>
+              </w:rPr>
+            </w:pPr>
+            <w:r>
+              <w:rPr>
+                <w:rFonts w:hint="eastAsia"/>
+                <w:lang w:val="en-US" w:eastAsia="zh-CN"/>
+              </w:rPr>
+              <w:t xml:space="preserve">订阅器 </w:t>
+            </w:r>
+          </w:p>
+        </w:tc>
+      </w:tr>
+    </w:tbl>
+    <w:p/>
+    <w:tbl>
+      <w:tblPr>
+        <w:tblStyle w:val="11"/>
+        <w:tblW w:w="0" w:type="auto"/>
+        <w:tblInd w:w="0" w:type="dxa"/>
+        <w:tblBorders>
+          <w:top w:val="single" w:color="auto" w:sz="4" w:space="0"/>
+          <w:left w:val="single" w:color="auto" w:sz="4" w:space="0"/>
+          <w:bottom w:val="single" w:color="auto" w:sz="4" w:space="0"/>
+          <w:right w:val="single" w:color="auto" w:sz="4" w:space="0"/>
+          <w:insideH w:val="single" w:color="auto" w:sz="4" w:space="0"/>
+          <w:insideV w:val="single" w:color="auto" w:sz="4" w:space="0"/>
+        </w:tblBorders>
+        <w:tblLayout w:type="autofit"/>
+        <w:tblCellMar>
+          <w:top w:w="0" w:type="dxa"/>
+          <w:left w:w="108" w:type="dxa"/>
+          <w:bottom w:w="0" w:type="dxa"/>
+          <w:right w:w="108" w:type="dxa"/>
+        </w:tblCellMar>
+      </w:tblPr>
+      <w:tblGrid>
+        <w:gridCol w:w="1028"/>
+        <w:gridCol w:w="4773"/>
+        <w:gridCol w:w="1057"/>
+      </w:tblGrid>
+      <w:tr>
+        <w:tblPrEx>
+          <w:tblBorders>
+            <w:top w:val="single" w:color="auto" w:sz="4" w:space="0"/>
+            <w:left w:val="single" w:color="auto" w:sz="4" w:space="0"/>
+            <w:bottom w:val="single" w:color="auto" w:sz="4" w:space="0"/>
+            <w:right w:val="single" w:color="auto" w:sz="4" w:space="0"/>
+            <w:insideH w:val="single" w:color="auto" w:sz="4" w:space="0"/>
+            <w:insideV w:val="single" w:color="auto" w:sz="4" w:space="0"/>
+          </w:tblBorders>
+          <w:tblCellMar>
+            <w:top w:w="0" w:type="dxa"/>
+            <w:left w:w="108" w:type="dxa"/>
+            <w:bottom w:w="0" w:type="dxa"/>
+            <w:right w:w="108" w:type="dxa"/>
+          </w:tblCellMar>
+        </w:tblPrEx>
+        <w:tc>
+          <w:tcPr>
+            <w:tcW w:w="0" w:type="auto"/>
+            <w:gridSpan w:val="2"/>
+            <w:vAlign w:val="center"/>
+          </w:tcPr>
+          <w:p>
+            <w:pPr>
+              <w:pStyle w:val="17"/>
+              <w:bidi w:val="0"/>
+              <w:jc w:val="both"/>
+              <w:rPr>
+                <w:rFonts w:hint="default"/>
+                <w:lang w:val="en-US" w:eastAsia="zh-CN"/>
+              </w:rPr>
+            </w:pPr>
+            <w:r>
+              <w:rPr>
+                <w:rFonts w:hint="eastAsia"/>
+                <w:lang w:val="en-US" w:eastAsia="zh-CN"/>
+              </w:rPr>
+              <w:t>ApproximateTimeSynchronizer(subs, queue_size, slop)</w:t>
+            </w:r>
+          </w:p>
+        </w:tc>
+        <w:tc>
+          <w:tcPr>
+            <w:tcW w:w="0" w:type="auto"/>
+            <w:vAlign w:val="center"/>
+          </w:tcPr>
+          <w:p>
+            <w:pPr>
+              <w:pStyle w:val="19"/>
+              <w:bidi w:val="0"/>
+              <w:rPr>
+                <w:rFonts w:hint="default"/>
+                <w:lang w:val="en-US" w:eastAsia="zh-CN"/>
+              </w:rPr>
+            </w:pPr>
+            <w:r>
+              <w:rPr>
+                <w:rFonts w:hint="eastAsia"/>
+                <w:lang w:val="en-US" w:eastAsia="zh-CN"/>
+              </w:rPr>
+              <w:t>软同步器</w:t>
+            </w:r>
+          </w:p>
+        </w:tc>
+      </w:tr>
+      <w:tr>
+        <w:tblPrEx>
+          <w:tblBorders>
+            <w:top w:val="single" w:color="auto" w:sz="4" w:space="0"/>
+            <w:left w:val="single" w:color="auto" w:sz="4" w:space="0"/>
+            <w:bottom w:val="single" w:color="auto" w:sz="4" w:space="0"/>
+            <w:right w:val="single" w:color="auto" w:sz="4" w:space="0"/>
+            <w:insideH w:val="single" w:color="auto" w:sz="4" w:space="0"/>
+            <w:insideV w:val="single" w:color="auto" w:sz="4" w:space="0"/>
+          </w:tblBorders>
+          <w:tblCellMar>
+            <w:top w:w="0" w:type="dxa"/>
+            <w:left w:w="108" w:type="dxa"/>
+            <w:bottom w:w="0" w:type="dxa"/>
+            <w:right w:w="108" w:type="dxa"/>
+          </w:tblCellMar>
+        </w:tblPrEx>
+        <w:tc>
+          <w:tcPr>
+            <w:tcW w:w="0" w:type="auto"/>
+            <w:vAlign w:val="center"/>
+          </w:tcPr>
+          <w:p>
+            <w:pPr>
+              <w:pStyle w:val="17"/>
+              <w:bidi w:val="0"/>
+              <w:jc w:val="both"/>
+              <w:rPr>
+                <w:rFonts w:hint="eastAsia"/>
+                <w:lang w:val="en-US" w:eastAsia="zh-CN"/>
+              </w:rPr>
+            </w:pPr>
+            <w:r>
+              <w:rPr>
+                <w:rFonts w:hint="eastAsia" w:ascii="华文中宋" w:hAnsi="华文中宋" w:eastAsia="华文中宋" w:cs="华文中宋"/>
+                <w:b/>
+                <w:bCs/>
+                <w:color w:val="ED7D31" w:themeColor="accent2"/>
+                <w:kern w:val="2"/>
+                <w:sz w:val="21"/>
+                <w:szCs w:val="21"/>
+                <w:vertAlign w:val="baseline"/>
+                <w:lang w:val="en-US" w:eastAsia="zh-CN" w:bidi="ar-SA"/>
+                <w14:textFill>
+                  <w14:solidFill>
+                    <w14:schemeClr w14:val="accent2"/>
+                  </w14:solidFill>
+                </w14:textFill>
+              </w:rPr>
+              <w:t>方法</w:t>
+            </w:r>
+          </w:p>
+        </w:tc>
+        <w:tc>
+          <w:tcPr>
+            <w:tcW w:w="0" w:type="auto"/>
+            <w:vAlign w:val="center"/>
+          </w:tcPr>
+          <w:p>
+            <w:pPr>
+              <w:pStyle w:val="17"/>
+              <w:bidi w:val="0"/>
+              <w:jc w:val="both"/>
+              <w:rPr>
+                <w:rFonts w:hint="default"/>
+                <w:lang w:val="en-US" w:eastAsia="zh-CN"/>
+              </w:rPr>
+            </w:pPr>
+            <w:r>
+              <w:rPr>
+                <w:rFonts w:hint="eastAsia"/>
+                <w:lang w:val="en-US" w:eastAsia="zh-CN"/>
+              </w:rPr>
+              <w:t>registerCallback(func)</w:t>
+            </w:r>
+          </w:p>
+        </w:tc>
+        <w:tc>
+          <w:tcPr>
+            <w:tcW w:w="0" w:type="auto"/>
+            <w:vAlign w:val="center"/>
+          </w:tcPr>
+          <w:p>
+            <w:pPr>
+              <w:pStyle w:val="19"/>
+              <w:bidi w:val="0"/>
+              <w:rPr>
+                <w:rFonts w:hint="eastAsia"/>
+                <w:lang w:val="en-US" w:eastAsia="zh-CN"/>
+              </w:rPr>
+            </w:pPr>
+            <w:r>
+              <w:rPr>
+                <w:rFonts w:hint="eastAsia"/>
+                <w:lang w:val="en-US" w:eastAsia="zh-CN"/>
+              </w:rPr>
+              <w:t>回调函数</w:t>
+            </w:r>
+          </w:p>
+        </w:tc>
+      </w:tr>
+    </w:tbl>
+    <w:p>
+      <w:pPr>
+        <w:rPr>
+          <w:rFonts w:hint="eastAsia" w:cs="华文中宋"/>
+          <w:bCs/>
+          <w:color w:val="FF0000"/>
+          <w:spacing w:val="7"/>
+          <w:lang w:val="en-US" w:eastAsia="zh-CN"/>
+        </w:rPr>
+      </w:pPr>
+    </w:p>
+    <w:p>
+      <w:pPr>
+        <w:rPr>
+          <w:rFonts w:hint="eastAsia" w:cs="华文中宋"/>
+          <w:bCs/>
+          <w:color w:val="FF0000"/>
+          <w:spacing w:val="7"/>
+          <w:lang w:val="en-US" w:eastAsia="zh-CN"/>
+        </w:rPr>
+      </w:pPr>
+    </w:p>
+    <w:p>
+      <w:pPr>
+        <w:pStyle w:val="3"/>
+        <w:bidi w:val="0"/>
+        <w:rPr>
+          <w:rFonts w:hint="default"/>
+          <w:lang w:val="en-US" w:eastAsia="zh-CN"/>
+        </w:rPr>
+      </w:pPr>
+      <w:r>
+        <w:rPr>
+          <w:rFonts w:hint="eastAsia"/>
+          <w:lang w:val="en-US" w:eastAsia="zh-CN"/>
+        </w:rPr>
+        <w:t>操作moveit_commander：</w:t>
+      </w:r>
+    </w:p>
+    <w:tbl>
+      <w:tblPr>
+        <w:tblStyle w:val="11"/>
+        <w:tblW w:w="0" w:type="auto"/>
+        <w:tblInd w:w="0" w:type="dxa"/>
+        <w:tblBorders>
+          <w:top w:val="single" w:color="auto" w:sz="4" w:space="0"/>
+          <w:left w:val="single" w:color="auto" w:sz="4" w:space="0"/>
+          <w:bottom w:val="single" w:color="auto" w:sz="4" w:space="0"/>
+          <w:right w:val="single" w:color="auto" w:sz="4" w:space="0"/>
+          <w:insideH w:val="single" w:color="auto" w:sz="4" w:space="0"/>
+          <w:insideV w:val="single" w:color="auto" w:sz="4" w:space="0"/>
+        </w:tblBorders>
+        <w:tblLayout w:type="autofit"/>
+        <w:tblCellMar>
+          <w:top w:w="0" w:type="dxa"/>
+          <w:left w:w="108" w:type="dxa"/>
+          <w:bottom w:w="0" w:type="dxa"/>
+          <w:right w:w="108" w:type="dxa"/>
+        </w:tblCellMar>
+      </w:tblPr>
+      <w:tblGrid>
+        <w:gridCol w:w="2843"/>
+        <w:gridCol w:w="847"/>
+      </w:tblGrid>
+      <w:tr>
+        <w:tblPrEx>
+          <w:tblBorders>
+            <w:top w:val="single" w:color="auto" w:sz="4" w:space="0"/>
+            <w:left w:val="single" w:color="auto" w:sz="4" w:space="0"/>
+            <w:bottom w:val="single" w:color="auto" w:sz="4" w:space="0"/>
+            <w:right w:val="single" w:color="auto" w:sz="4" w:space="0"/>
+            <w:insideH w:val="single" w:color="auto" w:sz="4" w:space="0"/>
+            <w:insideV w:val="single" w:color="auto" w:sz="4" w:space="0"/>
+          </w:tblBorders>
+          <w:tblCellMar>
+            <w:top w:w="0" w:type="dxa"/>
+            <w:left w:w="108" w:type="dxa"/>
+            <w:bottom w:w="0" w:type="dxa"/>
+            <w:right w:w="108" w:type="dxa"/>
+          </w:tblCellMar>
+        </w:tblPrEx>
+        <w:tc>
+          <w:tcPr>
+            <w:tcW w:w="0" w:type="auto"/>
+            <w:vAlign w:val="center"/>
+          </w:tcPr>
+          <w:p>
+            <w:pPr>
+              <w:pStyle w:val="17"/>
+              <w:bidi w:val="0"/>
+              <w:jc w:val="both"/>
+              <w:rPr>
+                <w:rFonts w:hint="default" w:ascii="华文中宋" w:hAnsi="华文中宋" w:eastAsia="华文中宋" w:cs="华文中宋"/>
+                <w:b/>
+                <w:bCs/>
+                <w:color w:val="FF0000"/>
+                <w:kern w:val="2"/>
+                <w:sz w:val="21"/>
+                <w:szCs w:val="21"/>
+                <w:lang w:val="en-US" w:eastAsia="zh-CN" w:bidi="ar-SA"/>
+              </w:rPr>
+            </w:pPr>
+            <w:r>
+              <w:rPr>
+                <w:rFonts w:hint="eastAsia"/>
+                <w:lang w:val="en-US" w:eastAsia="zh-CN"/>
+              </w:rPr>
+              <w:t>roscpp_initialize(sys.argv)</w:t>
+            </w:r>
+          </w:p>
+        </w:tc>
+        <w:tc>
+          <w:tcPr>
+            <w:tcW w:w="0" w:type="auto"/>
+            <w:vAlign w:val="center"/>
+          </w:tcPr>
+          <w:p>
+            <w:pPr>
+              <w:pStyle w:val="19"/>
+              <w:bidi w:val="0"/>
+              <w:rPr>
+                <w:rFonts w:hint="default" w:ascii="华文中宋" w:hAnsi="华文中宋" w:eastAsia="华文中宋" w:cs="华文中宋"/>
+                <w:b/>
+                <w:bCs/>
+                <w:color w:val="ED7D31" w:themeColor="accent2"/>
+                <w:kern w:val="2"/>
+                <w:szCs w:val="21"/>
+                <w:vertAlign w:val="baseline"/>
+                <w:lang w:val="en-US" w:eastAsia="zh-CN" w:bidi="ar-SA"/>
+                <w14:textFill>
+                  <w14:solidFill>
+                    <w14:schemeClr w14:val="accent2"/>
+                  </w14:solidFill>
+                </w14:textFill>
+              </w:rPr>
+            </w:pPr>
+            <w:r>
+              <w:rPr>
+                <w:rFonts w:hint="eastAsia"/>
+                <w:lang w:val="en-US" w:eastAsia="zh-CN"/>
+              </w:rPr>
+              <w:t>初始化</w:t>
+            </w:r>
+          </w:p>
+        </w:tc>
+      </w:tr>
+    </w:tbl>
+    <w:p>
+      <w:pPr>
+        <w:rPr>
+          <w:rFonts w:hint="eastAsia" w:cs="华文中宋"/>
+          <w:bCs/>
+          <w:color w:val="FF0000"/>
+          <w:spacing w:val="7"/>
+          <w:lang w:val="en-US" w:eastAsia="zh-CN"/>
+        </w:rPr>
+      </w:pPr>
+    </w:p>
+    <w:tbl>
+      <w:tblPr>
+        <w:tblStyle w:val="11"/>
+        <w:tblW w:w="0" w:type="auto"/>
+        <w:tblInd w:w="0" w:type="dxa"/>
+        <w:tblBorders>
+          <w:top w:val="single" w:color="auto" w:sz="4" w:space="0"/>
+          <w:left w:val="single" w:color="auto" w:sz="4" w:space="0"/>
+          <w:bottom w:val="single" w:color="auto" w:sz="4" w:space="0"/>
+          <w:right w:val="single" w:color="auto" w:sz="4" w:space="0"/>
+          <w:insideH w:val="single" w:color="auto" w:sz="4" w:space="0"/>
+          <w:insideV w:val="single" w:color="auto" w:sz="4" w:space="0"/>
+        </w:tblBorders>
+        <w:tblLayout w:type="autofit"/>
+        <w:tblCellMar>
+          <w:top w:w="0" w:type="dxa"/>
+          <w:left w:w="108" w:type="dxa"/>
+          <w:bottom w:w="0" w:type="dxa"/>
+          <w:right w:w="108" w:type="dxa"/>
+        </w:tblCellMar>
+      </w:tblPr>
+      <w:tblGrid>
+        <w:gridCol w:w="637"/>
+        <w:gridCol w:w="2131"/>
+        <w:gridCol w:w="1268"/>
+      </w:tblGrid>
+      <w:tr>
+        <w:tblPrEx>
+          <w:tblBorders>
+            <w:top w:val="single" w:color="auto" w:sz="4" w:space="0"/>
+            <w:left w:val="single" w:color="auto" w:sz="4" w:space="0"/>
+            <w:bottom w:val="single" w:color="auto" w:sz="4" w:space="0"/>
+            <w:right w:val="single" w:color="auto" w:sz="4" w:space="0"/>
+            <w:insideH w:val="single" w:color="auto" w:sz="4" w:space="0"/>
+            <w:insideV w:val="single" w:color="auto" w:sz="4" w:space="0"/>
+          </w:tblBorders>
+          <w:tblCellMar>
+            <w:top w:w="0" w:type="dxa"/>
+            <w:left w:w="108" w:type="dxa"/>
+            <w:bottom w:w="0" w:type="dxa"/>
+            <w:right w:w="108" w:type="dxa"/>
+          </w:tblCellMar>
+        </w:tblPrEx>
+        <w:tc>
+          <w:tcPr>
+            <w:tcW w:w="0" w:type="auto"/>
+            <w:gridSpan w:val="2"/>
+            <w:vAlign w:val="center"/>
+          </w:tcPr>
+          <w:p>
+            <w:pPr>
+              <w:pStyle w:val="17"/>
+              <w:bidi w:val="0"/>
+              <w:jc w:val="both"/>
+              <w:rPr>
+                <w:rFonts w:hint="default"/>
+                <w:lang w:val="en-US" w:eastAsia="zh-CN"/>
+              </w:rPr>
+            </w:pPr>
+            <w:r>
+              <w:rPr>
+                <w:rFonts w:hint="eastAsia"/>
+                <w:lang w:val="en-US" w:eastAsia="zh-CN"/>
+              </w:rPr>
+              <w:t>RobotCommander()</w:t>
+            </w:r>
+          </w:p>
+        </w:tc>
+        <w:tc>
+          <w:tcPr>
+            <w:tcW w:w="0" w:type="auto"/>
+            <w:vAlign w:val="center"/>
+          </w:tcPr>
+          <w:p>
+            <w:pPr>
+              <w:pStyle w:val="19"/>
+              <w:bidi w:val="0"/>
+              <w:rPr>
+                <w:rFonts w:hint="default"/>
+                <w:lang w:val="en-US" w:eastAsia="zh-CN"/>
+              </w:rPr>
+            </w:pPr>
+            <w:r>
+              <w:rPr>
+                <w:rFonts w:hint="eastAsia"/>
+                <w:lang w:val="en-US" w:eastAsia="zh-CN"/>
+              </w:rPr>
+              <w:t>机器人</w:t>
+            </w:r>
+          </w:p>
+        </w:tc>
+      </w:tr>
+      <w:tr>
+        <w:tblPrEx>
+          <w:tblBorders>
+            <w:top w:val="single" w:color="auto" w:sz="4" w:space="0"/>
+            <w:left w:val="single" w:color="auto" w:sz="4" w:space="0"/>
+            <w:bottom w:val="single" w:color="auto" w:sz="4" w:space="0"/>
+            <w:right w:val="single" w:color="auto" w:sz="4" w:space="0"/>
+            <w:insideH w:val="single" w:color="auto" w:sz="4" w:space="0"/>
+            <w:insideV w:val="single" w:color="auto" w:sz="4" w:space="0"/>
+          </w:tblBorders>
+          <w:tblCellMar>
+            <w:top w:w="0" w:type="dxa"/>
+            <w:left w:w="108" w:type="dxa"/>
+            <w:bottom w:w="0" w:type="dxa"/>
+            <w:right w:w="108" w:type="dxa"/>
+          </w:tblCellMar>
+        </w:tblPrEx>
+        <w:trPr>
+          <w:trHeight w:val="90" w:hRule="atLeast"/>
+        </w:trPr>
+        <w:tc>
+          <w:tcPr>
+            <w:tcW w:w="0" w:type="auto"/>
+            <w:vAlign w:val="center"/>
+          </w:tcPr>
+          <w:p>
+            <w:pPr>
+              <w:pStyle w:val="17"/>
+              <w:bidi w:val="0"/>
+              <w:jc w:val="both"/>
+              <w:rPr>
+                <w:rFonts w:hint="eastAsia"/>
+                <w:lang w:val="en-US" w:eastAsia="zh-CN"/>
+              </w:rPr>
+            </w:pPr>
+            <w:r>
+              <w:rPr>
+                <w:rFonts w:hint="eastAsia" w:cs="华文中宋"/>
+                <w:b/>
+                <w:bCs/>
+                <w:color w:val="ED7D31" w:themeColor="accent2"/>
+                <w:kern w:val="2"/>
+                <w:sz w:val="21"/>
+                <w:szCs w:val="21"/>
+                <w:vertAlign w:val="baseline"/>
+                <w:lang w:val="en-US" w:eastAsia="zh-CN" w:bidi="ar-SA"/>
+                <w14:textFill>
+                  <w14:solidFill>
+                    <w14:schemeClr w14:val="accent2"/>
+                  </w14:solidFill>
+                </w14:textFill>
+              </w:rPr>
+              <w:t>属性</w:t>
+            </w:r>
+          </w:p>
+        </w:tc>
+        <w:tc>
+          <w:tcPr>
+            <w:tcW w:w="0" w:type="auto"/>
+            <w:vAlign w:val="center"/>
+          </w:tcPr>
+          <w:p>
+            <w:pPr>
+              <w:pStyle w:val="17"/>
+              <w:bidi w:val="0"/>
+              <w:jc w:val="both"/>
+              <w:rPr>
+                <w:rFonts w:hint="default"/>
+                <w:lang w:val="en-US" w:eastAsia="zh-CN"/>
+              </w:rPr>
+            </w:pPr>
+            <w:r>
+              <w:rPr>
+                <w:rFonts w:hint="eastAsia"/>
+                <w:lang w:val="en-US" w:eastAsia="zh-CN"/>
+              </w:rPr>
+              <w:t>get_group_names()</w:t>
+            </w:r>
+          </w:p>
+        </w:tc>
+        <w:tc>
+          <w:tcPr>
+            <w:tcW w:w="0" w:type="auto"/>
+            <w:vAlign w:val="center"/>
+          </w:tcPr>
+          <w:p>
+            <w:pPr>
+              <w:pStyle w:val="19"/>
+              <w:bidi w:val="0"/>
+              <w:rPr>
+                <w:rFonts w:hint="eastAsia"/>
+                <w:lang w:val="en-US" w:eastAsia="zh-CN"/>
+              </w:rPr>
+            </w:pPr>
+            <w:r>
+              <w:rPr>
+                <w:rFonts w:hint="eastAsia"/>
+                <w:lang w:val="en-US" w:eastAsia="zh-CN"/>
+              </w:rPr>
+              <w:t>控制组</w:t>
+            </w:r>
+            <w:r>
+              <w:rPr>
+                <w:rFonts w:hint="eastAsia" w:ascii="华文中宋" w:hAnsi="华文中宋" w:eastAsia="华文中宋" w:cs="华文中宋"/>
+                <w:b/>
+                <w:bCs/>
+                <w:color w:val="ED7D31" w:themeColor="accent2"/>
+                <w:kern w:val="2"/>
+                <w:sz w:val="21"/>
+                <w:szCs w:val="21"/>
+                <w:vertAlign w:val="baseline"/>
+                <w:lang w:val="en-US" w:eastAsia="zh-CN" w:bidi="ar-SA"/>
+                <w14:textFill>
+                  <w14:solidFill>
+                    <w14:schemeClr w14:val="accent2"/>
+                  </w14:solidFill>
+                </w14:textFill>
+              </w:rPr>
+              <w:t>列表</w:t>
+            </w:r>
+          </w:p>
+        </w:tc>
+      </w:tr>
+    </w:tbl>
+    <w:p>
+      <w:pPr>
+        <w:rPr>
+          <w:rFonts w:hint="eastAsia" w:cs="华文中宋"/>
+          <w:bCs/>
+          <w:color w:val="FF0000"/>
+          <w:spacing w:val="7"/>
+          <w:lang w:val="en-US" w:eastAsia="zh-CN"/>
+        </w:rPr>
+      </w:pPr>
+    </w:p>
+    <w:tbl>
+      <w:tblPr>
+        <w:tblStyle w:val="11"/>
+        <w:tblW w:w="0" w:type="auto"/>
+        <w:tblInd w:w="0" w:type="dxa"/>
+        <w:tblBorders>
+          <w:top w:val="single" w:color="auto" w:sz="4" w:space="0"/>
+          <w:left w:val="single" w:color="auto" w:sz="4" w:space="0"/>
+          <w:bottom w:val="single" w:color="auto" w:sz="4" w:space="0"/>
+          <w:right w:val="single" w:color="auto" w:sz="4" w:space="0"/>
+          <w:insideH w:val="single" w:color="auto" w:sz="4" w:space="0"/>
+          <w:insideV w:val="single" w:color="auto" w:sz="4" w:space="0"/>
+        </w:tblBorders>
+        <w:tblLayout w:type="autofit"/>
+        <w:tblCellMar>
+          <w:top w:w="0" w:type="dxa"/>
+          <w:left w:w="108" w:type="dxa"/>
+          <w:bottom w:w="0" w:type="dxa"/>
+          <w:right w:w="108" w:type="dxa"/>
+        </w:tblCellMar>
+      </w:tblPr>
+      <w:tblGrid>
+        <w:gridCol w:w="637"/>
+        <w:gridCol w:w="3684"/>
+        <w:gridCol w:w="1057"/>
+      </w:tblGrid>
+      <w:tr>
+        <w:tblPrEx>
+          <w:tblBorders>
+            <w:top w:val="single" w:color="auto" w:sz="4" w:space="0"/>
+            <w:left w:val="single" w:color="auto" w:sz="4" w:space="0"/>
+            <w:bottom w:val="single" w:color="auto" w:sz="4" w:space="0"/>
+            <w:right w:val="single" w:color="auto" w:sz="4" w:space="0"/>
+            <w:insideH w:val="single" w:color="auto" w:sz="4" w:space="0"/>
+            <w:insideV w:val="single" w:color="auto" w:sz="4" w:space="0"/>
+          </w:tblBorders>
+          <w:tblCellMar>
+            <w:top w:w="0" w:type="dxa"/>
+            <w:left w:w="108" w:type="dxa"/>
+            <w:bottom w:w="0" w:type="dxa"/>
+            <w:right w:w="108" w:type="dxa"/>
+          </w:tblCellMar>
+        </w:tblPrEx>
+        <w:tc>
+          <w:tcPr>
+            <w:tcW w:w="0" w:type="auto"/>
+            <w:gridSpan w:val="2"/>
+            <w:vAlign w:val="center"/>
+          </w:tcPr>
+          <w:p>
+            <w:pPr>
+              <w:pStyle w:val="17"/>
+              <w:bidi w:val="0"/>
+              <w:jc w:val="both"/>
+              <w:rPr>
+                <w:rFonts w:hint="default"/>
+                <w:lang w:val="en-US" w:eastAsia="zh-CN"/>
+              </w:rPr>
+            </w:pPr>
+            <w:r>
+              <w:rPr>
+                <w:rFonts w:hint="eastAsia"/>
+                <w:lang w:val="en-US" w:eastAsia="zh-CN"/>
+              </w:rPr>
+              <w:t>PlanningSceneInterface()</w:t>
+            </w:r>
+          </w:p>
+        </w:tc>
+        <w:tc>
+          <w:tcPr>
+            <w:tcW w:w="0" w:type="auto"/>
+            <w:vAlign w:val="center"/>
+          </w:tcPr>
+          <w:p>
+            <w:pPr>
+              <w:pStyle w:val="19"/>
+              <w:bidi w:val="0"/>
+              <w:rPr>
+                <w:rFonts w:hint="default"/>
+                <w:lang w:val="en-US" w:eastAsia="zh-CN"/>
+              </w:rPr>
+            </w:pPr>
+            <w:r>
+              <w:rPr>
+                <w:rFonts w:hint="eastAsia"/>
+                <w:lang w:val="en-US" w:eastAsia="zh-CN"/>
+              </w:rPr>
+              <w:t>场景</w:t>
+            </w:r>
+          </w:p>
+        </w:tc>
+      </w:tr>
+      <w:tr>
+        <w:tblPrEx>
+          <w:tblBorders>
+            <w:top w:val="single" w:color="auto" w:sz="4" w:space="0"/>
+            <w:left w:val="single" w:color="auto" w:sz="4" w:space="0"/>
+            <w:bottom w:val="single" w:color="auto" w:sz="4" w:space="0"/>
+            <w:right w:val="single" w:color="auto" w:sz="4" w:space="0"/>
+            <w:insideH w:val="single" w:color="auto" w:sz="4" w:space="0"/>
+            <w:insideV w:val="single" w:color="auto" w:sz="4" w:space="0"/>
+          </w:tblBorders>
+          <w:tblCellMar>
+            <w:top w:w="0" w:type="dxa"/>
+            <w:left w:w="108" w:type="dxa"/>
+            <w:bottom w:w="0" w:type="dxa"/>
+            <w:right w:w="108" w:type="dxa"/>
+          </w:tblCellMar>
+        </w:tblPrEx>
+        <w:trPr>
+          <w:trHeight w:val="90" w:hRule="atLeast"/>
+        </w:trPr>
+        <w:tc>
+          <w:tcPr>
+            <w:tcW w:w="0" w:type="auto"/>
+            <w:vMerge w:val="restart"/>
+            <w:vAlign w:val="center"/>
+          </w:tcPr>
+          <w:p>
+            <w:pPr>
+              <w:pStyle w:val="17"/>
+              <w:bidi w:val="0"/>
+              <w:jc w:val="both"/>
+              <w:rPr>
+                <w:rFonts w:hint="eastAsia"/>
+                <w:lang w:val="en-US" w:eastAsia="zh-CN"/>
+              </w:rPr>
+            </w:pPr>
+            <w:r>
+              <w:rPr>
+                <w:rFonts w:hint="eastAsia" w:cs="华文中宋"/>
+                <w:b/>
+                <w:bCs/>
+                <w:color w:val="ED7D31" w:themeColor="accent2"/>
+                <w:kern w:val="2"/>
+                <w:sz w:val="21"/>
+                <w:szCs w:val="21"/>
+                <w:vertAlign w:val="baseline"/>
+                <w:lang w:val="en-US" w:eastAsia="zh-CN" w:bidi="ar-SA"/>
+                <w14:textFill>
+                  <w14:solidFill>
+                    <w14:schemeClr w14:val="accent2"/>
+                  </w14:solidFill>
+                </w14:textFill>
+              </w:rPr>
+              <w:t>方法</w:t>
+            </w:r>
+          </w:p>
+        </w:tc>
+        <w:tc>
+          <w:tcPr>
+            <w:tcW w:w="0" w:type="auto"/>
+            <w:vAlign w:val="center"/>
+          </w:tcPr>
+          <w:p>
+            <w:pPr>
+              <w:pStyle w:val="17"/>
+              <w:bidi w:val="0"/>
+              <w:jc w:val="both"/>
+              <w:rPr>
+                <w:rFonts w:hint="default"/>
+                <w:lang w:val="en-US" w:eastAsia="zh-CN"/>
+              </w:rPr>
+            </w:pPr>
+            <w:r>
+              <w:rPr>
+                <w:rFonts w:hint="eastAsia"/>
+                <w:lang w:val="en-US" w:eastAsia="zh-CN"/>
+              </w:rPr>
+              <w:t>remove_world_object(name=None)</w:t>
+            </w:r>
+          </w:p>
+        </w:tc>
+        <w:tc>
+          <w:tcPr>
+            <w:tcW w:w="0" w:type="auto"/>
+            <w:vAlign w:val="center"/>
+          </w:tcPr>
+          <w:p>
+            <w:pPr>
+              <w:pStyle w:val="19"/>
+              <w:bidi w:val="0"/>
+              <w:rPr>
+                <w:rFonts w:hint="default"/>
+                <w:lang w:val="en-US" w:eastAsia="zh-CN"/>
+              </w:rPr>
+            </w:pPr>
+            <w:r>
+              <w:rPr>
+                <w:rFonts w:hint="eastAsia"/>
+                <w:lang w:val="en-US" w:eastAsia="zh-CN"/>
+              </w:rPr>
+              <w:t>移除</w:t>
+            </w:r>
+            <w:r>
+              <w:rPr>
+                <w:rFonts w:hint="eastAsia" w:ascii="华文中宋" w:hAnsi="华文中宋" w:eastAsia="华文中宋" w:cs="华文中宋"/>
+                <w:b/>
+                <w:bCs/>
+                <w:color w:val="ED7D31" w:themeColor="accent2"/>
+                <w:kern w:val="2"/>
+                <w:sz w:val="21"/>
+                <w:szCs w:val="21"/>
+                <w:vertAlign w:val="baseline"/>
+                <w:lang w:val="en-US" w:eastAsia="zh-CN" w:bidi="ar-SA"/>
+                <w14:textFill>
+                  <w14:solidFill>
+                    <w14:schemeClr w14:val="accent2"/>
+                  </w14:solidFill>
+                </w14:textFill>
+              </w:rPr>
+              <w:t>物体</w:t>
+            </w:r>
+          </w:p>
+        </w:tc>
+      </w:tr>
+      <w:tr>
+        <w:tblPrEx>
+          <w:tblBorders>
+            <w:top w:val="single" w:color="auto" w:sz="4" w:space="0"/>
+            <w:left w:val="single" w:color="auto" w:sz="4" w:space="0"/>
+            <w:bottom w:val="single" w:color="auto" w:sz="4" w:space="0"/>
+            <w:right w:val="single" w:color="auto" w:sz="4" w:space="0"/>
+            <w:insideH w:val="single" w:color="auto" w:sz="4" w:space="0"/>
+            <w:insideV w:val="single" w:color="auto" w:sz="4" w:space="0"/>
+          </w:tblBorders>
+          <w:tblCellMar>
+            <w:top w:w="0" w:type="dxa"/>
+            <w:left w:w="108" w:type="dxa"/>
+            <w:bottom w:w="0" w:type="dxa"/>
+            <w:right w:w="108" w:type="dxa"/>
+          </w:tblCellMar>
+        </w:tblPrEx>
+        <w:trPr>
+          <w:trHeight w:val="90" w:hRule="atLeast"/>
+        </w:trPr>
+        <w:tc>
+          <w:tcPr>
+            <w:tcW w:w="0" w:type="auto"/>
+            <w:vMerge w:val="continue"/>
+            <w:vAlign w:val="center"/>
+          </w:tcPr>
+          <w:p>
+            <w:pPr>
+              <w:pStyle w:val="17"/>
+              <w:bidi w:val="0"/>
+              <w:jc w:val="both"/>
+              <w:rPr>
+                <w:rFonts w:hint="eastAsia" w:cs="华文中宋"/>
+                <w:b/>
+                <w:bCs/>
+                <w:color w:val="ED7D31" w:themeColor="accent2"/>
+                <w:kern w:val="2"/>
+                <w:sz w:val="21"/>
+                <w:szCs w:val="21"/>
+                <w:vertAlign w:val="baseline"/>
+                <w:lang w:val="en-US" w:eastAsia="zh-CN" w:bidi="ar-SA"/>
+                <w14:textFill>
+                  <w14:solidFill>
+                    <w14:schemeClr w14:val="accent2"/>
+                  </w14:solidFill>
+                </w14:textFill>
+              </w:rPr>
+            </w:pPr>
+          </w:p>
+        </w:tc>
+        <w:tc>
+          <w:tcPr>
+            <w:tcW w:w="0" w:type="auto"/>
+            <w:vAlign w:val="center"/>
+          </w:tcPr>
+          <w:p>
+            <w:pPr>
+              <w:pStyle w:val="17"/>
+              <w:bidi w:val="0"/>
+              <w:jc w:val="both"/>
+              <w:rPr>
+                <w:rFonts w:hint="default"/>
+                <w:lang w:val="en-US" w:eastAsia="zh-CN"/>
+              </w:rPr>
+            </w:pPr>
+            <w:r>
+              <w:rPr>
+                <w:rFonts w:hint="eastAsia"/>
+                <w:lang w:val="en-US" w:eastAsia="zh-CN"/>
+              </w:rPr>
+              <w:t>add_plane(name, pose, offset)</w:t>
+            </w:r>
+          </w:p>
+        </w:tc>
+        <w:tc>
+          <w:tcPr>
+            <w:tcW w:w="0" w:type="auto"/>
+            <w:vAlign w:val="center"/>
+          </w:tcPr>
+          <w:p>
+            <w:pPr>
+              <w:pStyle w:val="19"/>
+              <w:bidi w:val="0"/>
+              <w:rPr>
+                <w:rFonts w:hint="eastAsia"/>
+                <w:lang w:val="en-US" w:eastAsia="zh-CN"/>
+              </w:rPr>
+            </w:pPr>
+            <w:r>
+              <w:rPr>
+                <w:rFonts w:hint="eastAsia" w:ascii="华文中宋" w:hAnsi="华文中宋" w:eastAsia="华文中宋" w:cs="华文中宋"/>
+                <w:b/>
+                <w:bCs/>
+                <w:color w:val="ED7D31" w:themeColor="accent2"/>
+                <w:kern w:val="2"/>
+                <w:sz w:val="21"/>
+                <w:szCs w:val="21"/>
+                <w:vertAlign w:val="baseline"/>
+                <w:lang w:val="en-US" w:eastAsia="zh-CN" w:bidi="ar-SA"/>
+                <w14:textFill>
+                  <w14:solidFill>
+                    <w14:schemeClr w14:val="accent2"/>
+                  </w14:solidFill>
+                </w14:textFill>
+              </w:rPr>
+              <w:t>添加</w:t>
+            </w:r>
+            <w:r>
+              <w:rPr>
+                <w:rFonts w:hint="eastAsia"/>
+                <w:lang w:val="en-US" w:eastAsia="zh-CN"/>
+              </w:rPr>
+              <w:t>平面</w:t>
+            </w:r>
+          </w:p>
+        </w:tc>
+      </w:tr>
+      <w:tr>
+        <w:tblPrEx>
+          <w:tblBorders>
+            <w:top w:val="single" w:color="auto" w:sz="4" w:space="0"/>
+            <w:left w:val="single" w:color="auto" w:sz="4" w:space="0"/>
+            <w:bottom w:val="single" w:color="auto" w:sz="4" w:space="0"/>
+            <w:right w:val="single" w:color="auto" w:sz="4" w:space="0"/>
+            <w:insideH w:val="single" w:color="auto" w:sz="4" w:space="0"/>
+            <w:insideV w:val="single" w:color="auto" w:sz="4" w:space="0"/>
+          </w:tblBorders>
+          <w:tblCellMar>
+            <w:top w:w="0" w:type="dxa"/>
+            <w:left w:w="108" w:type="dxa"/>
+            <w:bottom w:w="0" w:type="dxa"/>
+            <w:right w:w="108" w:type="dxa"/>
+          </w:tblCellMar>
+        </w:tblPrEx>
+        <w:trPr>
+          <w:trHeight w:val="90" w:hRule="atLeast"/>
+        </w:trPr>
+        <w:tc>
+          <w:tcPr>
+            <w:tcW w:w="0" w:type="auto"/>
+            <w:vMerge w:val="continue"/>
+            <w:vAlign w:val="center"/>
+          </w:tcPr>
+          <w:p>
+            <w:pPr>
+              <w:pStyle w:val="17"/>
+              <w:bidi w:val="0"/>
+              <w:jc w:val="both"/>
+              <w:rPr>
+                <w:rFonts w:hint="eastAsia" w:cs="华文中宋"/>
+                <w:b/>
+                <w:bCs/>
+                <w:color w:val="ED7D31" w:themeColor="accent2"/>
+                <w:kern w:val="2"/>
+                <w:sz w:val="21"/>
+                <w:szCs w:val="21"/>
+                <w:vertAlign w:val="baseline"/>
+                <w:lang w:val="en-US" w:eastAsia="zh-CN" w:bidi="ar-SA"/>
+                <w14:textFill>
+                  <w14:solidFill>
+                    <w14:schemeClr w14:val="accent2"/>
+                  </w14:solidFill>
+                </w14:textFill>
+              </w:rPr>
+            </w:pPr>
+          </w:p>
+        </w:tc>
+        <w:tc>
+          <w:tcPr>
+            <w:tcW w:w="0" w:type="auto"/>
+            <w:vAlign w:val="center"/>
+          </w:tcPr>
+          <w:p>
+            <w:pPr>
+              <w:pStyle w:val="17"/>
+              <w:bidi w:val="0"/>
+              <w:jc w:val="both"/>
+              <w:rPr>
+                <w:rFonts w:hint="default"/>
+                <w:lang w:val="en-US" w:eastAsia="zh-CN"/>
+              </w:rPr>
+            </w:pPr>
+            <w:r>
+              <w:rPr>
+                <w:rFonts w:hint="eastAsia"/>
+                <w:lang w:val="en-US" w:eastAsia="zh-CN"/>
+              </w:rPr>
+              <w:t>add_box(name, pose, size)</w:t>
+            </w:r>
+          </w:p>
+        </w:tc>
+        <w:tc>
+          <w:tcPr>
+            <w:tcW w:w="0" w:type="auto"/>
+            <w:vAlign w:val="center"/>
+          </w:tcPr>
+          <w:p>
+            <w:pPr>
+              <w:pStyle w:val="19"/>
+              <w:bidi w:val="0"/>
+              <w:rPr>
+                <w:rFonts w:hint="default" w:ascii="华文中宋" w:hAnsi="华文中宋" w:eastAsia="华文中宋" w:cs="华文中宋"/>
+                <w:b/>
+                <w:bCs/>
+                <w:color w:val="ED7D31" w:themeColor="accent2"/>
+                <w:kern w:val="2"/>
+                <w:sz w:val="21"/>
+                <w:szCs w:val="21"/>
+                <w:vertAlign w:val="baseline"/>
+                <w:lang w:val="en-US" w:eastAsia="zh-CN" w:bidi="ar-SA"/>
+                <w14:textFill>
+                  <w14:solidFill>
+                    <w14:schemeClr w14:val="accent2"/>
+                  </w14:solidFill>
+                </w14:textFill>
+              </w:rPr>
+            </w:pPr>
+            <w:r>
+              <w:rPr>
+                <w:rFonts w:hint="eastAsia" w:ascii="华文中宋" w:hAnsi="华文中宋" w:eastAsia="华文中宋" w:cs="华文中宋"/>
+                <w:b/>
+                <w:bCs/>
+                <w:color w:val="ED7D31" w:themeColor="accent2"/>
+                <w:kern w:val="2"/>
+                <w:sz w:val="21"/>
+                <w:szCs w:val="21"/>
+                <w:vertAlign w:val="baseline"/>
+                <w:lang w:val="en-US" w:eastAsia="zh-CN" w:bidi="ar-SA"/>
+                <w14:textFill>
+                  <w14:solidFill>
+                    <w14:schemeClr w14:val="accent2"/>
+                  </w14:solidFill>
+                </w14:textFill>
+              </w:rPr>
+              <w:t>添加</w:t>
+            </w:r>
+            <w:r>
+              <w:rPr>
+                <w:rFonts w:hint="eastAsia"/>
+                <w:lang w:val="en-US" w:eastAsia="zh-CN"/>
+              </w:rPr>
+              <w:t>箱子</w:t>
+            </w:r>
+          </w:p>
+        </w:tc>
+      </w:tr>
+    </w:tbl>
+    <w:p>
+      <w:pPr>
+        <w:rPr>
+          <w:rFonts w:hint="eastAsia" w:cs="华文中宋"/>
+          <w:bCs/>
+          <w:color w:val="FF0000"/>
+          <w:spacing w:val="7"/>
+          <w:lang w:val="en-US" w:eastAsia="zh-CN"/>
+        </w:rPr>
+      </w:pPr>
+    </w:p>
+    <w:tbl>
+      <w:tblPr>
+        <w:tblStyle w:val="11"/>
+        <w:tblW w:w="0" w:type="auto"/>
+        <w:tblInd w:w="0" w:type="dxa"/>
+        <w:tblBorders>
+          <w:top w:val="single" w:color="auto" w:sz="4" w:space="0"/>
+          <w:left w:val="single" w:color="auto" w:sz="4" w:space="0"/>
+          <w:bottom w:val="single" w:color="auto" w:sz="4" w:space="0"/>
+          <w:right w:val="single" w:color="auto" w:sz="4" w:space="0"/>
+          <w:insideH w:val="single" w:color="auto" w:sz="4" w:space="0"/>
+          <w:insideV w:val="single" w:color="auto" w:sz="4" w:space="0"/>
+        </w:tblBorders>
+        <w:tblLayout w:type="autofit"/>
+        <w:tblCellMar>
+          <w:top w:w="0" w:type="dxa"/>
+          <w:left w:w="108" w:type="dxa"/>
+          <w:bottom w:w="0" w:type="dxa"/>
+          <w:right w:w="108" w:type="dxa"/>
+        </w:tblCellMar>
+      </w:tblPr>
+      <w:tblGrid>
+        <w:gridCol w:w="900"/>
+        <w:gridCol w:w="4240"/>
+        <w:gridCol w:w="1478"/>
+      </w:tblGrid>
+      <w:tr>
+        <w:tblPrEx>
+          <w:tblBorders>
+            <w:top w:val="single" w:color="auto" w:sz="4" w:space="0"/>
+            <w:left w:val="single" w:color="auto" w:sz="4" w:space="0"/>
+            <w:bottom w:val="single" w:color="auto" w:sz="4" w:space="0"/>
+            <w:right w:val="single" w:color="auto" w:sz="4" w:space="0"/>
+            <w:insideH w:val="single" w:color="auto" w:sz="4" w:space="0"/>
+            <w:insideV w:val="single" w:color="auto" w:sz="4" w:space="0"/>
+          </w:tblBorders>
+        </w:tblPrEx>
+        <w:tc>
+          <w:tcPr>
+            <w:tcW w:w="0" w:type="auto"/>
+            <w:gridSpan w:val="2"/>
+            <w:vAlign w:val="center"/>
+          </w:tcPr>
+          <w:p>
+            <w:pPr>
+              <w:pStyle w:val="17"/>
+              <w:bidi w:val="0"/>
+              <w:jc w:val="both"/>
+              <w:rPr>
+                <w:rFonts w:hint="default"/>
+                <w:lang w:val="en-US" w:eastAsia="zh-CN"/>
+              </w:rPr>
+            </w:pPr>
+            <w:r>
+              <w:rPr>
+                <w:rFonts w:hint="eastAsia"/>
+                <w:lang w:val="en-US" w:eastAsia="zh-CN"/>
+              </w:rPr>
+              <w:t>MoveGroupCommander(name, wait_for_servers)</w:t>
+            </w:r>
+          </w:p>
+        </w:tc>
+        <w:tc>
+          <w:tcPr>
+            <w:tcW w:w="0" w:type="auto"/>
+            <w:vAlign w:val="center"/>
+          </w:tcPr>
+          <w:p>
+            <w:pPr>
+              <w:pStyle w:val="19"/>
+              <w:bidi w:val="0"/>
+              <w:rPr>
+                <w:rFonts w:hint="default"/>
+                <w:lang w:val="en-US" w:eastAsia="zh-CN"/>
+              </w:rPr>
+            </w:pPr>
+            <w:r>
+              <w:rPr>
+                <w:rFonts w:hint="eastAsia"/>
+                <w:lang w:val="en-US" w:eastAsia="zh-CN"/>
+              </w:rPr>
+              <w:t>控制组</w:t>
+            </w:r>
+          </w:p>
+        </w:tc>
+      </w:tr>
+      <w:tr>
+        <w:tblPrEx>
+          <w:tblBorders>
+            <w:top w:val="single" w:color="auto" w:sz="4" w:space="0"/>
+            <w:left w:val="single" w:color="auto" w:sz="4" w:space="0"/>
+            <w:bottom w:val="single" w:color="auto" w:sz="4" w:space="0"/>
+            <w:right w:val="single" w:color="auto" w:sz="4" w:space="0"/>
+            <w:insideH w:val="single" w:color="auto" w:sz="4" w:space="0"/>
+            <w:insideV w:val="single" w:color="auto" w:sz="4" w:space="0"/>
+          </w:tblBorders>
+        </w:tblPrEx>
+        <w:trPr>
+          <w:trHeight w:val="90" w:hRule="atLeast"/>
+        </w:trPr>
+        <w:tc>
+          <w:tcPr>
+            <w:tcW w:w="900" w:type="dxa"/>
+            <w:vAlign w:val="center"/>
+          </w:tcPr>
+          <w:p>
+            <w:pPr>
+              <w:pStyle w:val="17"/>
+              <w:bidi w:val="0"/>
+              <w:jc w:val="both"/>
+              <w:rPr>
+                <w:rFonts w:hint="eastAsia" w:cs="华文中宋"/>
+                <w:b/>
+                <w:bCs/>
+                <w:color w:val="ED7D31" w:themeColor="accent2"/>
+                <w:kern w:val="2"/>
+                <w:sz w:val="21"/>
+                <w:szCs w:val="21"/>
+                <w:vertAlign w:val="baseline"/>
+                <w:lang w:val="en-US" w:eastAsia="zh-CN" w:bidi="ar-SA"/>
+                <w14:textFill>
+                  <w14:solidFill>
+                    <w14:schemeClr w14:val="accent2"/>
+                  </w14:solidFill>
+                </w14:textFill>
+              </w:rPr>
+            </w:pPr>
+            <w:r>
+              <w:rPr>
+                <w:rFonts w:hint="eastAsia" w:cs="华文中宋"/>
+                <w:b/>
+                <w:bCs/>
+                <w:color w:val="ED7D31" w:themeColor="accent2"/>
+                <w:kern w:val="2"/>
+                <w:sz w:val="21"/>
+                <w:szCs w:val="21"/>
+                <w:vertAlign w:val="baseline"/>
+                <w:lang w:val="en-US" w:eastAsia="zh-CN" w:bidi="ar-SA"/>
+                <w14:textFill>
+                  <w14:solidFill>
+                    <w14:schemeClr w14:val="accent2"/>
+                  </w14:solidFill>
+                </w14:textFill>
+              </w:rPr>
+              <w:t>属性</w:t>
+            </w:r>
+          </w:p>
+        </w:tc>
+        <w:tc>
+          <w:tcPr>
+            <w:tcW w:w="4240" w:type="dxa"/>
+            <w:shd w:val="clear" w:color="auto" w:fill="auto"/>
+            <w:vAlign w:val="center"/>
+          </w:tcPr>
+          <w:p>
+            <w:pPr>
+              <w:pStyle w:val="17"/>
+              <w:bidi w:val="0"/>
+              <w:jc w:val="both"/>
+              <w:rPr>
+                <w:rFonts w:hint="eastAsia" w:ascii="华文中宋" w:hAnsi="华文中宋" w:eastAsia="华文中宋" w:cstheme="minorBidi"/>
+                <w:b/>
+                <w:color w:val="FF0000"/>
+                <w:kern w:val="2"/>
+                <w:sz w:val="21"/>
+                <w:szCs w:val="21"/>
+                <w:lang w:val="en-US" w:eastAsia="zh-CN" w:bidi="ar-SA"/>
+              </w:rPr>
+            </w:pPr>
+            <w:r>
+              <w:rPr>
+                <w:rFonts w:hint="eastAsia"/>
+                <w:lang w:val="en-US" w:eastAsia="zh-CN"/>
+              </w:rPr>
+              <w:t>get_current_pose(ee_link)</w:t>
+            </w:r>
+          </w:p>
+        </w:tc>
+        <w:tc>
+          <w:tcPr>
+            <w:tcW w:w="0" w:type="auto"/>
+            <w:shd w:val="clear" w:color="auto" w:fill="auto"/>
+            <w:vAlign w:val="center"/>
+          </w:tcPr>
+          <w:p>
+            <w:pPr>
+              <w:pStyle w:val="19"/>
+              <w:bidi w:val="0"/>
+              <w:rPr>
+                <w:rFonts w:hint="eastAsia" w:ascii="华文中宋" w:hAnsi="华文中宋" w:eastAsia="华文中宋" w:cs="华文中宋"/>
+                <w:b/>
+                <w:bCs/>
+                <w:color w:val="ED7D31" w:themeColor="accent2"/>
+                <w:kern w:val="2"/>
+                <w:sz w:val="21"/>
+                <w:szCs w:val="21"/>
+                <w:vertAlign w:val="baseline"/>
+                <w:lang w:val="en-US" w:eastAsia="zh-CN" w:bidi="ar-SA"/>
+                <w14:textFill>
+                  <w14:solidFill>
+                    <w14:schemeClr w14:val="accent2"/>
+                  </w14:solidFill>
+                </w14:textFill>
+              </w:rPr>
+            </w:pPr>
+            <w:r>
+              <w:rPr>
+                <w:rFonts w:hint="eastAsia" w:cs="华文中宋"/>
+                <w:b/>
+                <w:bCs/>
+                <w:color w:val="ED7D31" w:themeColor="accent2"/>
+                <w:kern w:val="2"/>
+                <w:sz w:val="21"/>
+                <w:szCs w:val="21"/>
+                <w:vertAlign w:val="baseline"/>
+                <w:lang w:val="en-US" w:eastAsia="zh-CN" w:bidi="ar-SA"/>
+                <w14:textFill>
+                  <w14:solidFill>
+                    <w14:schemeClr w14:val="accent2"/>
+                  </w14:solidFill>
+                </w14:textFill>
+              </w:rPr>
+              <w:t>获取</w:t>
+            </w:r>
+            <w:r>
+              <w:rPr>
+                <w:rFonts w:hint="eastAsia"/>
+                <w:lang w:val="en-US" w:eastAsia="zh-CN"/>
+              </w:rPr>
+              <w:t>相对位姿</w:t>
+            </w:r>
+          </w:p>
+        </w:tc>
+      </w:tr>
+      <w:tr>
+        <w:tblPrEx>
+          <w:tblBorders>
+            <w:top w:val="single" w:color="auto" w:sz="4" w:space="0"/>
+            <w:left w:val="single" w:color="auto" w:sz="4" w:space="0"/>
+            <w:bottom w:val="single" w:color="auto" w:sz="4" w:space="0"/>
+            <w:right w:val="single" w:color="auto" w:sz="4" w:space="0"/>
+            <w:insideH w:val="single" w:color="auto" w:sz="4" w:space="0"/>
+            <w:insideV w:val="single" w:color="auto" w:sz="4" w:space="0"/>
+          </w:tblBorders>
+        </w:tblPrEx>
+        <w:trPr>
+          <w:trHeight w:val="90" w:hRule="atLeast"/>
+        </w:trPr>
+        <w:tc>
+          <w:tcPr>
+            <w:tcW w:w="900" w:type="dxa"/>
+            <w:vMerge w:val="restart"/>
+            <w:vAlign w:val="center"/>
+          </w:tcPr>
+          <w:p>
+            <w:pPr>
+              <w:pStyle w:val="17"/>
+              <w:bidi w:val="0"/>
+              <w:jc w:val="both"/>
+              <w:rPr>
+                <w:rFonts w:hint="eastAsia"/>
+                <w:lang w:val="en-US" w:eastAsia="zh-CN"/>
+              </w:rPr>
+            </w:pPr>
+            <w:r>
+              <w:rPr>
+                <w:rFonts w:hint="eastAsia" w:cs="华文中宋"/>
+                <w:b/>
+                <w:bCs/>
+                <w:color w:val="ED7D31" w:themeColor="accent2"/>
+                <w:kern w:val="2"/>
+                <w:sz w:val="21"/>
+                <w:szCs w:val="21"/>
+                <w:vertAlign w:val="baseline"/>
+                <w:lang w:val="en-US" w:eastAsia="zh-CN" w:bidi="ar-SA"/>
+                <w14:textFill>
+                  <w14:solidFill>
+                    <w14:schemeClr w14:val="accent2"/>
+                  </w14:solidFill>
+                </w14:textFill>
+              </w:rPr>
+              <w:t>设置</w:t>
+            </w:r>
+          </w:p>
+        </w:tc>
+        <w:tc>
+          <w:tcPr>
+            <w:tcW w:w="4240" w:type="dxa"/>
+            <w:vAlign w:val="center"/>
+          </w:tcPr>
+          <w:p>
+            <w:pPr>
+              <w:pStyle w:val="17"/>
+              <w:bidi w:val="0"/>
+              <w:jc w:val="both"/>
+              <w:rPr>
+                <w:rFonts w:hint="default"/>
+                <w:lang w:val="en-US" w:eastAsia="zh-CN"/>
+              </w:rPr>
+            </w:pPr>
+            <w:r>
+              <w:rPr>
+                <w:rFonts w:hint="eastAsia"/>
+                <w:lang w:val="en-US" w:eastAsia="zh-CN"/>
+              </w:rPr>
+              <w:t>set_planning_time(timeout)</w:t>
+            </w:r>
+          </w:p>
+        </w:tc>
+        <w:tc>
+          <w:tcPr>
+            <w:tcW w:w="0" w:type="auto"/>
+            <w:vAlign w:val="center"/>
+          </w:tcPr>
+          <w:p>
+            <w:pPr>
+              <w:pStyle w:val="19"/>
+              <w:bidi w:val="0"/>
+              <w:rPr>
+                <w:rFonts w:hint="default"/>
+                <w:lang w:val="en-US" w:eastAsia="zh-CN"/>
+              </w:rPr>
+            </w:pPr>
+            <w:r>
+              <w:rPr>
+                <w:rFonts w:hint="eastAsia" w:cs="华文中宋"/>
+                <w:b/>
+                <w:bCs/>
+                <w:color w:val="ED7D31" w:themeColor="accent2"/>
+                <w:kern w:val="2"/>
+                <w:sz w:val="21"/>
+                <w:szCs w:val="21"/>
+                <w:vertAlign w:val="baseline"/>
+                <w:lang w:val="en-US" w:eastAsia="zh-CN" w:bidi="ar-SA"/>
+                <w14:textFill>
+                  <w14:solidFill>
+                    <w14:schemeClr w14:val="accent2"/>
+                  </w14:solidFill>
+                </w14:textFill>
+              </w:rPr>
+              <w:t>设置</w:t>
+            </w:r>
+            <w:r>
+              <w:rPr>
+                <w:rFonts w:hint="eastAsia"/>
+                <w:lang w:val="en-US" w:eastAsia="zh-CN"/>
+              </w:rPr>
+              <w:t>超时时间</w:t>
+            </w:r>
+          </w:p>
+        </w:tc>
+      </w:tr>
+      <w:tr>
+        <w:tblPrEx>
+          <w:tblBorders>
+            <w:top w:val="single" w:color="auto" w:sz="4" w:space="0"/>
+            <w:left w:val="single" w:color="auto" w:sz="4" w:space="0"/>
+            <w:bottom w:val="single" w:color="auto" w:sz="4" w:space="0"/>
+            <w:right w:val="single" w:color="auto" w:sz="4" w:space="0"/>
+            <w:insideH w:val="single" w:color="auto" w:sz="4" w:space="0"/>
+            <w:insideV w:val="single" w:color="auto" w:sz="4" w:space="0"/>
+          </w:tblBorders>
+        </w:tblPrEx>
+        <w:trPr>
+          <w:trHeight w:val="90" w:hRule="atLeast"/>
+        </w:trPr>
+        <w:tc>
+          <w:tcPr>
+            <w:tcW w:w="900" w:type="dxa"/>
+            <w:vMerge w:val="continue"/>
+            <w:vAlign w:val="center"/>
+          </w:tcPr>
+          <w:p>
+            <w:pPr>
+              <w:pStyle w:val="17"/>
+              <w:bidi w:val="0"/>
+              <w:jc w:val="both"/>
+              <w:rPr>
+                <w:rFonts w:hint="eastAsia" w:cs="华文中宋"/>
+                <w:b/>
+                <w:bCs/>
+                <w:color w:val="ED7D31" w:themeColor="accent2"/>
+                <w:kern w:val="2"/>
+                <w:sz w:val="21"/>
+                <w:szCs w:val="21"/>
+                <w:vertAlign w:val="baseline"/>
+                <w:lang w:val="en-US" w:eastAsia="zh-CN" w:bidi="ar-SA"/>
+                <w14:textFill>
+                  <w14:solidFill>
+                    <w14:schemeClr w14:val="accent2"/>
+                  </w14:solidFill>
+                </w14:textFill>
+              </w:rPr>
+            </w:pPr>
+          </w:p>
+        </w:tc>
+        <w:tc>
+          <w:tcPr>
+            <w:tcW w:w="4240" w:type="dxa"/>
+            <w:vAlign w:val="center"/>
+          </w:tcPr>
+          <w:p>
+            <w:pPr>
+              <w:pStyle w:val="17"/>
+              <w:bidi w:val="0"/>
+              <w:jc w:val="both"/>
+              <w:rPr>
+                <w:rFonts w:hint="default"/>
+                <w:lang w:val="en-US" w:eastAsia="zh-CN"/>
+              </w:rPr>
+            </w:pPr>
+            <w:r>
+              <w:rPr>
+                <w:rFonts w:hint="eastAsia"/>
+                <w:lang w:val="en-US" w:eastAsia="zh-CN"/>
+              </w:rPr>
+              <w:t>set_planner_id(name)</w:t>
+            </w:r>
+          </w:p>
+        </w:tc>
+        <w:tc>
+          <w:tcPr>
+            <w:tcW w:w="0" w:type="auto"/>
+            <w:vAlign w:val="center"/>
+          </w:tcPr>
+          <w:p>
+            <w:pPr>
+              <w:pStyle w:val="19"/>
+              <w:bidi w:val="0"/>
+              <w:rPr>
+                <w:rFonts w:hint="eastAsia" w:cs="华文中宋"/>
+                <w:b/>
+                <w:bCs/>
+                <w:color w:val="ED7D31" w:themeColor="accent2"/>
+                <w:kern w:val="2"/>
+                <w:sz w:val="21"/>
+                <w:szCs w:val="21"/>
+                <w:vertAlign w:val="baseline"/>
+                <w:lang w:val="en-US" w:eastAsia="zh-CN" w:bidi="ar-SA"/>
+                <w14:textFill>
+                  <w14:solidFill>
+                    <w14:schemeClr w14:val="accent2"/>
+                  </w14:solidFill>
+                </w14:textFill>
+              </w:rPr>
+            </w:pPr>
+            <w:r>
+              <w:rPr>
+                <w:rFonts w:hint="eastAsia" w:cs="华文中宋"/>
+                <w:b/>
+                <w:bCs/>
+                <w:color w:val="ED7D31" w:themeColor="accent2"/>
+                <w:kern w:val="2"/>
+                <w:sz w:val="21"/>
+                <w:szCs w:val="21"/>
+                <w:vertAlign w:val="baseline"/>
+                <w:lang w:val="en-US" w:eastAsia="zh-CN" w:bidi="ar-SA"/>
+                <w14:textFill>
+                  <w14:solidFill>
+                    <w14:schemeClr w14:val="accent2"/>
+                  </w14:solidFill>
+                </w14:textFill>
+              </w:rPr>
+              <w:t>设置</w:t>
+            </w:r>
+            <w:r>
+              <w:rPr>
+                <w:rFonts w:hint="eastAsia"/>
+                <w:lang w:val="en-US" w:eastAsia="zh-CN"/>
+              </w:rPr>
+              <w:t>规划器</w:t>
+            </w:r>
+          </w:p>
+        </w:tc>
+      </w:tr>
+      <w:tr>
+        <w:tblPrEx>
+          <w:tblBorders>
+            <w:top w:val="single" w:color="auto" w:sz="4" w:space="0"/>
+            <w:left w:val="single" w:color="auto" w:sz="4" w:space="0"/>
+            <w:bottom w:val="single" w:color="auto" w:sz="4" w:space="0"/>
+            <w:right w:val="single" w:color="auto" w:sz="4" w:space="0"/>
+            <w:insideH w:val="single" w:color="auto" w:sz="4" w:space="0"/>
+            <w:insideV w:val="single" w:color="auto" w:sz="4" w:space="0"/>
+          </w:tblBorders>
+        </w:tblPrEx>
+        <w:trPr>
+          <w:trHeight w:val="90" w:hRule="atLeast"/>
+        </w:trPr>
+        <w:tc>
+          <w:tcPr>
+            <w:tcW w:w="900" w:type="dxa"/>
+            <w:vMerge w:val="restart"/>
+            <w:vAlign w:val="center"/>
+          </w:tcPr>
+          <w:p>
+            <w:pPr>
+              <w:pStyle w:val="17"/>
+              <w:bidi w:val="0"/>
+              <w:jc w:val="both"/>
+              <w:rPr>
+                <w:rFonts w:hint="eastAsia" w:cs="华文中宋"/>
+                <w:b/>
+                <w:bCs/>
+                <w:color w:val="ED7D31" w:themeColor="accent2"/>
+                <w:kern w:val="2"/>
+                <w:sz w:val="21"/>
+                <w:szCs w:val="21"/>
+                <w:vertAlign w:val="baseline"/>
+                <w:lang w:val="en-US" w:eastAsia="zh-CN" w:bidi="ar-SA"/>
+                <w14:textFill>
+                  <w14:solidFill>
+                    <w14:schemeClr w14:val="accent2"/>
+                  </w14:solidFill>
+                </w14:textFill>
+              </w:rPr>
+            </w:pPr>
+            <w:r>
+              <w:rPr>
+                <w:rFonts w:hint="eastAsia" w:cs="华文中宋"/>
+                <w:b/>
+                <w:bCs/>
+                <w:color w:val="ED7D31" w:themeColor="accent2"/>
+                <w:kern w:val="2"/>
+                <w:sz w:val="21"/>
+                <w:szCs w:val="21"/>
+                <w:vertAlign w:val="baseline"/>
+                <w:lang w:val="en-US" w:eastAsia="zh-CN" w:bidi="ar-SA"/>
+                <w14:textFill>
+                  <w14:solidFill>
+                    <w14:schemeClr w14:val="accent2"/>
+                  </w14:solidFill>
+                </w14:textFill>
+              </w:rPr>
+              <w:t>规划</w:t>
+            </w:r>
+          </w:p>
+        </w:tc>
+        <w:tc>
+          <w:tcPr>
+            <w:tcW w:w="4240" w:type="dxa"/>
+            <w:vAlign w:val="center"/>
+          </w:tcPr>
+          <w:p>
+            <w:pPr>
+              <w:pStyle w:val="17"/>
+              <w:bidi w:val="0"/>
+              <w:jc w:val="both"/>
+              <w:rPr>
+                <w:rFonts w:hint="default"/>
+                <w:lang w:val="en-US" w:eastAsia="zh-CN"/>
+              </w:rPr>
+            </w:pPr>
+            <w:r>
+              <w:rPr>
+                <w:rFonts w:hint="eastAsia"/>
+                <w:lang w:val="en-US" w:eastAsia="zh-CN"/>
+              </w:rPr>
+              <w:t>set_pose_target(pose, ee_link)</w:t>
+            </w:r>
+          </w:p>
+        </w:tc>
+        <w:tc>
+          <w:tcPr>
+            <w:tcW w:w="0" w:type="auto"/>
+            <w:vAlign w:val="center"/>
+          </w:tcPr>
+          <w:p>
+            <w:pPr>
+              <w:pStyle w:val="19"/>
+              <w:bidi w:val="0"/>
+              <w:rPr>
+                <w:rFonts w:hint="default" w:cs="华文中宋"/>
+                <w:b/>
+                <w:bCs/>
+                <w:color w:val="ED7D31" w:themeColor="accent2"/>
+                <w:kern w:val="2"/>
+                <w:sz w:val="21"/>
+                <w:szCs w:val="21"/>
+                <w:vertAlign w:val="baseline"/>
+                <w:lang w:val="en-US" w:eastAsia="zh-CN" w:bidi="ar-SA"/>
+                <w14:textFill>
+                  <w14:solidFill>
+                    <w14:schemeClr w14:val="accent2"/>
+                  </w14:solidFill>
+                </w14:textFill>
+              </w:rPr>
+            </w:pPr>
+            <w:r>
+              <w:rPr>
+                <w:rFonts w:hint="eastAsia" w:cs="华文中宋"/>
+                <w:b/>
+                <w:bCs/>
+                <w:color w:val="ED7D31" w:themeColor="accent2"/>
+                <w:kern w:val="2"/>
+                <w:sz w:val="21"/>
+                <w:szCs w:val="21"/>
+                <w:vertAlign w:val="baseline"/>
+                <w:lang w:val="en-US" w:eastAsia="zh-CN" w:bidi="ar-SA"/>
+                <w14:textFill>
+                  <w14:solidFill>
+                    <w14:schemeClr w14:val="accent2"/>
+                  </w14:solidFill>
+                </w14:textFill>
+              </w:rPr>
+              <w:t>设置</w:t>
+            </w:r>
+            <w:r>
+              <w:rPr>
+                <w:rFonts w:hint="eastAsia"/>
+                <w:lang w:val="en-US" w:eastAsia="zh-CN"/>
+              </w:rPr>
+              <w:t>目标位姿</w:t>
+            </w:r>
+          </w:p>
+        </w:tc>
+      </w:tr>
+      <w:tr>
+        <w:tblPrEx>
+          <w:tblBorders>
+            <w:top w:val="single" w:color="auto" w:sz="4" w:space="0"/>
+            <w:left w:val="single" w:color="auto" w:sz="4" w:space="0"/>
+            <w:bottom w:val="single" w:color="auto" w:sz="4" w:space="0"/>
+            <w:right w:val="single" w:color="auto" w:sz="4" w:space="0"/>
+            <w:insideH w:val="single" w:color="auto" w:sz="4" w:space="0"/>
+            <w:insideV w:val="single" w:color="auto" w:sz="4" w:space="0"/>
+          </w:tblBorders>
+        </w:tblPrEx>
+        <w:trPr>
+          <w:trHeight w:val="90" w:hRule="atLeast"/>
+        </w:trPr>
+        <w:tc>
+          <w:tcPr>
+            <w:tcW w:w="900" w:type="dxa"/>
+            <w:vMerge w:val="continue"/>
+            <w:vAlign w:val="center"/>
+          </w:tcPr>
+          <w:p>
+            <w:pPr>
+              <w:pStyle w:val="17"/>
+              <w:bidi w:val="0"/>
+              <w:jc w:val="both"/>
+              <w:rPr>
+                <w:rFonts w:hint="eastAsia" w:cs="华文中宋"/>
+                <w:b/>
+                <w:bCs/>
+                <w:color w:val="ED7D31" w:themeColor="accent2"/>
+                <w:kern w:val="2"/>
+                <w:sz w:val="21"/>
+                <w:szCs w:val="21"/>
+                <w:vertAlign w:val="baseline"/>
+                <w:lang w:val="en-US" w:eastAsia="zh-CN" w:bidi="ar-SA"/>
+                <w14:textFill>
+                  <w14:solidFill>
+                    <w14:schemeClr w14:val="accent2"/>
+                  </w14:solidFill>
+                </w14:textFill>
+              </w:rPr>
+            </w:pPr>
+          </w:p>
+        </w:tc>
+        <w:tc>
+          <w:tcPr>
+            <w:tcW w:w="4240" w:type="dxa"/>
+            <w:vAlign w:val="center"/>
+          </w:tcPr>
+          <w:p>
+            <w:pPr>
+              <w:pStyle w:val="17"/>
+              <w:bidi w:val="0"/>
+              <w:jc w:val="both"/>
+              <w:rPr>
+                <w:rFonts w:hint="default"/>
+                <w:lang w:val="en-US" w:eastAsia="zh-CN"/>
+              </w:rPr>
+            </w:pPr>
+            <w:r>
+              <w:rPr>
+                <w:rFonts w:hint="eastAsia"/>
+                <w:lang w:val="en-US" w:eastAsia="zh-CN"/>
+              </w:rPr>
+              <w:t>set_joint_value_target(joint)</w:t>
+            </w:r>
+          </w:p>
+        </w:tc>
+        <w:tc>
+          <w:tcPr>
+            <w:tcW w:w="0" w:type="auto"/>
+            <w:vAlign w:val="center"/>
+          </w:tcPr>
+          <w:p>
+            <w:pPr>
+              <w:pStyle w:val="19"/>
+              <w:bidi w:val="0"/>
+              <w:rPr>
+                <w:rFonts w:hint="default" w:cs="华文中宋"/>
+                <w:b/>
+                <w:bCs/>
+                <w:color w:val="ED7D31" w:themeColor="accent2"/>
+                <w:kern w:val="2"/>
+                <w:sz w:val="21"/>
+                <w:szCs w:val="21"/>
+                <w:vertAlign w:val="baseline"/>
+                <w:lang w:val="en-US" w:eastAsia="zh-CN" w:bidi="ar-SA"/>
+                <w14:textFill>
+                  <w14:solidFill>
+                    <w14:schemeClr w14:val="accent2"/>
+                  </w14:solidFill>
+                </w14:textFill>
+              </w:rPr>
+            </w:pPr>
+            <w:r>
+              <w:rPr>
+                <w:rFonts w:hint="eastAsia" w:cs="华文中宋"/>
+                <w:b/>
+                <w:bCs/>
+                <w:color w:val="ED7D31" w:themeColor="accent2"/>
+                <w:kern w:val="2"/>
+                <w:sz w:val="21"/>
+                <w:szCs w:val="21"/>
+                <w:vertAlign w:val="baseline"/>
+                <w:lang w:val="en-US" w:eastAsia="zh-CN" w:bidi="ar-SA"/>
+                <w14:textFill>
+                  <w14:solidFill>
+                    <w14:schemeClr w14:val="accent2"/>
+                  </w14:solidFill>
+                </w14:textFill>
+              </w:rPr>
+              <w:t>设置</w:t>
+            </w:r>
+            <w:r>
+              <w:rPr>
+                <w:rFonts w:hint="eastAsia"/>
+                <w:lang w:val="en-US" w:eastAsia="zh-CN"/>
+              </w:rPr>
+              <w:t>目标关节</w:t>
+            </w:r>
+          </w:p>
+        </w:tc>
+      </w:tr>
+      <w:tr>
+        <w:tblPrEx>
+          <w:tblBorders>
+            <w:top w:val="single" w:color="auto" w:sz="4" w:space="0"/>
+            <w:left w:val="single" w:color="auto" w:sz="4" w:space="0"/>
+            <w:bottom w:val="single" w:color="auto" w:sz="4" w:space="0"/>
+            <w:right w:val="single" w:color="auto" w:sz="4" w:space="0"/>
+            <w:insideH w:val="single" w:color="auto" w:sz="4" w:space="0"/>
+            <w:insideV w:val="single" w:color="auto" w:sz="4" w:space="0"/>
+          </w:tblBorders>
+        </w:tblPrEx>
+        <w:trPr>
+          <w:trHeight w:val="90" w:hRule="atLeast"/>
+        </w:trPr>
+        <w:tc>
+          <w:tcPr>
+            <w:tcW w:w="900" w:type="dxa"/>
+            <w:vMerge w:val="continue"/>
+            <w:vAlign w:val="center"/>
+          </w:tcPr>
+          <w:p>
+            <w:pPr>
+              <w:pStyle w:val="17"/>
+              <w:bidi w:val="0"/>
+              <w:jc w:val="both"/>
+              <w:rPr>
+                <w:rFonts w:hint="eastAsia" w:cs="华文中宋"/>
+                <w:b/>
+                <w:bCs/>
+                <w:color w:val="ED7D31" w:themeColor="accent2"/>
+                <w:kern w:val="2"/>
+                <w:sz w:val="21"/>
+                <w:szCs w:val="21"/>
+                <w:vertAlign w:val="baseline"/>
+                <w:lang w:val="en-US" w:eastAsia="zh-CN" w:bidi="ar-SA"/>
+                <w14:textFill>
+                  <w14:solidFill>
+                    <w14:schemeClr w14:val="accent2"/>
+                  </w14:solidFill>
+                </w14:textFill>
+              </w:rPr>
+            </w:pPr>
+          </w:p>
+        </w:tc>
+        <w:tc>
+          <w:tcPr>
+            <w:tcW w:w="4240" w:type="dxa"/>
+            <w:vAlign w:val="center"/>
+          </w:tcPr>
+          <w:p>
+            <w:pPr>
+              <w:pStyle w:val="17"/>
+              <w:bidi w:val="0"/>
+              <w:jc w:val="both"/>
+              <w:rPr>
+                <w:rFonts w:hint="default"/>
+                <w:lang w:val="en-US" w:eastAsia="zh-CN"/>
+              </w:rPr>
+            </w:pPr>
+            <w:r>
+              <w:rPr>
+                <w:rFonts w:hint="eastAsia"/>
+                <w:lang w:val="en-US" w:eastAsia="zh-CN"/>
+              </w:rPr>
+              <w:t>plan()</w:t>
+            </w:r>
+          </w:p>
+        </w:tc>
+        <w:tc>
+          <w:tcPr>
+            <w:tcW w:w="0" w:type="auto"/>
+            <w:vAlign w:val="center"/>
+          </w:tcPr>
+          <w:p>
+            <w:pPr>
+              <w:pStyle w:val="19"/>
+              <w:bidi w:val="0"/>
+              <w:rPr>
+                <w:rFonts w:hint="eastAsia" w:cs="华文中宋"/>
+                <w:b/>
+                <w:bCs/>
+                <w:color w:val="ED7D31" w:themeColor="accent2"/>
+                <w:kern w:val="2"/>
+                <w:sz w:val="21"/>
+                <w:szCs w:val="21"/>
+                <w:vertAlign w:val="baseline"/>
+                <w:lang w:val="en-US" w:eastAsia="zh-CN" w:bidi="ar-SA"/>
+                <w14:textFill>
+                  <w14:solidFill>
+                    <w14:schemeClr w14:val="accent2"/>
+                  </w14:solidFill>
+                </w14:textFill>
+              </w:rPr>
+            </w:pPr>
+            <w:r>
+              <w:rPr>
+                <w:rFonts w:hint="eastAsia" w:cs="华文中宋"/>
+                <w:b/>
+                <w:bCs/>
+                <w:color w:val="ED7D31" w:themeColor="accent2"/>
+                <w:kern w:val="2"/>
+                <w:sz w:val="21"/>
+                <w:szCs w:val="21"/>
+                <w:vertAlign w:val="baseline"/>
+                <w:lang w:val="en-US" w:eastAsia="zh-CN" w:bidi="ar-SA"/>
+                <w14:textFill>
+                  <w14:solidFill>
+                    <w14:schemeClr w14:val="accent2"/>
+                  </w14:solidFill>
+                </w14:textFill>
+              </w:rPr>
+              <w:t>获取</w:t>
+            </w:r>
+            <w:r>
+              <w:rPr>
+                <w:rFonts w:hint="eastAsia"/>
+                <w:lang w:val="en-US" w:eastAsia="zh-CN"/>
+              </w:rPr>
+              <w:t>规划结果</w:t>
+            </w:r>
+          </w:p>
+        </w:tc>
+      </w:tr>
+      <w:tr>
+        <w:tblPrEx>
+          <w:tblBorders>
+            <w:top w:val="single" w:color="auto" w:sz="4" w:space="0"/>
+            <w:left w:val="single" w:color="auto" w:sz="4" w:space="0"/>
+            <w:bottom w:val="single" w:color="auto" w:sz="4" w:space="0"/>
+            <w:right w:val="single" w:color="auto" w:sz="4" w:space="0"/>
+            <w:insideH w:val="single" w:color="auto" w:sz="4" w:space="0"/>
+            <w:insideV w:val="single" w:color="auto" w:sz="4" w:space="0"/>
+          </w:tblBorders>
+        </w:tblPrEx>
+        <w:trPr>
+          <w:trHeight w:val="90" w:hRule="atLeast"/>
+        </w:trPr>
+        <w:tc>
+          <w:tcPr>
+            <w:tcW w:w="900" w:type="dxa"/>
+            <w:vMerge w:val="continue"/>
+            <w:vAlign w:val="center"/>
+          </w:tcPr>
+          <w:p>
+            <w:pPr>
+              <w:pStyle w:val="17"/>
+              <w:bidi w:val="0"/>
+              <w:jc w:val="both"/>
+              <w:rPr>
+                <w:rFonts w:hint="eastAsia" w:cs="华文中宋"/>
+                <w:b/>
+                <w:bCs/>
+                <w:color w:val="ED7D31" w:themeColor="accent2"/>
+                <w:kern w:val="2"/>
+                <w:sz w:val="21"/>
+                <w:szCs w:val="21"/>
+                <w:vertAlign w:val="baseline"/>
+                <w:lang w:val="en-US" w:eastAsia="zh-CN" w:bidi="ar-SA"/>
+                <w14:textFill>
+                  <w14:solidFill>
+                    <w14:schemeClr w14:val="accent2"/>
+                  </w14:solidFill>
+                </w14:textFill>
+              </w:rPr>
+            </w:pPr>
+          </w:p>
+        </w:tc>
+        <w:tc>
+          <w:tcPr>
+            <w:tcW w:w="4240" w:type="dxa"/>
+            <w:vAlign w:val="center"/>
+          </w:tcPr>
+          <w:p>
+            <w:pPr>
+              <w:pStyle w:val="17"/>
+              <w:bidi w:val="0"/>
+              <w:jc w:val="both"/>
+              <w:rPr>
+                <w:rFonts w:hint="default"/>
+                <w:lang w:val="en-US" w:eastAsia="zh-CN"/>
+              </w:rPr>
+            </w:pPr>
+            <w:r>
+              <w:rPr>
+                <w:rFonts w:hint="eastAsia"/>
+                <w:lang w:val="en-US" w:eastAsia="zh-CN"/>
+              </w:rPr>
+              <w:t>clear_pose_targets()</w:t>
+            </w:r>
+          </w:p>
+        </w:tc>
+        <w:tc>
+          <w:tcPr>
+            <w:tcW w:w="0" w:type="auto"/>
+            <w:vAlign w:val="center"/>
+          </w:tcPr>
+          <w:p>
+            <w:pPr>
+              <w:pStyle w:val="19"/>
+              <w:bidi w:val="0"/>
+              <w:rPr>
+                <w:rFonts w:hint="eastAsia" w:cs="华文中宋"/>
+                <w:b/>
+                <w:bCs/>
+                <w:color w:val="ED7D31" w:themeColor="accent2"/>
+                <w:kern w:val="2"/>
+                <w:sz w:val="21"/>
+                <w:szCs w:val="21"/>
+                <w:vertAlign w:val="baseline"/>
+                <w:lang w:val="en-US" w:eastAsia="zh-CN" w:bidi="ar-SA"/>
+                <w14:textFill>
+                  <w14:solidFill>
+                    <w14:schemeClr w14:val="accent2"/>
+                  </w14:solidFill>
+                </w14:textFill>
+              </w:rPr>
+            </w:pPr>
+            <w:r>
+              <w:rPr>
+                <w:rFonts w:hint="eastAsia"/>
+                <w:lang w:val="en-US" w:eastAsia="zh-CN"/>
+              </w:rPr>
+              <w:t>清空</w:t>
+            </w:r>
+            <w:r>
+              <w:rPr>
+                <w:rFonts w:hint="eastAsia" w:cs="华文中宋"/>
+                <w:b/>
+                <w:bCs/>
+                <w:color w:val="ED7D31" w:themeColor="accent2"/>
+                <w:kern w:val="2"/>
+                <w:sz w:val="21"/>
+                <w:szCs w:val="21"/>
+                <w:vertAlign w:val="baseline"/>
+                <w:lang w:val="en-US" w:eastAsia="zh-CN" w:bidi="ar-SA"/>
+                <w14:textFill>
+                  <w14:solidFill>
+                    <w14:schemeClr w14:val="accent2"/>
+                  </w14:solidFill>
+                </w14:textFill>
+              </w:rPr>
+              <w:t>目标</w:t>
+            </w:r>
+          </w:p>
+        </w:tc>
+      </w:tr>
+      <w:tr>
+        <w:tblPrEx>
+          <w:tblBorders>
+            <w:top w:val="single" w:color="auto" w:sz="4" w:space="0"/>
+            <w:left w:val="single" w:color="auto" w:sz="4" w:space="0"/>
+            <w:bottom w:val="single" w:color="auto" w:sz="4" w:space="0"/>
+            <w:right w:val="single" w:color="auto" w:sz="4" w:space="0"/>
+            <w:insideH w:val="single" w:color="auto" w:sz="4" w:space="0"/>
+            <w:insideV w:val="single" w:color="auto" w:sz="4" w:space="0"/>
+          </w:tblBorders>
+        </w:tblPrEx>
+        <w:trPr>
+          <w:trHeight w:val="90" w:hRule="atLeast"/>
+        </w:trPr>
+        <w:tc>
+          <w:tcPr>
+            <w:tcW w:w="900" w:type="dxa"/>
+            <w:vMerge w:val="continue"/>
+            <w:vAlign w:val="center"/>
+          </w:tcPr>
+          <w:p>
+            <w:pPr>
+              <w:pStyle w:val="17"/>
+              <w:bidi w:val="0"/>
+              <w:jc w:val="both"/>
+              <w:rPr>
+                <w:rFonts w:hint="eastAsia" w:cs="华文中宋"/>
+                <w:b/>
+                <w:bCs/>
+                <w:color w:val="ED7D31" w:themeColor="accent2"/>
+                <w:kern w:val="2"/>
+                <w:sz w:val="21"/>
+                <w:szCs w:val="21"/>
+                <w:vertAlign w:val="baseline"/>
+                <w:lang w:val="en-US" w:eastAsia="zh-CN" w:bidi="ar-SA"/>
+                <w14:textFill>
+                  <w14:solidFill>
+                    <w14:schemeClr w14:val="accent2"/>
+                  </w14:solidFill>
+                </w14:textFill>
+              </w:rPr>
+            </w:pPr>
+          </w:p>
+        </w:tc>
+        <w:tc>
+          <w:tcPr>
+            <w:tcW w:w="4240" w:type="dxa"/>
+            <w:vAlign w:val="center"/>
+          </w:tcPr>
+          <w:p>
+            <w:pPr>
+              <w:pStyle w:val="17"/>
+              <w:bidi w:val="0"/>
+              <w:jc w:val="both"/>
+              <w:rPr>
+                <w:rFonts w:hint="default"/>
+                <w:lang w:val="en-US" w:eastAsia="zh-CN"/>
+              </w:rPr>
+            </w:pPr>
+            <w:r>
+              <w:rPr>
+                <w:rFonts w:hint="eastAsia"/>
+                <w:lang w:val="en-US" w:eastAsia="zh-CN"/>
+              </w:rPr>
+              <w:t>execute(plan, wait)</w:t>
+            </w:r>
+          </w:p>
+        </w:tc>
+        <w:tc>
+          <w:tcPr>
+            <w:tcW w:w="0" w:type="auto"/>
+            <w:vAlign w:val="center"/>
+          </w:tcPr>
+          <w:p>
+            <w:pPr>
+              <w:pStyle w:val="19"/>
+              <w:bidi w:val="0"/>
+              <w:rPr>
+                <w:rFonts w:hint="eastAsia"/>
+                <w:lang w:val="en-US" w:eastAsia="zh-CN"/>
+              </w:rPr>
+            </w:pPr>
+            <w:r>
+              <w:rPr>
+                <w:rFonts w:hint="eastAsia"/>
+                <w:lang w:val="en-US" w:eastAsia="zh-CN"/>
+              </w:rPr>
+              <w:t>执行规划</w:t>
+            </w:r>
+          </w:p>
+        </w:tc>
+      </w:tr>
+    </w:tbl>
+    <w:p>
+      <w:pPr>
+        <w:rPr>
+          <w:rFonts w:hint="eastAsia" w:cs="华文中宋"/>
+          <w:bCs/>
+          <w:color w:val="FF0000"/>
+          <w:spacing w:val="7"/>
+          <w:lang w:val="en-US" w:eastAsia="zh-CN"/>
+        </w:rPr>
+      </w:pPr>
+    </w:p>
     <w:p>
       <w:pPr>
         <w:rPr>
@@ -38498,12 +40645,6 @@
             <w:insideH w:val="single" w:color="auto" w:sz="4" w:space="0"/>
             <w:insideV w:val="single" w:color="auto" w:sz="4" w:space="0"/>
           </w:tblBorders>
-          <w:tblCellMar>
-            <w:top w:w="0" w:type="dxa"/>
-            <w:left w:w="108" w:type="dxa"/>
-            <w:bottom w:w="0" w:type="dxa"/>
-            <w:right w:w="108" w:type="dxa"/>
-          </w:tblCellMar>
         </w:tblPrEx>
         <w:tc>
           <w:tcPr>
@@ -38888,12 +41029,6 @@
             <w:insideH w:val="single" w:color="auto" w:sz="4" w:space="0"/>
             <w:insideV w:val="single" w:color="auto" w:sz="4" w:space="0"/>
           </w:tblBorders>
-          <w:tblCellMar>
-            <w:top w:w="0" w:type="dxa"/>
-            <w:left w:w="108" w:type="dxa"/>
-            <w:bottom w:w="0" w:type="dxa"/>
-            <w:right w:w="108" w:type="dxa"/>
-          </w:tblCellMar>
         </w:tblPrEx>
         <w:tc>
           <w:tcPr>
@@ -39081,12 +41216,6 @@
             <w:insideH w:val="single" w:color="auto" w:sz="4" w:space="0"/>
             <w:insideV w:val="single" w:color="auto" w:sz="4" w:space="0"/>
           </w:tblBorders>
-          <w:tblCellMar>
-            <w:top w:w="0" w:type="dxa"/>
-            <w:left w:w="108" w:type="dxa"/>
-            <w:bottom w:w="0" w:type="dxa"/>
-            <w:right w:w="108" w:type="dxa"/>
-          </w:tblCellMar>
         </w:tblPrEx>
         <w:tc>
           <w:tcPr>
@@ -39170,12 +41299,6 @@
             <w:insideH w:val="single" w:color="auto" w:sz="4" w:space="0"/>
             <w:insideV w:val="single" w:color="auto" w:sz="4" w:space="0"/>
           </w:tblBorders>
-          <w:tblCellMar>
-            <w:top w:w="0" w:type="dxa"/>
-            <w:left w:w="108" w:type="dxa"/>
-            <w:bottom w:w="0" w:type="dxa"/>
-            <w:right w:w="108" w:type="dxa"/>
-          </w:tblCellMar>
         </w:tblPrEx>
         <w:tc>
           <w:tcPr>
@@ -39814,12 +41937,6 @@
             <w:insideH w:val="single" w:color="auto" w:sz="4" w:space="0"/>
             <w:insideV w:val="single" w:color="auto" w:sz="4" w:space="0"/>
           </w:tblBorders>
-          <w:tblCellMar>
-            <w:top w:w="0" w:type="dxa"/>
-            <w:left w:w="108" w:type="dxa"/>
-            <w:bottom w:w="0" w:type="dxa"/>
-            <w:right w:w="108" w:type="dxa"/>
-          </w:tblCellMar>
         </w:tblPrEx>
         <w:tc>
           <w:tcPr>
@@ -39873,12 +41990,6 @@
             <w:insideH w:val="single" w:color="auto" w:sz="4" w:space="0"/>
             <w:insideV w:val="single" w:color="auto" w:sz="4" w:space="0"/>
           </w:tblBorders>
-          <w:tblCellMar>
-            <w:top w:w="0" w:type="dxa"/>
-            <w:left w:w="108" w:type="dxa"/>
-            <w:bottom w:w="0" w:type="dxa"/>
-            <w:right w:w="108" w:type="dxa"/>
-          </w:tblCellMar>
         </w:tblPrEx>
         <w:tc>
           <w:tcPr>
@@ -39957,12 +42068,6 @@
             <w:insideH w:val="single" w:color="auto" w:sz="4" w:space="0"/>
             <w:insideV w:val="single" w:color="auto" w:sz="4" w:space="0"/>
           </w:tblBorders>
-          <w:tblCellMar>
-            <w:top w:w="0" w:type="dxa"/>
-            <w:left w:w="108" w:type="dxa"/>
-            <w:bottom w:w="0" w:type="dxa"/>
-            <w:right w:w="108" w:type="dxa"/>
-          </w:tblCellMar>
         </w:tblPrEx>
         <w:tc>
           <w:tcPr>
@@ -40101,12 +42206,6 @@
             <w:insideH w:val="single" w:color="auto" w:sz="4" w:space="0"/>
             <w:insideV w:val="single" w:color="auto" w:sz="4" w:space="0"/>
           </w:tblBorders>
-          <w:tblCellMar>
-            <w:top w:w="0" w:type="dxa"/>
-            <w:left w:w="108" w:type="dxa"/>
-            <w:bottom w:w="0" w:type="dxa"/>
-            <w:right w:w="108" w:type="dxa"/>
-          </w:tblCellMar>
         </w:tblPrEx>
         <w:tc>
           <w:tcPr>
@@ -40232,12 +42331,6 @@
             <w:insideH w:val="single" w:color="auto" w:sz="4" w:space="0"/>
             <w:insideV w:val="single" w:color="auto" w:sz="4" w:space="0"/>
           </w:tblBorders>
-          <w:tblCellMar>
-            <w:top w:w="0" w:type="dxa"/>
-            <w:left w:w="108" w:type="dxa"/>
-            <w:bottom w:w="0" w:type="dxa"/>
-            <w:right w:w="108" w:type="dxa"/>
-          </w:tblCellMar>
         </w:tblPrEx>
         <w:tc>
           <w:tcPr>
@@ -40272,12 +42365,6 @@
             <w:insideH w:val="single" w:color="auto" w:sz="4" w:space="0"/>
             <w:insideV w:val="single" w:color="auto" w:sz="4" w:space="0"/>
           </w:tblBorders>
-          <w:tblCellMar>
-            <w:top w:w="0" w:type="dxa"/>
-            <w:left w:w="108" w:type="dxa"/>
-            <w:bottom w:w="0" w:type="dxa"/>
-            <w:right w:w="108" w:type="dxa"/>
-          </w:tblCellMar>
         </w:tblPrEx>
         <w:tc>
           <w:tcPr>
@@ -40381,17 +42468,22 @@
           <w:rFonts w:hint="eastAsia"/>
           <w:lang w:val="en-US" w:eastAsia="zh-CN"/>
         </w:rPr>
-        <w:t>通信ros_numpy：</w:t>
+        <w:t>转换ros_numpy：</w:t>
       </w:r>
     </w:p>
     <w:p>
       <w:pPr>
+        <w:jc w:val="both"/>
         <w:rPr>
-          <w:rFonts w:hint="eastAsia" w:cs="华文中宋"/>
+          <w:rFonts w:hint="default" w:ascii="华文中宋" w:hAnsi="华文中宋" w:eastAsia="华文中宋" w:cs="华文中宋"/>
+          <w:b/>
           <w:bCs/>
           <w:color w:val="ED7D31" w:themeColor="accent2"/>
-          <w:spacing w:val="7"/>
-          <w:lang w:val="en-US" w:eastAsia="zh-CN"/>
+          <w:kern w:val="2"/>
+          <w:sz w:val="21"/>
+          <w:szCs w:val="21"/>
+          <w:vertAlign w:val="baseline"/>
+          <w:lang w:val="en-US" w:eastAsia="zh-CN" w:bidi="ar-SA"/>
           <w14:textFill>
             <w14:solidFill>
               <w14:schemeClr w14:val="accent2"/>
@@ -40401,18 +42493,22 @@
       </w:pPr>
       <w:r>
         <w:rPr>
-          <w:rFonts w:hint="eastAsia" w:cs="华文中宋"/>
+          <w:rFonts w:hint="eastAsia" w:ascii="华文中宋" w:hAnsi="华文中宋" w:eastAsia="华文中宋" w:cs="华文中宋"/>
+          <w:b/>
           <w:bCs/>
           <w:color w:val="ED7D31" w:themeColor="accent2"/>
-          <w:spacing w:val="7"/>
-          <w:lang w:val="en-US" w:eastAsia="zh-CN"/>
+          <w:kern w:val="2"/>
+          <w:sz w:val="21"/>
+          <w:szCs w:val="21"/>
+          <w:vertAlign w:val="baseline"/>
+          <w:lang w:val="en-US" w:eastAsia="zh-CN" w:bidi="ar-SA"/>
           <w14:textFill>
             <w14:solidFill>
               <w14:schemeClr w14:val="accent2"/>
             </w14:solidFill>
           </w14:textFill>
         </w:rPr>
-        <w:t>git+https://github.com/eric-wieser/ros_numpy</w:t>
+        <w:t>apt install ros-noetic-ros-numpy</w:t>
       </w:r>
     </w:p>
     <w:p>
@@ -40605,6 +42701,852 @@
                 <w:lang w:val="en-US" w:eastAsia="zh-CN" w:bidi="ar-SA"/>
               </w:rPr>
               <w:t>转为numpy</w:t>
+            </w:r>
+          </w:p>
+        </w:tc>
+      </w:tr>
+    </w:tbl>
+    <w:p>
+      <w:pPr>
+        <w:rPr>
+          <w:rFonts w:cs="华文中宋"/>
+          <w:bCs/>
+          <w:color w:val="FF0000"/>
+          <w:spacing w:val="7"/>
+        </w:rPr>
+      </w:pPr>
+    </w:p>
+    <w:p>
+      <w:pPr>
+        <w:rPr>
+          <w:rFonts w:cs="华文中宋"/>
+          <w:bCs/>
+          <w:color w:val="FF0000"/>
+          <w:spacing w:val="7"/>
+        </w:rPr>
+      </w:pPr>
+    </w:p>
+    <w:p>
+      <w:pPr>
+        <w:pStyle w:val="3"/>
+        <w:bidi w:val="0"/>
+        <w:rPr>
+          <w:rFonts w:hint="eastAsia"/>
+          <w:lang w:val="en-US" w:eastAsia="zh-CN"/>
+        </w:rPr>
+      </w:pPr>
+      <w:r>
+        <w:rPr>
+          <w:rFonts w:hint="eastAsia"/>
+          <w:lang w:val="en-US" w:eastAsia="zh-CN"/>
+        </w:rPr>
+        <w:t>欧式tf2_ros：</w:t>
+      </w:r>
+    </w:p>
+    <w:tbl>
+      <w:tblPr>
+        <w:tblStyle w:val="11"/>
+        <w:tblW w:w="0" w:type="auto"/>
+        <w:tblInd w:w="0" w:type="dxa"/>
+        <w:tblBorders>
+          <w:top w:val="single" w:color="auto" w:sz="4" w:space="0"/>
+          <w:left w:val="single" w:color="auto" w:sz="4" w:space="0"/>
+          <w:bottom w:val="single" w:color="auto" w:sz="4" w:space="0"/>
+          <w:right w:val="single" w:color="auto" w:sz="4" w:space="0"/>
+          <w:insideH w:val="single" w:color="auto" w:sz="4" w:space="0"/>
+          <w:insideV w:val="single" w:color="auto" w:sz="4" w:space="0"/>
+        </w:tblBorders>
+        <w:tblLayout w:type="autofit"/>
+        <w:tblCellMar>
+          <w:top w:w="0" w:type="dxa"/>
+          <w:left w:w="108" w:type="dxa"/>
+          <w:bottom w:w="0" w:type="dxa"/>
+          <w:right w:w="108" w:type="dxa"/>
+        </w:tblCellMar>
+      </w:tblPr>
+      <w:tblGrid>
+        <w:gridCol w:w="3478"/>
+        <w:gridCol w:w="1217"/>
+      </w:tblGrid>
+      <w:tr>
+        <w:tblPrEx>
+          <w:tblBorders>
+            <w:top w:val="single" w:color="auto" w:sz="4" w:space="0"/>
+            <w:left w:val="single" w:color="auto" w:sz="4" w:space="0"/>
+            <w:bottom w:val="single" w:color="auto" w:sz="4" w:space="0"/>
+            <w:right w:val="single" w:color="auto" w:sz="4" w:space="0"/>
+            <w:insideH w:val="single" w:color="auto" w:sz="4" w:space="0"/>
+            <w:insideV w:val="single" w:color="auto" w:sz="4" w:space="0"/>
+          </w:tblBorders>
+          <w:tblCellMar>
+            <w:top w:w="0" w:type="dxa"/>
+            <w:left w:w="108" w:type="dxa"/>
+            <w:bottom w:w="0" w:type="dxa"/>
+            <w:right w:w="108" w:type="dxa"/>
+          </w:tblCellMar>
+        </w:tblPrEx>
+        <w:tc>
+          <w:tcPr>
+            <w:tcW w:w="0" w:type="auto"/>
+            <w:gridSpan w:val="2"/>
+            <w:vAlign w:val="center"/>
+          </w:tcPr>
+          <w:p>
+            <w:pPr>
+              <w:pStyle w:val="17"/>
+              <w:bidi w:val="0"/>
+              <w:jc w:val="both"/>
+              <w:rPr>
+                <w:rFonts w:hint="default" w:cs="华文中宋"/>
+                <w:b/>
+                <w:bCs/>
+                <w:color w:val="EA82E5"/>
+                <w:kern w:val="2"/>
+                <w:sz w:val="21"/>
+                <w:szCs w:val="21"/>
+                <w:lang w:val="en-US" w:eastAsia="zh-CN" w:bidi="ar-SA"/>
+              </w:rPr>
+            </w:pPr>
+            <w:r>
+              <w:rPr>
+                <w:rFonts w:hint="eastAsia" w:ascii="华文中宋" w:hAnsi="华文中宋" w:eastAsia="华文中宋" w:cs="华文中宋"/>
+                <w:b/>
+                <w:bCs/>
+                <w:color w:val="ED7D31" w:themeColor="accent2"/>
+                <w:kern w:val="2"/>
+                <w:sz w:val="21"/>
+                <w:szCs w:val="21"/>
+                <w:vertAlign w:val="baseline"/>
+                <w:lang w:val="en-US" w:eastAsia="zh-CN" w:bidi="ar-SA"/>
+                <w14:textFill>
+                  <w14:solidFill>
+                    <w14:schemeClr w14:val="accent2"/>
+                  </w14:solidFill>
+                </w14:textFill>
+              </w:rPr>
+              <w:t>命令：</w:t>
+            </w:r>
+          </w:p>
+        </w:tc>
+      </w:tr>
+      <w:tr>
+        <w:tblPrEx>
+          <w:tblBorders>
+            <w:top w:val="single" w:color="auto" w:sz="4" w:space="0"/>
+            <w:left w:val="single" w:color="auto" w:sz="4" w:space="0"/>
+            <w:bottom w:val="single" w:color="auto" w:sz="4" w:space="0"/>
+            <w:right w:val="single" w:color="auto" w:sz="4" w:space="0"/>
+            <w:insideH w:val="single" w:color="auto" w:sz="4" w:space="0"/>
+            <w:insideV w:val="single" w:color="auto" w:sz="4" w:space="0"/>
+          </w:tblBorders>
+          <w:tblCellMar>
+            <w:top w:w="0" w:type="dxa"/>
+            <w:left w:w="108" w:type="dxa"/>
+            <w:bottom w:w="0" w:type="dxa"/>
+            <w:right w:w="108" w:type="dxa"/>
+          </w:tblCellMar>
+        </w:tblPrEx>
+        <w:tc>
+          <w:tcPr>
+            <w:tcW w:w="0" w:type="auto"/>
+            <w:vAlign w:val="center"/>
+          </w:tcPr>
+          <w:p>
+            <w:pPr>
+              <w:pStyle w:val="17"/>
+              <w:bidi w:val="0"/>
+              <w:jc w:val="both"/>
+              <w:rPr>
+                <w:rFonts w:hint="default" w:ascii="华文中宋" w:hAnsi="华文中宋" w:eastAsia="华文中宋" w:cs="华文中宋"/>
+                <w:b/>
+                <w:bCs/>
+                <w:color w:val="FF0000"/>
+                <w:kern w:val="2"/>
+                <w:sz w:val="21"/>
+                <w:szCs w:val="21"/>
+                <w:lang w:val="en-US" w:eastAsia="zh-CN" w:bidi="ar-SA"/>
+              </w:rPr>
+            </w:pPr>
+            <w:r>
+              <w:rPr>
+                <w:rFonts w:hint="eastAsia"/>
+                <w:lang w:val="en-US" w:eastAsia="zh-CN"/>
+              </w:rPr>
+              <w:t>rosrun tf2_tools view_frames.py</w:t>
+            </w:r>
+          </w:p>
+        </w:tc>
+        <w:tc>
+          <w:tcPr>
+            <w:tcW w:w="0" w:type="auto"/>
+            <w:vAlign w:val="center"/>
+          </w:tcPr>
+          <w:p>
+            <w:pPr>
+              <w:jc w:val="both"/>
+              <w:rPr>
+                <w:rFonts w:hint="default" w:ascii="华文中宋" w:hAnsi="华文中宋" w:eastAsia="华文中宋" w:cs="华文中宋"/>
+                <w:b/>
+                <w:bCs/>
+                <w:color w:val="ED7D31" w:themeColor="accent2"/>
+                <w:kern w:val="2"/>
+                <w:sz w:val="21"/>
+                <w:szCs w:val="21"/>
+                <w:vertAlign w:val="baseline"/>
+                <w:lang w:val="en-US" w:eastAsia="zh-CN" w:bidi="ar-SA"/>
+                <w14:textFill>
+                  <w14:solidFill>
+                    <w14:schemeClr w14:val="accent2"/>
+                  </w14:solidFill>
+                </w14:textFill>
+              </w:rPr>
+            </w:pPr>
+            <w:r>
+              <w:rPr>
+                <w:rFonts w:hint="eastAsia" w:cs="华文中宋"/>
+                <w:b/>
+                <w:bCs/>
+                <w:color w:val="EA82E5"/>
+                <w:kern w:val="2"/>
+                <w:sz w:val="21"/>
+                <w:szCs w:val="21"/>
+                <w:lang w:val="en-US" w:eastAsia="zh-CN" w:bidi="ar-SA"/>
+              </w:rPr>
+              <w:t>保存TF树</w:t>
+            </w:r>
+            <w:bookmarkStart w:id="27" w:name="_GoBack"/>
+            <w:bookmarkEnd w:id="27"/>
+          </w:p>
+        </w:tc>
+      </w:tr>
+    </w:tbl>
+    <w:p>
+      <w:pPr>
+        <w:rPr>
+          <w:rFonts w:hint="default"/>
+          <w:lang w:val="en-US" w:eastAsia="zh-CN"/>
+        </w:rPr>
+      </w:pPr>
+    </w:p>
+    <w:tbl>
+      <w:tblPr>
+        <w:tblStyle w:val="11"/>
+        <w:tblW w:w="0" w:type="auto"/>
+        <w:tblInd w:w="0" w:type="dxa"/>
+        <w:tblBorders>
+          <w:top w:val="single" w:color="auto" w:sz="4" w:space="0"/>
+          <w:left w:val="single" w:color="auto" w:sz="4" w:space="0"/>
+          <w:bottom w:val="single" w:color="auto" w:sz="4" w:space="0"/>
+          <w:right w:val="single" w:color="auto" w:sz="4" w:space="0"/>
+          <w:insideH w:val="single" w:color="auto" w:sz="4" w:space="0"/>
+          <w:insideV w:val="single" w:color="auto" w:sz="4" w:space="0"/>
+        </w:tblBorders>
+        <w:tblLayout w:type="autofit"/>
+        <w:tblCellMar>
+          <w:top w:w="0" w:type="dxa"/>
+          <w:left w:w="108" w:type="dxa"/>
+          <w:bottom w:w="0" w:type="dxa"/>
+          <w:right w:w="108" w:type="dxa"/>
+        </w:tblCellMar>
+      </w:tblPr>
+      <w:tblGrid>
+        <w:gridCol w:w="637"/>
+        <w:gridCol w:w="6223"/>
+        <w:gridCol w:w="1057"/>
+      </w:tblGrid>
+      <w:tr>
+        <w:tblPrEx>
+          <w:tblBorders>
+            <w:top w:val="single" w:color="auto" w:sz="4" w:space="0"/>
+            <w:left w:val="single" w:color="auto" w:sz="4" w:space="0"/>
+            <w:bottom w:val="single" w:color="auto" w:sz="4" w:space="0"/>
+            <w:right w:val="single" w:color="auto" w:sz="4" w:space="0"/>
+            <w:insideH w:val="single" w:color="auto" w:sz="4" w:space="0"/>
+            <w:insideV w:val="single" w:color="auto" w:sz="4" w:space="0"/>
+          </w:tblBorders>
+        </w:tblPrEx>
+        <w:tc>
+          <w:tcPr>
+            <w:tcW w:w="0" w:type="auto"/>
+            <w:gridSpan w:val="2"/>
+            <w:vAlign w:val="center"/>
+          </w:tcPr>
+          <w:p>
+            <w:pPr>
+              <w:pStyle w:val="17"/>
+              <w:bidi w:val="0"/>
+              <w:jc w:val="both"/>
+              <w:rPr>
+                <w:rFonts w:hint="default" w:ascii="华文中宋" w:hAnsi="华文中宋" w:eastAsia="华文中宋" w:cs="华文中宋"/>
+                <w:b/>
+                <w:bCs/>
+                <w:color w:val="FF0000"/>
+                <w:kern w:val="2"/>
+                <w:sz w:val="21"/>
+                <w:szCs w:val="21"/>
+                <w:lang w:val="en-US" w:eastAsia="zh-CN" w:bidi="ar-SA"/>
+              </w:rPr>
+            </w:pPr>
+            <w:r>
+              <w:rPr>
+                <w:rFonts w:hint="eastAsia"/>
+                <w:lang w:val="en-US" w:eastAsia="zh-CN"/>
+              </w:rPr>
+              <w:t>Buffer(cache_time)</w:t>
+            </w:r>
+          </w:p>
+        </w:tc>
+        <w:tc>
+          <w:tcPr>
+            <w:tcW w:w="0" w:type="auto"/>
+            <w:vAlign w:val="center"/>
+          </w:tcPr>
+          <w:p>
+            <w:pPr>
+              <w:jc w:val="both"/>
+              <w:rPr>
+                <w:rFonts w:hint="default" w:ascii="华文中宋" w:hAnsi="华文中宋" w:eastAsia="华文中宋" w:cs="华文中宋"/>
+                <w:b/>
+                <w:bCs/>
+                <w:color w:val="ED7D31" w:themeColor="accent2"/>
+                <w:kern w:val="2"/>
+                <w:sz w:val="21"/>
+                <w:szCs w:val="21"/>
+                <w:vertAlign w:val="baseline"/>
+                <w:lang w:val="en-US" w:eastAsia="zh-CN" w:bidi="ar-SA"/>
+                <w14:textFill>
+                  <w14:solidFill>
+                    <w14:schemeClr w14:val="accent2"/>
+                  </w14:solidFill>
+                </w14:textFill>
+              </w:rPr>
+            </w:pPr>
+            <w:r>
+              <w:rPr>
+                <w:rFonts w:hint="eastAsia" w:cs="华文中宋"/>
+                <w:b/>
+                <w:bCs/>
+                <w:color w:val="EA82E5"/>
+                <w:kern w:val="2"/>
+                <w:sz w:val="21"/>
+                <w:szCs w:val="21"/>
+                <w:lang w:val="en-US" w:eastAsia="zh-CN" w:bidi="ar-SA"/>
+              </w:rPr>
+              <w:t>缓存区</w:t>
+            </w:r>
+          </w:p>
+        </w:tc>
+      </w:tr>
+      <w:tr>
+        <w:tblPrEx>
+          <w:tblBorders>
+            <w:top w:val="single" w:color="auto" w:sz="4" w:space="0"/>
+            <w:left w:val="single" w:color="auto" w:sz="4" w:space="0"/>
+            <w:bottom w:val="single" w:color="auto" w:sz="4" w:space="0"/>
+            <w:right w:val="single" w:color="auto" w:sz="4" w:space="0"/>
+            <w:insideH w:val="single" w:color="auto" w:sz="4" w:space="0"/>
+            <w:insideV w:val="single" w:color="auto" w:sz="4" w:space="0"/>
+          </w:tblBorders>
+        </w:tblPrEx>
+        <w:tc>
+          <w:tcPr>
+            <w:tcW w:w="0" w:type="auto"/>
+            <w:vMerge w:val="restart"/>
+            <w:vAlign w:val="center"/>
+          </w:tcPr>
+          <w:p>
+            <w:pPr>
+              <w:pStyle w:val="17"/>
+              <w:bidi w:val="0"/>
+              <w:jc w:val="both"/>
+              <w:rPr>
+                <w:rFonts w:hint="eastAsia" w:ascii="华文中宋" w:hAnsi="华文中宋" w:eastAsia="华文中宋" w:cs="华文中宋"/>
+                <w:b/>
+                <w:bCs/>
+                <w:color w:val="ED7D31" w:themeColor="accent2"/>
+                <w:kern w:val="2"/>
+                <w:sz w:val="21"/>
+                <w:szCs w:val="21"/>
+                <w:vertAlign w:val="baseline"/>
+                <w:lang w:val="en-US" w:eastAsia="zh-CN" w:bidi="ar-SA"/>
+                <w14:textFill>
+                  <w14:solidFill>
+                    <w14:schemeClr w14:val="accent2"/>
+                  </w14:solidFill>
+                </w14:textFill>
+              </w:rPr>
+            </w:pPr>
+            <w:r>
+              <w:rPr>
+                <w:rFonts w:hint="eastAsia" w:ascii="华文中宋" w:hAnsi="华文中宋" w:eastAsia="华文中宋" w:cs="华文中宋"/>
+                <w:b/>
+                <w:bCs/>
+                <w:color w:val="ED7D31" w:themeColor="accent2"/>
+                <w:kern w:val="2"/>
+                <w:sz w:val="21"/>
+                <w:szCs w:val="21"/>
+                <w:vertAlign w:val="baseline"/>
+                <w:lang w:val="en-US" w:eastAsia="zh-CN" w:bidi="ar-SA"/>
+                <w14:textFill>
+                  <w14:solidFill>
+                    <w14:schemeClr w14:val="accent2"/>
+                  </w14:solidFill>
+                </w14:textFill>
+              </w:rPr>
+              <w:t>方法</w:t>
+            </w:r>
+          </w:p>
+        </w:tc>
+        <w:tc>
+          <w:tcPr>
+            <w:tcW w:w="0" w:type="auto"/>
+            <w:vAlign w:val="center"/>
+          </w:tcPr>
+          <w:p>
+            <w:pPr>
+              <w:pStyle w:val="17"/>
+              <w:bidi w:val="0"/>
+              <w:jc w:val="both"/>
+              <w:rPr>
+                <w:rFonts w:hint="default"/>
+                <w:lang w:val="en-US" w:eastAsia="zh-CN"/>
+              </w:rPr>
+            </w:pPr>
+            <w:r>
+              <w:rPr>
+                <w:rFonts w:hint="eastAsia"/>
+                <w:lang w:val="en-US" w:eastAsia="zh-CN"/>
+              </w:rPr>
+              <w:t>lookup_transform(dst, src, time, timeout)</w:t>
+            </w:r>
+          </w:p>
+        </w:tc>
+        <w:tc>
+          <w:tcPr>
+            <w:tcW w:w="0" w:type="auto"/>
+            <w:vAlign w:val="center"/>
+          </w:tcPr>
+          <w:p>
+            <w:pPr>
+              <w:jc w:val="both"/>
+              <w:rPr>
+                <w:rFonts w:hint="default" w:cs="华文中宋"/>
+                <w:b/>
+                <w:bCs/>
+                <w:color w:val="EA82E5"/>
+                <w:kern w:val="2"/>
+                <w:sz w:val="21"/>
+                <w:szCs w:val="21"/>
+                <w:lang w:val="en-US" w:eastAsia="zh-CN" w:bidi="ar-SA"/>
+              </w:rPr>
+            </w:pPr>
+            <w:r>
+              <w:rPr>
+                <w:rFonts w:hint="eastAsia" w:cs="华文中宋"/>
+                <w:b/>
+                <w:bCs/>
+                <w:color w:val="EA82E5"/>
+                <w:kern w:val="2"/>
+                <w:sz w:val="21"/>
+                <w:szCs w:val="21"/>
+                <w:lang w:val="en-US" w:eastAsia="zh-CN" w:bidi="ar-SA"/>
+              </w:rPr>
+              <w:t>查询</w:t>
+            </w:r>
+            <w:r>
+              <w:rPr>
+                <w:rFonts w:hint="eastAsia" w:cs="华文中宋"/>
+                <w:b/>
+                <w:bCs/>
+                <w:color w:val="ED7D31" w:themeColor="accent2"/>
+                <w:kern w:val="2"/>
+                <w:sz w:val="21"/>
+                <w:szCs w:val="21"/>
+                <w:vertAlign w:val="baseline"/>
+                <w:lang w:val="en-US" w:eastAsia="zh-CN" w:bidi="ar-SA"/>
+                <w14:textFill>
+                  <w14:solidFill>
+                    <w14:schemeClr w14:val="accent2"/>
+                  </w14:solidFill>
+                </w14:textFill>
+              </w:rPr>
+              <w:t>变换</w:t>
+            </w:r>
+          </w:p>
+        </w:tc>
+      </w:tr>
+      <w:tr>
+        <w:tblPrEx>
+          <w:tblBorders>
+            <w:top w:val="single" w:color="auto" w:sz="4" w:space="0"/>
+            <w:left w:val="single" w:color="auto" w:sz="4" w:space="0"/>
+            <w:bottom w:val="single" w:color="auto" w:sz="4" w:space="0"/>
+            <w:right w:val="single" w:color="auto" w:sz="4" w:space="0"/>
+            <w:insideH w:val="single" w:color="auto" w:sz="4" w:space="0"/>
+            <w:insideV w:val="single" w:color="auto" w:sz="4" w:space="0"/>
+          </w:tblBorders>
+        </w:tblPrEx>
+        <w:tc>
+          <w:tcPr>
+            <w:tcW w:w="0" w:type="auto"/>
+            <w:vMerge w:val="continue"/>
+            <w:vAlign w:val="center"/>
+          </w:tcPr>
+          <w:p>
+            <w:pPr>
+              <w:pStyle w:val="17"/>
+              <w:bidi w:val="0"/>
+              <w:jc w:val="both"/>
+              <w:rPr>
+                <w:rFonts w:hint="eastAsia" w:ascii="华文中宋" w:hAnsi="华文中宋" w:eastAsia="华文中宋" w:cs="华文中宋"/>
+                <w:b/>
+                <w:bCs/>
+                <w:color w:val="ED7D31" w:themeColor="accent2"/>
+                <w:kern w:val="2"/>
+                <w:sz w:val="21"/>
+                <w:szCs w:val="21"/>
+                <w:vertAlign w:val="baseline"/>
+                <w:lang w:val="en-US" w:eastAsia="zh-CN" w:bidi="ar-SA"/>
+                <w14:textFill>
+                  <w14:solidFill>
+                    <w14:schemeClr w14:val="accent2"/>
+                  </w14:solidFill>
+                </w14:textFill>
+              </w:rPr>
+            </w:pPr>
+          </w:p>
+        </w:tc>
+        <w:tc>
+          <w:tcPr>
+            <w:tcW w:w="0" w:type="auto"/>
+            <w:vAlign w:val="center"/>
+          </w:tcPr>
+          <w:p>
+            <w:pPr>
+              <w:pStyle w:val="17"/>
+              <w:bidi w:val="0"/>
+              <w:jc w:val="both"/>
+              <w:rPr>
+                <w:rFonts w:hint="default"/>
+                <w:lang w:val="en-US" w:eastAsia="zh-CN"/>
+              </w:rPr>
+            </w:pPr>
+            <w:r>
+              <w:rPr>
+                <w:rFonts w:hint="eastAsia"/>
+                <w:lang w:val="en-US" w:eastAsia="zh-CN"/>
+              </w:rPr>
+              <w:t>set_transform / set_transform_static(transform, authority)</w:t>
+            </w:r>
+          </w:p>
+        </w:tc>
+        <w:tc>
+          <w:tcPr>
+            <w:tcW w:w="0" w:type="auto"/>
+            <w:vAlign w:val="center"/>
+          </w:tcPr>
+          <w:p>
+            <w:pPr>
+              <w:jc w:val="both"/>
+              <w:rPr>
+                <w:rFonts w:hint="default" w:cs="华文中宋"/>
+                <w:b/>
+                <w:bCs/>
+                <w:color w:val="EA82E5"/>
+                <w:kern w:val="2"/>
+                <w:sz w:val="21"/>
+                <w:szCs w:val="21"/>
+                <w:lang w:val="en-US" w:eastAsia="zh-CN" w:bidi="ar-SA"/>
+              </w:rPr>
+            </w:pPr>
+            <w:r>
+              <w:rPr>
+                <w:rFonts w:hint="eastAsia" w:cs="华文中宋"/>
+                <w:b/>
+                <w:bCs/>
+                <w:color w:val="EA82E5"/>
+                <w:kern w:val="2"/>
+                <w:sz w:val="21"/>
+                <w:szCs w:val="21"/>
+                <w:lang w:val="en-US" w:eastAsia="zh-CN" w:bidi="ar-SA"/>
+              </w:rPr>
+              <w:t>插入</w:t>
+            </w:r>
+            <w:r>
+              <w:rPr>
+                <w:rFonts w:hint="eastAsia" w:cs="华文中宋"/>
+                <w:b/>
+                <w:bCs/>
+                <w:color w:val="ED7D31" w:themeColor="accent2"/>
+                <w:kern w:val="2"/>
+                <w:sz w:val="21"/>
+                <w:szCs w:val="21"/>
+                <w:vertAlign w:val="baseline"/>
+                <w:lang w:val="en-US" w:eastAsia="zh-CN" w:bidi="ar-SA"/>
+                <w14:textFill>
+                  <w14:solidFill>
+                    <w14:schemeClr w14:val="accent2"/>
+                  </w14:solidFill>
+                </w14:textFill>
+              </w:rPr>
+              <w:t>变换</w:t>
+            </w:r>
+          </w:p>
+        </w:tc>
+      </w:tr>
+    </w:tbl>
+    <w:p>
+      <w:pPr>
+        <w:rPr>
+          <w:rFonts w:cs="华文中宋"/>
+          <w:bCs/>
+          <w:color w:val="FF0000"/>
+          <w:spacing w:val="7"/>
+        </w:rPr>
+      </w:pPr>
+    </w:p>
+    <w:tbl>
+      <w:tblPr>
+        <w:tblStyle w:val="11"/>
+        <w:tblW w:w="0" w:type="auto"/>
+        <w:tblInd w:w="0" w:type="dxa"/>
+        <w:tblBorders>
+          <w:top w:val="single" w:color="auto" w:sz="4" w:space="0"/>
+          <w:left w:val="single" w:color="auto" w:sz="4" w:space="0"/>
+          <w:bottom w:val="single" w:color="auto" w:sz="4" w:space="0"/>
+          <w:right w:val="single" w:color="auto" w:sz="4" w:space="0"/>
+          <w:insideH w:val="single" w:color="auto" w:sz="4" w:space="0"/>
+          <w:insideV w:val="single" w:color="auto" w:sz="4" w:space="0"/>
+        </w:tblBorders>
+        <w:tblLayout w:type="autofit"/>
+        <w:tblCellMar>
+          <w:top w:w="0" w:type="dxa"/>
+          <w:left w:w="108" w:type="dxa"/>
+          <w:bottom w:w="0" w:type="dxa"/>
+          <w:right w:w="108" w:type="dxa"/>
+        </w:tblCellMar>
+      </w:tblPr>
+      <w:tblGrid>
+        <w:gridCol w:w="1020"/>
+        <w:gridCol w:w="4671"/>
+        <w:gridCol w:w="1057"/>
+      </w:tblGrid>
+      <w:tr>
+        <w:tblPrEx>
+          <w:tblBorders>
+            <w:top w:val="single" w:color="auto" w:sz="4" w:space="0"/>
+            <w:left w:val="single" w:color="auto" w:sz="4" w:space="0"/>
+            <w:bottom w:val="single" w:color="auto" w:sz="4" w:space="0"/>
+            <w:right w:val="single" w:color="auto" w:sz="4" w:space="0"/>
+            <w:insideH w:val="single" w:color="auto" w:sz="4" w:space="0"/>
+            <w:insideV w:val="single" w:color="auto" w:sz="4" w:space="0"/>
+          </w:tblBorders>
+        </w:tblPrEx>
+        <w:tc>
+          <w:tcPr>
+            <w:tcW w:w="0" w:type="auto"/>
+            <w:gridSpan w:val="2"/>
+            <w:vAlign w:val="center"/>
+          </w:tcPr>
+          <w:p>
+            <w:pPr>
+              <w:pStyle w:val="17"/>
+              <w:bidi w:val="0"/>
+              <w:jc w:val="both"/>
+              <w:rPr>
+                <w:rFonts w:hint="default" w:ascii="华文中宋" w:hAnsi="华文中宋" w:eastAsia="华文中宋" w:cs="华文中宋"/>
+                <w:b/>
+                <w:bCs/>
+                <w:color w:val="FF0000"/>
+                <w:kern w:val="2"/>
+                <w:sz w:val="21"/>
+                <w:szCs w:val="21"/>
+                <w:lang w:val="en-US" w:eastAsia="zh-CN" w:bidi="ar-SA"/>
+              </w:rPr>
+            </w:pPr>
+            <w:r>
+              <w:rPr>
+                <w:rFonts w:hint="eastAsia"/>
+                <w:lang w:val="en-US" w:eastAsia="zh-CN"/>
+              </w:rPr>
+              <w:t>TransformBroadcaster / StaticTransformBroadcaster</w:t>
+            </w:r>
+          </w:p>
+        </w:tc>
+        <w:tc>
+          <w:tcPr>
+            <w:tcW w:w="0" w:type="auto"/>
+            <w:vAlign w:val="center"/>
+          </w:tcPr>
+          <w:p>
+            <w:pPr>
+              <w:jc w:val="both"/>
+              <w:rPr>
+                <w:rFonts w:hint="default" w:ascii="华文中宋" w:hAnsi="华文中宋" w:eastAsia="华文中宋" w:cs="华文中宋"/>
+                <w:b/>
+                <w:bCs/>
+                <w:color w:val="ED7D31" w:themeColor="accent2"/>
+                <w:kern w:val="2"/>
+                <w:sz w:val="21"/>
+                <w:szCs w:val="21"/>
+                <w:vertAlign w:val="baseline"/>
+                <w:lang w:val="en-US" w:eastAsia="zh-CN" w:bidi="ar-SA"/>
+                <w14:textFill>
+                  <w14:solidFill>
+                    <w14:schemeClr w14:val="accent2"/>
+                  </w14:solidFill>
+                </w14:textFill>
+              </w:rPr>
+            </w:pPr>
+            <w:r>
+              <w:rPr>
+                <w:rFonts w:hint="eastAsia" w:cs="华文中宋"/>
+                <w:b/>
+                <w:bCs/>
+                <w:color w:val="EA82E5"/>
+                <w:kern w:val="2"/>
+                <w:sz w:val="21"/>
+                <w:szCs w:val="21"/>
+                <w:lang w:val="en-US" w:eastAsia="zh-CN" w:bidi="ar-SA"/>
+              </w:rPr>
+              <w:t>广播器</w:t>
+            </w:r>
+          </w:p>
+        </w:tc>
+      </w:tr>
+      <w:tr>
+        <w:tblPrEx>
+          <w:tblBorders>
+            <w:top w:val="single" w:color="auto" w:sz="4" w:space="0"/>
+            <w:left w:val="single" w:color="auto" w:sz="4" w:space="0"/>
+            <w:bottom w:val="single" w:color="auto" w:sz="4" w:space="0"/>
+            <w:right w:val="single" w:color="auto" w:sz="4" w:space="0"/>
+            <w:insideH w:val="single" w:color="auto" w:sz="4" w:space="0"/>
+            <w:insideV w:val="single" w:color="auto" w:sz="4" w:space="0"/>
+          </w:tblBorders>
+        </w:tblPrEx>
+        <w:tc>
+          <w:tcPr>
+            <w:tcW w:w="0" w:type="auto"/>
+            <w:vAlign w:val="center"/>
+          </w:tcPr>
+          <w:p>
+            <w:pPr>
+              <w:pStyle w:val="17"/>
+              <w:bidi w:val="0"/>
+              <w:jc w:val="both"/>
+              <w:rPr>
+                <w:rFonts w:hint="eastAsia" w:ascii="华文中宋" w:hAnsi="华文中宋" w:eastAsia="华文中宋" w:cs="华文中宋"/>
+                <w:b/>
+                <w:bCs/>
+                <w:color w:val="ED7D31" w:themeColor="accent2"/>
+                <w:kern w:val="2"/>
+                <w:sz w:val="21"/>
+                <w:szCs w:val="21"/>
+                <w:vertAlign w:val="baseline"/>
+                <w:lang w:val="en-US" w:eastAsia="zh-CN" w:bidi="ar-SA"/>
+                <w14:textFill>
+                  <w14:solidFill>
+                    <w14:schemeClr w14:val="accent2"/>
+                  </w14:solidFill>
+                </w14:textFill>
+              </w:rPr>
+            </w:pPr>
+            <w:r>
+              <w:rPr>
+                <w:rFonts w:hint="eastAsia" w:ascii="华文中宋" w:hAnsi="华文中宋" w:eastAsia="华文中宋" w:cs="华文中宋"/>
+                <w:b/>
+                <w:bCs/>
+                <w:color w:val="ED7D31" w:themeColor="accent2"/>
+                <w:kern w:val="2"/>
+                <w:sz w:val="21"/>
+                <w:szCs w:val="21"/>
+                <w:vertAlign w:val="baseline"/>
+                <w:lang w:val="en-US" w:eastAsia="zh-CN" w:bidi="ar-SA"/>
+                <w14:textFill>
+                  <w14:solidFill>
+                    <w14:schemeClr w14:val="accent2"/>
+                  </w14:solidFill>
+                </w14:textFill>
+              </w:rPr>
+              <w:t>方法</w:t>
+            </w:r>
+          </w:p>
+        </w:tc>
+        <w:tc>
+          <w:tcPr>
+            <w:tcW w:w="0" w:type="auto"/>
+            <w:vAlign w:val="center"/>
+          </w:tcPr>
+          <w:p>
+            <w:pPr>
+              <w:pStyle w:val="17"/>
+              <w:bidi w:val="0"/>
+              <w:jc w:val="both"/>
+              <w:rPr>
+                <w:rFonts w:hint="default"/>
+                <w:lang w:val="en-US" w:eastAsia="zh-CN"/>
+              </w:rPr>
+            </w:pPr>
+            <w:r>
+              <w:rPr>
+                <w:rFonts w:hint="eastAsia"/>
+                <w:lang w:val="en-US" w:eastAsia="zh-CN"/>
+              </w:rPr>
+              <w:t>sendTransform(transform)</w:t>
+            </w:r>
+          </w:p>
+        </w:tc>
+        <w:tc>
+          <w:tcPr>
+            <w:tcW w:w="0" w:type="auto"/>
+            <w:vAlign w:val="center"/>
+          </w:tcPr>
+          <w:p>
+            <w:pPr>
+              <w:jc w:val="both"/>
+              <w:rPr>
+                <w:rFonts w:hint="default" w:cs="华文中宋"/>
+                <w:b/>
+                <w:bCs/>
+                <w:color w:val="EA82E5"/>
+                <w:kern w:val="2"/>
+                <w:sz w:val="21"/>
+                <w:szCs w:val="21"/>
+                <w:lang w:val="en-US" w:eastAsia="zh-CN" w:bidi="ar-SA"/>
+              </w:rPr>
+            </w:pPr>
+            <w:r>
+              <w:rPr>
+                <w:rFonts w:hint="eastAsia" w:cs="华文中宋"/>
+                <w:b/>
+                <w:bCs/>
+                <w:color w:val="EA82E5"/>
+                <w:kern w:val="2"/>
+                <w:sz w:val="21"/>
+                <w:szCs w:val="21"/>
+                <w:lang w:val="en-US" w:eastAsia="zh-CN" w:bidi="ar-SA"/>
+              </w:rPr>
+              <w:t>广播</w:t>
+            </w:r>
+            <w:r>
+              <w:rPr>
+                <w:rFonts w:hint="eastAsia" w:cs="华文中宋"/>
+                <w:b/>
+                <w:bCs/>
+                <w:color w:val="ED7D31" w:themeColor="accent2"/>
+                <w:kern w:val="2"/>
+                <w:sz w:val="21"/>
+                <w:szCs w:val="21"/>
+                <w:vertAlign w:val="baseline"/>
+                <w:lang w:val="en-US" w:eastAsia="zh-CN" w:bidi="ar-SA"/>
+                <w14:textFill>
+                  <w14:solidFill>
+                    <w14:schemeClr w14:val="accent2"/>
+                  </w14:solidFill>
+                </w14:textFill>
+              </w:rPr>
+              <w:t>变换</w:t>
             </w:r>
           </w:p>
         </w:tc>
@@ -41023,12 +43965,6 @@
             <w:insideH w:val="single" w:color="auto" w:sz="4" w:space="0"/>
             <w:insideV w:val="single" w:color="auto" w:sz="4" w:space="0"/>
           </w:tblBorders>
-          <w:tblCellMar>
-            <w:top w:w="0" w:type="dxa"/>
-            <w:left w:w="108" w:type="dxa"/>
-            <w:bottom w:w="0" w:type="dxa"/>
-            <w:right w:w="108" w:type="dxa"/>
-          </w:tblCellMar>
         </w:tblPrEx>
         <w:tc>
           <w:tcPr>
@@ -41337,12 +44273,6 @@
             <w:insideH w:val="single" w:color="auto" w:sz="4" w:space="0"/>
             <w:insideV w:val="single" w:color="auto" w:sz="4" w:space="0"/>
           </w:tblBorders>
-          <w:tblCellMar>
-            <w:top w:w="0" w:type="dxa"/>
-            <w:left w:w="108" w:type="dxa"/>
-            <w:bottom w:w="0" w:type="dxa"/>
-            <w:right w:w="108" w:type="dxa"/>
-          </w:tblCellMar>
         </w:tblPrEx>
         <w:tc>
           <w:tcPr>
@@ -41574,12 +44504,6 @@
             <w:insideH w:val="single" w:color="auto" w:sz="4" w:space="0"/>
             <w:insideV w:val="single" w:color="auto" w:sz="4" w:space="0"/>
           </w:tblBorders>
-          <w:tblCellMar>
-            <w:top w:w="0" w:type="dxa"/>
-            <w:left w:w="108" w:type="dxa"/>
-            <w:bottom w:w="0" w:type="dxa"/>
-            <w:right w:w="108" w:type="dxa"/>
-          </w:tblCellMar>
         </w:tblPrEx>
         <w:tc>
           <w:tcPr>
@@ -41644,12 +44568,6 @@
             <w:insideH w:val="single" w:color="auto" w:sz="4" w:space="0"/>
             <w:insideV w:val="single" w:color="auto" w:sz="4" w:space="0"/>
           </w:tblBorders>
-          <w:tblCellMar>
-            <w:top w:w="0" w:type="dxa"/>
-            <w:left w:w="108" w:type="dxa"/>
-            <w:bottom w:w="0" w:type="dxa"/>
-            <w:right w:w="108" w:type="dxa"/>
-          </w:tblCellMar>
         </w:tblPrEx>
         <w:tc>
           <w:tcPr>
@@ -41734,12 +44652,6 @@
             <w:insideH w:val="single" w:color="auto" w:sz="4" w:space="0"/>
             <w:insideV w:val="single" w:color="auto" w:sz="4" w:space="0"/>
           </w:tblBorders>
-          <w:tblCellMar>
-            <w:top w:w="0" w:type="dxa"/>
-            <w:left w:w="108" w:type="dxa"/>
-            <w:bottom w:w="0" w:type="dxa"/>
-            <w:right w:w="108" w:type="dxa"/>
-          </w:tblCellMar>
         </w:tblPrEx>
         <w:tc>
           <w:tcPr>
@@ -41853,12 +44765,6 @@
             <w:insideH w:val="single" w:color="auto" w:sz="4" w:space="0"/>
             <w:insideV w:val="single" w:color="auto" w:sz="4" w:space="0"/>
           </w:tblBorders>
-          <w:tblCellMar>
-            <w:top w:w="0" w:type="dxa"/>
-            <w:left w:w="108" w:type="dxa"/>
-            <w:bottom w:w="0" w:type="dxa"/>
-            <w:right w:w="108" w:type="dxa"/>
-          </w:tblCellMar>
         </w:tblPrEx>
         <w:tc>
           <w:tcPr>
@@ -41960,12 +44866,6 @@
             <w:insideH w:val="single" w:color="auto" w:sz="4" w:space="0"/>
             <w:insideV w:val="single" w:color="auto" w:sz="4" w:space="0"/>
           </w:tblBorders>
-          <w:tblCellMar>
-            <w:top w:w="0" w:type="dxa"/>
-            <w:left w:w="108" w:type="dxa"/>
-            <w:bottom w:w="0" w:type="dxa"/>
-            <w:right w:w="108" w:type="dxa"/>
-          </w:tblCellMar>
         </w:tblPrEx>
         <w:tc>
           <w:tcPr>
@@ -42079,12 +44979,6 @@
             <w:insideH w:val="single" w:color="auto" w:sz="4" w:space="0"/>
             <w:insideV w:val="single" w:color="auto" w:sz="4" w:space="0"/>
           </w:tblBorders>
-          <w:tblCellMar>
-            <w:top w:w="0" w:type="dxa"/>
-            <w:left w:w="108" w:type="dxa"/>
-            <w:bottom w:w="0" w:type="dxa"/>
-            <w:right w:w="108" w:type="dxa"/>
-          </w:tblCellMar>
         </w:tblPrEx>
         <w:tc>
           <w:tcPr>
@@ -42172,12 +45066,6 @@
             <w:insideH w:val="single" w:color="auto" w:sz="4" w:space="0"/>
             <w:insideV w:val="single" w:color="auto" w:sz="4" w:space="0"/>
           </w:tblBorders>
-          <w:tblCellMar>
-            <w:top w:w="0" w:type="dxa"/>
-            <w:left w:w="108" w:type="dxa"/>
-            <w:bottom w:w="0" w:type="dxa"/>
-            <w:right w:w="108" w:type="dxa"/>
-          </w:tblCellMar>
         </w:tblPrEx>
         <w:tc>
           <w:tcPr>
@@ -42279,12 +45167,6 @@
             <w:insideH w:val="single" w:color="auto" w:sz="4" w:space="0"/>
             <w:insideV w:val="single" w:color="auto" w:sz="4" w:space="0"/>
           </w:tblBorders>
-          <w:tblCellMar>
-            <w:top w:w="0" w:type="dxa"/>
-            <w:left w:w="108" w:type="dxa"/>
-            <w:bottom w:w="0" w:type="dxa"/>
-            <w:right w:w="108" w:type="dxa"/>
-          </w:tblCellMar>
         </w:tblPrEx>
         <w:tc>
           <w:tcPr>
@@ -42416,12 +45298,6 @@
             <w:insideH w:val="single" w:color="auto" w:sz="4" w:space="0"/>
             <w:insideV w:val="single" w:color="auto" w:sz="4" w:space="0"/>
           </w:tblBorders>
-          <w:tblCellMar>
-            <w:top w:w="0" w:type="dxa"/>
-            <w:left w:w="108" w:type="dxa"/>
-            <w:bottom w:w="0" w:type="dxa"/>
-            <w:right w:w="108" w:type="dxa"/>
-          </w:tblCellMar>
         </w:tblPrEx>
         <w:tc>
           <w:tcPr>
@@ -42569,12 +45445,6 @@
             <w:insideH w:val="single" w:color="auto" w:sz="4" w:space="0"/>
             <w:insideV w:val="single" w:color="auto" w:sz="4" w:space="0"/>
           </w:tblBorders>
-          <w:tblCellMar>
-            <w:top w:w="0" w:type="dxa"/>
-            <w:left w:w="108" w:type="dxa"/>
-            <w:bottom w:w="0" w:type="dxa"/>
-            <w:right w:w="108" w:type="dxa"/>
-          </w:tblCellMar>
         </w:tblPrEx>
         <w:trPr>
           <w:trHeight w:val="266" w:hRule="atLeast"/>
@@ -42831,12 +45701,6 @@
             <w:insideH w:val="single" w:color="auto" w:sz="4" w:space="0"/>
             <w:insideV w:val="single" w:color="auto" w:sz="4" w:space="0"/>
           </w:tblBorders>
-          <w:tblCellMar>
-            <w:top w:w="0" w:type="dxa"/>
-            <w:left w:w="108" w:type="dxa"/>
-            <w:bottom w:w="0" w:type="dxa"/>
-            <w:right w:w="108" w:type="dxa"/>
-          </w:tblCellMar>
         </w:tblPrEx>
         <w:tc>
           <w:tcPr>
@@ -43285,12 +46149,6 @@
             <w:insideH w:val="single" w:color="auto" w:sz="4" w:space="0"/>
             <w:insideV w:val="single" w:color="auto" w:sz="4" w:space="0"/>
           </w:tblBorders>
-          <w:tblCellMar>
-            <w:top w:w="0" w:type="dxa"/>
-            <w:left w:w="108" w:type="dxa"/>
-            <w:bottom w:w="0" w:type="dxa"/>
-            <w:right w:w="108" w:type="dxa"/>
-          </w:tblCellMar>
         </w:tblPrEx>
         <w:tc>
           <w:tcPr>
@@ -43379,12 +46237,6 @@
             <w:insideH w:val="single" w:color="auto" w:sz="4" w:space="0"/>
             <w:insideV w:val="single" w:color="auto" w:sz="4" w:space="0"/>
           </w:tblBorders>
-          <w:tblCellMar>
-            <w:top w:w="0" w:type="dxa"/>
-            <w:left w:w="108" w:type="dxa"/>
-            <w:bottom w:w="0" w:type="dxa"/>
-            <w:right w:w="108" w:type="dxa"/>
-          </w:tblCellMar>
         </w:tblPrEx>
         <w:tc>
           <w:tcPr>
@@ -43538,12 +46390,6 @@
             <w:insideH w:val="single" w:color="auto" w:sz="4" w:space="0"/>
             <w:insideV w:val="single" w:color="auto" w:sz="4" w:space="0"/>
           </w:tblBorders>
-          <w:tblCellMar>
-            <w:top w:w="0" w:type="dxa"/>
-            <w:left w:w="108" w:type="dxa"/>
-            <w:bottom w:w="0" w:type="dxa"/>
-            <w:right w:w="108" w:type="dxa"/>
-          </w:tblCellMar>
         </w:tblPrEx>
         <w:tc>
           <w:tcPr>
@@ -43589,12 +46435,6 @@
             <w:insideH w:val="single" w:color="auto" w:sz="4" w:space="0"/>
             <w:insideV w:val="single" w:color="auto" w:sz="4" w:space="0"/>
           </w:tblBorders>
-          <w:tblCellMar>
-            <w:top w:w="0" w:type="dxa"/>
-            <w:left w:w="108" w:type="dxa"/>
-            <w:bottom w:w="0" w:type="dxa"/>
-            <w:right w:w="108" w:type="dxa"/>
-          </w:tblCellMar>
         </w:tblPrEx>
         <w:tc>
           <w:tcPr>
@@ -43756,12 +46596,6 @@
             <w:insideH w:val="single" w:color="auto" w:sz="4" w:space="0"/>
             <w:insideV w:val="single" w:color="auto" w:sz="4" w:space="0"/>
           </w:tblBorders>
-          <w:tblCellMar>
-            <w:top w:w="0" w:type="dxa"/>
-            <w:left w:w="108" w:type="dxa"/>
-            <w:bottom w:w="0" w:type="dxa"/>
-            <w:right w:w="108" w:type="dxa"/>
-          </w:tblCellMar>
         </w:tblPrEx>
         <w:tc>
           <w:tcPr>
@@ -43809,12 +46643,6 @@
             <w:insideH w:val="single" w:color="auto" w:sz="4" w:space="0"/>
             <w:insideV w:val="single" w:color="auto" w:sz="4" w:space="0"/>
           </w:tblBorders>
-          <w:tblCellMar>
-            <w:top w:w="0" w:type="dxa"/>
-            <w:left w:w="108" w:type="dxa"/>
-            <w:bottom w:w="0" w:type="dxa"/>
-            <w:right w:w="108" w:type="dxa"/>
-          </w:tblCellMar>
         </w:tblPrEx>
         <w:tc>
           <w:tcPr>
@@ -44021,12 +46849,6 @@
             <w:insideH w:val="single" w:color="auto" w:sz="4" w:space="0"/>
             <w:insideV w:val="single" w:color="auto" w:sz="4" w:space="0"/>
           </w:tblBorders>
-          <w:tblCellMar>
-            <w:top w:w="0" w:type="dxa"/>
-            <w:left w:w="108" w:type="dxa"/>
-            <w:bottom w:w="0" w:type="dxa"/>
-            <w:right w:w="108" w:type="dxa"/>
-          </w:tblCellMar>
         </w:tblPrEx>
         <w:tc>
           <w:tcPr>
@@ -44075,12 +46897,6 @@
             <w:insideH w:val="single" w:color="auto" w:sz="4" w:space="0"/>
             <w:insideV w:val="single" w:color="auto" w:sz="4" w:space="0"/>
           </w:tblBorders>
-          <w:tblCellMar>
-            <w:top w:w="0" w:type="dxa"/>
-            <w:left w:w="108" w:type="dxa"/>
-            <w:bottom w:w="0" w:type="dxa"/>
-            <w:right w:w="108" w:type="dxa"/>
-          </w:tblCellMar>
         </w:tblPrEx>
         <w:tc>
           <w:tcPr>
@@ -44163,12 +46979,6 @@
             <w:insideH w:val="single" w:color="auto" w:sz="4" w:space="0"/>
             <w:insideV w:val="single" w:color="auto" w:sz="4" w:space="0"/>
           </w:tblBorders>
-          <w:tblCellMar>
-            <w:top w:w="0" w:type="dxa"/>
-            <w:left w:w="108" w:type="dxa"/>
-            <w:bottom w:w="0" w:type="dxa"/>
-            <w:right w:w="108" w:type="dxa"/>
-          </w:tblCellMar>
         </w:tblPrEx>
         <w:tc>
           <w:tcPr>
@@ -44281,12 +47091,6 @@
             <w:insideH w:val="single" w:color="auto" w:sz="4" w:space="0"/>
             <w:insideV w:val="single" w:color="auto" w:sz="4" w:space="0"/>
           </w:tblBorders>
-          <w:tblCellMar>
-            <w:top w:w="0" w:type="dxa"/>
-            <w:left w:w="108" w:type="dxa"/>
-            <w:bottom w:w="0" w:type="dxa"/>
-            <w:right w:w="108" w:type="dxa"/>
-          </w:tblCellMar>
         </w:tblPrEx>
         <w:tc>
           <w:tcPr>
@@ -44376,12 +47180,6 @@
             <w:insideH w:val="single" w:color="auto" w:sz="4" w:space="0"/>
             <w:insideV w:val="single" w:color="auto" w:sz="4" w:space="0"/>
           </w:tblBorders>
-          <w:tblCellMar>
-            <w:top w:w="0" w:type="dxa"/>
-            <w:left w:w="108" w:type="dxa"/>
-            <w:bottom w:w="0" w:type="dxa"/>
-            <w:right w:w="108" w:type="dxa"/>
-          </w:tblCellMar>
         </w:tblPrEx>
         <w:tc>
           <w:tcPr>
@@ -44485,12 +47283,6 @@
             <w:insideH w:val="single" w:color="auto" w:sz="4" w:space="0"/>
             <w:insideV w:val="single" w:color="auto" w:sz="4" w:space="0"/>
           </w:tblBorders>
-          <w:tblCellMar>
-            <w:top w:w="0" w:type="dxa"/>
-            <w:left w:w="108" w:type="dxa"/>
-            <w:bottom w:w="0" w:type="dxa"/>
-            <w:right w:w="108" w:type="dxa"/>
-          </w:tblCellMar>
         </w:tblPrEx>
         <w:tc>
           <w:tcPr>
@@ -44608,12 +47400,6 @@
             <w:insideH w:val="single" w:color="auto" w:sz="4" w:space="0"/>
             <w:insideV w:val="single" w:color="auto" w:sz="4" w:space="0"/>
           </w:tblBorders>
-          <w:tblCellMar>
-            <w:top w:w="0" w:type="dxa"/>
-            <w:left w:w="108" w:type="dxa"/>
-            <w:bottom w:w="0" w:type="dxa"/>
-            <w:right w:w="108" w:type="dxa"/>
-          </w:tblCellMar>
         </w:tblPrEx>
         <w:tc>
           <w:tcPr>
@@ -44717,12 +47503,6 @@
             <w:insideH w:val="single" w:color="auto" w:sz="4" w:space="0"/>
             <w:insideV w:val="single" w:color="auto" w:sz="4" w:space="0"/>
           </w:tblBorders>
-          <w:tblCellMar>
-            <w:top w:w="0" w:type="dxa"/>
-            <w:left w:w="108" w:type="dxa"/>
-            <w:bottom w:w="0" w:type="dxa"/>
-            <w:right w:w="108" w:type="dxa"/>
-          </w:tblCellMar>
         </w:tblPrEx>
         <w:tc>
           <w:tcPr>
@@ -44835,12 +47615,6 @@
             <w:insideH w:val="single" w:color="auto" w:sz="4" w:space="0"/>
             <w:insideV w:val="single" w:color="auto" w:sz="4" w:space="0"/>
           </w:tblBorders>
-          <w:tblCellMar>
-            <w:top w:w="0" w:type="dxa"/>
-            <w:left w:w="108" w:type="dxa"/>
-            <w:bottom w:w="0" w:type="dxa"/>
-            <w:right w:w="108" w:type="dxa"/>
-          </w:tblCellMar>
         </w:tblPrEx>
         <w:tc>
           <w:tcPr>
@@ -44939,12 +47713,6 @@
             <w:insideH w:val="single" w:color="auto" w:sz="4" w:space="0"/>
             <w:insideV w:val="single" w:color="auto" w:sz="4" w:space="0"/>
           </w:tblBorders>
-          <w:tblCellMar>
-            <w:top w:w="0" w:type="dxa"/>
-            <w:left w:w="108" w:type="dxa"/>
-            <w:bottom w:w="0" w:type="dxa"/>
-            <w:right w:w="108" w:type="dxa"/>
-          </w:tblCellMar>
         </w:tblPrEx>
         <w:tc>
           <w:tcPr>
@@ -45057,12 +47825,6 @@
             <w:insideH w:val="single" w:color="auto" w:sz="4" w:space="0"/>
             <w:insideV w:val="single" w:color="auto" w:sz="4" w:space="0"/>
           </w:tblBorders>
-          <w:tblCellMar>
-            <w:top w:w="0" w:type="dxa"/>
-            <w:left w:w="108" w:type="dxa"/>
-            <w:bottom w:w="0" w:type="dxa"/>
-            <w:right w:w="108" w:type="dxa"/>
-          </w:tblCellMar>
         </w:tblPrEx>
         <w:tc>
           <w:tcPr>
@@ -45175,12 +47937,6 @@
             <w:insideH w:val="single" w:color="auto" w:sz="4" w:space="0"/>
             <w:insideV w:val="single" w:color="auto" w:sz="4" w:space="0"/>
           </w:tblBorders>
-          <w:tblCellMar>
-            <w:top w:w="0" w:type="dxa"/>
-            <w:left w:w="108" w:type="dxa"/>
-            <w:bottom w:w="0" w:type="dxa"/>
-            <w:right w:w="108" w:type="dxa"/>
-          </w:tblCellMar>
         </w:tblPrEx>
         <w:tc>
           <w:tcPr>
@@ -45279,12 +48035,6 @@
             <w:insideH w:val="single" w:color="auto" w:sz="4" w:space="0"/>
             <w:insideV w:val="single" w:color="auto" w:sz="4" w:space="0"/>
           </w:tblBorders>
-          <w:tblCellMar>
-            <w:top w:w="0" w:type="dxa"/>
-            <w:left w:w="108" w:type="dxa"/>
-            <w:bottom w:w="0" w:type="dxa"/>
-            <w:right w:w="108" w:type="dxa"/>
-          </w:tblCellMar>
         </w:tblPrEx>
         <w:tc>
           <w:tcPr>
@@ -45388,12 +48138,6 @@
             <w:insideH w:val="single" w:color="auto" w:sz="4" w:space="0"/>
             <w:insideV w:val="single" w:color="auto" w:sz="4" w:space="0"/>
           </w:tblBorders>
-          <w:tblCellMar>
-            <w:top w:w="0" w:type="dxa"/>
-            <w:left w:w="108" w:type="dxa"/>
-            <w:bottom w:w="0" w:type="dxa"/>
-            <w:right w:w="108" w:type="dxa"/>
-          </w:tblCellMar>
         </w:tblPrEx>
         <w:tc>
           <w:tcPr>
@@ -45497,12 +48241,6 @@
             <w:insideH w:val="single" w:color="auto" w:sz="4" w:space="0"/>
             <w:insideV w:val="single" w:color="auto" w:sz="4" w:space="0"/>
           </w:tblBorders>
-          <w:tblCellMar>
-            <w:top w:w="0" w:type="dxa"/>
-            <w:left w:w="108" w:type="dxa"/>
-            <w:bottom w:w="0" w:type="dxa"/>
-            <w:right w:w="108" w:type="dxa"/>
-          </w:tblCellMar>
         </w:tblPrEx>
         <w:tc>
           <w:tcPr>
@@ -45601,12 +48339,6 @@
             <w:insideH w:val="single" w:color="auto" w:sz="4" w:space="0"/>
             <w:insideV w:val="single" w:color="auto" w:sz="4" w:space="0"/>
           </w:tblBorders>
-          <w:tblCellMar>
-            <w:top w:w="0" w:type="dxa"/>
-            <w:left w:w="108" w:type="dxa"/>
-            <w:bottom w:w="0" w:type="dxa"/>
-            <w:right w:w="108" w:type="dxa"/>
-          </w:tblCellMar>
         </w:tblPrEx>
         <w:tc>
           <w:tcPr>
@@ -45714,12 +48446,6 @@
             <w:insideH w:val="single" w:color="auto" w:sz="4" w:space="0"/>
             <w:insideV w:val="single" w:color="auto" w:sz="4" w:space="0"/>
           </w:tblBorders>
-          <w:tblCellMar>
-            <w:top w:w="0" w:type="dxa"/>
-            <w:left w:w="108" w:type="dxa"/>
-            <w:bottom w:w="0" w:type="dxa"/>
-            <w:right w:w="108" w:type="dxa"/>
-          </w:tblCellMar>
         </w:tblPrEx>
         <w:tc>
           <w:tcPr>
@@ -45818,12 +48544,6 @@
             <w:insideH w:val="single" w:color="auto" w:sz="4" w:space="0"/>
             <w:insideV w:val="single" w:color="auto" w:sz="4" w:space="0"/>
           </w:tblBorders>
-          <w:tblCellMar>
-            <w:top w:w="0" w:type="dxa"/>
-            <w:left w:w="108" w:type="dxa"/>
-            <w:bottom w:w="0" w:type="dxa"/>
-            <w:right w:w="108" w:type="dxa"/>
-          </w:tblCellMar>
         </w:tblPrEx>
         <w:tc>
           <w:tcPr>
@@ -45922,12 +48642,6 @@
             <w:insideH w:val="single" w:color="auto" w:sz="4" w:space="0"/>
             <w:insideV w:val="single" w:color="auto" w:sz="4" w:space="0"/>
           </w:tblBorders>
-          <w:tblCellMar>
-            <w:top w:w="0" w:type="dxa"/>
-            <w:left w:w="108" w:type="dxa"/>
-            <w:bottom w:w="0" w:type="dxa"/>
-            <w:right w:w="108" w:type="dxa"/>
-          </w:tblCellMar>
         </w:tblPrEx>
         <w:tc>
           <w:tcPr>
@@ -46026,12 +48740,6 @@
             <w:insideH w:val="single" w:color="auto" w:sz="4" w:space="0"/>
             <w:insideV w:val="single" w:color="auto" w:sz="4" w:space="0"/>
           </w:tblBorders>
-          <w:tblCellMar>
-            <w:top w:w="0" w:type="dxa"/>
-            <w:left w:w="108" w:type="dxa"/>
-            <w:bottom w:w="0" w:type="dxa"/>
-            <w:right w:w="108" w:type="dxa"/>
-          </w:tblCellMar>
         </w:tblPrEx>
         <w:tc>
           <w:tcPr>
@@ -46230,12 +48938,6 @@
             <w:insideH w:val="single" w:color="auto" w:sz="4" w:space="0"/>
             <w:insideV w:val="single" w:color="auto" w:sz="4" w:space="0"/>
           </w:tblBorders>
-          <w:tblCellMar>
-            <w:top w:w="0" w:type="dxa"/>
-            <w:left w:w="108" w:type="dxa"/>
-            <w:bottom w:w="0" w:type="dxa"/>
-            <w:right w:w="108" w:type="dxa"/>
-          </w:tblCellMar>
         </w:tblPrEx>
         <w:trPr>
           <w:trHeight w:val="282" w:hRule="atLeast"/>
@@ -46287,12 +48989,6 @@
             <w:insideH w:val="single" w:color="auto" w:sz="4" w:space="0"/>
             <w:insideV w:val="single" w:color="auto" w:sz="4" w:space="0"/>
           </w:tblBorders>
-          <w:tblCellMar>
-            <w:top w:w="0" w:type="dxa"/>
-            <w:left w:w="108" w:type="dxa"/>
-            <w:bottom w:w="0" w:type="dxa"/>
-            <w:right w:w="108" w:type="dxa"/>
-          </w:tblCellMar>
         </w:tblPrEx>
         <w:trPr>
           <w:trHeight w:val="282" w:hRule="atLeast"/>
@@ -46414,12 +49110,6 @@
             <w:insideH w:val="single" w:color="auto" w:sz="4" w:space="0"/>
             <w:insideV w:val="single" w:color="auto" w:sz="4" w:space="0"/>
           </w:tblBorders>
-          <w:tblCellMar>
-            <w:top w:w="0" w:type="dxa"/>
-            <w:left w:w="108" w:type="dxa"/>
-            <w:bottom w:w="0" w:type="dxa"/>
-            <w:right w:w="108" w:type="dxa"/>
-          </w:tblCellMar>
         </w:tblPrEx>
         <w:trPr>
           <w:trHeight w:val="282" w:hRule="atLeast"/>
@@ -46471,12 +49161,6 @@
             <w:insideH w:val="single" w:color="auto" w:sz="4" w:space="0"/>
             <w:insideV w:val="single" w:color="auto" w:sz="4" w:space="0"/>
           </w:tblBorders>
-          <w:tblCellMar>
-            <w:top w:w="0" w:type="dxa"/>
-            <w:left w:w="108" w:type="dxa"/>
-            <w:bottom w:w="0" w:type="dxa"/>
-            <w:right w:w="108" w:type="dxa"/>
-          </w:tblCellMar>
         </w:tblPrEx>
         <w:trPr>
           <w:trHeight w:val="282" w:hRule="atLeast"/>
@@ -46562,12 +49246,6 @@
             <w:insideH w:val="single" w:color="auto" w:sz="4" w:space="0"/>
             <w:insideV w:val="single" w:color="auto" w:sz="4" w:space="0"/>
           </w:tblBorders>
-          <w:tblCellMar>
-            <w:top w:w="0" w:type="dxa"/>
-            <w:left w:w="108" w:type="dxa"/>
-            <w:bottom w:w="0" w:type="dxa"/>
-            <w:right w:w="108" w:type="dxa"/>
-          </w:tblCellMar>
         </w:tblPrEx>
         <w:trPr>
           <w:trHeight w:val="122" w:hRule="atLeast"/>
@@ -46683,12 +49361,6 @@
             <w:insideH w:val="single" w:color="auto" w:sz="4" w:space="0"/>
             <w:insideV w:val="single" w:color="auto" w:sz="4" w:space="0"/>
           </w:tblBorders>
-          <w:tblCellMar>
-            <w:top w:w="0" w:type="dxa"/>
-            <w:left w:w="108" w:type="dxa"/>
-            <w:bottom w:w="0" w:type="dxa"/>
-            <w:right w:w="108" w:type="dxa"/>
-          </w:tblCellMar>
         </w:tblPrEx>
         <w:trPr>
           <w:trHeight w:val="282" w:hRule="atLeast"/>
@@ -46785,12 +49457,6 @@
             <w:insideH w:val="single" w:color="auto" w:sz="4" w:space="0"/>
             <w:insideV w:val="single" w:color="auto" w:sz="4" w:space="0"/>
           </w:tblBorders>
-          <w:tblCellMar>
-            <w:top w:w="0" w:type="dxa"/>
-            <w:left w:w="108" w:type="dxa"/>
-            <w:bottom w:w="0" w:type="dxa"/>
-            <w:right w:w="108" w:type="dxa"/>
-          </w:tblCellMar>
         </w:tblPrEx>
         <w:trPr>
           <w:trHeight w:val="282" w:hRule="atLeast"/>
@@ -47170,12 +49836,6 @@
             <w:insideH w:val="single" w:color="auto" w:sz="4" w:space="0"/>
             <w:insideV w:val="single" w:color="auto" w:sz="4" w:space="0"/>
           </w:tblBorders>
-          <w:tblCellMar>
-            <w:top w:w="0" w:type="dxa"/>
-            <w:left w:w="108" w:type="dxa"/>
-            <w:bottom w:w="0" w:type="dxa"/>
-            <w:right w:w="108" w:type="dxa"/>
-          </w:tblCellMar>
         </w:tblPrEx>
         <w:tc>
           <w:tcPr>
@@ -47381,12 +50041,6 @@
             <w:insideH w:val="single" w:color="auto" w:sz="4" w:space="0"/>
             <w:insideV w:val="single" w:color="auto" w:sz="4" w:space="0"/>
           </w:tblBorders>
-          <w:tblCellMar>
-            <w:top w:w="0" w:type="dxa"/>
-            <w:left w:w="108" w:type="dxa"/>
-            <w:bottom w:w="0" w:type="dxa"/>
-            <w:right w:w="108" w:type="dxa"/>
-          </w:tblCellMar>
         </w:tblPrEx>
         <w:tc>
           <w:tcPr>

--- a/py 系统交互.docx
+++ b/py 系统交互.docx
@@ -18,8 +18,8 @@
           </w14:textFill>
         </w:rPr>
       </w:pPr>
-      <w:bookmarkStart w:id="0" w:name="_Toc12288"/>
-      <w:bookmarkStart w:id="1" w:name="_Toc1708"/>
+      <w:bookmarkStart w:id="0" w:name="_Toc1708"/>
+      <w:bookmarkStart w:id="1" w:name="_Toc12288"/>
       <w:r>
         <w:rPr>
           <w:rFonts w:hint="eastAsia" w:cs="华文中宋"/>
@@ -572,6 +572,12 @@
             <w:insideH w:val="single" w:color="auto" w:sz="4" w:space="0"/>
             <w:insideV w:val="single" w:color="auto" w:sz="4" w:space="0"/>
           </w:tblBorders>
+          <w:tblCellMar>
+            <w:top w:w="0" w:type="dxa"/>
+            <w:left w:w="108" w:type="dxa"/>
+            <w:bottom w:w="0" w:type="dxa"/>
+            <w:right w:w="108" w:type="dxa"/>
+          </w:tblCellMar>
         </w:tblPrEx>
         <w:tc>
           <w:tcPr>
@@ -712,8 +718,8 @@
           </w14:textFill>
         </w:rPr>
       </w:pPr>
-      <w:bookmarkStart w:id="2" w:name="_Toc30515"/>
-      <w:bookmarkStart w:id="3" w:name="_Toc22979"/>
+      <w:bookmarkStart w:id="2" w:name="_Toc22979"/>
+      <w:bookmarkStart w:id="3" w:name="_Toc30515"/>
       <w:r>
         <w:rPr>
           <w:rFonts w:hint="eastAsia" w:cs="华文中宋"/>
@@ -2273,257 +2279,8 @@
           <w:lang w:val="en-US" w:eastAsia="zh-CN" w:bidi="ar-SA"/>
         </w:rPr>
       </w:pPr>
-    </w:p>
-    <w:p>
-      <w:pPr>
-        <w:rPr>
-          <w:rFonts w:hint="default" w:ascii="华文中宋" w:hAnsi="华文中宋" w:eastAsia="华文中宋" w:cs="华文中宋"/>
-          <w:b/>
-          <w:bCs/>
-          <w:color w:val="FF0000"/>
-          <w:spacing w:val="7"/>
-          <w:kern w:val="2"/>
-          <w:sz w:val="21"/>
-          <w:szCs w:val="21"/>
-          <w:lang w:val="en-US" w:eastAsia="zh-CN" w:bidi="ar-SA"/>
-        </w:rPr>
-      </w:pPr>
-    </w:p>
-    <w:p>
-      <w:pPr>
-        <w:rPr>
-          <w:rFonts w:hint="default" w:ascii="华文中宋" w:hAnsi="华文中宋" w:eastAsia="华文中宋" w:cs="华文中宋"/>
-          <w:b/>
-          <w:bCs/>
-          <w:color w:val="FF0000"/>
-          <w:spacing w:val="7"/>
-          <w:kern w:val="2"/>
-          <w:sz w:val="21"/>
-          <w:szCs w:val="21"/>
-          <w:lang w:val="en-US" w:eastAsia="zh-CN" w:bidi="ar-SA"/>
-        </w:rPr>
-      </w:pPr>
-    </w:p>
-    <w:p>
-      <w:pPr>
-        <w:outlineLvl w:val="0"/>
-        <w:rPr>
-          <w:rFonts w:cs="华文中宋"/>
-          <w:bCs/>
-          <w:color w:val="70AD47" w:themeColor="accent6"/>
-          <w:szCs w:val="24"/>
-          <w14:textFill>
-            <w14:solidFill>
-              <w14:schemeClr w14:val="accent6"/>
-            </w14:solidFill>
-          </w14:textFill>
-        </w:rPr>
-      </w:pPr>
-      <w:r>
-        <w:rPr>
-          <w:rFonts w:hint="eastAsia" w:cs="华文中宋"/>
-          <w:bCs/>
-          <w:color w:val="70AD47" w:themeColor="accent6"/>
-          <w:szCs w:val="24"/>
-          <w:lang w:val="en-US" w:eastAsia="zh-CN"/>
-          <w14:textFill>
-            <w14:solidFill>
-              <w14:schemeClr w14:val="accent6"/>
-            </w14:solidFill>
-          </w14:textFill>
-        </w:rPr>
-        <w:t>退出</w:t>
-      </w:r>
-      <w:r>
-        <w:rPr>
-          <w:rFonts w:hint="eastAsia" w:cs="华文中宋"/>
-          <w:bCs/>
-          <w:color w:val="70AD47" w:themeColor="accent6"/>
-          <w:szCs w:val="24"/>
-          <w14:textFill>
-            <w14:solidFill>
-              <w14:schemeClr w14:val="accent6"/>
-            </w14:solidFill>
-          </w14:textFill>
-        </w:rPr>
-        <w:t>a</w:t>
-      </w:r>
-      <w:r>
-        <w:rPr>
-          <w:rFonts w:hint="eastAsia" w:cs="华文中宋"/>
-          <w:bCs/>
-          <w:color w:val="70AD47" w:themeColor="accent6"/>
-          <w:szCs w:val="24"/>
-          <w:lang w:val="en-US" w:eastAsia="zh-CN"/>
-          <w14:textFill>
-            <w14:solidFill>
-              <w14:schemeClr w14:val="accent6"/>
-            </w14:solidFill>
-          </w14:textFill>
-        </w:rPr>
-        <w:t>texit</w:t>
-      </w:r>
-      <w:r>
-        <w:rPr>
-          <w:rFonts w:hint="eastAsia" w:cs="华文中宋"/>
-          <w:bCs/>
-          <w:color w:val="70AD47" w:themeColor="accent6"/>
-          <w:szCs w:val="24"/>
-          <w14:textFill>
-            <w14:solidFill>
-              <w14:schemeClr w14:val="accent6"/>
-            </w14:solidFill>
-          </w14:textFill>
-        </w:rPr>
-        <w:t>：</w:t>
-      </w:r>
-    </w:p>
-    <w:tbl>
-      <w:tblPr>
-        <w:tblStyle w:val="11"/>
-        <w:tblW w:w="0" w:type="auto"/>
-        <w:tblInd w:w="0" w:type="dxa"/>
-        <w:tblBorders>
-          <w:top w:val="single" w:color="auto" w:sz="4" w:space="0"/>
-          <w:left w:val="single" w:color="auto" w:sz="4" w:space="0"/>
-          <w:bottom w:val="single" w:color="auto" w:sz="4" w:space="0"/>
-          <w:right w:val="single" w:color="auto" w:sz="4" w:space="0"/>
-          <w:insideH w:val="single" w:color="auto" w:sz="4" w:space="0"/>
-          <w:insideV w:val="single" w:color="auto" w:sz="4" w:space="0"/>
-        </w:tblBorders>
-        <w:tblLayout w:type="autofit"/>
-        <w:tblCellMar>
-          <w:top w:w="0" w:type="dxa"/>
-          <w:left w:w="108" w:type="dxa"/>
-          <w:bottom w:w="0" w:type="dxa"/>
-          <w:right w:w="108" w:type="dxa"/>
-        </w:tblCellMar>
-      </w:tblPr>
-      <w:tblGrid>
-        <w:gridCol w:w="3506"/>
-        <w:gridCol w:w="1562"/>
-      </w:tblGrid>
-      <w:tr>
-        <w:tblPrEx>
-          <w:tblBorders>
-            <w:top w:val="single" w:color="auto" w:sz="4" w:space="0"/>
-            <w:left w:val="single" w:color="auto" w:sz="4" w:space="0"/>
-            <w:bottom w:val="single" w:color="auto" w:sz="4" w:space="0"/>
-            <w:right w:val="single" w:color="auto" w:sz="4" w:space="0"/>
-            <w:insideH w:val="single" w:color="auto" w:sz="4" w:space="0"/>
-            <w:insideV w:val="single" w:color="auto" w:sz="4" w:space="0"/>
-          </w:tblBorders>
-          <w:tblCellMar>
-            <w:top w:w="0" w:type="dxa"/>
-            <w:left w:w="108" w:type="dxa"/>
-            <w:bottom w:w="0" w:type="dxa"/>
-            <w:right w:w="108" w:type="dxa"/>
-          </w:tblCellMar>
-        </w:tblPrEx>
-        <w:tc>
-          <w:tcPr>
-            <w:tcW w:w="0" w:type="auto"/>
-            <w:vAlign w:val="center"/>
-          </w:tcPr>
-          <w:p>
-            <w:pPr>
-              <w:pStyle w:val="9"/>
-              <w:keepNext w:val="0"/>
-              <w:keepLines w:val="0"/>
-              <w:widowControl/>
-              <w:suppressLineNumbers w:val="0"/>
-              <w:rPr>
-                <w:rFonts w:hint="default" w:ascii="华文中宋" w:hAnsi="华文中宋" w:eastAsia="华文中宋" w:cs="华文中宋"/>
-                <w:b/>
-                <w:bCs/>
-                <w:color w:val="FF0000"/>
-                <w:spacing w:val="7"/>
-                <w:kern w:val="2"/>
-                <w:sz w:val="21"/>
-                <w:szCs w:val="21"/>
-                <w:lang w:val="en-US" w:eastAsia="zh-CN" w:bidi="ar-SA"/>
-              </w:rPr>
-            </w:pPr>
-            <w:r>
-              <w:rPr>
-                <w:rFonts w:hint="eastAsia" w:ascii="华文中宋" w:hAnsi="华文中宋" w:eastAsia="华文中宋" w:cs="华文中宋"/>
-                <w:b/>
-                <w:bCs/>
-                <w:color w:val="FF0000"/>
-                <w:spacing w:val="7"/>
-                <w:kern w:val="2"/>
-                <w:sz w:val="21"/>
-                <w:szCs w:val="21"/>
-                <w:lang w:val="en-US" w:eastAsia="zh-CN" w:bidi="ar-SA"/>
-              </w:rPr>
-              <w:t>register(func, *args, **kwargs)</w:t>
-            </w:r>
-          </w:p>
-        </w:tc>
-        <w:tc>
-          <w:tcPr>
-            <w:tcW w:w="0" w:type="auto"/>
-            <w:vAlign w:val="center"/>
-          </w:tcPr>
-          <w:p>
-            <w:pPr>
-              <w:jc w:val="both"/>
-              <w:rPr>
-                <w:rFonts w:hint="default" w:cs="华文中宋"/>
-                <w:bCs/>
-                <w:color w:val="ED7D31" w:themeColor="accent2"/>
-                <w:spacing w:val="7"/>
-                <w:lang w:val="en-US" w:eastAsia="zh-CN"/>
-                <w14:textFill>
-                  <w14:solidFill>
-                    <w14:schemeClr w14:val="accent2"/>
-                  </w14:solidFill>
-                </w14:textFill>
-              </w:rPr>
-            </w:pPr>
-            <w:r>
-              <w:rPr>
-                <w:rFonts w:hint="eastAsia" w:cs="华文中宋"/>
-                <w:bCs/>
-                <w:color w:val="ED7D31" w:themeColor="accent2"/>
-                <w:spacing w:val="7"/>
-                <w:lang w:val="en-US" w:eastAsia="zh-CN"/>
-                <w14:textFill>
-                  <w14:solidFill>
-                    <w14:schemeClr w14:val="accent2"/>
-                  </w14:solidFill>
-                </w14:textFill>
-              </w:rPr>
-              <w:t>注册</w:t>
-            </w:r>
-            <w:r>
-              <w:rPr>
-                <w:rFonts w:hint="eastAsia" w:cs="华文中宋"/>
-                <w:bCs/>
-                <w:color w:val="EA82F1"/>
-                <w:spacing w:val="7"/>
-                <w:lang w:val="en-US" w:eastAsia="zh-CN"/>
-              </w:rPr>
-              <w:t>退出事件</w:t>
-            </w:r>
-          </w:p>
-        </w:tc>
-      </w:tr>
-    </w:tbl>
-    <w:p>
-      <w:pPr>
-        <w:rPr>
-          <w:rFonts w:hint="default" w:ascii="华文中宋" w:hAnsi="华文中宋" w:eastAsia="华文中宋" w:cs="华文中宋"/>
-          <w:b/>
-          <w:bCs/>
-          <w:color w:val="FF0000"/>
-          <w:spacing w:val="7"/>
-          <w:kern w:val="2"/>
-          <w:sz w:val="21"/>
-          <w:szCs w:val="21"/>
-          <w:lang w:val="en-US" w:eastAsia="zh-CN" w:bidi="ar-SA"/>
-        </w:rPr>
-      </w:pPr>
+      <w:bookmarkStart w:id="27" w:name="_GoBack"/>
+      <w:bookmarkEnd w:id="27"/>
     </w:p>
     <w:p>
       <w:pPr>
@@ -2983,12 +2740,6 @@
             <w:insideH w:val="single" w:color="auto" w:sz="4" w:space="0"/>
             <w:insideV w:val="single" w:color="auto" w:sz="4" w:space="0"/>
           </w:tblBorders>
-          <w:tblCellMar>
-            <w:top w:w="0" w:type="dxa"/>
-            <w:left w:w="108" w:type="dxa"/>
-            <w:bottom w:w="0" w:type="dxa"/>
-            <w:right w:w="108" w:type="dxa"/>
-          </w:tblCellMar>
         </w:tblPrEx>
         <w:tc>
           <w:tcPr>
@@ -3250,6 +3001,12 @@
             <w:insideH w:val="single" w:color="auto" w:sz="4" w:space="0"/>
             <w:insideV w:val="single" w:color="auto" w:sz="4" w:space="0"/>
           </w:tblBorders>
+          <w:tblCellMar>
+            <w:top w:w="0" w:type="dxa"/>
+            <w:left w:w="108" w:type="dxa"/>
+            <w:bottom w:w="0" w:type="dxa"/>
+            <w:right w:w="108" w:type="dxa"/>
+          </w:tblCellMar>
         </w:tblPrEx>
         <w:tc>
           <w:tcPr>
@@ -3364,6 +3121,12 @@
             <w:insideH w:val="single" w:color="auto" w:sz="4" w:space="0"/>
             <w:insideV w:val="single" w:color="auto" w:sz="4" w:space="0"/>
           </w:tblBorders>
+          <w:tblCellMar>
+            <w:top w:w="0" w:type="dxa"/>
+            <w:left w:w="108" w:type="dxa"/>
+            <w:bottom w:w="0" w:type="dxa"/>
+            <w:right w:w="108" w:type="dxa"/>
+          </w:tblCellMar>
         </w:tblPrEx>
         <w:tc>
           <w:tcPr>
@@ -3514,6 +3277,12 @@
             <w:insideH w:val="single" w:color="auto" w:sz="4" w:space="0"/>
             <w:insideV w:val="single" w:color="auto" w:sz="4" w:space="0"/>
           </w:tblBorders>
+          <w:tblCellMar>
+            <w:top w:w="0" w:type="dxa"/>
+            <w:left w:w="108" w:type="dxa"/>
+            <w:bottom w:w="0" w:type="dxa"/>
+            <w:right w:w="108" w:type="dxa"/>
+          </w:tblCellMar>
         </w:tblPrEx>
         <w:tc>
           <w:tcPr>
@@ -3688,6 +3457,12 @@
             <w:insideH w:val="single" w:color="auto" w:sz="4" w:space="0"/>
             <w:insideV w:val="single" w:color="auto" w:sz="4" w:space="0"/>
           </w:tblBorders>
+          <w:tblCellMar>
+            <w:top w:w="0" w:type="dxa"/>
+            <w:left w:w="108" w:type="dxa"/>
+            <w:bottom w:w="0" w:type="dxa"/>
+            <w:right w:w="108" w:type="dxa"/>
+          </w:tblCellMar>
         </w:tblPrEx>
         <w:tc>
           <w:tcPr>
@@ -3800,6 +3575,12 @@
             <w:insideH w:val="single" w:color="auto" w:sz="4" w:space="0"/>
             <w:insideV w:val="single" w:color="auto" w:sz="4" w:space="0"/>
           </w:tblBorders>
+          <w:tblCellMar>
+            <w:top w:w="0" w:type="dxa"/>
+            <w:left w:w="108" w:type="dxa"/>
+            <w:bottom w:w="0" w:type="dxa"/>
+            <w:right w:w="108" w:type="dxa"/>
+          </w:tblCellMar>
         </w:tblPrEx>
         <w:tc>
           <w:tcPr>
@@ -3946,6 +3727,12 @@
             <w:insideH w:val="single" w:color="auto" w:sz="4" w:space="0"/>
             <w:insideV w:val="single" w:color="auto" w:sz="4" w:space="0"/>
           </w:tblBorders>
+          <w:tblCellMar>
+            <w:top w:w="0" w:type="dxa"/>
+            <w:left w:w="108" w:type="dxa"/>
+            <w:bottom w:w="0" w:type="dxa"/>
+            <w:right w:w="108" w:type="dxa"/>
+          </w:tblCellMar>
         </w:tblPrEx>
         <w:tc>
           <w:tcPr>
@@ -4088,6 +3875,12 @@
             <w:insideH w:val="single" w:color="auto" w:sz="4" w:space="0"/>
             <w:insideV w:val="single" w:color="auto" w:sz="4" w:space="0"/>
           </w:tblBorders>
+          <w:tblCellMar>
+            <w:top w:w="0" w:type="dxa"/>
+            <w:left w:w="108" w:type="dxa"/>
+            <w:bottom w:w="0" w:type="dxa"/>
+            <w:right w:w="108" w:type="dxa"/>
+          </w:tblCellMar>
         </w:tblPrEx>
         <w:tc>
           <w:tcPr>
@@ -4312,6 +4105,12 @@
             <w:insideH w:val="single" w:color="auto" w:sz="4" w:space="0"/>
             <w:insideV w:val="single" w:color="auto" w:sz="4" w:space="0"/>
           </w:tblBorders>
+          <w:tblCellMar>
+            <w:top w:w="0" w:type="dxa"/>
+            <w:left w:w="108" w:type="dxa"/>
+            <w:bottom w:w="0" w:type="dxa"/>
+            <w:right w:w="108" w:type="dxa"/>
+          </w:tblCellMar>
         </w:tblPrEx>
         <w:tc>
           <w:tcPr>
@@ -4478,6 +4277,12 @@
             <w:insideH w:val="single" w:color="auto" w:sz="4" w:space="0"/>
             <w:insideV w:val="single" w:color="auto" w:sz="4" w:space="0"/>
           </w:tblBorders>
+          <w:tblCellMar>
+            <w:top w:w="0" w:type="dxa"/>
+            <w:left w:w="108" w:type="dxa"/>
+            <w:bottom w:w="0" w:type="dxa"/>
+            <w:right w:w="108" w:type="dxa"/>
+          </w:tblCellMar>
         </w:tblPrEx>
         <w:tc>
           <w:tcPr>
@@ -4529,6 +4334,12 @@
             <w:insideH w:val="single" w:color="auto" w:sz="4" w:space="0"/>
             <w:insideV w:val="single" w:color="auto" w:sz="4" w:space="0"/>
           </w:tblBorders>
+          <w:tblCellMar>
+            <w:top w:w="0" w:type="dxa"/>
+            <w:left w:w="108" w:type="dxa"/>
+            <w:bottom w:w="0" w:type="dxa"/>
+            <w:right w:w="108" w:type="dxa"/>
+          </w:tblCellMar>
         </w:tblPrEx>
         <w:tc>
           <w:tcPr>
@@ -4630,6 +4441,12 @@
             <w:insideH w:val="single" w:color="auto" w:sz="4" w:space="0"/>
             <w:insideV w:val="single" w:color="auto" w:sz="4" w:space="0"/>
           </w:tblBorders>
+          <w:tblCellMar>
+            <w:top w:w="0" w:type="dxa"/>
+            <w:left w:w="108" w:type="dxa"/>
+            <w:bottom w:w="0" w:type="dxa"/>
+            <w:right w:w="108" w:type="dxa"/>
+          </w:tblCellMar>
         </w:tblPrEx>
         <w:tc>
           <w:tcPr>
@@ -4721,6 +4538,12 @@
             <w:insideH w:val="single" w:color="auto" w:sz="4" w:space="0"/>
             <w:insideV w:val="single" w:color="auto" w:sz="4" w:space="0"/>
           </w:tblBorders>
+          <w:tblCellMar>
+            <w:top w:w="0" w:type="dxa"/>
+            <w:left w:w="108" w:type="dxa"/>
+            <w:bottom w:w="0" w:type="dxa"/>
+            <w:right w:w="108" w:type="dxa"/>
+          </w:tblCellMar>
         </w:tblPrEx>
         <w:tc>
           <w:tcPr>
@@ -4883,6 +4706,12 @@
             <w:insideH w:val="single" w:color="auto" w:sz="4" w:space="0"/>
             <w:insideV w:val="single" w:color="auto" w:sz="4" w:space="0"/>
           </w:tblBorders>
+          <w:tblCellMar>
+            <w:top w:w="0" w:type="dxa"/>
+            <w:left w:w="108" w:type="dxa"/>
+            <w:bottom w:w="0" w:type="dxa"/>
+            <w:right w:w="108" w:type="dxa"/>
+          </w:tblCellMar>
         </w:tblPrEx>
         <w:tc>
           <w:tcPr>
@@ -5196,6 +5025,12 @@
             <w:insideH w:val="single" w:color="auto" w:sz="4" w:space="0"/>
             <w:insideV w:val="single" w:color="auto" w:sz="4" w:space="0"/>
           </w:tblBorders>
+          <w:tblCellMar>
+            <w:top w:w="0" w:type="dxa"/>
+            <w:left w:w="108" w:type="dxa"/>
+            <w:bottom w:w="0" w:type="dxa"/>
+            <w:right w:w="108" w:type="dxa"/>
+          </w:tblCellMar>
         </w:tblPrEx>
         <w:tc>
           <w:tcPr>
@@ -5518,6 +5353,12 @@
             <w:insideH w:val="single" w:color="auto" w:sz="4" w:space="0"/>
             <w:insideV w:val="single" w:color="auto" w:sz="4" w:space="0"/>
           </w:tblBorders>
+          <w:tblCellMar>
+            <w:top w:w="0" w:type="dxa"/>
+            <w:left w:w="108" w:type="dxa"/>
+            <w:bottom w:w="0" w:type="dxa"/>
+            <w:right w:w="108" w:type="dxa"/>
+          </w:tblCellMar>
         </w:tblPrEx>
         <w:tc>
           <w:tcPr>
@@ -5610,6 +5451,12 @@
             <w:insideH w:val="single" w:color="auto" w:sz="4" w:space="0"/>
             <w:insideV w:val="single" w:color="auto" w:sz="4" w:space="0"/>
           </w:tblBorders>
+          <w:tblCellMar>
+            <w:top w:w="0" w:type="dxa"/>
+            <w:left w:w="108" w:type="dxa"/>
+            <w:bottom w:w="0" w:type="dxa"/>
+            <w:right w:w="108" w:type="dxa"/>
+          </w:tblCellMar>
         </w:tblPrEx>
         <w:tc>
           <w:tcPr>
@@ -5709,6 +5556,12 @@
             <w:insideH w:val="single" w:color="auto" w:sz="4" w:space="0"/>
             <w:insideV w:val="single" w:color="auto" w:sz="4" w:space="0"/>
           </w:tblBorders>
+          <w:tblCellMar>
+            <w:top w:w="0" w:type="dxa"/>
+            <w:left w:w="108" w:type="dxa"/>
+            <w:bottom w:w="0" w:type="dxa"/>
+            <w:right w:w="108" w:type="dxa"/>
+          </w:tblCellMar>
         </w:tblPrEx>
         <w:tc>
           <w:tcPr>
@@ -5798,6 +5651,12 @@
             <w:insideH w:val="single" w:color="auto" w:sz="4" w:space="0"/>
             <w:insideV w:val="single" w:color="auto" w:sz="4" w:space="0"/>
           </w:tblBorders>
+          <w:tblCellMar>
+            <w:top w:w="0" w:type="dxa"/>
+            <w:left w:w="108" w:type="dxa"/>
+            <w:bottom w:w="0" w:type="dxa"/>
+            <w:right w:w="108" w:type="dxa"/>
+          </w:tblCellMar>
         </w:tblPrEx>
         <w:tc>
           <w:tcPr>
@@ -5923,6 +5782,12 @@
             <w:insideH w:val="single" w:color="auto" w:sz="4" w:space="0"/>
             <w:insideV w:val="single" w:color="auto" w:sz="4" w:space="0"/>
           </w:tblBorders>
+          <w:tblCellMar>
+            <w:top w:w="0" w:type="dxa"/>
+            <w:left w:w="108" w:type="dxa"/>
+            <w:bottom w:w="0" w:type="dxa"/>
+            <w:right w:w="108" w:type="dxa"/>
+          </w:tblCellMar>
         </w:tblPrEx>
         <w:tc>
           <w:tcPr>
@@ -6046,6 +5911,12 @@
             <w:insideH w:val="single" w:color="auto" w:sz="4" w:space="0"/>
             <w:insideV w:val="single" w:color="auto" w:sz="4" w:space="0"/>
           </w:tblBorders>
+          <w:tblCellMar>
+            <w:top w:w="0" w:type="dxa"/>
+            <w:left w:w="108" w:type="dxa"/>
+            <w:bottom w:w="0" w:type="dxa"/>
+            <w:right w:w="108" w:type="dxa"/>
+          </w:tblCellMar>
         </w:tblPrEx>
         <w:tc>
           <w:tcPr>
@@ -6118,6 +5989,12 @@
             <w:insideH w:val="single" w:color="auto" w:sz="4" w:space="0"/>
             <w:insideV w:val="single" w:color="auto" w:sz="4" w:space="0"/>
           </w:tblBorders>
+          <w:tblCellMar>
+            <w:top w:w="0" w:type="dxa"/>
+            <w:left w:w="108" w:type="dxa"/>
+            <w:bottom w:w="0" w:type="dxa"/>
+            <w:right w:w="108" w:type="dxa"/>
+          </w:tblCellMar>
         </w:tblPrEx>
         <w:tc>
           <w:tcPr>
@@ -6235,6 +6112,12 @@
             <w:insideH w:val="single" w:color="auto" w:sz="4" w:space="0"/>
             <w:insideV w:val="single" w:color="auto" w:sz="4" w:space="0"/>
           </w:tblBorders>
+          <w:tblCellMar>
+            <w:top w:w="0" w:type="dxa"/>
+            <w:left w:w="108" w:type="dxa"/>
+            <w:bottom w:w="0" w:type="dxa"/>
+            <w:right w:w="108" w:type="dxa"/>
+          </w:tblCellMar>
         </w:tblPrEx>
         <w:tc>
           <w:tcPr>
@@ -6374,6 +6257,12 @@
             <w:insideH w:val="single" w:color="auto" w:sz="4" w:space="0"/>
             <w:insideV w:val="single" w:color="auto" w:sz="4" w:space="0"/>
           </w:tblBorders>
+          <w:tblCellMar>
+            <w:top w:w="0" w:type="dxa"/>
+            <w:left w:w="108" w:type="dxa"/>
+            <w:bottom w:w="0" w:type="dxa"/>
+            <w:right w:w="108" w:type="dxa"/>
+          </w:tblCellMar>
         </w:tblPrEx>
         <w:tc>
           <w:tcPr>
@@ -6445,6 +6334,12 @@
             <w:insideH w:val="single" w:color="auto" w:sz="4" w:space="0"/>
             <w:insideV w:val="single" w:color="auto" w:sz="4" w:space="0"/>
           </w:tblBorders>
+          <w:tblCellMar>
+            <w:top w:w="0" w:type="dxa"/>
+            <w:left w:w="108" w:type="dxa"/>
+            <w:bottom w:w="0" w:type="dxa"/>
+            <w:right w:w="108" w:type="dxa"/>
+          </w:tblCellMar>
         </w:tblPrEx>
         <w:tc>
           <w:tcPr>
@@ -6591,6 +6486,12 @@
             <w:insideH w:val="single" w:color="auto" w:sz="4" w:space="0"/>
             <w:insideV w:val="single" w:color="auto" w:sz="4" w:space="0"/>
           </w:tblBorders>
+          <w:tblCellMar>
+            <w:top w:w="0" w:type="dxa"/>
+            <w:left w:w="108" w:type="dxa"/>
+            <w:bottom w:w="0" w:type="dxa"/>
+            <w:right w:w="108" w:type="dxa"/>
+          </w:tblCellMar>
         </w:tblPrEx>
         <w:trPr>
           <w:trHeight w:val="265" w:hRule="atLeast"/>
@@ -6673,6 +6574,12 @@
             <w:insideH w:val="single" w:color="auto" w:sz="4" w:space="0"/>
             <w:insideV w:val="single" w:color="auto" w:sz="4" w:space="0"/>
           </w:tblBorders>
+          <w:tblCellMar>
+            <w:top w:w="0" w:type="dxa"/>
+            <w:left w:w="108" w:type="dxa"/>
+            <w:bottom w:w="0" w:type="dxa"/>
+            <w:right w:w="108" w:type="dxa"/>
+          </w:tblCellMar>
         </w:tblPrEx>
         <w:tc>
           <w:tcPr>
@@ -7141,6 +7048,12 @@
             <w:insideH w:val="single" w:color="auto" w:sz="4" w:space="0"/>
             <w:insideV w:val="single" w:color="auto" w:sz="4" w:space="0"/>
           </w:tblBorders>
+          <w:tblCellMar>
+            <w:top w:w="0" w:type="dxa"/>
+            <w:left w:w="108" w:type="dxa"/>
+            <w:bottom w:w="0" w:type="dxa"/>
+            <w:right w:w="108" w:type="dxa"/>
+          </w:tblCellMar>
         </w:tblPrEx>
         <w:tc>
           <w:tcPr>
@@ -7221,6 +7134,12 @@
             <w:insideH w:val="single" w:color="auto" w:sz="4" w:space="0"/>
             <w:insideV w:val="single" w:color="auto" w:sz="4" w:space="0"/>
           </w:tblBorders>
+          <w:tblCellMar>
+            <w:top w:w="0" w:type="dxa"/>
+            <w:left w:w="108" w:type="dxa"/>
+            <w:bottom w:w="0" w:type="dxa"/>
+            <w:right w:w="108" w:type="dxa"/>
+          </w:tblCellMar>
         </w:tblPrEx>
         <w:tc>
           <w:tcPr>
@@ -7376,6 +7295,12 @@
             <w:insideH w:val="single" w:color="auto" w:sz="4" w:space="0"/>
             <w:insideV w:val="single" w:color="auto" w:sz="4" w:space="0"/>
           </w:tblBorders>
+          <w:tblCellMar>
+            <w:top w:w="0" w:type="dxa"/>
+            <w:left w:w="108" w:type="dxa"/>
+            <w:bottom w:w="0" w:type="dxa"/>
+            <w:right w:w="108" w:type="dxa"/>
+          </w:tblCellMar>
         </w:tblPrEx>
         <w:tc>
           <w:tcPr>
@@ -7456,6 +7381,12 @@
             <w:insideH w:val="single" w:color="auto" w:sz="4" w:space="0"/>
             <w:insideV w:val="single" w:color="auto" w:sz="4" w:space="0"/>
           </w:tblBorders>
+          <w:tblCellMar>
+            <w:top w:w="0" w:type="dxa"/>
+            <w:left w:w="108" w:type="dxa"/>
+            <w:bottom w:w="0" w:type="dxa"/>
+            <w:right w:w="108" w:type="dxa"/>
+          </w:tblCellMar>
         </w:tblPrEx>
         <w:tc>
           <w:tcPr>
@@ -7573,6 +7504,12 @@
             <w:insideH w:val="single" w:color="auto" w:sz="4" w:space="0"/>
             <w:insideV w:val="single" w:color="auto" w:sz="4" w:space="0"/>
           </w:tblBorders>
+          <w:tblCellMar>
+            <w:top w:w="0" w:type="dxa"/>
+            <w:left w:w="108" w:type="dxa"/>
+            <w:bottom w:w="0" w:type="dxa"/>
+            <w:right w:w="108" w:type="dxa"/>
+          </w:tblCellMar>
         </w:tblPrEx>
         <w:tc>
           <w:tcPr>
@@ -8207,8 +8144,8 @@
           </w14:textFill>
         </w:rPr>
       </w:pPr>
-      <w:bookmarkStart w:id="6" w:name="_Toc31407"/>
-      <w:bookmarkStart w:id="7" w:name="_Toc27725"/>
+      <w:bookmarkStart w:id="6" w:name="_Toc27725"/>
+      <w:bookmarkStart w:id="7" w:name="_Toc31407"/>
       <w:r>
         <w:rPr>
           <w:rFonts w:hint="eastAsia" w:cs="华文中宋"/>
@@ -8282,6 +8219,12 @@
             <w:insideH w:val="single" w:color="auto" w:sz="4" w:space="0"/>
             <w:insideV w:val="single" w:color="auto" w:sz="4" w:space="0"/>
           </w:tblBorders>
+          <w:tblCellMar>
+            <w:top w:w="0" w:type="dxa"/>
+            <w:left w:w="108" w:type="dxa"/>
+            <w:bottom w:w="0" w:type="dxa"/>
+            <w:right w:w="108" w:type="dxa"/>
+          </w:tblCellMar>
         </w:tblPrEx>
         <w:tc>
           <w:tcPr>
@@ -8377,6 +8320,391 @@
                 <w:lang w:val="en-US" w:eastAsia="zh-CN"/>
               </w:rPr>
               <w:t>返回工作目录</w:t>
+            </w:r>
+          </w:p>
+        </w:tc>
+      </w:tr>
+      <w:tr>
+        <w:tblPrEx>
+          <w:tblBorders>
+            <w:top w:val="single" w:color="auto" w:sz="4" w:space="0"/>
+            <w:left w:val="single" w:color="auto" w:sz="4" w:space="0"/>
+            <w:bottom w:val="single" w:color="auto" w:sz="4" w:space="0"/>
+            <w:right w:val="single" w:color="auto" w:sz="4" w:space="0"/>
+            <w:insideH w:val="single" w:color="auto" w:sz="4" w:space="0"/>
+            <w:insideV w:val="single" w:color="auto" w:sz="4" w:space="0"/>
+          </w:tblBorders>
+          <w:tblCellMar>
+            <w:top w:w="0" w:type="dxa"/>
+            <w:left w:w="108" w:type="dxa"/>
+            <w:bottom w:w="0" w:type="dxa"/>
+            <w:right w:w="108" w:type="dxa"/>
+          </w:tblCellMar>
+        </w:tblPrEx>
+        <w:tc>
+          <w:tcPr>
+            <w:tcW w:w="0" w:type="auto"/>
+            <w:vAlign w:val="center"/>
+          </w:tcPr>
+          <w:p>
+            <w:pPr>
+              <w:numPr>
+                <w:ilvl w:val="0"/>
+                <w:numId w:val="0"/>
+              </w:numPr>
+              <w:outlineLvl w:val="9"/>
+              <w:rPr>
+                <w:rFonts w:hint="eastAsia" w:ascii="华文中宋" w:hAnsi="华文中宋" w:eastAsia="华文中宋" w:cs="华文中宋"/>
+                <w:b/>
+                <w:bCs/>
+                <w:i w:val="0"/>
+                <w:caps w:val="0"/>
+                <w:color w:val="ED7D31" w:themeColor="accent2"/>
+                <w:spacing w:val="7"/>
+                <w:sz w:val="21"/>
+                <w:szCs w:val="21"/>
+                <w:vertAlign w:val="baseline"/>
+                <w:lang w:val="en-US" w:eastAsia="zh-CN"/>
+                <w14:textFill>
+                  <w14:solidFill>
+                    <w14:schemeClr w14:val="accent2"/>
+                  </w14:solidFill>
+                </w14:textFill>
+              </w:rPr>
+            </w:pPr>
+            <w:r>
+              <w:rPr>
+                <w:rFonts w:hint="eastAsia" w:ascii="华文中宋" w:hAnsi="华文中宋" w:eastAsia="华文中宋" w:cs="华文中宋"/>
+                <w:b/>
+                <w:bCs/>
+                <w:i w:val="0"/>
+                <w:caps w:val="0"/>
+                <w:color w:val="FF0000"/>
+                <w:spacing w:val="7"/>
+                <w:sz w:val="21"/>
+                <w:szCs w:val="21"/>
+                <w:lang w:val="en-US" w:eastAsia="zh-CN"/>
+              </w:rPr>
+              <w:t>chdir(</w:t>
+            </w:r>
+            <w:r>
+              <w:rPr>
+                <w:rFonts w:hint="eastAsia" w:cs="华文中宋"/>
+                <w:b/>
+                <w:bCs/>
+                <w:i w:val="0"/>
+                <w:caps w:val="0"/>
+                <w:color w:val="FF0000"/>
+                <w:spacing w:val="7"/>
+                <w:sz w:val="21"/>
+                <w:szCs w:val="21"/>
+                <w:lang w:val="en-US" w:eastAsia="zh-CN"/>
+              </w:rPr>
+              <w:t>path</w:t>
+            </w:r>
+            <w:r>
+              <w:rPr>
+                <w:rFonts w:hint="eastAsia" w:ascii="华文中宋" w:hAnsi="华文中宋" w:eastAsia="华文中宋" w:cs="华文中宋"/>
+                <w:b/>
+                <w:bCs/>
+                <w:i w:val="0"/>
+                <w:caps w:val="0"/>
+                <w:color w:val="FF0000"/>
+                <w:spacing w:val="7"/>
+                <w:sz w:val="21"/>
+                <w:szCs w:val="21"/>
+                <w:lang w:val="en-US" w:eastAsia="zh-CN"/>
+              </w:rPr>
+              <w:t>)</w:t>
+            </w:r>
+          </w:p>
+        </w:tc>
+        <w:tc>
+          <w:tcPr>
+            <w:tcW w:w="0" w:type="auto"/>
+            <w:gridSpan w:val="2"/>
+            <w:vAlign w:val="center"/>
+          </w:tcPr>
+          <w:p>
+            <w:pPr>
+              <w:numPr>
+                <w:ilvl w:val="0"/>
+                <w:numId w:val="0"/>
+              </w:numPr>
+              <w:outlineLvl w:val="9"/>
+              <w:rPr>
+                <w:rFonts w:hint="eastAsia" w:ascii="华文中宋" w:hAnsi="华文中宋" w:eastAsia="华文中宋" w:cs="华文中宋"/>
+                <w:b/>
+                <w:bCs/>
+                <w:i w:val="0"/>
+                <w:caps w:val="0"/>
+                <w:color w:val="ED7D31" w:themeColor="accent2"/>
+                <w:spacing w:val="7"/>
+                <w:sz w:val="21"/>
+                <w:szCs w:val="21"/>
+                <w:vertAlign w:val="baseline"/>
+                <w:lang w:val="en-US" w:eastAsia="zh-CN"/>
+                <w14:textFill>
+                  <w14:solidFill>
+                    <w14:schemeClr w14:val="accent2"/>
+                  </w14:solidFill>
+                </w14:textFill>
+              </w:rPr>
+            </w:pPr>
+            <w:r>
+              <w:rPr>
+                <w:rFonts w:hint="eastAsia" w:ascii="华文中宋" w:hAnsi="华文中宋" w:eastAsia="华文中宋" w:cs="华文中宋"/>
+                <w:b/>
+                <w:bCs/>
+                <w:i w:val="0"/>
+                <w:caps w:val="0"/>
+                <w:color w:val="EA82F1"/>
+                <w:spacing w:val="7"/>
+                <w:sz w:val="21"/>
+                <w:szCs w:val="21"/>
+                <w:lang w:val="en-US" w:eastAsia="zh-CN"/>
+              </w:rPr>
+              <w:t>修改工作目录</w:t>
+            </w:r>
+          </w:p>
+        </w:tc>
+      </w:tr>
+      <w:tr>
+        <w:tblPrEx>
+          <w:tblBorders>
+            <w:top w:val="single" w:color="auto" w:sz="4" w:space="0"/>
+            <w:left w:val="single" w:color="auto" w:sz="4" w:space="0"/>
+            <w:bottom w:val="single" w:color="auto" w:sz="4" w:space="0"/>
+            <w:right w:val="single" w:color="auto" w:sz="4" w:space="0"/>
+            <w:insideH w:val="single" w:color="auto" w:sz="4" w:space="0"/>
+            <w:insideV w:val="single" w:color="auto" w:sz="4" w:space="0"/>
+          </w:tblBorders>
+          <w:tblCellMar>
+            <w:top w:w="0" w:type="dxa"/>
+            <w:left w:w="108" w:type="dxa"/>
+            <w:bottom w:w="0" w:type="dxa"/>
+            <w:right w:w="108" w:type="dxa"/>
+          </w:tblCellMar>
+        </w:tblPrEx>
+        <w:tc>
+          <w:tcPr>
+            <w:tcW w:w="0" w:type="auto"/>
+            <w:vAlign w:val="center"/>
+          </w:tcPr>
+          <w:p>
+            <w:pPr>
+              <w:numPr>
+                <w:ilvl w:val="0"/>
+                <w:numId w:val="0"/>
+              </w:numPr>
+              <w:outlineLvl w:val="9"/>
+              <w:rPr>
+                <w:rFonts w:hint="eastAsia" w:ascii="华文中宋" w:hAnsi="华文中宋" w:eastAsia="华文中宋" w:cs="华文中宋"/>
+                <w:b/>
+                <w:bCs/>
+                <w:i w:val="0"/>
+                <w:caps w:val="0"/>
+                <w:color w:val="ED7D31" w:themeColor="accent2"/>
+                <w:spacing w:val="7"/>
+                <w:sz w:val="21"/>
+                <w:szCs w:val="21"/>
+                <w:vertAlign w:val="baseline"/>
+                <w:lang w:val="en-US" w:eastAsia="zh-CN"/>
+                <w14:textFill>
+                  <w14:solidFill>
+                    <w14:schemeClr w14:val="accent2"/>
+                  </w14:solidFill>
+                </w14:textFill>
+              </w:rPr>
+            </w:pPr>
+            <w:r>
+              <w:rPr>
+                <w:rFonts w:hint="eastAsia" w:ascii="华文中宋" w:hAnsi="华文中宋" w:eastAsia="华文中宋" w:cs="华文中宋"/>
+                <w:b/>
+                <w:bCs/>
+                <w:i w:val="0"/>
+                <w:caps w:val="0"/>
+                <w:color w:val="FF0000"/>
+                <w:spacing w:val="7"/>
+                <w:sz w:val="21"/>
+                <w:szCs w:val="21"/>
+                <w:lang w:val="en-US" w:eastAsia="zh-CN"/>
+              </w:rPr>
+              <w:t>listdir(</w:t>
+            </w:r>
+            <w:r>
+              <w:rPr>
+                <w:rFonts w:hint="eastAsia" w:cs="华文中宋"/>
+                <w:b/>
+                <w:bCs/>
+                <w:i w:val="0"/>
+                <w:caps w:val="0"/>
+                <w:color w:val="FF0000"/>
+                <w:spacing w:val="7"/>
+                <w:sz w:val="21"/>
+                <w:szCs w:val="21"/>
+                <w:lang w:val="en-US" w:eastAsia="zh-CN"/>
+              </w:rPr>
+              <w:t>path</w:t>
+            </w:r>
+            <w:r>
+              <w:rPr>
+                <w:rFonts w:hint="eastAsia" w:ascii="华文中宋" w:hAnsi="华文中宋" w:eastAsia="华文中宋" w:cs="华文中宋"/>
+                <w:b/>
+                <w:bCs/>
+                <w:i w:val="0"/>
+                <w:caps w:val="0"/>
+                <w:color w:val="FF0000"/>
+                <w:spacing w:val="7"/>
+                <w:sz w:val="21"/>
+                <w:szCs w:val="21"/>
+                <w:lang w:val="en-US" w:eastAsia="zh-CN"/>
+              </w:rPr>
+              <w:t>)</w:t>
+            </w:r>
+          </w:p>
+        </w:tc>
+        <w:tc>
+          <w:tcPr>
+            <w:tcW w:w="0" w:type="auto"/>
+            <w:gridSpan w:val="2"/>
+            <w:vAlign w:val="center"/>
+          </w:tcPr>
+          <w:p>
+            <w:pPr>
+              <w:numPr>
+                <w:ilvl w:val="0"/>
+                <w:numId w:val="0"/>
+              </w:numPr>
+              <w:outlineLvl w:val="9"/>
+              <w:rPr>
+                <w:rFonts w:hint="eastAsia" w:ascii="华文中宋" w:hAnsi="华文中宋" w:eastAsia="华文中宋" w:cs="华文中宋"/>
+                <w:b/>
+                <w:bCs/>
+                <w:i w:val="0"/>
+                <w:caps w:val="0"/>
+                <w:color w:val="ED7D31" w:themeColor="accent2"/>
+                <w:spacing w:val="7"/>
+                <w:sz w:val="21"/>
+                <w:szCs w:val="21"/>
+                <w:vertAlign w:val="baseline"/>
+                <w:lang w:val="en-US" w:eastAsia="zh-CN"/>
+                <w14:textFill>
+                  <w14:solidFill>
+                    <w14:schemeClr w14:val="accent2"/>
+                  </w14:solidFill>
+                </w14:textFill>
+              </w:rPr>
+            </w:pPr>
+            <w:r>
+              <w:rPr>
+                <w:rFonts w:hint="eastAsia" w:ascii="华文中宋" w:hAnsi="华文中宋" w:eastAsia="华文中宋" w:cs="华文中宋"/>
+                <w:b/>
+                <w:bCs/>
+                <w:i w:val="0"/>
+                <w:caps w:val="0"/>
+                <w:color w:val="ED7D31" w:themeColor="accent2"/>
+                <w:spacing w:val="7"/>
+                <w:sz w:val="21"/>
+                <w:szCs w:val="21"/>
+                <w:lang w:val="en-US" w:eastAsia="zh-CN"/>
+                <w14:textFill>
+                  <w14:solidFill>
+                    <w14:schemeClr w14:val="accent2"/>
+                  </w14:solidFill>
+                </w14:textFill>
+              </w:rPr>
+              <w:t>返回</w:t>
+            </w:r>
+            <w:r>
+              <w:rPr>
+                <w:rFonts w:hint="eastAsia" w:cs="华文中宋"/>
+                <w:b/>
+                <w:bCs/>
+                <w:i w:val="0"/>
+                <w:caps w:val="0"/>
+                <w:color w:val="ED7D31" w:themeColor="accent2"/>
+                <w:spacing w:val="7"/>
+                <w:sz w:val="21"/>
+                <w:szCs w:val="21"/>
+                <w:lang w:val="en-US" w:eastAsia="zh-CN"/>
+                <w14:textFill>
+                  <w14:solidFill>
+                    <w14:schemeClr w14:val="accent2"/>
+                  </w14:solidFill>
+                </w14:textFill>
+              </w:rPr>
+              <w:t>path</w:t>
+            </w:r>
+            <w:r>
+              <w:rPr>
+                <w:rFonts w:hint="eastAsia" w:ascii="华文中宋" w:hAnsi="华文中宋" w:eastAsia="华文中宋" w:cs="华文中宋"/>
+                <w:b/>
+                <w:bCs/>
+                <w:i w:val="0"/>
+                <w:caps w:val="0"/>
+                <w:color w:val="ED7D31" w:themeColor="accent2"/>
+                <w:spacing w:val="7"/>
+                <w:sz w:val="21"/>
+                <w:szCs w:val="21"/>
+                <w:lang w:val="en-US" w:eastAsia="zh-CN"/>
+                <w14:textFill>
+                  <w14:solidFill>
+                    <w14:schemeClr w14:val="accent2"/>
+                  </w14:solidFill>
+                </w14:textFill>
+              </w:rPr>
+              <w:t>中的</w:t>
+            </w:r>
+            <w:r>
+              <w:rPr>
+                <w:rFonts w:hint="eastAsia" w:ascii="华文中宋" w:hAnsi="华文中宋" w:eastAsia="华文中宋" w:cs="华文中宋"/>
+                <w:b/>
+                <w:bCs/>
+                <w:i w:val="0"/>
+                <w:caps w:val="0"/>
+                <w:color w:val="EA82F1"/>
+                <w:spacing w:val="7"/>
+                <w:sz w:val="21"/>
+                <w:szCs w:val="21"/>
+                <w:lang w:val="en-US" w:eastAsia="zh-CN"/>
+              </w:rPr>
+              <w:t>文件名</w:t>
+            </w:r>
+            <w:r>
+              <w:rPr>
+                <w:rFonts w:hint="eastAsia" w:ascii="华文中宋" w:hAnsi="华文中宋" w:eastAsia="华文中宋" w:cs="华文中宋"/>
+                <w:b/>
+                <w:bCs/>
+                <w:i w:val="0"/>
+                <w:caps w:val="0"/>
+                <w:color w:val="ED7D31" w:themeColor="accent2"/>
+                <w:spacing w:val="7"/>
+                <w:sz w:val="21"/>
+                <w:szCs w:val="21"/>
+                <w:lang w:val="en-US" w:eastAsia="zh-CN"/>
+                <w14:textFill>
+                  <w14:solidFill>
+                    <w14:schemeClr w14:val="accent2"/>
+                  </w14:solidFill>
+                </w14:textFill>
+              </w:rPr>
+              <w:t>的</w:t>
+            </w:r>
+            <w:r>
+              <w:rPr>
+                <w:rFonts w:hint="eastAsia" w:ascii="华文中宋" w:hAnsi="华文中宋" w:eastAsia="华文中宋" w:cs="华文中宋"/>
+                <w:b/>
+                <w:bCs/>
+                <w:i w:val="0"/>
+                <w:caps w:val="0"/>
+                <w:color w:val="EA82F1"/>
+                <w:spacing w:val="7"/>
+                <w:sz w:val="21"/>
+                <w:szCs w:val="21"/>
+                <w:lang w:val="en-US" w:eastAsia="zh-CN"/>
+              </w:rPr>
+              <w:t>列表</w:t>
             </w:r>
           </w:p>
         </w:tc>
@@ -8436,37 +8764,7 @@
                 <w:szCs w:val="21"/>
                 <w:lang w:val="en-US" w:eastAsia="zh-CN"/>
               </w:rPr>
-              <w:t>chdir(</w:t>
-            </w:r>
-            <w:r>
-              <w:rPr>
-                <w:rFonts w:hint="eastAsia" w:cs="华文中宋"/>
-                <w:b/>
-                <w:bCs/>
-                <w:i w:val="0"/>
-                <w:caps w:val="0"/>
-                <w:color w:val="FF0000"/>
-                <w:spacing w:val="7"/>
-                <w:sz w:val="21"/>
-                <w:szCs w:val="21"/>
-                <w:lang w:val="en-US" w:eastAsia="zh-CN"/>
-              </w:rPr>
-              <w:t>path</w:t>
-            </w:r>
-            <w:r>
-              <w:rPr>
-                <w:rFonts w:hint="eastAsia" w:ascii="华文中宋" w:hAnsi="华文中宋" w:eastAsia="华文中宋" w:cs="华文中宋"/>
-                <w:b/>
-                <w:bCs/>
-                <w:i w:val="0"/>
-                <w:caps w:val="0"/>
-                <w:color w:val="FF0000"/>
-                <w:spacing w:val="7"/>
-                <w:sz w:val="21"/>
-                <w:szCs w:val="21"/>
-                <w:lang w:val="en-US" w:eastAsia="zh-CN"/>
-              </w:rPr>
-              <w:t>)</w:t>
+              <w:t>name</w:t>
             </w:r>
           </w:p>
         </w:tc>
@@ -8515,7 +8813,591 @@
                 <w:szCs w:val="21"/>
                 <w:lang w:val="en-US" w:eastAsia="zh-CN"/>
               </w:rPr>
-              <w:t>修改工作目录</w:t>
+              <w:t>当前操作系统</w:t>
+            </w:r>
+          </w:p>
+        </w:tc>
+      </w:tr>
+      <w:tr>
+        <w:tblPrEx>
+          <w:tblBorders>
+            <w:top w:val="single" w:color="auto" w:sz="4" w:space="0"/>
+            <w:left w:val="single" w:color="auto" w:sz="4" w:space="0"/>
+            <w:bottom w:val="single" w:color="auto" w:sz="4" w:space="0"/>
+            <w:right w:val="single" w:color="auto" w:sz="4" w:space="0"/>
+            <w:insideH w:val="single" w:color="auto" w:sz="4" w:space="0"/>
+            <w:insideV w:val="single" w:color="auto" w:sz="4" w:space="0"/>
+          </w:tblBorders>
+          <w:tblCellMar>
+            <w:top w:w="0" w:type="dxa"/>
+            <w:left w:w="108" w:type="dxa"/>
+            <w:bottom w:w="0" w:type="dxa"/>
+            <w:right w:w="108" w:type="dxa"/>
+          </w:tblCellMar>
+        </w:tblPrEx>
+        <w:tc>
+          <w:tcPr>
+            <w:tcW w:w="0" w:type="auto"/>
+            <w:vAlign w:val="center"/>
+          </w:tcPr>
+          <w:p>
+            <w:pPr>
+              <w:numPr>
+                <w:ilvl w:val="0"/>
+                <w:numId w:val="0"/>
+              </w:numPr>
+              <w:outlineLvl w:val="9"/>
+              <w:rPr>
+                <w:rFonts w:hint="eastAsia" w:ascii="华文中宋" w:hAnsi="华文中宋" w:eastAsia="华文中宋" w:cs="华文中宋"/>
+                <w:b/>
+                <w:bCs/>
+                <w:i w:val="0"/>
+                <w:caps w:val="0"/>
+                <w:color w:val="ED7D31" w:themeColor="accent2"/>
+                <w:spacing w:val="7"/>
+                <w:sz w:val="21"/>
+                <w:szCs w:val="21"/>
+                <w:vertAlign w:val="baseline"/>
+                <w:lang w:val="en-US" w:eastAsia="zh-CN"/>
+                <w14:textFill>
+                  <w14:solidFill>
+                    <w14:schemeClr w14:val="accent2"/>
+                  </w14:solidFill>
+                </w14:textFill>
+              </w:rPr>
+            </w:pPr>
+            <w:r>
+              <w:rPr>
+                <w:rFonts w:hint="eastAsia" w:ascii="华文中宋" w:hAnsi="华文中宋" w:eastAsia="华文中宋" w:cs="华文中宋"/>
+                <w:b/>
+                <w:bCs/>
+                <w:i w:val="0"/>
+                <w:caps w:val="0"/>
+                <w:color w:val="FF0000"/>
+                <w:spacing w:val="7"/>
+                <w:sz w:val="21"/>
+                <w:szCs w:val="21"/>
+                <w:lang w:val="en-US" w:eastAsia="zh-CN"/>
+              </w:rPr>
+              <w:t>mkdir(</w:t>
+            </w:r>
+            <w:r>
+              <w:rPr>
+                <w:rFonts w:hint="eastAsia" w:cs="华文中宋"/>
+                <w:b/>
+                <w:bCs/>
+                <w:i w:val="0"/>
+                <w:caps w:val="0"/>
+                <w:color w:val="FF0000"/>
+                <w:spacing w:val="7"/>
+                <w:sz w:val="21"/>
+                <w:szCs w:val="21"/>
+                <w:lang w:val="en-US" w:eastAsia="zh-CN"/>
+              </w:rPr>
+              <w:t>folder</w:t>
+            </w:r>
+            <w:r>
+              <w:rPr>
+                <w:rFonts w:hint="eastAsia" w:ascii="华文中宋" w:hAnsi="华文中宋" w:eastAsia="华文中宋" w:cs="华文中宋"/>
+                <w:b/>
+                <w:bCs/>
+                <w:i w:val="0"/>
+                <w:caps w:val="0"/>
+                <w:color w:val="FF0000"/>
+                <w:spacing w:val="7"/>
+                <w:sz w:val="21"/>
+                <w:szCs w:val="21"/>
+                <w:lang w:val="en-US" w:eastAsia="zh-CN"/>
+              </w:rPr>
+              <w:t>)</w:t>
+            </w:r>
+          </w:p>
+        </w:tc>
+        <w:tc>
+          <w:tcPr>
+            <w:tcW w:w="0" w:type="auto"/>
+            <w:vAlign w:val="center"/>
+          </w:tcPr>
+          <w:p>
+            <w:pPr>
+              <w:numPr>
+                <w:ilvl w:val="0"/>
+                <w:numId w:val="0"/>
+              </w:numPr>
+              <w:outlineLvl w:val="9"/>
+              <w:rPr>
+                <w:rFonts w:hint="eastAsia" w:ascii="华文中宋" w:hAnsi="华文中宋" w:eastAsia="华文中宋" w:cs="华文中宋"/>
+                <w:b/>
+                <w:bCs/>
+                <w:i w:val="0"/>
+                <w:caps w:val="0"/>
+                <w:color w:val="ED7D31" w:themeColor="accent2"/>
+                <w:spacing w:val="7"/>
+                <w:sz w:val="21"/>
+                <w:szCs w:val="21"/>
+                <w:vertAlign w:val="baseline"/>
+                <w:lang w:val="en-US" w:eastAsia="zh-CN"/>
+                <w14:textFill>
+                  <w14:solidFill>
+                    <w14:schemeClr w14:val="accent2"/>
+                  </w14:solidFill>
+                </w14:textFill>
+              </w:rPr>
+            </w:pPr>
+            <w:r>
+              <w:rPr>
+                <w:rFonts w:hint="eastAsia" w:ascii="华文中宋" w:hAnsi="华文中宋" w:eastAsia="华文中宋" w:cs="华文中宋"/>
+                <w:b/>
+                <w:bCs/>
+                <w:i w:val="0"/>
+                <w:caps w:val="0"/>
+                <w:color w:val="EA82F1"/>
+                <w:spacing w:val="7"/>
+                <w:sz w:val="21"/>
+                <w:szCs w:val="21"/>
+                <w:lang w:val="en-US" w:eastAsia="zh-CN"/>
+              </w:rPr>
+              <w:t>创建</w:t>
+            </w:r>
+            <w:r>
+              <w:rPr>
+                <w:rFonts w:hint="eastAsia" w:cs="华文中宋"/>
+                <w:b/>
+                <w:bCs/>
+                <w:i w:val="0"/>
+                <w:caps w:val="0"/>
+                <w:color w:val="EA82F1"/>
+                <w:spacing w:val="7"/>
+                <w:sz w:val="21"/>
+                <w:szCs w:val="21"/>
+                <w:lang w:val="en-US" w:eastAsia="zh-CN"/>
+              </w:rPr>
+              <w:t xml:space="preserve"> </w:t>
+            </w:r>
+            <w:r>
+              <w:rPr>
+                <w:rFonts w:hint="eastAsia" w:ascii="华文中宋" w:hAnsi="华文中宋" w:eastAsia="华文中宋" w:cs="华文中宋"/>
+                <w:b/>
+                <w:bCs/>
+                <w:i w:val="0"/>
+                <w:caps w:val="0"/>
+                <w:color w:val="ED7D31" w:themeColor="accent2"/>
+                <w:spacing w:val="7"/>
+                <w:sz w:val="21"/>
+                <w:szCs w:val="21"/>
+                <w:lang w:val="en-US" w:eastAsia="zh-CN"/>
+                <w14:textFill>
+                  <w14:solidFill>
+                    <w14:schemeClr w14:val="accent2"/>
+                  </w14:solidFill>
+                </w14:textFill>
+              </w:rPr>
+              <w:t>(若已存在则报错)</w:t>
+            </w:r>
+          </w:p>
+        </w:tc>
+        <w:tc>
+          <w:tcPr>
+            <w:tcW w:w="0" w:type="auto"/>
+            <w:vMerge w:val="restart"/>
+            <w:vAlign w:val="center"/>
+          </w:tcPr>
+          <w:p>
+            <w:pPr>
+              <w:numPr>
+                <w:ilvl w:val="0"/>
+                <w:numId w:val="0"/>
+              </w:numPr>
+              <w:outlineLvl w:val="9"/>
+              <w:rPr>
+                <w:rFonts w:hint="eastAsia" w:ascii="华文中宋" w:hAnsi="华文中宋" w:eastAsia="华文中宋" w:cs="华文中宋"/>
+                <w:b/>
+                <w:bCs/>
+                <w:i w:val="0"/>
+                <w:caps w:val="0"/>
+                <w:color w:val="ED7D31" w:themeColor="accent2"/>
+                <w:spacing w:val="7"/>
+                <w:sz w:val="21"/>
+                <w:szCs w:val="21"/>
+                <w:lang w:val="en-US" w:eastAsia="zh-CN"/>
+                <w14:textFill>
+                  <w14:solidFill>
+                    <w14:schemeClr w14:val="accent2"/>
+                  </w14:solidFill>
+                </w14:textFill>
+              </w:rPr>
+            </w:pPr>
+            <w:r>
+              <w:rPr>
+                <w:rFonts w:hint="eastAsia" w:ascii="华文中宋" w:hAnsi="华文中宋" w:eastAsia="华文中宋" w:cs="华文中宋"/>
+                <w:b/>
+                <w:bCs/>
+                <w:i w:val="0"/>
+                <w:caps w:val="0"/>
+                <w:color w:val="EA82F1"/>
+                <w:spacing w:val="7"/>
+                <w:sz w:val="21"/>
+                <w:szCs w:val="21"/>
+                <w:lang w:val="en-US" w:eastAsia="zh-CN"/>
+              </w:rPr>
+              <w:t>单层目录</w:t>
+            </w:r>
+          </w:p>
+        </w:tc>
+      </w:tr>
+      <w:tr>
+        <w:tblPrEx>
+          <w:tblBorders>
+            <w:top w:val="single" w:color="auto" w:sz="4" w:space="0"/>
+            <w:left w:val="single" w:color="auto" w:sz="4" w:space="0"/>
+            <w:bottom w:val="single" w:color="auto" w:sz="4" w:space="0"/>
+            <w:right w:val="single" w:color="auto" w:sz="4" w:space="0"/>
+            <w:insideH w:val="single" w:color="auto" w:sz="4" w:space="0"/>
+            <w:insideV w:val="single" w:color="auto" w:sz="4" w:space="0"/>
+          </w:tblBorders>
+          <w:tblCellMar>
+            <w:top w:w="0" w:type="dxa"/>
+            <w:left w:w="108" w:type="dxa"/>
+            <w:bottom w:w="0" w:type="dxa"/>
+            <w:right w:w="108" w:type="dxa"/>
+          </w:tblCellMar>
+        </w:tblPrEx>
+        <w:tc>
+          <w:tcPr>
+            <w:tcW w:w="0" w:type="auto"/>
+            <w:vAlign w:val="center"/>
+          </w:tcPr>
+          <w:p>
+            <w:pPr>
+              <w:numPr>
+                <w:ilvl w:val="0"/>
+                <w:numId w:val="0"/>
+              </w:numPr>
+              <w:outlineLvl w:val="9"/>
+              <w:rPr>
+                <w:rFonts w:hint="eastAsia" w:ascii="华文中宋" w:hAnsi="华文中宋" w:eastAsia="华文中宋" w:cs="华文中宋"/>
+                <w:b/>
+                <w:bCs/>
+                <w:i w:val="0"/>
+                <w:caps w:val="0"/>
+                <w:color w:val="ED7D31" w:themeColor="accent2"/>
+                <w:spacing w:val="7"/>
+                <w:sz w:val="21"/>
+                <w:szCs w:val="21"/>
+                <w:vertAlign w:val="baseline"/>
+                <w:lang w:val="en-US" w:eastAsia="zh-CN"/>
+                <w14:textFill>
+                  <w14:solidFill>
+                    <w14:schemeClr w14:val="accent2"/>
+                  </w14:solidFill>
+                </w14:textFill>
+              </w:rPr>
+            </w:pPr>
+            <w:r>
+              <w:rPr>
+                <w:rFonts w:hint="eastAsia" w:ascii="华文中宋" w:hAnsi="华文中宋" w:eastAsia="华文中宋" w:cs="华文中宋"/>
+                <w:b/>
+                <w:bCs/>
+                <w:i w:val="0"/>
+                <w:caps w:val="0"/>
+                <w:color w:val="FF0000"/>
+                <w:spacing w:val="7"/>
+                <w:sz w:val="21"/>
+                <w:szCs w:val="21"/>
+                <w:lang w:val="en-US" w:eastAsia="zh-CN"/>
+              </w:rPr>
+              <w:t>rmdir(</w:t>
+            </w:r>
+            <w:r>
+              <w:rPr>
+                <w:rFonts w:hint="eastAsia" w:cs="华文中宋"/>
+                <w:b/>
+                <w:bCs/>
+                <w:i w:val="0"/>
+                <w:caps w:val="0"/>
+                <w:color w:val="FF0000"/>
+                <w:spacing w:val="7"/>
+                <w:sz w:val="21"/>
+                <w:szCs w:val="21"/>
+                <w:lang w:val="en-US" w:eastAsia="zh-CN"/>
+              </w:rPr>
+              <w:t>folder</w:t>
+            </w:r>
+            <w:r>
+              <w:rPr>
+                <w:rFonts w:hint="eastAsia" w:ascii="华文中宋" w:hAnsi="华文中宋" w:eastAsia="华文中宋" w:cs="华文中宋"/>
+                <w:b/>
+                <w:bCs/>
+                <w:i w:val="0"/>
+                <w:caps w:val="0"/>
+                <w:color w:val="FF0000"/>
+                <w:spacing w:val="7"/>
+                <w:sz w:val="21"/>
+                <w:szCs w:val="21"/>
+                <w:lang w:val="en-US" w:eastAsia="zh-CN"/>
+              </w:rPr>
+              <w:t>)</w:t>
+            </w:r>
+          </w:p>
+        </w:tc>
+        <w:tc>
+          <w:tcPr>
+            <w:tcW w:w="0" w:type="auto"/>
+            <w:vAlign w:val="center"/>
+          </w:tcPr>
+          <w:p>
+            <w:pPr>
+              <w:numPr>
+                <w:ilvl w:val="0"/>
+                <w:numId w:val="0"/>
+              </w:numPr>
+              <w:outlineLvl w:val="9"/>
+              <w:rPr>
+                <w:rFonts w:hint="eastAsia" w:ascii="华文中宋" w:hAnsi="华文中宋" w:eastAsia="华文中宋" w:cs="华文中宋"/>
+                <w:b/>
+                <w:bCs/>
+                <w:i w:val="0"/>
+                <w:caps w:val="0"/>
+                <w:color w:val="ED7D31" w:themeColor="accent2"/>
+                <w:spacing w:val="7"/>
+                <w:sz w:val="21"/>
+                <w:szCs w:val="21"/>
+                <w:vertAlign w:val="baseline"/>
+                <w:lang w:val="en-US" w:eastAsia="zh-CN"/>
+                <w14:textFill>
+                  <w14:solidFill>
+                    <w14:schemeClr w14:val="accent2"/>
+                  </w14:solidFill>
+                </w14:textFill>
+              </w:rPr>
+            </w:pPr>
+            <w:r>
+              <w:rPr>
+                <w:rFonts w:hint="eastAsia" w:ascii="华文中宋" w:hAnsi="华文中宋" w:eastAsia="华文中宋" w:cs="华文中宋"/>
+                <w:b/>
+                <w:bCs/>
+                <w:i w:val="0"/>
+                <w:caps w:val="0"/>
+                <w:color w:val="EA82F1"/>
+                <w:spacing w:val="7"/>
+                <w:sz w:val="21"/>
+                <w:szCs w:val="21"/>
+                <w:lang w:val="en-US" w:eastAsia="zh-CN"/>
+              </w:rPr>
+              <w:t>删除</w:t>
+            </w:r>
+            <w:r>
+              <w:rPr>
+                <w:rFonts w:hint="eastAsia" w:cs="华文中宋"/>
+                <w:b/>
+                <w:bCs/>
+                <w:i w:val="0"/>
+                <w:caps w:val="0"/>
+                <w:color w:val="EA82F1"/>
+                <w:spacing w:val="7"/>
+                <w:sz w:val="21"/>
+                <w:szCs w:val="21"/>
+                <w:lang w:val="en-US" w:eastAsia="zh-CN"/>
+              </w:rPr>
+              <w:t xml:space="preserve"> </w:t>
+            </w:r>
+            <w:r>
+              <w:rPr>
+                <w:rFonts w:hint="eastAsia" w:ascii="华文中宋" w:hAnsi="华文中宋" w:eastAsia="华文中宋" w:cs="华文中宋"/>
+                <w:b/>
+                <w:bCs/>
+                <w:i w:val="0"/>
+                <w:caps w:val="0"/>
+                <w:color w:val="ED7D31" w:themeColor="accent2"/>
+                <w:spacing w:val="7"/>
+                <w:sz w:val="21"/>
+                <w:szCs w:val="21"/>
+                <w:lang w:val="en-US" w:eastAsia="zh-CN"/>
+                <w14:textFill>
+                  <w14:solidFill>
+                    <w14:schemeClr w14:val="accent2"/>
+                  </w14:solidFill>
+                </w14:textFill>
+              </w:rPr>
+              <w:t>(目录非空则报错)</w:t>
+            </w:r>
+          </w:p>
+        </w:tc>
+        <w:tc>
+          <w:tcPr>
+            <w:tcW w:w="0" w:type="auto"/>
+            <w:vMerge w:val="continue"/>
+            <w:vAlign w:val="center"/>
+          </w:tcPr>
+          <w:p>
+            <w:pPr>
+              <w:numPr>
+                <w:ilvl w:val="0"/>
+                <w:numId w:val="0"/>
+              </w:numPr>
+              <w:outlineLvl w:val="9"/>
+              <w:rPr>
+                <w:rFonts w:hint="eastAsia" w:ascii="华文中宋" w:hAnsi="华文中宋" w:eastAsia="华文中宋" w:cs="华文中宋"/>
+                <w:b/>
+                <w:bCs/>
+                <w:i w:val="0"/>
+                <w:caps w:val="0"/>
+                <w:color w:val="ED7D31" w:themeColor="accent2"/>
+                <w:spacing w:val="7"/>
+                <w:sz w:val="21"/>
+                <w:szCs w:val="21"/>
+                <w:lang w:val="en-US" w:eastAsia="zh-CN"/>
+                <w14:textFill>
+                  <w14:solidFill>
+                    <w14:schemeClr w14:val="accent2"/>
+                  </w14:solidFill>
+                </w14:textFill>
+              </w:rPr>
+            </w:pPr>
+          </w:p>
+        </w:tc>
+      </w:tr>
+      <w:tr>
+        <w:tblPrEx>
+          <w:tblBorders>
+            <w:top w:val="single" w:color="auto" w:sz="4" w:space="0"/>
+            <w:left w:val="single" w:color="auto" w:sz="4" w:space="0"/>
+            <w:bottom w:val="single" w:color="auto" w:sz="4" w:space="0"/>
+            <w:right w:val="single" w:color="auto" w:sz="4" w:space="0"/>
+            <w:insideH w:val="single" w:color="auto" w:sz="4" w:space="0"/>
+            <w:insideV w:val="single" w:color="auto" w:sz="4" w:space="0"/>
+          </w:tblBorders>
+          <w:tblCellMar>
+            <w:top w:w="0" w:type="dxa"/>
+            <w:left w:w="108" w:type="dxa"/>
+            <w:bottom w:w="0" w:type="dxa"/>
+            <w:right w:w="108" w:type="dxa"/>
+          </w:tblCellMar>
+        </w:tblPrEx>
+        <w:tc>
+          <w:tcPr>
+            <w:tcW w:w="0" w:type="auto"/>
+            <w:vAlign w:val="center"/>
+          </w:tcPr>
+          <w:p>
+            <w:pPr>
+              <w:numPr>
+                <w:ilvl w:val="0"/>
+                <w:numId w:val="0"/>
+              </w:numPr>
+              <w:outlineLvl w:val="9"/>
+              <w:rPr>
+                <w:rFonts w:hint="eastAsia" w:ascii="华文中宋" w:hAnsi="华文中宋" w:eastAsia="华文中宋" w:cs="华文中宋"/>
+                <w:b/>
+                <w:bCs/>
+                <w:i w:val="0"/>
+                <w:caps w:val="0"/>
+                <w:color w:val="ED7D31" w:themeColor="accent2"/>
+                <w:spacing w:val="7"/>
+                <w:sz w:val="21"/>
+                <w:szCs w:val="21"/>
+                <w:vertAlign w:val="baseline"/>
+                <w:lang w:val="en-US" w:eastAsia="zh-CN"/>
+                <w14:textFill>
+                  <w14:solidFill>
+                    <w14:schemeClr w14:val="accent2"/>
+                  </w14:solidFill>
+                </w14:textFill>
+              </w:rPr>
+            </w:pPr>
+            <w:r>
+              <w:rPr>
+                <w:rFonts w:hint="eastAsia" w:ascii="华文中宋" w:hAnsi="华文中宋" w:eastAsia="华文中宋" w:cs="华文中宋"/>
+                <w:b/>
+                <w:bCs/>
+                <w:i w:val="0"/>
+                <w:caps w:val="0"/>
+                <w:color w:val="FF0000"/>
+                <w:spacing w:val="7"/>
+                <w:sz w:val="21"/>
+                <w:szCs w:val="21"/>
+                <w:lang w:val="en-US" w:eastAsia="zh-CN"/>
+              </w:rPr>
+              <w:t>remove(</w:t>
+            </w:r>
+            <w:r>
+              <w:rPr>
+                <w:rFonts w:hint="eastAsia" w:cs="华文中宋"/>
+                <w:b/>
+                <w:bCs/>
+                <w:i w:val="0"/>
+                <w:caps w:val="0"/>
+                <w:color w:val="FF0000"/>
+                <w:spacing w:val="7"/>
+                <w:sz w:val="21"/>
+                <w:szCs w:val="21"/>
+                <w:lang w:val="en-US" w:eastAsia="zh-CN"/>
+              </w:rPr>
+              <w:t>file</w:t>
+            </w:r>
+            <w:r>
+              <w:rPr>
+                <w:rFonts w:hint="eastAsia" w:ascii="华文中宋" w:hAnsi="华文中宋" w:eastAsia="华文中宋" w:cs="华文中宋"/>
+                <w:b/>
+                <w:bCs/>
+                <w:i w:val="0"/>
+                <w:caps w:val="0"/>
+                <w:color w:val="FF0000"/>
+                <w:spacing w:val="7"/>
+                <w:sz w:val="21"/>
+                <w:szCs w:val="21"/>
+                <w:lang w:val="en-US" w:eastAsia="zh-CN"/>
+              </w:rPr>
+              <w:t>)</w:t>
+            </w:r>
+          </w:p>
+        </w:tc>
+        <w:tc>
+          <w:tcPr>
+            <w:tcW w:w="0" w:type="auto"/>
+            <w:gridSpan w:val="2"/>
+            <w:vAlign w:val="center"/>
+          </w:tcPr>
+          <w:p>
+            <w:pPr>
+              <w:numPr>
+                <w:ilvl w:val="0"/>
+                <w:numId w:val="0"/>
+              </w:numPr>
+              <w:outlineLvl w:val="9"/>
+              <w:rPr>
+                <w:rFonts w:hint="eastAsia" w:ascii="华文中宋" w:hAnsi="华文中宋" w:eastAsia="华文中宋" w:cs="华文中宋"/>
+                <w:b/>
+                <w:bCs/>
+                <w:i w:val="0"/>
+                <w:caps w:val="0"/>
+                <w:color w:val="ED7D31" w:themeColor="accent2"/>
+                <w:spacing w:val="7"/>
+                <w:sz w:val="21"/>
+                <w:szCs w:val="21"/>
+                <w:vertAlign w:val="baseline"/>
+                <w:lang w:val="en-US" w:eastAsia="zh-CN"/>
+                <w14:textFill>
+                  <w14:solidFill>
+                    <w14:schemeClr w14:val="accent2"/>
+                  </w14:solidFill>
+                </w14:textFill>
+              </w:rPr>
+            </w:pPr>
+            <w:r>
+              <w:rPr>
+                <w:rFonts w:hint="eastAsia" w:ascii="华文中宋" w:hAnsi="华文中宋" w:eastAsia="华文中宋" w:cs="华文中宋"/>
+                <w:b/>
+                <w:bCs/>
+                <w:i w:val="0"/>
+                <w:caps w:val="0"/>
+                <w:color w:val="EA82F1"/>
+                <w:spacing w:val="7"/>
+                <w:sz w:val="21"/>
+                <w:szCs w:val="21"/>
+                <w:lang w:val="en-US" w:eastAsia="zh-CN"/>
+              </w:rPr>
+              <w:t>删除文件</w:t>
             </w:r>
           </w:p>
         </w:tc>
@@ -8575,7 +9457,7 @@
                 <w:szCs w:val="21"/>
                 <w:lang w:val="en-US" w:eastAsia="zh-CN"/>
               </w:rPr>
-              <w:t>listdir(</w:t>
+              <w:t>makedirs(</w:t>
             </w:r>
             <w:r>
               <w:rPr>
@@ -8612,7 +9494,6 @@
         <w:tc>
           <w:tcPr>
             <w:tcW w:w="0" w:type="auto"/>
-            <w:gridSpan w:val="2"/>
             <w:vAlign w:val="center"/>
           </w:tcPr>
           <w:p>
@@ -8648,62 +9529,17 @@
                 <w:bCs/>
                 <w:i w:val="0"/>
                 <w:caps w:val="0"/>
-                <w:color w:val="ED7D31" w:themeColor="accent2"/>
-                <w:spacing w:val="7"/>
-                <w:sz w:val="21"/>
-                <w:szCs w:val="21"/>
-                <w:lang w:val="en-US" w:eastAsia="zh-CN"/>
-                <w14:textFill>
-                  <w14:solidFill>
-                    <w14:schemeClr w14:val="accent2"/>
-                  </w14:solidFill>
-                </w14:textFill>
-              </w:rPr>
-              <w:t>返回</w:t>
-            </w:r>
-            <w:r>
-              <w:rPr>
-                <w:rFonts w:hint="eastAsia" w:cs="华文中宋"/>
-                <w:b/>
-                <w:bCs/>
-                <w:i w:val="0"/>
-                <w:caps w:val="0"/>
-                <w:color w:val="ED7D31" w:themeColor="accent2"/>
-                <w:spacing w:val="7"/>
-                <w:sz w:val="21"/>
-                <w:szCs w:val="21"/>
-                <w:lang w:val="en-US" w:eastAsia="zh-CN"/>
-                <w14:textFill>
-                  <w14:solidFill>
-                    <w14:schemeClr w14:val="accent2"/>
-                  </w14:solidFill>
-                </w14:textFill>
-              </w:rPr>
-              <w:t>path</w:t>
-            </w:r>
-            <w:r>
-              <w:rPr>
-                <w:rFonts w:hint="eastAsia" w:ascii="华文中宋" w:hAnsi="华文中宋" w:eastAsia="华文中宋" w:cs="华文中宋"/>
-                <w:b/>
-                <w:bCs/>
-                <w:i w:val="0"/>
-                <w:caps w:val="0"/>
-                <w:color w:val="ED7D31" w:themeColor="accent2"/>
-                <w:spacing w:val="7"/>
-                <w:sz w:val="21"/>
-                <w:szCs w:val="21"/>
-                <w:lang w:val="en-US" w:eastAsia="zh-CN"/>
-                <w14:textFill>
-                  <w14:solidFill>
-                    <w14:schemeClr w14:val="accent2"/>
-                  </w14:solidFill>
-                </w14:textFill>
-              </w:rPr>
-              <w:t>中的</w:t>
-            </w:r>
-            <w:r>
-              <w:rPr>
-                <w:rFonts w:hint="eastAsia" w:ascii="华文中宋" w:hAnsi="华文中宋" w:eastAsia="华文中宋" w:cs="华文中宋"/>
+                <w:color w:val="EA82F1"/>
+                <w:spacing w:val="7"/>
+                <w:sz w:val="21"/>
+                <w:szCs w:val="21"/>
+                <w:lang w:val="en-US" w:eastAsia="zh-CN"/>
+              </w:rPr>
+              <w:t>创建</w:t>
+            </w:r>
+            <w:r>
+              <w:rPr>
+                <w:rFonts w:hint="eastAsia" w:cs="华文中宋"/>
                 <w:b/>
                 <w:bCs/>
                 <w:i w:val="0"/>
@@ -8714,7 +9550,7 @@
                 <w:szCs w:val="21"/>
                 <w:lang w:val="en-US" w:eastAsia="zh-CN"/>
               </w:rPr>
-              <w:t>文件名</w:t>
+              <w:t xml:space="preserve"> </w:t>
             </w:r>
             <w:r>
               <w:rPr>
@@ -8734,8 +9570,41 @@
                   </w14:solidFill>
                 </w14:textFill>
               </w:rPr>
-              <w:t>的</w:t>
-            </w:r>
+              <w:t>(若已存在则报错)</w:t>
+            </w:r>
+          </w:p>
+        </w:tc>
+        <w:tc>
+          <w:tcPr>
+            <w:tcW w:w="0" w:type="auto"/>
+            <w:vMerge w:val="restart"/>
+            <w:vAlign w:val="center"/>
+          </w:tcPr>
+          <w:p>
+            <w:pPr>
+              <w:numPr>
+                <w:ilvl w:val="0"/>
+                <w:numId w:val="0"/>
+              </w:numPr>
+              <w:outlineLvl w:val="9"/>
+              <w:rPr>
+                <w:rFonts w:hint="eastAsia" w:ascii="华文中宋" w:hAnsi="华文中宋" w:eastAsia="华文中宋" w:cs="华文中宋"/>
+                <w:b/>
+                <w:bCs/>
+                <w:i w:val="0"/>
+                <w:caps w:val="0"/>
+                <w:color w:val="ED7D31" w:themeColor="accent2"/>
+                <w:spacing w:val="7"/>
+                <w:sz w:val="21"/>
+                <w:szCs w:val="21"/>
+                <w:lang w:val="en-US" w:eastAsia="zh-CN"/>
+                <w14:textFill>
+                  <w14:solidFill>
+                    <w14:schemeClr w14:val="accent2"/>
+                  </w14:solidFill>
+                </w14:textFill>
+              </w:rPr>
+            </w:pPr>
             <w:r>
               <w:rPr>
                 <w:rFonts w:hint="eastAsia" w:ascii="华文中宋" w:hAnsi="华文中宋" w:eastAsia="华文中宋" w:cs="华文中宋"/>
@@ -8749,7 +9618,7 @@
                 <w:szCs w:val="21"/>
                 <w:lang w:val="en-US" w:eastAsia="zh-CN"/>
               </w:rPr>
-              <w:t>列表</w:t>
+              <w:t>多层目录</w:t>
             </w:r>
           </w:p>
         </w:tc>
@@ -8764,6 +9633,12 @@
             <w:insideH w:val="single" w:color="auto" w:sz="4" w:space="0"/>
             <w:insideV w:val="single" w:color="auto" w:sz="4" w:space="0"/>
           </w:tblBorders>
+          <w:tblCellMar>
+            <w:top w:w="0" w:type="dxa"/>
+            <w:left w:w="108" w:type="dxa"/>
+            <w:bottom w:w="0" w:type="dxa"/>
+            <w:right w:w="108" w:type="dxa"/>
+          </w:tblCellMar>
         </w:tblPrEx>
         <w:tc>
           <w:tcPr>
@@ -8783,17 +9658,11 @@
                 <w:bCs/>
                 <w:i w:val="0"/>
                 <w:caps w:val="0"/>
-                <w:color w:val="ED7D31" w:themeColor="accent2"/>
-                <w:spacing w:val="7"/>
-                <w:sz w:val="21"/>
-                <w:szCs w:val="21"/>
-                <w:vertAlign w:val="baseline"/>
-                <w:lang w:val="en-US" w:eastAsia="zh-CN"/>
-                <w14:textFill>
-                  <w14:solidFill>
-                    <w14:schemeClr w14:val="accent2"/>
-                  </w14:solidFill>
-                </w14:textFill>
+                <w:color w:val="FF0000"/>
+                <w:spacing w:val="7"/>
+                <w:sz w:val="21"/>
+                <w:szCs w:val="21"/>
+                <w:lang w:val="en-US" w:eastAsia="zh-CN"/>
               </w:rPr>
             </w:pPr>
             <w:r>
@@ -8809,14 +9678,43 @@
                 <w:szCs w:val="21"/>
                 <w:lang w:val="en-US" w:eastAsia="zh-CN"/>
               </w:rPr>
-              <w:t>name</w:t>
-            </w:r>
-          </w:p>
-        </w:tc>
-        <w:tc>
-          <w:tcPr>
-            <w:tcW w:w="0" w:type="auto"/>
-            <w:gridSpan w:val="2"/>
+              <w:t>removedirs(</w:t>
+            </w:r>
+            <w:r>
+              <w:rPr>
+                <w:rFonts w:hint="eastAsia" w:cs="华文中宋"/>
+                <w:b/>
+                <w:bCs/>
+                <w:i w:val="0"/>
+                <w:caps w:val="0"/>
+                <w:color w:val="FF0000"/>
+                <w:spacing w:val="7"/>
+                <w:sz w:val="21"/>
+                <w:szCs w:val="21"/>
+                <w:lang w:val="en-US" w:eastAsia="zh-CN"/>
+              </w:rPr>
+              <w:t>path</w:t>
+            </w:r>
+            <w:r>
+              <w:rPr>
+                <w:rFonts w:hint="eastAsia" w:ascii="华文中宋" w:hAnsi="华文中宋" w:eastAsia="华文中宋" w:cs="华文中宋"/>
+                <w:b/>
+                <w:bCs/>
+                <w:i w:val="0"/>
+                <w:caps w:val="0"/>
+                <w:color w:val="FF0000"/>
+                <w:spacing w:val="7"/>
+                <w:sz w:val="21"/>
+                <w:szCs w:val="21"/>
+                <w:lang w:val="en-US" w:eastAsia="zh-CN"/>
+              </w:rPr>
+              <w:t>)</w:t>
+            </w:r>
+          </w:p>
+        </w:tc>
+        <w:tc>
+          <w:tcPr>
+            <w:tcW w:w="0" w:type="auto"/>
             <w:vAlign w:val="center"/>
           </w:tcPr>
           <w:p>
@@ -8858,8 +9756,76 @@
                 <w:szCs w:val="21"/>
                 <w:lang w:val="en-US" w:eastAsia="zh-CN"/>
               </w:rPr>
-              <w:t>当前操作系统</w:t>
-            </w:r>
+              <w:t>删除</w:t>
+            </w:r>
+            <w:r>
+              <w:rPr>
+                <w:rFonts w:hint="eastAsia" w:cs="华文中宋"/>
+                <w:b/>
+                <w:bCs/>
+                <w:i w:val="0"/>
+                <w:caps w:val="0"/>
+                <w:color w:val="EA82F1"/>
+                <w:spacing w:val="7"/>
+                <w:sz w:val="21"/>
+                <w:szCs w:val="21"/>
+                <w:lang w:val="en-US" w:eastAsia="zh-CN"/>
+              </w:rPr>
+              <w:t xml:space="preserve"> </w:t>
+            </w:r>
+            <w:r>
+              <w:rPr>
+                <w:rFonts w:hint="eastAsia" w:ascii="华文中宋" w:hAnsi="华文中宋" w:eastAsia="华文中宋" w:cs="华文中宋"/>
+                <w:b/>
+                <w:bCs/>
+                <w:i w:val="0"/>
+                <w:caps w:val="0"/>
+                <w:color w:val="ED7D31" w:themeColor="accent2"/>
+                <w:spacing w:val="7"/>
+                <w:sz w:val="21"/>
+                <w:szCs w:val="21"/>
+                <w:lang w:val="en-US" w:eastAsia="zh-CN"/>
+                <w14:textFill>
+                  <w14:solidFill>
+                    <w14:schemeClr w14:val="accent2"/>
+                  </w14:solidFill>
+                </w14:textFill>
+              </w:rPr>
+              <w:t>(目录非空则报错)</w:t>
+            </w:r>
+          </w:p>
+        </w:tc>
+        <w:tc>
+          <w:tcPr>
+            <w:tcW w:w="0" w:type="auto"/>
+            <w:vMerge w:val="continue"/>
+            <w:vAlign w:val="center"/>
+          </w:tcPr>
+          <w:p>
+            <w:pPr>
+              <w:numPr>
+                <w:ilvl w:val="0"/>
+                <w:numId w:val="0"/>
+              </w:numPr>
+              <w:outlineLvl w:val="9"/>
+              <w:rPr>
+                <w:rFonts w:hint="eastAsia" w:ascii="华文中宋" w:hAnsi="华文中宋" w:eastAsia="华文中宋" w:cs="华文中宋"/>
+                <w:b/>
+                <w:bCs/>
+                <w:i w:val="0"/>
+                <w:caps w:val="0"/>
+                <w:color w:val="ED7D31" w:themeColor="accent2"/>
+                <w:spacing w:val="7"/>
+                <w:sz w:val="21"/>
+                <w:szCs w:val="21"/>
+                <w:lang w:val="en-US" w:eastAsia="zh-CN"/>
+                <w14:textFill>
+                  <w14:solidFill>
+                    <w14:schemeClr w14:val="accent2"/>
+                  </w14:solidFill>
+                </w14:textFill>
+              </w:rPr>
+            </w:pPr>
           </w:p>
         </w:tc>
       </w:tr>
@@ -8873,6 +9839,12 @@
             <w:insideH w:val="single" w:color="auto" w:sz="4" w:space="0"/>
             <w:insideV w:val="single" w:color="auto" w:sz="4" w:space="0"/>
           </w:tblBorders>
+          <w:tblCellMar>
+            <w:top w:w="0" w:type="dxa"/>
+            <w:left w:w="108" w:type="dxa"/>
+            <w:bottom w:w="0" w:type="dxa"/>
+            <w:right w:w="108" w:type="dxa"/>
+          </w:tblCellMar>
         </w:tblPrEx>
         <w:tc>
           <w:tcPr>
@@ -8887,22 +9859,16 @@
               </w:numPr>
               <w:outlineLvl w:val="9"/>
               <w:rPr>
-                <w:rFonts w:hint="eastAsia" w:ascii="华文中宋" w:hAnsi="华文中宋" w:eastAsia="华文中宋" w:cs="华文中宋"/>
+                <w:rFonts w:hint="default" w:ascii="华文中宋" w:hAnsi="华文中宋" w:eastAsia="华文中宋" w:cs="华文中宋"/>
                 <w:b/>
                 <w:bCs/>
                 <w:i w:val="0"/>
                 <w:caps w:val="0"/>
-                <w:color w:val="ED7D31" w:themeColor="accent2"/>
-                <w:spacing w:val="7"/>
-                <w:sz w:val="21"/>
-                <w:szCs w:val="21"/>
-                <w:vertAlign w:val="baseline"/>
-                <w:lang w:val="en-US" w:eastAsia="zh-CN"/>
-                <w14:textFill>
-                  <w14:solidFill>
-                    <w14:schemeClr w14:val="accent2"/>
-                  </w14:solidFill>
-                </w14:textFill>
+                <w:color w:val="FF0000"/>
+                <w:spacing w:val="7"/>
+                <w:sz w:val="21"/>
+                <w:szCs w:val="21"/>
+                <w:lang w:val="en-US" w:eastAsia="zh-CN"/>
               </w:rPr>
             </w:pPr>
             <w:r>
@@ -8918,43 +9884,14 @@
                 <w:szCs w:val="21"/>
                 <w:lang w:val="en-US" w:eastAsia="zh-CN"/>
               </w:rPr>
-              <w:t>mkdir(</w:t>
-            </w:r>
-            <w:r>
-              <w:rPr>
-                <w:rFonts w:hint="eastAsia" w:cs="华文中宋"/>
-                <w:b/>
-                <w:bCs/>
-                <w:i w:val="0"/>
-                <w:caps w:val="0"/>
-                <w:color w:val="FF0000"/>
-                <w:spacing w:val="7"/>
-                <w:sz w:val="21"/>
-                <w:szCs w:val="21"/>
-                <w:lang w:val="en-US" w:eastAsia="zh-CN"/>
-              </w:rPr>
-              <w:t>folder</w:t>
-            </w:r>
-            <w:r>
-              <w:rPr>
-                <w:rFonts w:hint="eastAsia" w:ascii="华文中宋" w:hAnsi="华文中宋" w:eastAsia="华文中宋" w:cs="华文中宋"/>
-                <w:b/>
-                <w:bCs/>
-                <w:i w:val="0"/>
-                <w:caps w:val="0"/>
-                <w:color w:val="FF0000"/>
-                <w:spacing w:val="7"/>
-                <w:sz w:val="21"/>
-                <w:szCs w:val="21"/>
-                <w:lang w:val="en-US" w:eastAsia="zh-CN"/>
-              </w:rPr>
-              <w:t>)</w:t>
-            </w:r>
-          </w:p>
-        </w:tc>
-        <w:tc>
-          <w:tcPr>
-            <w:tcW w:w="0" w:type="auto"/>
+              <w:t>rename(m,n)</w:t>
+            </w:r>
+          </w:p>
+        </w:tc>
+        <w:tc>
+          <w:tcPr>
+            <w:tcW w:w="0" w:type="auto"/>
+            <w:gridSpan w:val="2"/>
             <w:vAlign w:val="center"/>
           </w:tcPr>
           <w:p>
@@ -8974,15 +9911,34 @@
                 <w:spacing w:val="7"/>
                 <w:sz w:val="21"/>
                 <w:szCs w:val="21"/>
-                <w:vertAlign w:val="baseline"/>
-                <w:lang w:val="en-US" w:eastAsia="zh-CN"/>
-                <w14:textFill>
-                  <w14:solidFill>
-                    <w14:schemeClr w14:val="accent2"/>
-                  </w14:solidFill>
-                </w14:textFill>
-              </w:rPr>
-            </w:pPr>
+                <w:lang w:val="en-US" w:eastAsia="zh-CN"/>
+                <w14:textFill>
+                  <w14:solidFill>
+                    <w14:schemeClr w14:val="accent2"/>
+                  </w14:solidFill>
+                </w14:textFill>
+              </w:rPr>
+            </w:pPr>
+            <w:r>
+              <w:rPr>
+                <w:rFonts w:hint="eastAsia" w:ascii="华文中宋" w:hAnsi="华文中宋" w:eastAsia="华文中宋" w:cs="华文中宋"/>
+                <w:b/>
+                <w:bCs/>
+                <w:i w:val="0"/>
+                <w:caps w:val="0"/>
+                <w:color w:val="ED7D31" w:themeColor="accent2"/>
+                <w:spacing w:val="7"/>
+                <w:sz w:val="21"/>
+                <w:szCs w:val="21"/>
+                <w:lang w:val="en-US" w:eastAsia="zh-CN"/>
+                <w14:textFill>
+                  <w14:solidFill>
+                    <w14:schemeClr w14:val="accent2"/>
+                  </w14:solidFill>
+                </w14:textFill>
+              </w:rPr>
+              <w:t>将文件m</w:t>
+            </w:r>
             <w:r>
               <w:rPr>
                 <w:rFonts w:hint="eastAsia" w:ascii="华文中宋" w:hAnsi="华文中宋" w:eastAsia="华文中宋" w:cs="华文中宋"/>
@@ -8996,90 +9952,27 @@
                 <w:szCs w:val="21"/>
                 <w:lang w:val="en-US" w:eastAsia="zh-CN"/>
               </w:rPr>
-              <w:t>创建</w:t>
-            </w:r>
-            <w:r>
-              <w:rPr>
-                <w:rFonts w:hint="eastAsia" w:cs="华文中宋"/>
+              <w:t>重命名</w:t>
+            </w:r>
+            <w:r>
+              <w:rPr>
+                <w:rFonts w:hint="eastAsia" w:ascii="华文中宋" w:hAnsi="华文中宋" w:eastAsia="华文中宋" w:cs="华文中宋"/>
                 <w:b/>
                 <w:bCs/>
                 <w:i w:val="0"/>
                 <w:caps w:val="0"/>
-                <w:color w:val="EA82F1"/>
-                <w:spacing w:val="7"/>
-                <w:sz w:val="21"/>
-                <w:szCs w:val="21"/>
-                <w:lang w:val="en-US" w:eastAsia="zh-CN"/>
-              </w:rPr>
-              <w:t xml:space="preserve"> </w:t>
-            </w:r>
-            <w:r>
-              <w:rPr>
-                <w:rFonts w:hint="eastAsia" w:ascii="华文中宋" w:hAnsi="华文中宋" w:eastAsia="华文中宋" w:cs="华文中宋"/>
-                <w:b/>
-                <w:bCs/>
-                <w:i w:val="0"/>
-                <w:caps w:val="0"/>
-                <w:color w:val="ED7D31" w:themeColor="accent2"/>
-                <w:spacing w:val="7"/>
-                <w:sz w:val="21"/>
-                <w:szCs w:val="21"/>
-                <w:lang w:val="en-US" w:eastAsia="zh-CN"/>
-                <w14:textFill>
-                  <w14:solidFill>
-                    <w14:schemeClr w14:val="accent2"/>
-                  </w14:solidFill>
-                </w14:textFill>
-              </w:rPr>
-              <w:t>(若已存在则报错)</w:t>
-            </w:r>
-          </w:p>
-        </w:tc>
-        <w:tc>
-          <w:tcPr>
-            <w:tcW w:w="0" w:type="auto"/>
-            <w:vMerge w:val="restart"/>
-            <w:vAlign w:val="center"/>
-          </w:tcPr>
-          <w:p>
-            <w:pPr>
-              <w:numPr>
-                <w:ilvl w:val="0"/>
-                <w:numId w:val="0"/>
-              </w:numPr>
-              <w:outlineLvl w:val="9"/>
-              <w:rPr>
-                <w:rFonts w:hint="eastAsia" w:ascii="华文中宋" w:hAnsi="华文中宋" w:eastAsia="华文中宋" w:cs="华文中宋"/>
-                <w:b/>
-                <w:bCs/>
-                <w:i w:val="0"/>
-                <w:caps w:val="0"/>
-                <w:color w:val="ED7D31" w:themeColor="accent2"/>
-                <w:spacing w:val="7"/>
-                <w:sz w:val="21"/>
-                <w:szCs w:val="21"/>
-                <w:lang w:val="en-US" w:eastAsia="zh-CN"/>
-                <w14:textFill>
-                  <w14:solidFill>
-                    <w14:schemeClr w14:val="accent2"/>
-                  </w14:solidFill>
-                </w14:textFill>
-              </w:rPr>
-            </w:pPr>
-            <w:r>
-              <w:rPr>
-                <w:rFonts w:hint="eastAsia" w:ascii="华文中宋" w:hAnsi="华文中宋" w:eastAsia="华文中宋" w:cs="华文中宋"/>
-                <w:b/>
-                <w:bCs/>
-                <w:i w:val="0"/>
-                <w:caps w:val="0"/>
-                <w:color w:val="EA82F1"/>
-                <w:spacing w:val="7"/>
-                <w:sz w:val="21"/>
-                <w:szCs w:val="21"/>
-                <w:lang w:val="en-US" w:eastAsia="zh-CN"/>
-              </w:rPr>
-              <w:t>单层目录</w:t>
+                <w:color w:val="ED7D31" w:themeColor="accent2"/>
+                <w:spacing w:val="7"/>
+                <w:sz w:val="21"/>
+                <w:szCs w:val="21"/>
+                <w:lang w:val="en-US" w:eastAsia="zh-CN"/>
+                <w14:textFill>
+                  <w14:solidFill>
+                    <w14:schemeClr w14:val="accent2"/>
+                  </w14:solidFill>
+                </w14:textFill>
+              </w:rPr>
+              <w:t>为n</w:t>
             </w:r>
           </w:p>
         </w:tc>
@@ -9094,6 +9987,12 @@
             <w:insideH w:val="single" w:color="auto" w:sz="4" w:space="0"/>
             <w:insideV w:val="single" w:color="auto" w:sz="4" w:space="0"/>
           </w:tblBorders>
+          <w:tblCellMar>
+            <w:top w:w="0" w:type="dxa"/>
+            <w:left w:w="108" w:type="dxa"/>
+            <w:bottom w:w="0" w:type="dxa"/>
+            <w:right w:w="108" w:type="dxa"/>
+          </w:tblCellMar>
         </w:tblPrEx>
         <w:tc>
           <w:tcPr>
@@ -9108,27 +10007,21 @@
               </w:numPr>
               <w:outlineLvl w:val="9"/>
               <w:rPr>
-                <w:rFonts w:hint="eastAsia" w:ascii="华文中宋" w:hAnsi="华文中宋" w:eastAsia="华文中宋" w:cs="华文中宋"/>
+                <w:rFonts w:hint="default" w:cs="华文中宋"/>
                 <w:b/>
                 <w:bCs/>
                 <w:i w:val="0"/>
                 <w:caps w:val="0"/>
-                <w:color w:val="ED7D31" w:themeColor="accent2"/>
-                <w:spacing w:val="7"/>
-                <w:sz w:val="21"/>
-                <w:szCs w:val="21"/>
-                <w:vertAlign w:val="baseline"/>
-                <w:lang w:val="en-US" w:eastAsia="zh-CN"/>
-                <w14:textFill>
-                  <w14:solidFill>
-                    <w14:schemeClr w14:val="accent2"/>
-                  </w14:solidFill>
-                </w14:textFill>
-              </w:rPr>
-            </w:pPr>
-            <w:r>
-              <w:rPr>
-                <w:rFonts w:hint="eastAsia" w:ascii="华文中宋" w:hAnsi="华文中宋" w:eastAsia="华文中宋" w:cs="华文中宋"/>
+                <w:color w:val="FF0000"/>
+                <w:spacing w:val="7"/>
+                <w:sz w:val="21"/>
+                <w:szCs w:val="21"/>
+                <w:lang w:val="en-US" w:eastAsia="zh-CN"/>
+              </w:rPr>
+            </w:pPr>
+            <w:r>
+              <w:rPr>
+                <w:rFonts w:hint="eastAsia" w:cs="华文中宋"/>
                 <w:b/>
                 <w:bCs/>
                 <w:i w:val="0"/>
@@ -9139,43 +10032,14 @@
                 <w:szCs w:val="21"/>
                 <w:lang w:val="en-US" w:eastAsia="zh-CN"/>
               </w:rPr>
-              <w:t>rmdir(</w:t>
-            </w:r>
-            <w:r>
-              <w:rPr>
-                <w:rFonts w:hint="eastAsia" w:cs="华文中宋"/>
-                <w:b/>
-                <w:bCs/>
-                <w:i w:val="0"/>
-                <w:caps w:val="0"/>
-                <w:color w:val="FF0000"/>
-                <w:spacing w:val="7"/>
-                <w:sz w:val="21"/>
-                <w:szCs w:val="21"/>
-                <w:lang w:val="en-US" w:eastAsia="zh-CN"/>
-              </w:rPr>
-              <w:t>folder</w:t>
-            </w:r>
-            <w:r>
-              <w:rPr>
-                <w:rFonts w:hint="eastAsia" w:ascii="华文中宋" w:hAnsi="华文中宋" w:eastAsia="华文中宋" w:cs="华文中宋"/>
-                <w:b/>
-                <w:bCs/>
-                <w:i w:val="0"/>
-                <w:caps w:val="0"/>
-                <w:color w:val="FF0000"/>
-                <w:spacing w:val="7"/>
-                <w:sz w:val="21"/>
-                <w:szCs w:val="21"/>
-                <w:lang w:val="en-US" w:eastAsia="zh-CN"/>
-              </w:rPr>
-              <w:t>)</w:t>
-            </w:r>
-          </w:p>
-        </w:tc>
-        <w:tc>
-          <w:tcPr>
-            <w:tcW w:w="0" w:type="auto"/>
+              <w:t>system(cmd)</w:t>
+            </w:r>
+          </w:p>
+        </w:tc>
+        <w:tc>
+          <w:tcPr>
+            <w:tcW w:w="0" w:type="auto"/>
+            <w:gridSpan w:val="2"/>
             <w:vAlign w:val="center"/>
           </w:tcPr>
           <w:p>
@@ -9186,7 +10050,7 @@
               </w:numPr>
               <w:outlineLvl w:val="9"/>
               <w:rPr>
-                <w:rFonts w:hint="eastAsia" w:ascii="华文中宋" w:hAnsi="华文中宋" w:eastAsia="华文中宋" w:cs="华文中宋"/>
+                <w:rFonts w:hint="default" w:cs="华文中宋"/>
                 <w:b/>
                 <w:bCs/>
                 <w:i w:val="0"/>
@@ -9195,18 +10059,37 @@
                 <w:spacing w:val="7"/>
                 <w:sz w:val="21"/>
                 <w:szCs w:val="21"/>
-                <w:vertAlign w:val="baseline"/>
-                <w:lang w:val="en-US" w:eastAsia="zh-CN"/>
-                <w14:textFill>
-                  <w14:solidFill>
-                    <w14:schemeClr w14:val="accent2"/>
-                  </w14:solidFill>
-                </w14:textFill>
-              </w:rPr>
-            </w:pPr>
-            <w:r>
-              <w:rPr>
-                <w:rFonts w:hint="eastAsia" w:ascii="华文中宋" w:hAnsi="华文中宋" w:eastAsia="华文中宋" w:cs="华文中宋"/>
+                <w:lang w:val="en-US" w:eastAsia="zh-CN"/>
+                <w14:textFill>
+                  <w14:solidFill>
+                    <w14:schemeClr w14:val="accent2"/>
+                  </w14:solidFill>
+                </w14:textFill>
+              </w:rPr>
+            </w:pPr>
+            <w:r>
+              <w:rPr>
+                <w:rFonts w:hint="eastAsia" w:cs="华文中宋"/>
+                <w:b/>
+                <w:bCs/>
+                <w:i w:val="0"/>
+                <w:caps w:val="0"/>
+                <w:color w:val="ED7D31" w:themeColor="accent2"/>
+                <w:spacing w:val="7"/>
+                <w:sz w:val="21"/>
+                <w:szCs w:val="21"/>
+                <w:lang w:val="en-US" w:eastAsia="zh-CN"/>
+                <w14:textFill>
+                  <w14:solidFill>
+                    <w14:schemeClr w14:val="accent2"/>
+                  </w14:solidFill>
+                </w14:textFill>
+              </w:rPr>
+              <w:t>输入</w:t>
+            </w:r>
+            <w:r>
+              <w:rPr>
+                <w:rFonts w:hint="eastAsia" w:cs="华文中宋"/>
                 <w:b/>
                 <w:bCs/>
                 <w:i w:val="0"/>
@@ -9217,7 +10100,27 @@
                 <w:szCs w:val="21"/>
                 <w:lang w:val="en-US" w:eastAsia="zh-CN"/>
               </w:rPr>
-              <w:t>删除</w:t>
+              <w:t>命令</w:t>
+            </w:r>
+            <w:r>
+              <w:rPr>
+                <w:rFonts w:hint="eastAsia" w:cs="华文中宋"/>
+                <w:b/>
+                <w:bCs/>
+                <w:i w:val="0"/>
+                <w:caps w:val="0"/>
+                <w:color w:val="ED7D31" w:themeColor="accent2"/>
+                <w:spacing w:val="7"/>
+                <w:sz w:val="21"/>
+                <w:szCs w:val="21"/>
+                <w:lang w:val="en-US" w:eastAsia="zh-CN"/>
+                <w14:textFill>
+                  <w14:solidFill>
+                    <w14:schemeClr w14:val="accent2"/>
+                  </w14:solidFill>
+                </w14:textFill>
+              </w:rPr>
+              <w:t>，输出</w:t>
             </w:r>
             <w:r>
               <w:rPr>
@@ -9232,61 +10135,8 @@
                 <w:szCs w:val="21"/>
                 <w:lang w:val="en-US" w:eastAsia="zh-CN"/>
               </w:rPr>
-              <w:t xml:space="preserve"> </w:t>
-            </w:r>
-            <w:r>
-              <w:rPr>
-                <w:rFonts w:hint="eastAsia" w:ascii="华文中宋" w:hAnsi="华文中宋" w:eastAsia="华文中宋" w:cs="华文中宋"/>
-                <w:b/>
-                <w:bCs/>
-                <w:i w:val="0"/>
-                <w:caps w:val="0"/>
-                <w:color w:val="ED7D31" w:themeColor="accent2"/>
-                <w:spacing w:val="7"/>
-                <w:sz w:val="21"/>
-                <w:szCs w:val="21"/>
-                <w:lang w:val="en-US" w:eastAsia="zh-CN"/>
-                <w14:textFill>
-                  <w14:solidFill>
-                    <w14:schemeClr w14:val="accent2"/>
-                  </w14:solidFill>
-                </w14:textFill>
-              </w:rPr>
-              <w:t>(目录非空则报错)</w:t>
-            </w:r>
-          </w:p>
-        </w:tc>
-        <w:tc>
-          <w:tcPr>
-            <w:tcW w:w="0" w:type="auto"/>
-            <w:vMerge w:val="continue"/>
-            <w:vAlign w:val="center"/>
-          </w:tcPr>
-          <w:p>
-            <w:pPr>
-              <w:numPr>
-                <w:ilvl w:val="0"/>
-                <w:numId w:val="0"/>
-              </w:numPr>
-              <w:outlineLvl w:val="9"/>
-              <w:rPr>
-                <w:rFonts w:hint="eastAsia" w:ascii="华文中宋" w:hAnsi="华文中宋" w:eastAsia="华文中宋" w:cs="华文中宋"/>
-                <w:b/>
-                <w:bCs/>
-                <w:i w:val="0"/>
-                <w:caps w:val="0"/>
-                <w:color w:val="ED7D31" w:themeColor="accent2"/>
-                <w:spacing w:val="7"/>
-                <w:sz w:val="21"/>
-                <w:szCs w:val="21"/>
-                <w:lang w:val="en-US" w:eastAsia="zh-CN"/>
-                <w14:textFill>
-                  <w14:solidFill>
-                    <w14:schemeClr w14:val="accent2"/>
-                  </w14:solidFill>
-                </w14:textFill>
-              </w:rPr>
-            </w:pPr>
+              <w:t>响应</w:t>
+            </w:r>
           </w:p>
         </w:tc>
       </w:tr>
@@ -9300,6 +10150,12 @@
             <w:insideH w:val="single" w:color="auto" w:sz="4" w:space="0"/>
             <w:insideV w:val="single" w:color="auto" w:sz="4" w:space="0"/>
           </w:tblBorders>
+          <w:tblCellMar>
+            <w:top w:w="0" w:type="dxa"/>
+            <w:left w:w="108" w:type="dxa"/>
+            <w:bottom w:w="0" w:type="dxa"/>
+            <w:right w:w="108" w:type="dxa"/>
+          </w:tblCellMar>
         </w:tblPrEx>
         <w:tc>
           <w:tcPr>
@@ -9314,27 +10170,21 @@
               </w:numPr>
               <w:outlineLvl w:val="9"/>
               <w:rPr>
-                <w:rFonts w:hint="eastAsia" w:ascii="华文中宋" w:hAnsi="华文中宋" w:eastAsia="华文中宋" w:cs="华文中宋"/>
+                <w:rFonts w:hint="default" w:ascii="华文中宋" w:hAnsi="华文中宋" w:eastAsia="华文中宋" w:cs="华文中宋"/>
                 <w:b/>
                 <w:bCs/>
                 <w:i w:val="0"/>
                 <w:caps w:val="0"/>
-                <w:color w:val="ED7D31" w:themeColor="accent2"/>
-                <w:spacing w:val="7"/>
-                <w:sz w:val="21"/>
-                <w:szCs w:val="21"/>
-                <w:vertAlign w:val="baseline"/>
-                <w:lang w:val="en-US" w:eastAsia="zh-CN"/>
-                <w14:textFill>
-                  <w14:solidFill>
-                    <w14:schemeClr w14:val="accent2"/>
-                  </w14:solidFill>
-                </w14:textFill>
-              </w:rPr>
-            </w:pPr>
-            <w:r>
-              <w:rPr>
-                <w:rFonts w:hint="eastAsia" w:ascii="华文中宋" w:hAnsi="华文中宋" w:eastAsia="华文中宋" w:cs="华文中宋"/>
+                <w:color w:val="FF0000"/>
+                <w:spacing w:val="7"/>
+                <w:sz w:val="21"/>
+                <w:szCs w:val="21"/>
+                <w:lang w:val="en-US" w:eastAsia="zh-CN"/>
+              </w:rPr>
+            </w:pPr>
+            <w:r>
+              <w:rPr>
+                <w:rFonts w:hint="eastAsia" w:cs="华文中宋"/>
                 <w:b/>
                 <w:bCs/>
                 <w:i w:val="0"/>
@@ -9345,11 +10195,11 @@
                 <w:szCs w:val="21"/>
                 <w:lang w:val="en-US" w:eastAsia="zh-CN"/>
               </w:rPr>
-              <w:t>remove(</w:t>
-            </w:r>
-            <w:r>
-              <w:rPr>
-                <w:rFonts w:hint="eastAsia" w:cs="华文中宋"/>
+              <w:t>popen</w:t>
+            </w:r>
+            <w:r>
+              <w:rPr>
+                <w:rFonts w:hint="eastAsia" w:ascii="华文中宋" w:hAnsi="华文中宋" w:eastAsia="华文中宋" w:cs="华文中宋"/>
                 <w:b/>
                 <w:bCs/>
                 <w:i w:val="0"/>
@@ -9360,11 +10210,11 @@
                 <w:szCs w:val="21"/>
                 <w:lang w:val="en-US" w:eastAsia="zh-CN"/>
               </w:rPr>
-              <w:t>file</w:t>
-            </w:r>
-            <w:r>
-              <w:rPr>
-                <w:rFonts w:hint="eastAsia" w:ascii="华文中宋" w:hAnsi="华文中宋" w:eastAsia="华文中宋" w:cs="华文中宋"/>
+              <w:t>(c</w:t>
+            </w:r>
+            <w:r>
+              <w:rPr>
+                <w:rFonts w:hint="eastAsia" w:cs="华文中宋"/>
                 <w:b/>
                 <w:bCs/>
                 <w:i w:val="0"/>
@@ -9375,7 +10225,22 @@
                 <w:szCs w:val="21"/>
                 <w:lang w:val="en-US" w:eastAsia="zh-CN"/>
               </w:rPr>
-              <w:t>)</w:t>
+              <w:t>m</w:t>
+            </w:r>
+            <w:r>
+              <w:rPr>
+                <w:rFonts w:hint="eastAsia" w:ascii="华文中宋" w:hAnsi="华文中宋" w:eastAsia="华文中宋" w:cs="华文中宋"/>
+                <w:b/>
+                <w:bCs/>
+                <w:i w:val="0"/>
+                <w:caps w:val="0"/>
+                <w:color w:val="FF0000"/>
+                <w:spacing w:val="7"/>
+                <w:sz w:val="21"/>
+                <w:szCs w:val="21"/>
+                <w:lang w:val="en-US" w:eastAsia="zh-CN"/>
+              </w:rPr>
+              <w:t>d)</w:t>
             </w:r>
           </w:p>
         </w:tc>
@@ -9393,7 +10258,7 @@
               </w:numPr>
               <w:outlineLvl w:val="9"/>
               <w:rPr>
-                <w:rFonts w:hint="eastAsia" w:ascii="华文中宋" w:hAnsi="华文中宋" w:eastAsia="华文中宋" w:cs="华文中宋"/>
+                <w:rFonts w:hint="default" w:ascii="华文中宋" w:hAnsi="华文中宋" w:eastAsia="华文中宋" w:cs="华文中宋"/>
                 <w:b/>
                 <w:bCs/>
                 <w:i w:val="0"/>
@@ -9402,15 +10267,34 @@
                 <w:spacing w:val="7"/>
                 <w:sz w:val="21"/>
                 <w:szCs w:val="21"/>
-                <w:vertAlign w:val="baseline"/>
-                <w:lang w:val="en-US" w:eastAsia="zh-CN"/>
-                <w14:textFill>
-                  <w14:solidFill>
-                    <w14:schemeClr w14:val="accent2"/>
-                  </w14:solidFill>
-                </w14:textFill>
-              </w:rPr>
-            </w:pPr>
+                <w:lang w:val="en-US" w:eastAsia="zh-CN"/>
+                <w14:textFill>
+                  <w14:solidFill>
+                    <w14:schemeClr w14:val="accent2"/>
+                  </w14:solidFill>
+                </w14:textFill>
+              </w:rPr>
+            </w:pPr>
+            <w:r>
+              <w:rPr>
+                <w:rFonts w:hint="eastAsia" w:cs="华文中宋"/>
+                <w:b/>
+                <w:bCs/>
+                <w:i w:val="0"/>
+                <w:caps w:val="0"/>
+                <w:color w:val="ED7D31" w:themeColor="accent2"/>
+                <w:spacing w:val="7"/>
+                <w:sz w:val="21"/>
+                <w:szCs w:val="21"/>
+                <w:lang w:val="en-US" w:eastAsia="zh-CN"/>
+                <w14:textFill>
+                  <w14:solidFill>
+                    <w14:schemeClr w14:val="accent2"/>
+                  </w14:solidFill>
+                </w14:textFill>
+              </w:rPr>
+              <w:t>挂起</w:t>
+            </w:r>
             <w:r>
               <w:rPr>
                 <w:rFonts w:hint="eastAsia" w:ascii="华文中宋" w:hAnsi="华文中宋" w:eastAsia="华文中宋" w:cs="华文中宋"/>
@@ -9424,7 +10308,57 @@
                 <w:szCs w:val="21"/>
                 <w:lang w:val="en-US" w:eastAsia="zh-CN"/>
               </w:rPr>
-              <w:t>删除文件</w:t>
+              <w:t>命令</w:t>
+            </w:r>
+            <w:r>
+              <w:rPr>
+                <w:rFonts w:hint="eastAsia" w:cs="华文中宋"/>
+                <w:b/>
+                <w:bCs/>
+                <w:i w:val="0"/>
+                <w:caps w:val="0"/>
+                <w:color w:val="EA82F1"/>
+                <w:spacing w:val="7"/>
+                <w:sz w:val="21"/>
+                <w:szCs w:val="21"/>
+                <w:lang w:val="en-US" w:eastAsia="zh-CN"/>
+              </w:rPr>
+              <w:t>响应</w:t>
+            </w:r>
+            <w:r>
+              <w:rPr>
+                <w:rFonts w:hint="eastAsia" w:cs="华文中宋"/>
+                <w:b/>
+                <w:bCs/>
+                <w:i w:val="0"/>
+                <w:caps w:val="0"/>
+                <w:color w:val="ED7D31" w:themeColor="accent2"/>
+                <w:spacing w:val="7"/>
+                <w:sz w:val="21"/>
+                <w:szCs w:val="21"/>
+                <w:lang w:val="en-US" w:eastAsia="zh-CN"/>
+                <w14:textFill>
+                  <w14:solidFill>
+                    <w14:schemeClr w14:val="accent2"/>
+                  </w14:solidFill>
+                </w14:textFill>
+              </w:rPr>
+              <w:t>，并返回</w:t>
+            </w:r>
+            <w:r>
+              <w:rPr>
+                <w:rFonts w:hint="eastAsia" w:cs="华文中宋"/>
+                <w:b/>
+                <w:bCs/>
+                <w:i w:val="0"/>
+                <w:caps w:val="0"/>
+                <w:color w:val="EA82F1"/>
+                <w:spacing w:val="7"/>
+                <w:sz w:val="21"/>
+                <w:szCs w:val="21"/>
+                <w:lang w:val="en-US" w:eastAsia="zh-CN"/>
+              </w:rPr>
+              <w:t>IO</w:t>
             </w:r>
           </w:p>
         </w:tc>
@@ -9439,7 +10373,16 @@
             <w:insideH w:val="single" w:color="auto" w:sz="4" w:space="0"/>
             <w:insideV w:val="single" w:color="auto" w:sz="4" w:space="0"/>
           </w:tblBorders>
+          <w:tblCellMar>
+            <w:top w:w="0" w:type="dxa"/>
+            <w:left w:w="108" w:type="dxa"/>
+            <w:bottom w:w="0" w:type="dxa"/>
+            <w:right w:w="108" w:type="dxa"/>
+          </w:tblCellMar>
         </w:tblPrEx>
+        <w:trPr>
+          <w:trHeight w:val="90" w:hRule="atLeast"/>
+        </w:trPr>
         <w:tc>
           <w:tcPr>
             <w:tcW w:w="0" w:type="auto"/>
@@ -9458,17 +10401,11 @@
                 <w:bCs/>
                 <w:i w:val="0"/>
                 <w:caps w:val="0"/>
-                <w:color w:val="ED7D31" w:themeColor="accent2"/>
-                <w:spacing w:val="7"/>
-                <w:sz w:val="21"/>
-                <w:szCs w:val="21"/>
-                <w:vertAlign w:val="baseline"/>
-                <w:lang w:val="en-US" w:eastAsia="zh-CN"/>
-                <w14:textFill>
-                  <w14:solidFill>
-                    <w14:schemeClr w14:val="accent2"/>
-                  </w14:solidFill>
-                </w14:textFill>
+                <w:color w:val="FF0000"/>
+                <w:spacing w:val="7"/>
+                <w:sz w:val="21"/>
+                <w:szCs w:val="21"/>
+                <w:lang w:val="en-US" w:eastAsia="zh-CN"/>
               </w:rPr>
             </w:pPr>
             <w:r>
@@ -9484,43 +10421,14 @@
                 <w:szCs w:val="21"/>
                 <w:lang w:val="en-US" w:eastAsia="zh-CN"/>
               </w:rPr>
-              <w:t>makedirs(</w:t>
-            </w:r>
-            <w:r>
-              <w:rPr>
-                <w:rFonts w:hint="eastAsia" w:cs="华文中宋"/>
-                <w:b/>
-                <w:bCs/>
-                <w:i w:val="0"/>
-                <w:caps w:val="0"/>
-                <w:color w:val="FF0000"/>
-                <w:spacing w:val="7"/>
-                <w:sz w:val="21"/>
-                <w:szCs w:val="21"/>
-                <w:lang w:val="en-US" w:eastAsia="zh-CN"/>
-              </w:rPr>
-              <w:t>path</w:t>
-            </w:r>
-            <w:r>
-              <w:rPr>
-                <w:rFonts w:hint="eastAsia" w:ascii="华文中宋" w:hAnsi="华文中宋" w:eastAsia="华文中宋" w:cs="华文中宋"/>
-                <w:b/>
-                <w:bCs/>
-                <w:i w:val="0"/>
-                <w:caps w:val="0"/>
-                <w:color w:val="FF0000"/>
-                <w:spacing w:val="7"/>
-                <w:sz w:val="21"/>
-                <w:szCs w:val="21"/>
-                <w:lang w:val="en-US" w:eastAsia="zh-CN"/>
-              </w:rPr>
-              <w:t>)</w:t>
-            </w:r>
-          </w:p>
-        </w:tc>
-        <w:tc>
-          <w:tcPr>
-            <w:tcW w:w="0" w:type="auto"/>
+              <w:t>environ</w:t>
+            </w:r>
+          </w:p>
+        </w:tc>
+        <w:tc>
+          <w:tcPr>
+            <w:tcW w:w="0" w:type="auto"/>
+            <w:gridSpan w:val="2"/>
             <w:vAlign w:val="center"/>
           </w:tcPr>
           <w:p>
@@ -9531,24 +10439,38 @@
               </w:numPr>
               <w:outlineLvl w:val="9"/>
               <w:rPr>
-                <w:rFonts w:hint="eastAsia" w:ascii="华文中宋" w:hAnsi="华文中宋" w:eastAsia="华文中宋" w:cs="华文中宋"/>
+                <w:rFonts w:hint="default" w:ascii="华文中宋" w:hAnsi="华文中宋" w:eastAsia="华文中宋" w:cs="华文中宋"/>
                 <w:b/>
                 <w:bCs/>
                 <w:i w:val="0"/>
                 <w:caps w:val="0"/>
-                <w:color w:val="ED7D31" w:themeColor="accent2"/>
-                <w:spacing w:val="7"/>
-                <w:sz w:val="21"/>
-                <w:szCs w:val="21"/>
-                <w:vertAlign w:val="baseline"/>
-                <w:lang w:val="en-US" w:eastAsia="zh-CN"/>
-                <w14:textFill>
-                  <w14:solidFill>
-                    <w14:schemeClr w14:val="accent2"/>
-                  </w14:solidFill>
-                </w14:textFill>
-              </w:rPr>
-            </w:pPr>
+                <w:color w:val="FF0000"/>
+                <w:spacing w:val="7"/>
+                <w:sz w:val="21"/>
+                <w:szCs w:val="21"/>
+                <w:lang w:val="en-US" w:eastAsia="zh-CN"/>
+              </w:rPr>
+            </w:pPr>
+            <w:r>
+              <w:rPr>
+                <w:rFonts w:hint="eastAsia" w:ascii="华文中宋" w:hAnsi="华文中宋" w:eastAsia="华文中宋" w:cs="华文中宋"/>
+                <w:b/>
+                <w:bCs/>
+                <w:i w:val="0"/>
+                <w:caps w:val="0"/>
+                <w:color w:val="ED7D31" w:themeColor="accent2"/>
+                <w:spacing w:val="7"/>
+                <w:sz w:val="21"/>
+                <w:szCs w:val="21"/>
+                <w:lang w:val="en-US" w:eastAsia="zh-CN"/>
+                <w14:textFill>
+                  <w14:solidFill>
+                    <w14:schemeClr w14:val="accent2"/>
+                  </w14:solidFill>
+                </w14:textFill>
+              </w:rPr>
+              <w:t>返回</w:t>
+            </w:r>
             <w:r>
               <w:rPr>
                 <w:rFonts w:hint="eastAsia" w:ascii="华文中宋" w:hAnsi="华文中宋" w:eastAsia="华文中宋" w:cs="华文中宋"/>
@@ -9562,90 +10484,27 @@
                 <w:szCs w:val="21"/>
                 <w:lang w:val="en-US" w:eastAsia="zh-CN"/>
               </w:rPr>
-              <w:t>创建</w:t>
-            </w:r>
-            <w:r>
-              <w:rPr>
-                <w:rFonts w:hint="eastAsia" w:cs="华文中宋"/>
+              <w:t>环境变量</w:t>
+            </w:r>
+            <w:r>
+              <w:rPr>
+                <w:rFonts w:hint="eastAsia" w:ascii="华文中宋" w:hAnsi="华文中宋" w:eastAsia="华文中宋" w:cs="华文中宋"/>
                 <w:b/>
                 <w:bCs/>
                 <w:i w:val="0"/>
                 <w:caps w:val="0"/>
-                <w:color w:val="EA82F1"/>
-                <w:spacing w:val="7"/>
-                <w:sz w:val="21"/>
-                <w:szCs w:val="21"/>
-                <w:lang w:val="en-US" w:eastAsia="zh-CN"/>
-              </w:rPr>
-              <w:t xml:space="preserve"> </w:t>
-            </w:r>
-            <w:r>
-              <w:rPr>
-                <w:rFonts w:hint="eastAsia" w:ascii="华文中宋" w:hAnsi="华文中宋" w:eastAsia="华文中宋" w:cs="华文中宋"/>
-                <w:b/>
-                <w:bCs/>
-                <w:i w:val="0"/>
-                <w:caps w:val="0"/>
-                <w:color w:val="ED7D31" w:themeColor="accent2"/>
-                <w:spacing w:val="7"/>
-                <w:sz w:val="21"/>
-                <w:szCs w:val="21"/>
-                <w:lang w:val="en-US" w:eastAsia="zh-CN"/>
-                <w14:textFill>
-                  <w14:solidFill>
-                    <w14:schemeClr w14:val="accent2"/>
-                  </w14:solidFill>
-                </w14:textFill>
-              </w:rPr>
-              <w:t>(若已存在则报错)</w:t>
-            </w:r>
-          </w:p>
-        </w:tc>
-        <w:tc>
-          <w:tcPr>
-            <w:tcW w:w="0" w:type="auto"/>
-            <w:vMerge w:val="restart"/>
-            <w:vAlign w:val="center"/>
-          </w:tcPr>
-          <w:p>
-            <w:pPr>
-              <w:numPr>
-                <w:ilvl w:val="0"/>
-                <w:numId w:val="0"/>
-              </w:numPr>
-              <w:outlineLvl w:val="9"/>
-              <w:rPr>
-                <w:rFonts w:hint="eastAsia" w:ascii="华文中宋" w:hAnsi="华文中宋" w:eastAsia="华文中宋" w:cs="华文中宋"/>
-                <w:b/>
-                <w:bCs/>
-                <w:i w:val="0"/>
-                <w:caps w:val="0"/>
-                <w:color w:val="ED7D31" w:themeColor="accent2"/>
-                <w:spacing w:val="7"/>
-                <w:sz w:val="21"/>
-                <w:szCs w:val="21"/>
-                <w:lang w:val="en-US" w:eastAsia="zh-CN"/>
-                <w14:textFill>
-                  <w14:solidFill>
-                    <w14:schemeClr w14:val="accent2"/>
-                  </w14:solidFill>
-                </w14:textFill>
-              </w:rPr>
-            </w:pPr>
-            <w:r>
-              <w:rPr>
-                <w:rFonts w:hint="eastAsia" w:ascii="华文中宋" w:hAnsi="华文中宋" w:eastAsia="华文中宋" w:cs="华文中宋"/>
-                <w:b/>
-                <w:bCs/>
-                <w:i w:val="0"/>
-                <w:caps w:val="0"/>
-                <w:color w:val="EA82F1"/>
-                <w:spacing w:val="7"/>
-                <w:sz w:val="21"/>
-                <w:szCs w:val="21"/>
-                <w:lang w:val="en-US" w:eastAsia="zh-CN"/>
-              </w:rPr>
-              <w:t>多层目录</w:t>
+                <w:color w:val="ED7D31" w:themeColor="accent2"/>
+                <w:spacing w:val="7"/>
+                <w:sz w:val="21"/>
+                <w:szCs w:val="21"/>
+                <w:lang w:val="en-US" w:eastAsia="zh-CN"/>
+                <w14:textFill>
+                  <w14:solidFill>
+                    <w14:schemeClr w14:val="accent2"/>
+                  </w14:solidFill>
+                </w14:textFill>
+              </w:rPr>
+              <w:t>字典</w:t>
             </w:r>
           </w:p>
         </w:tc>
@@ -9660,7 +10519,16 @@
             <w:insideH w:val="single" w:color="auto" w:sz="4" w:space="0"/>
             <w:insideV w:val="single" w:color="auto" w:sz="4" w:space="0"/>
           </w:tblBorders>
+          <w:tblCellMar>
+            <w:top w:w="0" w:type="dxa"/>
+            <w:left w:w="108" w:type="dxa"/>
+            <w:bottom w:w="0" w:type="dxa"/>
+            <w:right w:w="108" w:type="dxa"/>
+          </w:tblCellMar>
         </w:tblPrEx>
+        <w:trPr>
+          <w:trHeight w:val="90" w:hRule="atLeast"/>
+        </w:trPr>
         <w:tc>
           <w:tcPr>
             <w:tcW w:w="0" w:type="auto"/>
@@ -9674,7 +10542,7 @@
               </w:numPr>
               <w:outlineLvl w:val="9"/>
               <w:rPr>
-                <w:rFonts w:hint="eastAsia" w:ascii="华文中宋" w:hAnsi="华文中宋" w:eastAsia="华文中宋" w:cs="华文中宋"/>
+                <w:rFonts w:hint="default" w:ascii="华文中宋" w:hAnsi="华文中宋" w:eastAsia="华文中宋" w:cs="华文中宋"/>
                 <w:b/>
                 <w:bCs/>
                 <w:i w:val="0"/>
@@ -9688,7 +10556,7 @@
             </w:pPr>
             <w:r>
               <w:rPr>
-                <w:rFonts w:hint="eastAsia" w:ascii="华文中宋" w:hAnsi="华文中宋" w:eastAsia="华文中宋" w:cs="华文中宋"/>
+                <w:rFonts w:hint="eastAsia" w:cs="华文中宋"/>
                 <w:b/>
                 <w:bCs/>
                 <w:i w:val="0"/>
@@ -9699,43 +10567,14 @@
                 <w:szCs w:val="21"/>
                 <w:lang w:val="en-US" w:eastAsia="zh-CN"/>
               </w:rPr>
-              <w:t>removedirs(</w:t>
-            </w:r>
-            <w:r>
-              <w:rPr>
-                <w:rFonts w:hint="eastAsia" w:cs="华文中宋"/>
-                <w:b/>
-                <w:bCs/>
-                <w:i w:val="0"/>
-                <w:caps w:val="0"/>
-                <w:color w:val="FF0000"/>
-                <w:spacing w:val="7"/>
-                <w:sz w:val="21"/>
-                <w:szCs w:val="21"/>
-                <w:lang w:val="en-US" w:eastAsia="zh-CN"/>
-              </w:rPr>
-              <w:t>path</w:t>
-            </w:r>
-            <w:r>
-              <w:rPr>
-                <w:rFonts w:hint="eastAsia" w:ascii="华文中宋" w:hAnsi="华文中宋" w:eastAsia="华文中宋" w:cs="华文中宋"/>
-                <w:b/>
-                <w:bCs/>
-                <w:i w:val="0"/>
-                <w:caps w:val="0"/>
-                <w:color w:val="FF0000"/>
-                <w:spacing w:val="7"/>
-                <w:sz w:val="21"/>
-                <w:szCs w:val="21"/>
-                <w:lang w:val="en-US" w:eastAsia="zh-CN"/>
-              </w:rPr>
-              <w:t>)</w:t>
-            </w:r>
-          </w:p>
-        </w:tc>
-        <w:tc>
-          <w:tcPr>
-            <w:tcW w:w="0" w:type="auto"/>
+              <w:t>getenv(key, default)</w:t>
+            </w:r>
+          </w:p>
+        </w:tc>
+        <w:tc>
+          <w:tcPr>
+            <w:tcW w:w="0" w:type="auto"/>
+            <w:gridSpan w:val="2"/>
             <w:vAlign w:val="center"/>
           </w:tcPr>
           <w:p>
@@ -9746,7 +10585,7 @@
               </w:numPr>
               <w:outlineLvl w:val="9"/>
               <w:rPr>
-                <w:rFonts w:hint="eastAsia" w:ascii="华文中宋" w:hAnsi="华文中宋" w:eastAsia="华文中宋" w:cs="华文中宋"/>
+                <w:rFonts w:hint="default" w:ascii="华文中宋" w:hAnsi="华文中宋" w:eastAsia="华文中宋" w:cs="华文中宋"/>
                 <w:b/>
                 <w:bCs/>
                 <w:i w:val="0"/>
@@ -9755,15 +10594,34 @@
                 <w:spacing w:val="7"/>
                 <w:sz w:val="21"/>
                 <w:szCs w:val="21"/>
-                <w:vertAlign w:val="baseline"/>
-                <w:lang w:val="en-US" w:eastAsia="zh-CN"/>
-                <w14:textFill>
-                  <w14:solidFill>
-                    <w14:schemeClr w14:val="accent2"/>
-                  </w14:solidFill>
-                </w14:textFill>
-              </w:rPr>
-            </w:pPr>
+                <w:lang w:val="en-US" w:eastAsia="zh-CN"/>
+                <w14:textFill>
+                  <w14:solidFill>
+                    <w14:schemeClr w14:val="accent2"/>
+                  </w14:solidFill>
+                </w14:textFill>
+              </w:rPr>
+            </w:pPr>
+            <w:r>
+              <w:rPr>
+                <w:rFonts w:hint="eastAsia" w:cs="华文中宋"/>
+                <w:b/>
+                <w:bCs/>
+                <w:i w:val="0"/>
+                <w:caps w:val="0"/>
+                <w:color w:val="ED7D31" w:themeColor="accent2"/>
+                <w:spacing w:val="7"/>
+                <w:sz w:val="21"/>
+                <w:szCs w:val="21"/>
+                <w:lang w:val="en-US" w:eastAsia="zh-CN"/>
+                <w14:textFill>
+                  <w14:solidFill>
+                    <w14:schemeClr w14:val="accent2"/>
+                  </w14:solidFill>
+                </w14:textFill>
+              </w:rPr>
+              <w:t>访问</w:t>
+            </w:r>
             <w:r>
               <w:rPr>
                 <w:rFonts w:hint="eastAsia" w:ascii="华文中宋" w:hAnsi="华文中宋" w:eastAsia="华文中宋" w:cs="华文中宋"/>
@@ -9777,76 +10635,8 @@
                 <w:szCs w:val="21"/>
                 <w:lang w:val="en-US" w:eastAsia="zh-CN"/>
               </w:rPr>
-              <w:t>删除</w:t>
-            </w:r>
-            <w:r>
-              <w:rPr>
-                <w:rFonts w:hint="eastAsia" w:cs="华文中宋"/>
-                <w:b/>
-                <w:bCs/>
-                <w:i w:val="0"/>
-                <w:caps w:val="0"/>
-                <w:color w:val="EA82F1"/>
-                <w:spacing w:val="7"/>
-                <w:sz w:val="21"/>
-                <w:szCs w:val="21"/>
-                <w:lang w:val="en-US" w:eastAsia="zh-CN"/>
-              </w:rPr>
-              <w:t xml:space="preserve"> </w:t>
-            </w:r>
-            <w:r>
-              <w:rPr>
-                <w:rFonts w:hint="eastAsia" w:ascii="华文中宋" w:hAnsi="华文中宋" w:eastAsia="华文中宋" w:cs="华文中宋"/>
-                <w:b/>
-                <w:bCs/>
-                <w:i w:val="0"/>
-                <w:caps w:val="0"/>
-                <w:color w:val="ED7D31" w:themeColor="accent2"/>
-                <w:spacing w:val="7"/>
-                <w:sz w:val="21"/>
-                <w:szCs w:val="21"/>
-                <w:lang w:val="en-US" w:eastAsia="zh-CN"/>
-                <w14:textFill>
-                  <w14:solidFill>
-                    <w14:schemeClr w14:val="accent2"/>
-                  </w14:solidFill>
-                </w14:textFill>
-              </w:rPr>
-              <w:t>(目录非空则报错)</w:t>
-            </w:r>
-          </w:p>
-        </w:tc>
-        <w:tc>
-          <w:tcPr>
-            <w:tcW w:w="0" w:type="auto"/>
-            <w:vMerge w:val="continue"/>
-            <w:vAlign w:val="center"/>
-          </w:tcPr>
-          <w:p>
-            <w:pPr>
-              <w:numPr>
-                <w:ilvl w:val="0"/>
-                <w:numId w:val="0"/>
-              </w:numPr>
-              <w:outlineLvl w:val="9"/>
-              <w:rPr>
-                <w:rFonts w:hint="eastAsia" w:ascii="华文中宋" w:hAnsi="华文中宋" w:eastAsia="华文中宋" w:cs="华文中宋"/>
-                <w:b/>
-                <w:bCs/>
-                <w:i w:val="0"/>
-                <w:caps w:val="0"/>
-                <w:color w:val="ED7D31" w:themeColor="accent2"/>
-                <w:spacing w:val="7"/>
-                <w:sz w:val="21"/>
-                <w:szCs w:val="21"/>
-                <w:lang w:val="en-US" w:eastAsia="zh-CN"/>
-                <w14:textFill>
-                  <w14:solidFill>
-                    <w14:schemeClr w14:val="accent2"/>
-                  </w14:solidFill>
-                </w14:textFill>
-              </w:rPr>
-            </w:pPr>
+              <w:t>环境变量</w:t>
+            </w:r>
           </w:p>
         </w:tc>
       </w:tr>
@@ -9860,7 +10650,16 @@
             <w:insideH w:val="single" w:color="auto" w:sz="4" w:space="0"/>
             <w:insideV w:val="single" w:color="auto" w:sz="4" w:space="0"/>
           </w:tblBorders>
+          <w:tblCellMar>
+            <w:top w:w="0" w:type="dxa"/>
+            <w:left w:w="108" w:type="dxa"/>
+            <w:bottom w:w="0" w:type="dxa"/>
+            <w:right w:w="108" w:type="dxa"/>
+          </w:tblCellMar>
         </w:tblPrEx>
+        <w:trPr>
+          <w:trHeight w:val="90" w:hRule="atLeast"/>
+        </w:trPr>
         <w:tc>
           <w:tcPr>
             <w:tcW w:w="0" w:type="auto"/>
@@ -9888,7 +10687,7 @@
             </w:pPr>
             <w:r>
               <w:rPr>
-                <w:rFonts w:hint="eastAsia" w:ascii="华文中宋" w:hAnsi="华文中宋" w:eastAsia="华文中宋" w:cs="华文中宋"/>
+                <w:rFonts w:hint="eastAsia" w:cs="华文中宋"/>
                 <w:b/>
                 <w:bCs/>
                 <w:i w:val="0"/>
@@ -9899,7 +10698,7 @@
                 <w:szCs w:val="21"/>
                 <w:lang w:val="en-US" w:eastAsia="zh-CN"/>
               </w:rPr>
-              <w:t>rename(m,n)</w:t>
+              <w:t>cpu_count()</w:t>
             </w:r>
           </w:p>
         </w:tc>
@@ -9917,7 +10716,7 @@
               </w:numPr>
               <w:outlineLvl w:val="9"/>
               <w:rPr>
-                <w:rFonts w:hint="eastAsia" w:ascii="华文中宋" w:hAnsi="华文中宋" w:eastAsia="华文中宋" w:cs="华文中宋"/>
+                <w:rFonts w:hint="default" w:ascii="华文中宋" w:hAnsi="华文中宋" w:eastAsia="华文中宋" w:cs="华文中宋"/>
                 <w:b/>
                 <w:bCs/>
                 <w:i w:val="0"/>
@@ -9952,11 +10751,11 @@
                   </w14:solidFill>
                 </w14:textFill>
               </w:rPr>
-              <w:t>将文件m</w:t>
-            </w:r>
-            <w:r>
-              <w:rPr>
-                <w:rFonts w:hint="eastAsia" w:ascii="华文中宋" w:hAnsi="华文中宋" w:eastAsia="华文中宋" w:cs="华文中宋"/>
+              <w:t>返回</w:t>
+            </w:r>
+            <w:r>
+              <w:rPr>
+                <w:rFonts w:hint="eastAsia" w:cs="华文中宋"/>
                 <w:b/>
                 <w:bCs/>
                 <w:i w:val="0"/>
@@ -9967,27 +10766,7 @@
                 <w:szCs w:val="21"/>
                 <w:lang w:val="en-US" w:eastAsia="zh-CN"/>
               </w:rPr>
-              <w:t>重命名</w:t>
-            </w:r>
-            <w:r>
-              <w:rPr>
-                <w:rFonts w:hint="eastAsia" w:ascii="华文中宋" w:hAnsi="华文中宋" w:eastAsia="华文中宋" w:cs="华文中宋"/>
-                <w:b/>
-                <w:bCs/>
-                <w:i w:val="0"/>
-                <w:caps w:val="0"/>
-                <w:color w:val="ED7D31" w:themeColor="accent2"/>
-                <w:spacing w:val="7"/>
-                <w:sz w:val="21"/>
-                <w:szCs w:val="21"/>
-                <w:lang w:val="en-US" w:eastAsia="zh-CN"/>
-                <w14:textFill>
-                  <w14:solidFill>
-                    <w14:schemeClr w14:val="accent2"/>
-                  </w14:solidFill>
-                </w14:textFill>
-              </w:rPr>
-              <w:t>为n</w:t>
+              <w:t>CPU数量</w:t>
             </w:r>
           </w:p>
         </w:tc>
@@ -10002,770 +10781,12 @@
             <w:insideH w:val="single" w:color="auto" w:sz="4" w:space="0"/>
             <w:insideV w:val="single" w:color="auto" w:sz="4" w:space="0"/>
           </w:tblBorders>
-        </w:tblPrEx>
-        <w:tc>
-          <w:tcPr>
-            <w:tcW w:w="0" w:type="auto"/>
-            <w:vAlign w:val="center"/>
-          </w:tcPr>
-          <w:p>
-            <w:pPr>
-              <w:numPr>
-                <w:ilvl w:val="0"/>
-                <w:numId w:val="0"/>
-              </w:numPr>
-              <w:outlineLvl w:val="9"/>
-              <w:rPr>
-                <w:rFonts w:hint="default" w:cs="华文中宋"/>
-                <w:b/>
-                <w:bCs/>
-                <w:i w:val="0"/>
-                <w:caps w:val="0"/>
-                <w:color w:val="FF0000"/>
-                <w:spacing w:val="7"/>
-                <w:sz w:val="21"/>
-                <w:szCs w:val="21"/>
-                <w:lang w:val="en-US" w:eastAsia="zh-CN"/>
-              </w:rPr>
-            </w:pPr>
-            <w:r>
-              <w:rPr>
-                <w:rFonts w:hint="eastAsia" w:cs="华文中宋"/>
-                <w:b/>
-                <w:bCs/>
-                <w:i w:val="0"/>
-                <w:caps w:val="0"/>
-                <w:color w:val="FF0000"/>
-                <w:spacing w:val="7"/>
-                <w:sz w:val="21"/>
-                <w:szCs w:val="21"/>
-                <w:lang w:val="en-US" w:eastAsia="zh-CN"/>
-              </w:rPr>
-              <w:t>system(cmd)</w:t>
-            </w:r>
-          </w:p>
-        </w:tc>
-        <w:tc>
-          <w:tcPr>
-            <w:tcW w:w="0" w:type="auto"/>
-            <w:gridSpan w:val="2"/>
-            <w:vAlign w:val="center"/>
-          </w:tcPr>
-          <w:p>
-            <w:pPr>
-              <w:numPr>
-                <w:ilvl w:val="0"/>
-                <w:numId w:val="0"/>
-              </w:numPr>
-              <w:outlineLvl w:val="9"/>
-              <w:rPr>
-                <w:rFonts w:hint="default" w:cs="华文中宋"/>
-                <w:b/>
-                <w:bCs/>
-                <w:i w:val="0"/>
-                <w:caps w:val="0"/>
-                <w:color w:val="ED7D31" w:themeColor="accent2"/>
-                <w:spacing w:val="7"/>
-                <w:sz w:val="21"/>
-                <w:szCs w:val="21"/>
-                <w:lang w:val="en-US" w:eastAsia="zh-CN"/>
-                <w14:textFill>
-                  <w14:solidFill>
-                    <w14:schemeClr w14:val="accent2"/>
-                  </w14:solidFill>
-                </w14:textFill>
-              </w:rPr>
-            </w:pPr>
-            <w:r>
-              <w:rPr>
-                <w:rFonts w:hint="eastAsia" w:cs="华文中宋"/>
-                <w:b/>
-                <w:bCs/>
-                <w:i w:val="0"/>
-                <w:caps w:val="0"/>
-                <w:color w:val="ED7D31" w:themeColor="accent2"/>
-                <w:spacing w:val="7"/>
-                <w:sz w:val="21"/>
-                <w:szCs w:val="21"/>
-                <w:lang w:val="en-US" w:eastAsia="zh-CN"/>
-                <w14:textFill>
-                  <w14:solidFill>
-                    <w14:schemeClr w14:val="accent2"/>
-                  </w14:solidFill>
-                </w14:textFill>
-              </w:rPr>
-              <w:t>输入</w:t>
-            </w:r>
-            <w:r>
-              <w:rPr>
-                <w:rFonts w:hint="eastAsia" w:cs="华文中宋"/>
-                <w:b/>
-                <w:bCs/>
-                <w:i w:val="0"/>
-                <w:caps w:val="0"/>
-                <w:color w:val="EA82F1"/>
-                <w:spacing w:val="7"/>
-                <w:sz w:val="21"/>
-                <w:szCs w:val="21"/>
-                <w:lang w:val="en-US" w:eastAsia="zh-CN"/>
-              </w:rPr>
-              <w:t>命令</w:t>
-            </w:r>
-            <w:r>
-              <w:rPr>
-                <w:rFonts w:hint="eastAsia" w:cs="华文中宋"/>
-                <w:b/>
-                <w:bCs/>
-                <w:i w:val="0"/>
-                <w:caps w:val="0"/>
-                <w:color w:val="ED7D31" w:themeColor="accent2"/>
-                <w:spacing w:val="7"/>
-                <w:sz w:val="21"/>
-                <w:szCs w:val="21"/>
-                <w:lang w:val="en-US" w:eastAsia="zh-CN"/>
-                <w14:textFill>
-                  <w14:solidFill>
-                    <w14:schemeClr w14:val="accent2"/>
-                  </w14:solidFill>
-                </w14:textFill>
-              </w:rPr>
-              <w:t>，输出</w:t>
-            </w:r>
-            <w:r>
-              <w:rPr>
-                <w:rFonts w:hint="eastAsia" w:cs="华文中宋"/>
-                <w:b/>
-                <w:bCs/>
-                <w:i w:val="0"/>
-                <w:caps w:val="0"/>
-                <w:color w:val="EA82F1"/>
-                <w:spacing w:val="7"/>
-                <w:sz w:val="21"/>
-                <w:szCs w:val="21"/>
-                <w:lang w:val="en-US" w:eastAsia="zh-CN"/>
-              </w:rPr>
-              <w:t>响应</w:t>
-            </w:r>
-          </w:p>
-        </w:tc>
-      </w:tr>
-      <w:tr>
-        <w:tblPrEx>
-          <w:tblBorders>
-            <w:top w:val="single" w:color="auto" w:sz="4" w:space="0"/>
-            <w:left w:val="single" w:color="auto" w:sz="4" w:space="0"/>
-            <w:bottom w:val="single" w:color="auto" w:sz="4" w:space="0"/>
-            <w:right w:val="single" w:color="auto" w:sz="4" w:space="0"/>
-            <w:insideH w:val="single" w:color="auto" w:sz="4" w:space="0"/>
-            <w:insideV w:val="single" w:color="auto" w:sz="4" w:space="0"/>
-          </w:tblBorders>
-        </w:tblPrEx>
-        <w:tc>
-          <w:tcPr>
-            <w:tcW w:w="0" w:type="auto"/>
-            <w:vAlign w:val="center"/>
-          </w:tcPr>
-          <w:p>
-            <w:pPr>
-              <w:numPr>
-                <w:ilvl w:val="0"/>
-                <w:numId w:val="0"/>
-              </w:numPr>
-              <w:outlineLvl w:val="9"/>
-              <w:rPr>
-                <w:rFonts w:hint="default" w:ascii="华文中宋" w:hAnsi="华文中宋" w:eastAsia="华文中宋" w:cs="华文中宋"/>
-                <w:b/>
-                <w:bCs/>
-                <w:i w:val="0"/>
-                <w:caps w:val="0"/>
-                <w:color w:val="FF0000"/>
-                <w:spacing w:val="7"/>
-                <w:sz w:val="21"/>
-                <w:szCs w:val="21"/>
-                <w:lang w:val="en-US" w:eastAsia="zh-CN"/>
-              </w:rPr>
-            </w:pPr>
-            <w:r>
-              <w:rPr>
-                <w:rFonts w:hint="eastAsia" w:cs="华文中宋"/>
-                <w:b/>
-                <w:bCs/>
-                <w:i w:val="0"/>
-                <w:caps w:val="0"/>
-                <w:color w:val="FF0000"/>
-                <w:spacing w:val="7"/>
-                <w:sz w:val="21"/>
-                <w:szCs w:val="21"/>
-                <w:lang w:val="en-US" w:eastAsia="zh-CN"/>
-              </w:rPr>
-              <w:t>popen</w:t>
-            </w:r>
-            <w:r>
-              <w:rPr>
-                <w:rFonts w:hint="eastAsia" w:ascii="华文中宋" w:hAnsi="华文中宋" w:eastAsia="华文中宋" w:cs="华文中宋"/>
-                <w:b/>
-                <w:bCs/>
-                <w:i w:val="0"/>
-                <w:caps w:val="0"/>
-                <w:color w:val="FF0000"/>
-                <w:spacing w:val="7"/>
-                <w:sz w:val="21"/>
-                <w:szCs w:val="21"/>
-                <w:lang w:val="en-US" w:eastAsia="zh-CN"/>
-              </w:rPr>
-              <w:t>(c</w:t>
-            </w:r>
-            <w:r>
-              <w:rPr>
-                <w:rFonts w:hint="eastAsia" w:cs="华文中宋"/>
-                <w:b/>
-                <w:bCs/>
-                <w:i w:val="0"/>
-                <w:caps w:val="0"/>
-                <w:color w:val="FF0000"/>
-                <w:spacing w:val="7"/>
-                <w:sz w:val="21"/>
-                <w:szCs w:val="21"/>
-                <w:lang w:val="en-US" w:eastAsia="zh-CN"/>
-              </w:rPr>
-              <w:t>m</w:t>
-            </w:r>
-            <w:r>
-              <w:rPr>
-                <w:rFonts w:hint="eastAsia" w:ascii="华文中宋" w:hAnsi="华文中宋" w:eastAsia="华文中宋" w:cs="华文中宋"/>
-                <w:b/>
-                <w:bCs/>
-                <w:i w:val="0"/>
-                <w:caps w:val="0"/>
-                <w:color w:val="FF0000"/>
-                <w:spacing w:val="7"/>
-                <w:sz w:val="21"/>
-                <w:szCs w:val="21"/>
-                <w:lang w:val="en-US" w:eastAsia="zh-CN"/>
-              </w:rPr>
-              <w:t>d)</w:t>
-            </w:r>
-          </w:p>
-        </w:tc>
-        <w:tc>
-          <w:tcPr>
-            <w:tcW w:w="0" w:type="auto"/>
-            <w:gridSpan w:val="2"/>
-            <w:vAlign w:val="center"/>
-          </w:tcPr>
-          <w:p>
-            <w:pPr>
-              <w:numPr>
-                <w:ilvl w:val="0"/>
-                <w:numId w:val="0"/>
-              </w:numPr>
-              <w:outlineLvl w:val="9"/>
-              <w:rPr>
-                <w:rFonts w:hint="default" w:ascii="华文中宋" w:hAnsi="华文中宋" w:eastAsia="华文中宋" w:cs="华文中宋"/>
-                <w:b/>
-                <w:bCs/>
-                <w:i w:val="0"/>
-                <w:caps w:val="0"/>
-                <w:color w:val="ED7D31" w:themeColor="accent2"/>
-                <w:spacing w:val="7"/>
-                <w:sz w:val="21"/>
-                <w:szCs w:val="21"/>
-                <w:lang w:val="en-US" w:eastAsia="zh-CN"/>
-                <w14:textFill>
-                  <w14:solidFill>
-                    <w14:schemeClr w14:val="accent2"/>
-                  </w14:solidFill>
-                </w14:textFill>
-              </w:rPr>
-            </w:pPr>
-            <w:r>
-              <w:rPr>
-                <w:rFonts w:hint="eastAsia" w:cs="华文中宋"/>
-                <w:b/>
-                <w:bCs/>
-                <w:i w:val="0"/>
-                <w:caps w:val="0"/>
-                <w:color w:val="ED7D31" w:themeColor="accent2"/>
-                <w:spacing w:val="7"/>
-                <w:sz w:val="21"/>
-                <w:szCs w:val="21"/>
-                <w:lang w:val="en-US" w:eastAsia="zh-CN"/>
-                <w14:textFill>
-                  <w14:solidFill>
-                    <w14:schemeClr w14:val="accent2"/>
-                  </w14:solidFill>
-                </w14:textFill>
-              </w:rPr>
-              <w:t>挂起</w:t>
-            </w:r>
-            <w:r>
-              <w:rPr>
-                <w:rFonts w:hint="eastAsia" w:ascii="华文中宋" w:hAnsi="华文中宋" w:eastAsia="华文中宋" w:cs="华文中宋"/>
-                <w:b/>
-                <w:bCs/>
-                <w:i w:val="0"/>
-                <w:caps w:val="0"/>
-                <w:color w:val="EA82F1"/>
-                <w:spacing w:val="7"/>
-                <w:sz w:val="21"/>
-                <w:szCs w:val="21"/>
-                <w:lang w:val="en-US" w:eastAsia="zh-CN"/>
-              </w:rPr>
-              <w:t>命令</w:t>
-            </w:r>
-            <w:r>
-              <w:rPr>
-                <w:rFonts w:hint="eastAsia" w:cs="华文中宋"/>
-                <w:b/>
-                <w:bCs/>
-                <w:i w:val="0"/>
-                <w:caps w:val="0"/>
-                <w:color w:val="EA82F1"/>
-                <w:spacing w:val="7"/>
-                <w:sz w:val="21"/>
-                <w:szCs w:val="21"/>
-                <w:lang w:val="en-US" w:eastAsia="zh-CN"/>
-              </w:rPr>
-              <w:t>响应</w:t>
-            </w:r>
-            <w:r>
-              <w:rPr>
-                <w:rFonts w:hint="eastAsia" w:cs="华文中宋"/>
-                <w:b/>
-                <w:bCs/>
-                <w:i w:val="0"/>
-                <w:caps w:val="0"/>
-                <w:color w:val="ED7D31" w:themeColor="accent2"/>
-                <w:spacing w:val="7"/>
-                <w:sz w:val="21"/>
-                <w:szCs w:val="21"/>
-                <w:lang w:val="en-US" w:eastAsia="zh-CN"/>
-                <w14:textFill>
-                  <w14:solidFill>
-                    <w14:schemeClr w14:val="accent2"/>
-                  </w14:solidFill>
-                </w14:textFill>
-              </w:rPr>
-              <w:t>，并返回</w:t>
-            </w:r>
-            <w:r>
-              <w:rPr>
-                <w:rFonts w:hint="eastAsia" w:cs="华文中宋"/>
-                <w:b/>
-                <w:bCs/>
-                <w:i w:val="0"/>
-                <w:caps w:val="0"/>
-                <w:color w:val="EA82F1"/>
-                <w:spacing w:val="7"/>
-                <w:sz w:val="21"/>
-                <w:szCs w:val="21"/>
-                <w:lang w:val="en-US" w:eastAsia="zh-CN"/>
-              </w:rPr>
-              <w:t>IO</w:t>
-            </w:r>
-          </w:p>
-        </w:tc>
-      </w:tr>
-      <w:tr>
-        <w:tblPrEx>
-          <w:tblBorders>
-            <w:top w:val="single" w:color="auto" w:sz="4" w:space="0"/>
-            <w:left w:val="single" w:color="auto" w:sz="4" w:space="0"/>
-            <w:bottom w:val="single" w:color="auto" w:sz="4" w:space="0"/>
-            <w:right w:val="single" w:color="auto" w:sz="4" w:space="0"/>
-            <w:insideH w:val="single" w:color="auto" w:sz="4" w:space="0"/>
-            <w:insideV w:val="single" w:color="auto" w:sz="4" w:space="0"/>
-          </w:tblBorders>
-        </w:tblPrEx>
-        <w:trPr>
-          <w:trHeight w:val="90" w:hRule="atLeast"/>
-        </w:trPr>
-        <w:tc>
-          <w:tcPr>
-            <w:tcW w:w="0" w:type="auto"/>
-            <w:vAlign w:val="center"/>
-          </w:tcPr>
-          <w:p>
-            <w:pPr>
-              <w:numPr>
-                <w:ilvl w:val="0"/>
-                <w:numId w:val="0"/>
-              </w:numPr>
-              <w:outlineLvl w:val="9"/>
-              <w:rPr>
-                <w:rFonts w:hint="eastAsia" w:ascii="华文中宋" w:hAnsi="华文中宋" w:eastAsia="华文中宋" w:cs="华文中宋"/>
-                <w:b/>
-                <w:bCs/>
-                <w:i w:val="0"/>
-                <w:caps w:val="0"/>
-                <w:color w:val="FF0000"/>
-                <w:spacing w:val="7"/>
-                <w:sz w:val="21"/>
-                <w:szCs w:val="21"/>
-                <w:lang w:val="en-US" w:eastAsia="zh-CN"/>
-              </w:rPr>
-            </w:pPr>
-            <w:r>
-              <w:rPr>
-                <w:rFonts w:hint="eastAsia" w:ascii="华文中宋" w:hAnsi="华文中宋" w:eastAsia="华文中宋" w:cs="华文中宋"/>
-                <w:b/>
-                <w:bCs/>
-                <w:i w:val="0"/>
-                <w:caps w:val="0"/>
-                <w:color w:val="FF0000"/>
-                <w:spacing w:val="7"/>
-                <w:sz w:val="21"/>
-                <w:szCs w:val="21"/>
-                <w:lang w:val="en-US" w:eastAsia="zh-CN"/>
-              </w:rPr>
-              <w:t>environ</w:t>
-            </w:r>
-          </w:p>
-        </w:tc>
-        <w:tc>
-          <w:tcPr>
-            <w:tcW w:w="0" w:type="auto"/>
-            <w:gridSpan w:val="2"/>
-            <w:vAlign w:val="center"/>
-          </w:tcPr>
-          <w:p>
-            <w:pPr>
-              <w:numPr>
-                <w:ilvl w:val="0"/>
-                <w:numId w:val="0"/>
-              </w:numPr>
-              <w:outlineLvl w:val="9"/>
-              <w:rPr>
-                <w:rFonts w:hint="default" w:ascii="华文中宋" w:hAnsi="华文中宋" w:eastAsia="华文中宋" w:cs="华文中宋"/>
-                <w:b/>
-                <w:bCs/>
-                <w:i w:val="0"/>
-                <w:caps w:val="0"/>
-                <w:color w:val="FF0000"/>
-                <w:spacing w:val="7"/>
-                <w:sz w:val="21"/>
-                <w:szCs w:val="21"/>
-                <w:lang w:val="en-US" w:eastAsia="zh-CN"/>
-              </w:rPr>
-            </w:pPr>
-            <w:r>
-              <w:rPr>
-                <w:rFonts w:hint="eastAsia" w:ascii="华文中宋" w:hAnsi="华文中宋" w:eastAsia="华文中宋" w:cs="华文中宋"/>
-                <w:b/>
-                <w:bCs/>
-                <w:i w:val="0"/>
-                <w:caps w:val="0"/>
-                <w:color w:val="ED7D31" w:themeColor="accent2"/>
-                <w:spacing w:val="7"/>
-                <w:sz w:val="21"/>
-                <w:szCs w:val="21"/>
-                <w:lang w:val="en-US" w:eastAsia="zh-CN"/>
-                <w14:textFill>
-                  <w14:solidFill>
-                    <w14:schemeClr w14:val="accent2"/>
-                  </w14:solidFill>
-                </w14:textFill>
-              </w:rPr>
-              <w:t>返回</w:t>
-            </w:r>
-            <w:r>
-              <w:rPr>
-                <w:rFonts w:hint="eastAsia" w:ascii="华文中宋" w:hAnsi="华文中宋" w:eastAsia="华文中宋" w:cs="华文中宋"/>
-                <w:b/>
-                <w:bCs/>
-                <w:i w:val="0"/>
-                <w:caps w:val="0"/>
-                <w:color w:val="EA82F1"/>
-                <w:spacing w:val="7"/>
-                <w:sz w:val="21"/>
-                <w:szCs w:val="21"/>
-                <w:lang w:val="en-US" w:eastAsia="zh-CN"/>
-              </w:rPr>
-              <w:t>环境变量</w:t>
-            </w:r>
-            <w:r>
-              <w:rPr>
-                <w:rFonts w:hint="eastAsia" w:ascii="华文中宋" w:hAnsi="华文中宋" w:eastAsia="华文中宋" w:cs="华文中宋"/>
-                <w:b/>
-                <w:bCs/>
-                <w:i w:val="0"/>
-                <w:caps w:val="0"/>
-                <w:color w:val="ED7D31" w:themeColor="accent2"/>
-                <w:spacing w:val="7"/>
-                <w:sz w:val="21"/>
-                <w:szCs w:val="21"/>
-                <w:lang w:val="en-US" w:eastAsia="zh-CN"/>
-                <w14:textFill>
-                  <w14:solidFill>
-                    <w14:schemeClr w14:val="accent2"/>
-                  </w14:solidFill>
-                </w14:textFill>
-              </w:rPr>
-              <w:t>字典</w:t>
-            </w:r>
-          </w:p>
-        </w:tc>
-      </w:tr>
-      <w:tr>
-        <w:tblPrEx>
-          <w:tblBorders>
-            <w:top w:val="single" w:color="auto" w:sz="4" w:space="0"/>
-            <w:left w:val="single" w:color="auto" w:sz="4" w:space="0"/>
-            <w:bottom w:val="single" w:color="auto" w:sz="4" w:space="0"/>
-            <w:right w:val="single" w:color="auto" w:sz="4" w:space="0"/>
-            <w:insideH w:val="single" w:color="auto" w:sz="4" w:space="0"/>
-            <w:insideV w:val="single" w:color="auto" w:sz="4" w:space="0"/>
-          </w:tblBorders>
-        </w:tblPrEx>
-        <w:trPr>
-          <w:trHeight w:val="90" w:hRule="atLeast"/>
-        </w:trPr>
-        <w:tc>
-          <w:tcPr>
-            <w:tcW w:w="0" w:type="auto"/>
-            <w:vAlign w:val="center"/>
-          </w:tcPr>
-          <w:p>
-            <w:pPr>
-              <w:numPr>
-                <w:ilvl w:val="0"/>
-                <w:numId w:val="0"/>
-              </w:numPr>
-              <w:outlineLvl w:val="9"/>
-              <w:rPr>
-                <w:rFonts w:hint="default" w:ascii="华文中宋" w:hAnsi="华文中宋" w:eastAsia="华文中宋" w:cs="华文中宋"/>
-                <w:b/>
-                <w:bCs/>
-                <w:i w:val="0"/>
-                <w:caps w:val="0"/>
-                <w:color w:val="FF0000"/>
-                <w:spacing w:val="7"/>
-                <w:sz w:val="21"/>
-                <w:szCs w:val="21"/>
-                <w:lang w:val="en-US" w:eastAsia="zh-CN"/>
-              </w:rPr>
-            </w:pPr>
-            <w:r>
-              <w:rPr>
-                <w:rFonts w:hint="eastAsia" w:cs="华文中宋"/>
-                <w:b/>
-                <w:bCs/>
-                <w:i w:val="0"/>
-                <w:caps w:val="0"/>
-                <w:color w:val="FF0000"/>
-                <w:spacing w:val="7"/>
-                <w:sz w:val="21"/>
-                <w:szCs w:val="21"/>
-                <w:lang w:val="en-US" w:eastAsia="zh-CN"/>
-              </w:rPr>
-              <w:t>getenv(key, default)</w:t>
-            </w:r>
-          </w:p>
-        </w:tc>
-        <w:tc>
-          <w:tcPr>
-            <w:tcW w:w="0" w:type="auto"/>
-            <w:gridSpan w:val="2"/>
-            <w:vAlign w:val="center"/>
-          </w:tcPr>
-          <w:p>
-            <w:pPr>
-              <w:numPr>
-                <w:ilvl w:val="0"/>
-                <w:numId w:val="0"/>
-              </w:numPr>
-              <w:outlineLvl w:val="9"/>
-              <w:rPr>
-                <w:rFonts w:hint="default" w:ascii="华文中宋" w:hAnsi="华文中宋" w:eastAsia="华文中宋" w:cs="华文中宋"/>
-                <w:b/>
-                <w:bCs/>
-                <w:i w:val="0"/>
-                <w:caps w:val="0"/>
-                <w:color w:val="ED7D31" w:themeColor="accent2"/>
-                <w:spacing w:val="7"/>
-                <w:sz w:val="21"/>
-                <w:szCs w:val="21"/>
-                <w:lang w:val="en-US" w:eastAsia="zh-CN"/>
-                <w14:textFill>
-                  <w14:solidFill>
-                    <w14:schemeClr w14:val="accent2"/>
-                  </w14:solidFill>
-                </w14:textFill>
-              </w:rPr>
-            </w:pPr>
-            <w:r>
-              <w:rPr>
-                <w:rFonts w:hint="eastAsia" w:cs="华文中宋"/>
-                <w:b/>
-                <w:bCs/>
-                <w:i w:val="0"/>
-                <w:caps w:val="0"/>
-                <w:color w:val="ED7D31" w:themeColor="accent2"/>
-                <w:spacing w:val="7"/>
-                <w:sz w:val="21"/>
-                <w:szCs w:val="21"/>
-                <w:lang w:val="en-US" w:eastAsia="zh-CN"/>
-                <w14:textFill>
-                  <w14:solidFill>
-                    <w14:schemeClr w14:val="accent2"/>
-                  </w14:solidFill>
-                </w14:textFill>
-              </w:rPr>
-              <w:t>访问</w:t>
-            </w:r>
-            <w:r>
-              <w:rPr>
-                <w:rFonts w:hint="eastAsia" w:ascii="华文中宋" w:hAnsi="华文中宋" w:eastAsia="华文中宋" w:cs="华文中宋"/>
-                <w:b/>
-                <w:bCs/>
-                <w:i w:val="0"/>
-                <w:caps w:val="0"/>
-                <w:color w:val="EA82F1"/>
-                <w:spacing w:val="7"/>
-                <w:sz w:val="21"/>
-                <w:szCs w:val="21"/>
-                <w:lang w:val="en-US" w:eastAsia="zh-CN"/>
-              </w:rPr>
-              <w:t>环境变量</w:t>
-            </w:r>
-          </w:p>
-        </w:tc>
-      </w:tr>
-      <w:tr>
-        <w:tblPrEx>
-          <w:tblBorders>
-            <w:top w:val="single" w:color="auto" w:sz="4" w:space="0"/>
-            <w:left w:val="single" w:color="auto" w:sz="4" w:space="0"/>
-            <w:bottom w:val="single" w:color="auto" w:sz="4" w:space="0"/>
-            <w:right w:val="single" w:color="auto" w:sz="4" w:space="0"/>
-            <w:insideH w:val="single" w:color="auto" w:sz="4" w:space="0"/>
-            <w:insideV w:val="single" w:color="auto" w:sz="4" w:space="0"/>
-          </w:tblBorders>
-        </w:tblPrEx>
-        <w:trPr>
-          <w:trHeight w:val="90" w:hRule="atLeast"/>
-        </w:trPr>
-        <w:tc>
-          <w:tcPr>
-            <w:tcW w:w="0" w:type="auto"/>
-            <w:vAlign w:val="center"/>
-          </w:tcPr>
-          <w:p>
-            <w:pPr>
-              <w:numPr>
-                <w:ilvl w:val="0"/>
-                <w:numId w:val="0"/>
-              </w:numPr>
-              <w:outlineLvl w:val="9"/>
-              <w:rPr>
-                <w:rFonts w:hint="default" w:ascii="华文中宋" w:hAnsi="华文中宋" w:eastAsia="华文中宋" w:cs="华文中宋"/>
-                <w:b/>
-                <w:bCs/>
-                <w:i w:val="0"/>
-                <w:caps w:val="0"/>
-                <w:color w:val="FF0000"/>
-                <w:spacing w:val="7"/>
-                <w:sz w:val="21"/>
-                <w:szCs w:val="21"/>
-                <w:lang w:val="en-US" w:eastAsia="zh-CN"/>
-              </w:rPr>
-            </w:pPr>
-            <w:r>
-              <w:rPr>
-                <w:rFonts w:hint="eastAsia" w:cs="华文中宋"/>
-                <w:b/>
-                <w:bCs/>
-                <w:i w:val="0"/>
-                <w:caps w:val="0"/>
-                <w:color w:val="FF0000"/>
-                <w:spacing w:val="7"/>
-                <w:sz w:val="21"/>
-                <w:szCs w:val="21"/>
-                <w:lang w:val="en-US" w:eastAsia="zh-CN"/>
-              </w:rPr>
-              <w:t>cpu_count()</w:t>
-            </w:r>
-          </w:p>
-        </w:tc>
-        <w:tc>
-          <w:tcPr>
-            <w:tcW w:w="0" w:type="auto"/>
-            <w:gridSpan w:val="2"/>
-            <w:vAlign w:val="center"/>
-          </w:tcPr>
-          <w:p>
-            <w:pPr>
-              <w:numPr>
-                <w:ilvl w:val="0"/>
-                <w:numId w:val="0"/>
-              </w:numPr>
-              <w:outlineLvl w:val="9"/>
-              <w:rPr>
-                <w:rFonts w:hint="default" w:ascii="华文中宋" w:hAnsi="华文中宋" w:eastAsia="华文中宋" w:cs="华文中宋"/>
-                <w:b/>
-                <w:bCs/>
-                <w:i w:val="0"/>
-                <w:caps w:val="0"/>
-                <w:color w:val="ED7D31" w:themeColor="accent2"/>
-                <w:spacing w:val="7"/>
-                <w:sz w:val="21"/>
-                <w:szCs w:val="21"/>
-                <w:lang w:val="en-US" w:eastAsia="zh-CN"/>
-                <w14:textFill>
-                  <w14:solidFill>
-                    <w14:schemeClr w14:val="accent2"/>
-                  </w14:solidFill>
-                </w14:textFill>
-              </w:rPr>
-            </w:pPr>
-            <w:r>
-              <w:rPr>
-                <w:rFonts w:hint="eastAsia" w:ascii="华文中宋" w:hAnsi="华文中宋" w:eastAsia="华文中宋" w:cs="华文中宋"/>
-                <w:b/>
-                <w:bCs/>
-                <w:i w:val="0"/>
-                <w:caps w:val="0"/>
-                <w:color w:val="ED7D31" w:themeColor="accent2"/>
-                <w:spacing w:val="7"/>
-                <w:sz w:val="21"/>
-                <w:szCs w:val="21"/>
-                <w:lang w:val="en-US" w:eastAsia="zh-CN"/>
-                <w14:textFill>
-                  <w14:solidFill>
-                    <w14:schemeClr w14:val="accent2"/>
-                  </w14:solidFill>
-                </w14:textFill>
-              </w:rPr>
-              <w:t>返回</w:t>
-            </w:r>
-            <w:r>
-              <w:rPr>
-                <w:rFonts w:hint="eastAsia" w:cs="华文中宋"/>
-                <w:b/>
-                <w:bCs/>
-                <w:i w:val="0"/>
-                <w:caps w:val="0"/>
-                <w:color w:val="EA82F1"/>
-                <w:spacing w:val="7"/>
-                <w:sz w:val="21"/>
-                <w:szCs w:val="21"/>
-                <w:lang w:val="en-US" w:eastAsia="zh-CN"/>
-              </w:rPr>
-              <w:t>CPU数量</w:t>
-            </w:r>
-          </w:p>
-        </w:tc>
-      </w:tr>
-      <w:tr>
-        <w:tblPrEx>
-          <w:tblBorders>
-            <w:top w:val="single" w:color="auto" w:sz="4" w:space="0"/>
-            <w:left w:val="single" w:color="auto" w:sz="4" w:space="0"/>
-            <w:bottom w:val="single" w:color="auto" w:sz="4" w:space="0"/>
-            <w:right w:val="single" w:color="auto" w:sz="4" w:space="0"/>
-            <w:insideH w:val="single" w:color="auto" w:sz="4" w:space="0"/>
-            <w:insideV w:val="single" w:color="auto" w:sz="4" w:space="0"/>
-          </w:tblBorders>
+          <w:tblCellMar>
+            <w:top w:w="0" w:type="dxa"/>
+            <w:left w:w="108" w:type="dxa"/>
+            <w:bottom w:w="0" w:type="dxa"/>
+            <w:right w:w="108" w:type="dxa"/>
+          </w:tblCellMar>
         </w:tblPrEx>
         <w:trPr>
           <w:trHeight w:val="90" w:hRule="atLeast"/>
@@ -11006,6 +11027,12 @@
             <w:insideH w:val="single" w:color="auto" w:sz="4" w:space="0"/>
             <w:insideV w:val="single" w:color="auto" w:sz="4" w:space="0"/>
           </w:tblBorders>
+          <w:tblCellMar>
+            <w:top w:w="0" w:type="dxa"/>
+            <w:left w:w="108" w:type="dxa"/>
+            <w:bottom w:w="0" w:type="dxa"/>
+            <w:right w:w="108" w:type="dxa"/>
+          </w:tblCellMar>
         </w:tblPrEx>
         <w:tc>
           <w:tcPr>
@@ -11109,600 +11136,6 @@
                 <w:lang w:val="en-US" w:eastAsia="zh-CN"/>
               </w:rPr>
               <w:t>相对路径</w:t>
-            </w:r>
-          </w:p>
-        </w:tc>
-      </w:tr>
-      <w:tr>
-        <w:tblPrEx>
-          <w:tblBorders>
-            <w:top w:val="single" w:color="auto" w:sz="4" w:space="0"/>
-            <w:left w:val="single" w:color="auto" w:sz="4" w:space="0"/>
-            <w:bottom w:val="single" w:color="auto" w:sz="4" w:space="0"/>
-            <w:right w:val="single" w:color="auto" w:sz="4" w:space="0"/>
-            <w:insideH w:val="single" w:color="auto" w:sz="4" w:space="0"/>
-            <w:insideV w:val="single" w:color="auto" w:sz="4" w:space="0"/>
-          </w:tblBorders>
-        </w:tblPrEx>
-        <w:tc>
-          <w:tcPr>
-            <w:tcW w:w="0" w:type="auto"/>
-            <w:vAlign w:val="center"/>
-          </w:tcPr>
-          <w:p>
-            <w:pPr>
-              <w:numPr>
-                <w:ilvl w:val="0"/>
-                <w:numId w:val="0"/>
-              </w:numPr>
-              <w:outlineLvl w:val="9"/>
-              <w:rPr>
-                <w:rFonts w:hint="eastAsia" w:ascii="华文中宋" w:hAnsi="华文中宋" w:eastAsia="华文中宋" w:cs="华文中宋"/>
-                <w:b/>
-                <w:bCs/>
-                <w:i w:val="0"/>
-                <w:caps w:val="0"/>
-                <w:color w:val="ED7D31" w:themeColor="accent2"/>
-                <w:spacing w:val="7"/>
-                <w:sz w:val="21"/>
-                <w:szCs w:val="21"/>
-                <w:vertAlign w:val="baseline"/>
-                <w:lang w:val="en-US" w:eastAsia="zh-CN"/>
-                <w14:textFill>
-                  <w14:solidFill>
-                    <w14:schemeClr w14:val="accent2"/>
-                  </w14:solidFill>
-                </w14:textFill>
-              </w:rPr>
-            </w:pPr>
-            <w:r>
-              <w:rPr>
-                <w:rFonts w:hint="eastAsia" w:ascii="华文中宋" w:hAnsi="华文中宋" w:eastAsia="华文中宋" w:cs="华文中宋"/>
-                <w:b/>
-                <w:bCs/>
-                <w:i w:val="0"/>
-                <w:caps w:val="0"/>
-                <w:color w:val="FF0000"/>
-                <w:spacing w:val="7"/>
-                <w:sz w:val="21"/>
-                <w:szCs w:val="21"/>
-                <w:lang w:val="en-US" w:eastAsia="zh-CN"/>
-              </w:rPr>
-              <w:t>basename(</w:t>
-            </w:r>
-            <w:r>
-              <w:rPr>
-                <w:rFonts w:hint="eastAsia" w:cs="华文中宋"/>
-                <w:b/>
-                <w:bCs/>
-                <w:i w:val="0"/>
-                <w:caps w:val="0"/>
-                <w:color w:val="FF0000"/>
-                <w:spacing w:val="7"/>
-                <w:sz w:val="21"/>
-                <w:szCs w:val="21"/>
-                <w:lang w:val="en-US" w:eastAsia="zh-CN"/>
-              </w:rPr>
-              <w:t>path</w:t>
-            </w:r>
-            <w:r>
-              <w:rPr>
-                <w:rFonts w:hint="eastAsia" w:ascii="华文中宋" w:hAnsi="华文中宋" w:eastAsia="华文中宋" w:cs="华文中宋"/>
-                <w:b/>
-                <w:bCs/>
-                <w:i w:val="0"/>
-                <w:caps w:val="0"/>
-                <w:color w:val="FF0000"/>
-                <w:spacing w:val="7"/>
-                <w:sz w:val="21"/>
-                <w:szCs w:val="21"/>
-                <w:lang w:val="en-US" w:eastAsia="zh-CN"/>
-              </w:rPr>
-              <w:t>)</w:t>
-            </w:r>
-          </w:p>
-        </w:tc>
-        <w:tc>
-          <w:tcPr>
-            <w:tcW w:w="0" w:type="auto"/>
-            <w:gridSpan w:val="3"/>
-            <w:vAlign w:val="center"/>
-          </w:tcPr>
-          <w:p>
-            <w:pPr>
-              <w:numPr>
-                <w:ilvl w:val="0"/>
-                <w:numId w:val="0"/>
-              </w:numPr>
-              <w:outlineLvl w:val="9"/>
-              <w:rPr>
-                <w:rFonts w:hint="eastAsia" w:ascii="华文中宋" w:hAnsi="华文中宋" w:eastAsia="华文中宋" w:cs="华文中宋"/>
-                <w:b/>
-                <w:bCs/>
-                <w:i w:val="0"/>
-                <w:caps w:val="0"/>
-                <w:color w:val="ED7D31" w:themeColor="accent2"/>
-                <w:spacing w:val="7"/>
-                <w:sz w:val="21"/>
-                <w:szCs w:val="21"/>
-                <w:lang w:val="en-US" w:eastAsia="zh-CN"/>
-                <w14:textFill>
-                  <w14:solidFill>
-                    <w14:schemeClr w14:val="accent2"/>
-                  </w14:solidFill>
-                </w14:textFill>
-              </w:rPr>
-            </w:pPr>
-            <w:r>
-              <w:rPr>
-                <w:rFonts w:hint="eastAsia" w:ascii="华文中宋" w:hAnsi="华文中宋" w:eastAsia="华文中宋" w:cs="华文中宋"/>
-                <w:b/>
-                <w:bCs/>
-                <w:i w:val="0"/>
-                <w:caps w:val="0"/>
-                <w:color w:val="ED7D31" w:themeColor="accent2"/>
-                <w:spacing w:val="7"/>
-                <w:sz w:val="21"/>
-                <w:szCs w:val="21"/>
-                <w:lang w:val="en-US" w:eastAsia="zh-CN"/>
-                <w14:textFill>
-                  <w14:solidFill>
-                    <w14:schemeClr w14:val="accent2"/>
-                  </w14:solidFill>
-                </w14:textFill>
-              </w:rPr>
-              <w:t>返回</w:t>
-            </w:r>
-            <w:r>
-              <w:rPr>
-                <w:rFonts w:hint="eastAsia" w:ascii="华文中宋" w:hAnsi="华文中宋" w:eastAsia="华文中宋" w:cs="华文中宋"/>
-                <w:b/>
-                <w:bCs/>
-                <w:i w:val="0"/>
-                <w:caps w:val="0"/>
-                <w:color w:val="EA82F1"/>
-                <w:spacing w:val="7"/>
-                <w:sz w:val="21"/>
-                <w:szCs w:val="21"/>
-                <w:lang w:val="en-US" w:eastAsia="zh-CN"/>
-              </w:rPr>
-              <w:t>文件名</w:t>
-            </w:r>
-          </w:p>
-        </w:tc>
-      </w:tr>
-      <w:tr>
-        <w:tblPrEx>
-          <w:tblBorders>
-            <w:top w:val="single" w:color="auto" w:sz="4" w:space="0"/>
-            <w:left w:val="single" w:color="auto" w:sz="4" w:space="0"/>
-            <w:bottom w:val="single" w:color="auto" w:sz="4" w:space="0"/>
-            <w:right w:val="single" w:color="auto" w:sz="4" w:space="0"/>
-            <w:insideH w:val="single" w:color="auto" w:sz="4" w:space="0"/>
-            <w:insideV w:val="single" w:color="auto" w:sz="4" w:space="0"/>
-          </w:tblBorders>
-        </w:tblPrEx>
-        <w:tc>
-          <w:tcPr>
-            <w:tcW w:w="0" w:type="auto"/>
-            <w:vAlign w:val="center"/>
-          </w:tcPr>
-          <w:p>
-            <w:pPr>
-              <w:numPr>
-                <w:ilvl w:val="0"/>
-                <w:numId w:val="0"/>
-              </w:numPr>
-              <w:outlineLvl w:val="9"/>
-              <w:rPr>
-                <w:rFonts w:hint="eastAsia" w:ascii="华文中宋" w:hAnsi="华文中宋" w:eastAsia="华文中宋" w:cs="华文中宋"/>
-                <w:b/>
-                <w:bCs/>
-                <w:i w:val="0"/>
-                <w:caps w:val="0"/>
-                <w:color w:val="ED7D31" w:themeColor="accent2"/>
-                <w:spacing w:val="7"/>
-                <w:sz w:val="21"/>
-                <w:szCs w:val="21"/>
-                <w:vertAlign w:val="baseline"/>
-                <w:lang w:val="en-US" w:eastAsia="zh-CN"/>
-                <w14:textFill>
-                  <w14:solidFill>
-                    <w14:schemeClr w14:val="accent2"/>
-                  </w14:solidFill>
-                </w14:textFill>
-              </w:rPr>
-            </w:pPr>
-            <w:r>
-              <w:rPr>
-                <w:rFonts w:hint="eastAsia" w:ascii="华文中宋" w:hAnsi="华文中宋" w:eastAsia="华文中宋" w:cs="华文中宋"/>
-                <w:b/>
-                <w:bCs/>
-                <w:i w:val="0"/>
-                <w:caps w:val="0"/>
-                <w:color w:val="FF0000"/>
-                <w:spacing w:val="7"/>
-                <w:sz w:val="21"/>
-                <w:szCs w:val="21"/>
-                <w:lang w:val="en-US" w:eastAsia="zh-CN"/>
-              </w:rPr>
-              <w:t>dirname(</w:t>
-            </w:r>
-            <w:r>
-              <w:rPr>
-                <w:rFonts w:hint="eastAsia" w:cs="华文中宋"/>
-                <w:b/>
-                <w:bCs/>
-                <w:i w:val="0"/>
-                <w:caps w:val="0"/>
-                <w:color w:val="FF0000"/>
-                <w:spacing w:val="7"/>
-                <w:sz w:val="21"/>
-                <w:szCs w:val="21"/>
-                <w:lang w:val="en-US" w:eastAsia="zh-CN"/>
-              </w:rPr>
-              <w:t>path</w:t>
-            </w:r>
-            <w:r>
-              <w:rPr>
-                <w:rFonts w:hint="eastAsia" w:ascii="华文中宋" w:hAnsi="华文中宋" w:eastAsia="华文中宋" w:cs="华文中宋"/>
-                <w:b/>
-                <w:bCs/>
-                <w:i w:val="0"/>
-                <w:caps w:val="0"/>
-                <w:color w:val="FF0000"/>
-                <w:spacing w:val="7"/>
-                <w:sz w:val="21"/>
-                <w:szCs w:val="21"/>
-                <w:lang w:val="en-US" w:eastAsia="zh-CN"/>
-              </w:rPr>
-              <w:t>)</w:t>
-            </w:r>
-          </w:p>
-        </w:tc>
-        <w:tc>
-          <w:tcPr>
-            <w:tcW w:w="0" w:type="auto"/>
-            <w:gridSpan w:val="3"/>
-            <w:vAlign w:val="center"/>
-          </w:tcPr>
-          <w:p>
-            <w:pPr>
-              <w:numPr>
-                <w:ilvl w:val="0"/>
-                <w:numId w:val="0"/>
-              </w:numPr>
-              <w:outlineLvl w:val="9"/>
-              <w:rPr>
-                <w:rFonts w:hint="eastAsia" w:ascii="华文中宋" w:hAnsi="华文中宋" w:eastAsia="华文中宋" w:cs="华文中宋"/>
-                <w:b/>
-                <w:bCs/>
-                <w:i w:val="0"/>
-                <w:caps w:val="0"/>
-                <w:color w:val="ED7D31" w:themeColor="accent2"/>
-                <w:spacing w:val="7"/>
-                <w:sz w:val="21"/>
-                <w:szCs w:val="21"/>
-                <w:lang w:val="en-US" w:eastAsia="zh-CN"/>
-                <w14:textFill>
-                  <w14:solidFill>
-                    <w14:schemeClr w14:val="accent2"/>
-                  </w14:solidFill>
-                </w14:textFill>
-              </w:rPr>
-            </w:pPr>
-            <w:r>
-              <w:rPr>
-                <w:rFonts w:hint="eastAsia" w:ascii="华文中宋" w:hAnsi="华文中宋" w:eastAsia="华文中宋" w:cs="华文中宋"/>
-                <w:b/>
-                <w:bCs/>
-                <w:i w:val="0"/>
-                <w:caps w:val="0"/>
-                <w:color w:val="ED7D31" w:themeColor="accent2"/>
-                <w:spacing w:val="7"/>
-                <w:sz w:val="21"/>
-                <w:szCs w:val="21"/>
-                <w:lang w:val="en-US" w:eastAsia="zh-CN"/>
-                <w14:textFill>
-                  <w14:solidFill>
-                    <w14:schemeClr w14:val="accent2"/>
-                  </w14:solidFill>
-                </w14:textFill>
-              </w:rPr>
-              <w:t>返回</w:t>
-            </w:r>
-            <w:r>
-              <w:rPr>
-                <w:rFonts w:hint="eastAsia" w:ascii="华文中宋" w:hAnsi="华文中宋" w:eastAsia="华文中宋" w:cs="华文中宋"/>
-                <w:b/>
-                <w:bCs/>
-                <w:i w:val="0"/>
-                <w:caps w:val="0"/>
-                <w:color w:val="EA82F1"/>
-                <w:spacing w:val="7"/>
-                <w:sz w:val="21"/>
-                <w:szCs w:val="21"/>
-                <w:lang w:val="en-US" w:eastAsia="zh-CN"/>
-              </w:rPr>
-              <w:t>目录路径</w:t>
-            </w:r>
-          </w:p>
-        </w:tc>
-      </w:tr>
-      <w:tr>
-        <w:tblPrEx>
-          <w:tblBorders>
-            <w:top w:val="single" w:color="auto" w:sz="4" w:space="0"/>
-            <w:left w:val="single" w:color="auto" w:sz="4" w:space="0"/>
-            <w:bottom w:val="single" w:color="auto" w:sz="4" w:space="0"/>
-            <w:right w:val="single" w:color="auto" w:sz="4" w:space="0"/>
-            <w:insideH w:val="single" w:color="auto" w:sz="4" w:space="0"/>
-            <w:insideV w:val="single" w:color="auto" w:sz="4" w:space="0"/>
-          </w:tblBorders>
-        </w:tblPrEx>
-        <w:tc>
-          <w:tcPr>
-            <w:tcW w:w="0" w:type="auto"/>
-            <w:vAlign w:val="center"/>
-          </w:tcPr>
-          <w:p>
-            <w:pPr>
-              <w:numPr>
-                <w:ilvl w:val="0"/>
-                <w:numId w:val="0"/>
-              </w:numPr>
-              <w:outlineLvl w:val="9"/>
-              <w:rPr>
-                <w:rFonts w:hint="eastAsia" w:ascii="华文中宋" w:hAnsi="华文中宋" w:eastAsia="华文中宋" w:cs="华文中宋"/>
-                <w:b/>
-                <w:bCs/>
-                <w:i w:val="0"/>
-                <w:caps w:val="0"/>
-                <w:color w:val="ED7D31" w:themeColor="accent2"/>
-                <w:spacing w:val="7"/>
-                <w:sz w:val="21"/>
-                <w:szCs w:val="21"/>
-                <w:vertAlign w:val="baseline"/>
-                <w:lang w:val="en-US" w:eastAsia="zh-CN"/>
-                <w14:textFill>
-                  <w14:solidFill>
-                    <w14:schemeClr w14:val="accent2"/>
-                  </w14:solidFill>
-                </w14:textFill>
-              </w:rPr>
-            </w:pPr>
-            <w:r>
-              <w:rPr>
-                <w:rFonts w:hint="eastAsia" w:ascii="华文中宋" w:hAnsi="华文中宋" w:eastAsia="华文中宋" w:cs="华文中宋"/>
-                <w:b/>
-                <w:bCs/>
-                <w:i w:val="0"/>
-                <w:caps w:val="0"/>
-                <w:color w:val="FF0000"/>
-                <w:spacing w:val="7"/>
-                <w:sz w:val="21"/>
-                <w:szCs w:val="21"/>
-                <w:lang w:val="en-US" w:eastAsia="zh-CN"/>
-              </w:rPr>
-              <w:t>split(</w:t>
-            </w:r>
-            <w:r>
-              <w:rPr>
-                <w:rFonts w:hint="eastAsia" w:cs="华文中宋"/>
-                <w:b/>
-                <w:bCs/>
-                <w:i w:val="0"/>
-                <w:caps w:val="0"/>
-                <w:color w:val="FF0000"/>
-                <w:spacing w:val="7"/>
-                <w:sz w:val="21"/>
-                <w:szCs w:val="21"/>
-                <w:lang w:val="en-US" w:eastAsia="zh-CN"/>
-              </w:rPr>
-              <w:t>path</w:t>
-            </w:r>
-            <w:r>
-              <w:rPr>
-                <w:rFonts w:hint="eastAsia" w:ascii="华文中宋" w:hAnsi="华文中宋" w:eastAsia="华文中宋" w:cs="华文中宋"/>
-                <w:b/>
-                <w:bCs/>
-                <w:i w:val="0"/>
-                <w:caps w:val="0"/>
-                <w:color w:val="FF0000"/>
-                <w:spacing w:val="7"/>
-                <w:sz w:val="21"/>
-                <w:szCs w:val="21"/>
-                <w:lang w:val="en-US" w:eastAsia="zh-CN"/>
-              </w:rPr>
-              <w:t>)</w:t>
-            </w:r>
-          </w:p>
-        </w:tc>
-        <w:tc>
-          <w:tcPr>
-            <w:tcW w:w="0" w:type="auto"/>
-            <w:vMerge w:val="restart"/>
-            <w:vAlign w:val="center"/>
-          </w:tcPr>
-          <w:p>
-            <w:pPr>
-              <w:numPr>
-                <w:ilvl w:val="0"/>
-                <w:numId w:val="0"/>
-              </w:numPr>
-              <w:outlineLvl w:val="9"/>
-              <w:rPr>
-                <w:rFonts w:hint="eastAsia" w:ascii="华文中宋" w:hAnsi="华文中宋" w:eastAsia="华文中宋" w:cs="华文中宋"/>
-                <w:b/>
-                <w:bCs/>
-                <w:i w:val="0"/>
-                <w:caps w:val="0"/>
-                <w:color w:val="ED7D31" w:themeColor="accent2"/>
-                <w:spacing w:val="7"/>
-                <w:sz w:val="21"/>
-                <w:szCs w:val="21"/>
-                <w:lang w:val="en-US" w:eastAsia="zh-CN"/>
-                <w14:textFill>
-                  <w14:solidFill>
-                    <w14:schemeClr w14:val="accent2"/>
-                  </w14:solidFill>
-                </w14:textFill>
-              </w:rPr>
-            </w:pPr>
-            <w:r>
-              <w:rPr>
-                <w:rFonts w:hint="eastAsia" w:ascii="华文中宋" w:hAnsi="华文中宋" w:eastAsia="华文中宋" w:cs="华文中宋"/>
-                <w:b/>
-                <w:bCs/>
-                <w:i w:val="0"/>
-                <w:caps w:val="0"/>
-                <w:color w:val="ED7D31" w:themeColor="accent2"/>
-                <w:spacing w:val="7"/>
-                <w:sz w:val="21"/>
-                <w:szCs w:val="21"/>
-                <w:lang w:val="en-US" w:eastAsia="zh-CN"/>
-                <w14:textFill>
-                  <w14:solidFill>
-                    <w14:schemeClr w14:val="accent2"/>
-                  </w14:solidFill>
-                </w14:textFill>
-              </w:rPr>
-              <w:t>返回</w:t>
-            </w:r>
-          </w:p>
-          <w:p>
-            <w:pPr>
-              <w:numPr>
-                <w:ilvl w:val="0"/>
-                <w:numId w:val="0"/>
-              </w:numPr>
-              <w:outlineLvl w:val="9"/>
-              <w:rPr>
-                <w:rFonts w:hint="eastAsia" w:ascii="华文中宋" w:hAnsi="华文中宋" w:eastAsia="华文中宋" w:cs="华文中宋"/>
-                <w:b/>
-                <w:bCs/>
-                <w:i w:val="0"/>
-                <w:caps w:val="0"/>
-                <w:color w:val="ED7D31" w:themeColor="accent2"/>
-                <w:spacing w:val="7"/>
-                <w:sz w:val="21"/>
-                <w:szCs w:val="21"/>
-                <w:vertAlign w:val="baseline"/>
-                <w:lang w:val="en-US" w:eastAsia="zh-CN"/>
-                <w14:textFill>
-                  <w14:solidFill>
-                    <w14:schemeClr w14:val="accent2"/>
-                  </w14:solidFill>
-                </w14:textFill>
-              </w:rPr>
-            </w:pPr>
-            <w:r>
-              <w:rPr>
-                <w:rFonts w:hint="eastAsia" w:ascii="华文中宋" w:hAnsi="华文中宋" w:eastAsia="华文中宋" w:cs="华文中宋"/>
-                <w:b/>
-                <w:bCs/>
-                <w:i w:val="0"/>
-                <w:caps w:val="0"/>
-                <w:color w:val="EA82F1"/>
-                <w:spacing w:val="7"/>
-                <w:sz w:val="21"/>
-                <w:szCs w:val="21"/>
-                <w:lang w:val="en-US" w:eastAsia="zh-CN"/>
-              </w:rPr>
-              <w:t>元组</w:t>
-            </w:r>
-          </w:p>
-        </w:tc>
-        <w:tc>
-          <w:tcPr>
-            <w:tcW w:w="0" w:type="auto"/>
-            <w:gridSpan w:val="2"/>
-            <w:vAlign w:val="center"/>
-          </w:tcPr>
-          <w:p>
-            <w:pPr>
-              <w:numPr>
-                <w:ilvl w:val="0"/>
-                <w:numId w:val="0"/>
-              </w:numPr>
-              <w:outlineLvl w:val="9"/>
-              <w:rPr>
-                <w:rFonts w:hint="eastAsia" w:ascii="华文中宋" w:hAnsi="华文中宋" w:eastAsia="华文中宋" w:cs="华文中宋"/>
-                <w:b/>
-                <w:bCs/>
-                <w:i w:val="0"/>
-                <w:caps w:val="0"/>
-                <w:color w:val="ED7D31" w:themeColor="accent2"/>
-                <w:spacing w:val="7"/>
-                <w:sz w:val="21"/>
-                <w:szCs w:val="21"/>
-                <w:lang w:val="en-US" w:eastAsia="zh-CN"/>
-                <w14:textFill>
-                  <w14:solidFill>
-                    <w14:schemeClr w14:val="accent2"/>
-                  </w14:solidFill>
-                </w14:textFill>
-              </w:rPr>
-            </w:pPr>
-            <w:r>
-              <w:rPr>
-                <w:rFonts w:hint="eastAsia" w:ascii="华文中宋" w:hAnsi="华文中宋" w:eastAsia="华文中宋" w:cs="华文中宋"/>
-                <w:b/>
-                <w:bCs/>
-                <w:i w:val="0"/>
-                <w:caps w:val="0"/>
-                <w:color w:val="ED7D31" w:themeColor="accent2"/>
-                <w:spacing w:val="7"/>
-                <w:sz w:val="21"/>
-                <w:szCs w:val="21"/>
-                <w:lang w:val="en-US" w:eastAsia="zh-CN"/>
-                <w14:textFill>
-                  <w14:solidFill>
-                    <w14:schemeClr w14:val="accent2"/>
-                  </w14:solidFill>
-                </w14:textFill>
-              </w:rPr>
-              <w:t>路径</w:t>
-            </w:r>
-            <w:r>
-              <w:rPr>
-                <w:rFonts w:hint="eastAsia" w:cs="华文中宋"/>
-                <w:b/>
-                <w:bCs/>
-                <w:i w:val="0"/>
-                <w:caps w:val="0"/>
-                <w:color w:val="ED7D31" w:themeColor="accent2"/>
-                <w:spacing w:val="7"/>
-                <w:sz w:val="21"/>
-                <w:szCs w:val="21"/>
-                <w:lang w:val="en-US" w:eastAsia="zh-CN"/>
-                <w14:textFill>
-                  <w14:solidFill>
-                    <w14:schemeClr w14:val="accent2"/>
-                  </w14:solidFill>
-                </w14:textFill>
-              </w:rPr>
-              <w:t>、</w:t>
-            </w:r>
-            <w:r>
-              <w:rPr>
-                <w:rFonts w:hint="eastAsia" w:ascii="华文中宋" w:hAnsi="华文中宋" w:eastAsia="华文中宋" w:cs="华文中宋"/>
-                <w:b/>
-                <w:bCs/>
-                <w:i w:val="0"/>
-                <w:caps w:val="0"/>
-                <w:color w:val="ED7D31" w:themeColor="accent2"/>
-                <w:spacing w:val="7"/>
-                <w:sz w:val="21"/>
-                <w:szCs w:val="21"/>
-                <w:lang w:val="en-US" w:eastAsia="zh-CN"/>
-                <w14:textFill>
-                  <w14:solidFill>
-                    <w14:schemeClr w14:val="accent2"/>
-                  </w14:solidFill>
-                </w14:textFill>
-              </w:rPr>
-              <w:t>文件名</w:t>
             </w:r>
           </w:p>
         </w:tc>
@@ -11768,7 +11201,7 @@
                 <w:szCs w:val="21"/>
                 <w:lang w:val="en-US" w:eastAsia="zh-CN"/>
               </w:rPr>
-              <w:t>splitext(</w:t>
+              <w:t>basename(</w:t>
             </w:r>
             <w:r>
               <w:rPr>
@@ -11805,7 +11238,7 @@
         <w:tc>
           <w:tcPr>
             <w:tcW w:w="0" w:type="auto"/>
-            <w:vMerge w:val="continue"/>
+            <w:gridSpan w:val="3"/>
             <w:vAlign w:val="center"/>
           </w:tcPr>
           <w:p>
@@ -11825,30 +11258,15 @@
                 <w:spacing w:val="7"/>
                 <w:sz w:val="21"/>
                 <w:szCs w:val="21"/>
-                <w:vertAlign w:val="baseline"/>
-                <w:lang w:val="en-US" w:eastAsia="zh-CN"/>
-                <w14:textFill>
-                  <w14:solidFill>
-                    <w14:schemeClr w14:val="accent2"/>
-                  </w14:solidFill>
-                </w14:textFill>
-              </w:rPr>
-            </w:pPr>
-          </w:p>
-        </w:tc>
-        <w:tc>
-          <w:tcPr>
-            <w:tcW w:w="0" w:type="auto"/>
-            <w:gridSpan w:val="2"/>
-            <w:vAlign w:val="center"/>
-          </w:tcPr>
-          <w:p>
-            <w:pPr>
-              <w:numPr>
-                <w:ilvl w:val="0"/>
-                <w:numId w:val="0"/>
-              </w:numPr>
-              <w:outlineLvl w:val="9"/>
+                <w:lang w:val="en-US" w:eastAsia="zh-CN"/>
+                <w14:textFill>
+                  <w14:solidFill>
+                    <w14:schemeClr w14:val="accent2"/>
+                  </w14:solidFill>
+                </w14:textFill>
+              </w:rPr>
+            </w:pPr>
+            <w:r>
               <w:rPr>
                 <w:rFonts w:hint="eastAsia" w:ascii="华文中宋" w:hAnsi="华文中宋" w:eastAsia="华文中宋" w:cs="华文中宋"/>
                 <w:b/>
@@ -11866,7 +11284,8 @@
                   </w14:solidFill>
                 </w14:textFill>
               </w:rPr>
-            </w:pPr>
+              <w:t>返回</w:t>
+            </w:r>
             <w:r>
               <w:rPr>
                 <w:rFonts w:hint="eastAsia" w:ascii="华文中宋" w:hAnsi="华文中宋" w:eastAsia="华文中宋" w:cs="华文中宋"/>
@@ -11874,18 +11293,13 @@
                 <w:bCs/>
                 <w:i w:val="0"/>
                 <w:caps w:val="0"/>
-                <w:color w:val="ED7D31" w:themeColor="accent2"/>
-                <w:spacing w:val="7"/>
-                <w:sz w:val="21"/>
-                <w:szCs w:val="21"/>
-                <w:lang w:val="en-US" w:eastAsia="zh-CN"/>
-                <w14:textFill>
-                  <w14:solidFill>
-                    <w14:schemeClr w14:val="accent2"/>
-                  </w14:solidFill>
-                </w14:textFill>
-              </w:rPr>
-              <w:t>文件名、拓展名</w:t>
+                <w:color w:val="EA82F1"/>
+                <w:spacing w:val="7"/>
+                <w:sz w:val="21"/>
+                <w:szCs w:val="21"/>
+                <w:lang w:val="en-US" w:eastAsia="zh-CN"/>
+              </w:rPr>
+              <w:t>文件名</w:t>
             </w:r>
           </w:p>
         </w:tc>
@@ -11900,6 +11314,12 @@
             <w:insideH w:val="single" w:color="auto" w:sz="4" w:space="0"/>
             <w:insideV w:val="single" w:color="auto" w:sz="4" w:space="0"/>
           </w:tblBorders>
+          <w:tblCellMar>
+            <w:top w:w="0" w:type="dxa"/>
+            <w:left w:w="108" w:type="dxa"/>
+            <w:bottom w:w="0" w:type="dxa"/>
+            <w:right w:w="108" w:type="dxa"/>
+          </w:tblCellMar>
         </w:tblPrEx>
         <w:tc>
           <w:tcPr>
@@ -11945,7 +11365,7 @@
                 <w:szCs w:val="21"/>
                 <w:lang w:val="en-US" w:eastAsia="zh-CN"/>
               </w:rPr>
-              <w:t>getsize(</w:t>
+              <w:t>dirname(</w:t>
             </w:r>
             <w:r>
               <w:rPr>
@@ -11960,7 +11380,7 @@
                 <w:szCs w:val="21"/>
                 <w:lang w:val="en-US" w:eastAsia="zh-CN"/>
               </w:rPr>
-              <w:t>file</w:t>
+              <w:t>path</w:t>
             </w:r>
             <w:r>
               <w:rPr>
@@ -11982,7 +11402,7 @@
         <w:tc>
           <w:tcPr>
             <w:tcW w:w="0" w:type="auto"/>
-            <w:vMerge w:val="restart"/>
+            <w:gridSpan w:val="3"/>
             <w:vAlign w:val="center"/>
           </w:tcPr>
           <w:p>
@@ -12030,89 +11450,9 @@
               </w:rPr>
               <w:t>返回</w:t>
             </w:r>
-          </w:p>
-          <w:p>
-            <w:pPr>
-              <w:numPr>
-                <w:ilvl w:val="0"/>
-                <w:numId w:val="0"/>
-              </w:numPr>
-              <w:outlineLvl w:val="9"/>
+            <w:r>
               <w:rPr>
                 <w:rFonts w:hint="eastAsia" w:ascii="华文中宋" w:hAnsi="华文中宋" w:eastAsia="华文中宋" w:cs="华文中宋"/>
-                <w:b/>
-                <w:bCs/>
-                <w:i w:val="0"/>
-                <w:caps w:val="0"/>
-                <w:color w:val="ED7D31" w:themeColor="accent2"/>
-                <w:spacing w:val="7"/>
-                <w:sz w:val="21"/>
-                <w:szCs w:val="21"/>
-                <w:vertAlign w:val="baseline"/>
-                <w:lang w:val="en-US" w:eastAsia="zh-CN"/>
-                <w14:textFill>
-                  <w14:solidFill>
-                    <w14:schemeClr w14:val="accent2"/>
-                  </w14:solidFill>
-                </w14:textFill>
-              </w:rPr>
-            </w:pPr>
-            <w:r>
-              <w:rPr>
-                <w:rFonts w:hint="eastAsia" w:cs="华文中宋"/>
-                <w:b/>
-                <w:bCs/>
-                <w:i w:val="0"/>
-                <w:caps w:val="0"/>
-                <w:color w:val="ED7D31" w:themeColor="accent2"/>
-                <w:spacing w:val="7"/>
-                <w:sz w:val="21"/>
-                <w:szCs w:val="21"/>
-                <w:lang w:val="en-US" w:eastAsia="zh-CN"/>
-                <w14:textFill>
-                  <w14:solidFill>
-                    <w14:schemeClr w14:val="accent2"/>
-                  </w14:solidFill>
-                </w14:textFill>
-              </w:rPr>
-              <w:t>file</w:t>
-            </w:r>
-          </w:p>
-        </w:tc>
-        <w:tc>
-          <w:tcPr>
-            <w:tcW w:w="0" w:type="auto"/>
-            <w:gridSpan w:val="2"/>
-            <w:vAlign w:val="center"/>
-          </w:tcPr>
-          <w:p>
-            <w:pPr>
-              <w:numPr>
-                <w:ilvl w:val="0"/>
-                <w:numId w:val="0"/>
-              </w:numPr>
-              <w:outlineLvl w:val="9"/>
-              <w:rPr>
-                <w:rFonts w:hint="eastAsia" w:ascii="华文中宋" w:hAnsi="华文中宋" w:eastAsia="华文中宋" w:cs="华文中宋"/>
-                <w:b/>
-                <w:bCs/>
-                <w:i w:val="0"/>
-                <w:caps w:val="0"/>
-                <w:color w:val="ED7D31" w:themeColor="accent2"/>
-                <w:spacing w:val="7"/>
-                <w:sz w:val="21"/>
-                <w:szCs w:val="21"/>
-                <w:lang w:val="en-US" w:eastAsia="zh-CN"/>
-                <w14:textFill>
-                  <w14:solidFill>
-                    <w14:schemeClr w14:val="accent2"/>
-                  </w14:solidFill>
-                </w14:textFill>
-              </w:rPr>
-            </w:pPr>
-            <w:r>
-              <w:rPr>
-                <w:rFonts w:hint="eastAsia" w:cs="华文中宋"/>
                 <w:b/>
                 <w:bCs/>
                 <w:i w:val="0"/>
@@ -12123,27 +11463,7 @@
                 <w:szCs w:val="21"/>
                 <w:lang w:val="en-US" w:eastAsia="zh-CN"/>
               </w:rPr>
-              <w:t xml:space="preserve">占用空间 </w:t>
-            </w:r>
-            <w:r>
-              <w:rPr>
-                <w:rFonts w:hint="eastAsia" w:ascii="华文中宋" w:hAnsi="华文中宋" w:eastAsia="华文中宋" w:cs="华文中宋"/>
-                <w:b/>
-                <w:bCs/>
-                <w:i w:val="0"/>
-                <w:caps w:val="0"/>
-                <w:color w:val="ED7D31" w:themeColor="accent2"/>
-                <w:spacing w:val="7"/>
-                <w:sz w:val="21"/>
-                <w:szCs w:val="21"/>
-                <w:lang w:val="en-US" w:eastAsia="zh-CN"/>
-                <w14:textFill>
-                  <w14:solidFill>
-                    <w14:schemeClr w14:val="accent2"/>
-                  </w14:solidFill>
-                </w14:textFill>
-              </w:rPr>
-              <w:t>(单位：Byte)</w:t>
+              <w:t>目录路径</w:t>
             </w:r>
           </w:p>
         </w:tc>
@@ -12158,6 +11478,743 @@
             <w:insideH w:val="single" w:color="auto" w:sz="4" w:space="0"/>
             <w:insideV w:val="single" w:color="auto" w:sz="4" w:space="0"/>
           </w:tblBorders>
+          <w:tblCellMar>
+            <w:top w:w="0" w:type="dxa"/>
+            <w:left w:w="108" w:type="dxa"/>
+            <w:bottom w:w="0" w:type="dxa"/>
+            <w:right w:w="108" w:type="dxa"/>
+          </w:tblCellMar>
+        </w:tblPrEx>
+        <w:tc>
+          <w:tcPr>
+            <w:tcW w:w="0" w:type="auto"/>
+            <w:vAlign w:val="center"/>
+          </w:tcPr>
+          <w:p>
+            <w:pPr>
+              <w:numPr>
+                <w:ilvl w:val="0"/>
+                <w:numId w:val="0"/>
+              </w:numPr>
+              <w:outlineLvl w:val="9"/>
+              <w:rPr>
+                <w:rFonts w:hint="eastAsia" w:ascii="华文中宋" w:hAnsi="华文中宋" w:eastAsia="华文中宋" w:cs="华文中宋"/>
+                <w:b/>
+                <w:bCs/>
+                <w:i w:val="0"/>
+                <w:caps w:val="0"/>
+                <w:color w:val="ED7D31" w:themeColor="accent2"/>
+                <w:spacing w:val="7"/>
+                <w:sz w:val="21"/>
+                <w:szCs w:val="21"/>
+                <w:vertAlign w:val="baseline"/>
+                <w:lang w:val="en-US" w:eastAsia="zh-CN"/>
+                <w14:textFill>
+                  <w14:solidFill>
+                    <w14:schemeClr w14:val="accent2"/>
+                  </w14:solidFill>
+                </w14:textFill>
+              </w:rPr>
+            </w:pPr>
+            <w:r>
+              <w:rPr>
+                <w:rFonts w:hint="eastAsia" w:ascii="华文中宋" w:hAnsi="华文中宋" w:eastAsia="华文中宋" w:cs="华文中宋"/>
+                <w:b/>
+                <w:bCs/>
+                <w:i w:val="0"/>
+                <w:caps w:val="0"/>
+                <w:color w:val="FF0000"/>
+                <w:spacing w:val="7"/>
+                <w:sz w:val="21"/>
+                <w:szCs w:val="21"/>
+                <w:lang w:val="en-US" w:eastAsia="zh-CN"/>
+              </w:rPr>
+              <w:t>split(</w:t>
+            </w:r>
+            <w:r>
+              <w:rPr>
+                <w:rFonts w:hint="eastAsia" w:cs="华文中宋"/>
+                <w:b/>
+                <w:bCs/>
+                <w:i w:val="0"/>
+                <w:caps w:val="0"/>
+                <w:color w:val="FF0000"/>
+                <w:spacing w:val="7"/>
+                <w:sz w:val="21"/>
+                <w:szCs w:val="21"/>
+                <w:lang w:val="en-US" w:eastAsia="zh-CN"/>
+              </w:rPr>
+              <w:t>path</w:t>
+            </w:r>
+            <w:r>
+              <w:rPr>
+                <w:rFonts w:hint="eastAsia" w:ascii="华文中宋" w:hAnsi="华文中宋" w:eastAsia="华文中宋" w:cs="华文中宋"/>
+                <w:b/>
+                <w:bCs/>
+                <w:i w:val="0"/>
+                <w:caps w:val="0"/>
+                <w:color w:val="FF0000"/>
+                <w:spacing w:val="7"/>
+                <w:sz w:val="21"/>
+                <w:szCs w:val="21"/>
+                <w:lang w:val="en-US" w:eastAsia="zh-CN"/>
+              </w:rPr>
+              <w:t>)</w:t>
+            </w:r>
+          </w:p>
+        </w:tc>
+        <w:tc>
+          <w:tcPr>
+            <w:tcW w:w="0" w:type="auto"/>
+            <w:vMerge w:val="restart"/>
+            <w:vAlign w:val="center"/>
+          </w:tcPr>
+          <w:p>
+            <w:pPr>
+              <w:numPr>
+                <w:ilvl w:val="0"/>
+                <w:numId w:val="0"/>
+              </w:numPr>
+              <w:outlineLvl w:val="9"/>
+              <w:rPr>
+                <w:rFonts w:hint="eastAsia" w:ascii="华文中宋" w:hAnsi="华文中宋" w:eastAsia="华文中宋" w:cs="华文中宋"/>
+                <w:b/>
+                <w:bCs/>
+                <w:i w:val="0"/>
+                <w:caps w:val="0"/>
+                <w:color w:val="ED7D31" w:themeColor="accent2"/>
+                <w:spacing w:val="7"/>
+                <w:sz w:val="21"/>
+                <w:szCs w:val="21"/>
+                <w:lang w:val="en-US" w:eastAsia="zh-CN"/>
+                <w14:textFill>
+                  <w14:solidFill>
+                    <w14:schemeClr w14:val="accent2"/>
+                  </w14:solidFill>
+                </w14:textFill>
+              </w:rPr>
+            </w:pPr>
+            <w:r>
+              <w:rPr>
+                <w:rFonts w:hint="eastAsia" w:ascii="华文中宋" w:hAnsi="华文中宋" w:eastAsia="华文中宋" w:cs="华文中宋"/>
+                <w:b/>
+                <w:bCs/>
+                <w:i w:val="0"/>
+                <w:caps w:val="0"/>
+                <w:color w:val="ED7D31" w:themeColor="accent2"/>
+                <w:spacing w:val="7"/>
+                <w:sz w:val="21"/>
+                <w:szCs w:val="21"/>
+                <w:lang w:val="en-US" w:eastAsia="zh-CN"/>
+                <w14:textFill>
+                  <w14:solidFill>
+                    <w14:schemeClr w14:val="accent2"/>
+                  </w14:solidFill>
+                </w14:textFill>
+              </w:rPr>
+              <w:t>返回</w:t>
+            </w:r>
+          </w:p>
+          <w:p>
+            <w:pPr>
+              <w:numPr>
+                <w:ilvl w:val="0"/>
+                <w:numId w:val="0"/>
+              </w:numPr>
+              <w:outlineLvl w:val="9"/>
+              <w:rPr>
+                <w:rFonts w:hint="eastAsia" w:ascii="华文中宋" w:hAnsi="华文中宋" w:eastAsia="华文中宋" w:cs="华文中宋"/>
+                <w:b/>
+                <w:bCs/>
+                <w:i w:val="0"/>
+                <w:caps w:val="0"/>
+                <w:color w:val="ED7D31" w:themeColor="accent2"/>
+                <w:spacing w:val="7"/>
+                <w:sz w:val="21"/>
+                <w:szCs w:val="21"/>
+                <w:vertAlign w:val="baseline"/>
+                <w:lang w:val="en-US" w:eastAsia="zh-CN"/>
+                <w14:textFill>
+                  <w14:solidFill>
+                    <w14:schemeClr w14:val="accent2"/>
+                  </w14:solidFill>
+                </w14:textFill>
+              </w:rPr>
+            </w:pPr>
+            <w:r>
+              <w:rPr>
+                <w:rFonts w:hint="eastAsia" w:ascii="华文中宋" w:hAnsi="华文中宋" w:eastAsia="华文中宋" w:cs="华文中宋"/>
+                <w:b/>
+                <w:bCs/>
+                <w:i w:val="0"/>
+                <w:caps w:val="0"/>
+                <w:color w:val="EA82F1"/>
+                <w:spacing w:val="7"/>
+                <w:sz w:val="21"/>
+                <w:szCs w:val="21"/>
+                <w:lang w:val="en-US" w:eastAsia="zh-CN"/>
+              </w:rPr>
+              <w:t>元组</w:t>
+            </w:r>
+          </w:p>
+        </w:tc>
+        <w:tc>
+          <w:tcPr>
+            <w:tcW w:w="0" w:type="auto"/>
+            <w:gridSpan w:val="2"/>
+            <w:vAlign w:val="center"/>
+          </w:tcPr>
+          <w:p>
+            <w:pPr>
+              <w:numPr>
+                <w:ilvl w:val="0"/>
+                <w:numId w:val="0"/>
+              </w:numPr>
+              <w:outlineLvl w:val="9"/>
+              <w:rPr>
+                <w:rFonts w:hint="eastAsia" w:ascii="华文中宋" w:hAnsi="华文中宋" w:eastAsia="华文中宋" w:cs="华文中宋"/>
+                <w:b/>
+                <w:bCs/>
+                <w:i w:val="0"/>
+                <w:caps w:val="0"/>
+                <w:color w:val="ED7D31" w:themeColor="accent2"/>
+                <w:spacing w:val="7"/>
+                <w:sz w:val="21"/>
+                <w:szCs w:val="21"/>
+                <w:lang w:val="en-US" w:eastAsia="zh-CN"/>
+                <w14:textFill>
+                  <w14:solidFill>
+                    <w14:schemeClr w14:val="accent2"/>
+                  </w14:solidFill>
+                </w14:textFill>
+              </w:rPr>
+            </w:pPr>
+            <w:r>
+              <w:rPr>
+                <w:rFonts w:hint="eastAsia" w:ascii="华文中宋" w:hAnsi="华文中宋" w:eastAsia="华文中宋" w:cs="华文中宋"/>
+                <w:b/>
+                <w:bCs/>
+                <w:i w:val="0"/>
+                <w:caps w:val="0"/>
+                <w:color w:val="ED7D31" w:themeColor="accent2"/>
+                <w:spacing w:val="7"/>
+                <w:sz w:val="21"/>
+                <w:szCs w:val="21"/>
+                <w:lang w:val="en-US" w:eastAsia="zh-CN"/>
+                <w14:textFill>
+                  <w14:solidFill>
+                    <w14:schemeClr w14:val="accent2"/>
+                  </w14:solidFill>
+                </w14:textFill>
+              </w:rPr>
+              <w:t>路径</w:t>
+            </w:r>
+            <w:r>
+              <w:rPr>
+                <w:rFonts w:hint="eastAsia" w:cs="华文中宋"/>
+                <w:b/>
+                <w:bCs/>
+                <w:i w:val="0"/>
+                <w:caps w:val="0"/>
+                <w:color w:val="ED7D31" w:themeColor="accent2"/>
+                <w:spacing w:val="7"/>
+                <w:sz w:val="21"/>
+                <w:szCs w:val="21"/>
+                <w:lang w:val="en-US" w:eastAsia="zh-CN"/>
+                <w14:textFill>
+                  <w14:solidFill>
+                    <w14:schemeClr w14:val="accent2"/>
+                  </w14:solidFill>
+                </w14:textFill>
+              </w:rPr>
+              <w:t>、</w:t>
+            </w:r>
+            <w:r>
+              <w:rPr>
+                <w:rFonts w:hint="eastAsia" w:ascii="华文中宋" w:hAnsi="华文中宋" w:eastAsia="华文中宋" w:cs="华文中宋"/>
+                <w:b/>
+                <w:bCs/>
+                <w:i w:val="0"/>
+                <w:caps w:val="0"/>
+                <w:color w:val="ED7D31" w:themeColor="accent2"/>
+                <w:spacing w:val="7"/>
+                <w:sz w:val="21"/>
+                <w:szCs w:val="21"/>
+                <w:lang w:val="en-US" w:eastAsia="zh-CN"/>
+                <w14:textFill>
+                  <w14:solidFill>
+                    <w14:schemeClr w14:val="accent2"/>
+                  </w14:solidFill>
+                </w14:textFill>
+              </w:rPr>
+              <w:t>文件名</w:t>
+            </w:r>
+          </w:p>
+        </w:tc>
+      </w:tr>
+      <w:tr>
+        <w:tblPrEx>
+          <w:tblBorders>
+            <w:top w:val="single" w:color="auto" w:sz="4" w:space="0"/>
+            <w:left w:val="single" w:color="auto" w:sz="4" w:space="0"/>
+            <w:bottom w:val="single" w:color="auto" w:sz="4" w:space="0"/>
+            <w:right w:val="single" w:color="auto" w:sz="4" w:space="0"/>
+            <w:insideH w:val="single" w:color="auto" w:sz="4" w:space="0"/>
+            <w:insideV w:val="single" w:color="auto" w:sz="4" w:space="0"/>
+          </w:tblBorders>
+          <w:tblCellMar>
+            <w:top w:w="0" w:type="dxa"/>
+            <w:left w:w="108" w:type="dxa"/>
+            <w:bottom w:w="0" w:type="dxa"/>
+            <w:right w:w="108" w:type="dxa"/>
+          </w:tblCellMar>
+        </w:tblPrEx>
+        <w:tc>
+          <w:tcPr>
+            <w:tcW w:w="0" w:type="auto"/>
+            <w:vAlign w:val="center"/>
+          </w:tcPr>
+          <w:p>
+            <w:pPr>
+              <w:numPr>
+                <w:ilvl w:val="0"/>
+                <w:numId w:val="0"/>
+              </w:numPr>
+              <w:outlineLvl w:val="9"/>
+              <w:rPr>
+                <w:rFonts w:hint="eastAsia" w:ascii="华文中宋" w:hAnsi="华文中宋" w:eastAsia="华文中宋" w:cs="华文中宋"/>
+                <w:b/>
+                <w:bCs/>
+                <w:i w:val="0"/>
+                <w:caps w:val="0"/>
+                <w:color w:val="ED7D31" w:themeColor="accent2"/>
+                <w:spacing w:val="7"/>
+                <w:sz w:val="21"/>
+                <w:szCs w:val="21"/>
+                <w:vertAlign w:val="baseline"/>
+                <w:lang w:val="en-US" w:eastAsia="zh-CN"/>
+                <w14:textFill>
+                  <w14:solidFill>
+                    <w14:schemeClr w14:val="accent2"/>
+                  </w14:solidFill>
+                </w14:textFill>
+              </w:rPr>
+            </w:pPr>
+            <w:r>
+              <w:rPr>
+                <w:rFonts w:hint="eastAsia" w:ascii="华文中宋" w:hAnsi="华文中宋" w:eastAsia="华文中宋" w:cs="华文中宋"/>
+                <w:b/>
+                <w:bCs/>
+                <w:i w:val="0"/>
+                <w:caps w:val="0"/>
+                <w:color w:val="FF0000"/>
+                <w:spacing w:val="7"/>
+                <w:sz w:val="21"/>
+                <w:szCs w:val="21"/>
+                <w:lang w:val="en-US" w:eastAsia="zh-CN"/>
+              </w:rPr>
+              <w:t>splitext(</w:t>
+            </w:r>
+            <w:r>
+              <w:rPr>
+                <w:rFonts w:hint="eastAsia" w:cs="华文中宋"/>
+                <w:b/>
+                <w:bCs/>
+                <w:i w:val="0"/>
+                <w:caps w:val="0"/>
+                <w:color w:val="FF0000"/>
+                <w:spacing w:val="7"/>
+                <w:sz w:val="21"/>
+                <w:szCs w:val="21"/>
+                <w:lang w:val="en-US" w:eastAsia="zh-CN"/>
+              </w:rPr>
+              <w:t>path</w:t>
+            </w:r>
+            <w:r>
+              <w:rPr>
+                <w:rFonts w:hint="eastAsia" w:ascii="华文中宋" w:hAnsi="华文中宋" w:eastAsia="华文中宋" w:cs="华文中宋"/>
+                <w:b/>
+                <w:bCs/>
+                <w:i w:val="0"/>
+                <w:caps w:val="0"/>
+                <w:color w:val="FF0000"/>
+                <w:spacing w:val="7"/>
+                <w:sz w:val="21"/>
+                <w:szCs w:val="21"/>
+                <w:lang w:val="en-US" w:eastAsia="zh-CN"/>
+              </w:rPr>
+              <w:t>)</w:t>
+            </w:r>
+          </w:p>
+        </w:tc>
+        <w:tc>
+          <w:tcPr>
+            <w:tcW w:w="0" w:type="auto"/>
+            <w:vMerge w:val="continue"/>
+            <w:vAlign w:val="center"/>
+          </w:tcPr>
+          <w:p>
+            <w:pPr>
+              <w:numPr>
+                <w:ilvl w:val="0"/>
+                <w:numId w:val="0"/>
+              </w:numPr>
+              <w:outlineLvl w:val="9"/>
+              <w:rPr>
+                <w:rFonts w:hint="eastAsia" w:ascii="华文中宋" w:hAnsi="华文中宋" w:eastAsia="华文中宋" w:cs="华文中宋"/>
+                <w:b/>
+                <w:bCs/>
+                <w:i w:val="0"/>
+                <w:caps w:val="0"/>
+                <w:color w:val="ED7D31" w:themeColor="accent2"/>
+                <w:spacing w:val="7"/>
+                <w:sz w:val="21"/>
+                <w:szCs w:val="21"/>
+                <w:vertAlign w:val="baseline"/>
+                <w:lang w:val="en-US" w:eastAsia="zh-CN"/>
+                <w14:textFill>
+                  <w14:solidFill>
+                    <w14:schemeClr w14:val="accent2"/>
+                  </w14:solidFill>
+                </w14:textFill>
+              </w:rPr>
+            </w:pPr>
+          </w:p>
+        </w:tc>
+        <w:tc>
+          <w:tcPr>
+            <w:tcW w:w="0" w:type="auto"/>
+            <w:gridSpan w:val="2"/>
+            <w:vAlign w:val="center"/>
+          </w:tcPr>
+          <w:p>
+            <w:pPr>
+              <w:numPr>
+                <w:ilvl w:val="0"/>
+                <w:numId w:val="0"/>
+              </w:numPr>
+              <w:outlineLvl w:val="9"/>
+              <w:rPr>
+                <w:rFonts w:hint="eastAsia" w:ascii="华文中宋" w:hAnsi="华文中宋" w:eastAsia="华文中宋" w:cs="华文中宋"/>
+                <w:b/>
+                <w:bCs/>
+                <w:i w:val="0"/>
+                <w:caps w:val="0"/>
+                <w:color w:val="ED7D31" w:themeColor="accent2"/>
+                <w:spacing w:val="7"/>
+                <w:sz w:val="21"/>
+                <w:szCs w:val="21"/>
+                <w:lang w:val="en-US" w:eastAsia="zh-CN"/>
+                <w14:textFill>
+                  <w14:solidFill>
+                    <w14:schemeClr w14:val="accent2"/>
+                  </w14:solidFill>
+                </w14:textFill>
+              </w:rPr>
+            </w:pPr>
+            <w:r>
+              <w:rPr>
+                <w:rFonts w:hint="eastAsia" w:ascii="华文中宋" w:hAnsi="华文中宋" w:eastAsia="华文中宋" w:cs="华文中宋"/>
+                <w:b/>
+                <w:bCs/>
+                <w:i w:val="0"/>
+                <w:caps w:val="0"/>
+                <w:color w:val="ED7D31" w:themeColor="accent2"/>
+                <w:spacing w:val="7"/>
+                <w:sz w:val="21"/>
+                <w:szCs w:val="21"/>
+                <w:lang w:val="en-US" w:eastAsia="zh-CN"/>
+                <w14:textFill>
+                  <w14:solidFill>
+                    <w14:schemeClr w14:val="accent2"/>
+                  </w14:solidFill>
+                </w14:textFill>
+              </w:rPr>
+              <w:t>文件名、拓展名</w:t>
+            </w:r>
+          </w:p>
+        </w:tc>
+      </w:tr>
+      <w:tr>
+        <w:tblPrEx>
+          <w:tblBorders>
+            <w:top w:val="single" w:color="auto" w:sz="4" w:space="0"/>
+            <w:left w:val="single" w:color="auto" w:sz="4" w:space="0"/>
+            <w:bottom w:val="single" w:color="auto" w:sz="4" w:space="0"/>
+            <w:right w:val="single" w:color="auto" w:sz="4" w:space="0"/>
+            <w:insideH w:val="single" w:color="auto" w:sz="4" w:space="0"/>
+            <w:insideV w:val="single" w:color="auto" w:sz="4" w:space="0"/>
+          </w:tblBorders>
+          <w:tblCellMar>
+            <w:top w:w="0" w:type="dxa"/>
+            <w:left w:w="108" w:type="dxa"/>
+            <w:bottom w:w="0" w:type="dxa"/>
+            <w:right w:w="108" w:type="dxa"/>
+          </w:tblCellMar>
+        </w:tblPrEx>
+        <w:tc>
+          <w:tcPr>
+            <w:tcW w:w="0" w:type="auto"/>
+            <w:vAlign w:val="center"/>
+          </w:tcPr>
+          <w:p>
+            <w:pPr>
+              <w:numPr>
+                <w:ilvl w:val="0"/>
+                <w:numId w:val="0"/>
+              </w:numPr>
+              <w:outlineLvl w:val="9"/>
+              <w:rPr>
+                <w:rFonts w:hint="eastAsia" w:ascii="华文中宋" w:hAnsi="华文中宋" w:eastAsia="华文中宋" w:cs="华文中宋"/>
+                <w:b/>
+                <w:bCs/>
+                <w:i w:val="0"/>
+                <w:caps w:val="0"/>
+                <w:color w:val="ED7D31" w:themeColor="accent2"/>
+                <w:spacing w:val="7"/>
+                <w:sz w:val="21"/>
+                <w:szCs w:val="21"/>
+                <w:vertAlign w:val="baseline"/>
+                <w:lang w:val="en-US" w:eastAsia="zh-CN"/>
+                <w14:textFill>
+                  <w14:solidFill>
+                    <w14:schemeClr w14:val="accent2"/>
+                  </w14:solidFill>
+                </w14:textFill>
+              </w:rPr>
+            </w:pPr>
+            <w:r>
+              <w:rPr>
+                <w:rFonts w:hint="eastAsia" w:ascii="华文中宋" w:hAnsi="华文中宋" w:eastAsia="华文中宋" w:cs="华文中宋"/>
+                <w:b/>
+                <w:bCs/>
+                <w:i w:val="0"/>
+                <w:caps w:val="0"/>
+                <w:color w:val="FF0000"/>
+                <w:spacing w:val="7"/>
+                <w:sz w:val="21"/>
+                <w:szCs w:val="21"/>
+                <w:lang w:val="en-US" w:eastAsia="zh-CN"/>
+              </w:rPr>
+              <w:t>getsize(</w:t>
+            </w:r>
+            <w:r>
+              <w:rPr>
+                <w:rFonts w:hint="eastAsia" w:cs="华文中宋"/>
+                <w:b/>
+                <w:bCs/>
+                <w:i w:val="0"/>
+                <w:caps w:val="0"/>
+                <w:color w:val="FF0000"/>
+                <w:spacing w:val="7"/>
+                <w:sz w:val="21"/>
+                <w:szCs w:val="21"/>
+                <w:lang w:val="en-US" w:eastAsia="zh-CN"/>
+              </w:rPr>
+              <w:t>file</w:t>
+            </w:r>
+            <w:r>
+              <w:rPr>
+                <w:rFonts w:hint="eastAsia" w:ascii="华文中宋" w:hAnsi="华文中宋" w:eastAsia="华文中宋" w:cs="华文中宋"/>
+                <w:b/>
+                <w:bCs/>
+                <w:i w:val="0"/>
+                <w:caps w:val="0"/>
+                <w:color w:val="FF0000"/>
+                <w:spacing w:val="7"/>
+                <w:sz w:val="21"/>
+                <w:szCs w:val="21"/>
+                <w:lang w:val="en-US" w:eastAsia="zh-CN"/>
+              </w:rPr>
+              <w:t>)</w:t>
+            </w:r>
+          </w:p>
+        </w:tc>
+        <w:tc>
+          <w:tcPr>
+            <w:tcW w:w="0" w:type="auto"/>
+            <w:vMerge w:val="restart"/>
+            <w:vAlign w:val="center"/>
+          </w:tcPr>
+          <w:p>
+            <w:pPr>
+              <w:numPr>
+                <w:ilvl w:val="0"/>
+                <w:numId w:val="0"/>
+              </w:numPr>
+              <w:outlineLvl w:val="9"/>
+              <w:rPr>
+                <w:rFonts w:hint="eastAsia" w:ascii="华文中宋" w:hAnsi="华文中宋" w:eastAsia="华文中宋" w:cs="华文中宋"/>
+                <w:b/>
+                <w:bCs/>
+                <w:i w:val="0"/>
+                <w:caps w:val="0"/>
+                <w:color w:val="ED7D31" w:themeColor="accent2"/>
+                <w:spacing w:val="7"/>
+                <w:sz w:val="21"/>
+                <w:szCs w:val="21"/>
+                <w:lang w:val="en-US" w:eastAsia="zh-CN"/>
+                <w14:textFill>
+                  <w14:solidFill>
+                    <w14:schemeClr w14:val="accent2"/>
+                  </w14:solidFill>
+                </w14:textFill>
+              </w:rPr>
+            </w:pPr>
+            <w:r>
+              <w:rPr>
+                <w:rFonts w:hint="eastAsia" w:ascii="华文中宋" w:hAnsi="华文中宋" w:eastAsia="华文中宋" w:cs="华文中宋"/>
+                <w:b/>
+                <w:bCs/>
+                <w:i w:val="0"/>
+                <w:caps w:val="0"/>
+                <w:color w:val="ED7D31" w:themeColor="accent2"/>
+                <w:spacing w:val="7"/>
+                <w:sz w:val="21"/>
+                <w:szCs w:val="21"/>
+                <w:lang w:val="en-US" w:eastAsia="zh-CN"/>
+                <w14:textFill>
+                  <w14:solidFill>
+                    <w14:schemeClr w14:val="accent2"/>
+                  </w14:solidFill>
+                </w14:textFill>
+              </w:rPr>
+              <w:t>返回</w:t>
+            </w:r>
+          </w:p>
+          <w:p>
+            <w:pPr>
+              <w:numPr>
+                <w:ilvl w:val="0"/>
+                <w:numId w:val="0"/>
+              </w:numPr>
+              <w:outlineLvl w:val="9"/>
+              <w:rPr>
+                <w:rFonts w:hint="eastAsia" w:ascii="华文中宋" w:hAnsi="华文中宋" w:eastAsia="华文中宋" w:cs="华文中宋"/>
+                <w:b/>
+                <w:bCs/>
+                <w:i w:val="0"/>
+                <w:caps w:val="0"/>
+                <w:color w:val="ED7D31" w:themeColor="accent2"/>
+                <w:spacing w:val="7"/>
+                <w:sz w:val="21"/>
+                <w:szCs w:val="21"/>
+                <w:vertAlign w:val="baseline"/>
+                <w:lang w:val="en-US" w:eastAsia="zh-CN"/>
+                <w14:textFill>
+                  <w14:solidFill>
+                    <w14:schemeClr w14:val="accent2"/>
+                  </w14:solidFill>
+                </w14:textFill>
+              </w:rPr>
+            </w:pPr>
+            <w:r>
+              <w:rPr>
+                <w:rFonts w:hint="eastAsia" w:cs="华文中宋"/>
+                <w:b/>
+                <w:bCs/>
+                <w:i w:val="0"/>
+                <w:caps w:val="0"/>
+                <w:color w:val="ED7D31" w:themeColor="accent2"/>
+                <w:spacing w:val="7"/>
+                <w:sz w:val="21"/>
+                <w:szCs w:val="21"/>
+                <w:lang w:val="en-US" w:eastAsia="zh-CN"/>
+                <w14:textFill>
+                  <w14:solidFill>
+                    <w14:schemeClr w14:val="accent2"/>
+                  </w14:solidFill>
+                </w14:textFill>
+              </w:rPr>
+              <w:t>file</w:t>
+            </w:r>
+          </w:p>
+        </w:tc>
+        <w:tc>
+          <w:tcPr>
+            <w:tcW w:w="0" w:type="auto"/>
+            <w:gridSpan w:val="2"/>
+            <w:vAlign w:val="center"/>
+          </w:tcPr>
+          <w:p>
+            <w:pPr>
+              <w:numPr>
+                <w:ilvl w:val="0"/>
+                <w:numId w:val="0"/>
+              </w:numPr>
+              <w:outlineLvl w:val="9"/>
+              <w:rPr>
+                <w:rFonts w:hint="eastAsia" w:ascii="华文中宋" w:hAnsi="华文中宋" w:eastAsia="华文中宋" w:cs="华文中宋"/>
+                <w:b/>
+                <w:bCs/>
+                <w:i w:val="0"/>
+                <w:caps w:val="0"/>
+                <w:color w:val="ED7D31" w:themeColor="accent2"/>
+                <w:spacing w:val="7"/>
+                <w:sz w:val="21"/>
+                <w:szCs w:val="21"/>
+                <w:lang w:val="en-US" w:eastAsia="zh-CN"/>
+                <w14:textFill>
+                  <w14:solidFill>
+                    <w14:schemeClr w14:val="accent2"/>
+                  </w14:solidFill>
+                </w14:textFill>
+              </w:rPr>
+            </w:pPr>
+            <w:r>
+              <w:rPr>
+                <w:rFonts w:hint="eastAsia" w:cs="华文中宋"/>
+                <w:b/>
+                <w:bCs/>
+                <w:i w:val="0"/>
+                <w:caps w:val="0"/>
+                <w:color w:val="EA82F1"/>
+                <w:spacing w:val="7"/>
+                <w:sz w:val="21"/>
+                <w:szCs w:val="21"/>
+                <w:lang w:val="en-US" w:eastAsia="zh-CN"/>
+              </w:rPr>
+              <w:t xml:space="preserve">占用空间 </w:t>
+            </w:r>
+            <w:r>
+              <w:rPr>
+                <w:rFonts w:hint="eastAsia" w:ascii="华文中宋" w:hAnsi="华文中宋" w:eastAsia="华文中宋" w:cs="华文中宋"/>
+                <w:b/>
+                <w:bCs/>
+                <w:i w:val="0"/>
+                <w:caps w:val="0"/>
+                <w:color w:val="ED7D31" w:themeColor="accent2"/>
+                <w:spacing w:val="7"/>
+                <w:sz w:val="21"/>
+                <w:szCs w:val="21"/>
+                <w:lang w:val="en-US" w:eastAsia="zh-CN"/>
+                <w14:textFill>
+                  <w14:solidFill>
+                    <w14:schemeClr w14:val="accent2"/>
+                  </w14:solidFill>
+                </w14:textFill>
+              </w:rPr>
+              <w:t>(单位：Byte)</w:t>
+            </w:r>
+          </w:p>
+        </w:tc>
+      </w:tr>
+      <w:tr>
+        <w:tblPrEx>
+          <w:tblBorders>
+            <w:top w:val="single" w:color="auto" w:sz="4" w:space="0"/>
+            <w:left w:val="single" w:color="auto" w:sz="4" w:space="0"/>
+            <w:bottom w:val="single" w:color="auto" w:sz="4" w:space="0"/>
+            <w:right w:val="single" w:color="auto" w:sz="4" w:space="0"/>
+            <w:insideH w:val="single" w:color="auto" w:sz="4" w:space="0"/>
+            <w:insideV w:val="single" w:color="auto" w:sz="4" w:space="0"/>
+          </w:tblBorders>
+          <w:tblCellMar>
+            <w:top w:w="0" w:type="dxa"/>
+            <w:left w:w="108" w:type="dxa"/>
+            <w:bottom w:w="0" w:type="dxa"/>
+            <w:right w:w="108" w:type="dxa"/>
+          </w:tblCellMar>
         </w:tblPrEx>
         <w:tc>
           <w:tcPr>
@@ -14389,6 +14446,12 @@
             <w:insideH w:val="single" w:color="auto" w:sz="4" w:space="0"/>
             <w:insideV w:val="single" w:color="auto" w:sz="4" w:space="0"/>
           </w:tblBorders>
+          <w:tblCellMar>
+            <w:top w:w="0" w:type="dxa"/>
+            <w:left w:w="108" w:type="dxa"/>
+            <w:bottom w:w="0" w:type="dxa"/>
+            <w:right w:w="108" w:type="dxa"/>
+          </w:tblCellMar>
         </w:tblPrEx>
         <w:tc>
           <w:tcPr>
@@ -14575,8 +14638,8 @@
           <w:lang w:val="en-US" w:eastAsia="zh-CN"/>
         </w:rPr>
       </w:pPr>
-      <w:bookmarkStart w:id="8" w:name="_Toc28515"/>
-      <w:bookmarkStart w:id="9" w:name="_Toc14497"/>
+      <w:bookmarkStart w:id="8" w:name="_Toc14497"/>
+      <w:bookmarkStart w:id="9" w:name="_Toc28515"/>
       <w:r>
         <w:rPr>
           <w:rFonts w:hint="eastAsia" w:cs="华文中宋"/>
@@ -14629,6 +14692,12 @@
             <w:insideH w:val="single" w:color="auto" w:sz="4" w:space="0"/>
             <w:insideV w:val="single" w:color="auto" w:sz="4" w:space="0"/>
           </w:tblBorders>
+          <w:tblCellMar>
+            <w:top w:w="0" w:type="dxa"/>
+            <w:left w:w="108" w:type="dxa"/>
+            <w:bottom w:w="0" w:type="dxa"/>
+            <w:right w:w="108" w:type="dxa"/>
+          </w:tblCellMar>
         </w:tblPrEx>
         <w:tc>
           <w:tcPr>
@@ -14677,6 +14746,12 @@
             <w:insideH w:val="single" w:color="auto" w:sz="4" w:space="0"/>
             <w:insideV w:val="single" w:color="auto" w:sz="4" w:space="0"/>
           </w:tblBorders>
+          <w:tblCellMar>
+            <w:top w:w="0" w:type="dxa"/>
+            <w:left w:w="108" w:type="dxa"/>
+            <w:bottom w:w="0" w:type="dxa"/>
+            <w:right w:w="108" w:type="dxa"/>
+          </w:tblCellMar>
         </w:tblPrEx>
         <w:tc>
           <w:tcPr>
@@ -14758,6 +14833,12 @@
             <w:insideH w:val="single" w:color="auto" w:sz="4" w:space="0"/>
             <w:insideV w:val="single" w:color="auto" w:sz="4" w:space="0"/>
           </w:tblBorders>
+          <w:tblCellMar>
+            <w:top w:w="0" w:type="dxa"/>
+            <w:left w:w="108" w:type="dxa"/>
+            <w:bottom w:w="0" w:type="dxa"/>
+            <w:right w:w="108" w:type="dxa"/>
+          </w:tblCellMar>
         </w:tblPrEx>
         <w:tc>
           <w:tcPr>
@@ -15276,275 +15357,6 @@
             <w:insideH w:val="single" w:color="auto" w:sz="4" w:space="0"/>
             <w:insideV w:val="single" w:color="auto" w:sz="4" w:space="0"/>
           </w:tblBorders>
-        </w:tblPrEx>
-        <w:tc>
-          <w:tcPr>
-            <w:tcW w:w="0" w:type="auto"/>
-            <w:gridSpan w:val="2"/>
-            <w:vAlign w:val="center"/>
-          </w:tcPr>
-          <w:p>
-            <w:pPr>
-              <w:rPr>
-                <w:rFonts w:cs="华文中宋"/>
-                <w:bCs/>
-                <w:color w:val="FF0000"/>
-                <w:spacing w:val="7"/>
-              </w:rPr>
-            </w:pPr>
-            <w:r>
-              <w:rPr>
-                <w:rFonts w:hint="eastAsia" w:cs="华文中宋"/>
-                <w:bCs/>
-                <w:color w:val="FF0000"/>
-                <w:spacing w:val="7"/>
-              </w:rPr>
-              <w:t>current_process()</w:t>
-            </w:r>
-          </w:p>
-        </w:tc>
-        <w:tc>
-          <w:tcPr>
-            <w:tcW w:w="0" w:type="auto"/>
-            <w:vAlign w:val="center"/>
-          </w:tcPr>
-          <w:p>
-            <w:pPr>
-              <w:rPr>
-                <w:rFonts w:cs="华文中宋"/>
-                <w:bCs/>
-                <w:color w:val="ED7D31" w:themeColor="accent2"/>
-                <w:spacing w:val="7"/>
-                <w14:textFill>
-                  <w14:solidFill>
-                    <w14:schemeClr w14:val="accent2"/>
-                  </w14:solidFill>
-                </w14:textFill>
-              </w:rPr>
-            </w:pPr>
-            <w:r>
-              <w:rPr>
-                <w:rFonts w:hint="eastAsia" w:cs="华文中宋"/>
-                <w:bCs/>
-                <w:color w:val="ED7D31" w:themeColor="accent2"/>
-                <w:spacing w:val="7"/>
-                <w14:textFill>
-                  <w14:solidFill>
-                    <w14:schemeClr w14:val="accent2"/>
-                  </w14:solidFill>
-                </w14:textFill>
-              </w:rPr>
-              <w:t>返回</w:t>
-            </w:r>
-            <w:r>
-              <w:rPr>
-                <w:rFonts w:hint="eastAsia" w:cs="华文中宋"/>
-                <w:bCs/>
-                <w:color w:val="EA82F1"/>
-                <w:spacing w:val="7"/>
-              </w:rPr>
-              <w:t>当前进程</w:t>
-            </w:r>
-          </w:p>
-        </w:tc>
-      </w:tr>
-      <w:tr>
-        <w:tblPrEx>
-          <w:tblBorders>
-            <w:top w:val="single" w:color="auto" w:sz="4" w:space="0"/>
-            <w:left w:val="single" w:color="auto" w:sz="4" w:space="0"/>
-            <w:bottom w:val="single" w:color="auto" w:sz="4" w:space="0"/>
-            <w:right w:val="single" w:color="auto" w:sz="4" w:space="0"/>
-            <w:insideH w:val="single" w:color="auto" w:sz="4" w:space="0"/>
-            <w:insideV w:val="single" w:color="auto" w:sz="4" w:space="0"/>
-          </w:tblBorders>
-        </w:tblPrEx>
-        <w:trPr>
-          <w:trHeight w:val="90" w:hRule="atLeast"/>
-        </w:trPr>
-        <w:tc>
-          <w:tcPr>
-            <w:tcW w:w="0" w:type="auto"/>
-            <w:gridSpan w:val="2"/>
-            <w:vAlign w:val="center"/>
-          </w:tcPr>
-          <w:p>
-            <w:pPr>
-              <w:rPr>
-                <w:rFonts w:cs="华文中宋"/>
-                <w:bCs/>
-                <w:color w:val="FF0000"/>
-                <w:spacing w:val="7"/>
-              </w:rPr>
-            </w:pPr>
-            <w:r>
-              <w:rPr>
-                <w:rFonts w:hint="eastAsia" w:cs="华文中宋"/>
-                <w:bCs/>
-                <w:color w:val="FF0000"/>
-                <w:spacing w:val="7"/>
-              </w:rPr>
-              <w:t>Process(target, name, args, kwargs, daemon)</w:t>
-            </w:r>
-          </w:p>
-        </w:tc>
-        <w:tc>
-          <w:tcPr>
-            <w:tcW w:w="0" w:type="auto"/>
-            <w:vAlign w:val="center"/>
-          </w:tcPr>
-          <w:p>
-            <w:pPr>
-              <w:rPr>
-                <w:rFonts w:hint="default" w:eastAsia="华文中宋" w:cs="华文中宋"/>
-                <w:bCs/>
-                <w:color w:val="ED7D31" w:themeColor="accent2"/>
-                <w:spacing w:val="7"/>
-                <w:lang w:val="en-US" w:eastAsia="zh-CN"/>
-                <w14:textFill>
-                  <w14:solidFill>
-                    <w14:schemeClr w14:val="accent2"/>
-                  </w14:solidFill>
-                </w14:textFill>
-              </w:rPr>
-            </w:pPr>
-            <w:r>
-              <w:rPr>
-                <w:rFonts w:hint="eastAsia" w:cs="华文中宋"/>
-                <w:bCs/>
-                <w:color w:val="EA82F1"/>
-                <w:spacing w:val="7"/>
-              </w:rPr>
-              <w:t>进程</w:t>
-            </w:r>
-            <w:r>
-              <w:rPr>
-                <w:rFonts w:hint="eastAsia" w:cs="华文中宋"/>
-                <w:bCs/>
-                <w:color w:val="ED7D31" w:themeColor="accent2"/>
-                <w:spacing w:val="7"/>
-                <w:lang w:val="en-US" w:eastAsia="zh-CN"/>
-                <w14:textFill>
-                  <w14:solidFill>
-                    <w14:schemeClr w14:val="accent2"/>
-                  </w14:solidFill>
-                </w14:textFill>
-              </w:rPr>
-              <w:t xml:space="preserve"> (</w:t>
-            </w:r>
-            <w:r>
-              <w:rPr>
-                <w:rFonts w:hint="eastAsia" w:cs="华文中宋"/>
-                <w:bCs/>
-                <w:color w:val="ED7D31" w:themeColor="accent2"/>
-                <w:spacing w:val="7"/>
-                <w14:textFill>
-                  <w14:solidFill>
-                    <w14:schemeClr w14:val="accent2"/>
-                  </w14:solidFill>
-                </w14:textFill>
-              </w:rPr>
-              <w:t>import主代码</w:t>
-            </w:r>
-            <w:r>
-              <w:rPr>
-                <w:rFonts w:hint="eastAsia" w:cs="华文中宋"/>
-                <w:bCs/>
-                <w:color w:val="ED7D31" w:themeColor="accent2"/>
-                <w:spacing w:val="7"/>
-                <w:lang w:val="en-US" w:eastAsia="zh-CN"/>
-                <w14:textFill>
-                  <w14:solidFill>
-                    <w14:schemeClr w14:val="accent2"/>
-                  </w14:solidFill>
-                </w14:textFill>
-              </w:rPr>
-              <w:t>)</w:t>
-            </w:r>
-          </w:p>
-        </w:tc>
-      </w:tr>
-      <w:tr>
-        <w:tblPrEx>
-          <w:tblBorders>
-            <w:top w:val="single" w:color="auto" w:sz="4" w:space="0"/>
-            <w:left w:val="single" w:color="auto" w:sz="4" w:space="0"/>
-            <w:bottom w:val="single" w:color="auto" w:sz="4" w:space="0"/>
-            <w:right w:val="single" w:color="auto" w:sz="4" w:space="0"/>
-            <w:insideH w:val="single" w:color="auto" w:sz="4" w:space="0"/>
-            <w:insideV w:val="single" w:color="auto" w:sz="4" w:space="0"/>
-          </w:tblBorders>
-        </w:tblPrEx>
-        <w:trPr>
-          <w:trHeight w:val="90" w:hRule="atLeast"/>
-        </w:trPr>
-        <w:tc>
-          <w:tcPr>
-            <w:tcW w:w="0" w:type="auto"/>
-            <w:gridSpan w:val="2"/>
-            <w:vAlign w:val="center"/>
-          </w:tcPr>
-          <w:p>
-            <w:pPr>
-              <w:rPr>
-                <w:rFonts w:cs="华文中宋"/>
-                <w:bCs/>
-                <w:color w:val="FF0000"/>
-                <w:spacing w:val="7"/>
-              </w:rPr>
-            </w:pPr>
-            <w:r>
-              <w:rPr>
-                <w:rFonts w:hint="eastAsia" w:cs="华文中宋"/>
-                <w:bCs/>
-                <w:color w:val="FFC000"/>
-                <w:spacing w:val="7"/>
-              </w:rPr>
-              <w:t>Thread(target, name, args, kwargs, daemon)</w:t>
-            </w:r>
-          </w:p>
-        </w:tc>
-        <w:tc>
-          <w:tcPr>
-            <w:tcW w:w="0" w:type="auto"/>
-            <w:vAlign w:val="center"/>
-          </w:tcPr>
-          <w:p>
-            <w:pPr>
-              <w:rPr>
-                <w:rFonts w:cs="华文中宋"/>
-                <w:bCs/>
-                <w:color w:val="ED7D31" w:themeColor="accent2"/>
-                <w:spacing w:val="7"/>
-                <w14:textFill>
-                  <w14:solidFill>
-                    <w14:schemeClr w14:val="accent2"/>
-                  </w14:solidFill>
-                </w14:textFill>
-              </w:rPr>
-            </w:pPr>
-            <w:r>
-              <w:rPr>
-                <w:rFonts w:hint="eastAsia" w:cs="华文中宋"/>
-                <w:bCs/>
-                <w:color w:val="EA82F1"/>
-                <w:spacing w:val="7"/>
-              </w:rPr>
-              <w:t>线程</w:t>
-            </w:r>
-          </w:p>
-        </w:tc>
-      </w:tr>
-      <w:tr>
-        <w:tblPrEx>
-          <w:tblBorders>
-            <w:top w:val="single" w:color="auto" w:sz="4" w:space="0"/>
-            <w:left w:val="single" w:color="auto" w:sz="4" w:space="0"/>
-            <w:bottom w:val="single" w:color="auto" w:sz="4" w:space="0"/>
-            <w:right w:val="single" w:color="auto" w:sz="4" w:space="0"/>
-            <w:insideH w:val="single" w:color="auto" w:sz="4" w:space="0"/>
-            <w:insideV w:val="single" w:color="auto" w:sz="4" w:space="0"/>
-          </w:tblBorders>
           <w:tblCellMar>
             <w:top w:w="0" w:type="dxa"/>
             <w:left w:w="108" w:type="dxa"/>
@@ -15555,6 +15367,7 @@
         <w:tc>
           <w:tcPr>
             <w:tcW w:w="0" w:type="auto"/>
+            <w:gridSpan w:val="2"/>
             <w:vAlign w:val="center"/>
           </w:tcPr>
           <w:p>
@@ -15570,15 +15383,10 @@
               <w:rPr>
                 <w:rFonts w:hint="eastAsia" w:cs="华文中宋"/>
                 <w:bCs/>
-                <w:color w:val="ED7D31" w:themeColor="accent2"/>
-                <w:spacing w:val="7"/>
-                <w14:textFill>
-                  <w14:solidFill>
-                    <w14:schemeClr w14:val="accent2"/>
-                  </w14:solidFill>
-                </w14:textFill>
-              </w:rPr>
-              <w:t>实例属性</w:t>
+                <w:color w:val="FF0000"/>
+                <w:spacing w:val="7"/>
+              </w:rPr>
+              <w:t>current_process()</w:t>
             </w:r>
           </w:p>
         </w:tc>
@@ -15592,53 +15400,28 @@
               <w:rPr>
                 <w:rFonts w:cs="华文中宋"/>
                 <w:bCs/>
-                <w:color w:val="FF0000"/>
-                <w:spacing w:val="7"/>
-              </w:rPr>
-            </w:pPr>
-            <w:r>
-              <w:rPr>
-                <w:rFonts w:hint="eastAsia" w:cs="华文中宋"/>
-                <w:bCs/>
-                <w:color w:val="FF0000"/>
-                <w:spacing w:val="7"/>
-              </w:rPr>
-              <w:t>name</w:t>
-            </w:r>
-          </w:p>
-        </w:tc>
-        <w:tc>
-          <w:tcPr>
-            <w:tcW w:w="0" w:type="auto"/>
-            <w:vAlign w:val="center"/>
-          </w:tcPr>
-          <w:p>
-            <w:pPr>
-              <w:rPr>
-                <w:rFonts w:cs="华文中宋"/>
-                <w:bCs/>
-                <w:color w:val="ED7D31" w:themeColor="accent2"/>
-                <w:spacing w:val="7"/>
-                <w14:textFill>
-                  <w14:solidFill>
-                    <w14:schemeClr w14:val="accent2"/>
-                  </w14:solidFill>
-                </w14:textFill>
-              </w:rPr>
-            </w:pPr>
-            <w:r>
-              <w:rPr>
-                <w:rFonts w:hint="eastAsia" w:cs="华文中宋"/>
-                <w:bCs/>
-                <w:color w:val="ED7D31" w:themeColor="accent2"/>
-                <w:spacing w:val="7"/>
-                <w14:textFill>
-                  <w14:solidFill>
-                    <w14:schemeClr w14:val="accent2"/>
-                  </w14:solidFill>
-                </w14:textFill>
-              </w:rPr>
-              <w:t>进程</w:t>
+                <w:color w:val="ED7D31" w:themeColor="accent2"/>
+                <w:spacing w:val="7"/>
+                <w14:textFill>
+                  <w14:solidFill>
+                    <w14:schemeClr w14:val="accent2"/>
+                  </w14:solidFill>
+                </w14:textFill>
+              </w:rPr>
+            </w:pPr>
+            <w:r>
+              <w:rPr>
+                <w:rFonts w:hint="eastAsia" w:cs="华文中宋"/>
+                <w:bCs/>
+                <w:color w:val="ED7D31" w:themeColor="accent2"/>
+                <w:spacing w:val="7"/>
+                <w14:textFill>
+                  <w14:solidFill>
+                    <w14:schemeClr w14:val="accent2"/>
+                  </w14:solidFill>
+                </w14:textFill>
+              </w:rPr>
+              <w:t>返回</w:t>
             </w:r>
             <w:r>
               <w:rPr>
@@ -15647,7 +15430,7 @@
                 <w:color w:val="EA82F1"/>
                 <w:spacing w:val="7"/>
               </w:rPr>
-              <w:t>名称</w:t>
+              <w:t>当前进程</w:t>
             </w:r>
           </w:p>
         </w:tc>
@@ -15675,7 +15458,7 @@
         <w:tc>
           <w:tcPr>
             <w:tcW w:w="0" w:type="auto"/>
-            <w:vMerge w:val="restart"/>
+            <w:gridSpan w:val="2"/>
             <w:vAlign w:val="center"/>
           </w:tcPr>
           <w:p>
@@ -15691,76 +15474,33 @@
               <w:rPr>
                 <w:rFonts w:hint="eastAsia" w:cs="华文中宋"/>
                 <w:bCs/>
-                <w:color w:val="ED7D31" w:themeColor="accent2"/>
-                <w:spacing w:val="7"/>
-                <w14:textFill>
-                  <w14:solidFill>
-                    <w14:schemeClr w14:val="accent2"/>
-                  </w14:solidFill>
-                </w14:textFill>
-              </w:rPr>
-              <w:t>实例方法</w:t>
-            </w:r>
-          </w:p>
-        </w:tc>
-        <w:tc>
-          <w:tcPr>
-            <w:tcW w:w="0" w:type="auto"/>
-            <w:vAlign w:val="center"/>
-          </w:tcPr>
-          <w:p>
-            <w:pPr>
-              <w:rPr>
-                <w:rFonts w:cs="华文中宋"/>
-                <w:bCs/>
-                <w:color w:val="FF0000"/>
-                <w:spacing w:val="7"/>
-              </w:rPr>
-            </w:pPr>
-            <w:r>
-              <w:rPr>
-                <w:rFonts w:hint="eastAsia" w:cs="华文中宋"/>
-                <w:bCs/>
-                <w:color w:val="FF0000"/>
-                <w:spacing w:val="7"/>
-              </w:rPr>
-              <w:t>start()</w:t>
-            </w:r>
-          </w:p>
-        </w:tc>
-        <w:tc>
-          <w:tcPr>
-            <w:tcW w:w="0" w:type="auto"/>
-            <w:vAlign w:val="center"/>
-          </w:tcPr>
-          <w:p>
-            <w:pPr>
-              <w:rPr>
-                <w:rFonts w:cs="华文中宋"/>
-                <w:bCs/>
-                <w:color w:val="ED7D31" w:themeColor="accent2"/>
-                <w:spacing w:val="7"/>
-                <w14:textFill>
-                  <w14:solidFill>
-                    <w14:schemeClr w14:val="accent2"/>
-                  </w14:solidFill>
-                </w14:textFill>
-              </w:rPr>
-            </w:pPr>
-            <w:r>
-              <w:rPr>
-                <w:rFonts w:hint="eastAsia" w:cs="华文中宋"/>
-                <w:bCs/>
-                <w:color w:val="ED7D31" w:themeColor="accent2"/>
-                <w:spacing w:val="7"/>
-                <w14:textFill>
-                  <w14:solidFill>
-                    <w14:schemeClr w14:val="accent2"/>
-                  </w14:solidFill>
-                </w14:textFill>
-              </w:rPr>
-              <w:t>开始</w:t>
-            </w:r>
+                <w:color w:val="FF0000"/>
+                <w:spacing w:val="7"/>
+              </w:rPr>
+              <w:t>Process(target, name, args, kwargs, daemon)</w:t>
+            </w:r>
+          </w:p>
+        </w:tc>
+        <w:tc>
+          <w:tcPr>
+            <w:tcW w:w="0" w:type="auto"/>
+            <w:vAlign w:val="center"/>
+          </w:tcPr>
+          <w:p>
+            <w:pPr>
+              <w:rPr>
+                <w:rFonts w:hint="default" w:eastAsia="华文中宋" w:cs="华文中宋"/>
+                <w:bCs/>
+                <w:color w:val="ED7D31" w:themeColor="accent2"/>
+                <w:spacing w:val="7"/>
+                <w:lang w:val="en-US" w:eastAsia="zh-CN"/>
+                <w14:textFill>
+                  <w14:solidFill>
+                    <w14:schemeClr w14:val="accent2"/>
+                  </w14:solidFill>
+                </w14:textFill>
+              </w:rPr>
+            </w:pPr>
             <w:r>
               <w:rPr>
                 <w:rFonts w:hint="eastAsia" w:cs="华文中宋"/>
@@ -15768,21 +15508,51 @@
                 <w:color w:val="EA82F1"/>
                 <w:spacing w:val="7"/>
               </w:rPr>
-              <w:t>运行</w:t>
-            </w:r>
-            <w:r>
-              <w:rPr>
-                <w:rFonts w:hint="eastAsia" w:cs="华文中宋"/>
-                <w:bCs/>
-                <w:color w:val="ED7D31" w:themeColor="accent2"/>
-                <w:spacing w:val="7"/>
-                <w14:textFill>
-                  <w14:solidFill>
-                    <w14:schemeClr w14:val="accent2"/>
-                  </w14:solidFill>
-                </w14:textFill>
-              </w:rPr>
               <w:t>进程</w:t>
+            </w:r>
+            <w:r>
+              <w:rPr>
+                <w:rFonts w:hint="eastAsia" w:cs="华文中宋"/>
+                <w:bCs/>
+                <w:color w:val="ED7D31" w:themeColor="accent2"/>
+                <w:spacing w:val="7"/>
+                <w:lang w:val="en-US" w:eastAsia="zh-CN"/>
+                <w14:textFill>
+                  <w14:solidFill>
+                    <w14:schemeClr w14:val="accent2"/>
+                  </w14:solidFill>
+                </w14:textFill>
+              </w:rPr>
+              <w:t xml:space="preserve"> (</w:t>
+            </w:r>
+            <w:r>
+              <w:rPr>
+                <w:rFonts w:hint="eastAsia" w:cs="华文中宋"/>
+                <w:bCs/>
+                <w:color w:val="ED7D31" w:themeColor="accent2"/>
+                <w:spacing w:val="7"/>
+                <w14:textFill>
+                  <w14:solidFill>
+                    <w14:schemeClr w14:val="accent2"/>
+                  </w14:solidFill>
+                </w14:textFill>
+              </w:rPr>
+              <w:t>import主代码</w:t>
+            </w:r>
+            <w:r>
+              <w:rPr>
+                <w:rFonts w:hint="eastAsia" w:cs="华文中宋"/>
+                <w:bCs/>
+                <w:color w:val="ED7D31" w:themeColor="accent2"/>
+                <w:spacing w:val="7"/>
+                <w:lang w:val="en-US" w:eastAsia="zh-CN"/>
+                <w14:textFill>
+                  <w14:solidFill>
+                    <w14:schemeClr w14:val="accent2"/>
+                  </w14:solidFill>
+                </w14:textFill>
+              </w:rPr>
+              <w:t>)</w:t>
             </w:r>
           </w:p>
         </w:tc>
@@ -15810,65 +15580,41 @@
         <w:tc>
           <w:tcPr>
             <w:tcW w:w="0" w:type="auto"/>
-            <w:vMerge w:val="continue"/>
-            <w:vAlign w:val="center"/>
-          </w:tcPr>
-          <w:p>
-            <w:pPr>
-              <w:rPr>
-                <w:rFonts w:hint="eastAsia" w:cs="华文中宋"/>
-                <w:bCs/>
-                <w:color w:val="ED7D31" w:themeColor="accent2"/>
-                <w:spacing w:val="7"/>
-                <w14:textFill>
-                  <w14:solidFill>
-                    <w14:schemeClr w14:val="accent2"/>
-                  </w14:solidFill>
-                </w14:textFill>
-              </w:rPr>
-            </w:pPr>
-          </w:p>
-        </w:tc>
-        <w:tc>
-          <w:tcPr>
-            <w:tcW w:w="0" w:type="auto"/>
-            <w:vAlign w:val="center"/>
-          </w:tcPr>
-          <w:p>
-            <w:pPr>
-              <w:rPr>
-                <w:rFonts w:hint="default" w:eastAsia="华文中宋" w:cs="华文中宋"/>
-                <w:bCs/>
-                <w:color w:val="FF0000"/>
-                <w:spacing w:val="7"/>
-                <w:lang w:val="en-US" w:eastAsia="zh-CN"/>
-              </w:rPr>
-            </w:pPr>
-            <w:r>
-              <w:rPr>
-                <w:rFonts w:hint="eastAsia" w:cs="华文中宋"/>
-                <w:bCs/>
-                <w:color w:val="FF0000"/>
-                <w:spacing w:val="7"/>
-                <w:lang w:val="en-US" w:eastAsia="zh-CN"/>
-              </w:rPr>
-              <w:t>run()</w:t>
-            </w:r>
-          </w:p>
-        </w:tc>
-        <w:tc>
-          <w:tcPr>
-            <w:tcW w:w="0" w:type="auto"/>
-            <w:vAlign w:val="center"/>
-          </w:tcPr>
-          <w:p>
-            <w:pPr>
-              <w:rPr>
-                <w:rFonts w:hint="default" w:eastAsia="华文中宋" w:cs="华文中宋"/>
-                <w:bCs/>
-                <w:color w:val="ED7D31" w:themeColor="accent2"/>
-                <w:spacing w:val="7"/>
-                <w:lang w:val="en-US" w:eastAsia="zh-CN"/>
+            <w:gridSpan w:val="2"/>
+            <w:vAlign w:val="center"/>
+          </w:tcPr>
+          <w:p>
+            <w:pPr>
+              <w:rPr>
+                <w:rFonts w:cs="华文中宋"/>
+                <w:bCs/>
+                <w:color w:val="FF0000"/>
+                <w:spacing w:val="7"/>
+              </w:rPr>
+            </w:pPr>
+            <w:r>
+              <w:rPr>
+                <w:rFonts w:hint="eastAsia" w:cs="华文中宋"/>
+                <w:bCs/>
+                <w:color w:val="FFC000"/>
+                <w:spacing w:val="7"/>
+              </w:rPr>
+              <w:t>Thread(target, name, args, kwargs, daemon)</w:t>
+            </w:r>
+          </w:p>
+        </w:tc>
+        <w:tc>
+          <w:tcPr>
+            <w:tcW w:w="0" w:type="auto"/>
+            <w:vAlign w:val="center"/>
+          </w:tcPr>
+          <w:p>
+            <w:pPr>
+              <w:rPr>
+                <w:rFonts w:cs="华文中宋"/>
+                <w:bCs/>
+                <w:color w:val="ED7D31" w:themeColor="accent2"/>
+                <w:spacing w:val="7"/>
                 <w14:textFill>
                   <w14:solidFill>
                     <w14:schemeClr w14:val="accent2"/>
@@ -15882,24 +15628,8 @@
                 <w:bCs/>
                 <w:color w:val="EA82F1"/>
                 <w:spacing w:val="7"/>
-                <w:lang w:val="en-US" w:eastAsia="zh-CN"/>
-              </w:rPr>
-              <w:t>主函数</w:t>
-            </w:r>
-            <w:r>
-              <w:rPr>
-                <w:rFonts w:hint="eastAsia" w:cs="华文中宋"/>
-                <w:bCs/>
-                <w:color w:val="ED7D31" w:themeColor="accent2"/>
-                <w:spacing w:val="7"/>
-                <w:lang w:val="en-US" w:eastAsia="zh-CN"/>
-                <w14:textFill>
-                  <w14:solidFill>
-                    <w14:schemeClr w14:val="accent2"/>
-                  </w14:solidFill>
-                </w14:textFill>
-              </w:rPr>
-              <w:t xml:space="preserve"> (可重写)</w:t>
+              </w:rPr>
+              <w:t>线程</w:t>
             </w:r>
           </w:p>
         </w:tc>
@@ -15914,6 +15644,381 @@
             <w:insideH w:val="single" w:color="auto" w:sz="4" w:space="0"/>
             <w:insideV w:val="single" w:color="auto" w:sz="4" w:space="0"/>
           </w:tblBorders>
+          <w:tblCellMar>
+            <w:top w:w="0" w:type="dxa"/>
+            <w:left w:w="108" w:type="dxa"/>
+            <w:bottom w:w="0" w:type="dxa"/>
+            <w:right w:w="108" w:type="dxa"/>
+          </w:tblCellMar>
+        </w:tblPrEx>
+        <w:tc>
+          <w:tcPr>
+            <w:tcW w:w="0" w:type="auto"/>
+            <w:vAlign w:val="center"/>
+          </w:tcPr>
+          <w:p>
+            <w:pPr>
+              <w:rPr>
+                <w:rFonts w:cs="华文中宋"/>
+                <w:bCs/>
+                <w:color w:val="FF0000"/>
+                <w:spacing w:val="7"/>
+              </w:rPr>
+            </w:pPr>
+            <w:r>
+              <w:rPr>
+                <w:rFonts w:hint="eastAsia" w:cs="华文中宋"/>
+                <w:bCs/>
+                <w:color w:val="ED7D31" w:themeColor="accent2"/>
+                <w:spacing w:val="7"/>
+                <w14:textFill>
+                  <w14:solidFill>
+                    <w14:schemeClr w14:val="accent2"/>
+                  </w14:solidFill>
+                </w14:textFill>
+              </w:rPr>
+              <w:t>实例属性</w:t>
+            </w:r>
+          </w:p>
+        </w:tc>
+        <w:tc>
+          <w:tcPr>
+            <w:tcW w:w="0" w:type="auto"/>
+            <w:vAlign w:val="center"/>
+          </w:tcPr>
+          <w:p>
+            <w:pPr>
+              <w:rPr>
+                <w:rFonts w:cs="华文中宋"/>
+                <w:bCs/>
+                <w:color w:val="FF0000"/>
+                <w:spacing w:val="7"/>
+              </w:rPr>
+            </w:pPr>
+            <w:r>
+              <w:rPr>
+                <w:rFonts w:hint="eastAsia" w:cs="华文中宋"/>
+                <w:bCs/>
+                <w:color w:val="FF0000"/>
+                <w:spacing w:val="7"/>
+              </w:rPr>
+              <w:t>name</w:t>
+            </w:r>
+          </w:p>
+        </w:tc>
+        <w:tc>
+          <w:tcPr>
+            <w:tcW w:w="0" w:type="auto"/>
+            <w:vAlign w:val="center"/>
+          </w:tcPr>
+          <w:p>
+            <w:pPr>
+              <w:rPr>
+                <w:rFonts w:cs="华文中宋"/>
+                <w:bCs/>
+                <w:color w:val="ED7D31" w:themeColor="accent2"/>
+                <w:spacing w:val="7"/>
+                <w14:textFill>
+                  <w14:solidFill>
+                    <w14:schemeClr w14:val="accent2"/>
+                  </w14:solidFill>
+                </w14:textFill>
+              </w:rPr>
+            </w:pPr>
+            <w:r>
+              <w:rPr>
+                <w:rFonts w:hint="eastAsia" w:cs="华文中宋"/>
+                <w:bCs/>
+                <w:color w:val="ED7D31" w:themeColor="accent2"/>
+                <w:spacing w:val="7"/>
+                <w14:textFill>
+                  <w14:solidFill>
+                    <w14:schemeClr w14:val="accent2"/>
+                  </w14:solidFill>
+                </w14:textFill>
+              </w:rPr>
+              <w:t>进程</w:t>
+            </w:r>
+            <w:r>
+              <w:rPr>
+                <w:rFonts w:hint="eastAsia" w:cs="华文中宋"/>
+                <w:bCs/>
+                <w:color w:val="EA82F1"/>
+                <w:spacing w:val="7"/>
+              </w:rPr>
+              <w:t>名称</w:t>
+            </w:r>
+          </w:p>
+        </w:tc>
+      </w:tr>
+      <w:tr>
+        <w:tblPrEx>
+          <w:tblBorders>
+            <w:top w:val="single" w:color="auto" w:sz="4" w:space="0"/>
+            <w:left w:val="single" w:color="auto" w:sz="4" w:space="0"/>
+            <w:bottom w:val="single" w:color="auto" w:sz="4" w:space="0"/>
+            <w:right w:val="single" w:color="auto" w:sz="4" w:space="0"/>
+            <w:insideH w:val="single" w:color="auto" w:sz="4" w:space="0"/>
+            <w:insideV w:val="single" w:color="auto" w:sz="4" w:space="0"/>
+          </w:tblBorders>
+          <w:tblCellMar>
+            <w:top w:w="0" w:type="dxa"/>
+            <w:left w:w="108" w:type="dxa"/>
+            <w:bottom w:w="0" w:type="dxa"/>
+            <w:right w:w="108" w:type="dxa"/>
+          </w:tblCellMar>
+        </w:tblPrEx>
+        <w:trPr>
+          <w:trHeight w:val="90" w:hRule="atLeast"/>
+        </w:trPr>
+        <w:tc>
+          <w:tcPr>
+            <w:tcW w:w="0" w:type="auto"/>
+            <w:vMerge w:val="restart"/>
+            <w:vAlign w:val="center"/>
+          </w:tcPr>
+          <w:p>
+            <w:pPr>
+              <w:rPr>
+                <w:rFonts w:cs="华文中宋"/>
+                <w:bCs/>
+                <w:color w:val="FF0000"/>
+                <w:spacing w:val="7"/>
+              </w:rPr>
+            </w:pPr>
+            <w:r>
+              <w:rPr>
+                <w:rFonts w:hint="eastAsia" w:cs="华文中宋"/>
+                <w:bCs/>
+                <w:color w:val="ED7D31" w:themeColor="accent2"/>
+                <w:spacing w:val="7"/>
+                <w14:textFill>
+                  <w14:solidFill>
+                    <w14:schemeClr w14:val="accent2"/>
+                  </w14:solidFill>
+                </w14:textFill>
+              </w:rPr>
+              <w:t>实例方法</w:t>
+            </w:r>
+          </w:p>
+        </w:tc>
+        <w:tc>
+          <w:tcPr>
+            <w:tcW w:w="0" w:type="auto"/>
+            <w:vAlign w:val="center"/>
+          </w:tcPr>
+          <w:p>
+            <w:pPr>
+              <w:rPr>
+                <w:rFonts w:cs="华文中宋"/>
+                <w:bCs/>
+                <w:color w:val="FF0000"/>
+                <w:spacing w:val="7"/>
+              </w:rPr>
+            </w:pPr>
+            <w:r>
+              <w:rPr>
+                <w:rFonts w:hint="eastAsia" w:cs="华文中宋"/>
+                <w:bCs/>
+                <w:color w:val="FF0000"/>
+                <w:spacing w:val="7"/>
+              </w:rPr>
+              <w:t>start()</w:t>
+            </w:r>
+          </w:p>
+        </w:tc>
+        <w:tc>
+          <w:tcPr>
+            <w:tcW w:w="0" w:type="auto"/>
+            <w:vAlign w:val="center"/>
+          </w:tcPr>
+          <w:p>
+            <w:pPr>
+              <w:rPr>
+                <w:rFonts w:cs="华文中宋"/>
+                <w:bCs/>
+                <w:color w:val="ED7D31" w:themeColor="accent2"/>
+                <w:spacing w:val="7"/>
+                <w14:textFill>
+                  <w14:solidFill>
+                    <w14:schemeClr w14:val="accent2"/>
+                  </w14:solidFill>
+                </w14:textFill>
+              </w:rPr>
+            </w:pPr>
+            <w:r>
+              <w:rPr>
+                <w:rFonts w:hint="eastAsia" w:cs="华文中宋"/>
+                <w:bCs/>
+                <w:color w:val="ED7D31" w:themeColor="accent2"/>
+                <w:spacing w:val="7"/>
+                <w14:textFill>
+                  <w14:solidFill>
+                    <w14:schemeClr w14:val="accent2"/>
+                  </w14:solidFill>
+                </w14:textFill>
+              </w:rPr>
+              <w:t>开始</w:t>
+            </w:r>
+            <w:r>
+              <w:rPr>
+                <w:rFonts w:hint="eastAsia" w:cs="华文中宋"/>
+                <w:bCs/>
+                <w:color w:val="EA82F1"/>
+                <w:spacing w:val="7"/>
+              </w:rPr>
+              <w:t>运行</w:t>
+            </w:r>
+            <w:r>
+              <w:rPr>
+                <w:rFonts w:hint="eastAsia" w:cs="华文中宋"/>
+                <w:bCs/>
+                <w:color w:val="ED7D31" w:themeColor="accent2"/>
+                <w:spacing w:val="7"/>
+                <w14:textFill>
+                  <w14:solidFill>
+                    <w14:schemeClr w14:val="accent2"/>
+                  </w14:solidFill>
+                </w14:textFill>
+              </w:rPr>
+              <w:t>进程</w:t>
+            </w:r>
+          </w:p>
+        </w:tc>
+      </w:tr>
+      <w:tr>
+        <w:tblPrEx>
+          <w:tblBorders>
+            <w:top w:val="single" w:color="auto" w:sz="4" w:space="0"/>
+            <w:left w:val="single" w:color="auto" w:sz="4" w:space="0"/>
+            <w:bottom w:val="single" w:color="auto" w:sz="4" w:space="0"/>
+            <w:right w:val="single" w:color="auto" w:sz="4" w:space="0"/>
+            <w:insideH w:val="single" w:color="auto" w:sz="4" w:space="0"/>
+            <w:insideV w:val="single" w:color="auto" w:sz="4" w:space="0"/>
+          </w:tblBorders>
+          <w:tblCellMar>
+            <w:top w:w="0" w:type="dxa"/>
+            <w:left w:w="108" w:type="dxa"/>
+            <w:bottom w:w="0" w:type="dxa"/>
+            <w:right w:w="108" w:type="dxa"/>
+          </w:tblCellMar>
+        </w:tblPrEx>
+        <w:trPr>
+          <w:trHeight w:val="90" w:hRule="atLeast"/>
+        </w:trPr>
+        <w:tc>
+          <w:tcPr>
+            <w:tcW w:w="0" w:type="auto"/>
+            <w:vMerge w:val="continue"/>
+            <w:vAlign w:val="center"/>
+          </w:tcPr>
+          <w:p>
+            <w:pPr>
+              <w:rPr>
+                <w:rFonts w:hint="eastAsia" w:cs="华文中宋"/>
+                <w:bCs/>
+                <w:color w:val="ED7D31" w:themeColor="accent2"/>
+                <w:spacing w:val="7"/>
+                <w14:textFill>
+                  <w14:solidFill>
+                    <w14:schemeClr w14:val="accent2"/>
+                  </w14:solidFill>
+                </w14:textFill>
+              </w:rPr>
+            </w:pPr>
+          </w:p>
+        </w:tc>
+        <w:tc>
+          <w:tcPr>
+            <w:tcW w:w="0" w:type="auto"/>
+            <w:vAlign w:val="center"/>
+          </w:tcPr>
+          <w:p>
+            <w:pPr>
+              <w:rPr>
+                <w:rFonts w:hint="default" w:eastAsia="华文中宋" w:cs="华文中宋"/>
+                <w:bCs/>
+                <w:color w:val="FF0000"/>
+                <w:spacing w:val="7"/>
+                <w:lang w:val="en-US" w:eastAsia="zh-CN"/>
+              </w:rPr>
+            </w:pPr>
+            <w:r>
+              <w:rPr>
+                <w:rFonts w:hint="eastAsia" w:cs="华文中宋"/>
+                <w:bCs/>
+                <w:color w:val="FF0000"/>
+                <w:spacing w:val="7"/>
+                <w:lang w:val="en-US" w:eastAsia="zh-CN"/>
+              </w:rPr>
+              <w:t>run()</w:t>
+            </w:r>
+          </w:p>
+        </w:tc>
+        <w:tc>
+          <w:tcPr>
+            <w:tcW w:w="0" w:type="auto"/>
+            <w:vAlign w:val="center"/>
+          </w:tcPr>
+          <w:p>
+            <w:pPr>
+              <w:rPr>
+                <w:rFonts w:hint="default" w:eastAsia="华文中宋" w:cs="华文中宋"/>
+                <w:bCs/>
+                <w:color w:val="ED7D31" w:themeColor="accent2"/>
+                <w:spacing w:val="7"/>
+                <w:lang w:val="en-US" w:eastAsia="zh-CN"/>
+                <w14:textFill>
+                  <w14:solidFill>
+                    <w14:schemeClr w14:val="accent2"/>
+                  </w14:solidFill>
+                </w14:textFill>
+              </w:rPr>
+            </w:pPr>
+            <w:r>
+              <w:rPr>
+                <w:rFonts w:hint="eastAsia" w:cs="华文中宋"/>
+                <w:bCs/>
+                <w:color w:val="EA82F1"/>
+                <w:spacing w:val="7"/>
+                <w:lang w:val="en-US" w:eastAsia="zh-CN"/>
+              </w:rPr>
+              <w:t>主函数</w:t>
+            </w:r>
+            <w:r>
+              <w:rPr>
+                <w:rFonts w:hint="eastAsia" w:cs="华文中宋"/>
+                <w:bCs/>
+                <w:color w:val="ED7D31" w:themeColor="accent2"/>
+                <w:spacing w:val="7"/>
+                <w:lang w:val="en-US" w:eastAsia="zh-CN"/>
+                <w14:textFill>
+                  <w14:solidFill>
+                    <w14:schemeClr w14:val="accent2"/>
+                  </w14:solidFill>
+                </w14:textFill>
+              </w:rPr>
+              <w:t xml:space="preserve"> (可重写)</w:t>
+            </w:r>
+          </w:p>
+        </w:tc>
+      </w:tr>
+      <w:tr>
+        <w:tblPrEx>
+          <w:tblBorders>
+            <w:top w:val="single" w:color="auto" w:sz="4" w:space="0"/>
+            <w:left w:val="single" w:color="auto" w:sz="4" w:space="0"/>
+            <w:bottom w:val="single" w:color="auto" w:sz="4" w:space="0"/>
+            <w:right w:val="single" w:color="auto" w:sz="4" w:space="0"/>
+            <w:insideH w:val="single" w:color="auto" w:sz="4" w:space="0"/>
+            <w:insideV w:val="single" w:color="auto" w:sz="4" w:space="0"/>
+          </w:tblBorders>
+          <w:tblCellMar>
+            <w:top w:w="0" w:type="dxa"/>
+            <w:left w:w="108" w:type="dxa"/>
+            <w:bottom w:w="0" w:type="dxa"/>
+            <w:right w:w="108" w:type="dxa"/>
+          </w:tblCellMar>
         </w:tblPrEx>
         <w:tc>
           <w:tcPr>
@@ -16318,6 +16423,12 @@
             <w:insideH w:val="single" w:color="auto" w:sz="4" w:space="0"/>
             <w:insideV w:val="single" w:color="auto" w:sz="4" w:space="0"/>
           </w:tblBorders>
+          <w:tblCellMar>
+            <w:top w:w="0" w:type="dxa"/>
+            <w:left w:w="108" w:type="dxa"/>
+            <w:bottom w:w="0" w:type="dxa"/>
+            <w:right w:w="108" w:type="dxa"/>
+          </w:tblCellMar>
         </w:tblPrEx>
         <w:tc>
           <w:tcPr>
@@ -16598,6 +16709,12 @@
             <w:insideH w:val="single" w:color="auto" w:sz="4" w:space="0"/>
             <w:insideV w:val="single" w:color="auto" w:sz="4" w:space="0"/>
           </w:tblBorders>
+          <w:tblCellMar>
+            <w:top w:w="0" w:type="dxa"/>
+            <w:left w:w="108" w:type="dxa"/>
+            <w:bottom w:w="0" w:type="dxa"/>
+            <w:right w:w="108" w:type="dxa"/>
+          </w:tblCellMar>
         </w:tblPrEx>
         <w:tc>
           <w:tcPr>
@@ -16675,6 +16792,12 @@
             <w:insideH w:val="single" w:color="auto" w:sz="4" w:space="0"/>
             <w:insideV w:val="single" w:color="auto" w:sz="4" w:space="0"/>
           </w:tblBorders>
+          <w:tblCellMar>
+            <w:top w:w="0" w:type="dxa"/>
+            <w:left w:w="108" w:type="dxa"/>
+            <w:bottom w:w="0" w:type="dxa"/>
+            <w:right w:w="108" w:type="dxa"/>
+          </w:tblCellMar>
         </w:tblPrEx>
         <w:tc>
           <w:tcPr>
@@ -16743,6 +16866,12 @@
             <w:insideH w:val="single" w:color="auto" w:sz="4" w:space="0"/>
             <w:insideV w:val="single" w:color="auto" w:sz="4" w:space="0"/>
           </w:tblBorders>
+          <w:tblCellMar>
+            <w:top w:w="0" w:type="dxa"/>
+            <w:left w:w="108" w:type="dxa"/>
+            <w:bottom w:w="0" w:type="dxa"/>
+            <w:right w:w="108" w:type="dxa"/>
+          </w:tblCellMar>
         </w:tblPrEx>
         <w:tc>
           <w:tcPr>
@@ -16811,6 +16940,12 @@
             <w:insideH w:val="single" w:color="auto" w:sz="4" w:space="0"/>
             <w:insideV w:val="single" w:color="auto" w:sz="4" w:space="0"/>
           </w:tblBorders>
+          <w:tblCellMar>
+            <w:top w:w="0" w:type="dxa"/>
+            <w:left w:w="108" w:type="dxa"/>
+            <w:bottom w:w="0" w:type="dxa"/>
+            <w:right w:w="108" w:type="dxa"/>
+          </w:tblCellMar>
         </w:tblPrEx>
         <w:tc>
           <w:tcPr>
@@ -16923,6 +17058,12 @@
             <w:insideH w:val="single" w:color="auto" w:sz="4" w:space="0"/>
             <w:insideV w:val="single" w:color="auto" w:sz="4" w:space="0"/>
           </w:tblBorders>
+          <w:tblCellMar>
+            <w:top w:w="0" w:type="dxa"/>
+            <w:left w:w="108" w:type="dxa"/>
+            <w:bottom w:w="0" w:type="dxa"/>
+            <w:right w:w="108" w:type="dxa"/>
+          </w:tblCellMar>
         </w:tblPrEx>
         <w:tc>
           <w:tcPr>
@@ -17026,6 +17167,12 @@
             <w:insideH w:val="single" w:color="auto" w:sz="4" w:space="0"/>
             <w:insideV w:val="single" w:color="auto" w:sz="4" w:space="0"/>
           </w:tblBorders>
+          <w:tblCellMar>
+            <w:top w:w="0" w:type="dxa"/>
+            <w:left w:w="108" w:type="dxa"/>
+            <w:bottom w:w="0" w:type="dxa"/>
+            <w:right w:w="108" w:type="dxa"/>
+          </w:tblCellMar>
         </w:tblPrEx>
         <w:tc>
           <w:tcPr>
@@ -17129,6 +17276,12 @@
             <w:insideH w:val="single" w:color="auto" w:sz="4" w:space="0"/>
             <w:insideV w:val="single" w:color="auto" w:sz="4" w:space="0"/>
           </w:tblBorders>
+          <w:tblCellMar>
+            <w:top w:w="0" w:type="dxa"/>
+            <w:left w:w="108" w:type="dxa"/>
+            <w:bottom w:w="0" w:type="dxa"/>
+            <w:right w:w="108" w:type="dxa"/>
+          </w:tblCellMar>
         </w:tblPrEx>
         <w:tc>
           <w:tcPr>
@@ -17314,6 +17467,12 @@
             <w:insideH w:val="single" w:color="auto" w:sz="4" w:space="0"/>
             <w:insideV w:val="single" w:color="auto" w:sz="4" w:space="0"/>
           </w:tblBorders>
+          <w:tblCellMar>
+            <w:top w:w="0" w:type="dxa"/>
+            <w:left w:w="108" w:type="dxa"/>
+            <w:bottom w:w="0" w:type="dxa"/>
+            <w:right w:w="108" w:type="dxa"/>
+          </w:tblCellMar>
         </w:tblPrEx>
         <w:tc>
           <w:tcPr>
@@ -17460,6 +17619,12 @@
             <w:insideH w:val="single" w:color="auto" w:sz="4" w:space="0"/>
             <w:insideV w:val="single" w:color="auto" w:sz="4" w:space="0"/>
           </w:tblBorders>
+          <w:tblCellMar>
+            <w:top w:w="0" w:type="dxa"/>
+            <w:left w:w="108" w:type="dxa"/>
+            <w:bottom w:w="0" w:type="dxa"/>
+            <w:right w:w="108" w:type="dxa"/>
+          </w:tblCellMar>
         </w:tblPrEx>
         <w:tc>
           <w:tcPr>
@@ -17600,6 +17765,12 @@
             <w:insideH w:val="single" w:color="auto" w:sz="4" w:space="0"/>
             <w:insideV w:val="single" w:color="auto" w:sz="4" w:space="0"/>
           </w:tblBorders>
+          <w:tblCellMar>
+            <w:top w:w="0" w:type="dxa"/>
+            <w:left w:w="108" w:type="dxa"/>
+            <w:bottom w:w="0" w:type="dxa"/>
+            <w:right w:w="108" w:type="dxa"/>
+          </w:tblCellMar>
         </w:tblPrEx>
         <w:tc>
           <w:tcPr>
@@ -17777,6 +17948,12 @@
             <w:insideH w:val="single" w:color="auto" w:sz="4" w:space="0"/>
             <w:insideV w:val="single" w:color="auto" w:sz="4" w:space="0"/>
           </w:tblBorders>
+          <w:tblCellMar>
+            <w:top w:w="0" w:type="dxa"/>
+            <w:left w:w="108" w:type="dxa"/>
+            <w:bottom w:w="0" w:type="dxa"/>
+            <w:right w:w="108" w:type="dxa"/>
+          </w:tblCellMar>
         </w:tblPrEx>
         <w:tc>
           <w:tcPr>
@@ -17811,6 +17988,216 @@
                 </w14:textFill>
               </w:rPr>
               <w:t>管道：</w:t>
+            </w:r>
+          </w:p>
+        </w:tc>
+      </w:tr>
+      <w:tr>
+        <w:tblPrEx>
+          <w:tblBorders>
+            <w:top w:val="single" w:color="auto" w:sz="4" w:space="0"/>
+            <w:left w:val="single" w:color="auto" w:sz="4" w:space="0"/>
+            <w:bottom w:val="single" w:color="auto" w:sz="4" w:space="0"/>
+            <w:right w:val="single" w:color="auto" w:sz="4" w:space="0"/>
+            <w:insideH w:val="single" w:color="auto" w:sz="4" w:space="0"/>
+            <w:insideV w:val="single" w:color="auto" w:sz="4" w:space="0"/>
+          </w:tblBorders>
+          <w:tblCellMar>
+            <w:top w:w="0" w:type="dxa"/>
+            <w:left w:w="108" w:type="dxa"/>
+            <w:bottom w:w="0" w:type="dxa"/>
+            <w:right w:w="108" w:type="dxa"/>
+          </w:tblCellMar>
+        </w:tblPrEx>
+        <w:tc>
+          <w:tcPr>
+            <w:tcW w:w="0" w:type="auto"/>
+            <w:gridSpan w:val="2"/>
+            <w:vAlign w:val="center"/>
+          </w:tcPr>
+          <w:p>
+            <w:pPr>
+              <w:rPr>
+                <w:rFonts w:cs="华文中宋"/>
+                <w:bCs/>
+                <w:color w:val="FF0000"/>
+                <w:spacing w:val="7"/>
+              </w:rPr>
+            </w:pPr>
+            <w:r>
+              <w:rPr>
+                <w:rFonts w:hint="eastAsia" w:cs="华文中宋"/>
+                <w:bCs/>
+                <w:color w:val="FF0000"/>
+                <w:spacing w:val="7"/>
+              </w:rPr>
+              <w:t>Pipe(duplex)</w:t>
+            </w:r>
+          </w:p>
+        </w:tc>
+        <w:tc>
+          <w:tcPr>
+            <w:tcW w:w="0" w:type="auto"/>
+            <w:vAlign w:val="center"/>
+          </w:tcPr>
+          <w:p>
+            <w:pPr>
+              <w:rPr>
+                <w:rFonts w:cs="华文中宋"/>
+                <w:bCs/>
+                <w:color w:val="ED7D31" w:themeColor="accent2"/>
+                <w:spacing w:val="7"/>
+                <w14:textFill>
+                  <w14:solidFill>
+                    <w14:schemeClr w14:val="accent2"/>
+                  </w14:solidFill>
+                </w14:textFill>
+              </w:rPr>
+            </w:pPr>
+            <w:r>
+              <w:rPr>
+                <w:rFonts w:hint="eastAsia" w:cs="华文中宋"/>
+                <w:bCs/>
+                <w:color w:val="EA82F1"/>
+                <w:spacing w:val="7"/>
+              </w:rPr>
+              <w:t>管道</w:t>
+            </w:r>
+            <w:r>
+              <w:rPr>
+                <w:rFonts w:hint="eastAsia" w:cs="华文中宋"/>
+                <w:bCs/>
+                <w:color w:val="ED7D31" w:themeColor="accent2"/>
+                <w:spacing w:val="7"/>
+                <w14:textFill>
+                  <w14:solidFill>
+                    <w14:schemeClr w14:val="accent2"/>
+                  </w14:solidFill>
+                </w14:textFill>
+              </w:rPr>
+              <w:t xml:space="preserve">，默认全双工，否则返回 </w:t>
+            </w:r>
+            <w:r>
+              <w:rPr>
+                <w:rFonts w:hint="eastAsia" w:cs="华文中宋"/>
+                <w:bCs/>
+                <w:color w:val="EA82F1"/>
+                <w:spacing w:val="7"/>
+              </w:rPr>
+              <w:t>(接收端，发送端)</w:t>
+            </w:r>
+          </w:p>
+        </w:tc>
+      </w:tr>
+      <w:tr>
+        <w:tblPrEx>
+          <w:tblBorders>
+            <w:top w:val="single" w:color="auto" w:sz="4" w:space="0"/>
+            <w:left w:val="single" w:color="auto" w:sz="4" w:space="0"/>
+            <w:bottom w:val="single" w:color="auto" w:sz="4" w:space="0"/>
+            <w:right w:val="single" w:color="auto" w:sz="4" w:space="0"/>
+            <w:insideH w:val="single" w:color="auto" w:sz="4" w:space="0"/>
+            <w:insideV w:val="single" w:color="auto" w:sz="4" w:space="0"/>
+          </w:tblBorders>
+          <w:tblCellMar>
+            <w:top w:w="0" w:type="dxa"/>
+            <w:left w:w="108" w:type="dxa"/>
+            <w:bottom w:w="0" w:type="dxa"/>
+            <w:right w:w="108" w:type="dxa"/>
+          </w:tblCellMar>
+        </w:tblPrEx>
+        <w:tc>
+          <w:tcPr>
+            <w:tcW w:w="0" w:type="auto"/>
+            <w:vMerge w:val="restart"/>
+            <w:vAlign w:val="center"/>
+          </w:tcPr>
+          <w:p>
+            <w:pPr>
+              <w:rPr>
+                <w:rFonts w:cs="华文中宋"/>
+                <w:bCs/>
+                <w:color w:val="FF0000"/>
+                <w:spacing w:val="7"/>
+              </w:rPr>
+            </w:pPr>
+            <w:r>
+              <w:rPr>
+                <w:rFonts w:hint="eastAsia" w:cs="华文中宋"/>
+                <w:bCs/>
+                <w:color w:val="ED7D31" w:themeColor="accent2"/>
+                <w:spacing w:val="7"/>
+                <w14:textFill>
+                  <w14:solidFill>
+                    <w14:schemeClr w14:val="accent2"/>
+                  </w14:solidFill>
+                </w14:textFill>
+              </w:rPr>
+              <w:t>实例方法</w:t>
+            </w:r>
+          </w:p>
+        </w:tc>
+        <w:tc>
+          <w:tcPr>
+            <w:tcW w:w="0" w:type="auto"/>
+            <w:vAlign w:val="center"/>
+          </w:tcPr>
+          <w:p>
+            <w:pPr>
+              <w:rPr>
+                <w:rFonts w:cs="华文中宋"/>
+                <w:bCs/>
+                <w:color w:val="FF0000"/>
+                <w:spacing w:val="7"/>
+              </w:rPr>
+            </w:pPr>
+            <w:r>
+              <w:rPr>
+                <w:rFonts w:hint="eastAsia" w:cs="华文中宋"/>
+                <w:bCs/>
+                <w:color w:val="FF0000"/>
+                <w:spacing w:val="7"/>
+              </w:rPr>
+              <w:t>close()</w:t>
+            </w:r>
+          </w:p>
+        </w:tc>
+        <w:tc>
+          <w:tcPr>
+            <w:tcW w:w="0" w:type="auto"/>
+            <w:vAlign w:val="center"/>
+          </w:tcPr>
+          <w:p>
+            <w:pPr>
+              <w:rPr>
+                <w:rFonts w:cs="华文中宋"/>
+                <w:bCs/>
+                <w:color w:val="EA82F1"/>
+                <w:spacing w:val="7"/>
+              </w:rPr>
+            </w:pPr>
+            <w:r>
+              <w:rPr>
+                <w:rFonts w:hint="eastAsia" w:cs="华文中宋"/>
+                <w:bCs/>
+                <w:color w:val="EA82F1"/>
+                <w:spacing w:val="7"/>
+              </w:rPr>
+              <w:t>关闭</w:t>
+            </w:r>
+            <w:r>
+              <w:rPr>
+                <w:rFonts w:hint="eastAsia" w:cs="华文中宋"/>
+                <w:bCs/>
+                <w:color w:val="ED7D31" w:themeColor="accent2"/>
+                <w:spacing w:val="7"/>
+                <w14:textFill>
+                  <w14:solidFill>
+                    <w14:schemeClr w14:val="accent2"/>
+                  </w14:solidFill>
+                </w14:textFill>
+              </w:rPr>
+              <w:t>管道</w:t>
             </w:r>
           </w:p>
         </w:tc>
@@ -17829,7 +18216,7 @@
         <w:tc>
           <w:tcPr>
             <w:tcW w:w="0" w:type="auto"/>
-            <w:gridSpan w:val="2"/>
+            <w:vMerge w:val="continue"/>
             <w:vAlign w:val="center"/>
           </w:tcPr>
           <w:p>
@@ -17841,15 +18228,6 @@
                 <w:spacing w:val="7"/>
               </w:rPr>
             </w:pPr>
-            <w:r>
-              <w:rPr>
-                <w:rFonts w:hint="eastAsia" w:cs="华文中宋"/>
-                <w:bCs/>
-                <w:color w:val="FF0000"/>
-                <w:spacing w:val="7"/>
-              </w:rPr>
-              <w:t>Pipe(duplex)</w:t>
-            </w:r>
           </w:p>
         </w:tc>
         <w:tc>
@@ -17862,6 +18240,31 @@
               <w:rPr>
                 <w:rFonts w:cs="华文中宋"/>
                 <w:bCs/>
+                <w:color w:val="FF0000"/>
+                <w:spacing w:val="7"/>
+              </w:rPr>
+            </w:pPr>
+            <w:r>
+              <w:rPr>
+                <w:rFonts w:hint="eastAsia" w:cs="华文中宋"/>
+                <w:bCs/>
+                <w:color w:val="FF0000"/>
+                <w:spacing w:val="7"/>
+              </w:rPr>
+              <w:t>send(obj)</w:t>
+            </w:r>
+          </w:p>
+        </w:tc>
+        <w:tc>
+          <w:tcPr>
+            <w:tcW w:w="0" w:type="auto"/>
+            <w:vAlign w:val="center"/>
+          </w:tcPr>
+          <w:p>
+            <w:pPr>
+              <w:rPr>
+                <w:rFonts w:cs="华文中宋"/>
+                <w:bCs/>
                 <w:color w:val="ED7D31" w:themeColor="accent2"/>
                 <w:spacing w:val="7"/>
                 <w14:textFill>
@@ -17878,30 +18281,21 @@
                 <w:color w:val="EA82F1"/>
                 <w:spacing w:val="7"/>
               </w:rPr>
-              <w:t>管道</w:t>
-            </w:r>
-            <w:r>
-              <w:rPr>
-                <w:rFonts w:hint="eastAsia" w:cs="华文中宋"/>
-                <w:bCs/>
-                <w:color w:val="ED7D31" w:themeColor="accent2"/>
-                <w:spacing w:val="7"/>
-                <w14:textFill>
-                  <w14:solidFill>
-                    <w14:schemeClr w14:val="accent2"/>
-                  </w14:solidFill>
-                </w14:textFill>
-              </w:rPr>
-              <w:t xml:space="preserve">，默认全双工，否则返回 </w:t>
-            </w:r>
-            <w:r>
-              <w:rPr>
-                <w:rFonts w:hint="eastAsia" w:cs="华文中宋"/>
-                <w:bCs/>
-                <w:color w:val="EA82F1"/>
-                <w:spacing w:val="7"/>
-              </w:rPr>
-              <w:t>(接收端，发送端)</w:t>
+              <w:t>即时发送</w:t>
+            </w:r>
+            <w:r>
+              <w:rPr>
+                <w:rFonts w:hint="eastAsia" w:cs="华文中宋"/>
+                <w:bCs/>
+                <w:color w:val="ED7D31" w:themeColor="accent2"/>
+                <w:spacing w:val="7"/>
+                <w14:textFill>
+                  <w14:solidFill>
+                    <w14:schemeClr w14:val="accent2"/>
+                  </w14:solidFill>
+                </w14:textFill>
+              </w:rPr>
+              <w:t>可pickle对象</w:t>
             </w:r>
           </w:p>
         </w:tc>
@@ -17916,11 +18310,17 @@
             <w:insideH w:val="single" w:color="auto" w:sz="4" w:space="0"/>
             <w:insideV w:val="single" w:color="auto" w:sz="4" w:space="0"/>
           </w:tblBorders>
+          <w:tblCellMar>
+            <w:top w:w="0" w:type="dxa"/>
+            <w:left w:w="108" w:type="dxa"/>
+            <w:bottom w:w="0" w:type="dxa"/>
+            <w:right w:w="108" w:type="dxa"/>
+          </w:tblCellMar>
         </w:tblPrEx>
         <w:tc>
           <w:tcPr>
             <w:tcW w:w="0" w:type="auto"/>
-            <w:vMerge w:val="restart"/>
+            <w:vMerge w:val="continue"/>
             <w:vAlign w:val="center"/>
           </w:tcPr>
           <w:p>
@@ -17928,24 +18328,15 @@
               <w:rPr>
                 <w:rFonts w:cs="华文中宋"/>
                 <w:bCs/>
-                <w:color w:val="FF0000"/>
-                <w:spacing w:val="7"/>
-              </w:rPr>
-            </w:pPr>
-            <w:r>
-              <w:rPr>
-                <w:rFonts w:hint="eastAsia" w:cs="华文中宋"/>
-                <w:bCs/>
-                <w:color w:val="ED7D31" w:themeColor="accent2"/>
-                <w:spacing w:val="7"/>
-                <w14:textFill>
-                  <w14:solidFill>
-                    <w14:schemeClr w14:val="accent2"/>
-                  </w14:solidFill>
-                </w14:textFill>
-              </w:rPr>
-              <w:t>实例方法</w:t>
-            </w:r>
+                <w:color w:val="ED7D31" w:themeColor="accent2"/>
+                <w:spacing w:val="7"/>
+                <w14:textFill>
+                  <w14:solidFill>
+                    <w14:schemeClr w14:val="accent2"/>
+                  </w14:solidFill>
+                </w14:textFill>
+              </w:rPr>
+            </w:pPr>
           </w:p>
         </w:tc>
         <w:tc>
@@ -17969,7 +18360,7 @@
                 <w:color w:val="FF0000"/>
                 <w:spacing w:val="7"/>
               </w:rPr>
-              <w:t>close()</w:t>
+              <w:t>recv()</w:t>
             </w:r>
           </w:p>
         </w:tc>
@@ -17994,21 +18385,30 @@
                 <w:color w:val="EA82F1"/>
                 <w:spacing w:val="7"/>
               </w:rPr>
-              <w:t>关闭</w:t>
-            </w:r>
-            <w:r>
-              <w:rPr>
-                <w:rFonts w:hint="eastAsia" w:cs="华文中宋"/>
-                <w:bCs/>
-                <w:color w:val="ED7D31" w:themeColor="accent2"/>
-                <w:spacing w:val="7"/>
-                <w14:textFill>
-                  <w14:solidFill>
-                    <w14:schemeClr w14:val="accent2"/>
-                  </w14:solidFill>
-                </w14:textFill>
-              </w:rPr>
-              <w:t>管道</w:t>
+              <w:t>阻塞接收</w:t>
+            </w:r>
+            <w:r>
+              <w:rPr>
+                <w:rFonts w:hint="eastAsia" w:cs="华文中宋"/>
+                <w:bCs/>
+                <w:color w:val="ED7D31" w:themeColor="accent2"/>
+                <w:spacing w:val="7"/>
+                <w14:textFill>
+                  <w14:solidFill>
+                    <w14:schemeClr w14:val="accent2"/>
+                  </w14:solidFill>
+                </w14:textFill>
+              </w:rPr>
+              <w:t>可pickle对象，返回</w:t>
+            </w:r>
+            <w:r>
+              <w:rPr>
+                <w:rFonts w:hint="eastAsia" w:cs="华文中宋"/>
+                <w:bCs/>
+                <w:color w:val="EA82F1"/>
+                <w:spacing w:val="7"/>
+              </w:rPr>
+              <w:t>对象</w:t>
             </w:r>
           </w:p>
         </w:tc>
@@ -18023,211 +18423,12 @@
             <w:insideH w:val="single" w:color="auto" w:sz="4" w:space="0"/>
             <w:insideV w:val="single" w:color="auto" w:sz="4" w:space="0"/>
           </w:tblBorders>
-        </w:tblPrEx>
-        <w:tc>
-          <w:tcPr>
-            <w:tcW w:w="0" w:type="auto"/>
-            <w:vMerge w:val="continue"/>
-            <w:vAlign w:val="center"/>
-          </w:tcPr>
-          <w:p>
-            <w:pPr>
-              <w:rPr>
-                <w:rFonts w:cs="华文中宋"/>
-                <w:bCs/>
-                <w:color w:val="FF0000"/>
-                <w:spacing w:val="7"/>
-              </w:rPr>
-            </w:pPr>
-          </w:p>
-        </w:tc>
-        <w:tc>
-          <w:tcPr>
-            <w:tcW w:w="0" w:type="auto"/>
-            <w:vAlign w:val="center"/>
-          </w:tcPr>
-          <w:p>
-            <w:pPr>
-              <w:rPr>
-                <w:rFonts w:cs="华文中宋"/>
-                <w:bCs/>
-                <w:color w:val="FF0000"/>
-                <w:spacing w:val="7"/>
-              </w:rPr>
-            </w:pPr>
-            <w:r>
-              <w:rPr>
-                <w:rFonts w:hint="eastAsia" w:cs="华文中宋"/>
-                <w:bCs/>
-                <w:color w:val="FF0000"/>
-                <w:spacing w:val="7"/>
-              </w:rPr>
-              <w:t>send(obj)</w:t>
-            </w:r>
-          </w:p>
-        </w:tc>
-        <w:tc>
-          <w:tcPr>
-            <w:tcW w:w="0" w:type="auto"/>
-            <w:vAlign w:val="center"/>
-          </w:tcPr>
-          <w:p>
-            <w:pPr>
-              <w:rPr>
-                <w:rFonts w:cs="华文中宋"/>
-                <w:bCs/>
-                <w:color w:val="ED7D31" w:themeColor="accent2"/>
-                <w:spacing w:val="7"/>
-                <w14:textFill>
-                  <w14:solidFill>
-                    <w14:schemeClr w14:val="accent2"/>
-                  </w14:solidFill>
-                </w14:textFill>
-              </w:rPr>
-            </w:pPr>
-            <w:r>
-              <w:rPr>
-                <w:rFonts w:hint="eastAsia" w:cs="华文中宋"/>
-                <w:bCs/>
-                <w:color w:val="EA82F1"/>
-                <w:spacing w:val="7"/>
-              </w:rPr>
-              <w:t>即时发送</w:t>
-            </w:r>
-            <w:r>
-              <w:rPr>
-                <w:rFonts w:hint="eastAsia" w:cs="华文中宋"/>
-                <w:bCs/>
-                <w:color w:val="ED7D31" w:themeColor="accent2"/>
-                <w:spacing w:val="7"/>
-                <w14:textFill>
-                  <w14:solidFill>
-                    <w14:schemeClr w14:val="accent2"/>
-                  </w14:solidFill>
-                </w14:textFill>
-              </w:rPr>
-              <w:t>可pickle对象</w:t>
-            </w:r>
-          </w:p>
-        </w:tc>
-      </w:tr>
-      <w:tr>
-        <w:tblPrEx>
-          <w:tblBorders>
-            <w:top w:val="single" w:color="auto" w:sz="4" w:space="0"/>
-            <w:left w:val="single" w:color="auto" w:sz="4" w:space="0"/>
-            <w:bottom w:val="single" w:color="auto" w:sz="4" w:space="0"/>
-            <w:right w:val="single" w:color="auto" w:sz="4" w:space="0"/>
-            <w:insideH w:val="single" w:color="auto" w:sz="4" w:space="0"/>
-            <w:insideV w:val="single" w:color="auto" w:sz="4" w:space="0"/>
-          </w:tblBorders>
-        </w:tblPrEx>
-        <w:tc>
-          <w:tcPr>
-            <w:tcW w:w="0" w:type="auto"/>
-            <w:vMerge w:val="continue"/>
-            <w:vAlign w:val="center"/>
-          </w:tcPr>
-          <w:p>
-            <w:pPr>
-              <w:rPr>
-                <w:rFonts w:cs="华文中宋"/>
-                <w:bCs/>
-                <w:color w:val="ED7D31" w:themeColor="accent2"/>
-                <w:spacing w:val="7"/>
-                <w14:textFill>
-                  <w14:solidFill>
-                    <w14:schemeClr w14:val="accent2"/>
-                  </w14:solidFill>
-                </w14:textFill>
-              </w:rPr>
-            </w:pPr>
-          </w:p>
-        </w:tc>
-        <w:tc>
-          <w:tcPr>
-            <w:tcW w:w="0" w:type="auto"/>
-            <w:vAlign w:val="center"/>
-          </w:tcPr>
-          <w:p>
-            <w:pPr>
-              <w:rPr>
-                <w:rFonts w:cs="华文中宋"/>
-                <w:bCs/>
-                <w:color w:val="FF0000"/>
-                <w:spacing w:val="7"/>
-              </w:rPr>
-            </w:pPr>
-            <w:r>
-              <w:rPr>
-                <w:rFonts w:hint="eastAsia" w:cs="华文中宋"/>
-                <w:bCs/>
-                <w:color w:val="FF0000"/>
-                <w:spacing w:val="7"/>
-              </w:rPr>
-              <w:t>recv()</w:t>
-            </w:r>
-          </w:p>
-        </w:tc>
-        <w:tc>
-          <w:tcPr>
-            <w:tcW w:w="0" w:type="auto"/>
-            <w:vAlign w:val="center"/>
-          </w:tcPr>
-          <w:p>
-            <w:pPr>
-              <w:rPr>
-                <w:rFonts w:cs="华文中宋"/>
-                <w:bCs/>
-                <w:color w:val="EA82F1"/>
-                <w:spacing w:val="7"/>
-              </w:rPr>
-            </w:pPr>
-            <w:r>
-              <w:rPr>
-                <w:rFonts w:hint="eastAsia" w:cs="华文中宋"/>
-                <w:bCs/>
-                <w:color w:val="EA82F1"/>
-                <w:spacing w:val="7"/>
-              </w:rPr>
-              <w:t>阻塞接收</w:t>
-            </w:r>
-            <w:r>
-              <w:rPr>
-                <w:rFonts w:hint="eastAsia" w:cs="华文中宋"/>
-                <w:bCs/>
-                <w:color w:val="ED7D31" w:themeColor="accent2"/>
-                <w:spacing w:val="7"/>
-                <w14:textFill>
-                  <w14:solidFill>
-                    <w14:schemeClr w14:val="accent2"/>
-                  </w14:solidFill>
-                </w14:textFill>
-              </w:rPr>
-              <w:t>可pickle对象，返回</w:t>
-            </w:r>
-            <w:r>
-              <w:rPr>
-                <w:rFonts w:hint="eastAsia" w:cs="华文中宋"/>
-                <w:bCs/>
-                <w:color w:val="EA82F1"/>
-                <w:spacing w:val="7"/>
-              </w:rPr>
-              <w:t>对象</w:t>
-            </w:r>
-          </w:p>
-        </w:tc>
-      </w:tr>
-      <w:tr>
-        <w:tblPrEx>
-          <w:tblBorders>
-            <w:top w:val="single" w:color="auto" w:sz="4" w:space="0"/>
-            <w:left w:val="single" w:color="auto" w:sz="4" w:space="0"/>
-            <w:bottom w:val="single" w:color="auto" w:sz="4" w:space="0"/>
-            <w:right w:val="single" w:color="auto" w:sz="4" w:space="0"/>
-            <w:insideH w:val="single" w:color="auto" w:sz="4" w:space="0"/>
-            <w:insideV w:val="single" w:color="auto" w:sz="4" w:space="0"/>
-          </w:tblBorders>
+          <w:tblCellMar>
+            <w:top w:w="0" w:type="dxa"/>
+            <w:left w:w="108" w:type="dxa"/>
+            <w:bottom w:w="0" w:type="dxa"/>
+            <w:right w:w="108" w:type="dxa"/>
+          </w:tblCellMar>
         </w:tblPrEx>
         <w:tc>
           <w:tcPr>
@@ -19579,6 +19780,12 @@
             <w:insideH w:val="single" w:color="auto" w:sz="4" w:space="0"/>
             <w:insideV w:val="single" w:color="auto" w:sz="4" w:space="0"/>
           </w:tblBorders>
+          <w:tblCellMar>
+            <w:top w:w="0" w:type="dxa"/>
+            <w:left w:w="108" w:type="dxa"/>
+            <w:bottom w:w="0" w:type="dxa"/>
+            <w:right w:w="108" w:type="dxa"/>
+          </w:tblCellMar>
         </w:tblPrEx>
         <w:trPr>
           <w:trHeight w:val="90" w:hRule="atLeast"/>
@@ -19630,6 +19837,12 @@
             <w:insideH w:val="single" w:color="auto" w:sz="4" w:space="0"/>
             <w:insideV w:val="single" w:color="auto" w:sz="4" w:space="0"/>
           </w:tblBorders>
+          <w:tblCellMar>
+            <w:top w:w="0" w:type="dxa"/>
+            <w:left w:w="108" w:type="dxa"/>
+            <w:bottom w:w="0" w:type="dxa"/>
+            <w:right w:w="108" w:type="dxa"/>
+          </w:tblCellMar>
         </w:tblPrEx>
         <w:tc>
           <w:tcPr>
@@ -19698,6 +19911,12 @@
             <w:insideH w:val="single" w:color="auto" w:sz="4" w:space="0"/>
             <w:insideV w:val="single" w:color="auto" w:sz="4" w:space="0"/>
           </w:tblBorders>
+          <w:tblCellMar>
+            <w:top w:w="0" w:type="dxa"/>
+            <w:left w:w="108" w:type="dxa"/>
+            <w:bottom w:w="0" w:type="dxa"/>
+            <w:right w:w="108" w:type="dxa"/>
+          </w:tblCellMar>
         </w:tblPrEx>
         <w:tc>
           <w:tcPr>
@@ -19826,6 +20045,12 @@
             <w:insideH w:val="single" w:color="auto" w:sz="4" w:space="0"/>
             <w:insideV w:val="single" w:color="auto" w:sz="4" w:space="0"/>
           </w:tblBorders>
+          <w:tblCellMar>
+            <w:top w:w="0" w:type="dxa"/>
+            <w:left w:w="108" w:type="dxa"/>
+            <w:bottom w:w="0" w:type="dxa"/>
+            <w:right w:w="108" w:type="dxa"/>
+          </w:tblCellMar>
         </w:tblPrEx>
         <w:tc>
           <w:tcPr>
@@ -19929,6 +20154,12 @@
             <w:insideH w:val="single" w:color="auto" w:sz="4" w:space="0"/>
             <w:insideV w:val="single" w:color="auto" w:sz="4" w:space="0"/>
           </w:tblBorders>
+          <w:tblCellMar>
+            <w:top w:w="0" w:type="dxa"/>
+            <w:left w:w="108" w:type="dxa"/>
+            <w:bottom w:w="0" w:type="dxa"/>
+            <w:right w:w="108" w:type="dxa"/>
+          </w:tblCellMar>
         </w:tblPrEx>
         <w:tc>
           <w:tcPr>
@@ -20058,6 +20289,12 @@
             <w:insideH w:val="single" w:color="auto" w:sz="4" w:space="0"/>
             <w:insideV w:val="single" w:color="auto" w:sz="4" w:space="0"/>
           </w:tblBorders>
+          <w:tblCellMar>
+            <w:top w:w="0" w:type="dxa"/>
+            <w:left w:w="108" w:type="dxa"/>
+            <w:bottom w:w="0" w:type="dxa"/>
+            <w:right w:w="108" w:type="dxa"/>
+          </w:tblCellMar>
         </w:tblPrEx>
         <w:tc>
           <w:tcPr>
@@ -20196,6 +20433,12 @@
             <w:insideH w:val="single" w:color="auto" w:sz="4" w:space="0"/>
             <w:insideV w:val="single" w:color="auto" w:sz="4" w:space="0"/>
           </w:tblBorders>
+          <w:tblCellMar>
+            <w:top w:w="0" w:type="dxa"/>
+            <w:left w:w="108" w:type="dxa"/>
+            <w:bottom w:w="0" w:type="dxa"/>
+            <w:right w:w="108" w:type="dxa"/>
+          </w:tblCellMar>
         </w:tblPrEx>
         <w:tc>
           <w:tcPr>
@@ -20311,6 +20554,12 @@
             <w:insideH w:val="single" w:color="auto" w:sz="4" w:space="0"/>
             <w:insideV w:val="single" w:color="auto" w:sz="4" w:space="0"/>
           </w:tblBorders>
+          <w:tblCellMar>
+            <w:top w:w="0" w:type="dxa"/>
+            <w:left w:w="108" w:type="dxa"/>
+            <w:bottom w:w="0" w:type="dxa"/>
+            <w:right w:w="108" w:type="dxa"/>
+          </w:tblCellMar>
         </w:tblPrEx>
         <w:tc>
           <w:tcPr>
@@ -20457,6 +20706,12 @@
             <w:insideH w:val="single" w:color="auto" w:sz="4" w:space="0"/>
             <w:insideV w:val="single" w:color="auto" w:sz="4" w:space="0"/>
           </w:tblBorders>
+          <w:tblCellMar>
+            <w:top w:w="0" w:type="dxa"/>
+            <w:left w:w="108" w:type="dxa"/>
+            <w:bottom w:w="0" w:type="dxa"/>
+            <w:right w:w="108" w:type="dxa"/>
+          </w:tblCellMar>
         </w:tblPrEx>
         <w:trPr>
           <w:trHeight w:val="290" w:hRule="atLeast"/>
@@ -21250,6 +21505,12 @@
             <w:insideH w:val="single" w:color="auto" w:sz="4" w:space="0"/>
             <w:insideV w:val="single" w:color="auto" w:sz="4" w:space="0"/>
           </w:tblBorders>
+          <w:tblCellMar>
+            <w:top w:w="0" w:type="dxa"/>
+            <w:left w:w="108" w:type="dxa"/>
+            <w:bottom w:w="0" w:type="dxa"/>
+            <w:right w:w="108" w:type="dxa"/>
+          </w:tblCellMar>
         </w:tblPrEx>
         <w:tc>
           <w:tcPr>
@@ -22506,6 +22767,12 @@
             <w:insideH w:val="single" w:color="auto" w:sz="4" w:space="0"/>
             <w:insideV w:val="single" w:color="auto" w:sz="4" w:space="0"/>
           </w:tblBorders>
+          <w:tblCellMar>
+            <w:top w:w="0" w:type="dxa"/>
+            <w:left w:w="108" w:type="dxa"/>
+            <w:bottom w:w="0" w:type="dxa"/>
+            <w:right w:w="108" w:type="dxa"/>
+          </w:tblCellMar>
         </w:tblPrEx>
         <w:tc>
           <w:tcPr>
@@ -22726,6 +22993,12 @@
             <w:insideH w:val="single" w:color="auto" w:sz="4" w:space="0"/>
             <w:insideV w:val="single" w:color="auto" w:sz="4" w:space="0"/>
           </w:tblBorders>
+          <w:tblCellMar>
+            <w:top w:w="0" w:type="dxa"/>
+            <w:left w:w="108" w:type="dxa"/>
+            <w:bottom w:w="0" w:type="dxa"/>
+            <w:right w:w="108" w:type="dxa"/>
+          </w:tblCellMar>
         </w:tblPrEx>
         <w:tc>
           <w:tcPr>
@@ -22811,6 +23084,12 @@
             <w:insideH w:val="single" w:color="auto" w:sz="4" w:space="0"/>
             <w:insideV w:val="single" w:color="auto" w:sz="4" w:space="0"/>
           </w:tblBorders>
+          <w:tblCellMar>
+            <w:top w:w="0" w:type="dxa"/>
+            <w:left w:w="108" w:type="dxa"/>
+            <w:bottom w:w="0" w:type="dxa"/>
+            <w:right w:w="108" w:type="dxa"/>
+          </w:tblCellMar>
         </w:tblPrEx>
         <w:tc>
           <w:tcPr>
@@ -22933,6 +23212,12 @@
             <w:insideH w:val="single" w:color="auto" w:sz="4" w:space="0"/>
             <w:insideV w:val="single" w:color="auto" w:sz="4" w:space="0"/>
           </w:tblBorders>
+          <w:tblCellMar>
+            <w:top w:w="0" w:type="dxa"/>
+            <w:left w:w="108" w:type="dxa"/>
+            <w:bottom w:w="0" w:type="dxa"/>
+            <w:right w:w="108" w:type="dxa"/>
+          </w:tblCellMar>
         </w:tblPrEx>
         <w:tc>
           <w:tcPr>
@@ -23030,6 +23315,12 @@
             <w:insideH w:val="single" w:color="auto" w:sz="4" w:space="0"/>
             <w:insideV w:val="single" w:color="auto" w:sz="4" w:space="0"/>
           </w:tblBorders>
+          <w:tblCellMar>
+            <w:top w:w="0" w:type="dxa"/>
+            <w:left w:w="108" w:type="dxa"/>
+            <w:bottom w:w="0" w:type="dxa"/>
+            <w:right w:w="108" w:type="dxa"/>
+          </w:tblCellMar>
         </w:tblPrEx>
         <w:tc>
           <w:tcPr>
@@ -23137,6 +23428,12 @@
             <w:insideH w:val="single" w:color="auto" w:sz="4" w:space="0"/>
             <w:insideV w:val="single" w:color="auto" w:sz="4" w:space="0"/>
           </w:tblBorders>
+          <w:tblCellMar>
+            <w:top w:w="0" w:type="dxa"/>
+            <w:left w:w="108" w:type="dxa"/>
+            <w:bottom w:w="0" w:type="dxa"/>
+            <w:right w:w="108" w:type="dxa"/>
+          </w:tblCellMar>
         </w:tblPrEx>
         <w:tc>
           <w:tcPr>
@@ -23234,6 +23531,12 @@
             <w:insideH w:val="single" w:color="auto" w:sz="4" w:space="0"/>
             <w:insideV w:val="single" w:color="auto" w:sz="4" w:space="0"/>
           </w:tblBorders>
+          <w:tblCellMar>
+            <w:top w:w="0" w:type="dxa"/>
+            <w:left w:w="108" w:type="dxa"/>
+            <w:bottom w:w="0" w:type="dxa"/>
+            <w:right w:w="108" w:type="dxa"/>
+          </w:tblCellMar>
         </w:tblPrEx>
         <w:tc>
           <w:tcPr>
@@ -23341,6 +23644,12 @@
             <w:insideH w:val="single" w:color="auto" w:sz="4" w:space="0"/>
             <w:insideV w:val="single" w:color="auto" w:sz="4" w:space="0"/>
           </w:tblBorders>
+          <w:tblCellMar>
+            <w:top w:w="0" w:type="dxa"/>
+            <w:left w:w="108" w:type="dxa"/>
+            <w:bottom w:w="0" w:type="dxa"/>
+            <w:right w:w="108" w:type="dxa"/>
+          </w:tblCellMar>
         </w:tblPrEx>
         <w:tc>
           <w:tcPr>
@@ -23547,6 +23856,12 @@
             <w:insideH w:val="single" w:color="auto" w:sz="4" w:space="0"/>
             <w:insideV w:val="single" w:color="auto" w:sz="4" w:space="0"/>
           </w:tblBorders>
+          <w:tblCellMar>
+            <w:top w:w="0" w:type="dxa"/>
+            <w:left w:w="108" w:type="dxa"/>
+            <w:bottom w:w="0" w:type="dxa"/>
+            <w:right w:w="108" w:type="dxa"/>
+          </w:tblCellMar>
         </w:tblPrEx>
         <w:tc>
           <w:tcPr>
@@ -23594,6 +23909,12 @@
             <w:insideH w:val="single" w:color="auto" w:sz="4" w:space="0"/>
             <w:insideV w:val="single" w:color="auto" w:sz="4" w:space="0"/>
           </w:tblBorders>
+          <w:tblCellMar>
+            <w:top w:w="0" w:type="dxa"/>
+            <w:left w:w="108" w:type="dxa"/>
+            <w:bottom w:w="0" w:type="dxa"/>
+            <w:right w:w="108" w:type="dxa"/>
+          </w:tblCellMar>
         </w:tblPrEx>
         <w:tc>
           <w:tcPr>
@@ -23673,6 +23994,12 @@
             <w:insideH w:val="single" w:color="auto" w:sz="4" w:space="0"/>
             <w:insideV w:val="single" w:color="auto" w:sz="4" w:space="0"/>
           </w:tblBorders>
+          <w:tblCellMar>
+            <w:top w:w="0" w:type="dxa"/>
+            <w:left w:w="108" w:type="dxa"/>
+            <w:bottom w:w="0" w:type="dxa"/>
+            <w:right w:w="108" w:type="dxa"/>
+          </w:tblCellMar>
         </w:tblPrEx>
         <w:tc>
           <w:tcPr>
@@ -23765,6 +24092,12 @@
             <w:insideH w:val="single" w:color="auto" w:sz="4" w:space="0"/>
             <w:insideV w:val="single" w:color="auto" w:sz="4" w:space="0"/>
           </w:tblBorders>
+          <w:tblCellMar>
+            <w:top w:w="0" w:type="dxa"/>
+            <w:left w:w="108" w:type="dxa"/>
+            <w:bottom w:w="0" w:type="dxa"/>
+            <w:right w:w="108" w:type="dxa"/>
+          </w:tblCellMar>
         </w:tblPrEx>
         <w:tc>
           <w:tcPr>
@@ -24427,6 +24760,12 @@
             <w:insideH w:val="single" w:color="auto" w:sz="4" w:space="0"/>
             <w:insideV w:val="single" w:color="auto" w:sz="4" w:space="0"/>
           </w:tblBorders>
+          <w:tblCellMar>
+            <w:top w:w="0" w:type="dxa"/>
+            <w:left w:w="108" w:type="dxa"/>
+            <w:bottom w:w="0" w:type="dxa"/>
+            <w:right w:w="108" w:type="dxa"/>
+          </w:tblCellMar>
         </w:tblPrEx>
         <w:tc>
           <w:tcPr>
@@ -24469,6 +24808,12 @@
             <w:insideH w:val="single" w:color="auto" w:sz="4" w:space="0"/>
             <w:insideV w:val="single" w:color="auto" w:sz="4" w:space="0"/>
           </w:tblBorders>
+          <w:tblCellMar>
+            <w:top w:w="0" w:type="dxa"/>
+            <w:left w:w="108" w:type="dxa"/>
+            <w:bottom w:w="0" w:type="dxa"/>
+            <w:right w:w="108" w:type="dxa"/>
+          </w:tblCellMar>
         </w:tblPrEx>
         <w:tc>
           <w:tcPr>
@@ -24529,6 +24874,12 @@
             <w:insideH w:val="single" w:color="auto" w:sz="4" w:space="0"/>
             <w:insideV w:val="single" w:color="auto" w:sz="4" w:space="0"/>
           </w:tblBorders>
+          <w:tblCellMar>
+            <w:top w:w="0" w:type="dxa"/>
+            <w:left w:w="108" w:type="dxa"/>
+            <w:bottom w:w="0" w:type="dxa"/>
+            <w:right w:w="108" w:type="dxa"/>
+          </w:tblCellMar>
         </w:tblPrEx>
         <w:tc>
           <w:tcPr>
@@ -24589,6 +24940,12 @@
             <w:insideH w:val="single" w:color="auto" w:sz="4" w:space="0"/>
             <w:insideV w:val="single" w:color="auto" w:sz="4" w:space="0"/>
           </w:tblBorders>
+          <w:tblCellMar>
+            <w:top w:w="0" w:type="dxa"/>
+            <w:left w:w="108" w:type="dxa"/>
+            <w:bottom w:w="0" w:type="dxa"/>
+            <w:right w:w="108" w:type="dxa"/>
+          </w:tblCellMar>
         </w:tblPrEx>
         <w:tc>
           <w:tcPr>
@@ -24649,6 +25006,12 @@
             <w:insideH w:val="single" w:color="auto" w:sz="4" w:space="0"/>
             <w:insideV w:val="single" w:color="auto" w:sz="4" w:space="0"/>
           </w:tblBorders>
+          <w:tblCellMar>
+            <w:top w:w="0" w:type="dxa"/>
+            <w:left w:w="108" w:type="dxa"/>
+            <w:bottom w:w="0" w:type="dxa"/>
+            <w:right w:w="108" w:type="dxa"/>
+          </w:tblCellMar>
         </w:tblPrEx>
         <w:tc>
           <w:tcPr>
@@ -24859,6 +25222,12 @@
             <w:insideH w:val="single" w:color="auto" w:sz="4" w:space="0"/>
             <w:insideV w:val="single" w:color="auto" w:sz="4" w:space="0"/>
           </w:tblBorders>
+          <w:tblCellMar>
+            <w:top w:w="0" w:type="dxa"/>
+            <w:left w:w="108" w:type="dxa"/>
+            <w:bottom w:w="0" w:type="dxa"/>
+            <w:right w:w="108" w:type="dxa"/>
+          </w:tblCellMar>
         </w:tblPrEx>
         <w:tc>
           <w:tcPr>
@@ -25013,6 +25382,12 @@
             <w:insideH w:val="single" w:color="auto" w:sz="4" w:space="0"/>
             <w:insideV w:val="single" w:color="auto" w:sz="4" w:space="0"/>
           </w:tblBorders>
+          <w:tblCellMar>
+            <w:top w:w="0" w:type="dxa"/>
+            <w:left w:w="108" w:type="dxa"/>
+            <w:bottom w:w="0" w:type="dxa"/>
+            <w:right w:w="108" w:type="dxa"/>
+          </w:tblCellMar>
         </w:tblPrEx>
         <w:tc>
           <w:tcPr>
@@ -25492,6 +25867,12 @@
             <w:insideH w:val="single" w:color="auto" w:sz="4" w:space="0"/>
             <w:insideV w:val="single" w:color="auto" w:sz="4" w:space="0"/>
           </w:tblBorders>
+          <w:tblCellMar>
+            <w:top w:w="0" w:type="dxa"/>
+            <w:left w:w="108" w:type="dxa"/>
+            <w:bottom w:w="0" w:type="dxa"/>
+            <w:right w:w="108" w:type="dxa"/>
+          </w:tblCellMar>
         </w:tblPrEx>
         <w:tc>
           <w:tcPr>
@@ -25714,6 +26095,12 @@
             <w:insideH w:val="single" w:color="auto" w:sz="4" w:space="0"/>
             <w:insideV w:val="single" w:color="auto" w:sz="4" w:space="0"/>
           </w:tblBorders>
+          <w:tblCellMar>
+            <w:top w:w="0" w:type="dxa"/>
+            <w:left w:w="108" w:type="dxa"/>
+            <w:bottom w:w="0" w:type="dxa"/>
+            <w:right w:w="108" w:type="dxa"/>
+          </w:tblCellMar>
         </w:tblPrEx>
         <w:tc>
           <w:tcPr>
@@ -25772,6 +26159,12 @@
             <w:insideH w:val="single" w:color="auto" w:sz="4" w:space="0"/>
             <w:insideV w:val="single" w:color="auto" w:sz="4" w:space="0"/>
           </w:tblBorders>
+          <w:tblCellMar>
+            <w:top w:w="0" w:type="dxa"/>
+            <w:left w:w="108" w:type="dxa"/>
+            <w:bottom w:w="0" w:type="dxa"/>
+            <w:right w:w="108" w:type="dxa"/>
+          </w:tblCellMar>
         </w:tblPrEx>
         <w:tc>
           <w:tcPr>
@@ -25848,6 +26241,12 @@
             <w:insideH w:val="single" w:color="auto" w:sz="4" w:space="0"/>
             <w:insideV w:val="single" w:color="auto" w:sz="4" w:space="0"/>
           </w:tblBorders>
+          <w:tblCellMar>
+            <w:top w:w="0" w:type="dxa"/>
+            <w:left w:w="108" w:type="dxa"/>
+            <w:bottom w:w="0" w:type="dxa"/>
+            <w:right w:w="108" w:type="dxa"/>
+          </w:tblCellMar>
         </w:tblPrEx>
         <w:tc>
           <w:tcPr>
@@ -25924,6 +26323,12 @@
             <w:insideH w:val="single" w:color="auto" w:sz="4" w:space="0"/>
             <w:insideV w:val="single" w:color="auto" w:sz="4" w:space="0"/>
           </w:tblBorders>
+          <w:tblCellMar>
+            <w:top w:w="0" w:type="dxa"/>
+            <w:left w:w="108" w:type="dxa"/>
+            <w:bottom w:w="0" w:type="dxa"/>
+            <w:right w:w="108" w:type="dxa"/>
+          </w:tblCellMar>
         </w:tblPrEx>
         <w:tc>
           <w:tcPr>
@@ -26011,6 +26416,12 @@
             <w:insideH w:val="single" w:color="auto" w:sz="4" w:space="0"/>
             <w:insideV w:val="single" w:color="auto" w:sz="4" w:space="0"/>
           </w:tblBorders>
+          <w:tblCellMar>
+            <w:top w:w="0" w:type="dxa"/>
+            <w:left w:w="108" w:type="dxa"/>
+            <w:bottom w:w="0" w:type="dxa"/>
+            <w:right w:w="108" w:type="dxa"/>
+          </w:tblCellMar>
         </w:tblPrEx>
         <w:tc>
           <w:tcPr>
@@ -26117,6 +26528,12 @@
             <w:insideH w:val="single" w:color="auto" w:sz="4" w:space="0"/>
             <w:insideV w:val="single" w:color="auto" w:sz="4" w:space="0"/>
           </w:tblBorders>
+          <w:tblCellMar>
+            <w:top w:w="0" w:type="dxa"/>
+            <w:left w:w="108" w:type="dxa"/>
+            <w:bottom w:w="0" w:type="dxa"/>
+            <w:right w:w="108" w:type="dxa"/>
+          </w:tblCellMar>
         </w:tblPrEx>
         <w:tc>
           <w:tcPr>
@@ -26391,6 +26808,12 @@
             <w:insideH w:val="single" w:color="auto" w:sz="4" w:space="0"/>
             <w:insideV w:val="single" w:color="auto" w:sz="4" w:space="0"/>
           </w:tblBorders>
+          <w:tblCellMar>
+            <w:top w:w="0" w:type="dxa"/>
+            <w:left w:w="108" w:type="dxa"/>
+            <w:bottom w:w="0" w:type="dxa"/>
+            <w:right w:w="108" w:type="dxa"/>
+          </w:tblCellMar>
         </w:tblPrEx>
         <w:tc>
           <w:tcPr>
@@ -26480,6 +26903,12 @@
             <w:insideH w:val="single" w:color="auto" w:sz="4" w:space="0"/>
             <w:insideV w:val="single" w:color="auto" w:sz="4" w:space="0"/>
           </w:tblBorders>
+          <w:tblCellMar>
+            <w:top w:w="0" w:type="dxa"/>
+            <w:left w:w="108" w:type="dxa"/>
+            <w:bottom w:w="0" w:type="dxa"/>
+            <w:right w:w="108" w:type="dxa"/>
+          </w:tblCellMar>
         </w:tblPrEx>
         <w:tc>
           <w:tcPr>
@@ -26582,6 +27011,12 @@
             <w:insideH w:val="single" w:color="auto" w:sz="4" w:space="0"/>
             <w:insideV w:val="single" w:color="auto" w:sz="4" w:space="0"/>
           </w:tblBorders>
+          <w:tblCellMar>
+            <w:top w:w="0" w:type="dxa"/>
+            <w:left w:w="108" w:type="dxa"/>
+            <w:bottom w:w="0" w:type="dxa"/>
+            <w:right w:w="108" w:type="dxa"/>
+          </w:tblCellMar>
         </w:tblPrEx>
         <w:tc>
           <w:tcPr>
@@ -27049,6 +27484,12 @@
             <w:insideH w:val="single" w:color="auto" w:sz="4" w:space="0"/>
             <w:insideV w:val="single" w:color="auto" w:sz="4" w:space="0"/>
           </w:tblBorders>
+          <w:tblCellMar>
+            <w:top w:w="0" w:type="dxa"/>
+            <w:left w:w="108" w:type="dxa"/>
+            <w:bottom w:w="0" w:type="dxa"/>
+            <w:right w:w="108" w:type="dxa"/>
+          </w:tblCellMar>
         </w:tblPrEx>
         <w:tc>
           <w:tcPr>
@@ -27097,6 +27538,12 @@
             <w:insideH w:val="single" w:color="auto" w:sz="4" w:space="0"/>
             <w:insideV w:val="single" w:color="auto" w:sz="4" w:space="0"/>
           </w:tblBorders>
+          <w:tblCellMar>
+            <w:top w:w="0" w:type="dxa"/>
+            <w:left w:w="108" w:type="dxa"/>
+            <w:bottom w:w="0" w:type="dxa"/>
+            <w:right w:w="108" w:type="dxa"/>
+          </w:tblCellMar>
         </w:tblPrEx>
         <w:tc>
           <w:tcPr>
@@ -28181,6 +28628,12 @@
             <w:insideH w:val="single" w:color="auto" w:sz="4" w:space="0"/>
             <w:insideV w:val="single" w:color="auto" w:sz="4" w:space="0"/>
           </w:tblBorders>
+          <w:tblCellMar>
+            <w:top w:w="0" w:type="dxa"/>
+            <w:left w:w="108" w:type="dxa"/>
+            <w:bottom w:w="0" w:type="dxa"/>
+            <w:right w:w="108" w:type="dxa"/>
+          </w:tblCellMar>
         </w:tblPrEx>
         <w:tc>
           <w:tcPr>
@@ -28228,6 +28681,12 @@
             <w:insideH w:val="single" w:color="auto" w:sz="4" w:space="0"/>
             <w:insideV w:val="single" w:color="auto" w:sz="4" w:space="0"/>
           </w:tblBorders>
+          <w:tblCellMar>
+            <w:top w:w="0" w:type="dxa"/>
+            <w:left w:w="108" w:type="dxa"/>
+            <w:bottom w:w="0" w:type="dxa"/>
+            <w:right w:w="108" w:type="dxa"/>
+          </w:tblCellMar>
         </w:tblPrEx>
         <w:tc>
           <w:tcPr>
@@ -28356,6 +28815,12 @@
             <w:insideH w:val="single" w:color="auto" w:sz="4" w:space="0"/>
             <w:insideV w:val="single" w:color="auto" w:sz="4" w:space="0"/>
           </w:tblBorders>
+          <w:tblCellMar>
+            <w:top w:w="0" w:type="dxa"/>
+            <w:left w:w="108" w:type="dxa"/>
+            <w:bottom w:w="0" w:type="dxa"/>
+            <w:right w:w="108" w:type="dxa"/>
+          </w:tblCellMar>
         </w:tblPrEx>
         <w:tc>
           <w:tcPr>
@@ -28641,6 +29106,12 @@
             <w:insideH w:val="single" w:color="auto" w:sz="4" w:space="0"/>
             <w:insideV w:val="single" w:color="auto" w:sz="4" w:space="0"/>
           </w:tblBorders>
+          <w:tblCellMar>
+            <w:top w:w="0" w:type="dxa"/>
+            <w:left w:w="108" w:type="dxa"/>
+            <w:bottom w:w="0" w:type="dxa"/>
+            <w:right w:w="108" w:type="dxa"/>
+          </w:tblCellMar>
         </w:tblPrEx>
         <w:tc>
           <w:tcPr>
@@ -28717,6 +29188,12 @@
             <w:insideH w:val="single" w:color="auto" w:sz="4" w:space="0"/>
             <w:insideV w:val="single" w:color="auto" w:sz="4" w:space="0"/>
           </w:tblBorders>
+          <w:tblCellMar>
+            <w:top w:w="0" w:type="dxa"/>
+            <w:left w:w="108" w:type="dxa"/>
+            <w:bottom w:w="0" w:type="dxa"/>
+            <w:right w:w="108" w:type="dxa"/>
+          </w:tblCellMar>
         </w:tblPrEx>
         <w:trPr>
           <w:trHeight w:val="104" w:hRule="atLeast"/>
@@ -28802,6 +29279,12 @@
             <w:insideH w:val="single" w:color="auto" w:sz="4" w:space="0"/>
             <w:insideV w:val="single" w:color="auto" w:sz="4" w:space="0"/>
           </w:tblBorders>
+          <w:tblCellMar>
+            <w:top w:w="0" w:type="dxa"/>
+            <w:left w:w="108" w:type="dxa"/>
+            <w:bottom w:w="0" w:type="dxa"/>
+            <w:right w:w="108" w:type="dxa"/>
+          </w:tblCellMar>
         </w:tblPrEx>
         <w:trPr>
           <w:trHeight w:val="104" w:hRule="atLeast"/>
@@ -28869,6 +29352,12 @@
             <w:insideH w:val="single" w:color="auto" w:sz="4" w:space="0"/>
             <w:insideV w:val="single" w:color="auto" w:sz="4" w:space="0"/>
           </w:tblBorders>
+          <w:tblCellMar>
+            <w:top w:w="0" w:type="dxa"/>
+            <w:left w:w="108" w:type="dxa"/>
+            <w:bottom w:w="0" w:type="dxa"/>
+            <w:right w:w="108" w:type="dxa"/>
+          </w:tblCellMar>
         </w:tblPrEx>
         <w:trPr>
           <w:trHeight w:val="104" w:hRule="atLeast"/>
@@ -28936,6 +29425,12 @@
             <w:insideH w:val="single" w:color="auto" w:sz="4" w:space="0"/>
             <w:insideV w:val="single" w:color="auto" w:sz="4" w:space="0"/>
           </w:tblBorders>
+          <w:tblCellMar>
+            <w:top w:w="0" w:type="dxa"/>
+            <w:left w:w="108" w:type="dxa"/>
+            <w:bottom w:w="0" w:type="dxa"/>
+            <w:right w:w="108" w:type="dxa"/>
+          </w:tblCellMar>
         </w:tblPrEx>
         <w:trPr>
           <w:trHeight w:val="104" w:hRule="atLeast"/>
@@ -29030,6 +29525,12 @@
             <w:insideH w:val="single" w:color="auto" w:sz="4" w:space="0"/>
             <w:insideV w:val="single" w:color="auto" w:sz="4" w:space="0"/>
           </w:tblBorders>
+          <w:tblCellMar>
+            <w:top w:w="0" w:type="dxa"/>
+            <w:left w:w="108" w:type="dxa"/>
+            <w:bottom w:w="0" w:type="dxa"/>
+            <w:right w:w="108" w:type="dxa"/>
+          </w:tblCellMar>
         </w:tblPrEx>
         <w:tc>
           <w:tcPr>
@@ -29063,6 +29564,12 @@
             <w:insideH w:val="single" w:color="auto" w:sz="4" w:space="0"/>
             <w:insideV w:val="single" w:color="auto" w:sz="4" w:space="0"/>
           </w:tblBorders>
+          <w:tblCellMar>
+            <w:top w:w="0" w:type="dxa"/>
+            <w:left w:w="108" w:type="dxa"/>
+            <w:bottom w:w="0" w:type="dxa"/>
+            <w:right w:w="108" w:type="dxa"/>
+          </w:tblCellMar>
         </w:tblPrEx>
         <w:tc>
           <w:tcPr>
@@ -29121,6 +29628,12 @@
             <w:insideH w:val="single" w:color="auto" w:sz="4" w:space="0"/>
             <w:insideV w:val="single" w:color="auto" w:sz="4" w:space="0"/>
           </w:tblBorders>
+          <w:tblCellMar>
+            <w:top w:w="0" w:type="dxa"/>
+            <w:left w:w="108" w:type="dxa"/>
+            <w:bottom w:w="0" w:type="dxa"/>
+            <w:right w:w="108" w:type="dxa"/>
+          </w:tblCellMar>
         </w:tblPrEx>
         <w:tc>
           <w:tcPr>
@@ -29186,6 +29699,12 @@
             <w:insideH w:val="single" w:color="auto" w:sz="4" w:space="0"/>
             <w:insideV w:val="single" w:color="auto" w:sz="4" w:space="0"/>
           </w:tblBorders>
+          <w:tblCellMar>
+            <w:top w:w="0" w:type="dxa"/>
+            <w:left w:w="108" w:type="dxa"/>
+            <w:bottom w:w="0" w:type="dxa"/>
+            <w:right w:w="108" w:type="dxa"/>
+          </w:tblCellMar>
         </w:tblPrEx>
         <w:tc>
           <w:tcPr>
@@ -29240,6 +29759,12 @@
             <w:insideH w:val="single" w:color="auto" w:sz="4" w:space="0"/>
             <w:insideV w:val="single" w:color="auto" w:sz="4" w:space="0"/>
           </w:tblBorders>
+          <w:tblCellMar>
+            <w:top w:w="0" w:type="dxa"/>
+            <w:left w:w="108" w:type="dxa"/>
+            <w:bottom w:w="0" w:type="dxa"/>
+            <w:right w:w="108" w:type="dxa"/>
+          </w:tblCellMar>
         </w:tblPrEx>
         <w:tc>
           <w:tcPr>
@@ -29339,9 +29864,9 @@
       <w:pPr>
         <w:outlineLvl w:val="0"/>
       </w:pPr>
-      <w:bookmarkStart w:id="16" w:name="_Toc17683"/>
+      <w:bookmarkStart w:id="16" w:name="_Toc15387"/>
       <w:bookmarkStart w:id="17" w:name="_Toc7235"/>
-      <w:bookmarkStart w:id="18" w:name="_Toc15387"/>
+      <w:bookmarkStart w:id="18" w:name="_Toc17683"/>
       <w:r>
         <w:rPr>
           <w:rFonts w:hint="eastAsia" w:cs="华文中宋"/>
@@ -29395,6 +29920,12 @@
             <w:insideH w:val="single" w:color="auto" w:sz="4" w:space="0"/>
             <w:insideV w:val="single" w:color="auto" w:sz="4" w:space="0"/>
           </w:tblBorders>
+          <w:tblCellMar>
+            <w:top w:w="0" w:type="dxa"/>
+            <w:left w:w="108" w:type="dxa"/>
+            <w:bottom w:w="0" w:type="dxa"/>
+            <w:right w:w="108" w:type="dxa"/>
+          </w:tblCellMar>
         </w:tblPrEx>
         <w:tc>
           <w:tcPr>
@@ -29427,6 +29958,12 @@
             <w:insideH w:val="single" w:color="auto" w:sz="4" w:space="0"/>
             <w:insideV w:val="single" w:color="auto" w:sz="4" w:space="0"/>
           </w:tblBorders>
+          <w:tblCellMar>
+            <w:top w:w="0" w:type="dxa"/>
+            <w:left w:w="108" w:type="dxa"/>
+            <w:bottom w:w="0" w:type="dxa"/>
+            <w:right w:w="108" w:type="dxa"/>
+          </w:tblCellMar>
         </w:tblPrEx>
         <w:tc>
           <w:tcPr>
@@ -29499,6 +30036,12 @@
             <w:insideH w:val="single" w:color="auto" w:sz="4" w:space="0"/>
             <w:insideV w:val="single" w:color="auto" w:sz="4" w:space="0"/>
           </w:tblBorders>
+          <w:tblCellMar>
+            <w:top w:w="0" w:type="dxa"/>
+            <w:left w:w="108" w:type="dxa"/>
+            <w:bottom w:w="0" w:type="dxa"/>
+            <w:right w:w="108" w:type="dxa"/>
+          </w:tblCellMar>
         </w:tblPrEx>
         <w:tc>
           <w:tcPr>
@@ -29531,6 +30074,12 @@
             <w:insideH w:val="single" w:color="auto" w:sz="4" w:space="0"/>
             <w:insideV w:val="single" w:color="auto" w:sz="4" w:space="0"/>
           </w:tblBorders>
+          <w:tblCellMar>
+            <w:top w:w="0" w:type="dxa"/>
+            <w:left w:w="108" w:type="dxa"/>
+            <w:bottom w:w="0" w:type="dxa"/>
+            <w:right w:w="108" w:type="dxa"/>
+          </w:tblCellMar>
         </w:tblPrEx>
         <w:tc>
           <w:tcPr>
@@ -29600,6 +30149,12 @@
             <w:insideH w:val="single" w:color="auto" w:sz="4" w:space="0"/>
             <w:insideV w:val="single" w:color="auto" w:sz="4" w:space="0"/>
           </w:tblBorders>
+          <w:tblCellMar>
+            <w:top w:w="0" w:type="dxa"/>
+            <w:left w:w="108" w:type="dxa"/>
+            <w:bottom w:w="0" w:type="dxa"/>
+            <w:right w:w="108" w:type="dxa"/>
+          </w:tblCellMar>
         </w:tblPrEx>
         <w:tc>
           <w:tcPr>
@@ -29696,6 +30251,12 @@
             <w:insideH w:val="single" w:color="auto" w:sz="4" w:space="0"/>
             <w:insideV w:val="single" w:color="auto" w:sz="4" w:space="0"/>
           </w:tblBorders>
+          <w:tblCellMar>
+            <w:top w:w="0" w:type="dxa"/>
+            <w:left w:w="108" w:type="dxa"/>
+            <w:bottom w:w="0" w:type="dxa"/>
+            <w:right w:w="108" w:type="dxa"/>
+          </w:tblCellMar>
         </w:tblPrEx>
         <w:tc>
           <w:tcPr>
@@ -30024,6 +30585,12 @@
             <w:insideH w:val="single" w:color="auto" w:sz="4" w:space="0"/>
             <w:insideV w:val="single" w:color="auto" w:sz="4" w:space="0"/>
           </w:tblBorders>
+          <w:tblCellMar>
+            <w:top w:w="0" w:type="dxa"/>
+            <w:left w:w="108" w:type="dxa"/>
+            <w:bottom w:w="0" w:type="dxa"/>
+            <w:right w:w="108" w:type="dxa"/>
+          </w:tblCellMar>
         </w:tblPrEx>
         <w:trPr>
           <w:trHeight w:val="242" w:hRule="atLeast"/>
@@ -30070,6 +30637,12 @@
             <w:insideH w:val="single" w:color="auto" w:sz="4" w:space="0"/>
             <w:insideV w:val="single" w:color="auto" w:sz="4" w:space="0"/>
           </w:tblBorders>
+          <w:tblCellMar>
+            <w:top w:w="0" w:type="dxa"/>
+            <w:left w:w="108" w:type="dxa"/>
+            <w:bottom w:w="0" w:type="dxa"/>
+            <w:right w:w="108" w:type="dxa"/>
+          </w:tblCellMar>
         </w:tblPrEx>
         <w:trPr>
           <w:trHeight w:val="151" w:hRule="atLeast"/>
@@ -30158,6 +30731,12 @@
             <w:insideH w:val="single" w:color="auto" w:sz="4" w:space="0"/>
             <w:insideV w:val="single" w:color="auto" w:sz="4" w:space="0"/>
           </w:tblBorders>
+          <w:tblCellMar>
+            <w:top w:w="0" w:type="dxa"/>
+            <w:left w:w="108" w:type="dxa"/>
+            <w:bottom w:w="0" w:type="dxa"/>
+            <w:right w:w="108" w:type="dxa"/>
+          </w:tblCellMar>
         </w:tblPrEx>
         <w:trPr>
           <w:trHeight w:val="242" w:hRule="atLeast"/>
@@ -30213,6 +30792,12 @@
             <w:insideH w:val="single" w:color="auto" w:sz="4" w:space="0"/>
             <w:insideV w:val="single" w:color="auto" w:sz="4" w:space="0"/>
           </w:tblBorders>
+          <w:tblCellMar>
+            <w:top w:w="0" w:type="dxa"/>
+            <w:left w:w="108" w:type="dxa"/>
+            <w:bottom w:w="0" w:type="dxa"/>
+            <w:right w:w="108" w:type="dxa"/>
+          </w:tblCellMar>
         </w:tblPrEx>
         <w:trPr>
           <w:trHeight w:val="151" w:hRule="atLeast"/>
@@ -30268,6 +30853,12 @@
             <w:insideH w:val="single" w:color="auto" w:sz="4" w:space="0"/>
             <w:insideV w:val="single" w:color="auto" w:sz="4" w:space="0"/>
           </w:tblBorders>
+          <w:tblCellMar>
+            <w:top w:w="0" w:type="dxa"/>
+            <w:left w:w="108" w:type="dxa"/>
+            <w:bottom w:w="0" w:type="dxa"/>
+            <w:right w:w="108" w:type="dxa"/>
+          </w:tblCellMar>
         </w:tblPrEx>
         <w:trPr>
           <w:trHeight w:val="151" w:hRule="atLeast"/>
@@ -30318,6 +30909,12 @@
             <w:insideH w:val="single" w:color="auto" w:sz="4" w:space="0"/>
             <w:insideV w:val="single" w:color="auto" w:sz="4" w:space="0"/>
           </w:tblBorders>
+          <w:tblCellMar>
+            <w:top w:w="0" w:type="dxa"/>
+            <w:left w:w="108" w:type="dxa"/>
+            <w:bottom w:w="0" w:type="dxa"/>
+            <w:right w:w="108" w:type="dxa"/>
+          </w:tblCellMar>
         </w:tblPrEx>
         <w:tc>
           <w:tcPr>
@@ -30408,6 +31005,12 @@
             <w:insideH w:val="single" w:color="auto" w:sz="4" w:space="0"/>
             <w:insideV w:val="single" w:color="auto" w:sz="4" w:space="0"/>
           </w:tblBorders>
+          <w:tblCellMar>
+            <w:top w:w="0" w:type="dxa"/>
+            <w:left w:w="108" w:type="dxa"/>
+            <w:bottom w:w="0" w:type="dxa"/>
+            <w:right w:w="108" w:type="dxa"/>
+          </w:tblCellMar>
         </w:tblPrEx>
         <w:tc>
           <w:tcPr>
@@ -30486,6 +31089,12 @@
             <w:insideH w:val="single" w:color="auto" w:sz="4" w:space="0"/>
             <w:insideV w:val="single" w:color="auto" w:sz="4" w:space="0"/>
           </w:tblBorders>
+          <w:tblCellMar>
+            <w:top w:w="0" w:type="dxa"/>
+            <w:left w:w="108" w:type="dxa"/>
+            <w:bottom w:w="0" w:type="dxa"/>
+            <w:right w:w="108" w:type="dxa"/>
+          </w:tblCellMar>
         </w:tblPrEx>
         <w:tc>
           <w:tcPr>
@@ -30564,6 +31173,12 @@
             <w:insideH w:val="single" w:color="auto" w:sz="4" w:space="0"/>
             <w:insideV w:val="single" w:color="auto" w:sz="4" w:space="0"/>
           </w:tblBorders>
+          <w:tblCellMar>
+            <w:top w:w="0" w:type="dxa"/>
+            <w:left w:w="108" w:type="dxa"/>
+            <w:bottom w:w="0" w:type="dxa"/>
+            <w:right w:w="108" w:type="dxa"/>
+          </w:tblCellMar>
         </w:tblPrEx>
         <w:tc>
           <w:tcPr>
@@ -30642,6 +31257,12 @@
             <w:insideH w:val="single" w:color="auto" w:sz="4" w:space="0"/>
             <w:insideV w:val="single" w:color="auto" w:sz="4" w:space="0"/>
           </w:tblBorders>
+          <w:tblCellMar>
+            <w:top w:w="0" w:type="dxa"/>
+            <w:left w:w="108" w:type="dxa"/>
+            <w:bottom w:w="0" w:type="dxa"/>
+            <w:right w:w="108" w:type="dxa"/>
+          </w:tblCellMar>
         </w:tblPrEx>
         <w:tc>
           <w:tcPr>
@@ -30732,6 +31353,12 @@
             <w:insideH w:val="single" w:color="auto" w:sz="4" w:space="0"/>
             <w:insideV w:val="single" w:color="auto" w:sz="4" w:space="0"/>
           </w:tblBorders>
+          <w:tblCellMar>
+            <w:top w:w="0" w:type="dxa"/>
+            <w:left w:w="108" w:type="dxa"/>
+            <w:bottom w:w="0" w:type="dxa"/>
+            <w:right w:w="108" w:type="dxa"/>
+          </w:tblCellMar>
         </w:tblPrEx>
         <w:tc>
           <w:tcPr>
@@ -30868,6 +31495,12 @@
             <w:insideH w:val="single" w:color="auto" w:sz="4" w:space="0"/>
             <w:insideV w:val="single" w:color="auto" w:sz="4" w:space="0"/>
           </w:tblBorders>
+          <w:tblCellMar>
+            <w:top w:w="0" w:type="dxa"/>
+            <w:left w:w="108" w:type="dxa"/>
+            <w:bottom w:w="0" w:type="dxa"/>
+            <w:right w:w="108" w:type="dxa"/>
+          </w:tblCellMar>
         </w:tblPrEx>
         <w:tc>
           <w:tcPr>
@@ -30911,6 +31544,12 @@
             <w:insideH w:val="single" w:color="auto" w:sz="4" w:space="0"/>
             <w:insideV w:val="single" w:color="auto" w:sz="4" w:space="0"/>
           </w:tblBorders>
+          <w:tblCellMar>
+            <w:top w:w="0" w:type="dxa"/>
+            <w:left w:w="108" w:type="dxa"/>
+            <w:bottom w:w="0" w:type="dxa"/>
+            <w:right w:w="108" w:type="dxa"/>
+          </w:tblCellMar>
         </w:tblPrEx>
         <w:tc>
           <w:tcPr>
@@ -31021,6 +31660,12 @@
             <w:insideH w:val="single" w:color="auto" w:sz="4" w:space="0"/>
             <w:insideV w:val="single" w:color="auto" w:sz="4" w:space="0"/>
           </w:tblBorders>
+          <w:tblCellMar>
+            <w:top w:w="0" w:type="dxa"/>
+            <w:left w:w="108" w:type="dxa"/>
+            <w:bottom w:w="0" w:type="dxa"/>
+            <w:right w:w="108" w:type="dxa"/>
+          </w:tblCellMar>
         </w:tblPrEx>
         <w:tc>
           <w:tcPr>
@@ -31376,6 +32021,12 @@
             <w:insideH w:val="single" w:color="auto" w:sz="4" w:space="0"/>
             <w:insideV w:val="single" w:color="auto" w:sz="4" w:space="0"/>
           </w:tblBorders>
+          <w:tblCellMar>
+            <w:top w:w="0" w:type="dxa"/>
+            <w:left w:w="108" w:type="dxa"/>
+            <w:bottom w:w="0" w:type="dxa"/>
+            <w:right w:w="108" w:type="dxa"/>
+          </w:tblCellMar>
         </w:tblPrEx>
         <w:tc>
           <w:tcPr>
@@ -31487,6 +32138,12 @@
             <w:insideH w:val="single" w:color="auto" w:sz="4" w:space="0"/>
             <w:insideV w:val="single" w:color="auto" w:sz="4" w:space="0"/>
           </w:tblBorders>
+          <w:tblCellMar>
+            <w:top w:w="0" w:type="dxa"/>
+            <w:left w:w="108" w:type="dxa"/>
+            <w:bottom w:w="0" w:type="dxa"/>
+            <w:right w:w="108" w:type="dxa"/>
+          </w:tblCellMar>
         </w:tblPrEx>
         <w:tc>
           <w:tcPr>
@@ -31581,6 +32238,12 @@
             <w:insideH w:val="single" w:color="auto" w:sz="4" w:space="0"/>
             <w:insideV w:val="single" w:color="auto" w:sz="4" w:space="0"/>
           </w:tblBorders>
+          <w:tblCellMar>
+            <w:top w:w="0" w:type="dxa"/>
+            <w:left w:w="108" w:type="dxa"/>
+            <w:bottom w:w="0" w:type="dxa"/>
+            <w:right w:w="108" w:type="dxa"/>
+          </w:tblCellMar>
         </w:tblPrEx>
         <w:tc>
           <w:tcPr>
@@ -31705,6 +32368,12 @@
             <w:insideH w:val="single" w:color="auto" w:sz="4" w:space="0"/>
             <w:insideV w:val="single" w:color="auto" w:sz="4" w:space="0"/>
           </w:tblBorders>
+          <w:tblCellMar>
+            <w:top w:w="0" w:type="dxa"/>
+            <w:left w:w="108" w:type="dxa"/>
+            <w:bottom w:w="0" w:type="dxa"/>
+            <w:right w:w="108" w:type="dxa"/>
+          </w:tblCellMar>
         </w:tblPrEx>
         <w:tc>
           <w:tcPr>
@@ -32696,6 +33365,12 @@
             <w:insideH w:val="single" w:color="auto" w:sz="4" w:space="0"/>
             <w:insideV w:val="single" w:color="auto" w:sz="4" w:space="0"/>
           </w:tblBorders>
+          <w:tblCellMar>
+            <w:top w:w="0" w:type="dxa"/>
+            <w:left w:w="108" w:type="dxa"/>
+            <w:bottom w:w="0" w:type="dxa"/>
+            <w:right w:w="108" w:type="dxa"/>
+          </w:tblCellMar>
         </w:tblPrEx>
         <w:tc>
           <w:tcPr>
@@ -33682,6 +34357,12 @@
             <w:insideH w:val="single" w:color="auto" w:sz="4" w:space="0"/>
             <w:insideV w:val="single" w:color="auto" w:sz="4" w:space="0"/>
           </w:tblBorders>
+          <w:tblCellMar>
+            <w:top w:w="0" w:type="dxa"/>
+            <w:left w:w="108" w:type="dxa"/>
+            <w:bottom w:w="0" w:type="dxa"/>
+            <w:right w:w="108" w:type="dxa"/>
+          </w:tblCellMar>
         </w:tblPrEx>
         <w:tc>
           <w:tcPr>
@@ -34033,6 +34714,12 @@
             <w:insideH w:val="single" w:color="auto" w:sz="4" w:space="0"/>
             <w:insideV w:val="single" w:color="auto" w:sz="4" w:space="0"/>
           </w:tblBorders>
+          <w:tblCellMar>
+            <w:top w:w="0" w:type="dxa"/>
+            <w:left w:w="108" w:type="dxa"/>
+            <w:bottom w:w="0" w:type="dxa"/>
+            <w:right w:w="108" w:type="dxa"/>
+          </w:tblCellMar>
         </w:tblPrEx>
         <w:tc>
           <w:tcPr>
@@ -34081,6 +34768,12 @@
             <w:insideH w:val="single" w:color="auto" w:sz="4" w:space="0"/>
             <w:insideV w:val="single" w:color="auto" w:sz="4" w:space="0"/>
           </w:tblBorders>
+          <w:tblCellMar>
+            <w:top w:w="0" w:type="dxa"/>
+            <w:left w:w="108" w:type="dxa"/>
+            <w:bottom w:w="0" w:type="dxa"/>
+            <w:right w:w="108" w:type="dxa"/>
+          </w:tblCellMar>
         </w:tblPrEx>
         <w:tc>
           <w:tcPr>
@@ -34178,6 +34871,12 @@
             <w:insideH w:val="single" w:color="auto" w:sz="4" w:space="0"/>
             <w:insideV w:val="single" w:color="auto" w:sz="4" w:space="0"/>
           </w:tblBorders>
+          <w:tblCellMar>
+            <w:top w:w="0" w:type="dxa"/>
+            <w:left w:w="108" w:type="dxa"/>
+            <w:bottom w:w="0" w:type="dxa"/>
+            <w:right w:w="108" w:type="dxa"/>
+          </w:tblCellMar>
         </w:tblPrEx>
         <w:tc>
           <w:tcPr>
@@ -34296,6 +34995,12 @@
             <w:insideH w:val="single" w:color="auto" w:sz="4" w:space="0"/>
             <w:insideV w:val="single" w:color="auto" w:sz="4" w:space="0"/>
           </w:tblBorders>
+          <w:tblCellMar>
+            <w:top w:w="0" w:type="dxa"/>
+            <w:left w:w="108" w:type="dxa"/>
+            <w:bottom w:w="0" w:type="dxa"/>
+            <w:right w:w="108" w:type="dxa"/>
+          </w:tblCellMar>
         </w:tblPrEx>
         <w:tc>
           <w:tcPr>
@@ -34330,6 +35035,12 @@
             <w:insideH w:val="single" w:color="auto" w:sz="4" w:space="0"/>
             <w:insideV w:val="single" w:color="auto" w:sz="4" w:space="0"/>
           </w:tblBorders>
+          <w:tblCellMar>
+            <w:top w:w="0" w:type="dxa"/>
+            <w:left w:w="108" w:type="dxa"/>
+            <w:bottom w:w="0" w:type="dxa"/>
+            <w:right w:w="108" w:type="dxa"/>
+          </w:tblCellMar>
         </w:tblPrEx>
         <w:tc>
           <w:tcPr>
@@ -35658,6 +36369,12 @@
             <w:insideH w:val="single" w:color="auto" w:sz="4" w:space="0"/>
             <w:insideV w:val="single" w:color="auto" w:sz="4" w:space="0"/>
           </w:tblBorders>
+          <w:tblCellMar>
+            <w:top w:w="0" w:type="dxa"/>
+            <w:left w:w="108" w:type="dxa"/>
+            <w:bottom w:w="0" w:type="dxa"/>
+            <w:right w:w="108" w:type="dxa"/>
+          </w:tblCellMar>
         </w:tblPrEx>
         <w:tc>
           <w:tcPr>
@@ -35707,6 +36424,12 @@
             <w:insideH w:val="single" w:color="auto" w:sz="4" w:space="0"/>
             <w:insideV w:val="single" w:color="auto" w:sz="4" w:space="0"/>
           </w:tblBorders>
+          <w:tblCellMar>
+            <w:top w:w="0" w:type="dxa"/>
+            <w:left w:w="108" w:type="dxa"/>
+            <w:bottom w:w="0" w:type="dxa"/>
+            <w:right w:w="108" w:type="dxa"/>
+          </w:tblCellMar>
         </w:tblPrEx>
         <w:tc>
           <w:tcPr>
@@ -35812,6 +36535,12 @@
             <w:insideH w:val="single" w:color="auto" w:sz="4" w:space="0"/>
             <w:insideV w:val="single" w:color="auto" w:sz="4" w:space="0"/>
           </w:tblBorders>
+          <w:tblCellMar>
+            <w:top w:w="0" w:type="dxa"/>
+            <w:left w:w="108" w:type="dxa"/>
+            <w:bottom w:w="0" w:type="dxa"/>
+            <w:right w:w="108" w:type="dxa"/>
+          </w:tblCellMar>
         </w:tblPrEx>
         <w:tc>
           <w:tcPr>
@@ -35896,6 +36625,12 @@
             <w:insideH w:val="single" w:color="auto" w:sz="4" w:space="0"/>
             <w:insideV w:val="single" w:color="auto" w:sz="4" w:space="0"/>
           </w:tblBorders>
+          <w:tblCellMar>
+            <w:top w:w="0" w:type="dxa"/>
+            <w:left w:w="108" w:type="dxa"/>
+            <w:bottom w:w="0" w:type="dxa"/>
+            <w:right w:w="108" w:type="dxa"/>
+          </w:tblCellMar>
         </w:tblPrEx>
         <w:tc>
           <w:tcPr>
@@ -35987,6 +36722,12 @@
             <w:insideH w:val="single" w:color="auto" w:sz="4" w:space="0"/>
             <w:insideV w:val="single" w:color="auto" w:sz="4" w:space="0"/>
           </w:tblBorders>
+          <w:tblCellMar>
+            <w:top w:w="0" w:type="dxa"/>
+            <w:left w:w="108" w:type="dxa"/>
+            <w:bottom w:w="0" w:type="dxa"/>
+            <w:right w:w="108" w:type="dxa"/>
+          </w:tblCellMar>
         </w:tblPrEx>
         <w:tc>
           <w:tcPr>
@@ -36071,6 +36812,12 @@
             <w:insideH w:val="single" w:color="auto" w:sz="4" w:space="0"/>
             <w:insideV w:val="single" w:color="auto" w:sz="4" w:space="0"/>
           </w:tblBorders>
+          <w:tblCellMar>
+            <w:top w:w="0" w:type="dxa"/>
+            <w:left w:w="108" w:type="dxa"/>
+            <w:bottom w:w="0" w:type="dxa"/>
+            <w:right w:w="108" w:type="dxa"/>
+          </w:tblCellMar>
         </w:tblPrEx>
         <w:tc>
           <w:tcPr>
@@ -36155,6 +36902,12 @@
             <w:insideH w:val="single" w:color="auto" w:sz="4" w:space="0"/>
             <w:insideV w:val="single" w:color="auto" w:sz="4" w:space="0"/>
           </w:tblBorders>
+          <w:tblCellMar>
+            <w:top w:w="0" w:type="dxa"/>
+            <w:left w:w="108" w:type="dxa"/>
+            <w:bottom w:w="0" w:type="dxa"/>
+            <w:right w:w="108" w:type="dxa"/>
+          </w:tblCellMar>
         </w:tblPrEx>
         <w:tc>
           <w:tcPr>
@@ -36252,6 +37005,12 @@
             <w:insideH w:val="single" w:color="auto" w:sz="4" w:space="0"/>
             <w:insideV w:val="single" w:color="auto" w:sz="4" w:space="0"/>
           </w:tblBorders>
+          <w:tblCellMar>
+            <w:top w:w="0" w:type="dxa"/>
+            <w:left w:w="108" w:type="dxa"/>
+            <w:bottom w:w="0" w:type="dxa"/>
+            <w:right w:w="108" w:type="dxa"/>
+          </w:tblCellMar>
         </w:tblPrEx>
         <w:tc>
           <w:tcPr>
@@ -36336,6 +37095,12 @@
             <w:insideH w:val="single" w:color="auto" w:sz="4" w:space="0"/>
             <w:insideV w:val="single" w:color="auto" w:sz="4" w:space="0"/>
           </w:tblBorders>
+          <w:tblCellMar>
+            <w:top w:w="0" w:type="dxa"/>
+            <w:left w:w="108" w:type="dxa"/>
+            <w:bottom w:w="0" w:type="dxa"/>
+            <w:right w:w="108" w:type="dxa"/>
+          </w:tblCellMar>
         </w:tblPrEx>
         <w:tc>
           <w:tcPr>
@@ -37790,6 +38555,12 @@
             <w:insideH w:val="single" w:color="auto" w:sz="4" w:space="0"/>
             <w:insideV w:val="single" w:color="auto" w:sz="4" w:space="0"/>
           </w:tblBorders>
+          <w:tblCellMar>
+            <w:top w:w="0" w:type="dxa"/>
+            <w:left w:w="108" w:type="dxa"/>
+            <w:bottom w:w="0" w:type="dxa"/>
+            <w:right w:w="108" w:type="dxa"/>
+          </w:tblCellMar>
         </w:tblPrEx>
         <w:tc>
           <w:tcPr>
@@ -37867,6 +38638,12 @@
             <w:insideH w:val="single" w:color="auto" w:sz="4" w:space="0"/>
             <w:insideV w:val="single" w:color="auto" w:sz="4" w:space="0"/>
           </w:tblBorders>
+          <w:tblCellMar>
+            <w:top w:w="0" w:type="dxa"/>
+            <w:left w:w="108" w:type="dxa"/>
+            <w:bottom w:w="0" w:type="dxa"/>
+            <w:right w:w="108" w:type="dxa"/>
+          </w:tblCellMar>
         </w:tblPrEx>
         <w:tc>
           <w:tcPr>
@@ -37963,6 +38740,12 @@
             <w:insideH w:val="single" w:color="auto" w:sz="4" w:space="0"/>
             <w:insideV w:val="single" w:color="auto" w:sz="4" w:space="0"/>
           </w:tblBorders>
+          <w:tblCellMar>
+            <w:top w:w="0" w:type="dxa"/>
+            <w:left w:w="108" w:type="dxa"/>
+            <w:bottom w:w="0" w:type="dxa"/>
+            <w:right w:w="108" w:type="dxa"/>
+          </w:tblCellMar>
         </w:tblPrEx>
         <w:tc>
           <w:tcPr>
@@ -39280,6 +40063,12 @@
             <w:insideH w:val="single" w:color="auto" w:sz="4" w:space="0"/>
             <w:insideV w:val="single" w:color="auto" w:sz="4" w:space="0"/>
           </w:tblBorders>
+          <w:tblCellMar>
+            <w:top w:w="0" w:type="dxa"/>
+            <w:left w:w="108" w:type="dxa"/>
+            <w:bottom w:w="0" w:type="dxa"/>
+            <w:right w:w="108" w:type="dxa"/>
+          </w:tblCellMar>
         </w:tblPrEx>
         <w:tc>
           <w:tcPr>
@@ -39340,6 +40129,12 @@
             <w:insideH w:val="single" w:color="auto" w:sz="4" w:space="0"/>
             <w:insideV w:val="single" w:color="auto" w:sz="4" w:space="0"/>
           </w:tblBorders>
+          <w:tblCellMar>
+            <w:top w:w="0" w:type="dxa"/>
+            <w:left w:w="108" w:type="dxa"/>
+            <w:bottom w:w="0" w:type="dxa"/>
+            <w:right w:w="108" w:type="dxa"/>
+          </w:tblCellMar>
         </w:tblPrEx>
         <w:trPr>
           <w:trHeight w:val="90" w:hRule="atLeast"/>
@@ -39488,6 +40283,12 @@
             <w:insideH w:val="single" w:color="auto" w:sz="4" w:space="0"/>
             <w:insideV w:val="single" w:color="auto" w:sz="4" w:space="0"/>
           </w:tblBorders>
+          <w:tblCellMar>
+            <w:top w:w="0" w:type="dxa"/>
+            <w:left w:w="108" w:type="dxa"/>
+            <w:bottom w:w="0" w:type="dxa"/>
+            <w:right w:w="108" w:type="dxa"/>
+          </w:tblCellMar>
         </w:tblPrEx>
         <w:trPr>
           <w:trHeight w:val="90" w:hRule="atLeast"/>
@@ -39606,6 +40407,12 @@
             <w:insideH w:val="single" w:color="auto" w:sz="4" w:space="0"/>
             <w:insideV w:val="single" w:color="auto" w:sz="4" w:space="0"/>
           </w:tblBorders>
+          <w:tblCellMar>
+            <w:top w:w="0" w:type="dxa"/>
+            <w:left w:w="108" w:type="dxa"/>
+            <w:bottom w:w="0" w:type="dxa"/>
+            <w:right w:w="108" w:type="dxa"/>
+          </w:tblCellMar>
         </w:tblPrEx>
         <w:trPr>
           <w:trHeight w:val="90" w:hRule="atLeast"/>
@@ -39729,6 +40536,12 @@
             <w:insideH w:val="single" w:color="auto" w:sz="4" w:space="0"/>
             <w:insideV w:val="single" w:color="auto" w:sz="4" w:space="0"/>
           </w:tblBorders>
+          <w:tblCellMar>
+            <w:top w:w="0" w:type="dxa"/>
+            <w:left w:w="108" w:type="dxa"/>
+            <w:bottom w:w="0" w:type="dxa"/>
+            <w:right w:w="108" w:type="dxa"/>
+          </w:tblCellMar>
         </w:tblPrEx>
         <w:trPr>
           <w:trHeight w:val="90" w:hRule="atLeast"/>
@@ -39871,6 +40684,12 @@
             <w:insideH w:val="single" w:color="auto" w:sz="4" w:space="0"/>
             <w:insideV w:val="single" w:color="auto" w:sz="4" w:space="0"/>
           </w:tblBorders>
+          <w:tblCellMar>
+            <w:top w:w="0" w:type="dxa"/>
+            <w:left w:w="108" w:type="dxa"/>
+            <w:bottom w:w="0" w:type="dxa"/>
+            <w:right w:w="108" w:type="dxa"/>
+          </w:tblCellMar>
         </w:tblPrEx>
         <w:trPr>
           <w:trHeight w:val="90" w:hRule="atLeast"/>
@@ -39994,6 +40813,12 @@
             <w:insideH w:val="single" w:color="auto" w:sz="4" w:space="0"/>
             <w:insideV w:val="single" w:color="auto" w:sz="4" w:space="0"/>
           </w:tblBorders>
+          <w:tblCellMar>
+            <w:top w:w="0" w:type="dxa"/>
+            <w:left w:w="108" w:type="dxa"/>
+            <w:bottom w:w="0" w:type="dxa"/>
+            <w:right w:w="108" w:type="dxa"/>
+          </w:tblCellMar>
         </w:tblPrEx>
         <w:trPr>
           <w:trHeight w:val="90" w:hRule="atLeast"/>
@@ -40117,6 +40942,12 @@
             <w:insideH w:val="single" w:color="auto" w:sz="4" w:space="0"/>
             <w:insideV w:val="single" w:color="auto" w:sz="4" w:space="0"/>
           </w:tblBorders>
+          <w:tblCellMar>
+            <w:top w:w="0" w:type="dxa"/>
+            <w:left w:w="108" w:type="dxa"/>
+            <w:bottom w:w="0" w:type="dxa"/>
+            <w:right w:w="108" w:type="dxa"/>
+          </w:tblCellMar>
         </w:tblPrEx>
         <w:trPr>
           <w:trHeight w:val="90" w:hRule="atLeast"/>
@@ -40240,6 +41071,12 @@
             <w:insideH w:val="single" w:color="auto" w:sz="4" w:space="0"/>
             <w:insideV w:val="single" w:color="auto" w:sz="4" w:space="0"/>
           </w:tblBorders>
+          <w:tblCellMar>
+            <w:top w:w="0" w:type="dxa"/>
+            <w:left w:w="108" w:type="dxa"/>
+            <w:bottom w:w="0" w:type="dxa"/>
+            <w:right w:w="108" w:type="dxa"/>
+          </w:tblCellMar>
         </w:tblPrEx>
         <w:trPr>
           <w:trHeight w:val="90" w:hRule="atLeast"/>
@@ -40645,6 +41482,12 @@
             <w:insideH w:val="single" w:color="auto" w:sz="4" w:space="0"/>
             <w:insideV w:val="single" w:color="auto" w:sz="4" w:space="0"/>
           </w:tblBorders>
+          <w:tblCellMar>
+            <w:top w:w="0" w:type="dxa"/>
+            <w:left w:w="108" w:type="dxa"/>
+            <w:bottom w:w="0" w:type="dxa"/>
+            <w:right w:w="108" w:type="dxa"/>
+          </w:tblCellMar>
         </w:tblPrEx>
         <w:tc>
           <w:tcPr>
@@ -41029,6 +41872,12 @@
             <w:insideH w:val="single" w:color="auto" w:sz="4" w:space="0"/>
             <w:insideV w:val="single" w:color="auto" w:sz="4" w:space="0"/>
           </w:tblBorders>
+          <w:tblCellMar>
+            <w:top w:w="0" w:type="dxa"/>
+            <w:left w:w="108" w:type="dxa"/>
+            <w:bottom w:w="0" w:type="dxa"/>
+            <w:right w:w="108" w:type="dxa"/>
+          </w:tblCellMar>
         </w:tblPrEx>
         <w:tc>
           <w:tcPr>
@@ -41216,6 +42065,12 @@
             <w:insideH w:val="single" w:color="auto" w:sz="4" w:space="0"/>
             <w:insideV w:val="single" w:color="auto" w:sz="4" w:space="0"/>
           </w:tblBorders>
+          <w:tblCellMar>
+            <w:top w:w="0" w:type="dxa"/>
+            <w:left w:w="108" w:type="dxa"/>
+            <w:bottom w:w="0" w:type="dxa"/>
+            <w:right w:w="108" w:type="dxa"/>
+          </w:tblCellMar>
         </w:tblPrEx>
         <w:tc>
           <w:tcPr>
@@ -41299,6 +42154,12 @@
             <w:insideH w:val="single" w:color="auto" w:sz="4" w:space="0"/>
             <w:insideV w:val="single" w:color="auto" w:sz="4" w:space="0"/>
           </w:tblBorders>
+          <w:tblCellMar>
+            <w:top w:w="0" w:type="dxa"/>
+            <w:left w:w="108" w:type="dxa"/>
+            <w:bottom w:w="0" w:type="dxa"/>
+            <w:right w:w="108" w:type="dxa"/>
+          </w:tblCellMar>
         </w:tblPrEx>
         <w:tc>
           <w:tcPr>
@@ -41937,6 +42798,12 @@
             <w:insideH w:val="single" w:color="auto" w:sz="4" w:space="0"/>
             <w:insideV w:val="single" w:color="auto" w:sz="4" w:space="0"/>
           </w:tblBorders>
+          <w:tblCellMar>
+            <w:top w:w="0" w:type="dxa"/>
+            <w:left w:w="108" w:type="dxa"/>
+            <w:bottom w:w="0" w:type="dxa"/>
+            <w:right w:w="108" w:type="dxa"/>
+          </w:tblCellMar>
         </w:tblPrEx>
         <w:tc>
           <w:tcPr>
@@ -41990,6 +42857,12 @@
             <w:insideH w:val="single" w:color="auto" w:sz="4" w:space="0"/>
             <w:insideV w:val="single" w:color="auto" w:sz="4" w:space="0"/>
           </w:tblBorders>
+          <w:tblCellMar>
+            <w:top w:w="0" w:type="dxa"/>
+            <w:left w:w="108" w:type="dxa"/>
+            <w:bottom w:w="0" w:type="dxa"/>
+            <w:right w:w="108" w:type="dxa"/>
+          </w:tblCellMar>
         </w:tblPrEx>
         <w:tc>
           <w:tcPr>
@@ -42068,6 +42941,12 @@
             <w:insideH w:val="single" w:color="auto" w:sz="4" w:space="0"/>
             <w:insideV w:val="single" w:color="auto" w:sz="4" w:space="0"/>
           </w:tblBorders>
+          <w:tblCellMar>
+            <w:top w:w="0" w:type="dxa"/>
+            <w:left w:w="108" w:type="dxa"/>
+            <w:bottom w:w="0" w:type="dxa"/>
+            <w:right w:w="108" w:type="dxa"/>
+          </w:tblCellMar>
         </w:tblPrEx>
         <w:tc>
           <w:tcPr>
@@ -42206,6 +43085,12 @@
             <w:insideH w:val="single" w:color="auto" w:sz="4" w:space="0"/>
             <w:insideV w:val="single" w:color="auto" w:sz="4" w:space="0"/>
           </w:tblBorders>
+          <w:tblCellMar>
+            <w:top w:w="0" w:type="dxa"/>
+            <w:left w:w="108" w:type="dxa"/>
+            <w:bottom w:w="0" w:type="dxa"/>
+            <w:right w:w="108" w:type="dxa"/>
+          </w:tblCellMar>
         </w:tblPrEx>
         <w:tc>
           <w:tcPr>
@@ -42331,6 +43216,12 @@
             <w:insideH w:val="single" w:color="auto" w:sz="4" w:space="0"/>
             <w:insideV w:val="single" w:color="auto" w:sz="4" w:space="0"/>
           </w:tblBorders>
+          <w:tblCellMar>
+            <w:top w:w="0" w:type="dxa"/>
+            <w:left w:w="108" w:type="dxa"/>
+            <w:bottom w:w="0" w:type="dxa"/>
+            <w:right w:w="108" w:type="dxa"/>
+          </w:tblCellMar>
         </w:tblPrEx>
         <w:tc>
           <w:tcPr>
@@ -42365,6 +43256,12 @@
             <w:insideH w:val="single" w:color="auto" w:sz="4" w:space="0"/>
             <w:insideV w:val="single" w:color="auto" w:sz="4" w:space="0"/>
           </w:tblBorders>
+          <w:tblCellMar>
+            <w:top w:w="0" w:type="dxa"/>
+            <w:left w:w="108" w:type="dxa"/>
+            <w:bottom w:w="0" w:type="dxa"/>
+            <w:right w:w="108" w:type="dxa"/>
+          </w:tblCellMar>
         </w:tblPrEx>
         <w:tc>
           <w:tcPr>
@@ -42914,8 +43811,6 @@
               </w:rPr>
               <w:t>保存TF树</w:t>
             </w:r>
-            <w:bookmarkStart w:id="27" w:name="_GoBack"/>
-            <w:bookmarkEnd w:id="27"/>
           </w:p>
         </w:tc>
       </w:tr>
@@ -42964,6 +43859,12 @@
             <w:insideH w:val="single" w:color="auto" w:sz="4" w:space="0"/>
             <w:insideV w:val="single" w:color="auto" w:sz="4" w:space="0"/>
           </w:tblBorders>
+          <w:tblCellMar>
+            <w:top w:w="0" w:type="dxa"/>
+            <w:left w:w="108" w:type="dxa"/>
+            <w:bottom w:w="0" w:type="dxa"/>
+            <w:right w:w="108" w:type="dxa"/>
+          </w:tblCellMar>
         </w:tblPrEx>
         <w:tc>
           <w:tcPr>
@@ -43047,6 +43948,12 @@
             <w:insideH w:val="single" w:color="auto" w:sz="4" w:space="0"/>
             <w:insideV w:val="single" w:color="auto" w:sz="4" w:space="0"/>
           </w:tblBorders>
+          <w:tblCellMar>
+            <w:top w:w="0" w:type="dxa"/>
+            <w:left w:w="108" w:type="dxa"/>
+            <w:bottom w:w="0" w:type="dxa"/>
+            <w:right w:w="108" w:type="dxa"/>
+          </w:tblCellMar>
         </w:tblPrEx>
         <w:tc>
           <w:tcPr>
@@ -43185,6 +44092,12 @@
             <w:insideH w:val="single" w:color="auto" w:sz="4" w:space="0"/>
             <w:insideV w:val="single" w:color="auto" w:sz="4" w:space="0"/>
           </w:tblBorders>
+          <w:tblCellMar>
+            <w:top w:w="0" w:type="dxa"/>
+            <w:left w:w="108" w:type="dxa"/>
+            <w:bottom w:w="0" w:type="dxa"/>
+            <w:right w:w="108" w:type="dxa"/>
+          </w:tblCellMar>
         </w:tblPrEx>
         <w:tc>
           <w:tcPr>
@@ -43341,6 +44254,12 @@
             <w:insideH w:val="single" w:color="auto" w:sz="4" w:space="0"/>
             <w:insideV w:val="single" w:color="auto" w:sz="4" w:space="0"/>
           </w:tblBorders>
+          <w:tblCellMar>
+            <w:top w:w="0" w:type="dxa"/>
+            <w:left w:w="108" w:type="dxa"/>
+            <w:bottom w:w="0" w:type="dxa"/>
+            <w:right w:w="108" w:type="dxa"/>
+          </w:tblCellMar>
         </w:tblPrEx>
         <w:tc>
           <w:tcPr>
@@ -43424,6 +44343,12 @@
             <w:insideH w:val="single" w:color="auto" w:sz="4" w:space="0"/>
             <w:insideV w:val="single" w:color="auto" w:sz="4" w:space="0"/>
           </w:tblBorders>
+          <w:tblCellMar>
+            <w:top w:w="0" w:type="dxa"/>
+            <w:left w:w="108" w:type="dxa"/>
+            <w:bottom w:w="0" w:type="dxa"/>
+            <w:right w:w="108" w:type="dxa"/>
+          </w:tblCellMar>
         </w:tblPrEx>
         <w:tc>
           <w:tcPr>
@@ -44273,6 +45198,12 @@
             <w:insideH w:val="single" w:color="auto" w:sz="4" w:space="0"/>
             <w:insideV w:val="single" w:color="auto" w:sz="4" w:space="0"/>
           </w:tblBorders>
+          <w:tblCellMar>
+            <w:top w:w="0" w:type="dxa"/>
+            <w:left w:w="108" w:type="dxa"/>
+            <w:bottom w:w="0" w:type="dxa"/>
+            <w:right w:w="108" w:type="dxa"/>
+          </w:tblCellMar>
         </w:tblPrEx>
         <w:tc>
           <w:tcPr>
@@ -44504,6 +45435,12 @@
             <w:insideH w:val="single" w:color="auto" w:sz="4" w:space="0"/>
             <w:insideV w:val="single" w:color="auto" w:sz="4" w:space="0"/>
           </w:tblBorders>
+          <w:tblCellMar>
+            <w:top w:w="0" w:type="dxa"/>
+            <w:left w:w="108" w:type="dxa"/>
+            <w:bottom w:w="0" w:type="dxa"/>
+            <w:right w:w="108" w:type="dxa"/>
+          </w:tblCellMar>
         </w:tblPrEx>
         <w:tc>
           <w:tcPr>
@@ -44568,6 +45505,12 @@
             <w:insideH w:val="single" w:color="auto" w:sz="4" w:space="0"/>
             <w:insideV w:val="single" w:color="auto" w:sz="4" w:space="0"/>
           </w:tblBorders>
+          <w:tblCellMar>
+            <w:top w:w="0" w:type="dxa"/>
+            <w:left w:w="108" w:type="dxa"/>
+            <w:bottom w:w="0" w:type="dxa"/>
+            <w:right w:w="108" w:type="dxa"/>
+          </w:tblCellMar>
         </w:tblPrEx>
         <w:tc>
           <w:tcPr>
@@ -44652,6 +45595,12 @@
             <w:insideH w:val="single" w:color="auto" w:sz="4" w:space="0"/>
             <w:insideV w:val="single" w:color="auto" w:sz="4" w:space="0"/>
           </w:tblBorders>
+          <w:tblCellMar>
+            <w:top w:w="0" w:type="dxa"/>
+            <w:left w:w="108" w:type="dxa"/>
+            <w:bottom w:w="0" w:type="dxa"/>
+            <w:right w:w="108" w:type="dxa"/>
+          </w:tblCellMar>
         </w:tblPrEx>
         <w:tc>
           <w:tcPr>
@@ -44765,6 +45714,12 @@
             <w:insideH w:val="single" w:color="auto" w:sz="4" w:space="0"/>
             <w:insideV w:val="single" w:color="auto" w:sz="4" w:space="0"/>
           </w:tblBorders>
+          <w:tblCellMar>
+            <w:top w:w="0" w:type="dxa"/>
+            <w:left w:w="108" w:type="dxa"/>
+            <w:bottom w:w="0" w:type="dxa"/>
+            <w:right w:w="108" w:type="dxa"/>
+          </w:tblCellMar>
         </w:tblPrEx>
         <w:tc>
           <w:tcPr>
@@ -44866,6 +45821,12 @@
             <w:insideH w:val="single" w:color="auto" w:sz="4" w:space="0"/>
             <w:insideV w:val="single" w:color="auto" w:sz="4" w:space="0"/>
           </w:tblBorders>
+          <w:tblCellMar>
+            <w:top w:w="0" w:type="dxa"/>
+            <w:left w:w="108" w:type="dxa"/>
+            <w:bottom w:w="0" w:type="dxa"/>
+            <w:right w:w="108" w:type="dxa"/>
+          </w:tblCellMar>
         </w:tblPrEx>
         <w:tc>
           <w:tcPr>
@@ -44979,6 +45940,12 @@
             <w:insideH w:val="single" w:color="auto" w:sz="4" w:space="0"/>
             <w:insideV w:val="single" w:color="auto" w:sz="4" w:space="0"/>
           </w:tblBorders>
+          <w:tblCellMar>
+            <w:top w:w="0" w:type="dxa"/>
+            <w:left w:w="108" w:type="dxa"/>
+            <w:bottom w:w="0" w:type="dxa"/>
+            <w:right w:w="108" w:type="dxa"/>
+          </w:tblCellMar>
         </w:tblPrEx>
         <w:tc>
           <w:tcPr>
@@ -45066,6 +46033,12 @@
             <w:insideH w:val="single" w:color="auto" w:sz="4" w:space="0"/>
             <w:insideV w:val="single" w:color="auto" w:sz="4" w:space="0"/>
           </w:tblBorders>
+          <w:tblCellMar>
+            <w:top w:w="0" w:type="dxa"/>
+            <w:left w:w="108" w:type="dxa"/>
+            <w:bottom w:w="0" w:type="dxa"/>
+            <w:right w:w="108" w:type="dxa"/>
+          </w:tblCellMar>
         </w:tblPrEx>
         <w:tc>
           <w:tcPr>
@@ -45167,6 +46140,12 @@
             <w:insideH w:val="single" w:color="auto" w:sz="4" w:space="0"/>
             <w:insideV w:val="single" w:color="auto" w:sz="4" w:space="0"/>
           </w:tblBorders>
+          <w:tblCellMar>
+            <w:top w:w="0" w:type="dxa"/>
+            <w:left w:w="108" w:type="dxa"/>
+            <w:bottom w:w="0" w:type="dxa"/>
+            <w:right w:w="108" w:type="dxa"/>
+          </w:tblCellMar>
         </w:tblPrEx>
         <w:tc>
           <w:tcPr>
@@ -45298,6 +46277,12 @@
             <w:insideH w:val="single" w:color="auto" w:sz="4" w:space="0"/>
             <w:insideV w:val="single" w:color="auto" w:sz="4" w:space="0"/>
           </w:tblBorders>
+          <w:tblCellMar>
+            <w:top w:w="0" w:type="dxa"/>
+            <w:left w:w="108" w:type="dxa"/>
+            <w:bottom w:w="0" w:type="dxa"/>
+            <w:right w:w="108" w:type="dxa"/>
+          </w:tblCellMar>
         </w:tblPrEx>
         <w:tc>
           <w:tcPr>
@@ -45445,6 +46430,12 @@
             <w:insideH w:val="single" w:color="auto" w:sz="4" w:space="0"/>
             <w:insideV w:val="single" w:color="auto" w:sz="4" w:space="0"/>
           </w:tblBorders>
+          <w:tblCellMar>
+            <w:top w:w="0" w:type="dxa"/>
+            <w:left w:w="108" w:type="dxa"/>
+            <w:bottom w:w="0" w:type="dxa"/>
+            <w:right w:w="108" w:type="dxa"/>
+          </w:tblCellMar>
         </w:tblPrEx>
         <w:trPr>
           <w:trHeight w:val="266" w:hRule="atLeast"/>
@@ -45701,6 +46692,12 @@
             <w:insideH w:val="single" w:color="auto" w:sz="4" w:space="0"/>
             <w:insideV w:val="single" w:color="auto" w:sz="4" w:space="0"/>
           </w:tblBorders>
+          <w:tblCellMar>
+            <w:top w:w="0" w:type="dxa"/>
+            <w:left w:w="108" w:type="dxa"/>
+            <w:bottom w:w="0" w:type="dxa"/>
+            <w:right w:w="108" w:type="dxa"/>
+          </w:tblCellMar>
         </w:tblPrEx>
         <w:tc>
           <w:tcPr>
@@ -46149,6 +47146,12 @@
             <w:insideH w:val="single" w:color="auto" w:sz="4" w:space="0"/>
             <w:insideV w:val="single" w:color="auto" w:sz="4" w:space="0"/>
           </w:tblBorders>
+          <w:tblCellMar>
+            <w:top w:w="0" w:type="dxa"/>
+            <w:left w:w="108" w:type="dxa"/>
+            <w:bottom w:w="0" w:type="dxa"/>
+            <w:right w:w="108" w:type="dxa"/>
+          </w:tblCellMar>
         </w:tblPrEx>
         <w:tc>
           <w:tcPr>
@@ -46237,6 +47240,12 @@
             <w:insideH w:val="single" w:color="auto" w:sz="4" w:space="0"/>
             <w:insideV w:val="single" w:color="auto" w:sz="4" w:space="0"/>
           </w:tblBorders>
+          <w:tblCellMar>
+            <w:top w:w="0" w:type="dxa"/>
+            <w:left w:w="108" w:type="dxa"/>
+            <w:bottom w:w="0" w:type="dxa"/>
+            <w:right w:w="108" w:type="dxa"/>
+          </w:tblCellMar>
         </w:tblPrEx>
         <w:tc>
           <w:tcPr>
@@ -46390,6 +47399,12 @@
             <w:insideH w:val="single" w:color="auto" w:sz="4" w:space="0"/>
             <w:insideV w:val="single" w:color="auto" w:sz="4" w:space="0"/>
           </w:tblBorders>
+          <w:tblCellMar>
+            <w:top w:w="0" w:type="dxa"/>
+            <w:left w:w="108" w:type="dxa"/>
+            <w:bottom w:w="0" w:type="dxa"/>
+            <w:right w:w="108" w:type="dxa"/>
+          </w:tblCellMar>
         </w:tblPrEx>
         <w:tc>
           <w:tcPr>
@@ -46435,6 +47450,12 @@
             <w:insideH w:val="single" w:color="auto" w:sz="4" w:space="0"/>
             <w:insideV w:val="single" w:color="auto" w:sz="4" w:space="0"/>
           </w:tblBorders>
+          <w:tblCellMar>
+            <w:top w:w="0" w:type="dxa"/>
+            <w:left w:w="108" w:type="dxa"/>
+            <w:bottom w:w="0" w:type="dxa"/>
+            <w:right w:w="108" w:type="dxa"/>
+          </w:tblCellMar>
         </w:tblPrEx>
         <w:tc>
           <w:tcPr>
@@ -46596,6 +47617,12 @@
             <w:insideH w:val="single" w:color="auto" w:sz="4" w:space="0"/>
             <w:insideV w:val="single" w:color="auto" w:sz="4" w:space="0"/>
           </w:tblBorders>
+          <w:tblCellMar>
+            <w:top w:w="0" w:type="dxa"/>
+            <w:left w:w="108" w:type="dxa"/>
+            <w:bottom w:w="0" w:type="dxa"/>
+            <w:right w:w="108" w:type="dxa"/>
+          </w:tblCellMar>
         </w:tblPrEx>
         <w:tc>
           <w:tcPr>
@@ -46643,6 +47670,12 @@
             <w:insideH w:val="single" w:color="auto" w:sz="4" w:space="0"/>
             <w:insideV w:val="single" w:color="auto" w:sz="4" w:space="0"/>
           </w:tblBorders>
+          <w:tblCellMar>
+            <w:top w:w="0" w:type="dxa"/>
+            <w:left w:w="108" w:type="dxa"/>
+            <w:bottom w:w="0" w:type="dxa"/>
+            <w:right w:w="108" w:type="dxa"/>
+          </w:tblCellMar>
         </w:tblPrEx>
         <w:tc>
           <w:tcPr>
@@ -46849,6 +47882,12 @@
             <w:insideH w:val="single" w:color="auto" w:sz="4" w:space="0"/>
             <w:insideV w:val="single" w:color="auto" w:sz="4" w:space="0"/>
           </w:tblBorders>
+          <w:tblCellMar>
+            <w:top w:w="0" w:type="dxa"/>
+            <w:left w:w="108" w:type="dxa"/>
+            <w:bottom w:w="0" w:type="dxa"/>
+            <w:right w:w="108" w:type="dxa"/>
+          </w:tblCellMar>
         </w:tblPrEx>
         <w:tc>
           <w:tcPr>
@@ -46897,6 +47936,12 @@
             <w:insideH w:val="single" w:color="auto" w:sz="4" w:space="0"/>
             <w:insideV w:val="single" w:color="auto" w:sz="4" w:space="0"/>
           </w:tblBorders>
+          <w:tblCellMar>
+            <w:top w:w="0" w:type="dxa"/>
+            <w:left w:w="108" w:type="dxa"/>
+            <w:bottom w:w="0" w:type="dxa"/>
+            <w:right w:w="108" w:type="dxa"/>
+          </w:tblCellMar>
         </w:tblPrEx>
         <w:tc>
           <w:tcPr>
@@ -46979,6 +48024,12 @@
             <w:insideH w:val="single" w:color="auto" w:sz="4" w:space="0"/>
             <w:insideV w:val="single" w:color="auto" w:sz="4" w:space="0"/>
           </w:tblBorders>
+          <w:tblCellMar>
+            <w:top w:w="0" w:type="dxa"/>
+            <w:left w:w="108" w:type="dxa"/>
+            <w:bottom w:w="0" w:type="dxa"/>
+            <w:right w:w="108" w:type="dxa"/>
+          </w:tblCellMar>
         </w:tblPrEx>
         <w:tc>
           <w:tcPr>
@@ -47091,6 +48142,12 @@
             <w:insideH w:val="single" w:color="auto" w:sz="4" w:space="0"/>
             <w:insideV w:val="single" w:color="auto" w:sz="4" w:space="0"/>
           </w:tblBorders>
+          <w:tblCellMar>
+            <w:top w:w="0" w:type="dxa"/>
+            <w:left w:w="108" w:type="dxa"/>
+            <w:bottom w:w="0" w:type="dxa"/>
+            <w:right w:w="108" w:type="dxa"/>
+          </w:tblCellMar>
         </w:tblPrEx>
         <w:tc>
           <w:tcPr>
@@ -47180,6 +48237,12 @@
             <w:insideH w:val="single" w:color="auto" w:sz="4" w:space="0"/>
             <w:insideV w:val="single" w:color="auto" w:sz="4" w:space="0"/>
           </w:tblBorders>
+          <w:tblCellMar>
+            <w:top w:w="0" w:type="dxa"/>
+            <w:left w:w="108" w:type="dxa"/>
+            <w:bottom w:w="0" w:type="dxa"/>
+            <w:right w:w="108" w:type="dxa"/>
+          </w:tblCellMar>
         </w:tblPrEx>
         <w:tc>
           <w:tcPr>
@@ -47283,6 +48346,12 @@
             <w:insideH w:val="single" w:color="auto" w:sz="4" w:space="0"/>
             <w:insideV w:val="single" w:color="auto" w:sz="4" w:space="0"/>
           </w:tblBorders>
+          <w:tblCellMar>
+            <w:top w:w="0" w:type="dxa"/>
+            <w:left w:w="108" w:type="dxa"/>
+            <w:bottom w:w="0" w:type="dxa"/>
+            <w:right w:w="108" w:type="dxa"/>
+          </w:tblCellMar>
         </w:tblPrEx>
         <w:tc>
           <w:tcPr>
@@ -47400,6 +48469,12 @@
             <w:insideH w:val="single" w:color="auto" w:sz="4" w:space="0"/>
             <w:insideV w:val="single" w:color="auto" w:sz="4" w:space="0"/>
           </w:tblBorders>
+          <w:tblCellMar>
+            <w:top w:w="0" w:type="dxa"/>
+            <w:left w:w="108" w:type="dxa"/>
+            <w:bottom w:w="0" w:type="dxa"/>
+            <w:right w:w="108" w:type="dxa"/>
+          </w:tblCellMar>
         </w:tblPrEx>
         <w:tc>
           <w:tcPr>
@@ -47503,6 +48578,12 @@
             <w:insideH w:val="single" w:color="auto" w:sz="4" w:space="0"/>
             <w:insideV w:val="single" w:color="auto" w:sz="4" w:space="0"/>
           </w:tblBorders>
+          <w:tblCellMar>
+            <w:top w:w="0" w:type="dxa"/>
+            <w:left w:w="108" w:type="dxa"/>
+            <w:bottom w:w="0" w:type="dxa"/>
+            <w:right w:w="108" w:type="dxa"/>
+          </w:tblCellMar>
         </w:tblPrEx>
         <w:tc>
           <w:tcPr>
@@ -47615,6 +48696,12 @@
             <w:insideH w:val="single" w:color="auto" w:sz="4" w:space="0"/>
             <w:insideV w:val="single" w:color="auto" w:sz="4" w:space="0"/>
           </w:tblBorders>
+          <w:tblCellMar>
+            <w:top w:w="0" w:type="dxa"/>
+            <w:left w:w="108" w:type="dxa"/>
+            <w:bottom w:w="0" w:type="dxa"/>
+            <w:right w:w="108" w:type="dxa"/>
+          </w:tblCellMar>
         </w:tblPrEx>
         <w:tc>
           <w:tcPr>
@@ -47713,6 +48800,12 @@
             <w:insideH w:val="single" w:color="auto" w:sz="4" w:space="0"/>
             <w:insideV w:val="single" w:color="auto" w:sz="4" w:space="0"/>
           </w:tblBorders>
+          <w:tblCellMar>
+            <w:top w:w="0" w:type="dxa"/>
+            <w:left w:w="108" w:type="dxa"/>
+            <w:bottom w:w="0" w:type="dxa"/>
+            <w:right w:w="108" w:type="dxa"/>
+          </w:tblCellMar>
         </w:tblPrEx>
         <w:tc>
           <w:tcPr>
@@ -47825,6 +48918,12 @@
             <w:insideH w:val="single" w:color="auto" w:sz="4" w:space="0"/>
             <w:insideV w:val="single" w:color="auto" w:sz="4" w:space="0"/>
           </w:tblBorders>
+          <w:tblCellMar>
+            <w:top w:w="0" w:type="dxa"/>
+            <w:left w:w="108" w:type="dxa"/>
+            <w:bottom w:w="0" w:type="dxa"/>
+            <w:right w:w="108" w:type="dxa"/>
+          </w:tblCellMar>
         </w:tblPrEx>
         <w:tc>
           <w:tcPr>
@@ -47937,6 +49036,12 @@
             <w:insideH w:val="single" w:color="auto" w:sz="4" w:space="0"/>
             <w:insideV w:val="single" w:color="auto" w:sz="4" w:space="0"/>
           </w:tblBorders>
+          <w:tblCellMar>
+            <w:top w:w="0" w:type="dxa"/>
+            <w:left w:w="108" w:type="dxa"/>
+            <w:bottom w:w="0" w:type="dxa"/>
+            <w:right w:w="108" w:type="dxa"/>
+          </w:tblCellMar>
         </w:tblPrEx>
         <w:tc>
           <w:tcPr>
@@ -48035,6 +49140,12 @@
             <w:insideH w:val="single" w:color="auto" w:sz="4" w:space="0"/>
             <w:insideV w:val="single" w:color="auto" w:sz="4" w:space="0"/>
           </w:tblBorders>
+          <w:tblCellMar>
+            <w:top w:w="0" w:type="dxa"/>
+            <w:left w:w="108" w:type="dxa"/>
+            <w:bottom w:w="0" w:type="dxa"/>
+            <w:right w:w="108" w:type="dxa"/>
+          </w:tblCellMar>
         </w:tblPrEx>
         <w:tc>
           <w:tcPr>
@@ -48138,6 +49249,12 @@
             <w:insideH w:val="single" w:color="auto" w:sz="4" w:space="0"/>
             <w:insideV w:val="single" w:color="auto" w:sz="4" w:space="0"/>
           </w:tblBorders>
+          <w:tblCellMar>
+            <w:top w:w="0" w:type="dxa"/>
+            <w:left w:w="108" w:type="dxa"/>
+            <w:bottom w:w="0" w:type="dxa"/>
+            <w:right w:w="108" w:type="dxa"/>
+          </w:tblCellMar>
         </w:tblPrEx>
         <w:tc>
           <w:tcPr>
@@ -48241,6 +49358,12 @@
             <w:insideH w:val="single" w:color="auto" w:sz="4" w:space="0"/>
             <w:insideV w:val="single" w:color="auto" w:sz="4" w:space="0"/>
           </w:tblBorders>
+          <w:tblCellMar>
+            <w:top w:w="0" w:type="dxa"/>
+            <w:left w:w="108" w:type="dxa"/>
+            <w:bottom w:w="0" w:type="dxa"/>
+            <w:right w:w="108" w:type="dxa"/>
+          </w:tblCellMar>
         </w:tblPrEx>
         <w:tc>
           <w:tcPr>
@@ -48339,6 +49462,12 @@
             <w:insideH w:val="single" w:color="auto" w:sz="4" w:space="0"/>
             <w:insideV w:val="single" w:color="auto" w:sz="4" w:space="0"/>
           </w:tblBorders>
+          <w:tblCellMar>
+            <w:top w:w="0" w:type="dxa"/>
+            <w:left w:w="108" w:type="dxa"/>
+            <w:bottom w:w="0" w:type="dxa"/>
+            <w:right w:w="108" w:type="dxa"/>
+          </w:tblCellMar>
         </w:tblPrEx>
         <w:tc>
           <w:tcPr>
@@ -48446,6 +49575,12 @@
             <w:insideH w:val="single" w:color="auto" w:sz="4" w:space="0"/>
             <w:insideV w:val="single" w:color="auto" w:sz="4" w:space="0"/>
           </w:tblBorders>
+          <w:tblCellMar>
+            <w:top w:w="0" w:type="dxa"/>
+            <w:left w:w="108" w:type="dxa"/>
+            <w:bottom w:w="0" w:type="dxa"/>
+            <w:right w:w="108" w:type="dxa"/>
+          </w:tblCellMar>
         </w:tblPrEx>
         <w:tc>
           <w:tcPr>
@@ -48544,6 +49679,12 @@
             <w:insideH w:val="single" w:color="auto" w:sz="4" w:space="0"/>
             <w:insideV w:val="single" w:color="auto" w:sz="4" w:space="0"/>
           </w:tblBorders>
+          <w:tblCellMar>
+            <w:top w:w="0" w:type="dxa"/>
+            <w:left w:w="108" w:type="dxa"/>
+            <w:bottom w:w="0" w:type="dxa"/>
+            <w:right w:w="108" w:type="dxa"/>
+          </w:tblCellMar>
         </w:tblPrEx>
         <w:tc>
           <w:tcPr>
@@ -48642,6 +49783,12 @@
             <w:insideH w:val="single" w:color="auto" w:sz="4" w:space="0"/>
             <w:insideV w:val="single" w:color="auto" w:sz="4" w:space="0"/>
           </w:tblBorders>
+          <w:tblCellMar>
+            <w:top w:w="0" w:type="dxa"/>
+            <w:left w:w="108" w:type="dxa"/>
+            <w:bottom w:w="0" w:type="dxa"/>
+            <w:right w:w="108" w:type="dxa"/>
+          </w:tblCellMar>
         </w:tblPrEx>
         <w:tc>
           <w:tcPr>
@@ -48740,6 +49887,12 @@
             <w:insideH w:val="single" w:color="auto" w:sz="4" w:space="0"/>
             <w:insideV w:val="single" w:color="auto" w:sz="4" w:space="0"/>
           </w:tblBorders>
+          <w:tblCellMar>
+            <w:top w:w="0" w:type="dxa"/>
+            <w:left w:w="108" w:type="dxa"/>
+            <w:bottom w:w="0" w:type="dxa"/>
+            <w:right w:w="108" w:type="dxa"/>
+          </w:tblCellMar>
         </w:tblPrEx>
         <w:tc>
           <w:tcPr>
@@ -48869,8 +50022,8 @@
           </w14:textFill>
         </w:rPr>
       </w:pPr>
-      <w:bookmarkStart w:id="23" w:name="_Toc14852"/>
-      <w:bookmarkStart w:id="24" w:name="_Toc12616"/>
+      <w:bookmarkStart w:id="23" w:name="_Toc12616"/>
+      <w:bookmarkStart w:id="24" w:name="_Toc14852"/>
       <w:r>
         <w:rPr>
           <w:rFonts w:hint="eastAsia" w:cs="华文中宋"/>
@@ -48938,6 +50091,12 @@
             <w:insideH w:val="single" w:color="auto" w:sz="4" w:space="0"/>
             <w:insideV w:val="single" w:color="auto" w:sz="4" w:space="0"/>
           </w:tblBorders>
+          <w:tblCellMar>
+            <w:top w:w="0" w:type="dxa"/>
+            <w:left w:w="108" w:type="dxa"/>
+            <w:bottom w:w="0" w:type="dxa"/>
+            <w:right w:w="108" w:type="dxa"/>
+          </w:tblCellMar>
         </w:tblPrEx>
         <w:trPr>
           <w:trHeight w:val="282" w:hRule="atLeast"/>
@@ -48989,6 +50148,12 @@
             <w:insideH w:val="single" w:color="auto" w:sz="4" w:space="0"/>
             <w:insideV w:val="single" w:color="auto" w:sz="4" w:space="0"/>
           </w:tblBorders>
+          <w:tblCellMar>
+            <w:top w:w="0" w:type="dxa"/>
+            <w:left w:w="108" w:type="dxa"/>
+            <w:bottom w:w="0" w:type="dxa"/>
+            <w:right w:w="108" w:type="dxa"/>
+          </w:tblCellMar>
         </w:tblPrEx>
         <w:trPr>
           <w:trHeight w:val="282" w:hRule="atLeast"/>
@@ -49110,6 +50275,12 @@
             <w:insideH w:val="single" w:color="auto" w:sz="4" w:space="0"/>
             <w:insideV w:val="single" w:color="auto" w:sz="4" w:space="0"/>
           </w:tblBorders>
+          <w:tblCellMar>
+            <w:top w:w="0" w:type="dxa"/>
+            <w:left w:w="108" w:type="dxa"/>
+            <w:bottom w:w="0" w:type="dxa"/>
+            <w:right w:w="108" w:type="dxa"/>
+          </w:tblCellMar>
         </w:tblPrEx>
         <w:trPr>
           <w:trHeight w:val="282" w:hRule="atLeast"/>
@@ -49161,6 +50332,12 @@
             <w:insideH w:val="single" w:color="auto" w:sz="4" w:space="0"/>
             <w:insideV w:val="single" w:color="auto" w:sz="4" w:space="0"/>
           </w:tblBorders>
+          <w:tblCellMar>
+            <w:top w:w="0" w:type="dxa"/>
+            <w:left w:w="108" w:type="dxa"/>
+            <w:bottom w:w="0" w:type="dxa"/>
+            <w:right w:w="108" w:type="dxa"/>
+          </w:tblCellMar>
         </w:tblPrEx>
         <w:trPr>
           <w:trHeight w:val="282" w:hRule="atLeast"/>
@@ -49246,6 +50423,12 @@
             <w:insideH w:val="single" w:color="auto" w:sz="4" w:space="0"/>
             <w:insideV w:val="single" w:color="auto" w:sz="4" w:space="0"/>
           </w:tblBorders>
+          <w:tblCellMar>
+            <w:top w:w="0" w:type="dxa"/>
+            <w:left w:w="108" w:type="dxa"/>
+            <w:bottom w:w="0" w:type="dxa"/>
+            <w:right w:w="108" w:type="dxa"/>
+          </w:tblCellMar>
         </w:tblPrEx>
         <w:trPr>
           <w:trHeight w:val="122" w:hRule="atLeast"/>
@@ -49361,6 +50544,12 @@
             <w:insideH w:val="single" w:color="auto" w:sz="4" w:space="0"/>
             <w:insideV w:val="single" w:color="auto" w:sz="4" w:space="0"/>
           </w:tblBorders>
+          <w:tblCellMar>
+            <w:top w:w="0" w:type="dxa"/>
+            <w:left w:w="108" w:type="dxa"/>
+            <w:bottom w:w="0" w:type="dxa"/>
+            <w:right w:w="108" w:type="dxa"/>
+          </w:tblCellMar>
         </w:tblPrEx>
         <w:trPr>
           <w:trHeight w:val="282" w:hRule="atLeast"/>
@@ -49457,6 +50646,12 @@
             <w:insideH w:val="single" w:color="auto" w:sz="4" w:space="0"/>
             <w:insideV w:val="single" w:color="auto" w:sz="4" w:space="0"/>
           </w:tblBorders>
+          <w:tblCellMar>
+            <w:top w:w="0" w:type="dxa"/>
+            <w:left w:w="108" w:type="dxa"/>
+            <w:bottom w:w="0" w:type="dxa"/>
+            <w:right w:w="108" w:type="dxa"/>
+          </w:tblCellMar>
         </w:tblPrEx>
         <w:trPr>
           <w:trHeight w:val="282" w:hRule="atLeast"/>
@@ -49836,6 +51031,12 @@
             <w:insideH w:val="single" w:color="auto" w:sz="4" w:space="0"/>
             <w:insideV w:val="single" w:color="auto" w:sz="4" w:space="0"/>
           </w:tblBorders>
+          <w:tblCellMar>
+            <w:top w:w="0" w:type="dxa"/>
+            <w:left w:w="108" w:type="dxa"/>
+            <w:bottom w:w="0" w:type="dxa"/>
+            <w:right w:w="108" w:type="dxa"/>
+          </w:tblCellMar>
         </w:tblPrEx>
         <w:tc>
           <w:tcPr>
@@ -50041,6 +51242,12 @@
             <w:insideH w:val="single" w:color="auto" w:sz="4" w:space="0"/>
             <w:insideV w:val="single" w:color="auto" w:sz="4" w:space="0"/>
           </w:tblBorders>
+          <w:tblCellMar>
+            <w:top w:w="0" w:type="dxa"/>
+            <w:left w:w="108" w:type="dxa"/>
+            <w:bottom w:w="0" w:type="dxa"/>
+            <w:right w:w="108" w:type="dxa"/>
+          </w:tblCellMar>
         </w:tblPrEx>
         <w:tc>
           <w:tcPr>
